--- a/Project-Planning/Meeting Minutes.docx
+++ b/Project-Planning/Meeting Minutes.docx
@@ -636,6 +636,64 @@
         <w:tab/>
         <w:tab/>
         <w:t xml:space="preserve"> 3</w:t>
+      </w:r>
+    </w:p>
+    <w:p>
+      <w:pPr>
+        <w:numPr>
+          <w:ilvl w:val="0"/>
+          <w:numId w:val="1"/>
+        </w:numPr>
+        <w:ind w:left="720" w:hanging="360"/>
+        <w:rPr>
+          <w:rFonts w:ascii="Lexend Light" w:cs="Lexend Light" w:eastAsia="Lexend Light" w:hAnsi="Lexend Light"/>
+          <w:sz w:val="30"/>
+          <w:szCs w:val="30"/>
+        </w:rPr>
+      </w:pPr>
+      <w:hyperlink w:anchor="nmp9aor9ci5s">
+        <w:r>
+          <w:rPr>
+            <w:rFonts w:ascii="Lexend Light" w:cs="Lexend Light" w:eastAsia="Lexend Light" w:hAnsi="Lexend Light"/>
+            <w:color w:val="1155cc"/>
+            <w:sz w:val="30"/>
+            <w:szCs w:val="30"/>
+            <w:u w:val="single"/>
+            <w:rtl w:val="0"/>
+          </w:rPr>
+          <w:t xml:space="preserve">Meeting 02/27/26</w:t>
+        </w:r>
+      </w:hyperlink>
+      <w:r>
+        <w:rPr>
+          <w:rFonts w:ascii="Lexend Light" w:cs="Lexend Light" w:eastAsia="Lexend Light" w:hAnsi="Lexend Light"/>
+          <w:sz w:val="30"/>
+          <w:szCs w:val="30"/>
+          <w:rtl w:val="0"/>
+        </w:rPr>
+        <w:tab/>
+        <w:tab/>
+        <w:tab/>
+        <w:tab/>
+        <w:tab/>
+        <w:tab/>
+        <w:tab/>
+        <w:tab/>
+        <w:t xml:space="preserve"> 4</w:t>
+      </w:r>
+    </w:p>
+    <w:p>
+      <w:pPr>
+        <w:rPr>
+          <w:rFonts w:ascii="Times New Roman" w:cs="Times New Roman" w:eastAsia="Times New Roman" w:hAnsi="Times New Roman"/>
+          <w:sz w:val="24"/>
+          <w:szCs w:val="24"/>
+        </w:rPr>
+      </w:pPr>
+      <w:r>
+        <w:rPr>
+          <w:rtl w:val="0"/>
+        </w:rPr>
       </w:r>
     </w:p>
     <w:p>
@@ -2285,6 +2343,1334 @@
     <w:p>
       <w:pPr>
         <w:ind w:left="0" w:firstLine="0"/>
+        <w:rPr>
+          <w:rFonts w:ascii="Times New Roman" w:cs="Times New Roman" w:eastAsia="Times New Roman" w:hAnsi="Times New Roman"/>
+          <w:sz w:val="24"/>
+          <w:szCs w:val="24"/>
+        </w:rPr>
+      </w:pPr>
+      <w:r>
+        <w:rPr>
+          <w:rtl w:val="0"/>
+        </w:rPr>
+      </w:r>
+    </w:p>
+    <w:p>
+      <w:pPr>
+        <w:rPr>
+          <w:rFonts w:ascii="Times New Roman" w:cs="Times New Roman" w:eastAsia="Times New Roman" w:hAnsi="Times New Roman"/>
+          <w:sz w:val="24"/>
+          <w:szCs w:val="24"/>
+        </w:rPr>
+      </w:pPr>
+      <w:r>
+        <w:rPr>
+          <w:rtl w:val="0"/>
+        </w:rPr>
+      </w:r>
+    </w:p>
+    <w:tbl>
+      <w:tblPr>
+        <w:tblStyle w:val="Table4"/>
+        <w:tblW w:w="9360.0" w:type="dxa"/>
+        <w:jc w:val="left"/>
+        <w:tblBorders>
+          <w:top w:color="000000" w:space="0" w:sz="8" w:val="single"/>
+          <w:left w:color="000000" w:space="0" w:sz="8" w:val="single"/>
+          <w:bottom w:color="000000" w:space="0" w:sz="8" w:val="single"/>
+          <w:right w:color="000000" w:space="0" w:sz="8" w:val="single"/>
+          <w:insideH w:color="000000" w:space="0" w:sz="8" w:val="single"/>
+          <w:insideV w:color="000000" w:space="0" w:sz="8" w:val="single"/>
+        </w:tblBorders>
+        <w:tblLayout w:type="fixed"/>
+        <w:tblLook w:val="0600"/>
+      </w:tblPr>
+      <w:tblGrid>
+        <w:gridCol w:w="3135"/>
+        <w:gridCol w:w="2820"/>
+        <w:gridCol w:w="315"/>
+        <w:gridCol w:w="3090"/>
+        <w:tblGridChange w:id="0">
+          <w:tblGrid>
+            <w:gridCol w:w="3135"/>
+            <w:gridCol w:w="2820"/>
+            <w:gridCol w:w="315"/>
+            <w:gridCol w:w="3090"/>
+          </w:tblGrid>
+        </w:tblGridChange>
+      </w:tblGrid>
+      <w:tr>
+        <w:trPr>
+          <w:cantSplit w:val="0"/>
+          <w:trHeight w:val="440" w:hRule="atLeast"/>
+          <w:tblHeader w:val="0"/>
+        </w:trPr>
+        <w:tc>
+          <w:tcPr>
+            <w:gridSpan w:val="4"/>
+            <w:shd w:fill="b4a7d6" w:val="clear"/>
+            <w:tcMar>
+              <w:top w:w="100.0" w:type="dxa"/>
+              <w:left w:w="100.0" w:type="dxa"/>
+              <w:bottom w:w="100.0" w:type="dxa"/>
+              <w:right w:w="100.0" w:type="dxa"/>
+            </w:tcMar>
+            <w:vAlign w:val="top"/>
+          </w:tcPr>
+          <w:bookmarkStart w:colFirst="0" w:colLast="0" w:name="nmp9aor9ci5s" w:id="1"/>
+          <w:bookmarkEnd w:id="1"/>
+          <w:p>
+            <w:pPr>
+              <w:widowControl w:val="0"/>
+              <w:spacing w:line="240" w:lineRule="auto"/>
+              <w:jc w:val="center"/>
+              <w:rPr>
+                <w:rFonts w:ascii="Lexend" w:cs="Lexend" w:eastAsia="Lexend" w:hAnsi="Lexend"/>
+                <w:b w:val="1"/>
+                <w:bCs w:val="1"/>
+                <w:sz w:val="26"/>
+                <w:szCs w:val="26"/>
+              </w:rPr>
+            </w:pPr>
+            <w:r>
+              <w:rPr>
+                <w:rFonts w:ascii="Lexend" w:cs="Lexend" w:eastAsia="Lexend" w:hAnsi="Lexend"/>
+                <w:b w:val="1"/>
+                <w:bCs w:val="1"/>
+                <w:sz w:val="26"/>
+                <w:szCs w:val="26"/>
+                <w:rtl w:val="0"/>
+              </w:rPr>
+              <w:t xml:space="preserve">Meeting Details</w:t>
+            </w:r>
+          </w:p>
+        </w:tc>
+      </w:tr>
+      <w:tr>
+        <w:trPr>
+          <w:cantSplit w:val="0"/>
+          <w:trHeight w:val="440" w:hRule="atLeast"/>
+          <w:tblHeader w:val="0"/>
+        </w:trPr>
+        <w:tc>
+          <w:tcPr>
+            <w:gridSpan w:val="4"/>
+            <w:shd w:fill="d9d2e9" w:val="clear"/>
+            <w:tcMar>
+              <w:top w:w="100.0" w:type="dxa"/>
+              <w:left w:w="100.0" w:type="dxa"/>
+              <w:bottom w:w="100.0" w:type="dxa"/>
+              <w:right w:w="100.0" w:type="dxa"/>
+            </w:tcMar>
+            <w:vAlign w:val="top"/>
+          </w:tcPr>
+          <w:p>
+            <w:pPr>
+              <w:widowControl w:val="0"/>
+              <w:spacing w:line="240" w:lineRule="auto"/>
+              <w:rPr>
+                <w:rFonts w:ascii="Lexend" w:cs="Lexend" w:eastAsia="Lexend" w:hAnsi="Lexend"/>
+              </w:rPr>
+            </w:pPr>
+            <w:r>
+              <w:rPr>
+                <w:rFonts w:ascii="Lexend" w:cs="Lexend" w:eastAsia="Lexend" w:hAnsi="Lexend"/>
+                <w:b w:val="1"/>
+                <w:bCs w:val="1"/>
+                <w:rtl w:val="0"/>
+              </w:rPr>
+              <w:t xml:space="preserve">Meeting Objective:</w:t>
+            </w:r>
+            <w:r>
+              <w:rPr>
+                <w:rFonts w:ascii="Lexend" w:cs="Lexend" w:eastAsia="Lexend" w:hAnsi="Lexend"/>
+                <w:rtl w:val="0"/>
+              </w:rPr>
+              <w:t xml:space="preserve"> Delegate Tasks, Share Brainstorm Ideas</w:t>
+            </w:r>
+          </w:p>
+        </w:tc>
+      </w:tr>
+      <w:tr>
+        <w:trPr>
+          <w:cantSplit w:val="0"/>
+          <w:trHeight w:val="440" w:hRule="atLeast"/>
+          <w:tblHeader w:val="0"/>
+        </w:trPr>
+        <w:tc>
+          <w:tcPr>
+            <w:shd w:fill="d9d2e9" w:val="clear"/>
+            <w:tcMar>
+              <w:top w:w="100.0" w:type="dxa"/>
+              <w:left w:w="100.0" w:type="dxa"/>
+              <w:bottom w:w="100.0" w:type="dxa"/>
+              <w:right w:w="100.0" w:type="dxa"/>
+            </w:tcMar>
+            <w:vAlign w:val="top"/>
+          </w:tcPr>
+          <w:p>
+            <w:pPr>
+              <w:widowControl w:val="0"/>
+              <w:spacing w:line="240" w:lineRule="auto"/>
+              <w:rPr>
+                <w:rFonts w:ascii="Lexend" w:cs="Lexend" w:eastAsia="Lexend" w:hAnsi="Lexend"/>
+              </w:rPr>
+            </w:pPr>
+            <w:r>
+              <w:rPr>
+                <w:rFonts w:ascii="Lexend" w:cs="Lexend" w:eastAsia="Lexend" w:hAnsi="Lexend"/>
+                <w:b w:val="1"/>
+                <w:bCs w:val="1"/>
+                <w:rtl w:val="0"/>
+              </w:rPr>
+              <w:t xml:space="preserve">Date:</w:t>
+            </w:r>
+            <w:r>
+              <w:rPr>
+                <w:rFonts w:ascii="Lexend" w:cs="Lexend" w:eastAsia="Lexend" w:hAnsi="Lexend"/>
+                <w:rtl w:val="0"/>
+              </w:rPr>
+              <w:t xml:space="preserve"> 02/27/26</w:t>
+            </w:r>
+          </w:p>
+        </w:tc>
+        <w:tc>
+          <w:tcPr>
+            <w:shd w:fill="d9d2e9" w:val="clear"/>
+            <w:tcMar>
+              <w:top w:w="100.0" w:type="dxa"/>
+              <w:left w:w="100.0" w:type="dxa"/>
+              <w:bottom w:w="100.0" w:type="dxa"/>
+              <w:right w:w="100.0" w:type="dxa"/>
+            </w:tcMar>
+            <w:vAlign w:val="top"/>
+          </w:tcPr>
+          <w:p>
+            <w:pPr>
+              <w:widowControl w:val="0"/>
+              <w:spacing w:line="240" w:lineRule="auto"/>
+              <w:rPr>
+                <w:rFonts w:ascii="Lexend" w:cs="Lexend" w:eastAsia="Lexend" w:hAnsi="Lexend"/>
+              </w:rPr>
+            </w:pPr>
+            <w:r>
+              <w:rPr>
+                <w:rFonts w:ascii="Lexend" w:cs="Lexend" w:eastAsia="Lexend" w:hAnsi="Lexend"/>
+                <w:b w:val="1"/>
+                <w:bCs w:val="1"/>
+                <w:rtl w:val="0"/>
+              </w:rPr>
+              <w:t xml:space="preserve">Time:</w:t>
+            </w:r>
+            <w:r>
+              <w:rPr>
+                <w:rFonts w:ascii="Lexend" w:cs="Lexend" w:eastAsia="Lexend" w:hAnsi="Lexend"/>
+                <w:rtl w:val="0"/>
+              </w:rPr>
+              <w:t xml:space="preserve"> 6:30pm</w:t>
+            </w:r>
+          </w:p>
+        </w:tc>
+        <w:tc>
+          <w:tcPr>
+            <w:gridSpan w:val="2"/>
+            <w:shd w:fill="d9d2e9" w:val="clear"/>
+            <w:tcMar>
+              <w:top w:w="100.0" w:type="dxa"/>
+              <w:left w:w="100.0" w:type="dxa"/>
+              <w:bottom w:w="100.0" w:type="dxa"/>
+              <w:right w:w="100.0" w:type="dxa"/>
+            </w:tcMar>
+            <w:vAlign w:val="top"/>
+          </w:tcPr>
+          <w:p>
+            <w:pPr>
+              <w:widowControl w:val="0"/>
+              <w:spacing w:line="240" w:lineRule="auto"/>
+              <w:rPr>
+                <w:rFonts w:ascii="Lexend" w:cs="Lexend" w:eastAsia="Lexend" w:hAnsi="Lexend"/>
+              </w:rPr>
+            </w:pPr>
+            <w:r>
+              <w:rPr>
+                <w:rFonts w:ascii="Lexend" w:cs="Lexend" w:eastAsia="Lexend" w:hAnsi="Lexend"/>
+                <w:b w:val="1"/>
+                <w:bCs w:val="1"/>
+                <w:rtl w:val="0"/>
+              </w:rPr>
+              <w:t xml:space="preserve">Location:</w:t>
+            </w:r>
+            <w:r>
+              <w:rPr>
+                <w:rFonts w:ascii="Lexend" w:cs="Lexend" w:eastAsia="Lexend" w:hAnsi="Lexend"/>
+                <w:rtl w:val="0"/>
+              </w:rPr>
+              <w:t xml:space="preserve"> Discord Call</w:t>
+            </w:r>
+          </w:p>
+        </w:tc>
+      </w:tr>
+      <w:tr>
+        <w:trPr>
+          <w:cantSplit w:val="0"/>
+          <w:trHeight w:val="440" w:hRule="atLeast"/>
+          <w:tblHeader w:val="0"/>
+        </w:trPr>
+        <w:tc>
+          <w:tcPr>
+            <w:gridSpan w:val="4"/>
+            <w:shd w:fill="d9d2e9" w:val="clear"/>
+            <w:tcMar>
+              <w:top w:w="100.0" w:type="dxa"/>
+              <w:left w:w="100.0" w:type="dxa"/>
+              <w:bottom w:w="100.0" w:type="dxa"/>
+              <w:right w:w="100.0" w:type="dxa"/>
+            </w:tcMar>
+            <w:vAlign w:val="top"/>
+          </w:tcPr>
+          <w:p>
+            <w:pPr>
+              <w:widowControl w:val="0"/>
+              <w:spacing w:line="240" w:lineRule="auto"/>
+              <w:rPr>
+                <w:rFonts w:ascii="Lexend" w:cs="Lexend" w:eastAsia="Lexend" w:hAnsi="Lexend"/>
+              </w:rPr>
+            </w:pPr>
+            <w:r>
+              <w:rPr>
+                <w:rFonts w:ascii="Lexend" w:cs="Lexend" w:eastAsia="Lexend" w:hAnsi="Lexend"/>
+                <w:b w:val="1"/>
+                <w:bCs w:val="1"/>
+                <w:rtl w:val="0"/>
+              </w:rPr>
+              <w:t xml:space="preserve">Attendees:</w:t>
+            </w:r>
+            <w:r>
+              <w:rPr>
+                <w:rFonts w:ascii="Lexend" w:cs="Lexend" w:eastAsia="Lexend" w:hAnsi="Lexend"/>
+                <w:rtl w:val="0"/>
+              </w:rPr>
+              <w:t xml:space="preserve"> Tochi, Daniel, Monisha, Nikki, Sadhvik</w:t>
+            </w:r>
+          </w:p>
+        </w:tc>
+      </w:tr>
+      <w:tr>
+        <w:trPr>
+          <w:cantSplit w:val="0"/>
+          <w:trHeight w:val="440" w:hRule="atLeast"/>
+          <w:tblHeader w:val="0"/>
+        </w:trPr>
+        <w:tc>
+          <w:tcPr>
+            <w:gridSpan w:val="4"/>
+            <w:shd w:fill="d9d2e9" w:val="clear"/>
+            <w:tcMar>
+              <w:top w:w="100.0" w:type="dxa"/>
+              <w:left w:w="100.0" w:type="dxa"/>
+              <w:bottom w:w="100.0" w:type="dxa"/>
+              <w:right w:w="100.0" w:type="dxa"/>
+            </w:tcMar>
+            <w:vAlign w:val="top"/>
+          </w:tcPr>
+          <w:p>
+            <w:pPr>
+              <w:widowControl w:val="0"/>
+              <w:spacing w:line="240" w:lineRule="auto"/>
+              <w:rPr>
+                <w:rFonts w:ascii="Lexend" w:cs="Lexend" w:eastAsia="Lexend" w:hAnsi="Lexend"/>
+              </w:rPr>
+            </w:pPr>
+            <w:r>
+              <w:rPr>
+                <w:rFonts w:ascii="Lexend" w:cs="Lexend" w:eastAsia="Lexend" w:hAnsi="Lexend"/>
+                <w:b w:val="1"/>
+                <w:bCs w:val="1"/>
+                <w:rtl w:val="0"/>
+              </w:rPr>
+              <w:t xml:space="preserve">Absentees:</w:t>
+            </w:r>
+            <w:r>
+              <w:rPr>
+                <w:rFonts w:ascii="Lexend" w:cs="Lexend" w:eastAsia="Lexend" w:hAnsi="Lexend"/>
+                <w:rtl w:val="0"/>
+              </w:rPr>
+              <w:t xml:space="preserve"> none</w:t>
+            </w:r>
+          </w:p>
+        </w:tc>
+      </w:tr>
+    </w:tbl>
+    <w:p>
+      <w:pPr>
+        <w:rPr>
+          <w:rFonts w:ascii="Lexend" w:cs="Lexend" w:eastAsia="Lexend" w:hAnsi="Lexend"/>
+        </w:rPr>
+      </w:pPr>
+      <w:r>
+        <w:rPr>
+          <w:rtl w:val="0"/>
+        </w:rPr>
+      </w:r>
+    </w:p>
+    <w:tbl>
+      <w:tblPr>
+        <w:tblStyle w:val="Table5"/>
+        <w:tblW w:w="9360.0" w:type="dxa"/>
+        <w:jc w:val="left"/>
+        <w:tblBorders>
+          <w:top w:color="000000" w:space="0" w:sz="8" w:val="single"/>
+          <w:left w:color="000000" w:space="0" w:sz="8" w:val="single"/>
+          <w:bottom w:color="000000" w:space="0" w:sz="8" w:val="single"/>
+          <w:right w:color="000000" w:space="0" w:sz="8" w:val="single"/>
+          <w:insideH w:color="000000" w:space="0" w:sz="8" w:val="single"/>
+          <w:insideV w:color="000000" w:space="0" w:sz="8" w:val="single"/>
+        </w:tblBorders>
+        <w:tblLayout w:type="fixed"/>
+        <w:tblLook w:val="0600"/>
+      </w:tblPr>
+      <w:tblGrid>
+        <w:gridCol w:w="3135"/>
+        <w:gridCol w:w="1275"/>
+        <w:gridCol w:w="1860"/>
+        <w:gridCol w:w="3090"/>
+        <w:tblGridChange w:id="0">
+          <w:tblGrid>
+            <w:gridCol w:w="3135"/>
+            <w:gridCol w:w="1275"/>
+            <w:gridCol w:w="1860"/>
+            <w:gridCol w:w="3090"/>
+          </w:tblGrid>
+        </w:tblGridChange>
+      </w:tblGrid>
+      <w:tr>
+        <w:trPr>
+          <w:cantSplit w:val="0"/>
+          <w:trHeight w:val="440" w:hRule="atLeast"/>
+          <w:tblHeader w:val="0"/>
+        </w:trPr>
+        <w:tc>
+          <w:tcPr>
+            <w:gridSpan w:val="2"/>
+            <w:shd w:fill="b4a7d6" w:val="clear"/>
+            <w:tcMar>
+              <w:top w:w="100.0" w:type="dxa"/>
+              <w:left w:w="100.0" w:type="dxa"/>
+              <w:bottom w:w="100.0" w:type="dxa"/>
+              <w:right w:w="100.0" w:type="dxa"/>
+            </w:tcMar>
+            <w:vAlign w:val="top"/>
+          </w:tcPr>
+          <w:p>
+            <w:pPr>
+              <w:widowControl w:val="0"/>
+              <w:spacing w:line="240" w:lineRule="auto"/>
+              <w:jc w:val="center"/>
+              <w:rPr>
+                <w:rFonts w:ascii="Lexend" w:cs="Lexend" w:eastAsia="Lexend" w:hAnsi="Lexend"/>
+                <w:b w:val="1"/>
+                <w:bCs w:val="1"/>
+                <w:sz w:val="26"/>
+                <w:szCs w:val="26"/>
+              </w:rPr>
+            </w:pPr>
+            <w:r>
+              <w:rPr>
+                <w:rFonts w:ascii="Lexend" w:cs="Lexend" w:eastAsia="Lexend" w:hAnsi="Lexend"/>
+                <w:b w:val="1"/>
+                <w:bCs w:val="1"/>
+                <w:sz w:val="26"/>
+                <w:szCs w:val="26"/>
+                <w:rtl w:val="0"/>
+              </w:rPr>
+              <w:t xml:space="preserve">Agenda</w:t>
+            </w:r>
+          </w:p>
+        </w:tc>
+        <w:tc>
+          <w:tcPr>
+            <w:gridSpan w:val="2"/>
+            <w:shd w:fill="b4a7d6" w:val="clear"/>
+            <w:tcMar>
+              <w:top w:w="100.0" w:type="dxa"/>
+              <w:left w:w="100.0" w:type="dxa"/>
+              <w:bottom w:w="100.0" w:type="dxa"/>
+              <w:right w:w="100.0" w:type="dxa"/>
+            </w:tcMar>
+            <w:vAlign w:val="top"/>
+          </w:tcPr>
+          <w:p>
+            <w:pPr>
+              <w:widowControl w:val="0"/>
+              <w:spacing w:line="240" w:lineRule="auto"/>
+              <w:jc w:val="center"/>
+              <w:rPr>
+                <w:rFonts w:ascii="Lexend" w:cs="Lexend" w:eastAsia="Lexend" w:hAnsi="Lexend"/>
+                <w:b w:val="1"/>
+                <w:bCs w:val="1"/>
+                <w:sz w:val="26"/>
+                <w:szCs w:val="26"/>
+              </w:rPr>
+            </w:pPr>
+            <w:r>
+              <w:rPr>
+                <w:rFonts w:ascii="Lexend" w:cs="Lexend" w:eastAsia="Lexend" w:hAnsi="Lexend"/>
+                <w:b w:val="1"/>
+                <w:bCs w:val="1"/>
+                <w:sz w:val="26"/>
+                <w:szCs w:val="26"/>
+                <w:rtl w:val="0"/>
+              </w:rPr>
+              <w:t xml:space="preserve">Notes</w:t>
+            </w:r>
+          </w:p>
+        </w:tc>
+      </w:tr>
+      <w:tr>
+        <w:trPr>
+          <w:cantSplit w:val="0"/>
+          <w:trHeight w:val="440" w:hRule="atLeast"/>
+          <w:tblHeader w:val="0"/>
+        </w:trPr>
+        <w:tc>
+          <w:tcPr>
+            <w:gridSpan w:val="2"/>
+            <w:shd w:fill="d9d2e9" w:val="clear"/>
+            <w:tcMar>
+              <w:top w:w="100.0" w:type="dxa"/>
+              <w:left w:w="100.0" w:type="dxa"/>
+              <w:bottom w:w="100.0" w:type="dxa"/>
+              <w:right w:w="100.0" w:type="dxa"/>
+            </w:tcMar>
+            <w:vAlign w:val="top"/>
+          </w:tcPr>
+          <w:p>
+            <w:pPr>
+              <w:widowControl w:val="0"/>
+              <w:spacing w:line="240" w:lineRule="auto"/>
+              <w:rPr>
+                <w:rFonts w:ascii="Lexend" w:cs="Lexend" w:eastAsia="Lexend" w:hAnsi="Lexend"/>
+              </w:rPr>
+            </w:pPr>
+            <w:r>
+              <w:rPr>
+                <w:rFonts w:ascii="Lexend" w:cs="Lexend" w:eastAsia="Lexend" w:hAnsi="Lexend"/>
+                <w:rtl w:val="0"/>
+              </w:rPr>
+              <w:t xml:space="preserve">Share brainstorm ideas</w:t>
+            </w:r>
+          </w:p>
+        </w:tc>
+        <w:tc>
+          <w:tcPr>
+            <w:gridSpan w:val="2"/>
+            <w:shd w:fill="d9d2e9" w:val="clear"/>
+            <w:tcMar>
+              <w:top w:w="100.0" w:type="dxa"/>
+              <w:left w:w="100.0" w:type="dxa"/>
+              <w:bottom w:w="100.0" w:type="dxa"/>
+              <w:right w:w="100.0" w:type="dxa"/>
+            </w:tcMar>
+            <w:vAlign w:val="top"/>
+          </w:tcPr>
+          <w:p>
+            <w:pPr>
+              <w:widowControl w:val="0"/>
+              <w:spacing w:line="240" w:lineRule="auto"/>
+              <w:rPr>
+                <w:rFonts w:ascii="Lexend" w:cs="Lexend" w:eastAsia="Lexend" w:hAnsi="Lexend"/>
+              </w:rPr>
+            </w:pPr>
+            <w:r>
+              <w:rPr>
+                <w:rFonts w:ascii="Lexend" w:cs="Lexend" w:eastAsia="Lexend" w:hAnsi="Lexend"/>
+                <w:rtl w:val="0"/>
+              </w:rPr>
+              <w:t xml:space="preserve">Tochi shared class candidate ideas (small description, some attributes, methods)</w:t>
+            </w:r>
+          </w:p>
+          <w:p>
+            <w:pPr>
+              <w:widowControl w:val="0"/>
+              <w:spacing w:line="240" w:lineRule="auto"/>
+              <w:rPr>
+                <w:rFonts w:ascii="Lexend" w:cs="Lexend" w:eastAsia="Lexend" w:hAnsi="Lexend"/>
+              </w:rPr>
+            </w:pPr>
+            <w:r>
+              <w:rPr>
+                <w:rtl w:val="0"/>
+              </w:rPr>
+            </w:r>
+          </w:p>
+          <w:p>
+            <w:pPr>
+              <w:widowControl w:val="0"/>
+              <w:spacing w:line="240" w:lineRule="auto"/>
+              <w:rPr>
+                <w:rFonts w:ascii="Lexend" w:cs="Lexend" w:eastAsia="Lexend" w:hAnsi="Lexend"/>
+              </w:rPr>
+            </w:pPr>
+            <w:r>
+              <w:rPr>
+                <w:rFonts w:ascii="Lexend" w:cs="Lexend" w:eastAsia="Lexend" w:hAnsi="Lexend"/>
+                <w:rtl w:val="0"/>
+              </w:rPr>
+              <w:t xml:space="preserve">Nikki shared Specific Module ideas (ex: Player, TableGame, Server, etc.)</w:t>
+            </w:r>
+          </w:p>
+          <w:p>
+            <w:pPr>
+              <w:widowControl w:val="0"/>
+              <w:spacing w:line="240" w:lineRule="auto"/>
+              <w:rPr>
+                <w:rFonts w:ascii="Lexend" w:cs="Lexend" w:eastAsia="Lexend" w:hAnsi="Lexend"/>
+              </w:rPr>
+            </w:pPr>
+            <w:r>
+              <w:rPr>
+                <w:rtl w:val="0"/>
+              </w:rPr>
+            </w:r>
+          </w:p>
+        </w:tc>
+      </w:tr>
+      <w:tr>
+        <w:trPr>
+          <w:cantSplit w:val="0"/>
+          <w:trHeight w:val="440" w:hRule="atLeast"/>
+          <w:tblHeader w:val="0"/>
+        </w:trPr>
+        <w:tc>
+          <w:tcPr>
+            <w:gridSpan w:val="2"/>
+            <w:shd w:fill="d9d2e9" w:val="clear"/>
+            <w:tcMar>
+              <w:top w:w="100.0" w:type="dxa"/>
+              <w:left w:w="100.0" w:type="dxa"/>
+              <w:bottom w:w="100.0" w:type="dxa"/>
+              <w:right w:w="100.0" w:type="dxa"/>
+            </w:tcMar>
+            <w:vAlign w:val="top"/>
+          </w:tcPr>
+          <w:p>
+            <w:pPr>
+              <w:widowControl w:val="0"/>
+              <w:spacing w:line="240" w:lineRule="auto"/>
+              <w:rPr>
+                <w:rFonts w:ascii="Lexend" w:cs="Lexend" w:eastAsia="Lexend" w:hAnsi="Lexend"/>
+              </w:rPr>
+            </w:pPr>
+            <w:r>
+              <w:rPr>
+                <w:rFonts w:ascii="Lexend" w:cs="Lexend" w:eastAsia="Lexend" w:hAnsi="Lexend"/>
+                <w:rtl w:val="0"/>
+              </w:rPr>
+              <w:t xml:space="preserve">Who Does What Section</w:t>
+            </w:r>
+          </w:p>
+        </w:tc>
+        <w:tc>
+          <w:tcPr>
+            <w:gridSpan w:val="2"/>
+            <w:shd w:fill="d9d2e9" w:val="clear"/>
+            <w:tcMar>
+              <w:top w:w="100.0" w:type="dxa"/>
+              <w:left w:w="100.0" w:type="dxa"/>
+              <w:bottom w:w="100.0" w:type="dxa"/>
+              <w:right w:w="100.0" w:type="dxa"/>
+            </w:tcMar>
+            <w:vAlign w:val="top"/>
+          </w:tcPr>
+          <w:p>
+            <w:pPr>
+              <w:widowControl w:val="0"/>
+              <w:spacing w:line="240" w:lineRule="auto"/>
+              <w:rPr>
+                <w:rFonts w:ascii="Lexend" w:cs="Lexend" w:eastAsia="Lexend" w:hAnsi="Lexend"/>
+              </w:rPr>
+            </w:pPr>
+            <w:r>
+              <w:rPr>
+                <w:rFonts w:ascii="Lexend" w:cs="Lexend" w:eastAsia="Lexend" w:hAnsi="Lexend"/>
+                <w:rtl w:val="0"/>
+              </w:rPr>
+              <w:t xml:space="preserve">See Action Plan for more details..</w:t>
+            </w:r>
+          </w:p>
+        </w:tc>
+      </w:tr>
+    </w:tbl>
+    <w:p>
+      <w:pPr>
+        <w:rPr>
+          <w:rFonts w:ascii="Lexend" w:cs="Lexend" w:eastAsia="Lexend" w:hAnsi="Lexend"/>
+        </w:rPr>
+      </w:pPr>
+      <w:r>
+        <w:rPr>
+          <w:rtl w:val="0"/>
+        </w:rPr>
+      </w:r>
+    </w:p>
+    <w:tbl>
+      <w:tblPr>
+        <w:tblStyle w:val="Table6"/>
+        <w:tblW w:w="9360.0" w:type="dxa"/>
+        <w:jc w:val="left"/>
+        <w:tblBorders>
+          <w:top w:color="000000" w:space="0" w:sz="8" w:val="single"/>
+          <w:left w:color="000000" w:space="0" w:sz="8" w:val="single"/>
+          <w:bottom w:color="000000" w:space="0" w:sz="8" w:val="single"/>
+          <w:right w:color="000000" w:space="0" w:sz="8" w:val="single"/>
+          <w:insideH w:color="000000" w:space="0" w:sz="8" w:val="single"/>
+          <w:insideV w:color="000000" w:space="0" w:sz="8" w:val="single"/>
+        </w:tblBorders>
+        <w:tblLayout w:type="fixed"/>
+        <w:tblLook w:val="0600"/>
+      </w:tblPr>
+      <w:tblGrid>
+        <w:gridCol w:w="3120"/>
+        <w:gridCol w:w="3120"/>
+        <w:gridCol w:w="3120"/>
+        <w:tblGridChange w:id="0">
+          <w:tblGrid>
+            <w:gridCol w:w="3120"/>
+            <w:gridCol w:w="3120"/>
+            <w:gridCol w:w="3120"/>
+          </w:tblGrid>
+        </w:tblGridChange>
+      </w:tblGrid>
+      <w:tr>
+        <w:trPr>
+          <w:cantSplit w:val="0"/>
+          <w:trHeight w:val="440" w:hRule="atLeast"/>
+          <w:tblHeader w:val="0"/>
+        </w:trPr>
+        <w:tc>
+          <w:tcPr>
+            <w:gridSpan w:val="3"/>
+            <w:shd w:fill="b4a7d6" w:val="clear"/>
+            <w:tcMar>
+              <w:top w:w="100.0" w:type="dxa"/>
+              <w:left w:w="100.0" w:type="dxa"/>
+              <w:bottom w:w="100.0" w:type="dxa"/>
+              <w:right w:w="100.0" w:type="dxa"/>
+            </w:tcMar>
+            <w:vAlign w:val="top"/>
+          </w:tcPr>
+          <w:p>
+            <w:pPr>
+              <w:widowControl w:val="0"/>
+              <w:spacing w:line="240" w:lineRule="auto"/>
+              <w:jc w:val="center"/>
+              <w:rPr>
+                <w:rFonts w:ascii="Lexend" w:cs="Lexend" w:eastAsia="Lexend" w:hAnsi="Lexend"/>
+                <w:b w:val="1"/>
+                <w:bCs w:val="1"/>
+                <w:sz w:val="26"/>
+                <w:szCs w:val="26"/>
+              </w:rPr>
+            </w:pPr>
+            <w:r>
+              <w:rPr>
+                <w:rFonts w:ascii="Lexend" w:cs="Lexend" w:eastAsia="Lexend" w:hAnsi="Lexend"/>
+                <w:b w:val="1"/>
+                <w:bCs w:val="1"/>
+                <w:sz w:val="26"/>
+                <w:szCs w:val="26"/>
+                <w:rtl w:val="0"/>
+              </w:rPr>
+              <w:t xml:space="preserve">Action Plan</w:t>
+            </w:r>
+          </w:p>
+        </w:tc>
+      </w:tr>
+      <w:tr>
+        <w:trPr>
+          <w:cantSplit w:val="0"/>
+          <w:tblHeader w:val="0"/>
+        </w:trPr>
+        <w:tc>
+          <w:tcPr>
+            <w:shd w:fill="b4a7d6" w:val="clear"/>
+            <w:tcMar>
+              <w:top w:w="100.0" w:type="dxa"/>
+              <w:left w:w="100.0" w:type="dxa"/>
+              <w:bottom w:w="100.0" w:type="dxa"/>
+              <w:right w:w="100.0" w:type="dxa"/>
+            </w:tcMar>
+            <w:vAlign w:val="top"/>
+          </w:tcPr>
+          <w:p>
+            <w:pPr>
+              <w:widowControl w:val="0"/>
+              <w:spacing w:line="240" w:lineRule="auto"/>
+              <w:jc w:val="center"/>
+              <w:rPr>
+                <w:rFonts w:ascii="Lexend" w:cs="Lexend" w:eastAsia="Lexend" w:hAnsi="Lexend"/>
+                <w:b w:val="1"/>
+                <w:bCs w:val="1"/>
+                <w:sz w:val="24"/>
+                <w:szCs w:val="24"/>
+              </w:rPr>
+            </w:pPr>
+            <w:r>
+              <w:rPr>
+                <w:rFonts w:ascii="Lexend" w:cs="Lexend" w:eastAsia="Lexend" w:hAnsi="Lexend"/>
+                <w:b w:val="1"/>
+                <w:bCs w:val="1"/>
+                <w:sz w:val="24"/>
+                <w:szCs w:val="24"/>
+                <w:rtl w:val="0"/>
+              </w:rPr>
+              <w:t xml:space="preserve">Action</w:t>
+            </w:r>
+          </w:p>
+        </w:tc>
+        <w:tc>
+          <w:tcPr>
+            <w:shd w:fill="b4a7d6" w:val="clear"/>
+            <w:tcMar>
+              <w:top w:w="100.0" w:type="dxa"/>
+              <w:left w:w="100.0" w:type="dxa"/>
+              <w:bottom w:w="100.0" w:type="dxa"/>
+              <w:right w:w="100.0" w:type="dxa"/>
+            </w:tcMar>
+            <w:vAlign w:val="top"/>
+          </w:tcPr>
+          <w:p>
+            <w:pPr>
+              <w:widowControl w:val="0"/>
+              <w:spacing w:line="240" w:lineRule="auto"/>
+              <w:jc w:val="center"/>
+              <w:rPr>
+                <w:rFonts w:ascii="Lexend" w:cs="Lexend" w:eastAsia="Lexend" w:hAnsi="Lexend"/>
+                <w:b w:val="1"/>
+                <w:bCs w:val="1"/>
+                <w:sz w:val="24"/>
+                <w:szCs w:val="24"/>
+              </w:rPr>
+            </w:pPr>
+            <w:r>
+              <w:rPr>
+                <w:rFonts w:ascii="Lexend" w:cs="Lexend" w:eastAsia="Lexend" w:hAnsi="Lexend"/>
+                <w:b w:val="1"/>
+                <w:bCs w:val="1"/>
+                <w:sz w:val="24"/>
+                <w:szCs w:val="24"/>
+                <w:rtl w:val="0"/>
+              </w:rPr>
+              <w:t xml:space="preserve">Assigned To</w:t>
+            </w:r>
+          </w:p>
+        </w:tc>
+        <w:tc>
+          <w:tcPr>
+            <w:shd w:fill="b4a7d6" w:val="clear"/>
+            <w:tcMar>
+              <w:top w:w="100.0" w:type="dxa"/>
+              <w:left w:w="100.0" w:type="dxa"/>
+              <w:bottom w:w="100.0" w:type="dxa"/>
+              <w:right w:w="100.0" w:type="dxa"/>
+            </w:tcMar>
+            <w:vAlign w:val="top"/>
+          </w:tcPr>
+          <w:p>
+            <w:pPr>
+              <w:widowControl w:val="0"/>
+              <w:spacing w:line="240" w:lineRule="auto"/>
+              <w:jc w:val="center"/>
+              <w:rPr>
+                <w:rFonts w:ascii="Lexend" w:cs="Lexend" w:eastAsia="Lexend" w:hAnsi="Lexend"/>
+                <w:b w:val="1"/>
+                <w:bCs w:val="1"/>
+                <w:sz w:val="24"/>
+                <w:szCs w:val="24"/>
+              </w:rPr>
+            </w:pPr>
+            <w:r>
+              <w:rPr>
+                <w:rFonts w:ascii="Lexend" w:cs="Lexend" w:eastAsia="Lexend" w:hAnsi="Lexend"/>
+                <w:b w:val="1"/>
+                <w:bCs w:val="1"/>
+                <w:sz w:val="24"/>
+                <w:szCs w:val="24"/>
+                <w:rtl w:val="0"/>
+              </w:rPr>
+              <w:t xml:space="preserve">Due Date</w:t>
+            </w:r>
+          </w:p>
+        </w:tc>
+      </w:tr>
+      <w:tr>
+        <w:trPr>
+          <w:cantSplit w:val="0"/>
+          <w:tblHeader w:val="0"/>
+        </w:trPr>
+        <w:tc>
+          <w:tcPr>
+            <w:shd w:fill="d9d2e9" w:val="clear"/>
+            <w:tcMar>
+              <w:top w:w="100.0" w:type="dxa"/>
+              <w:left w:w="100.0" w:type="dxa"/>
+              <w:bottom w:w="100.0" w:type="dxa"/>
+              <w:right w:w="100.0" w:type="dxa"/>
+            </w:tcMar>
+            <w:vAlign w:val="top"/>
+          </w:tcPr>
+          <w:p>
+            <w:pPr>
+              <w:widowControl w:val="0"/>
+              <w:spacing w:line="240" w:lineRule="auto"/>
+              <w:jc w:val="center"/>
+              <w:rPr>
+                <w:rFonts w:ascii="Lexend" w:cs="Lexend" w:eastAsia="Lexend" w:hAnsi="Lexend"/>
+              </w:rPr>
+            </w:pPr>
+            <w:r>
+              <w:rPr>
+                <w:rFonts w:ascii="Lexend" w:cs="Lexend" w:eastAsia="Lexend" w:hAnsi="Lexend"/>
+                <w:rtl w:val="0"/>
+              </w:rPr>
+              <w:t xml:space="preserve">Work on Meeting Minutes, Gantt, Constraints</w:t>
+            </w:r>
+          </w:p>
+        </w:tc>
+        <w:tc>
+          <w:tcPr>
+            <w:shd w:fill="d9d2e9" w:val="clear"/>
+            <w:tcMar>
+              <w:top w:w="100.0" w:type="dxa"/>
+              <w:left w:w="100.0" w:type="dxa"/>
+              <w:bottom w:w="100.0" w:type="dxa"/>
+              <w:right w:w="100.0" w:type="dxa"/>
+            </w:tcMar>
+            <w:vAlign w:val="top"/>
+          </w:tcPr>
+          <w:p>
+            <w:pPr>
+              <w:widowControl w:val="0"/>
+              <w:spacing w:line="240" w:lineRule="auto"/>
+              <w:jc w:val="center"/>
+              <w:rPr>
+                <w:rFonts w:ascii="Lexend" w:cs="Lexend" w:eastAsia="Lexend" w:hAnsi="Lexend"/>
+              </w:rPr>
+            </w:pPr>
+            <w:r>
+              <w:rPr>
+                <w:rFonts w:ascii="Lexend" w:cs="Lexend" w:eastAsia="Lexend" w:hAnsi="Lexend"/>
+                <w:rtl w:val="0"/>
+              </w:rPr>
+              <w:t xml:space="preserve">Mainly : Nikki w/ anybody else who has ideas</w:t>
+            </w:r>
+          </w:p>
+        </w:tc>
+        <w:tc>
+          <w:tcPr>
+            <w:shd w:fill="d9d2e9" w:val="clear"/>
+            <w:tcMar>
+              <w:top w:w="100.0" w:type="dxa"/>
+              <w:left w:w="100.0" w:type="dxa"/>
+              <w:bottom w:w="100.0" w:type="dxa"/>
+              <w:right w:w="100.0" w:type="dxa"/>
+            </w:tcMar>
+            <w:vAlign w:val="top"/>
+          </w:tcPr>
+          <w:p>
+            <w:pPr>
+              <w:widowControl w:val="0"/>
+              <w:spacing w:line="240" w:lineRule="auto"/>
+              <w:jc w:val="center"/>
+              <w:rPr>
+                <w:rFonts w:ascii="Lexend" w:cs="Lexend" w:eastAsia="Lexend" w:hAnsi="Lexend"/>
+              </w:rPr>
+            </w:pPr>
+            <w:r>
+              <w:rPr>
+                <w:rFonts w:ascii="Lexend" w:cs="Lexend" w:eastAsia="Lexend" w:hAnsi="Lexend"/>
+                <w:rtl w:val="0"/>
+              </w:rPr>
+              <w:t xml:space="preserve">03/05/26</w:t>
+            </w:r>
+          </w:p>
+        </w:tc>
+      </w:tr>
+      <w:tr>
+        <w:trPr>
+          <w:cantSplit w:val="0"/>
+          <w:tblHeader w:val="0"/>
+        </w:trPr>
+        <w:tc>
+          <w:tcPr>
+            <w:shd w:fill="d9d2e9" w:val="clear"/>
+            <w:tcMar>
+              <w:top w:w="100.0" w:type="dxa"/>
+              <w:left w:w="100.0" w:type="dxa"/>
+              <w:bottom w:w="100.0" w:type="dxa"/>
+              <w:right w:w="100.0" w:type="dxa"/>
+            </w:tcMar>
+            <w:vAlign w:val="top"/>
+          </w:tcPr>
+          <w:p>
+            <w:pPr>
+              <w:widowControl w:val="0"/>
+              <w:spacing w:line="240" w:lineRule="auto"/>
+              <w:jc w:val="center"/>
+              <w:rPr>
+                <w:rFonts w:ascii="Lexend" w:cs="Lexend" w:eastAsia="Lexend" w:hAnsi="Lexend"/>
+              </w:rPr>
+            </w:pPr>
+            <w:r>
+              <w:rPr>
+                <w:rFonts w:ascii="Lexend" w:cs="Lexend" w:eastAsia="Lexend" w:hAnsi="Lexend"/>
+                <w:rtl w:val="0"/>
+              </w:rPr>
+              <w:t xml:space="preserve">Dependencies</w:t>
+            </w:r>
+          </w:p>
+        </w:tc>
+        <w:tc>
+          <w:tcPr>
+            <w:shd w:fill="d9d2e9" w:val="clear"/>
+            <w:tcMar>
+              <w:top w:w="100.0" w:type="dxa"/>
+              <w:left w:w="100.0" w:type="dxa"/>
+              <w:bottom w:w="100.0" w:type="dxa"/>
+              <w:right w:w="100.0" w:type="dxa"/>
+            </w:tcMar>
+            <w:vAlign w:val="top"/>
+          </w:tcPr>
+          <w:p>
+            <w:pPr>
+              <w:widowControl w:val="0"/>
+              <w:spacing w:line="240" w:lineRule="auto"/>
+              <w:jc w:val="center"/>
+              <w:rPr>
+                <w:rFonts w:ascii="Lexend" w:cs="Lexend" w:eastAsia="Lexend" w:hAnsi="Lexend"/>
+              </w:rPr>
+            </w:pPr>
+            <w:r>
+              <w:rPr>
+                <w:rFonts w:ascii="Lexend" w:cs="Lexend" w:eastAsia="Lexend" w:hAnsi="Lexend"/>
+                <w:rtl w:val="0"/>
+              </w:rPr>
+              <w:t xml:space="preserve">Mainly : Tochi w/ anybody else who has ideas</w:t>
+            </w:r>
+          </w:p>
+        </w:tc>
+        <w:tc>
+          <w:tcPr>
+            <w:shd w:fill="d9d2e9" w:val="clear"/>
+            <w:tcMar>
+              <w:top w:w="100.0" w:type="dxa"/>
+              <w:left w:w="100.0" w:type="dxa"/>
+              <w:bottom w:w="100.0" w:type="dxa"/>
+              <w:right w:w="100.0" w:type="dxa"/>
+            </w:tcMar>
+            <w:vAlign w:val="top"/>
+          </w:tcPr>
+          <w:p>
+            <w:pPr>
+              <w:widowControl w:val="0"/>
+              <w:spacing w:line="240" w:lineRule="auto"/>
+              <w:jc w:val="center"/>
+              <w:rPr>
+                <w:rFonts w:ascii="Lexend" w:cs="Lexend" w:eastAsia="Lexend" w:hAnsi="Lexend"/>
+              </w:rPr>
+            </w:pPr>
+            <w:r>
+              <w:rPr>
+                <w:rFonts w:ascii="Lexend" w:cs="Lexend" w:eastAsia="Lexend" w:hAnsi="Lexend"/>
+                <w:rtl w:val="0"/>
+              </w:rPr>
+              <w:t xml:space="preserve">03/05/26</w:t>
+            </w:r>
+          </w:p>
+        </w:tc>
+      </w:tr>
+      <w:tr>
+        <w:trPr>
+          <w:cantSplit w:val="0"/>
+          <w:tblHeader w:val="0"/>
+        </w:trPr>
+        <w:tc>
+          <w:tcPr>
+            <w:shd w:fill="d9d2e9" w:val="clear"/>
+            <w:tcMar>
+              <w:top w:w="100.0" w:type="dxa"/>
+              <w:left w:w="100.0" w:type="dxa"/>
+              <w:bottom w:w="100.0" w:type="dxa"/>
+              <w:right w:w="100.0" w:type="dxa"/>
+            </w:tcMar>
+            <w:vAlign w:val="top"/>
+          </w:tcPr>
+          <w:p>
+            <w:pPr>
+              <w:widowControl w:val="0"/>
+              <w:spacing w:line="240" w:lineRule="auto"/>
+              <w:jc w:val="center"/>
+              <w:rPr>
+                <w:rFonts w:ascii="Lexend" w:cs="Lexend" w:eastAsia="Lexend" w:hAnsi="Lexend"/>
+              </w:rPr>
+            </w:pPr>
+            <w:r>
+              <w:rPr>
+                <w:rFonts w:ascii="Lexend" w:cs="Lexend" w:eastAsia="Lexend" w:hAnsi="Lexend"/>
+                <w:rtl w:val="0"/>
+              </w:rPr>
+              <w:t xml:space="preserve">Functional Req: Modules</w:t>
+            </w:r>
+          </w:p>
+        </w:tc>
+        <w:tc>
+          <w:tcPr>
+            <w:shd w:fill="d9d2e9" w:val="clear"/>
+            <w:tcMar>
+              <w:top w:w="100.0" w:type="dxa"/>
+              <w:left w:w="100.0" w:type="dxa"/>
+              <w:bottom w:w="100.0" w:type="dxa"/>
+              <w:right w:w="100.0" w:type="dxa"/>
+            </w:tcMar>
+            <w:vAlign w:val="top"/>
+          </w:tcPr>
+          <w:p>
+            <w:pPr>
+              <w:widowControl w:val="0"/>
+              <w:spacing w:line="240" w:lineRule="auto"/>
+              <w:jc w:val="center"/>
+              <w:rPr>
+                <w:rFonts w:ascii="Lexend" w:cs="Lexend" w:eastAsia="Lexend" w:hAnsi="Lexend"/>
+              </w:rPr>
+            </w:pPr>
+            <w:r>
+              <w:rPr>
+                <w:rFonts w:ascii="Lexend" w:cs="Lexend" w:eastAsia="Lexend" w:hAnsi="Lexend"/>
+                <w:rtl w:val="0"/>
+              </w:rPr>
+              <w:t xml:space="preserve">Mainly : Monisha w/ anybody else who has ideas</w:t>
+            </w:r>
+          </w:p>
+        </w:tc>
+        <w:tc>
+          <w:tcPr>
+            <w:shd w:fill="d9d2e9" w:val="clear"/>
+            <w:tcMar>
+              <w:top w:w="100.0" w:type="dxa"/>
+              <w:left w:w="100.0" w:type="dxa"/>
+              <w:bottom w:w="100.0" w:type="dxa"/>
+              <w:right w:w="100.0" w:type="dxa"/>
+            </w:tcMar>
+            <w:vAlign w:val="top"/>
+          </w:tcPr>
+          <w:p>
+            <w:pPr>
+              <w:widowControl w:val="0"/>
+              <w:spacing w:line="240" w:lineRule="auto"/>
+              <w:jc w:val="center"/>
+              <w:rPr>
+                <w:rFonts w:ascii="Lexend" w:cs="Lexend" w:eastAsia="Lexend" w:hAnsi="Lexend"/>
+              </w:rPr>
+            </w:pPr>
+            <w:r>
+              <w:rPr>
+                <w:rFonts w:ascii="Lexend" w:cs="Lexend" w:eastAsia="Lexend" w:hAnsi="Lexend"/>
+                <w:rtl w:val="0"/>
+              </w:rPr>
+              <w:t xml:space="preserve">03/05/26</w:t>
+            </w:r>
+          </w:p>
+        </w:tc>
+      </w:tr>
+      <w:tr>
+        <w:trPr>
+          <w:cantSplit w:val="0"/>
+          <w:tblHeader w:val="0"/>
+        </w:trPr>
+        <w:tc>
+          <w:tcPr>
+            <w:shd w:fill="d9d2e9" w:val="clear"/>
+            <w:tcMar>
+              <w:top w:w="100.0" w:type="dxa"/>
+              <w:left w:w="100.0" w:type="dxa"/>
+              <w:bottom w:w="100.0" w:type="dxa"/>
+              <w:right w:w="100.0" w:type="dxa"/>
+            </w:tcMar>
+            <w:vAlign w:val="top"/>
+          </w:tcPr>
+          <w:p>
+            <w:pPr>
+              <w:widowControl w:val="0"/>
+              <w:spacing w:line="240" w:lineRule="auto"/>
+              <w:jc w:val="center"/>
+              <w:rPr>
+                <w:rFonts w:ascii="Lexend" w:cs="Lexend" w:eastAsia="Lexend" w:hAnsi="Lexend"/>
+              </w:rPr>
+            </w:pPr>
+            <w:r>
+              <w:rPr>
+                <w:rFonts w:ascii="Lexend" w:cs="Lexend" w:eastAsia="Lexend" w:hAnsi="Lexend"/>
+                <w:rtl w:val="0"/>
+              </w:rPr>
+              <w:t xml:space="preserve">Non-Functional Reqs</w:t>
+            </w:r>
+          </w:p>
+        </w:tc>
+        <w:tc>
+          <w:tcPr>
+            <w:shd w:fill="d9d2e9" w:val="clear"/>
+            <w:tcMar>
+              <w:top w:w="100.0" w:type="dxa"/>
+              <w:left w:w="100.0" w:type="dxa"/>
+              <w:bottom w:w="100.0" w:type="dxa"/>
+              <w:right w:w="100.0" w:type="dxa"/>
+            </w:tcMar>
+            <w:vAlign w:val="top"/>
+          </w:tcPr>
+          <w:p>
+            <w:pPr>
+              <w:widowControl w:val="0"/>
+              <w:spacing w:line="240" w:lineRule="auto"/>
+              <w:jc w:val="center"/>
+              <w:rPr>
+                <w:rFonts w:ascii="Lexend" w:cs="Lexend" w:eastAsia="Lexend" w:hAnsi="Lexend"/>
+              </w:rPr>
+            </w:pPr>
+            <w:r>
+              <w:rPr>
+                <w:rFonts w:ascii="Lexend" w:cs="Lexend" w:eastAsia="Lexend" w:hAnsi="Lexend"/>
+                <w:rtl w:val="0"/>
+              </w:rPr>
+              <w:t xml:space="preserve">Mainly : Daniel w/ anybody else who has ideas</w:t>
+            </w:r>
+          </w:p>
+        </w:tc>
+        <w:tc>
+          <w:tcPr>
+            <w:shd w:fill="d9d2e9" w:val="clear"/>
+            <w:tcMar>
+              <w:top w:w="100.0" w:type="dxa"/>
+              <w:left w:w="100.0" w:type="dxa"/>
+              <w:bottom w:w="100.0" w:type="dxa"/>
+              <w:right w:w="100.0" w:type="dxa"/>
+            </w:tcMar>
+            <w:vAlign w:val="top"/>
+          </w:tcPr>
+          <w:p>
+            <w:pPr>
+              <w:widowControl w:val="0"/>
+              <w:spacing w:line="240" w:lineRule="auto"/>
+              <w:jc w:val="center"/>
+              <w:rPr>
+                <w:rFonts w:ascii="Lexend" w:cs="Lexend" w:eastAsia="Lexend" w:hAnsi="Lexend"/>
+              </w:rPr>
+            </w:pPr>
+            <w:r>
+              <w:rPr>
+                <w:rFonts w:ascii="Lexend" w:cs="Lexend" w:eastAsia="Lexend" w:hAnsi="Lexend"/>
+                <w:rtl w:val="0"/>
+              </w:rPr>
+              <w:t xml:space="preserve">03/05/26</w:t>
+            </w:r>
+          </w:p>
+        </w:tc>
+      </w:tr>
+      <w:tr>
+        <w:trPr>
+          <w:cantSplit w:val="0"/>
+          <w:tblHeader w:val="0"/>
+        </w:trPr>
+        <w:tc>
+          <w:tcPr>
+            <w:shd w:fill="d9d2e9" w:val="clear"/>
+            <w:tcMar>
+              <w:top w:w="100.0" w:type="dxa"/>
+              <w:left w:w="100.0" w:type="dxa"/>
+              <w:bottom w:w="100.0" w:type="dxa"/>
+              <w:right w:w="100.0" w:type="dxa"/>
+            </w:tcMar>
+            <w:vAlign w:val="top"/>
+          </w:tcPr>
+          <w:p>
+            <w:pPr>
+              <w:widowControl w:val="0"/>
+              <w:spacing w:line="240" w:lineRule="auto"/>
+              <w:jc w:val="center"/>
+              <w:rPr>
+                <w:rFonts w:ascii="Lexend" w:cs="Lexend" w:eastAsia="Lexend" w:hAnsi="Lexend"/>
+              </w:rPr>
+            </w:pPr>
+            <w:r>
+              <w:rPr>
+                <w:rFonts w:ascii="Lexend" w:cs="Lexend" w:eastAsia="Lexend" w:hAnsi="Lexend"/>
+                <w:rtl w:val="0"/>
+              </w:rPr>
+              <w:t xml:space="preserve">External + Internal Functional Reqs, Top 10 Requirements Slides</w:t>
+            </w:r>
+          </w:p>
+        </w:tc>
+        <w:tc>
+          <w:tcPr>
+            <w:shd w:fill="d9d2e9" w:val="clear"/>
+            <w:tcMar>
+              <w:top w:w="100.0" w:type="dxa"/>
+              <w:left w:w="100.0" w:type="dxa"/>
+              <w:bottom w:w="100.0" w:type="dxa"/>
+              <w:right w:w="100.0" w:type="dxa"/>
+            </w:tcMar>
+            <w:vAlign w:val="top"/>
+          </w:tcPr>
+          <w:p>
+            <w:pPr>
+              <w:widowControl w:val="0"/>
+              <w:spacing w:line="240" w:lineRule="auto"/>
+              <w:jc w:val="center"/>
+              <w:rPr>
+                <w:rFonts w:ascii="Lexend" w:cs="Lexend" w:eastAsia="Lexend" w:hAnsi="Lexend"/>
+              </w:rPr>
+            </w:pPr>
+            <w:r>
+              <w:rPr>
+                <w:rFonts w:ascii="Lexend" w:cs="Lexend" w:eastAsia="Lexend" w:hAnsi="Lexend"/>
+                <w:rtl w:val="0"/>
+              </w:rPr>
+              <w:t xml:space="preserve">Mainly : Sadhvik w/ anybody else who has ideas</w:t>
+            </w:r>
+          </w:p>
+        </w:tc>
+        <w:tc>
+          <w:tcPr>
+            <w:shd w:fill="d9d2e9" w:val="clear"/>
+            <w:tcMar>
+              <w:top w:w="100.0" w:type="dxa"/>
+              <w:left w:w="100.0" w:type="dxa"/>
+              <w:bottom w:w="100.0" w:type="dxa"/>
+              <w:right w:w="100.0" w:type="dxa"/>
+            </w:tcMar>
+            <w:vAlign w:val="top"/>
+          </w:tcPr>
+          <w:p>
+            <w:pPr>
+              <w:widowControl w:val="0"/>
+              <w:spacing w:line="240" w:lineRule="auto"/>
+              <w:jc w:val="center"/>
+              <w:rPr>
+                <w:rFonts w:ascii="Lexend" w:cs="Lexend" w:eastAsia="Lexend" w:hAnsi="Lexend"/>
+              </w:rPr>
+            </w:pPr>
+            <w:r>
+              <w:rPr>
+                <w:rFonts w:ascii="Lexend" w:cs="Lexend" w:eastAsia="Lexend" w:hAnsi="Lexend"/>
+                <w:rtl w:val="0"/>
+              </w:rPr>
+              <w:t xml:space="preserve">03/05/26</w:t>
+            </w:r>
+          </w:p>
+        </w:tc>
+      </w:tr>
+    </w:tbl>
+    <w:p>
+      <w:pPr>
         <w:rPr>
           <w:rFonts w:ascii="Times New Roman" w:cs="Times New Roman" w:eastAsia="Times New Roman" w:hAnsi="Times New Roman"/>
           <w:sz w:val="24"/>
@@ -2663,6 +4049,27 @@
     </w:tblPr>
   </w:style>
   <w:style w:type="table" w:styleId="Table3">
+    <w:basedOn w:val="TableNormal"/>
+    <w:tblPr>
+      <w:tblStyleRowBandSize w:val="1"/>
+      <w:tblStyleColBandSize w:val="1"/>
+    </w:tblPr>
+  </w:style>
+  <w:style w:type="table" w:styleId="Table4">
+    <w:basedOn w:val="TableNormal"/>
+    <w:tblPr>
+      <w:tblStyleRowBandSize w:val="1"/>
+      <w:tblStyleColBandSize w:val="1"/>
+    </w:tblPr>
+  </w:style>
+  <w:style w:type="table" w:styleId="Table5">
+    <w:basedOn w:val="TableNormal"/>
+    <w:tblPr>
+      <w:tblStyleRowBandSize w:val="1"/>
+      <w:tblStyleColBandSize w:val="1"/>
+    </w:tblPr>
+  </w:style>
+  <w:style w:type="table" w:styleId="Table6">
     <w:basedOn w:val="TableNormal"/>
     <w:tblPr>
       <w:tblStyleRowBandSize w:val="1"/>

--- a/Project-Planning/Meeting Minutes.docx
+++ b/Project-Planning/Meeting Minutes.docx
@@ -680,6 +680,50 @@
         <w:tab/>
         <w:tab/>
         <w:t xml:space="preserve"> 4</w:t>
+      </w:r>
+    </w:p>
+    <w:p>
+      <w:pPr>
+        <w:numPr>
+          <w:ilvl w:val="0"/>
+          <w:numId w:val="1"/>
+        </w:numPr>
+        <w:ind w:left="720" w:hanging="360"/>
+        <w:rPr>
+          <w:rFonts w:ascii="Lexend Light" w:cs="Lexend Light" w:eastAsia="Lexend Light" w:hAnsi="Lexend Light"/>
+          <w:sz w:val="30"/>
+          <w:szCs w:val="30"/>
+        </w:rPr>
+      </w:pPr>
+      <w:hyperlink w:anchor="kr8xk9oiwc9d">
+        <w:r>
+          <w:rPr>
+            <w:rFonts w:ascii="Lexend Light" w:cs="Lexend Light" w:eastAsia="Lexend Light" w:hAnsi="Lexend Light"/>
+            <w:color w:val="1155cc"/>
+            <w:sz w:val="30"/>
+            <w:szCs w:val="30"/>
+            <w:u w:val="single"/>
+            <w:rtl w:val="0"/>
+          </w:rPr>
+          <w:t xml:space="preserve">Meeting 03/02/26</w:t>
+        </w:r>
+      </w:hyperlink>
+      <w:r>
+        <w:rPr>
+          <w:rFonts w:ascii="Lexend Light" w:cs="Lexend Light" w:eastAsia="Lexend Light" w:hAnsi="Lexend Light"/>
+          <w:sz w:val="30"/>
+          <w:szCs w:val="30"/>
+          <w:rtl w:val="0"/>
+        </w:rPr>
+        <w:tab/>
+        <w:tab/>
+        <w:tab/>
+        <w:tab/>
+        <w:tab/>
+        <w:tab/>
+        <w:tab/>
+        <w:tab/>
+        <w:t xml:space="preserve"> 5</w:t>
       </w:r>
     </w:p>
     <w:p>
@@ -3683,6 +3727,1270 @@
         </w:rPr>
       </w:r>
     </w:p>
+    <w:tbl>
+      <w:tblPr>
+        <w:tblStyle w:val="Table7"/>
+        <w:tblW w:w="9360.0" w:type="dxa"/>
+        <w:jc w:val="left"/>
+        <w:tblBorders>
+          <w:top w:color="000000" w:space="0" w:sz="8" w:val="single"/>
+          <w:left w:color="000000" w:space="0" w:sz="8" w:val="single"/>
+          <w:bottom w:color="000000" w:space="0" w:sz="8" w:val="single"/>
+          <w:right w:color="000000" w:space="0" w:sz="8" w:val="single"/>
+          <w:insideH w:color="000000" w:space="0" w:sz="8" w:val="single"/>
+          <w:insideV w:color="000000" w:space="0" w:sz="8" w:val="single"/>
+        </w:tblBorders>
+        <w:tblLayout w:type="fixed"/>
+        <w:tblLook w:val="0600"/>
+      </w:tblPr>
+      <w:tblGrid>
+        <w:gridCol w:w="3135"/>
+        <w:gridCol w:w="2820"/>
+        <w:gridCol w:w="315"/>
+        <w:gridCol w:w="3090"/>
+        <w:tblGridChange w:id="0">
+          <w:tblGrid>
+            <w:gridCol w:w="3135"/>
+            <w:gridCol w:w="2820"/>
+            <w:gridCol w:w="315"/>
+            <w:gridCol w:w="3090"/>
+          </w:tblGrid>
+        </w:tblGridChange>
+      </w:tblGrid>
+      <w:tr>
+        <w:trPr>
+          <w:cantSplit w:val="0"/>
+          <w:trHeight w:val="440" w:hRule="atLeast"/>
+          <w:tblHeader w:val="0"/>
+        </w:trPr>
+        <w:tc>
+          <w:tcPr>
+            <w:gridSpan w:val="4"/>
+            <w:shd w:fill="b4a7d6" w:val="clear"/>
+            <w:tcMar>
+              <w:top w:w="100.0" w:type="dxa"/>
+              <w:left w:w="100.0" w:type="dxa"/>
+              <w:bottom w:w="100.0" w:type="dxa"/>
+              <w:right w:w="100.0" w:type="dxa"/>
+            </w:tcMar>
+            <w:vAlign w:val="top"/>
+          </w:tcPr>
+          <w:bookmarkStart w:colFirst="0" w:colLast="0" w:name="kr8xk9oiwc9d" w:id="2"/>
+          <w:bookmarkEnd w:id="2"/>
+          <w:p>
+            <w:pPr>
+              <w:widowControl w:val="0"/>
+              <w:spacing w:line="240" w:lineRule="auto"/>
+              <w:jc w:val="center"/>
+              <w:rPr>
+                <w:rFonts w:ascii="Lexend" w:cs="Lexend" w:eastAsia="Lexend" w:hAnsi="Lexend"/>
+                <w:b w:val="1"/>
+                <w:bCs w:val="1"/>
+                <w:sz w:val="26"/>
+                <w:szCs w:val="26"/>
+              </w:rPr>
+            </w:pPr>
+            <w:r>
+              <w:rPr>
+                <w:rFonts w:ascii="Lexend" w:cs="Lexend" w:eastAsia="Lexend" w:hAnsi="Lexend"/>
+                <w:b w:val="1"/>
+                <w:bCs w:val="1"/>
+                <w:sz w:val="26"/>
+                <w:szCs w:val="26"/>
+                <w:rtl w:val="0"/>
+              </w:rPr>
+              <w:t xml:space="preserve">Meeting Details</w:t>
+            </w:r>
+          </w:p>
+        </w:tc>
+      </w:tr>
+      <w:tr>
+        <w:trPr>
+          <w:cantSplit w:val="0"/>
+          <w:trHeight w:val="440" w:hRule="atLeast"/>
+          <w:tblHeader w:val="0"/>
+        </w:trPr>
+        <w:tc>
+          <w:tcPr>
+            <w:gridSpan w:val="4"/>
+            <w:shd w:fill="d9d2e9" w:val="clear"/>
+            <w:tcMar>
+              <w:top w:w="100.0" w:type="dxa"/>
+              <w:left w:w="100.0" w:type="dxa"/>
+              <w:bottom w:w="100.0" w:type="dxa"/>
+              <w:right w:w="100.0" w:type="dxa"/>
+            </w:tcMar>
+            <w:vAlign w:val="top"/>
+          </w:tcPr>
+          <w:p>
+            <w:pPr>
+              <w:widowControl w:val="0"/>
+              <w:spacing w:line="240" w:lineRule="auto"/>
+              <w:rPr>
+                <w:rFonts w:ascii="Lexend" w:cs="Lexend" w:eastAsia="Lexend" w:hAnsi="Lexend"/>
+              </w:rPr>
+            </w:pPr>
+            <w:r>
+              <w:rPr>
+                <w:rFonts w:ascii="Lexend" w:cs="Lexend" w:eastAsia="Lexend" w:hAnsi="Lexend"/>
+                <w:b w:val="1"/>
+                <w:bCs w:val="1"/>
+                <w:rtl w:val="0"/>
+              </w:rPr>
+              <w:t xml:space="preserve">Meeting Objective:</w:t>
+            </w:r>
+            <w:r>
+              <w:rPr>
+                <w:rFonts w:ascii="Lexend" w:cs="Lexend" w:eastAsia="Lexend" w:hAnsi="Lexend"/>
+                <w:rtl w:val="0"/>
+              </w:rPr>
+              <w:t xml:space="preserve"> Finalize Parts of SRS</w:t>
+            </w:r>
+          </w:p>
+        </w:tc>
+      </w:tr>
+      <w:tr>
+        <w:trPr>
+          <w:cantSplit w:val="0"/>
+          <w:trHeight w:val="440" w:hRule="atLeast"/>
+          <w:tblHeader w:val="0"/>
+        </w:trPr>
+        <w:tc>
+          <w:tcPr>
+            <w:shd w:fill="d9d2e9" w:val="clear"/>
+            <w:tcMar>
+              <w:top w:w="100.0" w:type="dxa"/>
+              <w:left w:w="100.0" w:type="dxa"/>
+              <w:bottom w:w="100.0" w:type="dxa"/>
+              <w:right w:w="100.0" w:type="dxa"/>
+            </w:tcMar>
+            <w:vAlign w:val="top"/>
+          </w:tcPr>
+          <w:p>
+            <w:pPr>
+              <w:widowControl w:val="0"/>
+              <w:spacing w:line="240" w:lineRule="auto"/>
+              <w:rPr>
+                <w:rFonts w:ascii="Lexend" w:cs="Lexend" w:eastAsia="Lexend" w:hAnsi="Lexend"/>
+              </w:rPr>
+            </w:pPr>
+            <w:r>
+              <w:rPr>
+                <w:rFonts w:ascii="Lexend" w:cs="Lexend" w:eastAsia="Lexend" w:hAnsi="Lexend"/>
+                <w:b w:val="1"/>
+                <w:bCs w:val="1"/>
+                <w:rtl w:val="0"/>
+              </w:rPr>
+              <w:t xml:space="preserve">Date:</w:t>
+            </w:r>
+            <w:r>
+              <w:rPr>
+                <w:rFonts w:ascii="Lexend" w:cs="Lexend" w:eastAsia="Lexend" w:hAnsi="Lexend"/>
+                <w:rtl w:val="0"/>
+              </w:rPr>
+              <w:t xml:space="preserve"> 03/02/26</w:t>
+            </w:r>
+          </w:p>
+        </w:tc>
+        <w:tc>
+          <w:tcPr>
+            <w:shd w:fill="d9d2e9" w:val="clear"/>
+            <w:tcMar>
+              <w:top w:w="100.0" w:type="dxa"/>
+              <w:left w:w="100.0" w:type="dxa"/>
+              <w:bottom w:w="100.0" w:type="dxa"/>
+              <w:right w:w="100.0" w:type="dxa"/>
+            </w:tcMar>
+            <w:vAlign w:val="top"/>
+          </w:tcPr>
+          <w:p>
+            <w:pPr>
+              <w:widowControl w:val="0"/>
+              <w:spacing w:line="240" w:lineRule="auto"/>
+              <w:rPr>
+                <w:rFonts w:ascii="Lexend" w:cs="Lexend" w:eastAsia="Lexend" w:hAnsi="Lexend"/>
+              </w:rPr>
+            </w:pPr>
+            <w:r>
+              <w:rPr>
+                <w:rFonts w:ascii="Lexend" w:cs="Lexend" w:eastAsia="Lexend" w:hAnsi="Lexend"/>
+                <w:b w:val="1"/>
+                <w:bCs w:val="1"/>
+                <w:rtl w:val="0"/>
+              </w:rPr>
+              <w:t xml:space="preserve">Time:</w:t>
+            </w:r>
+            <w:r>
+              <w:rPr>
+                <w:rFonts w:ascii="Lexend" w:cs="Lexend" w:eastAsia="Lexend" w:hAnsi="Lexend"/>
+                <w:rtl w:val="0"/>
+              </w:rPr>
+              <w:t xml:space="preserve"> 9pm</w:t>
+            </w:r>
+          </w:p>
+        </w:tc>
+        <w:tc>
+          <w:tcPr>
+            <w:gridSpan w:val="2"/>
+            <w:shd w:fill="d9d2e9" w:val="clear"/>
+            <w:tcMar>
+              <w:top w:w="100.0" w:type="dxa"/>
+              <w:left w:w="100.0" w:type="dxa"/>
+              <w:bottom w:w="100.0" w:type="dxa"/>
+              <w:right w:w="100.0" w:type="dxa"/>
+            </w:tcMar>
+            <w:vAlign w:val="top"/>
+          </w:tcPr>
+          <w:p>
+            <w:pPr>
+              <w:widowControl w:val="0"/>
+              <w:spacing w:line="240" w:lineRule="auto"/>
+              <w:rPr>
+                <w:rFonts w:ascii="Lexend" w:cs="Lexend" w:eastAsia="Lexend" w:hAnsi="Lexend"/>
+              </w:rPr>
+            </w:pPr>
+            <w:r>
+              <w:rPr>
+                <w:rFonts w:ascii="Lexend" w:cs="Lexend" w:eastAsia="Lexend" w:hAnsi="Lexend"/>
+                <w:b w:val="1"/>
+                <w:bCs w:val="1"/>
+                <w:rtl w:val="0"/>
+              </w:rPr>
+              <w:t xml:space="preserve">Location:</w:t>
+            </w:r>
+            <w:r>
+              <w:rPr>
+                <w:rFonts w:ascii="Lexend" w:cs="Lexend" w:eastAsia="Lexend" w:hAnsi="Lexend"/>
+                <w:rtl w:val="0"/>
+              </w:rPr>
+              <w:t xml:space="preserve"> Discord Call</w:t>
+            </w:r>
+          </w:p>
+        </w:tc>
+      </w:tr>
+      <w:tr>
+        <w:trPr>
+          <w:cantSplit w:val="0"/>
+          <w:trHeight w:val="440" w:hRule="atLeast"/>
+          <w:tblHeader w:val="0"/>
+        </w:trPr>
+        <w:tc>
+          <w:tcPr>
+            <w:gridSpan w:val="4"/>
+            <w:shd w:fill="d9d2e9" w:val="clear"/>
+            <w:tcMar>
+              <w:top w:w="100.0" w:type="dxa"/>
+              <w:left w:w="100.0" w:type="dxa"/>
+              <w:bottom w:w="100.0" w:type="dxa"/>
+              <w:right w:w="100.0" w:type="dxa"/>
+            </w:tcMar>
+            <w:vAlign w:val="top"/>
+          </w:tcPr>
+          <w:p>
+            <w:pPr>
+              <w:widowControl w:val="0"/>
+              <w:spacing w:line="240" w:lineRule="auto"/>
+              <w:rPr>
+                <w:rFonts w:ascii="Lexend" w:cs="Lexend" w:eastAsia="Lexend" w:hAnsi="Lexend"/>
+              </w:rPr>
+            </w:pPr>
+            <w:r>
+              <w:rPr>
+                <w:rFonts w:ascii="Lexend" w:cs="Lexend" w:eastAsia="Lexend" w:hAnsi="Lexend"/>
+                <w:b w:val="1"/>
+                <w:bCs w:val="1"/>
+                <w:rtl w:val="0"/>
+              </w:rPr>
+              <w:t xml:space="preserve">Attendees:</w:t>
+            </w:r>
+            <w:r>
+              <w:rPr>
+                <w:rFonts w:ascii="Lexend" w:cs="Lexend" w:eastAsia="Lexend" w:hAnsi="Lexend"/>
+                <w:rtl w:val="0"/>
+              </w:rPr>
+              <w:t xml:space="preserve"> Tochi, Daniel, Monisha, Nikki, Sadhvik</w:t>
+            </w:r>
+          </w:p>
+        </w:tc>
+      </w:tr>
+      <w:tr>
+        <w:trPr>
+          <w:cantSplit w:val="0"/>
+          <w:trHeight w:val="440" w:hRule="atLeast"/>
+          <w:tblHeader w:val="0"/>
+        </w:trPr>
+        <w:tc>
+          <w:tcPr>
+            <w:gridSpan w:val="4"/>
+            <w:shd w:fill="d9d2e9" w:val="clear"/>
+            <w:tcMar>
+              <w:top w:w="100.0" w:type="dxa"/>
+              <w:left w:w="100.0" w:type="dxa"/>
+              <w:bottom w:w="100.0" w:type="dxa"/>
+              <w:right w:w="100.0" w:type="dxa"/>
+            </w:tcMar>
+            <w:vAlign w:val="top"/>
+          </w:tcPr>
+          <w:p>
+            <w:pPr>
+              <w:widowControl w:val="0"/>
+              <w:spacing w:line="240" w:lineRule="auto"/>
+              <w:rPr>
+                <w:rFonts w:ascii="Lexend" w:cs="Lexend" w:eastAsia="Lexend" w:hAnsi="Lexend"/>
+              </w:rPr>
+            </w:pPr>
+            <w:r>
+              <w:rPr>
+                <w:rFonts w:ascii="Lexend" w:cs="Lexend" w:eastAsia="Lexend" w:hAnsi="Lexend"/>
+                <w:b w:val="1"/>
+                <w:bCs w:val="1"/>
+                <w:rtl w:val="0"/>
+              </w:rPr>
+              <w:t xml:space="preserve">Absentees:</w:t>
+            </w:r>
+            <w:r>
+              <w:rPr>
+                <w:rFonts w:ascii="Lexend" w:cs="Lexend" w:eastAsia="Lexend" w:hAnsi="Lexend"/>
+                <w:rtl w:val="0"/>
+              </w:rPr>
+              <w:t xml:space="preserve"> none</w:t>
+            </w:r>
+          </w:p>
+        </w:tc>
+      </w:tr>
+    </w:tbl>
+    <w:p>
+      <w:pPr>
+        <w:rPr>
+          <w:rFonts w:ascii="Lexend" w:cs="Lexend" w:eastAsia="Lexend" w:hAnsi="Lexend"/>
+        </w:rPr>
+      </w:pPr>
+      <w:r>
+        <w:rPr>
+          <w:rtl w:val="0"/>
+        </w:rPr>
+      </w:r>
+    </w:p>
+    <w:tbl>
+      <w:tblPr>
+        <w:tblStyle w:val="Table8"/>
+        <w:tblW w:w="9360.0" w:type="dxa"/>
+        <w:jc w:val="left"/>
+        <w:tblBorders>
+          <w:top w:color="000000" w:space="0" w:sz="8" w:val="single"/>
+          <w:left w:color="000000" w:space="0" w:sz="8" w:val="single"/>
+          <w:bottom w:color="000000" w:space="0" w:sz="8" w:val="single"/>
+          <w:right w:color="000000" w:space="0" w:sz="8" w:val="single"/>
+          <w:insideH w:color="000000" w:space="0" w:sz="8" w:val="single"/>
+          <w:insideV w:color="000000" w:space="0" w:sz="8" w:val="single"/>
+        </w:tblBorders>
+        <w:tblLayout w:type="fixed"/>
+        <w:tblLook w:val="0600"/>
+      </w:tblPr>
+      <w:tblGrid>
+        <w:gridCol w:w="3135"/>
+        <w:gridCol w:w="1275"/>
+        <w:gridCol w:w="1860"/>
+        <w:gridCol w:w="3090"/>
+        <w:tblGridChange w:id="0">
+          <w:tblGrid>
+            <w:gridCol w:w="3135"/>
+            <w:gridCol w:w="1275"/>
+            <w:gridCol w:w="1860"/>
+            <w:gridCol w:w="3090"/>
+          </w:tblGrid>
+        </w:tblGridChange>
+      </w:tblGrid>
+      <w:tr>
+        <w:trPr>
+          <w:cantSplit w:val="0"/>
+          <w:trHeight w:val="440" w:hRule="atLeast"/>
+          <w:tblHeader w:val="0"/>
+        </w:trPr>
+        <w:tc>
+          <w:tcPr>
+            <w:gridSpan w:val="2"/>
+            <w:shd w:fill="b4a7d6" w:val="clear"/>
+            <w:tcMar>
+              <w:top w:w="100.0" w:type="dxa"/>
+              <w:left w:w="100.0" w:type="dxa"/>
+              <w:bottom w:w="100.0" w:type="dxa"/>
+              <w:right w:w="100.0" w:type="dxa"/>
+            </w:tcMar>
+            <w:vAlign w:val="top"/>
+          </w:tcPr>
+          <w:p>
+            <w:pPr>
+              <w:widowControl w:val="0"/>
+              <w:spacing w:line="240" w:lineRule="auto"/>
+              <w:jc w:val="center"/>
+              <w:rPr>
+                <w:rFonts w:ascii="Lexend" w:cs="Lexend" w:eastAsia="Lexend" w:hAnsi="Lexend"/>
+                <w:b w:val="1"/>
+                <w:bCs w:val="1"/>
+                <w:sz w:val="26"/>
+                <w:szCs w:val="26"/>
+              </w:rPr>
+            </w:pPr>
+            <w:r>
+              <w:rPr>
+                <w:rFonts w:ascii="Lexend" w:cs="Lexend" w:eastAsia="Lexend" w:hAnsi="Lexend"/>
+                <w:b w:val="1"/>
+                <w:bCs w:val="1"/>
+                <w:sz w:val="26"/>
+                <w:szCs w:val="26"/>
+                <w:rtl w:val="0"/>
+              </w:rPr>
+              <w:t xml:space="preserve">Agenda</w:t>
+            </w:r>
+          </w:p>
+        </w:tc>
+        <w:tc>
+          <w:tcPr>
+            <w:gridSpan w:val="2"/>
+            <w:shd w:fill="b4a7d6" w:val="clear"/>
+            <w:tcMar>
+              <w:top w:w="100.0" w:type="dxa"/>
+              <w:left w:w="100.0" w:type="dxa"/>
+              <w:bottom w:w="100.0" w:type="dxa"/>
+              <w:right w:w="100.0" w:type="dxa"/>
+            </w:tcMar>
+            <w:vAlign w:val="top"/>
+          </w:tcPr>
+          <w:p>
+            <w:pPr>
+              <w:widowControl w:val="0"/>
+              <w:spacing w:line="240" w:lineRule="auto"/>
+              <w:jc w:val="center"/>
+              <w:rPr>
+                <w:rFonts w:ascii="Lexend" w:cs="Lexend" w:eastAsia="Lexend" w:hAnsi="Lexend"/>
+                <w:b w:val="1"/>
+                <w:bCs w:val="1"/>
+                <w:sz w:val="26"/>
+                <w:szCs w:val="26"/>
+              </w:rPr>
+            </w:pPr>
+            <w:r>
+              <w:rPr>
+                <w:rFonts w:ascii="Lexend" w:cs="Lexend" w:eastAsia="Lexend" w:hAnsi="Lexend"/>
+                <w:b w:val="1"/>
+                <w:bCs w:val="1"/>
+                <w:sz w:val="26"/>
+                <w:szCs w:val="26"/>
+                <w:rtl w:val="0"/>
+              </w:rPr>
+              <w:t xml:space="preserve">Notes</w:t>
+            </w:r>
+          </w:p>
+        </w:tc>
+      </w:tr>
+      <w:tr>
+        <w:trPr>
+          <w:cantSplit w:val="0"/>
+          <w:trHeight w:val="440" w:hRule="atLeast"/>
+          <w:tblHeader w:val="0"/>
+        </w:trPr>
+        <w:tc>
+          <w:tcPr>
+            <w:gridSpan w:val="2"/>
+            <w:shd w:fill="d9d2e9" w:val="clear"/>
+            <w:tcMar>
+              <w:top w:w="100.0" w:type="dxa"/>
+              <w:left w:w="100.0" w:type="dxa"/>
+              <w:bottom w:w="100.0" w:type="dxa"/>
+              <w:right w:w="100.0" w:type="dxa"/>
+            </w:tcMar>
+            <w:vAlign w:val="top"/>
+          </w:tcPr>
+          <w:p>
+            <w:pPr>
+              <w:widowControl w:val="0"/>
+              <w:spacing w:line="240" w:lineRule="auto"/>
+              <w:rPr>
+                <w:rFonts w:ascii="Lexend" w:cs="Lexend" w:eastAsia="Lexend" w:hAnsi="Lexend"/>
+              </w:rPr>
+            </w:pPr>
+            <w:r>
+              <w:rPr>
+                <w:rFonts w:ascii="Lexend" w:cs="Lexend" w:eastAsia="Lexend" w:hAnsi="Lexend"/>
+                <w:rtl w:val="0"/>
+              </w:rPr>
+              <w:t xml:space="preserve">Brainstorm Ideas</w:t>
+            </w:r>
+          </w:p>
+        </w:tc>
+        <w:tc>
+          <w:tcPr>
+            <w:gridSpan w:val="2"/>
+            <w:shd w:fill="d9d2e9" w:val="clear"/>
+            <w:tcMar>
+              <w:top w:w="100.0" w:type="dxa"/>
+              <w:left w:w="100.0" w:type="dxa"/>
+              <w:bottom w:w="100.0" w:type="dxa"/>
+              <w:right w:w="100.0" w:type="dxa"/>
+            </w:tcMar>
+            <w:vAlign w:val="top"/>
+          </w:tcPr>
+          <w:p>
+            <w:pPr>
+              <w:widowControl w:val="0"/>
+              <w:spacing w:line="240" w:lineRule="auto"/>
+              <w:rPr>
+                <w:rFonts w:ascii="Lexend" w:cs="Lexend" w:eastAsia="Lexend" w:hAnsi="Lexend"/>
+              </w:rPr>
+            </w:pPr>
+            <w:r>
+              <w:rPr>
+                <w:rFonts w:ascii="Lexend" w:cs="Lexend" w:eastAsia="Lexend" w:hAnsi="Lexend"/>
+                <w:rtl w:val="0"/>
+              </w:rPr>
+              <w:t xml:space="preserve">Monisha shared her ideas for each module.</w:t>
+            </w:r>
+          </w:p>
+          <w:p>
+            <w:pPr>
+              <w:widowControl w:val="0"/>
+              <w:spacing w:line="240" w:lineRule="auto"/>
+              <w:rPr>
+                <w:rFonts w:ascii="Lexend" w:cs="Lexend" w:eastAsia="Lexend" w:hAnsi="Lexend"/>
+              </w:rPr>
+            </w:pPr>
+            <w:r>
+              <w:rPr>
+                <w:rtl w:val="0"/>
+              </w:rPr>
+            </w:r>
+          </w:p>
+          <w:p>
+            <w:pPr>
+              <w:widowControl w:val="0"/>
+              <w:spacing w:line="240" w:lineRule="auto"/>
+              <w:rPr>
+                <w:rFonts w:ascii="Lexend" w:cs="Lexend" w:eastAsia="Lexend" w:hAnsi="Lexend"/>
+              </w:rPr>
+            </w:pPr>
+            <w:r>
+              <w:rPr>
+                <w:rFonts w:ascii="Lexend" w:cs="Lexend" w:eastAsia="Lexend" w:hAnsi="Lexend"/>
+                <w:rtl w:val="0"/>
+              </w:rPr>
+              <w:t xml:space="preserve">(Tochi/Monisha/Daniel) Discussed what max. number of game tables should be. Concluded with 5 tables for now.</w:t>
+            </w:r>
+          </w:p>
+          <w:p>
+            <w:pPr>
+              <w:widowControl w:val="0"/>
+              <w:spacing w:line="240" w:lineRule="auto"/>
+              <w:rPr>
+                <w:rFonts w:ascii="Lexend" w:cs="Lexend" w:eastAsia="Lexend" w:hAnsi="Lexend"/>
+              </w:rPr>
+            </w:pPr>
+            <w:r>
+              <w:rPr>
+                <w:rtl w:val="0"/>
+              </w:rPr>
+            </w:r>
+          </w:p>
+          <w:p>
+            <w:pPr>
+              <w:widowControl w:val="0"/>
+              <w:spacing w:line="240" w:lineRule="auto"/>
+              <w:rPr>
+                <w:rFonts w:ascii="Lexend" w:cs="Lexend" w:eastAsia="Lexend" w:hAnsi="Lexend"/>
+              </w:rPr>
+            </w:pPr>
+            <w:r>
+              <w:rPr>
+                <w:rFonts w:ascii="Lexend" w:cs="Lexend" w:eastAsia="Lexend" w:hAnsi="Lexend"/>
+                <w:rtl w:val="0"/>
+              </w:rPr>
+              <w:t xml:space="preserve">(Daniel/Tochi/Sadhvik) Discussed how the system will handle an infinite number of concurrent players &amp; dealers.</w:t>
+            </w:r>
+          </w:p>
+          <w:p>
+            <w:pPr>
+              <w:widowControl w:val="0"/>
+              <w:spacing w:line="240" w:lineRule="auto"/>
+              <w:rPr>
+                <w:rFonts w:ascii="Lexend" w:cs="Lexend" w:eastAsia="Lexend" w:hAnsi="Lexend"/>
+              </w:rPr>
+            </w:pPr>
+            <w:r>
+              <w:rPr>
+                <w:rtl w:val="0"/>
+              </w:rPr>
+            </w:r>
+          </w:p>
+        </w:tc>
+      </w:tr>
+      <w:tr>
+        <w:trPr>
+          <w:cantSplit w:val="0"/>
+          <w:trHeight w:val="440" w:hRule="atLeast"/>
+          <w:tblHeader w:val="0"/>
+        </w:trPr>
+        <w:tc>
+          <w:tcPr>
+            <w:gridSpan w:val="2"/>
+            <w:shd w:fill="d9d2e9" w:val="clear"/>
+            <w:tcMar>
+              <w:top w:w="100.0" w:type="dxa"/>
+              <w:left w:w="100.0" w:type="dxa"/>
+              <w:bottom w:w="100.0" w:type="dxa"/>
+              <w:right w:w="100.0" w:type="dxa"/>
+            </w:tcMar>
+            <w:vAlign w:val="top"/>
+          </w:tcPr>
+          <w:p>
+            <w:pPr>
+              <w:widowControl w:val="0"/>
+              <w:spacing w:line="240" w:lineRule="auto"/>
+              <w:rPr>
+                <w:rFonts w:ascii="Lexend" w:cs="Lexend" w:eastAsia="Lexend" w:hAnsi="Lexend"/>
+              </w:rPr>
+            </w:pPr>
+            <w:r>
+              <w:rPr>
+                <w:rFonts w:ascii="Lexend" w:cs="Lexend" w:eastAsia="Lexend" w:hAnsi="Lexend"/>
+                <w:rtl w:val="0"/>
+              </w:rPr>
+              <w:t xml:space="preserve">Work On SRS Together</w:t>
+            </w:r>
+          </w:p>
+        </w:tc>
+        <w:tc>
+          <w:tcPr>
+            <w:gridSpan w:val="2"/>
+            <w:shd w:fill="d9d2e9" w:val="clear"/>
+            <w:tcMar>
+              <w:top w:w="100.0" w:type="dxa"/>
+              <w:left w:w="100.0" w:type="dxa"/>
+              <w:bottom w:w="100.0" w:type="dxa"/>
+              <w:right w:w="100.0" w:type="dxa"/>
+            </w:tcMar>
+            <w:vAlign w:val="top"/>
+          </w:tcPr>
+          <w:p>
+            <w:pPr>
+              <w:widowControl w:val="0"/>
+              <w:spacing w:line="240" w:lineRule="auto"/>
+              <w:rPr>
+                <w:rFonts w:ascii="Lexend" w:cs="Lexend" w:eastAsia="Lexend" w:hAnsi="Lexend"/>
+              </w:rPr>
+            </w:pPr>
+            <w:r>
+              <w:rPr>
+                <w:rFonts w:ascii="Lexend" w:cs="Lexend" w:eastAsia="Lexend" w:hAnsi="Lexend"/>
+                <w:rtl w:val="0"/>
+              </w:rPr>
+              <w:t xml:space="preserve">Monisha - worked on User/Server/Game Logic Modules</w:t>
+            </w:r>
+          </w:p>
+          <w:p>
+            <w:pPr>
+              <w:widowControl w:val="0"/>
+              <w:spacing w:line="240" w:lineRule="auto"/>
+              <w:rPr>
+                <w:rFonts w:ascii="Lexend" w:cs="Lexend" w:eastAsia="Lexend" w:hAnsi="Lexend"/>
+              </w:rPr>
+            </w:pPr>
+            <w:r>
+              <w:rPr>
+                <w:rtl w:val="0"/>
+              </w:rPr>
+            </w:r>
+          </w:p>
+          <w:p>
+            <w:pPr>
+              <w:widowControl w:val="0"/>
+              <w:spacing w:line="240" w:lineRule="auto"/>
+              <w:rPr>
+                <w:rFonts w:ascii="Lexend" w:cs="Lexend" w:eastAsia="Lexend" w:hAnsi="Lexend"/>
+              </w:rPr>
+            </w:pPr>
+            <w:r>
+              <w:rPr>
+                <w:rFonts w:ascii="Lexend" w:cs="Lexend" w:eastAsia="Lexend" w:hAnsi="Lexend"/>
+                <w:rtl w:val="0"/>
+              </w:rPr>
+              <w:t xml:space="preserve">Tochi - worked on Assumptions + Networking Module</w:t>
+            </w:r>
+          </w:p>
+          <w:p>
+            <w:pPr>
+              <w:widowControl w:val="0"/>
+              <w:spacing w:line="240" w:lineRule="auto"/>
+              <w:rPr>
+                <w:rFonts w:ascii="Lexend" w:cs="Lexend" w:eastAsia="Lexend" w:hAnsi="Lexend"/>
+              </w:rPr>
+            </w:pPr>
+            <w:r>
+              <w:rPr>
+                <w:rtl w:val="0"/>
+              </w:rPr>
+            </w:r>
+          </w:p>
+          <w:p>
+            <w:pPr>
+              <w:widowControl w:val="0"/>
+              <w:spacing w:line="240" w:lineRule="auto"/>
+              <w:rPr>
+                <w:rFonts w:ascii="Lexend" w:cs="Lexend" w:eastAsia="Lexend" w:hAnsi="Lexend"/>
+              </w:rPr>
+            </w:pPr>
+            <w:r>
+              <w:rPr>
+                <w:rFonts w:ascii="Lexend" w:cs="Lexend" w:eastAsia="Lexend" w:hAnsi="Lexend"/>
+                <w:rtl w:val="0"/>
+              </w:rPr>
+              <w:t xml:space="preserve">Daniel - worked on Non-Functional Reqs</w:t>
+            </w:r>
+          </w:p>
+          <w:p>
+            <w:pPr>
+              <w:widowControl w:val="0"/>
+              <w:spacing w:line="240" w:lineRule="auto"/>
+              <w:rPr>
+                <w:rFonts w:ascii="Lexend" w:cs="Lexend" w:eastAsia="Lexend" w:hAnsi="Lexend"/>
+              </w:rPr>
+            </w:pPr>
+            <w:r>
+              <w:rPr>
+                <w:rtl w:val="0"/>
+              </w:rPr>
+            </w:r>
+          </w:p>
+          <w:p>
+            <w:pPr>
+              <w:widowControl w:val="0"/>
+              <w:spacing w:line="240" w:lineRule="auto"/>
+              <w:rPr>
+                <w:rFonts w:ascii="Lexend" w:cs="Lexend" w:eastAsia="Lexend" w:hAnsi="Lexend"/>
+              </w:rPr>
+            </w:pPr>
+            <w:r>
+              <w:rPr>
+                <w:rFonts w:ascii="Lexend" w:cs="Lexend" w:eastAsia="Lexend" w:hAnsi="Lexend"/>
+                <w:rtl w:val="0"/>
+              </w:rPr>
+              <w:t xml:space="preserve">Sadhvik - worked on External+Internal</w:t>
+            </w:r>
+          </w:p>
+          <w:p>
+            <w:pPr>
+              <w:widowControl w:val="0"/>
+              <w:spacing w:line="240" w:lineRule="auto"/>
+              <w:rPr>
+                <w:rFonts w:ascii="Lexend" w:cs="Lexend" w:eastAsia="Lexend" w:hAnsi="Lexend"/>
+              </w:rPr>
+            </w:pPr>
+            <w:r>
+              <w:rPr>
+                <w:rtl w:val="0"/>
+              </w:rPr>
+            </w:r>
+          </w:p>
+          <w:p>
+            <w:pPr>
+              <w:widowControl w:val="0"/>
+              <w:spacing w:line="240" w:lineRule="auto"/>
+              <w:rPr>
+                <w:rFonts w:ascii="Lexend" w:cs="Lexend" w:eastAsia="Lexend" w:hAnsi="Lexend"/>
+              </w:rPr>
+            </w:pPr>
+            <w:r>
+              <w:rPr>
+                <w:rFonts w:ascii="Lexend" w:cs="Lexend" w:eastAsia="Lexend" w:hAnsi="Lexend"/>
+                <w:rtl w:val="0"/>
+              </w:rPr>
+              <w:t xml:space="preserve">Nikki - worked on Client/GUI Module + Meeting Minutes + Gantt</w:t>
+            </w:r>
+          </w:p>
+        </w:tc>
+      </w:tr>
+    </w:tbl>
+    <w:p>
+      <w:pPr>
+        <w:rPr>
+          <w:rFonts w:ascii="Lexend" w:cs="Lexend" w:eastAsia="Lexend" w:hAnsi="Lexend"/>
+        </w:rPr>
+      </w:pPr>
+      <w:r>
+        <w:rPr>
+          <w:rtl w:val="0"/>
+        </w:rPr>
+      </w:r>
+    </w:p>
+    <w:tbl>
+      <w:tblPr>
+        <w:tblStyle w:val="Table9"/>
+        <w:tblW w:w="9360.0" w:type="dxa"/>
+        <w:jc w:val="left"/>
+        <w:tblBorders>
+          <w:top w:color="000000" w:space="0" w:sz="8" w:val="single"/>
+          <w:left w:color="000000" w:space="0" w:sz="8" w:val="single"/>
+          <w:bottom w:color="000000" w:space="0" w:sz="8" w:val="single"/>
+          <w:right w:color="000000" w:space="0" w:sz="8" w:val="single"/>
+          <w:insideH w:color="000000" w:space="0" w:sz="8" w:val="single"/>
+          <w:insideV w:color="000000" w:space="0" w:sz="8" w:val="single"/>
+        </w:tblBorders>
+        <w:tblLayout w:type="fixed"/>
+        <w:tblLook w:val="0600"/>
+      </w:tblPr>
+      <w:tblGrid>
+        <w:gridCol w:w="3120"/>
+        <w:gridCol w:w="3120"/>
+        <w:gridCol w:w="3120"/>
+        <w:tblGridChange w:id="0">
+          <w:tblGrid>
+            <w:gridCol w:w="3120"/>
+            <w:gridCol w:w="3120"/>
+            <w:gridCol w:w="3120"/>
+          </w:tblGrid>
+        </w:tblGridChange>
+      </w:tblGrid>
+      <w:tr>
+        <w:trPr>
+          <w:cantSplit w:val="0"/>
+          <w:trHeight w:val="440" w:hRule="atLeast"/>
+          <w:tblHeader w:val="0"/>
+        </w:trPr>
+        <w:tc>
+          <w:tcPr>
+            <w:gridSpan w:val="3"/>
+            <w:shd w:fill="b4a7d6" w:val="clear"/>
+            <w:tcMar>
+              <w:top w:w="100.0" w:type="dxa"/>
+              <w:left w:w="100.0" w:type="dxa"/>
+              <w:bottom w:w="100.0" w:type="dxa"/>
+              <w:right w:w="100.0" w:type="dxa"/>
+            </w:tcMar>
+            <w:vAlign w:val="top"/>
+          </w:tcPr>
+          <w:p>
+            <w:pPr>
+              <w:widowControl w:val="0"/>
+              <w:spacing w:line="240" w:lineRule="auto"/>
+              <w:jc w:val="center"/>
+              <w:rPr>
+                <w:rFonts w:ascii="Lexend" w:cs="Lexend" w:eastAsia="Lexend" w:hAnsi="Lexend"/>
+                <w:b w:val="1"/>
+                <w:bCs w:val="1"/>
+                <w:sz w:val="26"/>
+                <w:szCs w:val="26"/>
+              </w:rPr>
+            </w:pPr>
+            <w:r>
+              <w:rPr>
+                <w:rFonts w:ascii="Lexend" w:cs="Lexend" w:eastAsia="Lexend" w:hAnsi="Lexend"/>
+                <w:b w:val="1"/>
+                <w:bCs w:val="1"/>
+                <w:sz w:val="26"/>
+                <w:szCs w:val="26"/>
+                <w:rtl w:val="0"/>
+              </w:rPr>
+              <w:t xml:space="preserve">Action Plan</w:t>
+            </w:r>
+          </w:p>
+        </w:tc>
+      </w:tr>
+      <w:tr>
+        <w:trPr>
+          <w:cantSplit w:val="0"/>
+          <w:tblHeader w:val="0"/>
+        </w:trPr>
+        <w:tc>
+          <w:tcPr>
+            <w:shd w:fill="b4a7d6" w:val="clear"/>
+            <w:tcMar>
+              <w:top w:w="100.0" w:type="dxa"/>
+              <w:left w:w="100.0" w:type="dxa"/>
+              <w:bottom w:w="100.0" w:type="dxa"/>
+              <w:right w:w="100.0" w:type="dxa"/>
+            </w:tcMar>
+            <w:vAlign w:val="top"/>
+          </w:tcPr>
+          <w:p>
+            <w:pPr>
+              <w:widowControl w:val="0"/>
+              <w:spacing w:line="240" w:lineRule="auto"/>
+              <w:jc w:val="center"/>
+              <w:rPr>
+                <w:rFonts w:ascii="Lexend" w:cs="Lexend" w:eastAsia="Lexend" w:hAnsi="Lexend"/>
+                <w:b w:val="1"/>
+                <w:bCs w:val="1"/>
+                <w:sz w:val="24"/>
+                <w:szCs w:val="24"/>
+              </w:rPr>
+            </w:pPr>
+            <w:r>
+              <w:rPr>
+                <w:rFonts w:ascii="Lexend" w:cs="Lexend" w:eastAsia="Lexend" w:hAnsi="Lexend"/>
+                <w:b w:val="1"/>
+                <w:bCs w:val="1"/>
+                <w:sz w:val="24"/>
+                <w:szCs w:val="24"/>
+                <w:rtl w:val="0"/>
+              </w:rPr>
+              <w:t xml:space="preserve">Action</w:t>
+            </w:r>
+          </w:p>
+        </w:tc>
+        <w:tc>
+          <w:tcPr>
+            <w:shd w:fill="b4a7d6" w:val="clear"/>
+            <w:tcMar>
+              <w:top w:w="100.0" w:type="dxa"/>
+              <w:left w:w="100.0" w:type="dxa"/>
+              <w:bottom w:w="100.0" w:type="dxa"/>
+              <w:right w:w="100.0" w:type="dxa"/>
+            </w:tcMar>
+            <w:vAlign w:val="top"/>
+          </w:tcPr>
+          <w:p>
+            <w:pPr>
+              <w:widowControl w:val="0"/>
+              <w:spacing w:line="240" w:lineRule="auto"/>
+              <w:jc w:val="center"/>
+              <w:rPr>
+                <w:rFonts w:ascii="Lexend" w:cs="Lexend" w:eastAsia="Lexend" w:hAnsi="Lexend"/>
+                <w:b w:val="1"/>
+                <w:bCs w:val="1"/>
+                <w:sz w:val="24"/>
+                <w:szCs w:val="24"/>
+              </w:rPr>
+            </w:pPr>
+            <w:r>
+              <w:rPr>
+                <w:rFonts w:ascii="Lexend" w:cs="Lexend" w:eastAsia="Lexend" w:hAnsi="Lexend"/>
+                <w:b w:val="1"/>
+                <w:bCs w:val="1"/>
+                <w:sz w:val="24"/>
+                <w:szCs w:val="24"/>
+                <w:rtl w:val="0"/>
+              </w:rPr>
+              <w:t xml:space="preserve">Assigned To</w:t>
+            </w:r>
+          </w:p>
+        </w:tc>
+        <w:tc>
+          <w:tcPr>
+            <w:shd w:fill="b4a7d6" w:val="clear"/>
+            <w:tcMar>
+              <w:top w:w="100.0" w:type="dxa"/>
+              <w:left w:w="100.0" w:type="dxa"/>
+              <w:bottom w:w="100.0" w:type="dxa"/>
+              <w:right w:w="100.0" w:type="dxa"/>
+            </w:tcMar>
+            <w:vAlign w:val="top"/>
+          </w:tcPr>
+          <w:p>
+            <w:pPr>
+              <w:widowControl w:val="0"/>
+              <w:spacing w:line="240" w:lineRule="auto"/>
+              <w:jc w:val="center"/>
+              <w:rPr>
+                <w:rFonts w:ascii="Lexend" w:cs="Lexend" w:eastAsia="Lexend" w:hAnsi="Lexend"/>
+                <w:b w:val="1"/>
+                <w:bCs w:val="1"/>
+                <w:sz w:val="24"/>
+                <w:szCs w:val="24"/>
+              </w:rPr>
+            </w:pPr>
+            <w:r>
+              <w:rPr>
+                <w:rFonts w:ascii="Lexend" w:cs="Lexend" w:eastAsia="Lexend" w:hAnsi="Lexend"/>
+                <w:b w:val="1"/>
+                <w:bCs w:val="1"/>
+                <w:sz w:val="24"/>
+                <w:szCs w:val="24"/>
+                <w:rtl w:val="0"/>
+              </w:rPr>
+              <w:t xml:space="preserve">Due Date</w:t>
+            </w:r>
+          </w:p>
+        </w:tc>
+      </w:tr>
+      <w:tr>
+        <w:trPr>
+          <w:cantSplit w:val="0"/>
+          <w:tblHeader w:val="0"/>
+        </w:trPr>
+        <w:tc>
+          <w:tcPr>
+            <w:shd w:fill="d9d2e9" w:val="clear"/>
+            <w:tcMar>
+              <w:top w:w="100.0" w:type="dxa"/>
+              <w:left w:w="100.0" w:type="dxa"/>
+              <w:bottom w:w="100.0" w:type="dxa"/>
+              <w:right w:w="100.0" w:type="dxa"/>
+            </w:tcMar>
+            <w:vAlign w:val="top"/>
+          </w:tcPr>
+          <w:p>
+            <w:pPr>
+              <w:widowControl w:val="0"/>
+              <w:spacing w:line="240" w:lineRule="auto"/>
+              <w:jc w:val="center"/>
+              <w:rPr>
+                <w:rFonts w:ascii="Lexend" w:cs="Lexend" w:eastAsia="Lexend" w:hAnsi="Lexend"/>
+              </w:rPr>
+            </w:pPr>
+            <w:r>
+              <w:rPr>
+                <w:rFonts w:ascii="Lexend" w:cs="Lexend" w:eastAsia="Lexend" w:hAnsi="Lexend"/>
+                <w:rtl w:val="0"/>
+              </w:rPr>
+              <w:t xml:space="preserve">Class Candidates</w:t>
+            </w:r>
+          </w:p>
+        </w:tc>
+        <w:tc>
+          <w:tcPr>
+            <w:shd w:fill="d9d2e9" w:val="clear"/>
+            <w:tcMar>
+              <w:top w:w="100.0" w:type="dxa"/>
+              <w:left w:w="100.0" w:type="dxa"/>
+              <w:bottom w:w="100.0" w:type="dxa"/>
+              <w:right w:w="100.0" w:type="dxa"/>
+            </w:tcMar>
+            <w:vAlign w:val="top"/>
+          </w:tcPr>
+          <w:p>
+            <w:pPr>
+              <w:widowControl w:val="0"/>
+              <w:spacing w:line="240" w:lineRule="auto"/>
+              <w:jc w:val="center"/>
+              <w:rPr>
+                <w:rFonts w:ascii="Lexend" w:cs="Lexend" w:eastAsia="Lexend" w:hAnsi="Lexend"/>
+              </w:rPr>
+            </w:pPr>
+            <w:r>
+              <w:rPr>
+                <w:rFonts w:ascii="Lexend" w:cs="Lexend" w:eastAsia="Lexend" w:hAnsi="Lexend"/>
+                <w:rtl w:val="0"/>
+              </w:rPr>
+              <w:t xml:space="preserve">All members</w:t>
+            </w:r>
+          </w:p>
+        </w:tc>
+        <w:tc>
+          <w:tcPr>
+            <w:shd w:fill="d9d2e9" w:val="clear"/>
+            <w:tcMar>
+              <w:top w:w="100.0" w:type="dxa"/>
+              <w:left w:w="100.0" w:type="dxa"/>
+              <w:bottom w:w="100.0" w:type="dxa"/>
+              <w:right w:w="100.0" w:type="dxa"/>
+            </w:tcMar>
+            <w:vAlign w:val="top"/>
+          </w:tcPr>
+          <w:p>
+            <w:pPr>
+              <w:widowControl w:val="0"/>
+              <w:spacing w:line="240" w:lineRule="auto"/>
+              <w:jc w:val="center"/>
+              <w:rPr>
+                <w:rFonts w:ascii="Lexend" w:cs="Lexend" w:eastAsia="Lexend" w:hAnsi="Lexend"/>
+              </w:rPr>
+            </w:pPr>
+            <w:r>
+              <w:rPr>
+                <w:rFonts w:ascii="Lexend" w:cs="Lexend" w:eastAsia="Lexend" w:hAnsi="Lexend"/>
+                <w:rtl w:val="0"/>
+              </w:rPr>
+              <w:t xml:space="preserve">03/05/26</w:t>
+            </w:r>
+          </w:p>
+        </w:tc>
+      </w:tr>
+      <w:tr>
+        <w:trPr>
+          <w:cantSplit w:val="0"/>
+          <w:tblHeader w:val="0"/>
+        </w:trPr>
+        <w:tc>
+          <w:tcPr>
+            <w:shd w:fill="d9d2e9" w:val="clear"/>
+            <w:tcMar>
+              <w:top w:w="100.0" w:type="dxa"/>
+              <w:left w:w="100.0" w:type="dxa"/>
+              <w:bottom w:w="100.0" w:type="dxa"/>
+              <w:right w:w="100.0" w:type="dxa"/>
+            </w:tcMar>
+            <w:vAlign w:val="top"/>
+          </w:tcPr>
+          <w:p>
+            <w:pPr>
+              <w:widowControl w:val="0"/>
+              <w:spacing w:line="240" w:lineRule="auto"/>
+              <w:jc w:val="center"/>
+              <w:rPr>
+                <w:rFonts w:ascii="Lexend" w:cs="Lexend" w:eastAsia="Lexend" w:hAnsi="Lexend"/>
+              </w:rPr>
+            </w:pPr>
+            <w:r>
+              <w:rPr>
+                <w:rFonts w:ascii="Lexend" w:cs="Lexend" w:eastAsia="Lexend" w:hAnsi="Lexend"/>
+                <w:rtl w:val="0"/>
+              </w:rPr>
+              <w:t xml:space="preserve">Use Cases</w:t>
+            </w:r>
+          </w:p>
+        </w:tc>
+        <w:tc>
+          <w:tcPr>
+            <w:shd w:fill="d9d2e9" w:val="clear"/>
+            <w:tcMar>
+              <w:top w:w="100.0" w:type="dxa"/>
+              <w:left w:w="100.0" w:type="dxa"/>
+              <w:bottom w:w="100.0" w:type="dxa"/>
+              <w:right w:w="100.0" w:type="dxa"/>
+            </w:tcMar>
+            <w:vAlign w:val="top"/>
+          </w:tcPr>
+          <w:p>
+            <w:pPr>
+              <w:widowControl w:val="0"/>
+              <w:spacing w:line="240" w:lineRule="auto"/>
+              <w:jc w:val="center"/>
+              <w:rPr>
+                <w:rFonts w:ascii="Lexend" w:cs="Lexend" w:eastAsia="Lexend" w:hAnsi="Lexend"/>
+              </w:rPr>
+            </w:pPr>
+            <w:r>
+              <w:rPr>
+                <w:rFonts w:ascii="Lexend" w:cs="Lexend" w:eastAsia="Lexend" w:hAnsi="Lexend"/>
+                <w:rtl w:val="0"/>
+              </w:rPr>
+              <w:t xml:space="preserve">All members</w:t>
+            </w:r>
+          </w:p>
+        </w:tc>
+        <w:tc>
+          <w:tcPr>
+            <w:shd w:fill="d9d2e9" w:val="clear"/>
+            <w:tcMar>
+              <w:top w:w="100.0" w:type="dxa"/>
+              <w:left w:w="100.0" w:type="dxa"/>
+              <w:bottom w:w="100.0" w:type="dxa"/>
+              <w:right w:w="100.0" w:type="dxa"/>
+            </w:tcMar>
+            <w:vAlign w:val="top"/>
+          </w:tcPr>
+          <w:p>
+            <w:pPr>
+              <w:widowControl w:val="0"/>
+              <w:spacing w:line="240" w:lineRule="auto"/>
+              <w:jc w:val="center"/>
+              <w:rPr>
+                <w:rFonts w:ascii="Lexend" w:cs="Lexend" w:eastAsia="Lexend" w:hAnsi="Lexend"/>
+              </w:rPr>
+            </w:pPr>
+            <w:r>
+              <w:rPr>
+                <w:rFonts w:ascii="Lexend" w:cs="Lexend" w:eastAsia="Lexend" w:hAnsi="Lexend"/>
+                <w:rtl w:val="0"/>
+              </w:rPr>
+              <w:t xml:space="preserve">03/05/26</w:t>
+            </w:r>
+          </w:p>
+        </w:tc>
+      </w:tr>
+      <w:tr>
+        <w:trPr>
+          <w:cantSplit w:val="0"/>
+          <w:tblHeader w:val="0"/>
+        </w:trPr>
+        <w:tc>
+          <w:tcPr>
+            <w:shd w:fill="d9d2e9" w:val="clear"/>
+            <w:tcMar>
+              <w:top w:w="100.0" w:type="dxa"/>
+              <w:left w:w="100.0" w:type="dxa"/>
+              <w:bottom w:w="100.0" w:type="dxa"/>
+              <w:right w:w="100.0" w:type="dxa"/>
+            </w:tcMar>
+            <w:vAlign w:val="top"/>
+          </w:tcPr>
+          <w:p>
+            <w:pPr>
+              <w:widowControl w:val="0"/>
+              <w:spacing w:line="240" w:lineRule="auto"/>
+              <w:jc w:val="center"/>
+              <w:rPr>
+                <w:rFonts w:ascii="Lexend" w:cs="Lexend" w:eastAsia="Lexend" w:hAnsi="Lexend"/>
+              </w:rPr>
+            </w:pPr>
+            <w:r>
+              <w:rPr>
+                <w:rFonts w:ascii="Lexend" w:cs="Lexend" w:eastAsia="Lexend" w:hAnsi="Lexend"/>
+                <w:rtl w:val="0"/>
+              </w:rPr>
+              <w:t xml:space="preserve">Diagrams</w:t>
+            </w:r>
+          </w:p>
+        </w:tc>
+        <w:tc>
+          <w:tcPr>
+            <w:shd w:fill="d9d2e9" w:val="clear"/>
+            <w:tcMar>
+              <w:top w:w="100.0" w:type="dxa"/>
+              <w:left w:w="100.0" w:type="dxa"/>
+              <w:bottom w:w="100.0" w:type="dxa"/>
+              <w:right w:w="100.0" w:type="dxa"/>
+            </w:tcMar>
+            <w:vAlign w:val="top"/>
+          </w:tcPr>
+          <w:p>
+            <w:pPr>
+              <w:widowControl w:val="0"/>
+              <w:spacing w:line="240" w:lineRule="auto"/>
+              <w:jc w:val="center"/>
+              <w:rPr>
+                <w:rFonts w:ascii="Lexend" w:cs="Lexend" w:eastAsia="Lexend" w:hAnsi="Lexend"/>
+              </w:rPr>
+            </w:pPr>
+            <w:r>
+              <w:rPr>
+                <w:rFonts w:ascii="Lexend" w:cs="Lexend" w:eastAsia="Lexend" w:hAnsi="Lexend"/>
+                <w:rtl w:val="0"/>
+              </w:rPr>
+              <w:t xml:space="preserve">All members</w:t>
+            </w:r>
+          </w:p>
+        </w:tc>
+        <w:tc>
+          <w:tcPr>
+            <w:shd w:fill="d9d2e9" w:val="clear"/>
+            <w:tcMar>
+              <w:top w:w="100.0" w:type="dxa"/>
+              <w:left w:w="100.0" w:type="dxa"/>
+              <w:bottom w:w="100.0" w:type="dxa"/>
+              <w:right w:w="100.0" w:type="dxa"/>
+            </w:tcMar>
+            <w:vAlign w:val="top"/>
+          </w:tcPr>
+          <w:p>
+            <w:pPr>
+              <w:widowControl w:val="0"/>
+              <w:spacing w:line="240" w:lineRule="auto"/>
+              <w:jc w:val="center"/>
+              <w:rPr>
+                <w:rFonts w:ascii="Lexend" w:cs="Lexend" w:eastAsia="Lexend" w:hAnsi="Lexend"/>
+              </w:rPr>
+            </w:pPr>
+            <w:r>
+              <w:rPr>
+                <w:rFonts w:ascii="Lexend" w:cs="Lexend" w:eastAsia="Lexend" w:hAnsi="Lexend"/>
+                <w:rtl w:val="0"/>
+              </w:rPr>
+              <w:t xml:space="preserve">03/05/26</w:t>
+            </w:r>
+          </w:p>
+        </w:tc>
+      </w:tr>
+    </w:tbl>
     <w:p>
       <w:pPr>
         <w:ind w:left="0" w:firstLine="0"/>
@@ -4070,6 +5378,27 @@
     </w:tblPr>
   </w:style>
   <w:style w:type="table" w:styleId="Table6">
+    <w:basedOn w:val="TableNormal"/>
+    <w:tblPr>
+      <w:tblStyleRowBandSize w:val="1"/>
+      <w:tblStyleColBandSize w:val="1"/>
+    </w:tblPr>
+  </w:style>
+  <w:style w:type="table" w:styleId="Table7">
+    <w:basedOn w:val="TableNormal"/>
+    <w:tblPr>
+      <w:tblStyleRowBandSize w:val="1"/>
+      <w:tblStyleColBandSize w:val="1"/>
+    </w:tblPr>
+  </w:style>
+  <w:style w:type="table" w:styleId="Table8">
+    <w:basedOn w:val="TableNormal"/>
+    <w:tblPr>
+      <w:tblStyleRowBandSize w:val="1"/>
+      <w:tblStyleColBandSize w:val="1"/>
+    </w:tblPr>
+  </w:style>
+  <w:style w:type="table" w:styleId="Table9">
     <w:basedOn w:val="TableNormal"/>
     <w:tblPr>
       <w:tblStyleRowBandSize w:val="1"/>

--- a/Project-Planning/Meeting Minutes.docx
+++ b/Project-Planning/Meeting Minutes.docx
@@ -728,58 +728,46 @@
     </w:p>
     <w:p>
       <w:pPr>
-        <w:rPr>
-          <w:rFonts w:ascii="Times New Roman" w:cs="Times New Roman" w:eastAsia="Times New Roman" w:hAnsi="Times New Roman"/>
-          <w:sz w:val="24"/>
-          <w:szCs w:val="24"/>
-        </w:rPr>
-      </w:pPr>
-      <w:r>
-        <w:rPr>
-          <w:rtl w:val="0"/>
-        </w:rPr>
-      </w:r>
-    </w:p>
-    <w:p>
-      <w:pPr>
-        <w:rPr>
-          <w:rFonts w:ascii="Times New Roman" w:cs="Times New Roman" w:eastAsia="Times New Roman" w:hAnsi="Times New Roman"/>
-          <w:sz w:val="24"/>
-          <w:szCs w:val="24"/>
-        </w:rPr>
-      </w:pPr>
-      <w:r>
-        <w:rPr>
-          <w:rtl w:val="0"/>
-        </w:rPr>
-      </w:r>
-    </w:p>
-    <w:p>
-      <w:pPr>
-        <w:rPr>
-          <w:rFonts w:ascii="Times New Roman" w:cs="Times New Roman" w:eastAsia="Times New Roman" w:hAnsi="Times New Roman"/>
-          <w:sz w:val="24"/>
-          <w:szCs w:val="24"/>
-        </w:rPr>
-      </w:pPr>
-      <w:r>
-        <w:rPr>
-          <w:rtl w:val="0"/>
-        </w:rPr>
-      </w:r>
-    </w:p>
-    <w:p>
-      <w:pPr>
-        <w:rPr>
-          <w:rFonts w:ascii="Times New Roman" w:cs="Times New Roman" w:eastAsia="Times New Roman" w:hAnsi="Times New Roman"/>
-          <w:sz w:val="24"/>
-          <w:szCs w:val="24"/>
-        </w:rPr>
-      </w:pPr>
-      <w:r>
-        <w:rPr>
-          <w:rtl w:val="0"/>
-        </w:rPr>
+        <w:numPr>
+          <w:ilvl w:val="0"/>
+          <w:numId w:val="1"/>
+        </w:numPr>
+        <w:ind w:left="720" w:hanging="360"/>
+        <w:rPr>
+          <w:rFonts w:ascii="Lexend Light" w:cs="Lexend Light" w:eastAsia="Lexend Light" w:hAnsi="Lexend Light"/>
+          <w:sz w:val="30"/>
+          <w:szCs w:val="30"/>
+        </w:rPr>
+      </w:pPr>
+      <w:hyperlink w:anchor="kix.c8a0cvidw5cy">
+        <w:r>
+          <w:rPr>
+            <w:rFonts w:ascii="Lexend Light" w:cs="Lexend Light" w:eastAsia="Lexend Light" w:hAnsi="Lexend Light"/>
+            <w:color w:val="1155cc"/>
+            <w:sz w:val="30"/>
+            <w:szCs w:val="30"/>
+            <w:u w:val="single"/>
+            <w:rtl w:val="0"/>
+          </w:rPr>
+          <w:t xml:space="preserve">Meeting 03/03/26</w:t>
+        </w:r>
+      </w:hyperlink>
+      <w:r>
+        <w:rPr>
+          <w:rFonts w:ascii="Lexend Light" w:cs="Lexend Light" w:eastAsia="Lexend Light" w:hAnsi="Lexend Light"/>
+          <w:sz w:val="30"/>
+          <w:szCs w:val="30"/>
+          <w:rtl w:val="0"/>
+        </w:rPr>
+        <w:tab/>
+        <w:tab/>
+        <w:tab/>
+        <w:tab/>
+        <w:tab/>
+        <w:tab/>
+        <w:tab/>
+        <w:tab/>
+        <w:t xml:space="preserve"> 6</w:t>
       </w:r>
     </w:p>
     <w:p>
@@ -4993,7 +4981,1149 @@
     </w:tbl>
     <w:p>
       <w:pPr>
-        <w:ind w:left="0" w:firstLine="0"/>
+        <w:rPr>
+          <w:rFonts w:ascii="Times New Roman" w:cs="Times New Roman" w:eastAsia="Times New Roman" w:hAnsi="Times New Roman"/>
+          <w:sz w:val="24"/>
+          <w:szCs w:val="24"/>
+        </w:rPr>
+      </w:pPr>
+      <w:r>
+        <w:rPr>
+          <w:rtl w:val="0"/>
+        </w:rPr>
+      </w:r>
+    </w:p>
+    <w:tbl>
+      <w:tblPr>
+        <w:tblStyle w:val="Table10"/>
+        <w:tblW w:w="9360.0" w:type="dxa"/>
+        <w:jc w:val="left"/>
+        <w:tblBorders>
+          <w:top w:color="000000" w:space="0" w:sz="8" w:val="single"/>
+          <w:left w:color="000000" w:space="0" w:sz="8" w:val="single"/>
+          <w:bottom w:color="000000" w:space="0" w:sz="8" w:val="single"/>
+          <w:right w:color="000000" w:space="0" w:sz="8" w:val="single"/>
+          <w:insideH w:color="000000" w:space="0" w:sz="8" w:val="single"/>
+          <w:insideV w:color="000000" w:space="0" w:sz="8" w:val="single"/>
+        </w:tblBorders>
+        <w:tblLayout w:type="fixed"/>
+        <w:tblLook w:val="0600"/>
+      </w:tblPr>
+      <w:tblGrid>
+        <w:gridCol w:w="3135"/>
+        <w:gridCol w:w="2820"/>
+        <w:gridCol w:w="315"/>
+        <w:gridCol w:w="3090"/>
+        <w:tblGridChange w:id="0">
+          <w:tblGrid>
+            <w:gridCol w:w="3135"/>
+            <w:gridCol w:w="2820"/>
+            <w:gridCol w:w="315"/>
+            <w:gridCol w:w="3090"/>
+          </w:tblGrid>
+        </w:tblGridChange>
+      </w:tblGrid>
+      <w:tr>
+        <w:trPr>
+          <w:cantSplit w:val="0"/>
+          <w:trHeight w:val="440" w:hRule="atLeast"/>
+          <w:tblHeader w:val="0"/>
+        </w:trPr>
+        <w:tc>
+          <w:tcPr>
+            <w:gridSpan w:val="4"/>
+            <w:shd w:fill="b4a7d6" w:val="clear"/>
+            <w:tcMar>
+              <w:top w:w="100.0" w:type="dxa"/>
+              <w:left w:w="100.0" w:type="dxa"/>
+              <w:bottom w:w="100.0" w:type="dxa"/>
+              <w:right w:w="100.0" w:type="dxa"/>
+            </w:tcMar>
+            <w:vAlign w:val="top"/>
+          </w:tcPr>
+          <w:bookmarkStart w:colFirst="0" w:colLast="0" w:name="kix.c8a0cvidw5cy" w:id="3"/>
+          <w:bookmarkEnd w:id="3"/>
+          <w:p>
+            <w:pPr>
+              <w:widowControl w:val="0"/>
+              <w:spacing w:line="240" w:lineRule="auto"/>
+              <w:jc w:val="center"/>
+              <w:rPr>
+                <w:rFonts w:ascii="Lexend" w:cs="Lexend" w:eastAsia="Lexend" w:hAnsi="Lexend"/>
+                <w:b w:val="1"/>
+                <w:bCs w:val="1"/>
+                <w:sz w:val="26"/>
+                <w:szCs w:val="26"/>
+              </w:rPr>
+            </w:pPr>
+            <w:r>
+              <w:rPr>
+                <w:rFonts w:ascii="Lexend" w:cs="Lexend" w:eastAsia="Lexend" w:hAnsi="Lexend"/>
+                <w:b w:val="1"/>
+                <w:bCs w:val="1"/>
+                <w:sz w:val="26"/>
+                <w:szCs w:val="26"/>
+                <w:rtl w:val="0"/>
+              </w:rPr>
+              <w:t xml:space="preserve">Meeting Details</w:t>
+            </w:r>
+          </w:p>
+        </w:tc>
+      </w:tr>
+      <w:tr>
+        <w:trPr>
+          <w:cantSplit w:val="0"/>
+          <w:trHeight w:val="440" w:hRule="atLeast"/>
+          <w:tblHeader w:val="0"/>
+        </w:trPr>
+        <w:tc>
+          <w:tcPr>
+            <w:gridSpan w:val="4"/>
+            <w:shd w:fill="d9d2e9" w:val="clear"/>
+            <w:tcMar>
+              <w:top w:w="100.0" w:type="dxa"/>
+              <w:left w:w="100.0" w:type="dxa"/>
+              <w:bottom w:w="100.0" w:type="dxa"/>
+              <w:right w:w="100.0" w:type="dxa"/>
+            </w:tcMar>
+            <w:vAlign w:val="top"/>
+          </w:tcPr>
+          <w:p>
+            <w:pPr>
+              <w:widowControl w:val="0"/>
+              <w:spacing w:line="240" w:lineRule="auto"/>
+              <w:rPr>
+                <w:rFonts w:ascii="Lexend" w:cs="Lexend" w:eastAsia="Lexend" w:hAnsi="Lexend"/>
+              </w:rPr>
+            </w:pPr>
+            <w:r>
+              <w:rPr>
+                <w:rFonts w:ascii="Lexend" w:cs="Lexend" w:eastAsia="Lexend" w:hAnsi="Lexend"/>
+                <w:b w:val="1"/>
+                <w:bCs w:val="1"/>
+                <w:rtl w:val="0"/>
+              </w:rPr>
+              <w:t xml:space="preserve">Meeting Objective:</w:t>
+            </w:r>
+            <w:r>
+              <w:rPr>
+                <w:rFonts w:ascii="Lexend" w:cs="Lexend" w:eastAsia="Lexend" w:hAnsi="Lexend"/>
+                <w:rtl w:val="0"/>
+              </w:rPr>
+              <w:t xml:space="preserve"> Section 3 (References) of SRS + Work On Slide Presentation</w:t>
+            </w:r>
+          </w:p>
+        </w:tc>
+      </w:tr>
+      <w:tr>
+        <w:trPr>
+          <w:cantSplit w:val="0"/>
+          <w:trHeight w:val="440" w:hRule="atLeast"/>
+          <w:tblHeader w:val="0"/>
+        </w:trPr>
+        <w:tc>
+          <w:tcPr>
+            <w:shd w:fill="d9d2e9" w:val="clear"/>
+            <w:tcMar>
+              <w:top w:w="100.0" w:type="dxa"/>
+              <w:left w:w="100.0" w:type="dxa"/>
+              <w:bottom w:w="100.0" w:type="dxa"/>
+              <w:right w:w="100.0" w:type="dxa"/>
+            </w:tcMar>
+            <w:vAlign w:val="top"/>
+          </w:tcPr>
+          <w:p>
+            <w:pPr>
+              <w:widowControl w:val="0"/>
+              <w:spacing w:line="240" w:lineRule="auto"/>
+              <w:rPr>
+                <w:rFonts w:ascii="Lexend" w:cs="Lexend" w:eastAsia="Lexend" w:hAnsi="Lexend"/>
+              </w:rPr>
+            </w:pPr>
+            <w:r>
+              <w:rPr>
+                <w:rFonts w:ascii="Lexend" w:cs="Lexend" w:eastAsia="Lexend" w:hAnsi="Lexend"/>
+                <w:b w:val="1"/>
+                <w:bCs w:val="1"/>
+                <w:rtl w:val="0"/>
+              </w:rPr>
+              <w:t xml:space="preserve">Date:</w:t>
+            </w:r>
+            <w:r>
+              <w:rPr>
+                <w:rFonts w:ascii="Lexend" w:cs="Lexend" w:eastAsia="Lexend" w:hAnsi="Lexend"/>
+                <w:rtl w:val="0"/>
+              </w:rPr>
+              <w:t xml:space="preserve"> 03/03/26</w:t>
+            </w:r>
+          </w:p>
+        </w:tc>
+        <w:tc>
+          <w:tcPr>
+            <w:shd w:fill="d9d2e9" w:val="clear"/>
+            <w:tcMar>
+              <w:top w:w="100.0" w:type="dxa"/>
+              <w:left w:w="100.0" w:type="dxa"/>
+              <w:bottom w:w="100.0" w:type="dxa"/>
+              <w:right w:w="100.0" w:type="dxa"/>
+            </w:tcMar>
+            <w:vAlign w:val="top"/>
+          </w:tcPr>
+          <w:p>
+            <w:pPr>
+              <w:widowControl w:val="0"/>
+              <w:spacing w:line="240" w:lineRule="auto"/>
+              <w:rPr>
+                <w:rFonts w:ascii="Lexend" w:cs="Lexend" w:eastAsia="Lexend" w:hAnsi="Lexend"/>
+              </w:rPr>
+            </w:pPr>
+            <w:r>
+              <w:rPr>
+                <w:rFonts w:ascii="Lexend" w:cs="Lexend" w:eastAsia="Lexend" w:hAnsi="Lexend"/>
+                <w:b w:val="1"/>
+                <w:bCs w:val="1"/>
+                <w:rtl w:val="0"/>
+              </w:rPr>
+              <w:t xml:space="preserve">Time:</w:t>
+            </w:r>
+            <w:r>
+              <w:rPr>
+                <w:rFonts w:ascii="Lexend" w:cs="Lexend" w:eastAsia="Lexend" w:hAnsi="Lexend"/>
+                <w:rtl w:val="0"/>
+              </w:rPr>
+              <w:t xml:space="preserve"> 9pm</w:t>
+            </w:r>
+          </w:p>
+        </w:tc>
+        <w:tc>
+          <w:tcPr>
+            <w:gridSpan w:val="2"/>
+            <w:shd w:fill="d9d2e9" w:val="clear"/>
+            <w:tcMar>
+              <w:top w:w="100.0" w:type="dxa"/>
+              <w:left w:w="100.0" w:type="dxa"/>
+              <w:bottom w:w="100.0" w:type="dxa"/>
+              <w:right w:w="100.0" w:type="dxa"/>
+            </w:tcMar>
+            <w:vAlign w:val="top"/>
+          </w:tcPr>
+          <w:p>
+            <w:pPr>
+              <w:widowControl w:val="0"/>
+              <w:spacing w:line="240" w:lineRule="auto"/>
+              <w:rPr>
+                <w:rFonts w:ascii="Lexend" w:cs="Lexend" w:eastAsia="Lexend" w:hAnsi="Lexend"/>
+              </w:rPr>
+            </w:pPr>
+            <w:r>
+              <w:rPr>
+                <w:rFonts w:ascii="Lexend" w:cs="Lexend" w:eastAsia="Lexend" w:hAnsi="Lexend"/>
+                <w:b w:val="1"/>
+                <w:bCs w:val="1"/>
+                <w:rtl w:val="0"/>
+              </w:rPr>
+              <w:t xml:space="preserve">Location:</w:t>
+            </w:r>
+            <w:r>
+              <w:rPr>
+                <w:rFonts w:ascii="Lexend" w:cs="Lexend" w:eastAsia="Lexend" w:hAnsi="Lexend"/>
+                <w:rtl w:val="0"/>
+              </w:rPr>
+              <w:t xml:space="preserve"> Discord Call</w:t>
+            </w:r>
+          </w:p>
+        </w:tc>
+      </w:tr>
+      <w:tr>
+        <w:trPr>
+          <w:cantSplit w:val="0"/>
+          <w:trHeight w:val="440" w:hRule="atLeast"/>
+          <w:tblHeader w:val="0"/>
+        </w:trPr>
+        <w:tc>
+          <w:tcPr>
+            <w:gridSpan w:val="4"/>
+            <w:shd w:fill="d9d2e9" w:val="clear"/>
+            <w:tcMar>
+              <w:top w:w="100.0" w:type="dxa"/>
+              <w:left w:w="100.0" w:type="dxa"/>
+              <w:bottom w:w="100.0" w:type="dxa"/>
+              <w:right w:w="100.0" w:type="dxa"/>
+            </w:tcMar>
+            <w:vAlign w:val="top"/>
+          </w:tcPr>
+          <w:p>
+            <w:pPr>
+              <w:widowControl w:val="0"/>
+              <w:spacing w:line="240" w:lineRule="auto"/>
+              <w:rPr>
+                <w:rFonts w:ascii="Lexend" w:cs="Lexend" w:eastAsia="Lexend" w:hAnsi="Lexend"/>
+              </w:rPr>
+            </w:pPr>
+            <w:r>
+              <w:rPr>
+                <w:rFonts w:ascii="Lexend" w:cs="Lexend" w:eastAsia="Lexend" w:hAnsi="Lexend"/>
+                <w:b w:val="1"/>
+                <w:bCs w:val="1"/>
+                <w:rtl w:val="0"/>
+              </w:rPr>
+              <w:t xml:space="preserve">Attendees:</w:t>
+            </w:r>
+            <w:r>
+              <w:rPr>
+                <w:rFonts w:ascii="Lexend" w:cs="Lexend" w:eastAsia="Lexend" w:hAnsi="Lexend"/>
+                <w:rtl w:val="0"/>
+              </w:rPr>
+              <w:t xml:space="preserve"> Tochi, Daniel, Monisha, Nikki, Sadhvik</w:t>
+            </w:r>
+          </w:p>
+        </w:tc>
+      </w:tr>
+      <w:tr>
+        <w:trPr>
+          <w:cantSplit w:val="0"/>
+          <w:trHeight w:val="440" w:hRule="atLeast"/>
+          <w:tblHeader w:val="0"/>
+        </w:trPr>
+        <w:tc>
+          <w:tcPr>
+            <w:gridSpan w:val="4"/>
+            <w:shd w:fill="d9d2e9" w:val="clear"/>
+            <w:tcMar>
+              <w:top w:w="100.0" w:type="dxa"/>
+              <w:left w:w="100.0" w:type="dxa"/>
+              <w:bottom w:w="100.0" w:type="dxa"/>
+              <w:right w:w="100.0" w:type="dxa"/>
+            </w:tcMar>
+            <w:vAlign w:val="top"/>
+          </w:tcPr>
+          <w:p>
+            <w:pPr>
+              <w:widowControl w:val="0"/>
+              <w:spacing w:line="240" w:lineRule="auto"/>
+              <w:rPr>
+                <w:rFonts w:ascii="Lexend" w:cs="Lexend" w:eastAsia="Lexend" w:hAnsi="Lexend"/>
+              </w:rPr>
+            </w:pPr>
+            <w:r>
+              <w:rPr>
+                <w:rFonts w:ascii="Lexend" w:cs="Lexend" w:eastAsia="Lexend" w:hAnsi="Lexend"/>
+                <w:b w:val="1"/>
+                <w:bCs w:val="1"/>
+                <w:rtl w:val="0"/>
+              </w:rPr>
+              <w:t xml:space="preserve">Absentees:</w:t>
+            </w:r>
+            <w:r>
+              <w:rPr>
+                <w:rFonts w:ascii="Lexend" w:cs="Lexend" w:eastAsia="Lexend" w:hAnsi="Lexend"/>
+                <w:rtl w:val="0"/>
+              </w:rPr>
+              <w:t xml:space="preserve"> none</w:t>
+            </w:r>
+          </w:p>
+        </w:tc>
+      </w:tr>
+    </w:tbl>
+    <w:p>
+      <w:pPr>
+        <w:rPr>
+          <w:rFonts w:ascii="Lexend" w:cs="Lexend" w:eastAsia="Lexend" w:hAnsi="Lexend"/>
+        </w:rPr>
+      </w:pPr>
+      <w:r>
+        <w:rPr>
+          <w:rtl w:val="0"/>
+        </w:rPr>
+      </w:r>
+    </w:p>
+    <w:tbl>
+      <w:tblPr>
+        <w:tblStyle w:val="Table11"/>
+        <w:tblW w:w="9360.0" w:type="dxa"/>
+        <w:jc w:val="left"/>
+        <w:tblBorders>
+          <w:top w:color="000000" w:space="0" w:sz="8" w:val="single"/>
+          <w:left w:color="000000" w:space="0" w:sz="8" w:val="single"/>
+          <w:bottom w:color="000000" w:space="0" w:sz="8" w:val="single"/>
+          <w:right w:color="000000" w:space="0" w:sz="8" w:val="single"/>
+          <w:insideH w:color="000000" w:space="0" w:sz="8" w:val="single"/>
+          <w:insideV w:color="000000" w:space="0" w:sz="8" w:val="single"/>
+        </w:tblBorders>
+        <w:tblLayout w:type="fixed"/>
+        <w:tblLook w:val="0600"/>
+      </w:tblPr>
+      <w:tblGrid>
+        <w:gridCol w:w="3135"/>
+        <w:gridCol w:w="1275"/>
+        <w:gridCol w:w="1860"/>
+        <w:gridCol w:w="3090"/>
+        <w:tblGridChange w:id="0">
+          <w:tblGrid>
+            <w:gridCol w:w="3135"/>
+            <w:gridCol w:w="1275"/>
+            <w:gridCol w:w="1860"/>
+            <w:gridCol w:w="3090"/>
+          </w:tblGrid>
+        </w:tblGridChange>
+      </w:tblGrid>
+      <w:tr>
+        <w:trPr>
+          <w:cantSplit w:val="0"/>
+          <w:trHeight w:val="440" w:hRule="atLeast"/>
+          <w:tblHeader w:val="0"/>
+        </w:trPr>
+        <w:tc>
+          <w:tcPr>
+            <w:gridSpan w:val="2"/>
+            <w:shd w:fill="b4a7d6" w:val="clear"/>
+            <w:tcMar>
+              <w:top w:w="100.0" w:type="dxa"/>
+              <w:left w:w="100.0" w:type="dxa"/>
+              <w:bottom w:w="100.0" w:type="dxa"/>
+              <w:right w:w="100.0" w:type="dxa"/>
+            </w:tcMar>
+            <w:vAlign w:val="top"/>
+          </w:tcPr>
+          <w:p>
+            <w:pPr>
+              <w:widowControl w:val="0"/>
+              <w:spacing w:line="240" w:lineRule="auto"/>
+              <w:jc w:val="center"/>
+              <w:rPr>
+                <w:rFonts w:ascii="Lexend" w:cs="Lexend" w:eastAsia="Lexend" w:hAnsi="Lexend"/>
+                <w:b w:val="1"/>
+                <w:bCs w:val="1"/>
+                <w:sz w:val="26"/>
+                <w:szCs w:val="26"/>
+              </w:rPr>
+            </w:pPr>
+            <w:r>
+              <w:rPr>
+                <w:rFonts w:ascii="Lexend" w:cs="Lexend" w:eastAsia="Lexend" w:hAnsi="Lexend"/>
+                <w:b w:val="1"/>
+                <w:bCs w:val="1"/>
+                <w:sz w:val="26"/>
+                <w:szCs w:val="26"/>
+                <w:rtl w:val="0"/>
+              </w:rPr>
+              <w:t xml:space="preserve">Agenda</w:t>
+            </w:r>
+          </w:p>
+        </w:tc>
+        <w:tc>
+          <w:tcPr>
+            <w:gridSpan w:val="2"/>
+            <w:shd w:fill="b4a7d6" w:val="clear"/>
+            <w:tcMar>
+              <w:top w:w="100.0" w:type="dxa"/>
+              <w:left w:w="100.0" w:type="dxa"/>
+              <w:bottom w:w="100.0" w:type="dxa"/>
+              <w:right w:w="100.0" w:type="dxa"/>
+            </w:tcMar>
+            <w:vAlign w:val="top"/>
+          </w:tcPr>
+          <w:p>
+            <w:pPr>
+              <w:widowControl w:val="0"/>
+              <w:spacing w:line="240" w:lineRule="auto"/>
+              <w:jc w:val="center"/>
+              <w:rPr>
+                <w:rFonts w:ascii="Lexend" w:cs="Lexend" w:eastAsia="Lexend" w:hAnsi="Lexend"/>
+                <w:b w:val="1"/>
+                <w:bCs w:val="1"/>
+                <w:sz w:val="26"/>
+                <w:szCs w:val="26"/>
+              </w:rPr>
+            </w:pPr>
+            <w:r>
+              <w:rPr>
+                <w:rFonts w:ascii="Lexend" w:cs="Lexend" w:eastAsia="Lexend" w:hAnsi="Lexend"/>
+                <w:b w:val="1"/>
+                <w:bCs w:val="1"/>
+                <w:sz w:val="26"/>
+                <w:szCs w:val="26"/>
+                <w:rtl w:val="0"/>
+              </w:rPr>
+              <w:t xml:space="preserve">Notes</w:t>
+            </w:r>
+          </w:p>
+        </w:tc>
+      </w:tr>
+      <w:tr>
+        <w:trPr>
+          <w:cantSplit w:val="0"/>
+          <w:trHeight w:val="440" w:hRule="atLeast"/>
+          <w:tblHeader w:val="0"/>
+        </w:trPr>
+        <w:tc>
+          <w:tcPr>
+            <w:gridSpan w:val="2"/>
+            <w:shd w:fill="d9d2e9" w:val="clear"/>
+            <w:tcMar>
+              <w:top w:w="100.0" w:type="dxa"/>
+              <w:left w:w="100.0" w:type="dxa"/>
+              <w:bottom w:w="100.0" w:type="dxa"/>
+              <w:right w:w="100.0" w:type="dxa"/>
+            </w:tcMar>
+            <w:vAlign w:val="top"/>
+          </w:tcPr>
+          <w:p>
+            <w:pPr>
+              <w:widowControl w:val="0"/>
+              <w:spacing w:line="240" w:lineRule="auto"/>
+              <w:rPr>
+                <w:rFonts w:ascii="Lexend" w:cs="Lexend" w:eastAsia="Lexend" w:hAnsi="Lexend"/>
+              </w:rPr>
+            </w:pPr>
+            <w:r>
+              <w:rPr>
+                <w:rFonts w:ascii="Lexend" w:cs="Lexend" w:eastAsia="Lexend" w:hAnsi="Lexend"/>
+                <w:rtl w:val="0"/>
+              </w:rPr>
+              <w:t xml:space="preserve">Work On Slide Presentation (Class Candidates + Top 10 Reqs)</w:t>
+            </w:r>
+          </w:p>
+        </w:tc>
+        <w:tc>
+          <w:tcPr>
+            <w:gridSpan w:val="2"/>
+            <w:shd w:fill="d9d2e9" w:val="clear"/>
+            <w:tcMar>
+              <w:top w:w="100.0" w:type="dxa"/>
+              <w:left w:w="100.0" w:type="dxa"/>
+              <w:bottom w:w="100.0" w:type="dxa"/>
+              <w:right w:w="100.0" w:type="dxa"/>
+            </w:tcMar>
+            <w:vAlign w:val="top"/>
+          </w:tcPr>
+          <w:p>
+            <w:pPr>
+              <w:widowControl w:val="0"/>
+              <w:spacing w:line="240" w:lineRule="auto"/>
+              <w:rPr>
+                <w:rFonts w:ascii="Lexend" w:cs="Lexend" w:eastAsia="Lexend" w:hAnsi="Lexend"/>
+              </w:rPr>
+            </w:pPr>
+            <w:r>
+              <w:rPr>
+                <w:rFonts w:ascii="Lexend" w:cs="Lexend" w:eastAsia="Lexend" w:hAnsi="Lexend"/>
+                <w:rtl w:val="0"/>
+              </w:rPr>
+              <w:t xml:space="preserve">Sadhvik shared ideas on class candidates</w:t>
+            </w:r>
+          </w:p>
+          <w:p>
+            <w:pPr>
+              <w:widowControl w:val="0"/>
+              <w:spacing w:line="240" w:lineRule="auto"/>
+              <w:rPr>
+                <w:rFonts w:ascii="Lexend" w:cs="Lexend" w:eastAsia="Lexend" w:hAnsi="Lexend"/>
+              </w:rPr>
+            </w:pPr>
+            <w:r>
+              <w:rPr>
+                <w:rtl w:val="0"/>
+              </w:rPr>
+            </w:r>
+          </w:p>
+          <w:p>
+            <w:pPr>
+              <w:widowControl w:val="0"/>
+              <w:spacing w:line="240" w:lineRule="auto"/>
+              <w:rPr>
+                <w:rFonts w:ascii="Lexend" w:cs="Lexend" w:eastAsia="Lexend" w:hAnsi="Lexend"/>
+              </w:rPr>
+            </w:pPr>
+            <w:r>
+              <w:rPr>
+                <w:rFonts w:ascii="Lexend" w:cs="Lexend" w:eastAsia="Lexend" w:hAnsi="Lexend"/>
+                <w:rtl w:val="0"/>
+              </w:rPr>
+              <w:t xml:space="preserve">Monisha + Daniel worked on finishing the Top 10 Reqs</w:t>
+            </w:r>
+          </w:p>
+          <w:p>
+            <w:pPr>
+              <w:widowControl w:val="0"/>
+              <w:spacing w:line="240" w:lineRule="auto"/>
+              <w:rPr>
+                <w:rFonts w:ascii="Lexend" w:cs="Lexend" w:eastAsia="Lexend" w:hAnsi="Lexend"/>
+              </w:rPr>
+            </w:pPr>
+            <w:r>
+              <w:rPr>
+                <w:rtl w:val="0"/>
+              </w:rPr>
+            </w:r>
+          </w:p>
+        </w:tc>
+      </w:tr>
+      <w:tr>
+        <w:trPr>
+          <w:cantSplit w:val="0"/>
+          <w:trHeight w:val="440" w:hRule="atLeast"/>
+          <w:tblHeader w:val="0"/>
+        </w:trPr>
+        <w:tc>
+          <w:tcPr>
+            <w:gridSpan w:val="2"/>
+            <w:shd w:fill="d9d2e9" w:val="clear"/>
+            <w:tcMar>
+              <w:top w:w="100.0" w:type="dxa"/>
+              <w:left w:w="100.0" w:type="dxa"/>
+              <w:bottom w:w="100.0" w:type="dxa"/>
+              <w:right w:w="100.0" w:type="dxa"/>
+            </w:tcMar>
+            <w:vAlign w:val="top"/>
+          </w:tcPr>
+          <w:p>
+            <w:pPr>
+              <w:widowControl w:val="0"/>
+              <w:spacing w:line="240" w:lineRule="auto"/>
+              <w:rPr>
+                <w:rFonts w:ascii="Lexend" w:cs="Lexend" w:eastAsia="Lexend" w:hAnsi="Lexend"/>
+              </w:rPr>
+            </w:pPr>
+            <w:r>
+              <w:rPr>
+                <w:rFonts w:ascii="Lexend" w:cs="Lexend" w:eastAsia="Lexend" w:hAnsi="Lexend"/>
+                <w:rtl w:val="0"/>
+              </w:rPr>
+              <w:t xml:space="preserve">Brainstorm</w:t>
+            </w:r>
+          </w:p>
+        </w:tc>
+        <w:tc>
+          <w:tcPr>
+            <w:gridSpan w:val="2"/>
+            <w:shd w:fill="d9d2e9" w:val="clear"/>
+            <w:tcMar>
+              <w:top w:w="100.0" w:type="dxa"/>
+              <w:left w:w="100.0" w:type="dxa"/>
+              <w:bottom w:w="100.0" w:type="dxa"/>
+              <w:right w:w="100.0" w:type="dxa"/>
+            </w:tcMar>
+            <w:vAlign w:val="top"/>
+          </w:tcPr>
+          <w:p>
+            <w:pPr>
+              <w:widowControl w:val="0"/>
+              <w:spacing w:line="240" w:lineRule="auto"/>
+              <w:rPr>
+                <w:rFonts w:ascii="Lexend" w:cs="Lexend" w:eastAsia="Lexend" w:hAnsi="Lexend"/>
+              </w:rPr>
+            </w:pPr>
+            <w:r>
+              <w:rPr>
+                <w:rFonts w:ascii="Lexend" w:cs="Lexend" w:eastAsia="Lexend" w:hAnsi="Lexend"/>
+                <w:rtl w:val="0"/>
+              </w:rPr>
+              <w:t xml:space="preserve">Tochi, Daniel, Monisha, &amp; Nikki reviewed what different UML Diagrams were.</w:t>
+            </w:r>
+          </w:p>
+          <w:p>
+            <w:pPr>
+              <w:widowControl w:val="0"/>
+              <w:spacing w:line="240" w:lineRule="auto"/>
+              <w:rPr>
+                <w:rFonts w:ascii="Lexend" w:cs="Lexend" w:eastAsia="Lexend" w:hAnsi="Lexend"/>
+              </w:rPr>
+            </w:pPr>
+            <w:r>
+              <w:rPr>
+                <w:rtl w:val="0"/>
+              </w:rPr>
+            </w:r>
+          </w:p>
+          <w:p>
+            <w:pPr>
+              <w:widowControl w:val="0"/>
+              <w:spacing w:line="240" w:lineRule="auto"/>
+              <w:rPr>
+                <w:rFonts w:ascii="Lexend" w:cs="Lexend" w:eastAsia="Lexend" w:hAnsi="Lexend"/>
+              </w:rPr>
+            </w:pPr>
+            <w:r>
+              <w:rPr>
+                <w:rFonts w:ascii="Lexend" w:cs="Lexend" w:eastAsia="Lexend" w:hAnsi="Lexend"/>
+                <w:rtl w:val="0"/>
+              </w:rPr>
+              <w:t xml:space="preserve">Tochi, Daniel, Monisha, &amp; Nikki discussed the actors for the use case specs., concluding with them being: Dealer &amp; Player</w:t>
+            </w:r>
+          </w:p>
+          <w:p>
+            <w:pPr>
+              <w:widowControl w:val="0"/>
+              <w:spacing w:line="240" w:lineRule="auto"/>
+              <w:rPr>
+                <w:rFonts w:ascii="Lexend" w:cs="Lexend" w:eastAsia="Lexend" w:hAnsi="Lexend"/>
+              </w:rPr>
+            </w:pPr>
+            <w:r>
+              <w:rPr>
+                <w:rtl w:val="0"/>
+              </w:rPr>
+            </w:r>
+          </w:p>
+          <w:p>
+            <w:pPr>
+              <w:widowControl w:val="0"/>
+              <w:spacing w:line="240" w:lineRule="auto"/>
+              <w:rPr>
+                <w:rFonts w:ascii="Lexend" w:cs="Lexend" w:eastAsia="Lexend" w:hAnsi="Lexend"/>
+              </w:rPr>
+            </w:pPr>
+            <w:r>
+              <w:rPr>
+                <w:rFonts w:ascii="Lexend" w:cs="Lexend" w:eastAsia="Lexend" w:hAnsi="Lexend"/>
+                <w:rtl w:val="0"/>
+              </w:rPr>
+              <w:t xml:space="preserve">Nikki created a separate document for the Use Case Specifications to be worked on.</w:t>
+            </w:r>
+          </w:p>
+        </w:tc>
+      </w:tr>
+    </w:tbl>
+    <w:p>
+      <w:pPr>
+        <w:rPr>
+          <w:rFonts w:ascii="Lexend" w:cs="Lexend" w:eastAsia="Lexend" w:hAnsi="Lexend"/>
+        </w:rPr>
+      </w:pPr>
+      <w:r>
+        <w:rPr>
+          <w:rtl w:val="0"/>
+        </w:rPr>
+      </w:r>
+    </w:p>
+    <w:tbl>
+      <w:tblPr>
+        <w:tblStyle w:val="Table12"/>
+        <w:tblW w:w="9360.0" w:type="dxa"/>
+        <w:jc w:val="left"/>
+        <w:tblBorders>
+          <w:top w:color="000000" w:space="0" w:sz="8" w:val="single"/>
+          <w:left w:color="000000" w:space="0" w:sz="8" w:val="single"/>
+          <w:bottom w:color="000000" w:space="0" w:sz="8" w:val="single"/>
+          <w:right w:color="000000" w:space="0" w:sz="8" w:val="single"/>
+          <w:insideH w:color="000000" w:space="0" w:sz="8" w:val="single"/>
+          <w:insideV w:color="000000" w:space="0" w:sz="8" w:val="single"/>
+        </w:tblBorders>
+        <w:tblLayout w:type="fixed"/>
+        <w:tblLook w:val="0600"/>
+      </w:tblPr>
+      <w:tblGrid>
+        <w:gridCol w:w="3120"/>
+        <w:gridCol w:w="3120"/>
+        <w:gridCol w:w="3120"/>
+        <w:tblGridChange w:id="0">
+          <w:tblGrid>
+            <w:gridCol w:w="3120"/>
+            <w:gridCol w:w="3120"/>
+            <w:gridCol w:w="3120"/>
+          </w:tblGrid>
+        </w:tblGridChange>
+      </w:tblGrid>
+      <w:tr>
+        <w:trPr>
+          <w:cantSplit w:val="0"/>
+          <w:tblHeader w:val="0"/>
+        </w:trPr>
+        <w:tc>
+          <w:tcPr>
+            <w:shd w:fill="b4a7d6" w:val="clear"/>
+            <w:tcMar>
+              <w:top w:w="100.0" w:type="dxa"/>
+              <w:left w:w="100.0" w:type="dxa"/>
+              <w:bottom w:w="100.0" w:type="dxa"/>
+              <w:right w:w="100.0" w:type="dxa"/>
+            </w:tcMar>
+            <w:vAlign w:val="top"/>
+          </w:tcPr>
+          <w:p>
+            <w:pPr>
+              <w:widowControl w:val="0"/>
+              <w:spacing w:line="240" w:lineRule="auto"/>
+              <w:jc w:val="center"/>
+              <w:rPr>
+                <w:rFonts w:ascii="Lexend" w:cs="Lexend" w:eastAsia="Lexend" w:hAnsi="Lexend"/>
+                <w:b w:val="1"/>
+                <w:bCs w:val="1"/>
+                <w:sz w:val="24"/>
+                <w:szCs w:val="24"/>
+              </w:rPr>
+            </w:pPr>
+            <w:r>
+              <w:rPr>
+                <w:rFonts w:ascii="Lexend" w:cs="Lexend" w:eastAsia="Lexend" w:hAnsi="Lexend"/>
+                <w:b w:val="1"/>
+                <w:bCs w:val="1"/>
+                <w:sz w:val="24"/>
+                <w:szCs w:val="24"/>
+                <w:rtl w:val="0"/>
+              </w:rPr>
+              <w:t xml:space="preserve">Action</w:t>
+            </w:r>
+          </w:p>
+        </w:tc>
+        <w:tc>
+          <w:tcPr>
+            <w:shd w:fill="b4a7d6" w:val="clear"/>
+            <w:tcMar>
+              <w:top w:w="100.0" w:type="dxa"/>
+              <w:left w:w="100.0" w:type="dxa"/>
+              <w:bottom w:w="100.0" w:type="dxa"/>
+              <w:right w:w="100.0" w:type="dxa"/>
+            </w:tcMar>
+            <w:vAlign w:val="top"/>
+          </w:tcPr>
+          <w:p>
+            <w:pPr>
+              <w:widowControl w:val="0"/>
+              <w:spacing w:line="240" w:lineRule="auto"/>
+              <w:jc w:val="center"/>
+              <w:rPr>
+                <w:rFonts w:ascii="Lexend" w:cs="Lexend" w:eastAsia="Lexend" w:hAnsi="Lexend"/>
+                <w:b w:val="1"/>
+                <w:bCs w:val="1"/>
+                <w:sz w:val="24"/>
+                <w:szCs w:val="24"/>
+              </w:rPr>
+            </w:pPr>
+            <w:r>
+              <w:rPr>
+                <w:rFonts w:ascii="Lexend" w:cs="Lexend" w:eastAsia="Lexend" w:hAnsi="Lexend"/>
+                <w:b w:val="1"/>
+                <w:bCs w:val="1"/>
+                <w:sz w:val="24"/>
+                <w:szCs w:val="24"/>
+                <w:rtl w:val="0"/>
+              </w:rPr>
+              <w:t xml:space="preserve">Assigned To</w:t>
+            </w:r>
+          </w:p>
+        </w:tc>
+        <w:tc>
+          <w:tcPr>
+            <w:shd w:fill="b4a7d6" w:val="clear"/>
+            <w:tcMar>
+              <w:top w:w="100.0" w:type="dxa"/>
+              <w:left w:w="100.0" w:type="dxa"/>
+              <w:bottom w:w="100.0" w:type="dxa"/>
+              <w:right w:w="100.0" w:type="dxa"/>
+            </w:tcMar>
+            <w:vAlign w:val="top"/>
+          </w:tcPr>
+          <w:p>
+            <w:pPr>
+              <w:widowControl w:val="0"/>
+              <w:spacing w:line="240" w:lineRule="auto"/>
+              <w:jc w:val="center"/>
+              <w:rPr>
+                <w:rFonts w:ascii="Lexend" w:cs="Lexend" w:eastAsia="Lexend" w:hAnsi="Lexend"/>
+                <w:b w:val="1"/>
+                <w:bCs w:val="1"/>
+                <w:sz w:val="24"/>
+                <w:szCs w:val="24"/>
+              </w:rPr>
+            </w:pPr>
+            <w:r>
+              <w:rPr>
+                <w:rFonts w:ascii="Lexend" w:cs="Lexend" w:eastAsia="Lexend" w:hAnsi="Lexend"/>
+                <w:b w:val="1"/>
+                <w:bCs w:val="1"/>
+                <w:sz w:val="24"/>
+                <w:szCs w:val="24"/>
+                <w:rtl w:val="0"/>
+              </w:rPr>
+              <w:t xml:space="preserve">Due Date</w:t>
+            </w:r>
+          </w:p>
+        </w:tc>
+      </w:tr>
+      <w:tr>
+        <w:trPr>
+          <w:cantSplit w:val="0"/>
+          <w:tblHeader w:val="0"/>
+        </w:trPr>
+        <w:tc>
+          <w:tcPr>
+            <w:shd w:fill="d9d2e9" w:val="clear"/>
+            <w:tcMar>
+              <w:top w:w="100.0" w:type="dxa"/>
+              <w:left w:w="100.0" w:type="dxa"/>
+              <w:bottom w:w="100.0" w:type="dxa"/>
+              <w:right w:w="100.0" w:type="dxa"/>
+            </w:tcMar>
+            <w:vAlign w:val="top"/>
+          </w:tcPr>
+          <w:p>
+            <w:pPr>
+              <w:widowControl w:val="0"/>
+              <w:spacing w:line="240" w:lineRule="auto"/>
+              <w:jc w:val="center"/>
+              <w:rPr>
+                <w:rFonts w:ascii="Lexend" w:cs="Lexend" w:eastAsia="Lexend" w:hAnsi="Lexend"/>
+              </w:rPr>
+            </w:pPr>
+            <w:r>
+              <w:rPr>
+                <w:rFonts w:ascii="Lexend" w:cs="Lexend" w:eastAsia="Lexend" w:hAnsi="Lexend"/>
+                <w:rtl w:val="0"/>
+              </w:rPr>
+              <w:t xml:space="preserve">Class Diagrams for 5 Class Candidates</w:t>
+            </w:r>
+          </w:p>
+        </w:tc>
+        <w:tc>
+          <w:tcPr>
+            <w:shd w:fill="d9d2e9" w:val="clear"/>
+            <w:tcMar>
+              <w:top w:w="100.0" w:type="dxa"/>
+              <w:left w:w="100.0" w:type="dxa"/>
+              <w:bottom w:w="100.0" w:type="dxa"/>
+              <w:right w:w="100.0" w:type="dxa"/>
+            </w:tcMar>
+            <w:vAlign w:val="top"/>
+          </w:tcPr>
+          <w:p>
+            <w:pPr>
+              <w:widowControl w:val="0"/>
+              <w:spacing w:line="240" w:lineRule="auto"/>
+              <w:jc w:val="center"/>
+              <w:rPr>
+                <w:rFonts w:ascii="Lexend" w:cs="Lexend" w:eastAsia="Lexend" w:hAnsi="Lexend"/>
+              </w:rPr>
+            </w:pPr>
+            <w:r>
+              <w:rPr>
+                <w:rFonts w:ascii="Lexend" w:cs="Lexend" w:eastAsia="Lexend" w:hAnsi="Lexend"/>
+                <w:rtl w:val="0"/>
+              </w:rPr>
+              <w:t xml:space="preserve">Sadhvik</w:t>
+            </w:r>
+          </w:p>
+        </w:tc>
+        <w:tc>
+          <w:tcPr>
+            <w:shd w:fill="d9d2e9" w:val="clear"/>
+            <w:tcMar>
+              <w:top w:w="100.0" w:type="dxa"/>
+              <w:left w:w="100.0" w:type="dxa"/>
+              <w:bottom w:w="100.0" w:type="dxa"/>
+              <w:right w:w="100.0" w:type="dxa"/>
+            </w:tcMar>
+            <w:vAlign w:val="top"/>
+          </w:tcPr>
+          <w:p>
+            <w:pPr>
+              <w:widowControl w:val="0"/>
+              <w:spacing w:line="240" w:lineRule="auto"/>
+              <w:jc w:val="center"/>
+              <w:rPr>
+                <w:rFonts w:ascii="Lexend" w:cs="Lexend" w:eastAsia="Lexend" w:hAnsi="Lexend"/>
+              </w:rPr>
+            </w:pPr>
+            <w:r>
+              <w:rPr>
+                <w:rFonts w:ascii="Lexend" w:cs="Lexend" w:eastAsia="Lexend" w:hAnsi="Lexend"/>
+                <w:rtl w:val="0"/>
+              </w:rPr>
+              <w:t xml:space="preserve">03/04/26</w:t>
+            </w:r>
+          </w:p>
+        </w:tc>
+      </w:tr>
+      <w:tr>
+        <w:trPr>
+          <w:cantSplit w:val="0"/>
+          <w:tblHeader w:val="0"/>
+        </w:trPr>
+        <w:tc>
+          <w:tcPr>
+            <w:shd w:fill="d9d2e9" w:val="clear"/>
+            <w:tcMar>
+              <w:top w:w="100.0" w:type="dxa"/>
+              <w:left w:w="100.0" w:type="dxa"/>
+              <w:bottom w:w="100.0" w:type="dxa"/>
+              <w:right w:w="100.0" w:type="dxa"/>
+            </w:tcMar>
+            <w:vAlign w:val="top"/>
+          </w:tcPr>
+          <w:p>
+            <w:pPr>
+              <w:widowControl w:val="0"/>
+              <w:spacing w:line="240" w:lineRule="auto"/>
+              <w:jc w:val="center"/>
+              <w:rPr>
+                <w:rFonts w:ascii="Lexend" w:cs="Lexend" w:eastAsia="Lexend" w:hAnsi="Lexend"/>
+              </w:rPr>
+            </w:pPr>
+            <w:r>
+              <w:rPr>
+                <w:rFonts w:ascii="Lexend" w:cs="Lexend" w:eastAsia="Lexend" w:hAnsi="Lexend"/>
+                <w:rtl w:val="0"/>
+              </w:rPr>
+              <w:t xml:space="preserve">Think of 1-2 Use Case Specifications</w:t>
+            </w:r>
+          </w:p>
+        </w:tc>
+        <w:tc>
+          <w:tcPr>
+            <w:shd w:fill="d9d2e9" w:val="clear"/>
+            <w:tcMar>
+              <w:top w:w="100.0" w:type="dxa"/>
+              <w:left w:w="100.0" w:type="dxa"/>
+              <w:bottom w:w="100.0" w:type="dxa"/>
+              <w:right w:w="100.0" w:type="dxa"/>
+            </w:tcMar>
+            <w:vAlign w:val="top"/>
+          </w:tcPr>
+          <w:p>
+            <w:pPr>
+              <w:widowControl w:val="0"/>
+              <w:spacing w:line="240" w:lineRule="auto"/>
+              <w:jc w:val="center"/>
+              <w:rPr>
+                <w:rFonts w:ascii="Lexend" w:cs="Lexend" w:eastAsia="Lexend" w:hAnsi="Lexend"/>
+              </w:rPr>
+            </w:pPr>
+            <w:r>
+              <w:rPr>
+                <w:rFonts w:ascii="Lexend" w:cs="Lexend" w:eastAsia="Lexend" w:hAnsi="Lexend"/>
+                <w:rtl w:val="0"/>
+              </w:rPr>
+              <w:t xml:space="preserve">Monisha, Tochi, Daniel, Nikki</w:t>
+            </w:r>
+          </w:p>
+        </w:tc>
+        <w:tc>
+          <w:tcPr>
+            <w:shd w:fill="d9d2e9" w:val="clear"/>
+            <w:tcMar>
+              <w:top w:w="100.0" w:type="dxa"/>
+              <w:left w:w="100.0" w:type="dxa"/>
+              <w:bottom w:w="100.0" w:type="dxa"/>
+              <w:right w:w="100.0" w:type="dxa"/>
+            </w:tcMar>
+            <w:vAlign w:val="top"/>
+          </w:tcPr>
+          <w:p>
+            <w:pPr>
+              <w:widowControl w:val="0"/>
+              <w:spacing w:line="240" w:lineRule="auto"/>
+              <w:jc w:val="center"/>
+              <w:rPr>
+                <w:rFonts w:ascii="Lexend" w:cs="Lexend" w:eastAsia="Lexend" w:hAnsi="Lexend"/>
+              </w:rPr>
+            </w:pPr>
+            <w:r>
+              <w:rPr>
+                <w:rFonts w:ascii="Lexend" w:cs="Lexend" w:eastAsia="Lexend" w:hAnsi="Lexend"/>
+                <w:rtl w:val="0"/>
+              </w:rPr>
+              <w:t xml:space="preserve">03/04/26</w:t>
+            </w:r>
+          </w:p>
+        </w:tc>
+      </w:tr>
+      <w:tr>
+        <w:trPr>
+          <w:cantSplit w:val="0"/>
+          <w:tblHeader w:val="0"/>
+        </w:trPr>
+        <w:tc>
+          <w:tcPr>
+            <w:shd w:fill="d9d2e9" w:val="clear"/>
+            <w:tcMar>
+              <w:top w:w="100.0" w:type="dxa"/>
+              <w:left w:w="100.0" w:type="dxa"/>
+              <w:bottom w:w="100.0" w:type="dxa"/>
+              <w:right w:w="100.0" w:type="dxa"/>
+            </w:tcMar>
+            <w:vAlign w:val="top"/>
+          </w:tcPr>
+          <w:p>
+            <w:pPr>
+              <w:widowControl w:val="0"/>
+              <w:spacing w:line="240" w:lineRule="auto"/>
+              <w:jc w:val="center"/>
+              <w:rPr>
+                <w:rFonts w:ascii="Lexend" w:cs="Lexend" w:eastAsia="Lexend" w:hAnsi="Lexend"/>
+              </w:rPr>
+            </w:pPr>
+            <w:r>
+              <w:rPr>
+                <w:rFonts w:ascii="Lexend" w:cs="Lexend" w:eastAsia="Lexend" w:hAnsi="Lexend"/>
+                <w:rtl w:val="0"/>
+              </w:rPr>
+              <w:t xml:space="preserve">Discuss How to assemble UML Case + Sequence Diagrams</w:t>
+            </w:r>
+          </w:p>
+        </w:tc>
+        <w:tc>
+          <w:tcPr>
+            <w:shd w:fill="d9d2e9" w:val="clear"/>
+            <w:tcMar>
+              <w:top w:w="100.0" w:type="dxa"/>
+              <w:left w:w="100.0" w:type="dxa"/>
+              <w:bottom w:w="100.0" w:type="dxa"/>
+              <w:right w:w="100.0" w:type="dxa"/>
+            </w:tcMar>
+            <w:vAlign w:val="top"/>
+          </w:tcPr>
+          <w:p>
+            <w:pPr>
+              <w:widowControl w:val="0"/>
+              <w:spacing w:line="240" w:lineRule="auto"/>
+              <w:jc w:val="center"/>
+              <w:rPr>
+                <w:rFonts w:ascii="Lexend" w:cs="Lexend" w:eastAsia="Lexend" w:hAnsi="Lexend"/>
+              </w:rPr>
+            </w:pPr>
+            <w:r>
+              <w:rPr>
+                <w:rFonts w:ascii="Lexend" w:cs="Lexend" w:eastAsia="Lexend" w:hAnsi="Lexend"/>
+                <w:rtl w:val="0"/>
+              </w:rPr>
+              <w:t xml:space="preserve">All members</w:t>
+            </w:r>
+          </w:p>
+        </w:tc>
+        <w:tc>
+          <w:tcPr>
+            <w:shd w:fill="d9d2e9" w:val="clear"/>
+            <w:tcMar>
+              <w:top w:w="100.0" w:type="dxa"/>
+              <w:left w:w="100.0" w:type="dxa"/>
+              <w:bottom w:w="100.0" w:type="dxa"/>
+              <w:right w:w="100.0" w:type="dxa"/>
+            </w:tcMar>
+            <w:vAlign w:val="top"/>
+          </w:tcPr>
+          <w:p>
+            <w:pPr>
+              <w:widowControl w:val="0"/>
+              <w:spacing w:line="240" w:lineRule="auto"/>
+              <w:jc w:val="center"/>
+              <w:rPr>
+                <w:rFonts w:ascii="Lexend" w:cs="Lexend" w:eastAsia="Lexend" w:hAnsi="Lexend"/>
+              </w:rPr>
+            </w:pPr>
+            <w:r>
+              <w:rPr>
+                <w:rFonts w:ascii="Lexend" w:cs="Lexend" w:eastAsia="Lexend" w:hAnsi="Lexend"/>
+                <w:rtl w:val="0"/>
+              </w:rPr>
+              <w:t xml:space="preserve">Agenda for Next Meeting</w:t>
+            </w:r>
+          </w:p>
+        </w:tc>
+      </w:tr>
+    </w:tbl>
+    <w:p>
+      <w:pPr>
         <w:rPr>
           <w:rFonts w:ascii="Times New Roman" w:cs="Times New Roman" w:eastAsia="Times New Roman" w:hAnsi="Times New Roman"/>
           <w:sz w:val="24"/>
@@ -5399,6 +6529,27 @@
     </w:tblPr>
   </w:style>
   <w:style w:type="table" w:styleId="Table9">
+    <w:basedOn w:val="TableNormal"/>
+    <w:tblPr>
+      <w:tblStyleRowBandSize w:val="1"/>
+      <w:tblStyleColBandSize w:val="1"/>
+    </w:tblPr>
+  </w:style>
+  <w:style w:type="table" w:styleId="Table10">
+    <w:basedOn w:val="TableNormal"/>
+    <w:tblPr>
+      <w:tblStyleRowBandSize w:val="1"/>
+      <w:tblStyleColBandSize w:val="1"/>
+    </w:tblPr>
+  </w:style>
+  <w:style w:type="table" w:styleId="Table11">
+    <w:basedOn w:val="TableNormal"/>
+    <w:tblPr>
+      <w:tblStyleRowBandSize w:val="1"/>
+      <w:tblStyleColBandSize w:val="1"/>
+    </w:tblPr>
+  </w:style>
+  <w:style w:type="table" w:styleId="Table12">
     <w:basedOn w:val="TableNormal"/>
     <w:tblPr>
       <w:tblStyleRowBandSize w:val="1"/>

--- a/Project-Planning/Meeting Minutes.docx
+++ b/Project-Planning/Meeting Minutes.docx
@@ -768,6 +768,50 @@
         <w:tab/>
         <w:tab/>
         <w:t xml:space="preserve"> 6</w:t>
+      </w:r>
+    </w:p>
+    <w:p>
+      <w:pPr>
+        <w:numPr>
+          <w:ilvl w:val="0"/>
+          <w:numId w:val="1"/>
+        </w:numPr>
+        <w:ind w:left="720" w:hanging="360"/>
+        <w:rPr>
+          <w:rFonts w:ascii="Lexend Light" w:cs="Lexend Light" w:eastAsia="Lexend Light" w:hAnsi="Lexend Light"/>
+          <w:sz w:val="30"/>
+          <w:szCs w:val="30"/>
+        </w:rPr>
+      </w:pPr>
+      <w:hyperlink w:anchor="kix.5cn54cbxyk41">
+        <w:r>
+          <w:rPr>
+            <w:rFonts w:ascii="Lexend Light" w:cs="Lexend Light" w:eastAsia="Lexend Light" w:hAnsi="Lexend Light"/>
+            <w:color w:val="1155cc"/>
+            <w:sz w:val="30"/>
+            <w:szCs w:val="30"/>
+            <w:u w:val="single"/>
+            <w:rtl w:val="0"/>
+          </w:rPr>
+          <w:t xml:space="preserve">Meeting 03/04/26</w:t>
+        </w:r>
+      </w:hyperlink>
+      <w:r>
+        <w:rPr>
+          <w:rFonts w:ascii="Lexend Light" w:cs="Lexend Light" w:eastAsia="Lexend Light" w:hAnsi="Lexend Light"/>
+          <w:sz w:val="30"/>
+          <w:szCs w:val="30"/>
+          <w:rtl w:val="0"/>
+        </w:rPr>
+        <w:tab/>
+        <w:tab/>
+        <w:tab/>
+        <w:tab/>
+        <w:tab/>
+        <w:tab/>
+        <w:tab/>
+        <w:tab/>
+        <w:t xml:space="preserve"> 7</w:t>
       </w:r>
     </w:p>
     <w:p>
@@ -6117,6 +6161,1279 @@
                 <w:rtl w:val="0"/>
               </w:rPr>
               <w:t xml:space="preserve">Agenda for Next Meeting</w:t>
+            </w:r>
+          </w:p>
+        </w:tc>
+      </w:tr>
+    </w:tbl>
+    <w:p>
+      <w:pPr>
+        <w:rPr>
+          <w:rFonts w:ascii="Times New Roman" w:cs="Times New Roman" w:eastAsia="Times New Roman" w:hAnsi="Times New Roman"/>
+          <w:sz w:val="24"/>
+          <w:szCs w:val="24"/>
+        </w:rPr>
+      </w:pPr>
+      <w:r>
+        <w:rPr>
+          <w:rtl w:val="0"/>
+        </w:rPr>
+      </w:r>
+    </w:p>
+    <w:p>
+      <w:pPr>
+        <w:rPr>
+          <w:rFonts w:ascii="Times New Roman" w:cs="Times New Roman" w:eastAsia="Times New Roman" w:hAnsi="Times New Roman"/>
+          <w:sz w:val="24"/>
+          <w:szCs w:val="24"/>
+        </w:rPr>
+      </w:pPr>
+      <w:r>
+        <w:rPr>
+          <w:rtl w:val="0"/>
+        </w:rPr>
+      </w:r>
+    </w:p>
+    <w:p>
+      <w:pPr>
+        <w:rPr>
+          <w:rFonts w:ascii="Times New Roman" w:cs="Times New Roman" w:eastAsia="Times New Roman" w:hAnsi="Times New Roman"/>
+          <w:sz w:val="24"/>
+          <w:szCs w:val="24"/>
+        </w:rPr>
+      </w:pPr>
+      <w:r>
+        <w:rPr>
+          <w:rtl w:val="0"/>
+        </w:rPr>
+      </w:r>
+    </w:p>
+    <w:p>
+      <w:pPr>
+        <w:rPr>
+          <w:rFonts w:ascii="Times New Roman" w:cs="Times New Roman" w:eastAsia="Times New Roman" w:hAnsi="Times New Roman"/>
+          <w:sz w:val="24"/>
+          <w:szCs w:val="24"/>
+        </w:rPr>
+      </w:pPr>
+      <w:r>
+        <w:rPr>
+          <w:rtl w:val="0"/>
+        </w:rPr>
+      </w:r>
+    </w:p>
+    <w:tbl>
+      <w:tblPr>
+        <w:tblStyle w:val="Table13"/>
+        <w:tblW w:w="9360.0" w:type="dxa"/>
+        <w:jc w:val="left"/>
+        <w:tblBorders>
+          <w:top w:color="000000" w:space="0" w:sz="8" w:val="single"/>
+          <w:left w:color="000000" w:space="0" w:sz="8" w:val="single"/>
+          <w:bottom w:color="000000" w:space="0" w:sz="8" w:val="single"/>
+          <w:right w:color="000000" w:space="0" w:sz="8" w:val="single"/>
+          <w:insideH w:color="000000" w:space="0" w:sz="8" w:val="single"/>
+          <w:insideV w:color="000000" w:space="0" w:sz="8" w:val="single"/>
+        </w:tblBorders>
+        <w:tblLayout w:type="fixed"/>
+        <w:tblLook w:val="0600"/>
+      </w:tblPr>
+      <w:tblGrid>
+        <w:gridCol w:w="3135"/>
+        <w:gridCol w:w="2820"/>
+        <w:gridCol w:w="315"/>
+        <w:gridCol w:w="3090"/>
+        <w:tblGridChange w:id="0">
+          <w:tblGrid>
+            <w:gridCol w:w="3135"/>
+            <w:gridCol w:w="2820"/>
+            <w:gridCol w:w="315"/>
+            <w:gridCol w:w="3090"/>
+          </w:tblGrid>
+        </w:tblGridChange>
+      </w:tblGrid>
+      <w:tr>
+        <w:trPr>
+          <w:cantSplit w:val="0"/>
+          <w:trHeight w:val="440" w:hRule="atLeast"/>
+          <w:tblHeader w:val="0"/>
+        </w:trPr>
+        <w:tc>
+          <w:tcPr>
+            <w:gridSpan w:val="4"/>
+            <w:shd w:fill="b4a7d6" w:val="clear"/>
+            <w:tcMar>
+              <w:top w:w="100.0" w:type="dxa"/>
+              <w:left w:w="100.0" w:type="dxa"/>
+              <w:bottom w:w="100.0" w:type="dxa"/>
+              <w:right w:w="100.0" w:type="dxa"/>
+            </w:tcMar>
+            <w:vAlign w:val="top"/>
+          </w:tcPr>
+          <w:bookmarkStart w:colFirst="0" w:colLast="0" w:name="kix.5cn54cbxyk41" w:id="4"/>
+          <w:bookmarkEnd w:id="4"/>
+          <w:p>
+            <w:pPr>
+              <w:widowControl w:val="0"/>
+              <w:spacing w:line="240" w:lineRule="auto"/>
+              <w:jc w:val="center"/>
+              <w:rPr>
+                <w:rFonts w:ascii="Lexend" w:cs="Lexend" w:eastAsia="Lexend" w:hAnsi="Lexend"/>
+                <w:b w:val="1"/>
+                <w:bCs w:val="1"/>
+                <w:sz w:val="26"/>
+                <w:szCs w:val="26"/>
+              </w:rPr>
+            </w:pPr>
+            <w:r>
+              <w:rPr>
+                <w:rFonts w:ascii="Lexend" w:cs="Lexend" w:eastAsia="Lexend" w:hAnsi="Lexend"/>
+                <w:b w:val="1"/>
+                <w:bCs w:val="1"/>
+                <w:sz w:val="26"/>
+                <w:szCs w:val="26"/>
+                <w:rtl w:val="0"/>
+              </w:rPr>
+              <w:t xml:space="preserve">Meeting Details</w:t>
+            </w:r>
+          </w:p>
+        </w:tc>
+      </w:tr>
+      <w:tr>
+        <w:trPr>
+          <w:cantSplit w:val="0"/>
+          <w:trHeight w:val="440" w:hRule="atLeast"/>
+          <w:tblHeader w:val="0"/>
+        </w:trPr>
+        <w:tc>
+          <w:tcPr>
+            <w:gridSpan w:val="4"/>
+            <w:shd w:fill="d9d2e9" w:val="clear"/>
+            <w:tcMar>
+              <w:top w:w="100.0" w:type="dxa"/>
+              <w:left w:w="100.0" w:type="dxa"/>
+              <w:bottom w:w="100.0" w:type="dxa"/>
+              <w:right w:w="100.0" w:type="dxa"/>
+            </w:tcMar>
+            <w:vAlign w:val="top"/>
+          </w:tcPr>
+          <w:p>
+            <w:pPr>
+              <w:widowControl w:val="0"/>
+              <w:spacing w:line="240" w:lineRule="auto"/>
+              <w:rPr>
+                <w:rFonts w:ascii="Lexend" w:cs="Lexend" w:eastAsia="Lexend" w:hAnsi="Lexend"/>
+              </w:rPr>
+            </w:pPr>
+            <w:r>
+              <w:rPr>
+                <w:rFonts w:ascii="Lexend" w:cs="Lexend" w:eastAsia="Lexend" w:hAnsi="Lexend"/>
+                <w:b w:val="1"/>
+                <w:bCs w:val="1"/>
+                <w:rtl w:val="0"/>
+              </w:rPr>
+              <w:t xml:space="preserve">Meeting Objective:</w:t>
+            </w:r>
+            <w:r>
+              <w:rPr>
+                <w:rFonts w:ascii="Lexend" w:cs="Lexend" w:eastAsia="Lexend" w:hAnsi="Lexend"/>
+                <w:rtl w:val="0"/>
+              </w:rPr>
+              <w:t xml:space="preserve"> Finalize Presentation + Work on UML Diagrams</w:t>
+            </w:r>
+          </w:p>
+        </w:tc>
+      </w:tr>
+      <w:tr>
+        <w:trPr>
+          <w:cantSplit w:val="0"/>
+          <w:trHeight w:val="440" w:hRule="atLeast"/>
+          <w:tblHeader w:val="0"/>
+        </w:trPr>
+        <w:tc>
+          <w:tcPr>
+            <w:shd w:fill="d9d2e9" w:val="clear"/>
+            <w:tcMar>
+              <w:top w:w="100.0" w:type="dxa"/>
+              <w:left w:w="100.0" w:type="dxa"/>
+              <w:bottom w:w="100.0" w:type="dxa"/>
+              <w:right w:w="100.0" w:type="dxa"/>
+            </w:tcMar>
+            <w:vAlign w:val="top"/>
+          </w:tcPr>
+          <w:p>
+            <w:pPr>
+              <w:widowControl w:val="0"/>
+              <w:spacing w:line="240" w:lineRule="auto"/>
+              <w:rPr>
+                <w:rFonts w:ascii="Lexend" w:cs="Lexend" w:eastAsia="Lexend" w:hAnsi="Lexend"/>
+              </w:rPr>
+            </w:pPr>
+            <w:r>
+              <w:rPr>
+                <w:rFonts w:ascii="Lexend" w:cs="Lexend" w:eastAsia="Lexend" w:hAnsi="Lexend"/>
+                <w:b w:val="1"/>
+                <w:bCs w:val="1"/>
+                <w:rtl w:val="0"/>
+              </w:rPr>
+              <w:t xml:space="preserve">Date:</w:t>
+            </w:r>
+            <w:r>
+              <w:rPr>
+                <w:rFonts w:ascii="Lexend" w:cs="Lexend" w:eastAsia="Lexend" w:hAnsi="Lexend"/>
+                <w:rtl w:val="0"/>
+              </w:rPr>
+              <w:t xml:space="preserve"> 03/04/26</w:t>
+            </w:r>
+          </w:p>
+        </w:tc>
+        <w:tc>
+          <w:tcPr>
+            <w:shd w:fill="d9d2e9" w:val="clear"/>
+            <w:tcMar>
+              <w:top w:w="100.0" w:type="dxa"/>
+              <w:left w:w="100.0" w:type="dxa"/>
+              <w:bottom w:w="100.0" w:type="dxa"/>
+              <w:right w:w="100.0" w:type="dxa"/>
+            </w:tcMar>
+            <w:vAlign w:val="top"/>
+          </w:tcPr>
+          <w:p>
+            <w:pPr>
+              <w:widowControl w:val="0"/>
+              <w:spacing w:line="240" w:lineRule="auto"/>
+              <w:rPr>
+                <w:rFonts w:ascii="Lexend" w:cs="Lexend" w:eastAsia="Lexend" w:hAnsi="Lexend"/>
+              </w:rPr>
+            </w:pPr>
+            <w:r>
+              <w:rPr>
+                <w:rFonts w:ascii="Lexend" w:cs="Lexend" w:eastAsia="Lexend" w:hAnsi="Lexend"/>
+                <w:b w:val="1"/>
+                <w:bCs w:val="1"/>
+                <w:rtl w:val="0"/>
+              </w:rPr>
+              <w:t xml:space="preserve">Time:</w:t>
+            </w:r>
+            <w:r>
+              <w:rPr>
+                <w:rFonts w:ascii="Lexend" w:cs="Lexend" w:eastAsia="Lexend" w:hAnsi="Lexend"/>
+                <w:rtl w:val="0"/>
+              </w:rPr>
+              <w:t xml:space="preserve"> 9pm</w:t>
+            </w:r>
+          </w:p>
+        </w:tc>
+        <w:tc>
+          <w:tcPr>
+            <w:gridSpan w:val="2"/>
+            <w:shd w:fill="d9d2e9" w:val="clear"/>
+            <w:tcMar>
+              <w:top w:w="100.0" w:type="dxa"/>
+              <w:left w:w="100.0" w:type="dxa"/>
+              <w:bottom w:w="100.0" w:type="dxa"/>
+              <w:right w:w="100.0" w:type="dxa"/>
+            </w:tcMar>
+            <w:vAlign w:val="top"/>
+          </w:tcPr>
+          <w:p>
+            <w:pPr>
+              <w:widowControl w:val="0"/>
+              <w:spacing w:line="240" w:lineRule="auto"/>
+              <w:rPr>
+                <w:rFonts w:ascii="Lexend" w:cs="Lexend" w:eastAsia="Lexend" w:hAnsi="Lexend"/>
+              </w:rPr>
+            </w:pPr>
+            <w:r>
+              <w:rPr>
+                <w:rFonts w:ascii="Lexend" w:cs="Lexend" w:eastAsia="Lexend" w:hAnsi="Lexend"/>
+                <w:b w:val="1"/>
+                <w:bCs w:val="1"/>
+                <w:rtl w:val="0"/>
+              </w:rPr>
+              <w:t xml:space="preserve">Location:</w:t>
+            </w:r>
+            <w:r>
+              <w:rPr>
+                <w:rFonts w:ascii="Lexend" w:cs="Lexend" w:eastAsia="Lexend" w:hAnsi="Lexend"/>
+                <w:rtl w:val="0"/>
+              </w:rPr>
+              <w:t xml:space="preserve"> Discord Call</w:t>
+            </w:r>
+          </w:p>
+        </w:tc>
+      </w:tr>
+      <w:tr>
+        <w:trPr>
+          <w:cantSplit w:val="0"/>
+          <w:trHeight w:val="440" w:hRule="atLeast"/>
+          <w:tblHeader w:val="0"/>
+        </w:trPr>
+        <w:tc>
+          <w:tcPr>
+            <w:gridSpan w:val="4"/>
+            <w:shd w:fill="d9d2e9" w:val="clear"/>
+            <w:tcMar>
+              <w:top w:w="100.0" w:type="dxa"/>
+              <w:left w:w="100.0" w:type="dxa"/>
+              <w:bottom w:w="100.0" w:type="dxa"/>
+              <w:right w:w="100.0" w:type="dxa"/>
+            </w:tcMar>
+            <w:vAlign w:val="top"/>
+          </w:tcPr>
+          <w:p>
+            <w:pPr>
+              <w:widowControl w:val="0"/>
+              <w:spacing w:line="240" w:lineRule="auto"/>
+              <w:rPr>
+                <w:rFonts w:ascii="Lexend" w:cs="Lexend" w:eastAsia="Lexend" w:hAnsi="Lexend"/>
+              </w:rPr>
+            </w:pPr>
+            <w:r>
+              <w:rPr>
+                <w:rFonts w:ascii="Lexend" w:cs="Lexend" w:eastAsia="Lexend" w:hAnsi="Lexend"/>
+                <w:b w:val="1"/>
+                <w:bCs w:val="1"/>
+                <w:rtl w:val="0"/>
+              </w:rPr>
+              <w:t xml:space="preserve">Attendees:</w:t>
+            </w:r>
+            <w:r>
+              <w:rPr>
+                <w:rFonts w:ascii="Lexend" w:cs="Lexend" w:eastAsia="Lexend" w:hAnsi="Lexend"/>
+                <w:rtl w:val="0"/>
+              </w:rPr>
+              <w:t xml:space="preserve"> </w:t>
+            </w:r>
+            <w:r>
+              <w:rPr>
+                <w:rFonts w:ascii="Lexend" w:cs="Lexend" w:eastAsia="Lexend" w:hAnsi="Lexend"/>
+                <w:rtl w:val="0"/>
+              </w:rPr>
+              <w:t xml:space="preserve">Daniel, Monisha, Nikki, Sadhvik</w:t>
+            </w:r>
+          </w:p>
+        </w:tc>
+      </w:tr>
+      <w:tr>
+        <w:trPr>
+          <w:cantSplit w:val="0"/>
+          <w:trHeight w:val="440" w:hRule="atLeast"/>
+          <w:tblHeader w:val="0"/>
+        </w:trPr>
+        <w:tc>
+          <w:tcPr>
+            <w:gridSpan w:val="4"/>
+            <w:shd w:fill="d9d2e9" w:val="clear"/>
+            <w:tcMar>
+              <w:top w:w="100.0" w:type="dxa"/>
+              <w:left w:w="100.0" w:type="dxa"/>
+              <w:bottom w:w="100.0" w:type="dxa"/>
+              <w:right w:w="100.0" w:type="dxa"/>
+            </w:tcMar>
+            <w:vAlign w:val="top"/>
+          </w:tcPr>
+          <w:p>
+            <w:pPr>
+              <w:widowControl w:val="0"/>
+              <w:spacing w:line="240" w:lineRule="auto"/>
+              <w:rPr>
+                <w:rFonts w:ascii="Lexend" w:cs="Lexend" w:eastAsia="Lexend" w:hAnsi="Lexend"/>
+              </w:rPr>
+            </w:pPr>
+            <w:r>
+              <w:rPr>
+                <w:rFonts w:ascii="Lexend" w:cs="Lexend" w:eastAsia="Lexend" w:hAnsi="Lexend"/>
+                <w:b w:val="1"/>
+                <w:bCs w:val="1"/>
+                <w:rtl w:val="0"/>
+              </w:rPr>
+              <w:t xml:space="preserve">Absentees:</w:t>
+            </w:r>
+            <w:r>
+              <w:rPr>
+                <w:rFonts w:ascii="Lexend" w:cs="Lexend" w:eastAsia="Lexend" w:hAnsi="Lexend"/>
+                <w:rtl w:val="0"/>
+              </w:rPr>
+              <w:t xml:space="preserve"> Tochi (sick)</w:t>
+            </w:r>
+          </w:p>
+        </w:tc>
+      </w:tr>
+    </w:tbl>
+    <w:p>
+      <w:pPr>
+        <w:rPr>
+          <w:rFonts w:ascii="Lexend" w:cs="Lexend" w:eastAsia="Lexend" w:hAnsi="Lexend"/>
+        </w:rPr>
+      </w:pPr>
+      <w:r>
+        <w:rPr>
+          <w:rtl w:val="0"/>
+        </w:rPr>
+      </w:r>
+    </w:p>
+    <w:tbl>
+      <w:tblPr>
+        <w:tblStyle w:val="Table14"/>
+        <w:tblW w:w="9360.0" w:type="dxa"/>
+        <w:jc w:val="left"/>
+        <w:tblBorders>
+          <w:top w:color="000000" w:space="0" w:sz="8" w:val="single"/>
+          <w:left w:color="000000" w:space="0" w:sz="8" w:val="single"/>
+          <w:bottom w:color="000000" w:space="0" w:sz="8" w:val="single"/>
+          <w:right w:color="000000" w:space="0" w:sz="8" w:val="single"/>
+          <w:insideH w:color="000000" w:space="0" w:sz="8" w:val="single"/>
+          <w:insideV w:color="000000" w:space="0" w:sz="8" w:val="single"/>
+        </w:tblBorders>
+        <w:tblLayout w:type="fixed"/>
+        <w:tblLook w:val="0600"/>
+      </w:tblPr>
+      <w:tblGrid>
+        <w:gridCol w:w="3135"/>
+        <w:gridCol w:w="1275"/>
+        <w:gridCol w:w="1860"/>
+        <w:gridCol w:w="3090"/>
+        <w:tblGridChange w:id="0">
+          <w:tblGrid>
+            <w:gridCol w:w="3135"/>
+            <w:gridCol w:w="1275"/>
+            <w:gridCol w:w="1860"/>
+            <w:gridCol w:w="3090"/>
+          </w:tblGrid>
+        </w:tblGridChange>
+      </w:tblGrid>
+      <w:tr>
+        <w:trPr>
+          <w:cantSplit w:val="0"/>
+          <w:trHeight w:val="440" w:hRule="atLeast"/>
+          <w:tblHeader w:val="0"/>
+        </w:trPr>
+        <w:tc>
+          <w:tcPr>
+            <w:gridSpan w:val="2"/>
+            <w:shd w:fill="b4a7d6" w:val="clear"/>
+            <w:tcMar>
+              <w:top w:w="100.0" w:type="dxa"/>
+              <w:left w:w="100.0" w:type="dxa"/>
+              <w:bottom w:w="100.0" w:type="dxa"/>
+              <w:right w:w="100.0" w:type="dxa"/>
+            </w:tcMar>
+            <w:vAlign w:val="top"/>
+          </w:tcPr>
+          <w:p>
+            <w:pPr>
+              <w:widowControl w:val="0"/>
+              <w:spacing w:line="240" w:lineRule="auto"/>
+              <w:jc w:val="center"/>
+              <w:rPr>
+                <w:rFonts w:ascii="Lexend" w:cs="Lexend" w:eastAsia="Lexend" w:hAnsi="Lexend"/>
+                <w:b w:val="1"/>
+                <w:bCs w:val="1"/>
+                <w:sz w:val="26"/>
+                <w:szCs w:val="26"/>
+              </w:rPr>
+            </w:pPr>
+            <w:r>
+              <w:rPr>
+                <w:rFonts w:ascii="Lexend" w:cs="Lexend" w:eastAsia="Lexend" w:hAnsi="Lexend"/>
+                <w:b w:val="1"/>
+                <w:bCs w:val="1"/>
+                <w:sz w:val="26"/>
+                <w:szCs w:val="26"/>
+                <w:rtl w:val="0"/>
+              </w:rPr>
+              <w:t xml:space="preserve">Agenda</w:t>
+            </w:r>
+          </w:p>
+        </w:tc>
+        <w:tc>
+          <w:tcPr>
+            <w:gridSpan w:val="2"/>
+            <w:shd w:fill="b4a7d6" w:val="clear"/>
+            <w:tcMar>
+              <w:top w:w="100.0" w:type="dxa"/>
+              <w:left w:w="100.0" w:type="dxa"/>
+              <w:bottom w:w="100.0" w:type="dxa"/>
+              <w:right w:w="100.0" w:type="dxa"/>
+            </w:tcMar>
+            <w:vAlign w:val="top"/>
+          </w:tcPr>
+          <w:p>
+            <w:pPr>
+              <w:widowControl w:val="0"/>
+              <w:spacing w:line="240" w:lineRule="auto"/>
+              <w:jc w:val="center"/>
+              <w:rPr>
+                <w:rFonts w:ascii="Lexend" w:cs="Lexend" w:eastAsia="Lexend" w:hAnsi="Lexend"/>
+                <w:b w:val="1"/>
+                <w:bCs w:val="1"/>
+                <w:sz w:val="26"/>
+                <w:szCs w:val="26"/>
+              </w:rPr>
+            </w:pPr>
+            <w:r>
+              <w:rPr>
+                <w:rFonts w:ascii="Lexend" w:cs="Lexend" w:eastAsia="Lexend" w:hAnsi="Lexend"/>
+                <w:b w:val="1"/>
+                <w:bCs w:val="1"/>
+                <w:sz w:val="26"/>
+                <w:szCs w:val="26"/>
+                <w:rtl w:val="0"/>
+              </w:rPr>
+              <w:t xml:space="preserve">Notes</w:t>
+            </w:r>
+          </w:p>
+        </w:tc>
+      </w:tr>
+      <w:tr>
+        <w:trPr>
+          <w:cantSplit w:val="0"/>
+          <w:trHeight w:val="440" w:hRule="atLeast"/>
+          <w:tblHeader w:val="0"/>
+        </w:trPr>
+        <w:tc>
+          <w:tcPr>
+            <w:gridSpan w:val="2"/>
+            <w:shd w:fill="d9d2e9" w:val="clear"/>
+            <w:tcMar>
+              <w:top w:w="100.0" w:type="dxa"/>
+              <w:left w:w="100.0" w:type="dxa"/>
+              <w:bottom w:w="100.0" w:type="dxa"/>
+              <w:right w:w="100.0" w:type="dxa"/>
+            </w:tcMar>
+            <w:vAlign w:val="top"/>
+          </w:tcPr>
+          <w:p>
+            <w:pPr>
+              <w:widowControl w:val="0"/>
+              <w:spacing w:line="240" w:lineRule="auto"/>
+              <w:rPr>
+                <w:rFonts w:ascii="Lexend" w:cs="Lexend" w:eastAsia="Lexend" w:hAnsi="Lexend"/>
+              </w:rPr>
+            </w:pPr>
+            <w:r>
+              <w:rPr>
+                <w:rFonts w:ascii="Lexend" w:cs="Lexend" w:eastAsia="Lexend" w:hAnsi="Lexend"/>
+                <w:rtl w:val="0"/>
+              </w:rPr>
+              <w:t xml:space="preserve">Slide Presentation (Class Candidates)</w:t>
+            </w:r>
+          </w:p>
+        </w:tc>
+        <w:tc>
+          <w:tcPr>
+            <w:gridSpan w:val="2"/>
+            <w:shd w:fill="d9d2e9" w:val="clear"/>
+            <w:tcMar>
+              <w:top w:w="100.0" w:type="dxa"/>
+              <w:left w:w="100.0" w:type="dxa"/>
+              <w:bottom w:w="100.0" w:type="dxa"/>
+              <w:right w:w="100.0" w:type="dxa"/>
+            </w:tcMar>
+            <w:vAlign w:val="top"/>
+          </w:tcPr>
+          <w:p>
+            <w:pPr>
+              <w:widowControl w:val="0"/>
+              <w:spacing w:line="240" w:lineRule="auto"/>
+              <w:rPr>
+                <w:rFonts w:ascii="Lexend" w:cs="Lexend" w:eastAsia="Lexend" w:hAnsi="Lexend"/>
+              </w:rPr>
+            </w:pPr>
+            <w:r>
+              <w:rPr>
+                <w:rFonts w:ascii="Lexend" w:cs="Lexend" w:eastAsia="Lexend" w:hAnsi="Lexend"/>
+                <w:rtl w:val="0"/>
+              </w:rPr>
+              <w:t xml:space="preserve">Daniel is adding in information from Class Diagrams into “5 Class Candidates” + What we’ve agreed on for Top 10 Reqs Slides</w:t>
+            </w:r>
+          </w:p>
+          <w:p>
+            <w:pPr>
+              <w:widowControl w:val="0"/>
+              <w:spacing w:line="240" w:lineRule="auto"/>
+              <w:rPr>
+                <w:rFonts w:ascii="Lexend" w:cs="Lexend" w:eastAsia="Lexend" w:hAnsi="Lexend"/>
+              </w:rPr>
+            </w:pPr>
+            <w:r>
+              <w:rPr>
+                <w:rtl w:val="0"/>
+              </w:rPr>
+            </w:r>
+          </w:p>
+          <w:p>
+            <w:pPr>
+              <w:widowControl w:val="0"/>
+              <w:spacing w:line="240" w:lineRule="auto"/>
+              <w:rPr>
+                <w:rFonts w:ascii="Lexend" w:cs="Lexend" w:eastAsia="Lexend" w:hAnsi="Lexend"/>
+              </w:rPr>
+            </w:pPr>
+            <w:r>
+              <w:rPr>
+                <w:rFonts w:ascii="Lexend" w:cs="Lexend" w:eastAsia="Lexend" w:hAnsi="Lexend"/>
+                <w:rtl w:val="0"/>
+              </w:rPr>
+              <w:t xml:space="preserve">We all agreed on who presents what ( Monisha: Overview, Daniel/Nikki: Top 10 Reqs, Tochi/Sadhvik: 5 Class Candidates)</w:t>
+            </w:r>
+          </w:p>
+        </w:tc>
+      </w:tr>
+      <w:tr>
+        <w:trPr>
+          <w:cantSplit w:val="0"/>
+          <w:trHeight w:val="440" w:hRule="atLeast"/>
+          <w:tblHeader w:val="0"/>
+        </w:trPr>
+        <w:tc>
+          <w:tcPr>
+            <w:gridSpan w:val="2"/>
+            <w:shd w:fill="d9d2e9" w:val="clear"/>
+            <w:tcMar>
+              <w:top w:w="100.0" w:type="dxa"/>
+              <w:left w:w="100.0" w:type="dxa"/>
+              <w:bottom w:w="100.0" w:type="dxa"/>
+              <w:right w:w="100.0" w:type="dxa"/>
+            </w:tcMar>
+            <w:vAlign w:val="top"/>
+          </w:tcPr>
+          <w:p>
+            <w:pPr>
+              <w:widowControl w:val="0"/>
+              <w:spacing w:line="240" w:lineRule="auto"/>
+              <w:rPr>
+                <w:rFonts w:ascii="Lexend" w:cs="Lexend" w:eastAsia="Lexend" w:hAnsi="Lexend"/>
+              </w:rPr>
+            </w:pPr>
+            <w:r>
+              <w:rPr>
+                <w:rFonts w:ascii="Lexend" w:cs="Lexend" w:eastAsia="Lexend" w:hAnsi="Lexend"/>
+                <w:rtl w:val="0"/>
+              </w:rPr>
+              <w:t xml:space="preserve">Use Cases</w:t>
+            </w:r>
+          </w:p>
+        </w:tc>
+        <w:tc>
+          <w:tcPr>
+            <w:gridSpan w:val="2"/>
+            <w:shd w:fill="d9d2e9" w:val="clear"/>
+            <w:tcMar>
+              <w:top w:w="100.0" w:type="dxa"/>
+              <w:left w:w="100.0" w:type="dxa"/>
+              <w:bottom w:w="100.0" w:type="dxa"/>
+              <w:right w:w="100.0" w:type="dxa"/>
+            </w:tcMar>
+            <w:vAlign w:val="top"/>
+          </w:tcPr>
+          <w:p>
+            <w:pPr>
+              <w:widowControl w:val="0"/>
+              <w:spacing w:line="240" w:lineRule="auto"/>
+              <w:rPr>
+                <w:rFonts w:ascii="Lexend" w:cs="Lexend" w:eastAsia="Lexend" w:hAnsi="Lexend"/>
+              </w:rPr>
+            </w:pPr>
+            <w:r>
+              <w:rPr>
+                <w:rFonts w:ascii="Lexend" w:cs="Lexend" w:eastAsia="Lexend" w:hAnsi="Lexend"/>
+                <w:rtl w:val="0"/>
+              </w:rPr>
+              <w:t xml:space="preserve">Monisha is adding and editing the format for our Use Case Specs. Document</w:t>
+            </w:r>
+          </w:p>
+          <w:p>
+            <w:pPr>
+              <w:widowControl w:val="0"/>
+              <w:spacing w:line="240" w:lineRule="auto"/>
+              <w:rPr>
+                <w:rFonts w:ascii="Lexend" w:cs="Lexend" w:eastAsia="Lexend" w:hAnsi="Lexend"/>
+              </w:rPr>
+            </w:pPr>
+            <w:r>
+              <w:rPr>
+                <w:rtl w:val="0"/>
+              </w:rPr>
+            </w:r>
+          </w:p>
+          <w:p>
+            <w:pPr>
+              <w:widowControl w:val="0"/>
+              <w:spacing w:line="240" w:lineRule="auto"/>
+              <w:rPr>
+                <w:rFonts w:ascii="Lexend" w:cs="Lexend" w:eastAsia="Lexend" w:hAnsi="Lexend"/>
+              </w:rPr>
+            </w:pPr>
+            <w:r>
+              <w:rPr>
+                <w:rFonts w:ascii="Lexend" w:cs="Lexend" w:eastAsia="Lexend" w:hAnsi="Lexend"/>
+                <w:rtl w:val="0"/>
+              </w:rPr>
+              <w:t xml:space="preserve">Sadhvik is working on a Sequence Diagram (Use Case ID: 001, Player Joins Table)</w:t>
+            </w:r>
+          </w:p>
+          <w:p>
+            <w:pPr>
+              <w:widowControl w:val="0"/>
+              <w:spacing w:line="240" w:lineRule="auto"/>
+              <w:rPr>
+                <w:rFonts w:ascii="Lexend" w:cs="Lexend" w:eastAsia="Lexend" w:hAnsi="Lexend"/>
+              </w:rPr>
+            </w:pPr>
+            <w:r>
+              <w:rPr>
+                <w:rtl w:val="0"/>
+              </w:rPr>
+            </w:r>
+          </w:p>
+          <w:p>
+            <w:pPr>
+              <w:widowControl w:val="0"/>
+              <w:spacing w:line="240" w:lineRule="auto"/>
+              <w:rPr>
+                <w:rFonts w:ascii="Lexend" w:cs="Lexend" w:eastAsia="Lexend" w:hAnsi="Lexend"/>
+              </w:rPr>
+            </w:pPr>
+            <w:r>
+              <w:rPr>
+                <w:rFonts w:ascii="Lexend" w:cs="Lexend" w:eastAsia="Lexend" w:hAnsi="Lexend"/>
+                <w:rtl w:val="0"/>
+              </w:rPr>
+              <w:t xml:space="preserve">Nikki is working on a Sequence Diagram (Use Case ID: 003, Player Action: “Hit”)</w:t>
+            </w:r>
+          </w:p>
+        </w:tc>
+      </w:tr>
+      <w:tr>
+        <w:trPr>
+          <w:cantSplit w:val="0"/>
+          <w:trHeight w:val="440" w:hRule="atLeast"/>
+          <w:tblHeader w:val="0"/>
+        </w:trPr>
+        <w:tc>
+          <w:tcPr>
+            <w:gridSpan w:val="2"/>
+            <w:shd w:fill="d9d2e9" w:val="clear"/>
+            <w:tcMar>
+              <w:top w:w="100.0" w:type="dxa"/>
+              <w:left w:w="100.0" w:type="dxa"/>
+              <w:bottom w:w="100.0" w:type="dxa"/>
+              <w:right w:w="100.0" w:type="dxa"/>
+            </w:tcMar>
+            <w:vAlign w:val="top"/>
+          </w:tcPr>
+          <w:p>
+            <w:pPr>
+              <w:widowControl w:val="0"/>
+              <w:spacing w:line="240" w:lineRule="auto"/>
+              <w:rPr>
+                <w:rFonts w:ascii="Lexend" w:cs="Lexend" w:eastAsia="Lexend" w:hAnsi="Lexend"/>
+              </w:rPr>
+            </w:pPr>
+            <w:r>
+              <w:rPr>
+                <w:rFonts w:ascii="Lexend" w:cs="Lexend" w:eastAsia="Lexend" w:hAnsi="Lexend"/>
+                <w:rtl w:val="0"/>
+              </w:rPr>
+              <w:t xml:space="preserve">SRS</w:t>
+            </w:r>
+          </w:p>
+        </w:tc>
+        <w:tc>
+          <w:tcPr>
+            <w:gridSpan w:val="2"/>
+            <w:shd w:fill="d9d2e9" w:val="clear"/>
+            <w:tcMar>
+              <w:top w:w="100.0" w:type="dxa"/>
+              <w:left w:w="100.0" w:type="dxa"/>
+              <w:bottom w:w="100.0" w:type="dxa"/>
+              <w:right w:w="100.0" w:type="dxa"/>
+            </w:tcMar>
+            <w:vAlign w:val="top"/>
+          </w:tcPr>
+          <w:p>
+            <w:pPr>
+              <w:widowControl w:val="0"/>
+              <w:spacing w:line="240" w:lineRule="auto"/>
+              <w:rPr>
+                <w:rFonts w:ascii="Lexend" w:cs="Lexend" w:eastAsia="Lexend" w:hAnsi="Lexend"/>
+              </w:rPr>
+            </w:pPr>
+            <w:r>
+              <w:rPr>
+                <w:rFonts w:ascii="Lexend" w:cs="Lexend" w:eastAsia="Lexend" w:hAnsi="Lexend"/>
+                <w:rtl w:val="0"/>
+              </w:rPr>
+              <w:t xml:space="preserve">Nikki is editing the SRS format</w:t>
+            </w:r>
+          </w:p>
+          <w:p>
+            <w:pPr>
+              <w:widowControl w:val="0"/>
+              <w:spacing w:line="240" w:lineRule="auto"/>
+              <w:rPr>
+                <w:rFonts w:ascii="Lexend" w:cs="Lexend" w:eastAsia="Lexend" w:hAnsi="Lexend"/>
+              </w:rPr>
+            </w:pPr>
+            <w:r>
+              <w:rPr>
+                <w:rtl w:val="0"/>
+              </w:rPr>
+            </w:r>
+          </w:p>
+          <w:p>
+            <w:pPr>
+              <w:widowControl w:val="0"/>
+              <w:spacing w:line="240" w:lineRule="auto"/>
+              <w:rPr>
+                <w:rFonts w:ascii="Lexend" w:cs="Lexend" w:eastAsia="Lexend" w:hAnsi="Lexend"/>
+              </w:rPr>
+            </w:pPr>
+            <w:r>
+              <w:rPr>
+                <w:rFonts w:ascii="Lexend" w:cs="Lexend" w:eastAsia="Lexend" w:hAnsi="Lexend"/>
+                <w:rtl w:val="0"/>
+              </w:rPr>
+              <w:t xml:space="preserve">We all agreed we’re going to add all the references (Use Case Specs + Other Diagrams) to the bottom of the SRS.</w:t>
+            </w:r>
+          </w:p>
+        </w:tc>
+      </w:tr>
+    </w:tbl>
+    <w:p>
+      <w:pPr>
+        <w:rPr>
+          <w:rFonts w:ascii="Lexend" w:cs="Lexend" w:eastAsia="Lexend" w:hAnsi="Lexend"/>
+        </w:rPr>
+      </w:pPr>
+      <w:r>
+        <w:rPr>
+          <w:rtl w:val="0"/>
+        </w:rPr>
+      </w:r>
+    </w:p>
+    <w:tbl>
+      <w:tblPr>
+        <w:tblStyle w:val="Table15"/>
+        <w:tblW w:w="9360.0" w:type="dxa"/>
+        <w:jc w:val="left"/>
+        <w:tblBorders>
+          <w:top w:color="000000" w:space="0" w:sz="8" w:val="single"/>
+          <w:left w:color="000000" w:space="0" w:sz="8" w:val="single"/>
+          <w:bottom w:color="000000" w:space="0" w:sz="8" w:val="single"/>
+          <w:right w:color="000000" w:space="0" w:sz="8" w:val="single"/>
+          <w:insideH w:color="000000" w:space="0" w:sz="8" w:val="single"/>
+          <w:insideV w:color="000000" w:space="0" w:sz="8" w:val="single"/>
+        </w:tblBorders>
+        <w:tblLayout w:type="fixed"/>
+        <w:tblLook w:val="0600"/>
+      </w:tblPr>
+      <w:tblGrid>
+        <w:gridCol w:w="3120"/>
+        <w:gridCol w:w="3120"/>
+        <w:gridCol w:w="3120"/>
+        <w:tblGridChange w:id="0">
+          <w:tblGrid>
+            <w:gridCol w:w="3120"/>
+            <w:gridCol w:w="3120"/>
+            <w:gridCol w:w="3120"/>
+          </w:tblGrid>
+        </w:tblGridChange>
+      </w:tblGrid>
+      <w:tr>
+        <w:trPr>
+          <w:cantSplit w:val="0"/>
+          <w:tblHeader w:val="0"/>
+        </w:trPr>
+        <w:tc>
+          <w:tcPr>
+            <w:shd w:fill="b4a7d6" w:val="clear"/>
+            <w:tcMar>
+              <w:top w:w="100.0" w:type="dxa"/>
+              <w:left w:w="100.0" w:type="dxa"/>
+              <w:bottom w:w="100.0" w:type="dxa"/>
+              <w:right w:w="100.0" w:type="dxa"/>
+            </w:tcMar>
+            <w:vAlign w:val="top"/>
+          </w:tcPr>
+          <w:p>
+            <w:pPr>
+              <w:widowControl w:val="0"/>
+              <w:spacing w:line="240" w:lineRule="auto"/>
+              <w:jc w:val="center"/>
+              <w:rPr>
+                <w:rFonts w:ascii="Lexend" w:cs="Lexend" w:eastAsia="Lexend" w:hAnsi="Lexend"/>
+                <w:b w:val="1"/>
+                <w:bCs w:val="1"/>
+                <w:sz w:val="24"/>
+                <w:szCs w:val="24"/>
+              </w:rPr>
+            </w:pPr>
+            <w:r>
+              <w:rPr>
+                <w:rFonts w:ascii="Lexend" w:cs="Lexend" w:eastAsia="Lexend" w:hAnsi="Lexend"/>
+                <w:b w:val="1"/>
+                <w:bCs w:val="1"/>
+                <w:sz w:val="24"/>
+                <w:szCs w:val="24"/>
+                <w:rtl w:val="0"/>
+              </w:rPr>
+              <w:t xml:space="preserve">Action</w:t>
+            </w:r>
+          </w:p>
+        </w:tc>
+        <w:tc>
+          <w:tcPr>
+            <w:shd w:fill="b4a7d6" w:val="clear"/>
+            <w:tcMar>
+              <w:top w:w="100.0" w:type="dxa"/>
+              <w:left w:w="100.0" w:type="dxa"/>
+              <w:bottom w:w="100.0" w:type="dxa"/>
+              <w:right w:w="100.0" w:type="dxa"/>
+            </w:tcMar>
+            <w:vAlign w:val="top"/>
+          </w:tcPr>
+          <w:p>
+            <w:pPr>
+              <w:widowControl w:val="0"/>
+              <w:spacing w:line="240" w:lineRule="auto"/>
+              <w:jc w:val="center"/>
+              <w:rPr>
+                <w:rFonts w:ascii="Lexend" w:cs="Lexend" w:eastAsia="Lexend" w:hAnsi="Lexend"/>
+                <w:b w:val="1"/>
+                <w:bCs w:val="1"/>
+                <w:sz w:val="24"/>
+                <w:szCs w:val="24"/>
+              </w:rPr>
+            </w:pPr>
+            <w:r>
+              <w:rPr>
+                <w:rFonts w:ascii="Lexend" w:cs="Lexend" w:eastAsia="Lexend" w:hAnsi="Lexend"/>
+                <w:b w:val="1"/>
+                <w:bCs w:val="1"/>
+                <w:sz w:val="24"/>
+                <w:szCs w:val="24"/>
+                <w:rtl w:val="0"/>
+              </w:rPr>
+              <w:t xml:space="preserve">Assigned To</w:t>
+            </w:r>
+          </w:p>
+        </w:tc>
+        <w:tc>
+          <w:tcPr>
+            <w:shd w:fill="b4a7d6" w:val="clear"/>
+            <w:tcMar>
+              <w:top w:w="100.0" w:type="dxa"/>
+              <w:left w:w="100.0" w:type="dxa"/>
+              <w:bottom w:w="100.0" w:type="dxa"/>
+              <w:right w:w="100.0" w:type="dxa"/>
+            </w:tcMar>
+            <w:vAlign w:val="top"/>
+          </w:tcPr>
+          <w:p>
+            <w:pPr>
+              <w:widowControl w:val="0"/>
+              <w:spacing w:line="240" w:lineRule="auto"/>
+              <w:jc w:val="center"/>
+              <w:rPr>
+                <w:rFonts w:ascii="Lexend" w:cs="Lexend" w:eastAsia="Lexend" w:hAnsi="Lexend"/>
+                <w:b w:val="1"/>
+                <w:bCs w:val="1"/>
+                <w:sz w:val="24"/>
+                <w:szCs w:val="24"/>
+              </w:rPr>
+            </w:pPr>
+            <w:r>
+              <w:rPr>
+                <w:rFonts w:ascii="Lexend" w:cs="Lexend" w:eastAsia="Lexend" w:hAnsi="Lexend"/>
+                <w:b w:val="1"/>
+                <w:bCs w:val="1"/>
+                <w:sz w:val="24"/>
+                <w:szCs w:val="24"/>
+                <w:rtl w:val="0"/>
+              </w:rPr>
+              <w:t xml:space="preserve">Due Date</w:t>
+            </w:r>
+          </w:p>
+        </w:tc>
+      </w:tr>
+      <w:tr>
+        <w:trPr>
+          <w:cantSplit w:val="0"/>
+          <w:tblHeader w:val="0"/>
+        </w:trPr>
+        <w:tc>
+          <w:tcPr>
+            <w:shd w:fill="d9d2e9" w:val="clear"/>
+            <w:tcMar>
+              <w:top w:w="100.0" w:type="dxa"/>
+              <w:left w:w="100.0" w:type="dxa"/>
+              <w:bottom w:w="100.0" w:type="dxa"/>
+              <w:right w:w="100.0" w:type="dxa"/>
+            </w:tcMar>
+            <w:vAlign w:val="top"/>
+          </w:tcPr>
+          <w:p>
+            <w:pPr>
+              <w:widowControl w:val="0"/>
+              <w:spacing w:line="240" w:lineRule="auto"/>
+              <w:jc w:val="center"/>
+              <w:rPr>
+                <w:rFonts w:ascii="Lexend" w:cs="Lexend" w:eastAsia="Lexend" w:hAnsi="Lexend"/>
+              </w:rPr>
+            </w:pPr>
+            <w:r>
+              <w:rPr>
+                <w:rFonts w:ascii="Lexend" w:cs="Lexend" w:eastAsia="Lexend" w:hAnsi="Lexend"/>
+                <w:rtl w:val="0"/>
+              </w:rPr>
+              <w:t xml:space="preserve">Sequence Diagram (ID:001)</w:t>
+            </w:r>
+          </w:p>
+        </w:tc>
+        <w:tc>
+          <w:tcPr>
+            <w:shd w:fill="d9d2e9" w:val="clear"/>
+            <w:tcMar>
+              <w:top w:w="100.0" w:type="dxa"/>
+              <w:left w:w="100.0" w:type="dxa"/>
+              <w:bottom w:w="100.0" w:type="dxa"/>
+              <w:right w:w="100.0" w:type="dxa"/>
+            </w:tcMar>
+            <w:vAlign w:val="top"/>
+          </w:tcPr>
+          <w:p>
+            <w:pPr>
+              <w:widowControl w:val="0"/>
+              <w:spacing w:line="240" w:lineRule="auto"/>
+              <w:jc w:val="center"/>
+              <w:rPr>
+                <w:rFonts w:ascii="Lexend" w:cs="Lexend" w:eastAsia="Lexend" w:hAnsi="Lexend"/>
+              </w:rPr>
+            </w:pPr>
+            <w:r>
+              <w:rPr>
+                <w:rFonts w:ascii="Lexend" w:cs="Lexend" w:eastAsia="Lexend" w:hAnsi="Lexend"/>
+                <w:rtl w:val="0"/>
+              </w:rPr>
+              <w:t xml:space="preserve">Sadhvik</w:t>
+            </w:r>
+          </w:p>
+        </w:tc>
+        <w:tc>
+          <w:tcPr>
+            <w:shd w:fill="d9d2e9" w:val="clear"/>
+            <w:tcMar>
+              <w:top w:w="100.0" w:type="dxa"/>
+              <w:left w:w="100.0" w:type="dxa"/>
+              <w:bottom w:w="100.0" w:type="dxa"/>
+              <w:right w:w="100.0" w:type="dxa"/>
+            </w:tcMar>
+            <w:vAlign w:val="top"/>
+          </w:tcPr>
+          <w:p>
+            <w:pPr>
+              <w:widowControl w:val="0"/>
+              <w:spacing w:line="240" w:lineRule="auto"/>
+              <w:jc w:val="center"/>
+              <w:rPr>
+                <w:rFonts w:ascii="Lexend" w:cs="Lexend" w:eastAsia="Lexend" w:hAnsi="Lexend"/>
+              </w:rPr>
+            </w:pPr>
+            <w:r>
+              <w:rPr>
+                <w:rFonts w:ascii="Lexend" w:cs="Lexend" w:eastAsia="Lexend" w:hAnsi="Lexend"/>
+                <w:rtl w:val="0"/>
+              </w:rPr>
+              <w:t xml:space="preserve">03/05/26</w:t>
+            </w:r>
+          </w:p>
+        </w:tc>
+      </w:tr>
+      <w:tr>
+        <w:trPr>
+          <w:cantSplit w:val="0"/>
+          <w:tblHeader w:val="0"/>
+        </w:trPr>
+        <w:tc>
+          <w:tcPr>
+            <w:shd w:fill="d9d2e9" w:val="clear"/>
+            <w:tcMar>
+              <w:top w:w="100.0" w:type="dxa"/>
+              <w:left w:w="100.0" w:type="dxa"/>
+              <w:bottom w:w="100.0" w:type="dxa"/>
+              <w:right w:w="100.0" w:type="dxa"/>
+            </w:tcMar>
+            <w:vAlign w:val="top"/>
+          </w:tcPr>
+          <w:p>
+            <w:pPr>
+              <w:widowControl w:val="0"/>
+              <w:spacing w:line="240" w:lineRule="auto"/>
+              <w:jc w:val="center"/>
+              <w:rPr>
+                <w:rFonts w:ascii="Lexend" w:cs="Lexend" w:eastAsia="Lexend" w:hAnsi="Lexend"/>
+              </w:rPr>
+            </w:pPr>
+            <w:r>
+              <w:rPr>
+                <w:rFonts w:ascii="Lexend" w:cs="Lexend" w:eastAsia="Lexend" w:hAnsi="Lexend"/>
+                <w:rtl w:val="0"/>
+              </w:rPr>
+              <w:t xml:space="preserve">UML Case Diagram</w:t>
+            </w:r>
+          </w:p>
+        </w:tc>
+        <w:tc>
+          <w:tcPr>
+            <w:shd w:fill="d9d2e9" w:val="clear"/>
+            <w:tcMar>
+              <w:top w:w="100.0" w:type="dxa"/>
+              <w:left w:w="100.0" w:type="dxa"/>
+              <w:bottom w:w="100.0" w:type="dxa"/>
+              <w:right w:w="100.0" w:type="dxa"/>
+            </w:tcMar>
+            <w:vAlign w:val="top"/>
+          </w:tcPr>
+          <w:p>
+            <w:pPr>
+              <w:widowControl w:val="0"/>
+              <w:spacing w:line="240" w:lineRule="auto"/>
+              <w:jc w:val="center"/>
+              <w:rPr>
+                <w:rFonts w:ascii="Lexend" w:cs="Lexend" w:eastAsia="Lexend" w:hAnsi="Lexend"/>
+              </w:rPr>
+            </w:pPr>
+            <w:r>
+              <w:rPr>
+                <w:rFonts w:ascii="Lexend" w:cs="Lexend" w:eastAsia="Lexend" w:hAnsi="Lexend"/>
+                <w:rtl w:val="0"/>
+              </w:rPr>
+              <w:t xml:space="preserve">Monisha</w:t>
+            </w:r>
+          </w:p>
+        </w:tc>
+        <w:tc>
+          <w:tcPr>
+            <w:shd w:fill="d9d2e9" w:val="clear"/>
+            <w:tcMar>
+              <w:top w:w="100.0" w:type="dxa"/>
+              <w:left w:w="100.0" w:type="dxa"/>
+              <w:bottom w:w="100.0" w:type="dxa"/>
+              <w:right w:w="100.0" w:type="dxa"/>
+            </w:tcMar>
+            <w:vAlign w:val="top"/>
+          </w:tcPr>
+          <w:p>
+            <w:pPr>
+              <w:widowControl w:val="0"/>
+              <w:spacing w:line="240" w:lineRule="auto"/>
+              <w:jc w:val="center"/>
+              <w:rPr>
+                <w:rFonts w:ascii="Lexend" w:cs="Lexend" w:eastAsia="Lexend" w:hAnsi="Lexend"/>
+              </w:rPr>
+            </w:pPr>
+            <w:r>
+              <w:rPr>
+                <w:rFonts w:ascii="Lexend" w:cs="Lexend" w:eastAsia="Lexend" w:hAnsi="Lexend"/>
+                <w:rtl w:val="0"/>
+              </w:rPr>
+              <w:t xml:space="preserve">03/05/26</w:t>
+            </w:r>
+          </w:p>
+        </w:tc>
+      </w:tr>
+      <w:tr>
+        <w:trPr>
+          <w:cantSplit w:val="0"/>
+          <w:tblHeader w:val="0"/>
+        </w:trPr>
+        <w:tc>
+          <w:tcPr>
+            <w:shd w:fill="d9d2e9" w:val="clear"/>
+            <w:tcMar>
+              <w:top w:w="100.0" w:type="dxa"/>
+              <w:left w:w="100.0" w:type="dxa"/>
+              <w:bottom w:w="100.0" w:type="dxa"/>
+              <w:right w:w="100.0" w:type="dxa"/>
+            </w:tcMar>
+            <w:vAlign w:val="top"/>
+          </w:tcPr>
+          <w:p>
+            <w:pPr>
+              <w:widowControl w:val="0"/>
+              <w:spacing w:line="240" w:lineRule="auto"/>
+              <w:jc w:val="center"/>
+              <w:rPr>
+                <w:rFonts w:ascii="Lexend" w:cs="Lexend" w:eastAsia="Lexend" w:hAnsi="Lexend"/>
+              </w:rPr>
+            </w:pPr>
+            <w:r>
+              <w:rPr>
+                <w:rFonts w:ascii="Lexend" w:cs="Lexend" w:eastAsia="Lexend" w:hAnsi="Lexend"/>
+                <w:rtl w:val="0"/>
+              </w:rPr>
+              <w:t xml:space="preserve">Sequence Diagram (ID:003)</w:t>
+            </w:r>
+          </w:p>
+        </w:tc>
+        <w:tc>
+          <w:tcPr>
+            <w:shd w:fill="d9d2e9" w:val="clear"/>
+            <w:tcMar>
+              <w:top w:w="100.0" w:type="dxa"/>
+              <w:left w:w="100.0" w:type="dxa"/>
+              <w:bottom w:w="100.0" w:type="dxa"/>
+              <w:right w:w="100.0" w:type="dxa"/>
+            </w:tcMar>
+            <w:vAlign w:val="top"/>
+          </w:tcPr>
+          <w:p>
+            <w:pPr>
+              <w:widowControl w:val="0"/>
+              <w:spacing w:line="240" w:lineRule="auto"/>
+              <w:jc w:val="center"/>
+              <w:rPr>
+                <w:rFonts w:ascii="Lexend" w:cs="Lexend" w:eastAsia="Lexend" w:hAnsi="Lexend"/>
+              </w:rPr>
+            </w:pPr>
+            <w:r>
+              <w:rPr>
+                <w:rFonts w:ascii="Lexend" w:cs="Lexend" w:eastAsia="Lexend" w:hAnsi="Lexend"/>
+                <w:rtl w:val="0"/>
+              </w:rPr>
+              <w:t xml:space="preserve">Nikki</w:t>
+            </w:r>
+          </w:p>
+        </w:tc>
+        <w:tc>
+          <w:tcPr>
+            <w:shd w:fill="d9d2e9" w:val="clear"/>
+            <w:tcMar>
+              <w:top w:w="100.0" w:type="dxa"/>
+              <w:left w:w="100.0" w:type="dxa"/>
+              <w:bottom w:w="100.0" w:type="dxa"/>
+              <w:right w:w="100.0" w:type="dxa"/>
+            </w:tcMar>
+            <w:vAlign w:val="top"/>
+          </w:tcPr>
+          <w:p>
+            <w:pPr>
+              <w:widowControl w:val="0"/>
+              <w:spacing w:line="240" w:lineRule="auto"/>
+              <w:jc w:val="center"/>
+              <w:rPr>
+                <w:rFonts w:ascii="Lexend" w:cs="Lexend" w:eastAsia="Lexend" w:hAnsi="Lexend"/>
+              </w:rPr>
+            </w:pPr>
+            <w:r>
+              <w:rPr>
+                <w:rFonts w:ascii="Lexend" w:cs="Lexend" w:eastAsia="Lexend" w:hAnsi="Lexend"/>
+                <w:rtl w:val="0"/>
+              </w:rPr>
+              <w:t xml:space="preserve">03/05/26</w:t>
             </w:r>
           </w:p>
         </w:tc>
@@ -6550,6 +7867,27 @@
     </w:tblPr>
   </w:style>
   <w:style w:type="table" w:styleId="Table12">
+    <w:basedOn w:val="TableNormal"/>
+    <w:tblPr>
+      <w:tblStyleRowBandSize w:val="1"/>
+      <w:tblStyleColBandSize w:val="1"/>
+    </w:tblPr>
+  </w:style>
+  <w:style w:type="table" w:styleId="Table13">
+    <w:basedOn w:val="TableNormal"/>
+    <w:tblPr>
+      <w:tblStyleRowBandSize w:val="1"/>
+      <w:tblStyleColBandSize w:val="1"/>
+    </w:tblPr>
+  </w:style>
+  <w:style w:type="table" w:styleId="Table14">
+    <w:basedOn w:val="TableNormal"/>
+    <w:tblPr>
+      <w:tblStyleRowBandSize w:val="1"/>
+      <w:tblStyleColBandSize w:val="1"/>
+    </w:tblPr>
+  </w:style>
+  <w:style w:type="table" w:styleId="Table15">
     <w:basedOn w:val="TableNormal"/>
     <w:tblPr>
       <w:tblStyleRowBandSize w:val="1"/>

--- a/Project-Planning/Meeting Minutes.docx
+++ b/Project-Planning/Meeting Minutes.docx
@@ -812,6 +812,50 @@
         <w:tab/>
         <w:tab/>
         <w:t xml:space="preserve"> 7</w:t>
+      </w:r>
+    </w:p>
+    <w:p>
+      <w:pPr>
+        <w:numPr>
+          <w:ilvl w:val="0"/>
+          <w:numId w:val="1"/>
+        </w:numPr>
+        <w:ind w:left="720" w:hanging="360"/>
+        <w:rPr>
+          <w:rFonts w:ascii="Lexend Light" w:cs="Lexend Light" w:eastAsia="Lexend Light" w:hAnsi="Lexend Light"/>
+          <w:sz w:val="30"/>
+          <w:szCs w:val="30"/>
+        </w:rPr>
+      </w:pPr>
+      <w:hyperlink w:anchor="kix.v0jwf3hw140u">
+        <w:r>
+          <w:rPr>
+            <w:rFonts w:ascii="Lexend Light" w:cs="Lexend Light" w:eastAsia="Lexend Light" w:hAnsi="Lexend Light"/>
+            <w:color w:val="1155cc"/>
+            <w:sz w:val="30"/>
+            <w:szCs w:val="30"/>
+            <w:u w:val="single"/>
+            <w:rtl w:val="0"/>
+          </w:rPr>
+          <w:t xml:space="preserve">Meeting 03/05/26</w:t>
+        </w:r>
+      </w:hyperlink>
+      <w:r>
+        <w:rPr>
+          <w:rFonts w:ascii="Lexend Light" w:cs="Lexend Light" w:eastAsia="Lexend Light" w:hAnsi="Lexend Light"/>
+          <w:sz w:val="30"/>
+          <w:szCs w:val="30"/>
+          <w:rtl w:val="0"/>
+        </w:rPr>
+        <w:tab/>
+        <w:tab/>
+        <w:tab/>
+        <w:tab/>
+        <w:tab/>
+        <w:tab/>
+        <w:tab/>
+        <w:tab/>
+        <w:t xml:space="preserve"> 8</w:t>
       </w:r>
     </w:p>
     <w:p>
@@ -7434,6 +7478,1170 @@
                 <w:rtl w:val="0"/>
               </w:rPr>
               <w:t xml:space="preserve">03/05/26</w:t>
+            </w:r>
+          </w:p>
+        </w:tc>
+      </w:tr>
+    </w:tbl>
+    <w:p>
+      <w:pPr>
+        <w:rPr>
+          <w:rFonts w:ascii="Times New Roman" w:cs="Times New Roman" w:eastAsia="Times New Roman" w:hAnsi="Times New Roman"/>
+          <w:sz w:val="24"/>
+          <w:szCs w:val="24"/>
+        </w:rPr>
+      </w:pPr>
+      <w:r>
+        <w:rPr>
+          <w:rtl w:val="0"/>
+        </w:rPr>
+      </w:r>
+    </w:p>
+    <w:tbl>
+      <w:tblPr>
+        <w:tblStyle w:val="Table16"/>
+        <w:tblW w:w="9360.0" w:type="dxa"/>
+        <w:jc w:val="left"/>
+        <w:tblBorders>
+          <w:top w:color="000000" w:space="0" w:sz="8" w:val="single"/>
+          <w:left w:color="000000" w:space="0" w:sz="8" w:val="single"/>
+          <w:bottom w:color="000000" w:space="0" w:sz="8" w:val="single"/>
+          <w:right w:color="000000" w:space="0" w:sz="8" w:val="single"/>
+          <w:insideH w:color="000000" w:space="0" w:sz="8" w:val="single"/>
+          <w:insideV w:color="000000" w:space="0" w:sz="8" w:val="single"/>
+        </w:tblBorders>
+        <w:tblLayout w:type="fixed"/>
+        <w:tblLook w:val="0600"/>
+      </w:tblPr>
+      <w:tblGrid>
+        <w:gridCol w:w="3135"/>
+        <w:gridCol w:w="2820"/>
+        <w:gridCol w:w="315"/>
+        <w:gridCol w:w="3090"/>
+        <w:tblGridChange w:id="0">
+          <w:tblGrid>
+            <w:gridCol w:w="3135"/>
+            <w:gridCol w:w="2820"/>
+            <w:gridCol w:w="315"/>
+            <w:gridCol w:w="3090"/>
+          </w:tblGrid>
+        </w:tblGridChange>
+      </w:tblGrid>
+      <w:tr>
+        <w:trPr>
+          <w:cantSplit w:val="0"/>
+          <w:trHeight w:val="440" w:hRule="atLeast"/>
+          <w:tblHeader w:val="0"/>
+        </w:trPr>
+        <w:tc>
+          <w:tcPr>
+            <w:gridSpan w:val="4"/>
+            <w:shd w:fill="b4a7d6" w:val="clear"/>
+            <w:tcMar>
+              <w:top w:w="100.0" w:type="dxa"/>
+              <w:left w:w="100.0" w:type="dxa"/>
+              <w:bottom w:w="100.0" w:type="dxa"/>
+              <w:right w:w="100.0" w:type="dxa"/>
+            </w:tcMar>
+            <w:vAlign w:val="top"/>
+          </w:tcPr>
+          <w:bookmarkStart w:colFirst="0" w:colLast="0" w:name="kix.v0jwf3hw140u" w:id="5"/>
+          <w:bookmarkEnd w:id="5"/>
+          <w:p>
+            <w:pPr>
+              <w:widowControl w:val="0"/>
+              <w:spacing w:line="240" w:lineRule="auto"/>
+              <w:jc w:val="center"/>
+              <w:rPr>
+                <w:rFonts w:ascii="Lexend" w:cs="Lexend" w:eastAsia="Lexend" w:hAnsi="Lexend"/>
+                <w:b w:val="1"/>
+                <w:bCs w:val="1"/>
+                <w:sz w:val="26"/>
+                <w:szCs w:val="26"/>
+              </w:rPr>
+            </w:pPr>
+            <w:r>
+              <w:rPr>
+                <w:rFonts w:ascii="Lexend" w:cs="Lexend" w:eastAsia="Lexend" w:hAnsi="Lexend"/>
+                <w:b w:val="1"/>
+                <w:bCs w:val="1"/>
+                <w:sz w:val="26"/>
+                <w:szCs w:val="26"/>
+                <w:rtl w:val="0"/>
+              </w:rPr>
+              <w:t xml:space="preserve">Meeting Details</w:t>
+            </w:r>
+          </w:p>
+        </w:tc>
+      </w:tr>
+      <w:tr>
+        <w:trPr>
+          <w:cantSplit w:val="0"/>
+          <w:trHeight w:val="440" w:hRule="atLeast"/>
+          <w:tblHeader w:val="0"/>
+        </w:trPr>
+        <w:tc>
+          <w:tcPr>
+            <w:gridSpan w:val="4"/>
+            <w:shd w:fill="d9d2e9" w:val="clear"/>
+            <w:tcMar>
+              <w:top w:w="100.0" w:type="dxa"/>
+              <w:left w:w="100.0" w:type="dxa"/>
+              <w:bottom w:w="100.0" w:type="dxa"/>
+              <w:right w:w="100.0" w:type="dxa"/>
+            </w:tcMar>
+            <w:vAlign w:val="top"/>
+          </w:tcPr>
+          <w:p>
+            <w:pPr>
+              <w:widowControl w:val="0"/>
+              <w:spacing w:line="240" w:lineRule="auto"/>
+              <w:rPr>
+                <w:rFonts w:ascii="Lexend" w:cs="Lexend" w:eastAsia="Lexend" w:hAnsi="Lexend"/>
+              </w:rPr>
+            </w:pPr>
+            <w:r>
+              <w:rPr>
+                <w:rFonts w:ascii="Lexend" w:cs="Lexend" w:eastAsia="Lexend" w:hAnsi="Lexend"/>
+                <w:b w:val="1"/>
+                <w:bCs w:val="1"/>
+                <w:rtl w:val="0"/>
+              </w:rPr>
+              <w:t xml:space="preserve">Meeting Objective:</w:t>
+            </w:r>
+            <w:r>
+              <w:rPr>
+                <w:rFonts w:ascii="Lexend" w:cs="Lexend" w:eastAsia="Lexend" w:hAnsi="Lexend"/>
+                <w:rtl w:val="0"/>
+              </w:rPr>
+              <w:t xml:space="preserve"> Rework Diagrams + Presentation</w:t>
+            </w:r>
+          </w:p>
+        </w:tc>
+      </w:tr>
+      <w:tr>
+        <w:trPr>
+          <w:cantSplit w:val="0"/>
+          <w:trHeight w:val="440" w:hRule="atLeast"/>
+          <w:tblHeader w:val="0"/>
+        </w:trPr>
+        <w:tc>
+          <w:tcPr>
+            <w:shd w:fill="d9d2e9" w:val="clear"/>
+            <w:tcMar>
+              <w:top w:w="100.0" w:type="dxa"/>
+              <w:left w:w="100.0" w:type="dxa"/>
+              <w:bottom w:w="100.0" w:type="dxa"/>
+              <w:right w:w="100.0" w:type="dxa"/>
+            </w:tcMar>
+            <w:vAlign w:val="top"/>
+          </w:tcPr>
+          <w:p>
+            <w:pPr>
+              <w:widowControl w:val="0"/>
+              <w:spacing w:line="240" w:lineRule="auto"/>
+              <w:rPr>
+                <w:rFonts w:ascii="Lexend" w:cs="Lexend" w:eastAsia="Lexend" w:hAnsi="Lexend"/>
+              </w:rPr>
+            </w:pPr>
+            <w:r>
+              <w:rPr>
+                <w:rFonts w:ascii="Lexend" w:cs="Lexend" w:eastAsia="Lexend" w:hAnsi="Lexend"/>
+                <w:b w:val="1"/>
+                <w:bCs w:val="1"/>
+                <w:rtl w:val="0"/>
+              </w:rPr>
+              <w:t xml:space="preserve">Date:</w:t>
+            </w:r>
+            <w:r>
+              <w:rPr>
+                <w:rFonts w:ascii="Lexend" w:cs="Lexend" w:eastAsia="Lexend" w:hAnsi="Lexend"/>
+                <w:rtl w:val="0"/>
+              </w:rPr>
+              <w:t xml:space="preserve"> 03/05/26</w:t>
+            </w:r>
+          </w:p>
+        </w:tc>
+        <w:tc>
+          <w:tcPr>
+            <w:shd w:fill="d9d2e9" w:val="clear"/>
+            <w:tcMar>
+              <w:top w:w="100.0" w:type="dxa"/>
+              <w:left w:w="100.0" w:type="dxa"/>
+              <w:bottom w:w="100.0" w:type="dxa"/>
+              <w:right w:w="100.0" w:type="dxa"/>
+            </w:tcMar>
+            <w:vAlign w:val="top"/>
+          </w:tcPr>
+          <w:p>
+            <w:pPr>
+              <w:widowControl w:val="0"/>
+              <w:spacing w:line="240" w:lineRule="auto"/>
+              <w:rPr>
+                <w:rFonts w:ascii="Lexend" w:cs="Lexend" w:eastAsia="Lexend" w:hAnsi="Lexend"/>
+              </w:rPr>
+            </w:pPr>
+            <w:r>
+              <w:rPr>
+                <w:rFonts w:ascii="Lexend" w:cs="Lexend" w:eastAsia="Lexend" w:hAnsi="Lexend"/>
+                <w:b w:val="1"/>
+                <w:bCs w:val="1"/>
+                <w:rtl w:val="0"/>
+              </w:rPr>
+              <w:t xml:space="preserve">Time:</w:t>
+            </w:r>
+            <w:r>
+              <w:rPr>
+                <w:rFonts w:ascii="Lexend" w:cs="Lexend" w:eastAsia="Lexend" w:hAnsi="Lexend"/>
+                <w:rtl w:val="0"/>
+              </w:rPr>
+              <w:t xml:space="preserve"> 9:30pm</w:t>
+            </w:r>
+          </w:p>
+        </w:tc>
+        <w:tc>
+          <w:tcPr>
+            <w:gridSpan w:val="2"/>
+            <w:shd w:fill="d9d2e9" w:val="clear"/>
+            <w:tcMar>
+              <w:top w:w="100.0" w:type="dxa"/>
+              <w:left w:w="100.0" w:type="dxa"/>
+              <w:bottom w:w="100.0" w:type="dxa"/>
+              <w:right w:w="100.0" w:type="dxa"/>
+            </w:tcMar>
+            <w:vAlign w:val="top"/>
+          </w:tcPr>
+          <w:p>
+            <w:pPr>
+              <w:widowControl w:val="0"/>
+              <w:spacing w:line="240" w:lineRule="auto"/>
+              <w:rPr>
+                <w:rFonts w:ascii="Lexend" w:cs="Lexend" w:eastAsia="Lexend" w:hAnsi="Lexend"/>
+              </w:rPr>
+            </w:pPr>
+            <w:r>
+              <w:rPr>
+                <w:rFonts w:ascii="Lexend" w:cs="Lexend" w:eastAsia="Lexend" w:hAnsi="Lexend"/>
+                <w:b w:val="1"/>
+                <w:bCs w:val="1"/>
+                <w:rtl w:val="0"/>
+              </w:rPr>
+              <w:t xml:space="preserve">Location:</w:t>
+            </w:r>
+            <w:r>
+              <w:rPr>
+                <w:rFonts w:ascii="Lexend" w:cs="Lexend" w:eastAsia="Lexend" w:hAnsi="Lexend"/>
+                <w:rtl w:val="0"/>
+              </w:rPr>
+              <w:t xml:space="preserve"> Discord Call</w:t>
+            </w:r>
+          </w:p>
+        </w:tc>
+      </w:tr>
+      <w:tr>
+        <w:trPr>
+          <w:cantSplit w:val="0"/>
+          <w:trHeight w:val="440" w:hRule="atLeast"/>
+          <w:tblHeader w:val="0"/>
+        </w:trPr>
+        <w:tc>
+          <w:tcPr>
+            <w:gridSpan w:val="4"/>
+            <w:shd w:fill="d9d2e9" w:val="clear"/>
+            <w:tcMar>
+              <w:top w:w="100.0" w:type="dxa"/>
+              <w:left w:w="100.0" w:type="dxa"/>
+              <w:bottom w:w="100.0" w:type="dxa"/>
+              <w:right w:w="100.0" w:type="dxa"/>
+            </w:tcMar>
+            <w:vAlign w:val="top"/>
+          </w:tcPr>
+          <w:p>
+            <w:pPr>
+              <w:widowControl w:val="0"/>
+              <w:spacing w:line="240" w:lineRule="auto"/>
+              <w:rPr>
+                <w:rFonts w:ascii="Lexend" w:cs="Lexend" w:eastAsia="Lexend" w:hAnsi="Lexend"/>
+              </w:rPr>
+            </w:pPr>
+            <w:r>
+              <w:rPr>
+                <w:rFonts w:ascii="Lexend" w:cs="Lexend" w:eastAsia="Lexend" w:hAnsi="Lexend"/>
+                <w:b w:val="1"/>
+                <w:bCs w:val="1"/>
+                <w:rtl w:val="0"/>
+              </w:rPr>
+              <w:t xml:space="preserve">Attendees:</w:t>
+            </w:r>
+            <w:r>
+              <w:rPr>
+                <w:rFonts w:ascii="Lexend" w:cs="Lexend" w:eastAsia="Lexend" w:hAnsi="Lexend"/>
+                <w:rtl w:val="0"/>
+              </w:rPr>
+              <w:t xml:space="preserve"> Tochi, Daniel, Monisha, Nikki, Sadhvik</w:t>
+            </w:r>
+          </w:p>
+        </w:tc>
+      </w:tr>
+      <w:tr>
+        <w:trPr>
+          <w:cantSplit w:val="0"/>
+          <w:trHeight w:val="440" w:hRule="atLeast"/>
+          <w:tblHeader w:val="0"/>
+        </w:trPr>
+        <w:tc>
+          <w:tcPr>
+            <w:gridSpan w:val="4"/>
+            <w:shd w:fill="d9d2e9" w:val="clear"/>
+            <w:tcMar>
+              <w:top w:w="100.0" w:type="dxa"/>
+              <w:left w:w="100.0" w:type="dxa"/>
+              <w:bottom w:w="100.0" w:type="dxa"/>
+              <w:right w:w="100.0" w:type="dxa"/>
+            </w:tcMar>
+            <w:vAlign w:val="top"/>
+          </w:tcPr>
+          <w:p>
+            <w:pPr>
+              <w:widowControl w:val="0"/>
+              <w:spacing w:line="240" w:lineRule="auto"/>
+              <w:rPr>
+                <w:rFonts w:ascii="Lexend" w:cs="Lexend" w:eastAsia="Lexend" w:hAnsi="Lexend"/>
+              </w:rPr>
+            </w:pPr>
+            <w:r>
+              <w:rPr>
+                <w:rFonts w:ascii="Lexend" w:cs="Lexend" w:eastAsia="Lexend" w:hAnsi="Lexend"/>
+                <w:b w:val="1"/>
+                <w:bCs w:val="1"/>
+                <w:rtl w:val="0"/>
+              </w:rPr>
+              <w:t xml:space="preserve">Absentees:</w:t>
+            </w:r>
+            <w:r>
+              <w:rPr>
+                <w:rFonts w:ascii="Lexend" w:cs="Lexend" w:eastAsia="Lexend" w:hAnsi="Lexend"/>
+                <w:rtl w:val="0"/>
+              </w:rPr>
+              <w:t xml:space="preserve"> none</w:t>
+            </w:r>
+          </w:p>
+        </w:tc>
+      </w:tr>
+    </w:tbl>
+    <w:p>
+      <w:pPr>
+        <w:rPr>
+          <w:rFonts w:ascii="Lexend" w:cs="Lexend" w:eastAsia="Lexend" w:hAnsi="Lexend"/>
+        </w:rPr>
+      </w:pPr>
+      <w:r>
+        <w:rPr>
+          <w:rtl w:val="0"/>
+        </w:rPr>
+      </w:r>
+    </w:p>
+    <w:tbl>
+      <w:tblPr>
+        <w:tblStyle w:val="Table17"/>
+        <w:tblW w:w="9360.0" w:type="dxa"/>
+        <w:jc w:val="left"/>
+        <w:tblBorders>
+          <w:top w:color="000000" w:space="0" w:sz="8" w:val="single"/>
+          <w:left w:color="000000" w:space="0" w:sz="8" w:val="single"/>
+          <w:bottom w:color="000000" w:space="0" w:sz="8" w:val="single"/>
+          <w:right w:color="000000" w:space="0" w:sz="8" w:val="single"/>
+          <w:insideH w:color="000000" w:space="0" w:sz="8" w:val="single"/>
+          <w:insideV w:color="000000" w:space="0" w:sz="8" w:val="single"/>
+        </w:tblBorders>
+        <w:tblLayout w:type="fixed"/>
+        <w:tblLook w:val="0600"/>
+      </w:tblPr>
+      <w:tblGrid>
+        <w:gridCol w:w="3135"/>
+        <w:gridCol w:w="1275"/>
+        <w:gridCol w:w="1860"/>
+        <w:gridCol w:w="3090"/>
+        <w:tblGridChange w:id="0">
+          <w:tblGrid>
+            <w:gridCol w:w="3135"/>
+            <w:gridCol w:w="1275"/>
+            <w:gridCol w:w="1860"/>
+            <w:gridCol w:w="3090"/>
+          </w:tblGrid>
+        </w:tblGridChange>
+      </w:tblGrid>
+      <w:tr>
+        <w:trPr>
+          <w:cantSplit w:val="0"/>
+          <w:trHeight w:val="440" w:hRule="atLeast"/>
+          <w:tblHeader w:val="0"/>
+        </w:trPr>
+        <w:tc>
+          <w:tcPr>
+            <w:gridSpan w:val="2"/>
+            <w:shd w:fill="b4a7d6" w:val="clear"/>
+            <w:tcMar>
+              <w:top w:w="100.0" w:type="dxa"/>
+              <w:left w:w="100.0" w:type="dxa"/>
+              <w:bottom w:w="100.0" w:type="dxa"/>
+              <w:right w:w="100.0" w:type="dxa"/>
+            </w:tcMar>
+            <w:vAlign w:val="top"/>
+          </w:tcPr>
+          <w:p>
+            <w:pPr>
+              <w:widowControl w:val="0"/>
+              <w:spacing w:line="240" w:lineRule="auto"/>
+              <w:jc w:val="center"/>
+              <w:rPr>
+                <w:rFonts w:ascii="Lexend" w:cs="Lexend" w:eastAsia="Lexend" w:hAnsi="Lexend"/>
+                <w:b w:val="1"/>
+                <w:bCs w:val="1"/>
+                <w:sz w:val="26"/>
+                <w:szCs w:val="26"/>
+              </w:rPr>
+            </w:pPr>
+            <w:r>
+              <w:rPr>
+                <w:rFonts w:ascii="Lexend" w:cs="Lexend" w:eastAsia="Lexend" w:hAnsi="Lexend"/>
+                <w:b w:val="1"/>
+                <w:bCs w:val="1"/>
+                <w:sz w:val="26"/>
+                <w:szCs w:val="26"/>
+                <w:rtl w:val="0"/>
+              </w:rPr>
+              <w:t xml:space="preserve">Agenda</w:t>
+            </w:r>
+          </w:p>
+        </w:tc>
+        <w:tc>
+          <w:tcPr>
+            <w:gridSpan w:val="2"/>
+            <w:shd w:fill="b4a7d6" w:val="clear"/>
+            <w:tcMar>
+              <w:top w:w="100.0" w:type="dxa"/>
+              <w:left w:w="100.0" w:type="dxa"/>
+              <w:bottom w:w="100.0" w:type="dxa"/>
+              <w:right w:w="100.0" w:type="dxa"/>
+            </w:tcMar>
+            <w:vAlign w:val="top"/>
+          </w:tcPr>
+          <w:p>
+            <w:pPr>
+              <w:widowControl w:val="0"/>
+              <w:spacing w:line="240" w:lineRule="auto"/>
+              <w:jc w:val="center"/>
+              <w:rPr>
+                <w:rFonts w:ascii="Lexend" w:cs="Lexend" w:eastAsia="Lexend" w:hAnsi="Lexend"/>
+                <w:b w:val="1"/>
+                <w:bCs w:val="1"/>
+                <w:sz w:val="26"/>
+                <w:szCs w:val="26"/>
+              </w:rPr>
+            </w:pPr>
+            <w:r>
+              <w:rPr>
+                <w:rFonts w:ascii="Lexend" w:cs="Lexend" w:eastAsia="Lexend" w:hAnsi="Lexend"/>
+                <w:b w:val="1"/>
+                <w:bCs w:val="1"/>
+                <w:sz w:val="26"/>
+                <w:szCs w:val="26"/>
+                <w:rtl w:val="0"/>
+              </w:rPr>
+              <w:t xml:space="preserve">Notes</w:t>
+            </w:r>
+          </w:p>
+        </w:tc>
+      </w:tr>
+      <w:tr>
+        <w:trPr>
+          <w:cantSplit w:val="0"/>
+          <w:trHeight w:val="440" w:hRule="atLeast"/>
+          <w:tblHeader w:val="0"/>
+        </w:trPr>
+        <w:tc>
+          <w:tcPr>
+            <w:gridSpan w:val="2"/>
+            <w:shd w:fill="d9d2e9" w:val="clear"/>
+            <w:tcMar>
+              <w:top w:w="100.0" w:type="dxa"/>
+              <w:left w:w="100.0" w:type="dxa"/>
+              <w:bottom w:w="100.0" w:type="dxa"/>
+              <w:right w:w="100.0" w:type="dxa"/>
+            </w:tcMar>
+            <w:vAlign w:val="top"/>
+          </w:tcPr>
+          <w:p>
+            <w:pPr>
+              <w:widowControl w:val="0"/>
+              <w:spacing w:line="240" w:lineRule="auto"/>
+              <w:rPr>
+                <w:rFonts w:ascii="Lexend" w:cs="Lexend" w:eastAsia="Lexend" w:hAnsi="Lexend"/>
+              </w:rPr>
+            </w:pPr>
+            <w:r>
+              <w:rPr>
+                <w:rFonts w:ascii="Lexend" w:cs="Lexend" w:eastAsia="Lexend" w:hAnsi="Lexend"/>
+                <w:rtl w:val="0"/>
+              </w:rPr>
+              <w:t xml:space="preserve">Slide Presentation</w:t>
+            </w:r>
+          </w:p>
+        </w:tc>
+        <w:tc>
+          <w:tcPr>
+            <w:gridSpan w:val="2"/>
+            <w:shd w:fill="d9d2e9" w:val="clear"/>
+            <w:tcMar>
+              <w:top w:w="100.0" w:type="dxa"/>
+              <w:left w:w="100.0" w:type="dxa"/>
+              <w:bottom w:w="100.0" w:type="dxa"/>
+              <w:right w:w="100.0" w:type="dxa"/>
+            </w:tcMar>
+            <w:vAlign w:val="top"/>
+          </w:tcPr>
+          <w:p>
+            <w:pPr>
+              <w:widowControl w:val="0"/>
+              <w:spacing w:line="240" w:lineRule="auto"/>
+              <w:rPr>
+                <w:rFonts w:ascii="Lexend" w:cs="Lexend" w:eastAsia="Lexend" w:hAnsi="Lexend"/>
+              </w:rPr>
+            </w:pPr>
+            <w:r>
+              <w:rPr>
+                <w:rFonts w:ascii="Lexend" w:cs="Lexend" w:eastAsia="Lexend" w:hAnsi="Lexend"/>
+                <w:rtl w:val="0"/>
+              </w:rPr>
+              <w:t xml:space="preserve">Tochi &amp; Daniel revised the requirements slide.</w:t>
+            </w:r>
+          </w:p>
+        </w:tc>
+      </w:tr>
+      <w:tr>
+        <w:trPr>
+          <w:cantSplit w:val="0"/>
+          <w:trHeight w:val="440" w:hRule="atLeast"/>
+          <w:tblHeader w:val="0"/>
+        </w:trPr>
+        <w:tc>
+          <w:tcPr>
+            <w:gridSpan w:val="2"/>
+            <w:shd w:fill="d9d2e9" w:val="clear"/>
+            <w:tcMar>
+              <w:top w:w="100.0" w:type="dxa"/>
+              <w:left w:w="100.0" w:type="dxa"/>
+              <w:bottom w:w="100.0" w:type="dxa"/>
+              <w:right w:w="100.0" w:type="dxa"/>
+            </w:tcMar>
+            <w:vAlign w:val="top"/>
+          </w:tcPr>
+          <w:p>
+            <w:pPr>
+              <w:widowControl w:val="0"/>
+              <w:spacing w:line="240" w:lineRule="auto"/>
+              <w:rPr>
+                <w:rFonts w:ascii="Lexend" w:cs="Lexend" w:eastAsia="Lexend" w:hAnsi="Lexend"/>
+              </w:rPr>
+            </w:pPr>
+            <w:r>
+              <w:rPr>
+                <w:rFonts w:ascii="Lexend" w:cs="Lexend" w:eastAsia="Lexend" w:hAnsi="Lexend"/>
+                <w:rtl w:val="0"/>
+              </w:rPr>
+              <w:t xml:space="preserve">Class Candidates</w:t>
+            </w:r>
+          </w:p>
+        </w:tc>
+        <w:tc>
+          <w:tcPr>
+            <w:gridSpan w:val="2"/>
+            <w:shd w:fill="d9d2e9" w:val="clear"/>
+            <w:tcMar>
+              <w:top w:w="100.0" w:type="dxa"/>
+              <w:left w:w="100.0" w:type="dxa"/>
+              <w:bottom w:w="100.0" w:type="dxa"/>
+              <w:right w:w="100.0" w:type="dxa"/>
+            </w:tcMar>
+            <w:vAlign w:val="top"/>
+          </w:tcPr>
+          <w:p>
+            <w:pPr>
+              <w:widowControl w:val="0"/>
+              <w:spacing w:line="240" w:lineRule="auto"/>
+              <w:rPr>
+                <w:rFonts w:ascii="Lexend" w:cs="Lexend" w:eastAsia="Lexend" w:hAnsi="Lexend"/>
+              </w:rPr>
+            </w:pPr>
+            <w:r>
+              <w:rPr>
+                <w:rFonts w:ascii="Lexend" w:cs="Lexend" w:eastAsia="Lexend" w:hAnsi="Lexend"/>
+                <w:rtl w:val="0"/>
+              </w:rPr>
+              <w:t xml:space="preserve">We all agreed on having Server and Client as one of the 5 class candidates.</w:t>
+            </w:r>
+          </w:p>
+          <w:p>
+            <w:pPr>
+              <w:widowControl w:val="0"/>
+              <w:spacing w:line="240" w:lineRule="auto"/>
+              <w:rPr>
+                <w:rFonts w:ascii="Lexend" w:cs="Lexend" w:eastAsia="Lexend" w:hAnsi="Lexend"/>
+              </w:rPr>
+            </w:pPr>
+            <w:r>
+              <w:rPr>
+                <w:rtl w:val="0"/>
+              </w:rPr>
+            </w:r>
+          </w:p>
+          <w:p>
+            <w:pPr>
+              <w:widowControl w:val="0"/>
+              <w:spacing w:line="240" w:lineRule="auto"/>
+              <w:rPr>
+                <w:rFonts w:ascii="Lexend" w:cs="Lexend" w:eastAsia="Lexend" w:hAnsi="Lexend"/>
+              </w:rPr>
+            </w:pPr>
+            <w:r>
+              <w:rPr>
+                <w:rFonts w:ascii="Lexend" w:cs="Lexend" w:eastAsia="Lexend" w:hAnsi="Lexend"/>
+                <w:rtl w:val="0"/>
+              </w:rPr>
+              <w:t xml:space="preserve">Also brainstormed the connections with User, Dealer, Player.</w:t>
+            </w:r>
+          </w:p>
+          <w:p>
+            <w:pPr>
+              <w:widowControl w:val="0"/>
+              <w:spacing w:line="240" w:lineRule="auto"/>
+              <w:rPr>
+                <w:rFonts w:ascii="Lexend" w:cs="Lexend" w:eastAsia="Lexend" w:hAnsi="Lexend"/>
+              </w:rPr>
+            </w:pPr>
+            <w:r>
+              <w:rPr>
+                <w:rtl w:val="0"/>
+              </w:rPr>
+            </w:r>
+          </w:p>
+          <w:p>
+            <w:pPr>
+              <w:widowControl w:val="0"/>
+              <w:spacing w:line="240" w:lineRule="auto"/>
+              <w:rPr>
+                <w:rFonts w:ascii="Lexend" w:cs="Lexend" w:eastAsia="Lexend" w:hAnsi="Lexend"/>
+              </w:rPr>
+            </w:pPr>
+            <w:r>
+              <w:rPr>
+                <w:rFonts w:ascii="Lexend" w:cs="Lexend" w:eastAsia="Lexend" w:hAnsi="Lexend"/>
+                <w:rtl w:val="0"/>
+              </w:rPr>
+              <w:t xml:space="preserve">All talked about how to incorporate saving data.</w:t>
+            </w:r>
+          </w:p>
+        </w:tc>
+      </w:tr>
+      <w:tr>
+        <w:trPr>
+          <w:cantSplit w:val="0"/>
+          <w:trHeight w:val="440" w:hRule="atLeast"/>
+          <w:tblHeader w:val="0"/>
+        </w:trPr>
+        <w:tc>
+          <w:tcPr>
+            <w:gridSpan w:val="2"/>
+            <w:shd w:fill="d9d2e9" w:val="clear"/>
+            <w:tcMar>
+              <w:top w:w="100.0" w:type="dxa"/>
+              <w:left w:w="100.0" w:type="dxa"/>
+              <w:bottom w:w="100.0" w:type="dxa"/>
+              <w:right w:w="100.0" w:type="dxa"/>
+            </w:tcMar>
+            <w:vAlign w:val="top"/>
+          </w:tcPr>
+          <w:p>
+            <w:pPr>
+              <w:widowControl w:val="0"/>
+              <w:spacing w:line="240" w:lineRule="auto"/>
+              <w:rPr>
+                <w:rFonts w:ascii="Lexend" w:cs="Lexend" w:eastAsia="Lexend" w:hAnsi="Lexend"/>
+              </w:rPr>
+            </w:pPr>
+            <w:r>
+              <w:rPr>
+                <w:rFonts w:ascii="Lexend" w:cs="Lexend" w:eastAsia="Lexend" w:hAnsi="Lexend"/>
+                <w:rtl w:val="0"/>
+              </w:rPr>
+              <w:t xml:space="preserve">Use Cases</w:t>
+            </w:r>
+          </w:p>
+        </w:tc>
+        <w:tc>
+          <w:tcPr>
+            <w:gridSpan w:val="2"/>
+            <w:shd w:fill="d9d2e9" w:val="clear"/>
+            <w:tcMar>
+              <w:top w:w="100.0" w:type="dxa"/>
+              <w:left w:w="100.0" w:type="dxa"/>
+              <w:bottom w:w="100.0" w:type="dxa"/>
+              <w:right w:w="100.0" w:type="dxa"/>
+            </w:tcMar>
+            <w:vAlign w:val="top"/>
+          </w:tcPr>
+          <w:p>
+            <w:pPr>
+              <w:widowControl w:val="0"/>
+              <w:spacing w:line="240" w:lineRule="auto"/>
+              <w:rPr>
+                <w:rFonts w:ascii="Lexend" w:cs="Lexend" w:eastAsia="Lexend" w:hAnsi="Lexend"/>
+              </w:rPr>
+            </w:pPr>
+            <w:r>
+              <w:rPr>
+                <w:rFonts w:ascii="Lexend" w:cs="Lexend" w:eastAsia="Lexend" w:hAnsi="Lexend"/>
+                <w:rtl w:val="0"/>
+              </w:rPr>
+              <w:t xml:space="preserve">Monisha, Nikki, &amp; Daniel worked on use cases and tweaked them.</w:t>
+            </w:r>
+          </w:p>
+        </w:tc>
+      </w:tr>
+    </w:tbl>
+    <w:p>
+      <w:pPr>
+        <w:rPr>
+          <w:rFonts w:ascii="Lexend" w:cs="Lexend" w:eastAsia="Lexend" w:hAnsi="Lexend"/>
+        </w:rPr>
+      </w:pPr>
+      <w:r>
+        <w:rPr>
+          <w:rtl w:val="0"/>
+        </w:rPr>
+      </w:r>
+    </w:p>
+    <w:tbl>
+      <w:tblPr>
+        <w:tblStyle w:val="Table18"/>
+        <w:tblW w:w="9360.0" w:type="dxa"/>
+        <w:jc w:val="left"/>
+        <w:tblBorders>
+          <w:top w:color="000000" w:space="0" w:sz="8" w:val="single"/>
+          <w:left w:color="000000" w:space="0" w:sz="8" w:val="single"/>
+          <w:bottom w:color="000000" w:space="0" w:sz="8" w:val="single"/>
+          <w:right w:color="000000" w:space="0" w:sz="8" w:val="single"/>
+          <w:insideH w:color="000000" w:space="0" w:sz="8" w:val="single"/>
+          <w:insideV w:color="000000" w:space="0" w:sz="8" w:val="single"/>
+        </w:tblBorders>
+        <w:tblLayout w:type="fixed"/>
+        <w:tblLook w:val="0600"/>
+      </w:tblPr>
+      <w:tblGrid>
+        <w:gridCol w:w="3120"/>
+        <w:gridCol w:w="3120"/>
+        <w:gridCol w:w="3120"/>
+        <w:tblGridChange w:id="0">
+          <w:tblGrid>
+            <w:gridCol w:w="3120"/>
+            <w:gridCol w:w="3120"/>
+            <w:gridCol w:w="3120"/>
+          </w:tblGrid>
+        </w:tblGridChange>
+      </w:tblGrid>
+      <w:tr>
+        <w:trPr>
+          <w:cantSplit w:val="0"/>
+          <w:tblHeader w:val="0"/>
+        </w:trPr>
+        <w:tc>
+          <w:tcPr>
+            <w:shd w:fill="b4a7d6" w:val="clear"/>
+            <w:tcMar>
+              <w:top w:w="100.0" w:type="dxa"/>
+              <w:left w:w="100.0" w:type="dxa"/>
+              <w:bottom w:w="100.0" w:type="dxa"/>
+              <w:right w:w="100.0" w:type="dxa"/>
+            </w:tcMar>
+            <w:vAlign w:val="top"/>
+          </w:tcPr>
+          <w:p>
+            <w:pPr>
+              <w:widowControl w:val="0"/>
+              <w:spacing w:line="240" w:lineRule="auto"/>
+              <w:jc w:val="center"/>
+              <w:rPr>
+                <w:rFonts w:ascii="Lexend" w:cs="Lexend" w:eastAsia="Lexend" w:hAnsi="Lexend"/>
+                <w:b w:val="1"/>
+                <w:bCs w:val="1"/>
+                <w:sz w:val="24"/>
+                <w:szCs w:val="24"/>
+              </w:rPr>
+            </w:pPr>
+            <w:r>
+              <w:rPr>
+                <w:rFonts w:ascii="Lexend" w:cs="Lexend" w:eastAsia="Lexend" w:hAnsi="Lexend"/>
+                <w:b w:val="1"/>
+                <w:bCs w:val="1"/>
+                <w:sz w:val="24"/>
+                <w:szCs w:val="24"/>
+                <w:rtl w:val="0"/>
+              </w:rPr>
+              <w:t xml:space="preserve">Action</w:t>
+            </w:r>
+          </w:p>
+        </w:tc>
+        <w:tc>
+          <w:tcPr>
+            <w:shd w:fill="b4a7d6" w:val="clear"/>
+            <w:tcMar>
+              <w:top w:w="100.0" w:type="dxa"/>
+              <w:left w:w="100.0" w:type="dxa"/>
+              <w:bottom w:w="100.0" w:type="dxa"/>
+              <w:right w:w="100.0" w:type="dxa"/>
+            </w:tcMar>
+            <w:vAlign w:val="top"/>
+          </w:tcPr>
+          <w:p>
+            <w:pPr>
+              <w:widowControl w:val="0"/>
+              <w:spacing w:line="240" w:lineRule="auto"/>
+              <w:jc w:val="center"/>
+              <w:rPr>
+                <w:rFonts w:ascii="Lexend" w:cs="Lexend" w:eastAsia="Lexend" w:hAnsi="Lexend"/>
+                <w:b w:val="1"/>
+                <w:bCs w:val="1"/>
+                <w:sz w:val="24"/>
+                <w:szCs w:val="24"/>
+              </w:rPr>
+            </w:pPr>
+            <w:r>
+              <w:rPr>
+                <w:rFonts w:ascii="Lexend" w:cs="Lexend" w:eastAsia="Lexend" w:hAnsi="Lexend"/>
+                <w:b w:val="1"/>
+                <w:bCs w:val="1"/>
+                <w:sz w:val="24"/>
+                <w:szCs w:val="24"/>
+                <w:rtl w:val="0"/>
+              </w:rPr>
+              <w:t xml:space="preserve">Assigned To</w:t>
+            </w:r>
+          </w:p>
+        </w:tc>
+        <w:tc>
+          <w:tcPr>
+            <w:shd w:fill="b4a7d6" w:val="clear"/>
+            <w:tcMar>
+              <w:top w:w="100.0" w:type="dxa"/>
+              <w:left w:w="100.0" w:type="dxa"/>
+              <w:bottom w:w="100.0" w:type="dxa"/>
+              <w:right w:w="100.0" w:type="dxa"/>
+            </w:tcMar>
+            <w:vAlign w:val="top"/>
+          </w:tcPr>
+          <w:p>
+            <w:pPr>
+              <w:widowControl w:val="0"/>
+              <w:spacing w:line="240" w:lineRule="auto"/>
+              <w:jc w:val="center"/>
+              <w:rPr>
+                <w:rFonts w:ascii="Lexend" w:cs="Lexend" w:eastAsia="Lexend" w:hAnsi="Lexend"/>
+                <w:b w:val="1"/>
+                <w:bCs w:val="1"/>
+                <w:sz w:val="24"/>
+                <w:szCs w:val="24"/>
+              </w:rPr>
+            </w:pPr>
+            <w:r>
+              <w:rPr>
+                <w:rFonts w:ascii="Lexend" w:cs="Lexend" w:eastAsia="Lexend" w:hAnsi="Lexend"/>
+                <w:b w:val="1"/>
+                <w:bCs w:val="1"/>
+                <w:sz w:val="24"/>
+                <w:szCs w:val="24"/>
+                <w:rtl w:val="0"/>
+              </w:rPr>
+              <w:t xml:space="preserve">Due Date</w:t>
+            </w:r>
+          </w:p>
+        </w:tc>
+      </w:tr>
+      <w:tr>
+        <w:trPr>
+          <w:cantSplit w:val="0"/>
+          <w:tblHeader w:val="0"/>
+        </w:trPr>
+        <w:tc>
+          <w:tcPr>
+            <w:shd w:fill="d9d2e9" w:val="clear"/>
+            <w:tcMar>
+              <w:top w:w="100.0" w:type="dxa"/>
+              <w:left w:w="100.0" w:type="dxa"/>
+              <w:bottom w:w="100.0" w:type="dxa"/>
+              <w:right w:w="100.0" w:type="dxa"/>
+            </w:tcMar>
+            <w:vAlign w:val="top"/>
+          </w:tcPr>
+          <w:p>
+            <w:pPr>
+              <w:widowControl w:val="0"/>
+              <w:spacing w:line="240" w:lineRule="auto"/>
+              <w:jc w:val="center"/>
+              <w:rPr>
+                <w:rFonts w:ascii="Lexend" w:cs="Lexend" w:eastAsia="Lexend" w:hAnsi="Lexend"/>
+              </w:rPr>
+            </w:pPr>
+            <w:r>
+              <w:rPr>
+                <w:rFonts w:ascii="Lexend" w:cs="Lexend" w:eastAsia="Lexend" w:hAnsi="Lexend"/>
+                <w:rtl w:val="0"/>
+              </w:rPr>
+              <w:t xml:space="preserve">Rework Class candidates</w:t>
+            </w:r>
+          </w:p>
+        </w:tc>
+        <w:tc>
+          <w:tcPr>
+            <w:shd w:fill="d9d2e9" w:val="clear"/>
+            <w:tcMar>
+              <w:top w:w="100.0" w:type="dxa"/>
+              <w:left w:w="100.0" w:type="dxa"/>
+              <w:bottom w:w="100.0" w:type="dxa"/>
+              <w:right w:w="100.0" w:type="dxa"/>
+            </w:tcMar>
+            <w:vAlign w:val="top"/>
+          </w:tcPr>
+          <w:p>
+            <w:pPr>
+              <w:widowControl w:val="0"/>
+              <w:spacing w:line="240" w:lineRule="auto"/>
+              <w:jc w:val="center"/>
+              <w:rPr>
+                <w:rFonts w:ascii="Lexend" w:cs="Lexend" w:eastAsia="Lexend" w:hAnsi="Lexend"/>
+              </w:rPr>
+            </w:pPr>
+            <w:r>
+              <w:rPr>
+                <w:rFonts w:ascii="Lexend" w:cs="Lexend" w:eastAsia="Lexend" w:hAnsi="Lexend"/>
+                <w:rtl w:val="0"/>
+              </w:rPr>
+              <w:t xml:space="preserve">Sadhvik</w:t>
+            </w:r>
+          </w:p>
+        </w:tc>
+        <w:tc>
+          <w:tcPr>
+            <w:shd w:fill="d9d2e9" w:val="clear"/>
+            <w:tcMar>
+              <w:top w:w="100.0" w:type="dxa"/>
+              <w:left w:w="100.0" w:type="dxa"/>
+              <w:bottom w:w="100.0" w:type="dxa"/>
+              <w:right w:w="100.0" w:type="dxa"/>
+            </w:tcMar>
+            <w:vAlign w:val="top"/>
+          </w:tcPr>
+          <w:p>
+            <w:pPr>
+              <w:widowControl w:val="0"/>
+              <w:spacing w:line="240" w:lineRule="auto"/>
+              <w:jc w:val="center"/>
+              <w:rPr>
+                <w:rFonts w:ascii="Lexend" w:cs="Lexend" w:eastAsia="Lexend" w:hAnsi="Lexend"/>
+              </w:rPr>
+            </w:pPr>
+            <w:r>
+              <w:rPr>
+                <w:rFonts w:ascii="Lexend" w:cs="Lexend" w:eastAsia="Lexend" w:hAnsi="Lexend"/>
+                <w:rtl w:val="0"/>
+              </w:rPr>
+              <w:t xml:space="preserve">03/06/26</w:t>
+            </w:r>
+          </w:p>
+        </w:tc>
+      </w:tr>
+      <w:tr>
+        <w:trPr>
+          <w:cantSplit w:val="0"/>
+          <w:tblHeader w:val="0"/>
+        </w:trPr>
+        <w:tc>
+          <w:tcPr>
+            <w:shd w:fill="d9d2e9" w:val="clear"/>
+            <w:tcMar>
+              <w:top w:w="100.0" w:type="dxa"/>
+              <w:left w:w="100.0" w:type="dxa"/>
+              <w:bottom w:w="100.0" w:type="dxa"/>
+              <w:right w:w="100.0" w:type="dxa"/>
+            </w:tcMar>
+            <w:vAlign w:val="top"/>
+          </w:tcPr>
+          <w:p>
+            <w:pPr>
+              <w:widowControl w:val="0"/>
+              <w:spacing w:line="240" w:lineRule="auto"/>
+              <w:jc w:val="center"/>
+              <w:rPr>
+                <w:rFonts w:ascii="Lexend" w:cs="Lexend" w:eastAsia="Lexend" w:hAnsi="Lexend"/>
+              </w:rPr>
+            </w:pPr>
+            <w:r>
+              <w:rPr>
+                <w:rFonts w:ascii="Lexend" w:cs="Lexend" w:eastAsia="Lexend" w:hAnsi="Lexend"/>
+                <w:rtl w:val="0"/>
+              </w:rPr>
+              <w:t xml:space="preserve">UML Case Diagram</w:t>
+            </w:r>
+          </w:p>
+        </w:tc>
+        <w:tc>
+          <w:tcPr>
+            <w:shd w:fill="d9d2e9" w:val="clear"/>
+            <w:tcMar>
+              <w:top w:w="100.0" w:type="dxa"/>
+              <w:left w:w="100.0" w:type="dxa"/>
+              <w:bottom w:w="100.0" w:type="dxa"/>
+              <w:right w:w="100.0" w:type="dxa"/>
+            </w:tcMar>
+            <w:vAlign w:val="top"/>
+          </w:tcPr>
+          <w:p>
+            <w:pPr>
+              <w:widowControl w:val="0"/>
+              <w:spacing w:line="240" w:lineRule="auto"/>
+              <w:jc w:val="center"/>
+              <w:rPr>
+                <w:rFonts w:ascii="Lexend" w:cs="Lexend" w:eastAsia="Lexend" w:hAnsi="Lexend"/>
+              </w:rPr>
+            </w:pPr>
+            <w:r>
+              <w:rPr>
+                <w:rFonts w:ascii="Lexend" w:cs="Lexend" w:eastAsia="Lexend" w:hAnsi="Lexend"/>
+                <w:rtl w:val="0"/>
+              </w:rPr>
+              <w:t xml:space="preserve">Monisha</w:t>
+            </w:r>
+          </w:p>
+        </w:tc>
+        <w:tc>
+          <w:tcPr>
+            <w:shd w:fill="d9d2e9" w:val="clear"/>
+            <w:tcMar>
+              <w:top w:w="100.0" w:type="dxa"/>
+              <w:left w:w="100.0" w:type="dxa"/>
+              <w:bottom w:w="100.0" w:type="dxa"/>
+              <w:right w:w="100.0" w:type="dxa"/>
+            </w:tcMar>
+            <w:vAlign w:val="top"/>
+          </w:tcPr>
+          <w:p>
+            <w:pPr>
+              <w:widowControl w:val="0"/>
+              <w:spacing w:line="240" w:lineRule="auto"/>
+              <w:jc w:val="center"/>
+              <w:rPr>
+                <w:rFonts w:ascii="Lexend" w:cs="Lexend" w:eastAsia="Lexend" w:hAnsi="Lexend"/>
+              </w:rPr>
+            </w:pPr>
+            <w:r>
+              <w:rPr>
+                <w:rFonts w:ascii="Lexend" w:cs="Lexend" w:eastAsia="Lexend" w:hAnsi="Lexend"/>
+                <w:rtl w:val="0"/>
+              </w:rPr>
+              <w:t xml:space="preserve">03/06/26</w:t>
+            </w:r>
+          </w:p>
+        </w:tc>
+      </w:tr>
+      <w:tr>
+        <w:trPr>
+          <w:cantSplit w:val="0"/>
+          <w:tblHeader w:val="0"/>
+        </w:trPr>
+        <w:tc>
+          <w:tcPr>
+            <w:shd w:fill="d9d2e9" w:val="clear"/>
+            <w:tcMar>
+              <w:top w:w="100.0" w:type="dxa"/>
+              <w:left w:w="100.0" w:type="dxa"/>
+              <w:bottom w:w="100.0" w:type="dxa"/>
+              <w:right w:w="100.0" w:type="dxa"/>
+            </w:tcMar>
+            <w:vAlign w:val="top"/>
+          </w:tcPr>
+          <w:p>
+            <w:pPr>
+              <w:widowControl w:val="0"/>
+              <w:spacing w:line="240" w:lineRule="auto"/>
+              <w:jc w:val="center"/>
+              <w:rPr>
+                <w:rFonts w:ascii="Lexend" w:cs="Lexend" w:eastAsia="Lexend" w:hAnsi="Lexend"/>
+              </w:rPr>
+            </w:pPr>
+            <w:r>
+              <w:rPr>
+                <w:rFonts w:ascii="Lexend" w:cs="Lexend" w:eastAsia="Lexend" w:hAnsi="Lexend"/>
+                <w:rtl w:val="0"/>
+              </w:rPr>
+              <w:t xml:space="preserve">After Getting Class Diagram, tweak Sequence Diagram to go according to Class Diagram, then work on the slide: Class Candidates</w:t>
+            </w:r>
+          </w:p>
+        </w:tc>
+        <w:tc>
+          <w:tcPr>
+            <w:shd w:fill="d9d2e9" w:val="clear"/>
+            <w:tcMar>
+              <w:top w:w="100.0" w:type="dxa"/>
+              <w:left w:w="100.0" w:type="dxa"/>
+              <w:bottom w:w="100.0" w:type="dxa"/>
+              <w:right w:w="100.0" w:type="dxa"/>
+            </w:tcMar>
+            <w:vAlign w:val="top"/>
+          </w:tcPr>
+          <w:p>
+            <w:pPr>
+              <w:widowControl w:val="0"/>
+              <w:spacing w:line="240" w:lineRule="auto"/>
+              <w:jc w:val="center"/>
+              <w:rPr>
+                <w:rFonts w:ascii="Lexend" w:cs="Lexend" w:eastAsia="Lexend" w:hAnsi="Lexend"/>
+              </w:rPr>
+            </w:pPr>
+            <w:r>
+              <w:rPr>
+                <w:rFonts w:ascii="Lexend" w:cs="Lexend" w:eastAsia="Lexend" w:hAnsi="Lexend"/>
+                <w:rtl w:val="0"/>
+              </w:rPr>
+              <w:t xml:space="preserve">All members</w:t>
+            </w:r>
+          </w:p>
+        </w:tc>
+        <w:tc>
+          <w:tcPr>
+            <w:shd w:fill="d9d2e9" w:val="clear"/>
+            <w:tcMar>
+              <w:top w:w="100.0" w:type="dxa"/>
+              <w:left w:w="100.0" w:type="dxa"/>
+              <w:bottom w:w="100.0" w:type="dxa"/>
+              <w:right w:w="100.0" w:type="dxa"/>
+            </w:tcMar>
+            <w:vAlign w:val="top"/>
+          </w:tcPr>
+          <w:p>
+            <w:pPr>
+              <w:widowControl w:val="0"/>
+              <w:spacing w:line="240" w:lineRule="auto"/>
+              <w:jc w:val="center"/>
+              <w:rPr>
+                <w:rFonts w:ascii="Lexend" w:cs="Lexend" w:eastAsia="Lexend" w:hAnsi="Lexend"/>
+              </w:rPr>
+            </w:pPr>
+            <w:r>
+              <w:rPr>
+                <w:rFonts w:ascii="Lexend" w:cs="Lexend" w:eastAsia="Lexend" w:hAnsi="Lexend"/>
+                <w:rtl w:val="0"/>
+              </w:rPr>
+              <w:t xml:space="preserve">03/06/26</w:t>
             </w:r>
           </w:p>
         </w:tc>
@@ -7888,6 +9096,27 @@
     </w:tblPr>
   </w:style>
   <w:style w:type="table" w:styleId="Table15">
+    <w:basedOn w:val="TableNormal"/>
+    <w:tblPr>
+      <w:tblStyleRowBandSize w:val="1"/>
+      <w:tblStyleColBandSize w:val="1"/>
+    </w:tblPr>
+  </w:style>
+  <w:style w:type="table" w:styleId="Table16">
+    <w:basedOn w:val="TableNormal"/>
+    <w:tblPr>
+      <w:tblStyleRowBandSize w:val="1"/>
+      <w:tblStyleColBandSize w:val="1"/>
+    </w:tblPr>
+  </w:style>
+  <w:style w:type="table" w:styleId="Table17">
+    <w:basedOn w:val="TableNormal"/>
+    <w:tblPr>
+      <w:tblStyleRowBandSize w:val="1"/>
+      <w:tblStyleColBandSize w:val="1"/>
+    </w:tblPr>
+  </w:style>
+  <w:style w:type="table" w:styleId="Table18">
     <w:basedOn w:val="TableNormal"/>
     <w:tblPr>
       <w:tblStyleRowBandSize w:val="1"/>

--- a/Project-Planning/Meeting Minutes.docx
+++ b/Project-Planning/Meeting Minutes.docx
@@ -856,6 +856,50 @@
         <w:tab/>
         <w:tab/>
         <w:t xml:space="preserve"> 8</w:t>
+      </w:r>
+    </w:p>
+    <w:p>
+      <w:pPr>
+        <w:numPr>
+          <w:ilvl w:val="0"/>
+          <w:numId w:val="1"/>
+        </w:numPr>
+        <w:ind w:left="720" w:hanging="360"/>
+        <w:rPr>
+          <w:rFonts w:ascii="Lexend Light" w:cs="Lexend Light" w:eastAsia="Lexend Light" w:hAnsi="Lexend Light"/>
+          <w:sz w:val="30"/>
+          <w:szCs w:val="30"/>
+        </w:rPr>
+      </w:pPr>
+      <w:hyperlink w:anchor="kix.minsyu6x8b3f">
+        <w:r>
+          <w:rPr>
+            <w:rFonts w:ascii="Lexend Light" w:cs="Lexend Light" w:eastAsia="Lexend Light" w:hAnsi="Lexend Light"/>
+            <w:color w:val="1155cc"/>
+            <w:sz w:val="30"/>
+            <w:szCs w:val="30"/>
+            <w:u w:val="single"/>
+            <w:rtl w:val="0"/>
+          </w:rPr>
+          <w:t xml:space="preserve">Meeting 03/06/26</w:t>
+        </w:r>
+      </w:hyperlink>
+      <w:r>
+        <w:rPr>
+          <w:rFonts w:ascii="Lexend Light" w:cs="Lexend Light" w:eastAsia="Lexend Light" w:hAnsi="Lexend Light"/>
+          <w:sz w:val="30"/>
+          <w:szCs w:val="30"/>
+          <w:rtl w:val="0"/>
+        </w:rPr>
+        <w:tab/>
+        <w:tab/>
+        <w:tab/>
+        <w:tab/>
+        <w:tab/>
+        <w:tab/>
+        <w:tab/>
+        <w:tab/>
+        <w:t xml:space="preserve"> 9</w:t>
       </w:r>
     </w:p>
     <w:p>
@@ -6238,34 +6282,6 @@
         </w:rPr>
       </w:r>
     </w:p>
-    <w:p>
-      <w:pPr>
-        <w:rPr>
-          <w:rFonts w:ascii="Times New Roman" w:cs="Times New Roman" w:eastAsia="Times New Roman" w:hAnsi="Times New Roman"/>
-          <w:sz w:val="24"/>
-          <w:szCs w:val="24"/>
-        </w:rPr>
-      </w:pPr>
-      <w:r>
-        <w:rPr>
-          <w:rtl w:val="0"/>
-        </w:rPr>
-      </w:r>
-    </w:p>
-    <w:p>
-      <w:pPr>
-        <w:rPr>
-          <w:rFonts w:ascii="Times New Roman" w:cs="Times New Roman" w:eastAsia="Times New Roman" w:hAnsi="Times New Roman"/>
-          <w:sz w:val="24"/>
-          <w:szCs w:val="24"/>
-        </w:rPr>
-      </w:pPr>
-      <w:r>
-        <w:rPr>
-          <w:rtl w:val="0"/>
-        </w:rPr>
-      </w:r>
-    </w:p>
     <w:tbl>
       <w:tblPr>
         <w:tblStyle w:val="Table13"/>
@@ -8642,6 +8658,1078 @@
                 <w:rtl w:val="0"/>
               </w:rPr>
               <w:t xml:space="preserve">03/06/26</w:t>
+            </w:r>
+          </w:p>
+        </w:tc>
+      </w:tr>
+    </w:tbl>
+    <w:p>
+      <w:pPr>
+        <w:rPr>
+          <w:rFonts w:ascii="Times New Roman" w:cs="Times New Roman" w:eastAsia="Times New Roman" w:hAnsi="Times New Roman"/>
+          <w:sz w:val="24"/>
+          <w:szCs w:val="24"/>
+        </w:rPr>
+      </w:pPr>
+      <w:r>
+        <w:rPr>
+          <w:rtl w:val="0"/>
+        </w:rPr>
+      </w:r>
+    </w:p>
+    <w:p>
+      <w:pPr>
+        <w:rPr>
+          <w:rFonts w:ascii="Times New Roman" w:cs="Times New Roman" w:eastAsia="Times New Roman" w:hAnsi="Times New Roman"/>
+          <w:sz w:val="24"/>
+          <w:szCs w:val="24"/>
+        </w:rPr>
+      </w:pPr>
+      <w:r>
+        <w:rPr>
+          <w:rtl w:val="0"/>
+        </w:rPr>
+      </w:r>
+    </w:p>
+    <w:p>
+      <w:pPr>
+        <w:rPr>
+          <w:rFonts w:ascii="Times New Roman" w:cs="Times New Roman" w:eastAsia="Times New Roman" w:hAnsi="Times New Roman"/>
+          <w:sz w:val="24"/>
+          <w:szCs w:val="24"/>
+        </w:rPr>
+      </w:pPr>
+      <w:r>
+        <w:rPr>
+          <w:rtl w:val="0"/>
+        </w:rPr>
+      </w:r>
+    </w:p>
+    <w:tbl>
+      <w:tblPr>
+        <w:tblStyle w:val="Table19"/>
+        <w:tblW w:w="9360.0" w:type="dxa"/>
+        <w:jc w:val="left"/>
+        <w:tblBorders>
+          <w:top w:color="000000" w:space="0" w:sz="8" w:val="single"/>
+          <w:left w:color="000000" w:space="0" w:sz="8" w:val="single"/>
+          <w:bottom w:color="000000" w:space="0" w:sz="8" w:val="single"/>
+          <w:right w:color="000000" w:space="0" w:sz="8" w:val="single"/>
+          <w:insideH w:color="000000" w:space="0" w:sz="8" w:val="single"/>
+          <w:insideV w:color="000000" w:space="0" w:sz="8" w:val="single"/>
+        </w:tblBorders>
+        <w:tblLayout w:type="fixed"/>
+        <w:tblLook w:val="0600"/>
+      </w:tblPr>
+      <w:tblGrid>
+        <w:gridCol w:w="3135"/>
+        <w:gridCol w:w="2820"/>
+        <w:gridCol w:w="315"/>
+        <w:gridCol w:w="3090"/>
+        <w:tblGridChange w:id="0">
+          <w:tblGrid>
+            <w:gridCol w:w="3135"/>
+            <w:gridCol w:w="2820"/>
+            <w:gridCol w:w="315"/>
+            <w:gridCol w:w="3090"/>
+          </w:tblGrid>
+        </w:tblGridChange>
+      </w:tblGrid>
+      <w:tr>
+        <w:trPr>
+          <w:cantSplit w:val="0"/>
+          <w:trHeight w:val="440" w:hRule="atLeast"/>
+          <w:tblHeader w:val="0"/>
+        </w:trPr>
+        <w:tc>
+          <w:tcPr>
+            <w:gridSpan w:val="4"/>
+            <w:shd w:fill="b4a7d6" w:val="clear"/>
+            <w:tcMar>
+              <w:top w:w="100.0" w:type="dxa"/>
+              <w:left w:w="100.0" w:type="dxa"/>
+              <w:bottom w:w="100.0" w:type="dxa"/>
+              <w:right w:w="100.0" w:type="dxa"/>
+            </w:tcMar>
+            <w:vAlign w:val="top"/>
+          </w:tcPr>
+          <w:bookmarkStart w:colFirst="0" w:colLast="0" w:name="kix.minsyu6x8b3f" w:id="6"/>
+          <w:bookmarkEnd w:id="6"/>
+          <w:p>
+            <w:pPr>
+              <w:widowControl w:val="0"/>
+              <w:spacing w:line="240" w:lineRule="auto"/>
+              <w:jc w:val="center"/>
+              <w:rPr>
+                <w:rFonts w:ascii="Lexend" w:cs="Lexend" w:eastAsia="Lexend" w:hAnsi="Lexend"/>
+                <w:b w:val="1"/>
+                <w:bCs w:val="1"/>
+                <w:sz w:val="26"/>
+                <w:szCs w:val="26"/>
+              </w:rPr>
+            </w:pPr>
+            <w:r>
+              <w:rPr>
+                <w:rFonts w:ascii="Lexend" w:cs="Lexend" w:eastAsia="Lexend" w:hAnsi="Lexend"/>
+                <w:b w:val="1"/>
+                <w:bCs w:val="1"/>
+                <w:sz w:val="26"/>
+                <w:szCs w:val="26"/>
+                <w:rtl w:val="0"/>
+              </w:rPr>
+              <w:t xml:space="preserve">Meeting Details</w:t>
+            </w:r>
+          </w:p>
+        </w:tc>
+      </w:tr>
+      <w:tr>
+        <w:trPr>
+          <w:cantSplit w:val="0"/>
+          <w:trHeight w:val="440" w:hRule="atLeast"/>
+          <w:tblHeader w:val="0"/>
+        </w:trPr>
+        <w:tc>
+          <w:tcPr>
+            <w:gridSpan w:val="4"/>
+            <w:shd w:fill="d9d2e9" w:val="clear"/>
+            <w:tcMar>
+              <w:top w:w="100.0" w:type="dxa"/>
+              <w:left w:w="100.0" w:type="dxa"/>
+              <w:bottom w:w="100.0" w:type="dxa"/>
+              <w:right w:w="100.0" w:type="dxa"/>
+            </w:tcMar>
+            <w:vAlign w:val="top"/>
+          </w:tcPr>
+          <w:p>
+            <w:pPr>
+              <w:widowControl w:val="0"/>
+              <w:spacing w:line="240" w:lineRule="auto"/>
+              <w:rPr>
+                <w:rFonts w:ascii="Lexend" w:cs="Lexend" w:eastAsia="Lexend" w:hAnsi="Lexend"/>
+              </w:rPr>
+            </w:pPr>
+            <w:r>
+              <w:rPr>
+                <w:rFonts w:ascii="Lexend" w:cs="Lexend" w:eastAsia="Lexend" w:hAnsi="Lexend"/>
+                <w:b w:val="1"/>
+                <w:bCs w:val="1"/>
+                <w:rtl w:val="0"/>
+              </w:rPr>
+              <w:t xml:space="preserve">Meeting Objective:</w:t>
+            </w:r>
+            <w:r>
+              <w:rPr>
+                <w:rFonts w:ascii="Lexend" w:cs="Lexend" w:eastAsia="Lexend" w:hAnsi="Lexend"/>
+                <w:rtl w:val="0"/>
+              </w:rPr>
+              <w:t xml:space="preserve"> Finalize Everything</w:t>
+            </w:r>
+          </w:p>
+        </w:tc>
+      </w:tr>
+      <w:tr>
+        <w:trPr>
+          <w:cantSplit w:val="0"/>
+          <w:trHeight w:val="440" w:hRule="atLeast"/>
+          <w:tblHeader w:val="0"/>
+        </w:trPr>
+        <w:tc>
+          <w:tcPr>
+            <w:shd w:fill="d9d2e9" w:val="clear"/>
+            <w:tcMar>
+              <w:top w:w="100.0" w:type="dxa"/>
+              <w:left w:w="100.0" w:type="dxa"/>
+              <w:bottom w:w="100.0" w:type="dxa"/>
+              <w:right w:w="100.0" w:type="dxa"/>
+            </w:tcMar>
+            <w:vAlign w:val="top"/>
+          </w:tcPr>
+          <w:p>
+            <w:pPr>
+              <w:widowControl w:val="0"/>
+              <w:spacing w:line="240" w:lineRule="auto"/>
+              <w:rPr>
+                <w:rFonts w:ascii="Lexend" w:cs="Lexend" w:eastAsia="Lexend" w:hAnsi="Lexend"/>
+              </w:rPr>
+            </w:pPr>
+            <w:r>
+              <w:rPr>
+                <w:rFonts w:ascii="Lexend" w:cs="Lexend" w:eastAsia="Lexend" w:hAnsi="Lexend"/>
+                <w:b w:val="1"/>
+                <w:bCs w:val="1"/>
+                <w:rtl w:val="0"/>
+              </w:rPr>
+              <w:t xml:space="preserve">Date:</w:t>
+            </w:r>
+            <w:r>
+              <w:rPr>
+                <w:rFonts w:ascii="Lexend" w:cs="Lexend" w:eastAsia="Lexend" w:hAnsi="Lexend"/>
+                <w:rtl w:val="0"/>
+              </w:rPr>
+              <w:t xml:space="preserve"> 03/06/26</w:t>
+            </w:r>
+          </w:p>
+        </w:tc>
+        <w:tc>
+          <w:tcPr>
+            <w:shd w:fill="d9d2e9" w:val="clear"/>
+            <w:tcMar>
+              <w:top w:w="100.0" w:type="dxa"/>
+              <w:left w:w="100.0" w:type="dxa"/>
+              <w:bottom w:w="100.0" w:type="dxa"/>
+              <w:right w:w="100.0" w:type="dxa"/>
+            </w:tcMar>
+            <w:vAlign w:val="top"/>
+          </w:tcPr>
+          <w:p>
+            <w:pPr>
+              <w:widowControl w:val="0"/>
+              <w:spacing w:line="240" w:lineRule="auto"/>
+              <w:rPr>
+                <w:rFonts w:ascii="Lexend" w:cs="Lexend" w:eastAsia="Lexend" w:hAnsi="Lexend"/>
+              </w:rPr>
+            </w:pPr>
+            <w:r>
+              <w:rPr>
+                <w:rFonts w:ascii="Lexend" w:cs="Lexend" w:eastAsia="Lexend" w:hAnsi="Lexend"/>
+                <w:b w:val="1"/>
+                <w:bCs w:val="1"/>
+                <w:rtl w:val="0"/>
+              </w:rPr>
+              <w:t xml:space="preserve">Time: 9</w:t>
+            </w:r>
+            <w:r>
+              <w:rPr>
+                <w:rFonts w:ascii="Lexend" w:cs="Lexend" w:eastAsia="Lexend" w:hAnsi="Lexend"/>
+                <w:rtl w:val="0"/>
+              </w:rPr>
+              <w:t xml:space="preserve">9pm</w:t>
+            </w:r>
+            <w:r>
+              <w:rPr>
+                <w:rtl w:val="0"/>
+              </w:rPr>
+            </w:r>
+          </w:p>
+        </w:tc>
+        <w:tc>
+          <w:tcPr>
+            <w:gridSpan w:val="2"/>
+            <w:shd w:fill="d9d2e9" w:val="clear"/>
+            <w:tcMar>
+              <w:top w:w="100.0" w:type="dxa"/>
+              <w:left w:w="100.0" w:type="dxa"/>
+              <w:bottom w:w="100.0" w:type="dxa"/>
+              <w:right w:w="100.0" w:type="dxa"/>
+            </w:tcMar>
+            <w:vAlign w:val="top"/>
+          </w:tcPr>
+          <w:p>
+            <w:pPr>
+              <w:widowControl w:val="0"/>
+              <w:spacing w:line="240" w:lineRule="auto"/>
+              <w:rPr>
+                <w:rFonts w:ascii="Lexend" w:cs="Lexend" w:eastAsia="Lexend" w:hAnsi="Lexend"/>
+              </w:rPr>
+            </w:pPr>
+            <w:r>
+              <w:rPr>
+                <w:rFonts w:ascii="Lexend" w:cs="Lexend" w:eastAsia="Lexend" w:hAnsi="Lexend"/>
+                <w:b w:val="1"/>
+                <w:bCs w:val="1"/>
+                <w:rtl w:val="0"/>
+              </w:rPr>
+              <w:t xml:space="preserve">Location:</w:t>
+            </w:r>
+            <w:r>
+              <w:rPr>
+                <w:rFonts w:ascii="Lexend" w:cs="Lexend" w:eastAsia="Lexend" w:hAnsi="Lexend"/>
+                <w:rtl w:val="0"/>
+              </w:rPr>
+              <w:t xml:space="preserve"> Discord Call</w:t>
+            </w:r>
+          </w:p>
+        </w:tc>
+      </w:tr>
+      <w:tr>
+        <w:trPr>
+          <w:cantSplit w:val="0"/>
+          <w:trHeight w:val="440" w:hRule="atLeast"/>
+          <w:tblHeader w:val="0"/>
+        </w:trPr>
+        <w:tc>
+          <w:tcPr>
+            <w:gridSpan w:val="4"/>
+            <w:shd w:fill="d9d2e9" w:val="clear"/>
+            <w:tcMar>
+              <w:top w:w="100.0" w:type="dxa"/>
+              <w:left w:w="100.0" w:type="dxa"/>
+              <w:bottom w:w="100.0" w:type="dxa"/>
+              <w:right w:w="100.0" w:type="dxa"/>
+            </w:tcMar>
+            <w:vAlign w:val="top"/>
+          </w:tcPr>
+          <w:p>
+            <w:pPr>
+              <w:widowControl w:val="0"/>
+              <w:spacing w:line="240" w:lineRule="auto"/>
+              <w:rPr>
+                <w:rFonts w:ascii="Lexend" w:cs="Lexend" w:eastAsia="Lexend" w:hAnsi="Lexend"/>
+              </w:rPr>
+            </w:pPr>
+            <w:r>
+              <w:rPr>
+                <w:rFonts w:ascii="Lexend" w:cs="Lexend" w:eastAsia="Lexend" w:hAnsi="Lexend"/>
+                <w:b w:val="1"/>
+                <w:bCs w:val="1"/>
+                <w:rtl w:val="0"/>
+              </w:rPr>
+              <w:t xml:space="preserve">Attendees:</w:t>
+            </w:r>
+            <w:r>
+              <w:rPr>
+                <w:rFonts w:ascii="Lexend" w:cs="Lexend" w:eastAsia="Lexend" w:hAnsi="Lexend"/>
+                <w:rtl w:val="0"/>
+              </w:rPr>
+              <w:t xml:space="preserve"> Tochi, Daniel, Monisha, Nikki, Sadhvik</w:t>
+            </w:r>
+          </w:p>
+        </w:tc>
+      </w:tr>
+      <w:tr>
+        <w:trPr>
+          <w:cantSplit w:val="0"/>
+          <w:trHeight w:val="440" w:hRule="atLeast"/>
+          <w:tblHeader w:val="0"/>
+        </w:trPr>
+        <w:tc>
+          <w:tcPr>
+            <w:gridSpan w:val="4"/>
+            <w:shd w:fill="d9d2e9" w:val="clear"/>
+            <w:tcMar>
+              <w:top w:w="100.0" w:type="dxa"/>
+              <w:left w:w="100.0" w:type="dxa"/>
+              <w:bottom w:w="100.0" w:type="dxa"/>
+              <w:right w:w="100.0" w:type="dxa"/>
+            </w:tcMar>
+            <w:vAlign w:val="top"/>
+          </w:tcPr>
+          <w:p>
+            <w:pPr>
+              <w:widowControl w:val="0"/>
+              <w:spacing w:line="240" w:lineRule="auto"/>
+              <w:rPr>
+                <w:rFonts w:ascii="Lexend" w:cs="Lexend" w:eastAsia="Lexend" w:hAnsi="Lexend"/>
+              </w:rPr>
+            </w:pPr>
+            <w:r>
+              <w:rPr>
+                <w:rFonts w:ascii="Lexend" w:cs="Lexend" w:eastAsia="Lexend" w:hAnsi="Lexend"/>
+                <w:b w:val="1"/>
+                <w:bCs w:val="1"/>
+                <w:rtl w:val="0"/>
+              </w:rPr>
+              <w:t xml:space="preserve">Absentees:</w:t>
+            </w:r>
+            <w:r>
+              <w:rPr>
+                <w:rFonts w:ascii="Lexend" w:cs="Lexend" w:eastAsia="Lexend" w:hAnsi="Lexend"/>
+                <w:rtl w:val="0"/>
+              </w:rPr>
+              <w:t xml:space="preserve"> none</w:t>
+            </w:r>
+          </w:p>
+        </w:tc>
+      </w:tr>
+    </w:tbl>
+    <w:p>
+      <w:pPr>
+        <w:rPr>
+          <w:rFonts w:ascii="Lexend" w:cs="Lexend" w:eastAsia="Lexend" w:hAnsi="Lexend"/>
+        </w:rPr>
+      </w:pPr>
+      <w:r>
+        <w:rPr>
+          <w:rtl w:val="0"/>
+        </w:rPr>
+      </w:r>
+    </w:p>
+    <w:tbl>
+      <w:tblPr>
+        <w:tblStyle w:val="Table20"/>
+        <w:tblW w:w="9360.0" w:type="dxa"/>
+        <w:jc w:val="left"/>
+        <w:tblBorders>
+          <w:top w:color="000000" w:space="0" w:sz="8" w:val="single"/>
+          <w:left w:color="000000" w:space="0" w:sz="8" w:val="single"/>
+          <w:bottom w:color="000000" w:space="0" w:sz="8" w:val="single"/>
+          <w:right w:color="000000" w:space="0" w:sz="8" w:val="single"/>
+          <w:insideH w:color="000000" w:space="0" w:sz="8" w:val="single"/>
+          <w:insideV w:color="000000" w:space="0" w:sz="8" w:val="single"/>
+        </w:tblBorders>
+        <w:tblLayout w:type="fixed"/>
+        <w:tblLook w:val="0600"/>
+      </w:tblPr>
+      <w:tblGrid>
+        <w:gridCol w:w="3135"/>
+        <w:gridCol w:w="1275"/>
+        <w:gridCol w:w="1860"/>
+        <w:gridCol w:w="3090"/>
+        <w:tblGridChange w:id="0">
+          <w:tblGrid>
+            <w:gridCol w:w="3135"/>
+            <w:gridCol w:w="1275"/>
+            <w:gridCol w:w="1860"/>
+            <w:gridCol w:w="3090"/>
+          </w:tblGrid>
+        </w:tblGridChange>
+      </w:tblGrid>
+      <w:tr>
+        <w:trPr>
+          <w:cantSplit w:val="0"/>
+          <w:trHeight w:val="440" w:hRule="atLeast"/>
+          <w:tblHeader w:val="0"/>
+        </w:trPr>
+        <w:tc>
+          <w:tcPr>
+            <w:gridSpan w:val="2"/>
+            <w:shd w:fill="b4a7d6" w:val="clear"/>
+            <w:tcMar>
+              <w:top w:w="100.0" w:type="dxa"/>
+              <w:left w:w="100.0" w:type="dxa"/>
+              <w:bottom w:w="100.0" w:type="dxa"/>
+              <w:right w:w="100.0" w:type="dxa"/>
+            </w:tcMar>
+            <w:vAlign w:val="top"/>
+          </w:tcPr>
+          <w:p>
+            <w:pPr>
+              <w:widowControl w:val="0"/>
+              <w:spacing w:line="240" w:lineRule="auto"/>
+              <w:jc w:val="center"/>
+              <w:rPr>
+                <w:rFonts w:ascii="Lexend" w:cs="Lexend" w:eastAsia="Lexend" w:hAnsi="Lexend"/>
+                <w:b w:val="1"/>
+                <w:bCs w:val="1"/>
+                <w:sz w:val="26"/>
+                <w:szCs w:val="26"/>
+              </w:rPr>
+            </w:pPr>
+            <w:r>
+              <w:rPr>
+                <w:rFonts w:ascii="Lexend" w:cs="Lexend" w:eastAsia="Lexend" w:hAnsi="Lexend"/>
+                <w:b w:val="1"/>
+                <w:bCs w:val="1"/>
+                <w:sz w:val="26"/>
+                <w:szCs w:val="26"/>
+                <w:rtl w:val="0"/>
+              </w:rPr>
+              <w:t xml:space="preserve">Agenda</w:t>
+            </w:r>
+          </w:p>
+        </w:tc>
+        <w:tc>
+          <w:tcPr>
+            <w:gridSpan w:val="2"/>
+            <w:shd w:fill="b4a7d6" w:val="clear"/>
+            <w:tcMar>
+              <w:top w:w="100.0" w:type="dxa"/>
+              <w:left w:w="100.0" w:type="dxa"/>
+              <w:bottom w:w="100.0" w:type="dxa"/>
+              <w:right w:w="100.0" w:type="dxa"/>
+            </w:tcMar>
+            <w:vAlign w:val="top"/>
+          </w:tcPr>
+          <w:p>
+            <w:pPr>
+              <w:widowControl w:val="0"/>
+              <w:spacing w:line="240" w:lineRule="auto"/>
+              <w:jc w:val="center"/>
+              <w:rPr>
+                <w:rFonts w:ascii="Lexend" w:cs="Lexend" w:eastAsia="Lexend" w:hAnsi="Lexend"/>
+                <w:b w:val="1"/>
+                <w:bCs w:val="1"/>
+                <w:sz w:val="26"/>
+                <w:szCs w:val="26"/>
+              </w:rPr>
+            </w:pPr>
+            <w:r>
+              <w:rPr>
+                <w:rFonts w:ascii="Lexend" w:cs="Lexend" w:eastAsia="Lexend" w:hAnsi="Lexend"/>
+                <w:b w:val="1"/>
+                <w:bCs w:val="1"/>
+                <w:sz w:val="26"/>
+                <w:szCs w:val="26"/>
+                <w:rtl w:val="0"/>
+              </w:rPr>
+              <w:t xml:space="preserve">Notes</w:t>
+            </w:r>
+          </w:p>
+        </w:tc>
+      </w:tr>
+      <w:tr>
+        <w:trPr>
+          <w:cantSplit w:val="0"/>
+          <w:trHeight w:val="440" w:hRule="atLeast"/>
+          <w:tblHeader w:val="0"/>
+        </w:trPr>
+        <w:tc>
+          <w:tcPr>
+            <w:gridSpan w:val="2"/>
+            <w:shd w:fill="d9d2e9" w:val="clear"/>
+            <w:tcMar>
+              <w:top w:w="100.0" w:type="dxa"/>
+              <w:left w:w="100.0" w:type="dxa"/>
+              <w:bottom w:w="100.0" w:type="dxa"/>
+              <w:right w:w="100.0" w:type="dxa"/>
+            </w:tcMar>
+            <w:vAlign w:val="top"/>
+          </w:tcPr>
+          <w:p>
+            <w:pPr>
+              <w:widowControl w:val="0"/>
+              <w:spacing w:line="240" w:lineRule="auto"/>
+              <w:rPr>
+                <w:rFonts w:ascii="Lexend" w:cs="Lexend" w:eastAsia="Lexend" w:hAnsi="Lexend"/>
+              </w:rPr>
+            </w:pPr>
+            <w:r>
+              <w:rPr>
+                <w:rFonts w:ascii="Lexend" w:cs="Lexend" w:eastAsia="Lexend" w:hAnsi="Lexend"/>
+                <w:rtl w:val="0"/>
+              </w:rPr>
+              <w:t xml:space="preserve">Class Candidates</w:t>
+            </w:r>
+          </w:p>
+        </w:tc>
+        <w:tc>
+          <w:tcPr>
+            <w:gridSpan w:val="2"/>
+            <w:shd w:fill="d9d2e9" w:val="clear"/>
+            <w:tcMar>
+              <w:top w:w="100.0" w:type="dxa"/>
+              <w:left w:w="100.0" w:type="dxa"/>
+              <w:bottom w:w="100.0" w:type="dxa"/>
+              <w:right w:w="100.0" w:type="dxa"/>
+            </w:tcMar>
+            <w:vAlign w:val="top"/>
+          </w:tcPr>
+          <w:p>
+            <w:pPr>
+              <w:widowControl w:val="0"/>
+              <w:spacing w:line="240" w:lineRule="auto"/>
+              <w:rPr>
+                <w:rFonts w:ascii="Lexend" w:cs="Lexend" w:eastAsia="Lexend" w:hAnsi="Lexend"/>
+              </w:rPr>
+            </w:pPr>
+            <w:r>
+              <w:rPr>
+                <w:rFonts w:ascii="Lexend" w:cs="Lexend" w:eastAsia="Lexend" w:hAnsi="Lexend"/>
+                <w:rtl w:val="0"/>
+              </w:rPr>
+              <w:t xml:space="preserve">Sadhvik shared the new version of the class diagram after discussing what they would be with group from last meeting</w:t>
+            </w:r>
+          </w:p>
+        </w:tc>
+      </w:tr>
+      <w:tr>
+        <w:trPr>
+          <w:cantSplit w:val="0"/>
+          <w:trHeight w:val="440" w:hRule="atLeast"/>
+          <w:tblHeader w:val="0"/>
+        </w:trPr>
+        <w:tc>
+          <w:tcPr>
+            <w:gridSpan w:val="2"/>
+            <w:shd w:fill="d9d2e9" w:val="clear"/>
+            <w:tcMar>
+              <w:top w:w="100.0" w:type="dxa"/>
+              <w:left w:w="100.0" w:type="dxa"/>
+              <w:bottom w:w="100.0" w:type="dxa"/>
+              <w:right w:w="100.0" w:type="dxa"/>
+            </w:tcMar>
+            <w:vAlign w:val="top"/>
+          </w:tcPr>
+          <w:p>
+            <w:pPr>
+              <w:widowControl w:val="0"/>
+              <w:spacing w:line="240" w:lineRule="auto"/>
+              <w:rPr>
+                <w:rFonts w:ascii="Lexend" w:cs="Lexend" w:eastAsia="Lexend" w:hAnsi="Lexend"/>
+              </w:rPr>
+            </w:pPr>
+            <w:r>
+              <w:rPr>
+                <w:rFonts w:ascii="Lexend" w:cs="Lexend" w:eastAsia="Lexend" w:hAnsi="Lexend"/>
+                <w:rtl w:val="0"/>
+              </w:rPr>
+              <w:t xml:space="preserve">Presentation</w:t>
+            </w:r>
+          </w:p>
+        </w:tc>
+        <w:tc>
+          <w:tcPr>
+            <w:gridSpan w:val="2"/>
+            <w:shd w:fill="d9d2e9" w:val="clear"/>
+            <w:tcMar>
+              <w:top w:w="100.0" w:type="dxa"/>
+              <w:left w:w="100.0" w:type="dxa"/>
+              <w:bottom w:w="100.0" w:type="dxa"/>
+              <w:right w:w="100.0" w:type="dxa"/>
+            </w:tcMar>
+            <w:vAlign w:val="top"/>
+          </w:tcPr>
+          <w:p>
+            <w:pPr>
+              <w:widowControl w:val="0"/>
+              <w:spacing w:line="240" w:lineRule="auto"/>
+              <w:rPr>
+                <w:rFonts w:ascii="Lexend" w:cs="Lexend" w:eastAsia="Lexend" w:hAnsi="Lexend"/>
+              </w:rPr>
+            </w:pPr>
+            <w:r>
+              <w:rPr>
+                <w:rFonts w:ascii="Lexend" w:cs="Lexend" w:eastAsia="Lexend" w:hAnsi="Lexend"/>
+                <w:rtl w:val="0"/>
+              </w:rPr>
+              <w:t xml:space="preserve">Daniel Edited the layout of the Class Candidate slide + Pasted the different classes into them</w:t>
+            </w:r>
+          </w:p>
+          <w:p>
+            <w:pPr>
+              <w:widowControl w:val="0"/>
+              <w:spacing w:line="240" w:lineRule="auto"/>
+              <w:rPr>
+                <w:rFonts w:ascii="Lexend" w:cs="Lexend" w:eastAsia="Lexend" w:hAnsi="Lexend"/>
+              </w:rPr>
+            </w:pPr>
+            <w:r>
+              <w:rPr>
+                <w:rtl w:val="0"/>
+              </w:rPr>
+            </w:r>
+          </w:p>
+          <w:p>
+            <w:pPr>
+              <w:widowControl w:val="0"/>
+              <w:spacing w:line="240" w:lineRule="auto"/>
+              <w:rPr>
+                <w:rFonts w:ascii="Lexend" w:cs="Lexend" w:eastAsia="Lexend" w:hAnsi="Lexend"/>
+              </w:rPr>
+            </w:pPr>
+            <w:r>
+              <w:rPr>
+                <w:rFonts w:ascii="Lexend" w:cs="Lexend" w:eastAsia="Lexend" w:hAnsi="Lexend"/>
+                <w:rtl w:val="0"/>
+              </w:rPr>
+              <w:t xml:space="preserve">Sadhvik wrote descriptions for each candidate</w:t>
+            </w:r>
+          </w:p>
+        </w:tc>
+      </w:tr>
+      <w:tr>
+        <w:trPr>
+          <w:cantSplit w:val="0"/>
+          <w:trHeight w:val="440" w:hRule="atLeast"/>
+          <w:tblHeader w:val="0"/>
+        </w:trPr>
+        <w:tc>
+          <w:tcPr>
+            <w:gridSpan w:val="2"/>
+            <w:shd w:fill="d9d2e9" w:val="clear"/>
+            <w:tcMar>
+              <w:top w:w="100.0" w:type="dxa"/>
+              <w:left w:w="100.0" w:type="dxa"/>
+              <w:bottom w:w="100.0" w:type="dxa"/>
+              <w:right w:w="100.0" w:type="dxa"/>
+            </w:tcMar>
+            <w:vAlign w:val="top"/>
+          </w:tcPr>
+          <w:p>
+            <w:pPr>
+              <w:widowControl w:val="0"/>
+              <w:spacing w:line="240" w:lineRule="auto"/>
+              <w:rPr>
+                <w:rFonts w:ascii="Lexend" w:cs="Lexend" w:eastAsia="Lexend" w:hAnsi="Lexend"/>
+              </w:rPr>
+            </w:pPr>
+            <w:r>
+              <w:rPr>
+                <w:rFonts w:ascii="Lexend" w:cs="Lexend" w:eastAsia="Lexend" w:hAnsi="Lexend"/>
+                <w:rtl w:val="0"/>
+              </w:rPr>
+              <w:t xml:space="preserve">Sequence Diagram</w:t>
+            </w:r>
+          </w:p>
+        </w:tc>
+        <w:tc>
+          <w:tcPr>
+            <w:gridSpan w:val="2"/>
+            <w:shd w:fill="d9d2e9" w:val="clear"/>
+            <w:tcMar>
+              <w:top w:w="100.0" w:type="dxa"/>
+              <w:left w:w="100.0" w:type="dxa"/>
+              <w:bottom w:w="100.0" w:type="dxa"/>
+              <w:right w:w="100.0" w:type="dxa"/>
+            </w:tcMar>
+            <w:vAlign w:val="top"/>
+          </w:tcPr>
+          <w:p>
+            <w:pPr>
+              <w:widowControl w:val="0"/>
+              <w:spacing w:line="240" w:lineRule="auto"/>
+              <w:rPr>
+                <w:rFonts w:ascii="Lexend" w:cs="Lexend" w:eastAsia="Lexend" w:hAnsi="Lexend"/>
+              </w:rPr>
+            </w:pPr>
+            <w:r>
+              <w:rPr>
+                <w:rFonts w:ascii="Lexend" w:cs="Lexend" w:eastAsia="Lexend" w:hAnsi="Lexend"/>
+                <w:rtl w:val="0"/>
+              </w:rPr>
+              <w:t xml:space="preserve">Nikki Edited Sequence Diagram, basing off of class diagram after Sadhvik explaining the class candidates</w:t>
+            </w:r>
+          </w:p>
+        </w:tc>
+      </w:tr>
+      <w:tr>
+        <w:trPr>
+          <w:cantSplit w:val="0"/>
+          <w:trHeight w:val="440" w:hRule="atLeast"/>
+          <w:tblHeader w:val="0"/>
+        </w:trPr>
+        <w:tc>
+          <w:tcPr>
+            <w:gridSpan w:val="2"/>
+            <w:shd w:fill="d9d2e9" w:val="clear"/>
+            <w:tcMar>
+              <w:top w:w="100.0" w:type="dxa"/>
+              <w:left w:w="100.0" w:type="dxa"/>
+              <w:bottom w:w="100.0" w:type="dxa"/>
+              <w:right w:w="100.0" w:type="dxa"/>
+            </w:tcMar>
+            <w:vAlign w:val="top"/>
+          </w:tcPr>
+          <w:p>
+            <w:pPr>
+              <w:widowControl w:val="0"/>
+              <w:spacing w:line="240" w:lineRule="auto"/>
+              <w:rPr>
+                <w:rFonts w:ascii="Lexend" w:cs="Lexend" w:eastAsia="Lexend" w:hAnsi="Lexend"/>
+              </w:rPr>
+            </w:pPr>
+            <w:r>
+              <w:rPr>
+                <w:rFonts w:ascii="Lexend" w:cs="Lexend" w:eastAsia="Lexend" w:hAnsi="Lexend"/>
+                <w:rtl w:val="0"/>
+              </w:rPr>
+              <w:t xml:space="preserve">SRS</w:t>
+            </w:r>
+          </w:p>
+        </w:tc>
+        <w:tc>
+          <w:tcPr>
+            <w:gridSpan w:val="2"/>
+            <w:shd w:fill="d9d2e9" w:val="clear"/>
+            <w:tcMar>
+              <w:top w:w="100.0" w:type="dxa"/>
+              <w:left w:w="100.0" w:type="dxa"/>
+              <w:bottom w:w="100.0" w:type="dxa"/>
+              <w:right w:w="100.0" w:type="dxa"/>
+            </w:tcMar>
+            <w:vAlign w:val="top"/>
+          </w:tcPr>
+          <w:p>
+            <w:pPr>
+              <w:widowControl w:val="0"/>
+              <w:spacing w:line="240" w:lineRule="auto"/>
+              <w:rPr>
+                <w:rFonts w:ascii="Lexend" w:cs="Lexend" w:eastAsia="Lexend" w:hAnsi="Lexend"/>
+              </w:rPr>
+            </w:pPr>
+            <w:r>
+              <w:rPr>
+                <w:rFonts w:ascii="Lexend" w:cs="Lexend" w:eastAsia="Lexend" w:hAnsi="Lexend"/>
+                <w:rtl w:val="0"/>
+              </w:rPr>
+              <w:t xml:space="preserve">Tochi Edited Non-Functional</w:t>
+            </w:r>
+          </w:p>
+          <w:p>
+            <w:pPr>
+              <w:widowControl w:val="0"/>
+              <w:spacing w:line="240" w:lineRule="auto"/>
+              <w:rPr>
+                <w:rFonts w:ascii="Lexend" w:cs="Lexend" w:eastAsia="Lexend" w:hAnsi="Lexend"/>
+              </w:rPr>
+            </w:pPr>
+            <w:r>
+              <w:rPr>
+                <w:rtl w:val="0"/>
+              </w:rPr>
+            </w:r>
+          </w:p>
+          <w:p>
+            <w:pPr>
+              <w:widowControl w:val="0"/>
+              <w:spacing w:line="240" w:lineRule="auto"/>
+              <w:rPr>
+                <w:rFonts w:ascii="Lexend" w:cs="Lexend" w:eastAsia="Lexend" w:hAnsi="Lexend"/>
+              </w:rPr>
+            </w:pPr>
+            <w:r>
+              <w:rPr>
+                <w:rFonts w:ascii="Lexend" w:cs="Lexend" w:eastAsia="Lexend" w:hAnsi="Lexend"/>
+                <w:rtl w:val="0"/>
+              </w:rPr>
+              <w:t xml:space="preserve">Monisha has shared the UML Case Diagram and edited the layout of the SRS.</w:t>
+            </w:r>
+          </w:p>
+        </w:tc>
+      </w:tr>
+    </w:tbl>
+    <w:p>
+      <w:pPr>
+        <w:rPr>
+          <w:rFonts w:ascii="Lexend" w:cs="Lexend" w:eastAsia="Lexend" w:hAnsi="Lexend"/>
+        </w:rPr>
+      </w:pPr>
+      <w:r>
+        <w:rPr>
+          <w:rtl w:val="0"/>
+        </w:rPr>
+      </w:r>
+    </w:p>
+    <w:tbl>
+      <w:tblPr>
+        <w:tblStyle w:val="Table21"/>
+        <w:tblW w:w="9360.0" w:type="dxa"/>
+        <w:jc w:val="left"/>
+        <w:tblBorders>
+          <w:top w:color="000000" w:space="0" w:sz="8" w:val="single"/>
+          <w:left w:color="000000" w:space="0" w:sz="8" w:val="single"/>
+          <w:bottom w:color="000000" w:space="0" w:sz="8" w:val="single"/>
+          <w:right w:color="000000" w:space="0" w:sz="8" w:val="single"/>
+          <w:insideH w:color="000000" w:space="0" w:sz="8" w:val="single"/>
+          <w:insideV w:color="000000" w:space="0" w:sz="8" w:val="single"/>
+        </w:tblBorders>
+        <w:tblLayout w:type="fixed"/>
+        <w:tblLook w:val="0600"/>
+      </w:tblPr>
+      <w:tblGrid>
+        <w:gridCol w:w="3120"/>
+        <w:gridCol w:w="3120"/>
+        <w:gridCol w:w="3120"/>
+        <w:tblGridChange w:id="0">
+          <w:tblGrid>
+            <w:gridCol w:w="3120"/>
+            <w:gridCol w:w="3120"/>
+            <w:gridCol w:w="3120"/>
+          </w:tblGrid>
+        </w:tblGridChange>
+      </w:tblGrid>
+      <w:tr>
+        <w:trPr>
+          <w:cantSplit w:val="0"/>
+          <w:tblHeader w:val="0"/>
+        </w:trPr>
+        <w:tc>
+          <w:tcPr>
+            <w:shd w:fill="b4a7d6" w:val="clear"/>
+            <w:tcMar>
+              <w:top w:w="100.0" w:type="dxa"/>
+              <w:left w:w="100.0" w:type="dxa"/>
+              <w:bottom w:w="100.0" w:type="dxa"/>
+              <w:right w:w="100.0" w:type="dxa"/>
+            </w:tcMar>
+            <w:vAlign w:val="top"/>
+          </w:tcPr>
+          <w:p>
+            <w:pPr>
+              <w:widowControl w:val="0"/>
+              <w:spacing w:line="240" w:lineRule="auto"/>
+              <w:jc w:val="center"/>
+              <w:rPr>
+                <w:rFonts w:ascii="Lexend" w:cs="Lexend" w:eastAsia="Lexend" w:hAnsi="Lexend"/>
+                <w:b w:val="1"/>
+                <w:bCs w:val="1"/>
+                <w:sz w:val="24"/>
+                <w:szCs w:val="24"/>
+              </w:rPr>
+            </w:pPr>
+            <w:r>
+              <w:rPr>
+                <w:rFonts w:ascii="Lexend" w:cs="Lexend" w:eastAsia="Lexend" w:hAnsi="Lexend"/>
+                <w:b w:val="1"/>
+                <w:bCs w:val="1"/>
+                <w:sz w:val="24"/>
+                <w:szCs w:val="24"/>
+                <w:rtl w:val="0"/>
+              </w:rPr>
+              <w:t xml:space="preserve">Action</w:t>
+            </w:r>
+          </w:p>
+        </w:tc>
+        <w:tc>
+          <w:tcPr>
+            <w:shd w:fill="b4a7d6" w:val="clear"/>
+            <w:tcMar>
+              <w:top w:w="100.0" w:type="dxa"/>
+              <w:left w:w="100.0" w:type="dxa"/>
+              <w:bottom w:w="100.0" w:type="dxa"/>
+              <w:right w:w="100.0" w:type="dxa"/>
+            </w:tcMar>
+            <w:vAlign w:val="top"/>
+          </w:tcPr>
+          <w:p>
+            <w:pPr>
+              <w:widowControl w:val="0"/>
+              <w:spacing w:line="240" w:lineRule="auto"/>
+              <w:jc w:val="center"/>
+              <w:rPr>
+                <w:rFonts w:ascii="Lexend" w:cs="Lexend" w:eastAsia="Lexend" w:hAnsi="Lexend"/>
+                <w:b w:val="1"/>
+                <w:bCs w:val="1"/>
+                <w:sz w:val="24"/>
+                <w:szCs w:val="24"/>
+              </w:rPr>
+            </w:pPr>
+            <w:r>
+              <w:rPr>
+                <w:rFonts w:ascii="Lexend" w:cs="Lexend" w:eastAsia="Lexend" w:hAnsi="Lexend"/>
+                <w:b w:val="1"/>
+                <w:bCs w:val="1"/>
+                <w:sz w:val="24"/>
+                <w:szCs w:val="24"/>
+                <w:rtl w:val="0"/>
+              </w:rPr>
+              <w:t xml:space="preserve">Assigned To</w:t>
+            </w:r>
+          </w:p>
+        </w:tc>
+        <w:tc>
+          <w:tcPr>
+            <w:shd w:fill="b4a7d6" w:val="clear"/>
+            <w:tcMar>
+              <w:top w:w="100.0" w:type="dxa"/>
+              <w:left w:w="100.0" w:type="dxa"/>
+              <w:bottom w:w="100.0" w:type="dxa"/>
+              <w:right w:w="100.0" w:type="dxa"/>
+            </w:tcMar>
+            <w:vAlign w:val="top"/>
+          </w:tcPr>
+          <w:p>
+            <w:pPr>
+              <w:widowControl w:val="0"/>
+              <w:spacing w:line="240" w:lineRule="auto"/>
+              <w:jc w:val="center"/>
+              <w:rPr>
+                <w:rFonts w:ascii="Lexend" w:cs="Lexend" w:eastAsia="Lexend" w:hAnsi="Lexend"/>
+                <w:b w:val="1"/>
+                <w:bCs w:val="1"/>
+                <w:sz w:val="24"/>
+                <w:szCs w:val="24"/>
+              </w:rPr>
+            </w:pPr>
+            <w:r>
+              <w:rPr>
+                <w:rFonts w:ascii="Lexend" w:cs="Lexend" w:eastAsia="Lexend" w:hAnsi="Lexend"/>
+                <w:b w:val="1"/>
+                <w:bCs w:val="1"/>
+                <w:sz w:val="24"/>
+                <w:szCs w:val="24"/>
+                <w:rtl w:val="0"/>
+              </w:rPr>
+              <w:t xml:space="preserve">Due Date</w:t>
+            </w:r>
+          </w:p>
+        </w:tc>
+      </w:tr>
+      <w:tr>
+        <w:trPr>
+          <w:cantSplit w:val="0"/>
+          <w:tblHeader w:val="0"/>
+        </w:trPr>
+        <w:tc>
+          <w:tcPr>
+            <w:shd w:fill="d9d2e9" w:val="clear"/>
+            <w:tcMar>
+              <w:top w:w="100.0" w:type="dxa"/>
+              <w:left w:w="100.0" w:type="dxa"/>
+              <w:bottom w:w="100.0" w:type="dxa"/>
+              <w:right w:w="100.0" w:type="dxa"/>
+            </w:tcMar>
+            <w:vAlign w:val="top"/>
+          </w:tcPr>
+          <w:p>
+            <w:pPr>
+              <w:widowControl w:val="0"/>
+              <w:spacing w:line="240" w:lineRule="auto"/>
+              <w:jc w:val="center"/>
+              <w:rPr>
+                <w:rFonts w:ascii="Lexend" w:cs="Lexend" w:eastAsia="Lexend" w:hAnsi="Lexend"/>
+              </w:rPr>
+            </w:pPr>
+            <w:r>
+              <w:rPr>
+                <w:rFonts w:ascii="Lexend" w:cs="Lexend" w:eastAsia="Lexend" w:hAnsi="Lexend"/>
+                <w:rtl w:val="0"/>
+              </w:rPr>
+              <w:t xml:space="preserve">None until next task in class</w:t>
+            </w:r>
+          </w:p>
+        </w:tc>
+        <w:tc>
+          <w:tcPr>
+            <w:shd w:fill="d9d2e9" w:val="clear"/>
+            <w:tcMar>
+              <w:top w:w="100.0" w:type="dxa"/>
+              <w:left w:w="100.0" w:type="dxa"/>
+              <w:bottom w:w="100.0" w:type="dxa"/>
+              <w:right w:w="100.0" w:type="dxa"/>
+            </w:tcMar>
+            <w:vAlign w:val="top"/>
+          </w:tcPr>
+          <w:p>
+            <w:pPr>
+              <w:widowControl w:val="0"/>
+              <w:spacing w:line="240" w:lineRule="auto"/>
+              <w:jc w:val="center"/>
+              <w:rPr>
+                <w:rFonts w:ascii="Lexend" w:cs="Lexend" w:eastAsia="Lexend" w:hAnsi="Lexend"/>
+              </w:rPr>
+            </w:pPr>
+            <w:r>
+              <w:rPr>
+                <w:rtl w:val="0"/>
+              </w:rPr>
+            </w:r>
+          </w:p>
+        </w:tc>
+        <w:tc>
+          <w:tcPr>
+            <w:shd w:fill="d9d2e9" w:val="clear"/>
+            <w:tcMar>
+              <w:top w:w="100.0" w:type="dxa"/>
+              <w:left w:w="100.0" w:type="dxa"/>
+              <w:bottom w:w="100.0" w:type="dxa"/>
+              <w:right w:w="100.0" w:type="dxa"/>
+            </w:tcMar>
+            <w:vAlign w:val="top"/>
+          </w:tcPr>
+          <w:p>
+            <w:pPr>
+              <w:widowControl w:val="0"/>
+              <w:spacing w:line="240" w:lineRule="auto"/>
+              <w:jc w:val="center"/>
+              <w:rPr>
+                <w:rFonts w:ascii="Lexend" w:cs="Lexend" w:eastAsia="Lexend" w:hAnsi="Lexend"/>
+              </w:rPr>
+            </w:pPr>
+            <w:r>
+              <w:rPr>
+                <w:rtl w:val="0"/>
+              </w:rPr>
             </w:r>
           </w:p>
         </w:tc>
@@ -9117,6 +10205,27 @@
     </w:tblPr>
   </w:style>
   <w:style w:type="table" w:styleId="Table18">
+    <w:basedOn w:val="TableNormal"/>
+    <w:tblPr>
+      <w:tblStyleRowBandSize w:val="1"/>
+      <w:tblStyleColBandSize w:val="1"/>
+    </w:tblPr>
+  </w:style>
+  <w:style w:type="table" w:styleId="Table19">
+    <w:basedOn w:val="TableNormal"/>
+    <w:tblPr>
+      <w:tblStyleRowBandSize w:val="1"/>
+      <w:tblStyleColBandSize w:val="1"/>
+    </w:tblPr>
+  </w:style>
+  <w:style w:type="table" w:styleId="Table20">
+    <w:basedOn w:val="TableNormal"/>
+    <w:tblPr>
+      <w:tblStyleRowBandSize w:val="1"/>
+      <w:tblStyleColBandSize w:val="1"/>
+    </w:tblPr>
+  </w:style>
+  <w:style w:type="table" w:styleId="Table21">
     <w:basedOn w:val="TableNormal"/>
     <w:tblPr>
       <w:tblStyleRowBandSize w:val="1"/>

--- a/Project-Planning/Meeting Minutes.docx
+++ b/Project-Planning/Meeting Minutes.docx
@@ -904,86 +904,47 @@
     </w:p>
     <w:p>
       <w:pPr>
-        <w:rPr>
-          <w:rFonts w:ascii="Times New Roman" w:cs="Times New Roman" w:eastAsia="Times New Roman" w:hAnsi="Times New Roman"/>
-          <w:sz w:val="24"/>
-          <w:szCs w:val="24"/>
-        </w:rPr>
-      </w:pPr>
+        <w:numPr>
+          <w:ilvl w:val="0"/>
+          <w:numId w:val="1"/>
+        </w:numPr>
+        <w:ind w:left="720" w:hanging="360"/>
+        <w:rPr>
+          <w:rFonts w:ascii="Lexend Light" w:cs="Lexend Light" w:eastAsia="Lexend Light" w:hAnsi="Lexend Light"/>
+          <w:sz w:val="30"/>
+          <w:szCs w:val="30"/>
+          <w:u w:val="none"/>
+        </w:rPr>
+      </w:pPr>
+      <w:hyperlink w:anchor="kix.59t747qwa6jd">
+        <w:r>
+          <w:rPr>
+            <w:rFonts w:ascii="Lexend Light" w:cs="Lexend Light" w:eastAsia="Lexend Light" w:hAnsi="Lexend Light"/>
+            <w:color w:val="1155cc"/>
+            <w:sz w:val="30"/>
+            <w:szCs w:val="30"/>
+            <w:u w:val="single"/>
+            <w:rtl w:val="0"/>
+          </w:rPr>
+          <w:t xml:space="preserve">Meeting 03/31/26</w:t>
+        </w:r>
+      </w:hyperlink>
       <w:r>
         <w:rPr>
+          <w:rFonts w:ascii="Lexend Light" w:cs="Lexend Light" w:eastAsia="Lexend Light" w:hAnsi="Lexend Light"/>
+          <w:sz w:val="30"/>
+          <w:szCs w:val="30"/>
           <w:rtl w:val="0"/>
         </w:rPr>
-      </w:r>
-    </w:p>
-    <w:p>
-      <w:pPr>
-        <w:rPr>
-          <w:rFonts w:ascii="Times New Roman" w:cs="Times New Roman" w:eastAsia="Times New Roman" w:hAnsi="Times New Roman"/>
-          <w:sz w:val="24"/>
-          <w:szCs w:val="24"/>
-        </w:rPr>
-      </w:pPr>
-      <w:r>
-        <w:rPr>
-          <w:rtl w:val="0"/>
-        </w:rPr>
-      </w:r>
-    </w:p>
-    <w:p>
-      <w:pPr>
-        <w:rPr>
-          <w:rFonts w:ascii="Times New Roman" w:cs="Times New Roman" w:eastAsia="Times New Roman" w:hAnsi="Times New Roman"/>
-          <w:sz w:val="24"/>
-          <w:szCs w:val="24"/>
-        </w:rPr>
-      </w:pPr>
-      <w:r>
-        <w:rPr>
-          <w:rtl w:val="0"/>
-        </w:rPr>
-      </w:r>
-    </w:p>
-    <w:p>
-      <w:pPr>
-        <w:rPr>
-          <w:rFonts w:ascii="Times New Roman" w:cs="Times New Roman" w:eastAsia="Times New Roman" w:hAnsi="Times New Roman"/>
-          <w:sz w:val="24"/>
-          <w:szCs w:val="24"/>
-        </w:rPr>
-      </w:pPr>
-      <w:r>
-        <w:rPr>
-          <w:rtl w:val="0"/>
-        </w:rPr>
-      </w:r>
-    </w:p>
-    <w:p>
-      <w:pPr>
-        <w:rPr>
-          <w:rFonts w:ascii="Times New Roman" w:cs="Times New Roman" w:eastAsia="Times New Roman" w:hAnsi="Times New Roman"/>
-          <w:sz w:val="24"/>
-          <w:szCs w:val="24"/>
-        </w:rPr>
-      </w:pPr>
-      <w:r>
-        <w:rPr>
-          <w:rtl w:val="0"/>
-        </w:rPr>
-      </w:r>
-    </w:p>
-    <w:p>
-      <w:pPr>
-        <w:rPr>
-          <w:rFonts w:ascii="Times New Roman" w:cs="Times New Roman" w:eastAsia="Times New Roman" w:hAnsi="Times New Roman"/>
-          <w:sz w:val="24"/>
-          <w:szCs w:val="24"/>
-        </w:rPr>
-      </w:pPr>
-      <w:r>
-        <w:rPr>
-          <w:rtl w:val="0"/>
-        </w:rPr>
+        <w:tab/>
+        <w:tab/>
+        <w:tab/>
+        <w:tab/>
+        <w:tab/>
+        <w:tab/>
+        <w:tab/>
+        <w:tab/>
+        <w:t xml:space="preserve">10</w:t>
       </w:r>
     </w:p>
     <w:p>
@@ -3847,6 +3808,34 @@
         </w:rPr>
       </w:r>
     </w:p>
+    <w:p>
+      <w:pPr>
+        <w:rPr>
+          <w:rFonts w:ascii="Times New Roman" w:cs="Times New Roman" w:eastAsia="Times New Roman" w:hAnsi="Times New Roman"/>
+          <w:sz w:val="24"/>
+          <w:szCs w:val="24"/>
+        </w:rPr>
+      </w:pPr>
+      <w:r>
+        <w:rPr>
+          <w:rtl w:val="0"/>
+        </w:rPr>
+      </w:r>
+    </w:p>
+    <w:p>
+      <w:pPr>
+        <w:rPr>
+          <w:rFonts w:ascii="Times New Roman" w:cs="Times New Roman" w:eastAsia="Times New Roman" w:hAnsi="Times New Roman"/>
+          <w:sz w:val="24"/>
+          <w:szCs w:val="24"/>
+        </w:rPr>
+      </w:pPr>
+      <w:r>
+        <w:rPr>
+          <w:rtl w:val="0"/>
+        </w:rPr>
+      </w:r>
+    </w:p>
     <w:tbl>
       <w:tblPr>
         <w:tblStyle w:val="Table7"/>
@@ -6282,6 +6271,20 @@
         </w:rPr>
       </w:r>
     </w:p>
+    <w:p>
+      <w:pPr>
+        <w:rPr>
+          <w:rFonts w:ascii="Times New Roman" w:cs="Times New Roman" w:eastAsia="Times New Roman" w:hAnsi="Times New Roman"/>
+          <w:sz w:val="24"/>
+          <w:szCs w:val="24"/>
+        </w:rPr>
+      </w:pPr>
+      <w:r>
+        <w:rPr>
+          <w:rtl w:val="0"/>
+        </w:rPr>
+      </w:r>
+    </w:p>
     <w:tbl>
       <w:tblPr>
         <w:tblStyle w:val="Table13"/>
@@ -8705,6 +8708,20 @@
         </w:rPr>
       </w:r>
     </w:p>
+    <w:p>
+      <w:pPr>
+        <w:rPr>
+          <w:rFonts w:ascii="Times New Roman" w:cs="Times New Roman" w:eastAsia="Times New Roman" w:hAnsi="Times New Roman"/>
+          <w:sz w:val="24"/>
+          <w:szCs w:val="24"/>
+        </w:rPr>
+      </w:pPr>
+      <w:r>
+        <w:rPr>
+          <w:rtl w:val="0"/>
+        </w:rPr>
+      </w:r>
+    </w:p>
     <w:tbl>
       <w:tblPr>
         <w:tblStyle w:val="Table19"/>
@@ -8896,14 +8913,14 @@
                 <w:bCs w:val="1"/>
                 <w:rtl w:val="0"/>
               </w:rPr>
-              <w:t xml:space="preserve">Time: 9</w:t>
-            </w:r>
-            <w:r>
-              <w:rPr>
-                <w:rFonts w:ascii="Lexend" w:cs="Lexend" w:eastAsia="Lexend" w:hAnsi="Lexend"/>
-                <w:rtl w:val="0"/>
-              </w:rPr>
-              <w:t xml:space="preserve">9pm</w:t>
+              <w:t xml:space="preserve">Time: </w:t>
+            </w:r>
+            <w:r>
+              <w:rPr>
+                <w:rFonts w:ascii="Lexend" w:cs="Lexend" w:eastAsia="Lexend" w:hAnsi="Lexend"/>
+                <w:rtl w:val="0"/>
+              </w:rPr>
+              <w:t xml:space="preserve">9:00pm9pm</w:t>
             </w:r>
             <w:r>
               <w:rPr>
@@ -9730,6 +9747,1491 @@
               <w:rPr>
                 <w:rtl w:val="0"/>
               </w:rPr>
+            </w:r>
+          </w:p>
+        </w:tc>
+      </w:tr>
+    </w:tbl>
+    <w:p>
+      <w:pPr>
+        <w:rPr>
+          <w:rFonts w:ascii="Times New Roman" w:cs="Times New Roman" w:eastAsia="Times New Roman" w:hAnsi="Times New Roman"/>
+          <w:sz w:val="24"/>
+          <w:szCs w:val="24"/>
+        </w:rPr>
+      </w:pPr>
+      <w:r>
+        <w:rPr>
+          <w:rtl w:val="0"/>
+        </w:rPr>
+      </w:r>
+    </w:p>
+    <w:p>
+      <w:pPr>
+        <w:rPr>
+          <w:rFonts w:ascii="Times New Roman" w:cs="Times New Roman" w:eastAsia="Times New Roman" w:hAnsi="Times New Roman"/>
+          <w:sz w:val="24"/>
+          <w:szCs w:val="24"/>
+        </w:rPr>
+      </w:pPr>
+      <w:r>
+        <w:rPr>
+          <w:rtl w:val="0"/>
+        </w:rPr>
+      </w:r>
+    </w:p>
+    <w:p>
+      <w:pPr>
+        <w:rPr>
+          <w:rFonts w:ascii="Times New Roman" w:cs="Times New Roman" w:eastAsia="Times New Roman" w:hAnsi="Times New Roman"/>
+          <w:sz w:val="24"/>
+          <w:szCs w:val="24"/>
+        </w:rPr>
+      </w:pPr>
+      <w:r>
+        <w:rPr>
+          <w:rtl w:val="0"/>
+        </w:rPr>
+      </w:r>
+    </w:p>
+    <w:p>
+      <w:pPr>
+        <w:rPr>
+          <w:rFonts w:ascii="Times New Roman" w:cs="Times New Roman" w:eastAsia="Times New Roman" w:hAnsi="Times New Roman"/>
+          <w:sz w:val="24"/>
+          <w:szCs w:val="24"/>
+        </w:rPr>
+      </w:pPr>
+      <w:r>
+        <w:rPr>
+          <w:rtl w:val="0"/>
+        </w:rPr>
+      </w:r>
+    </w:p>
+    <w:p>
+      <w:pPr>
+        <w:rPr>
+          <w:rFonts w:ascii="Times New Roman" w:cs="Times New Roman" w:eastAsia="Times New Roman" w:hAnsi="Times New Roman"/>
+          <w:sz w:val="24"/>
+          <w:szCs w:val="24"/>
+        </w:rPr>
+      </w:pPr>
+      <w:r>
+        <w:rPr>
+          <w:rtl w:val="0"/>
+        </w:rPr>
+      </w:r>
+    </w:p>
+    <w:p>
+      <w:pPr>
+        <w:rPr>
+          <w:rFonts w:ascii="Times New Roman" w:cs="Times New Roman" w:eastAsia="Times New Roman" w:hAnsi="Times New Roman"/>
+          <w:sz w:val="24"/>
+          <w:szCs w:val="24"/>
+        </w:rPr>
+      </w:pPr>
+      <w:r>
+        <w:rPr>
+          <w:rtl w:val="0"/>
+        </w:rPr>
+      </w:r>
+    </w:p>
+    <w:p>
+      <w:pPr>
+        <w:rPr>
+          <w:rFonts w:ascii="Times New Roman" w:cs="Times New Roman" w:eastAsia="Times New Roman" w:hAnsi="Times New Roman"/>
+          <w:sz w:val="24"/>
+          <w:szCs w:val="24"/>
+        </w:rPr>
+      </w:pPr>
+      <w:r>
+        <w:rPr>
+          <w:rtl w:val="0"/>
+        </w:rPr>
+      </w:r>
+    </w:p>
+    <w:tbl>
+      <w:tblPr>
+        <w:tblStyle w:val="Table22"/>
+        <w:tblW w:w="9360.0" w:type="dxa"/>
+        <w:jc w:val="left"/>
+        <w:tblBorders>
+          <w:top w:color="000000" w:space="0" w:sz="8" w:val="single"/>
+          <w:left w:color="000000" w:space="0" w:sz="8" w:val="single"/>
+          <w:bottom w:color="000000" w:space="0" w:sz="8" w:val="single"/>
+          <w:right w:color="000000" w:space="0" w:sz="8" w:val="single"/>
+          <w:insideH w:color="000000" w:space="0" w:sz="8" w:val="single"/>
+          <w:insideV w:color="000000" w:space="0" w:sz="8" w:val="single"/>
+        </w:tblBorders>
+        <w:tblLayout w:type="fixed"/>
+        <w:tblLook w:val="0600"/>
+      </w:tblPr>
+      <w:tblGrid>
+        <w:gridCol w:w="3135"/>
+        <w:gridCol w:w="2820"/>
+        <w:gridCol w:w="315"/>
+        <w:gridCol w:w="3090"/>
+        <w:tblGridChange w:id="0">
+          <w:tblGrid>
+            <w:gridCol w:w="3135"/>
+            <w:gridCol w:w="2820"/>
+            <w:gridCol w:w="315"/>
+            <w:gridCol w:w="3090"/>
+          </w:tblGrid>
+        </w:tblGridChange>
+      </w:tblGrid>
+      <w:tr>
+        <w:trPr>
+          <w:cantSplit w:val="0"/>
+          <w:trHeight w:val="440" w:hRule="atLeast"/>
+          <w:tblHeader w:val="0"/>
+        </w:trPr>
+        <w:tc>
+          <w:tcPr>
+            <w:gridSpan w:val="4"/>
+            <w:shd w:fill="b4a7d6" w:val="clear"/>
+            <w:tcMar>
+              <w:top w:w="100.0" w:type="dxa"/>
+              <w:left w:w="100.0" w:type="dxa"/>
+              <w:bottom w:w="100.0" w:type="dxa"/>
+              <w:right w:w="100.0" w:type="dxa"/>
+            </w:tcMar>
+            <w:vAlign w:val="top"/>
+          </w:tcPr>
+          <w:bookmarkStart w:colFirst="0" w:colLast="0" w:name="kix.59t747qwa6jd" w:id="7"/>
+          <w:bookmarkEnd w:id="7"/>
+          <w:p>
+            <w:pPr>
+              <w:widowControl w:val="0"/>
+              <w:spacing w:line="240" w:lineRule="auto"/>
+              <w:jc w:val="center"/>
+              <w:rPr>
+                <w:rFonts w:ascii="Lexend" w:cs="Lexend" w:eastAsia="Lexend" w:hAnsi="Lexend"/>
+                <w:b w:val="1"/>
+                <w:bCs w:val="1"/>
+                <w:sz w:val="26"/>
+                <w:szCs w:val="26"/>
+              </w:rPr>
+            </w:pPr>
+            <w:r>
+              <w:rPr>
+                <w:rFonts w:ascii="Lexend" w:cs="Lexend" w:eastAsia="Lexend" w:hAnsi="Lexend"/>
+                <w:b w:val="1"/>
+                <w:bCs w:val="1"/>
+                <w:sz w:val="26"/>
+                <w:szCs w:val="26"/>
+                <w:rtl w:val="0"/>
+              </w:rPr>
+              <w:t xml:space="preserve">Meeting Details</w:t>
+            </w:r>
+          </w:p>
+        </w:tc>
+      </w:tr>
+      <w:tr>
+        <w:trPr>
+          <w:cantSplit w:val="0"/>
+          <w:trHeight w:val="440" w:hRule="atLeast"/>
+          <w:tblHeader w:val="0"/>
+        </w:trPr>
+        <w:tc>
+          <w:tcPr>
+            <w:gridSpan w:val="4"/>
+            <w:shd w:fill="d9d2e9" w:val="clear"/>
+            <w:tcMar>
+              <w:top w:w="100.0" w:type="dxa"/>
+              <w:left w:w="100.0" w:type="dxa"/>
+              <w:bottom w:w="100.0" w:type="dxa"/>
+              <w:right w:w="100.0" w:type="dxa"/>
+            </w:tcMar>
+            <w:vAlign w:val="top"/>
+          </w:tcPr>
+          <w:p>
+            <w:pPr>
+              <w:widowControl w:val="0"/>
+              <w:spacing w:line="240" w:lineRule="auto"/>
+              <w:rPr>
+                <w:rFonts w:ascii="Lexend" w:cs="Lexend" w:eastAsia="Lexend" w:hAnsi="Lexend"/>
+              </w:rPr>
+            </w:pPr>
+            <w:r>
+              <w:rPr>
+                <w:rFonts w:ascii="Lexend" w:cs="Lexend" w:eastAsia="Lexend" w:hAnsi="Lexend"/>
+                <w:b w:val="1"/>
+                <w:bCs w:val="1"/>
+                <w:rtl w:val="0"/>
+              </w:rPr>
+              <w:t xml:space="preserve">Meeting Objective:</w:t>
+            </w:r>
+            <w:r>
+              <w:rPr>
+                <w:rFonts w:ascii="Lexend" w:cs="Lexend" w:eastAsia="Lexend" w:hAnsi="Lexend"/>
+                <w:rtl w:val="0"/>
+              </w:rPr>
+              <w:t xml:space="preserve"> Finalize UML Diagrams</w:t>
+            </w:r>
+          </w:p>
+        </w:tc>
+      </w:tr>
+      <w:tr>
+        <w:trPr>
+          <w:cantSplit w:val="0"/>
+          <w:trHeight w:val="440" w:hRule="atLeast"/>
+          <w:tblHeader w:val="0"/>
+        </w:trPr>
+        <w:tc>
+          <w:tcPr>
+            <w:shd w:fill="d9d2e9" w:val="clear"/>
+            <w:tcMar>
+              <w:top w:w="100.0" w:type="dxa"/>
+              <w:left w:w="100.0" w:type="dxa"/>
+              <w:bottom w:w="100.0" w:type="dxa"/>
+              <w:right w:w="100.0" w:type="dxa"/>
+            </w:tcMar>
+            <w:vAlign w:val="top"/>
+          </w:tcPr>
+          <w:p>
+            <w:pPr>
+              <w:widowControl w:val="0"/>
+              <w:spacing w:line="240" w:lineRule="auto"/>
+              <w:rPr>
+                <w:rFonts w:ascii="Lexend" w:cs="Lexend" w:eastAsia="Lexend" w:hAnsi="Lexend"/>
+              </w:rPr>
+            </w:pPr>
+            <w:r>
+              <w:rPr>
+                <w:rFonts w:ascii="Lexend" w:cs="Lexend" w:eastAsia="Lexend" w:hAnsi="Lexend"/>
+                <w:b w:val="1"/>
+                <w:bCs w:val="1"/>
+                <w:rtl w:val="0"/>
+              </w:rPr>
+              <w:t xml:space="preserve">Date:</w:t>
+            </w:r>
+            <w:r>
+              <w:rPr>
+                <w:rFonts w:ascii="Lexend" w:cs="Lexend" w:eastAsia="Lexend" w:hAnsi="Lexend"/>
+                <w:rtl w:val="0"/>
+              </w:rPr>
+              <w:t xml:space="preserve"> 03/31/26</w:t>
+            </w:r>
+          </w:p>
+        </w:tc>
+        <w:tc>
+          <w:tcPr>
+            <w:shd w:fill="d9d2e9" w:val="clear"/>
+            <w:tcMar>
+              <w:top w:w="100.0" w:type="dxa"/>
+              <w:left w:w="100.0" w:type="dxa"/>
+              <w:bottom w:w="100.0" w:type="dxa"/>
+              <w:right w:w="100.0" w:type="dxa"/>
+            </w:tcMar>
+            <w:vAlign w:val="top"/>
+          </w:tcPr>
+          <w:p>
+            <w:pPr>
+              <w:widowControl w:val="0"/>
+              <w:spacing w:line="240" w:lineRule="auto"/>
+              <w:rPr>
+                <w:rFonts w:ascii="Lexend" w:cs="Lexend" w:eastAsia="Lexend" w:hAnsi="Lexend"/>
+              </w:rPr>
+            </w:pPr>
+            <w:r>
+              <w:rPr>
+                <w:rFonts w:ascii="Lexend" w:cs="Lexend" w:eastAsia="Lexend" w:hAnsi="Lexend"/>
+                <w:b w:val="1"/>
+                <w:bCs w:val="1"/>
+                <w:rtl w:val="0"/>
+              </w:rPr>
+              <w:t xml:space="preserve">Time: </w:t>
+            </w:r>
+            <w:r>
+              <w:rPr>
+                <w:rFonts w:ascii="Lexend" w:cs="Lexend" w:eastAsia="Lexend" w:hAnsi="Lexend"/>
+                <w:rtl w:val="0"/>
+              </w:rPr>
+              <w:t xml:space="preserve">1</w:t>
+            </w:r>
+            <w:r>
+              <w:rPr>
+                <w:rFonts w:ascii="Lexend" w:cs="Lexend" w:eastAsia="Lexend" w:hAnsi="Lexend"/>
+                <w:rtl w:val="0"/>
+              </w:rPr>
+              <w:t xml:space="preserve">:00pm</w:t>
+            </w:r>
+          </w:p>
+        </w:tc>
+        <w:tc>
+          <w:tcPr>
+            <w:gridSpan w:val="2"/>
+            <w:shd w:fill="d9d2e9" w:val="clear"/>
+            <w:tcMar>
+              <w:top w:w="100.0" w:type="dxa"/>
+              <w:left w:w="100.0" w:type="dxa"/>
+              <w:bottom w:w="100.0" w:type="dxa"/>
+              <w:right w:w="100.0" w:type="dxa"/>
+            </w:tcMar>
+            <w:vAlign w:val="top"/>
+          </w:tcPr>
+          <w:p>
+            <w:pPr>
+              <w:widowControl w:val="0"/>
+              <w:spacing w:line="240" w:lineRule="auto"/>
+              <w:rPr>
+                <w:rFonts w:ascii="Lexend" w:cs="Lexend" w:eastAsia="Lexend" w:hAnsi="Lexend"/>
+              </w:rPr>
+            </w:pPr>
+            <w:r>
+              <w:rPr>
+                <w:rFonts w:ascii="Lexend" w:cs="Lexend" w:eastAsia="Lexend" w:hAnsi="Lexend"/>
+                <w:b w:val="1"/>
+                <w:bCs w:val="1"/>
+                <w:rtl w:val="0"/>
+              </w:rPr>
+              <w:t xml:space="preserve">Location:</w:t>
+            </w:r>
+            <w:r>
+              <w:rPr>
+                <w:rFonts w:ascii="Lexend" w:cs="Lexend" w:eastAsia="Lexend" w:hAnsi="Lexend"/>
+                <w:rtl w:val="0"/>
+              </w:rPr>
+              <w:t xml:space="preserve"> Discord Call</w:t>
+            </w:r>
+          </w:p>
+        </w:tc>
+      </w:tr>
+      <w:tr>
+        <w:trPr>
+          <w:cantSplit w:val="0"/>
+          <w:trHeight w:val="440" w:hRule="atLeast"/>
+          <w:tblHeader w:val="0"/>
+        </w:trPr>
+        <w:tc>
+          <w:tcPr>
+            <w:gridSpan w:val="4"/>
+            <w:shd w:fill="d9d2e9" w:val="clear"/>
+            <w:tcMar>
+              <w:top w:w="100.0" w:type="dxa"/>
+              <w:left w:w="100.0" w:type="dxa"/>
+              <w:bottom w:w="100.0" w:type="dxa"/>
+              <w:right w:w="100.0" w:type="dxa"/>
+            </w:tcMar>
+            <w:vAlign w:val="top"/>
+          </w:tcPr>
+          <w:p>
+            <w:pPr>
+              <w:widowControl w:val="0"/>
+              <w:spacing w:line="240" w:lineRule="auto"/>
+              <w:rPr>
+                <w:rFonts w:ascii="Lexend" w:cs="Lexend" w:eastAsia="Lexend" w:hAnsi="Lexend"/>
+              </w:rPr>
+            </w:pPr>
+            <w:r>
+              <w:rPr>
+                <w:rFonts w:ascii="Lexend" w:cs="Lexend" w:eastAsia="Lexend" w:hAnsi="Lexend"/>
+                <w:b w:val="1"/>
+                <w:bCs w:val="1"/>
+                <w:rtl w:val="0"/>
+              </w:rPr>
+              <w:t xml:space="preserve">Attendees:</w:t>
+            </w:r>
+            <w:r>
+              <w:rPr>
+                <w:rFonts w:ascii="Lexend" w:cs="Lexend" w:eastAsia="Lexend" w:hAnsi="Lexend"/>
+                <w:rtl w:val="0"/>
+              </w:rPr>
+              <w:t xml:space="preserve"> Tochi, Nikki, Sadhvik</w:t>
+            </w:r>
+          </w:p>
+        </w:tc>
+      </w:tr>
+      <w:tr>
+        <w:trPr>
+          <w:cantSplit w:val="0"/>
+          <w:trHeight w:val="440" w:hRule="atLeast"/>
+          <w:tblHeader w:val="0"/>
+        </w:trPr>
+        <w:tc>
+          <w:tcPr>
+            <w:gridSpan w:val="4"/>
+            <w:shd w:fill="d9d2e9" w:val="clear"/>
+            <w:tcMar>
+              <w:top w:w="100.0" w:type="dxa"/>
+              <w:left w:w="100.0" w:type="dxa"/>
+              <w:bottom w:w="100.0" w:type="dxa"/>
+              <w:right w:w="100.0" w:type="dxa"/>
+            </w:tcMar>
+            <w:vAlign w:val="top"/>
+          </w:tcPr>
+          <w:p>
+            <w:pPr>
+              <w:widowControl w:val="0"/>
+              <w:spacing w:line="240" w:lineRule="auto"/>
+              <w:rPr>
+                <w:rFonts w:ascii="Lexend" w:cs="Lexend" w:eastAsia="Lexend" w:hAnsi="Lexend"/>
+              </w:rPr>
+            </w:pPr>
+            <w:r>
+              <w:rPr>
+                <w:rFonts w:ascii="Lexend" w:cs="Lexend" w:eastAsia="Lexend" w:hAnsi="Lexend"/>
+                <w:b w:val="1"/>
+                <w:bCs w:val="1"/>
+                <w:rtl w:val="0"/>
+              </w:rPr>
+              <w:t xml:space="preserve">Absentees:</w:t>
+            </w:r>
+            <w:r>
+              <w:rPr>
+                <w:rFonts w:ascii="Lexend" w:cs="Lexend" w:eastAsia="Lexend" w:hAnsi="Lexend"/>
+                <w:rtl w:val="0"/>
+              </w:rPr>
+              <w:t xml:space="preserve"> Daniel, Monisha </w:t>
+            </w:r>
+          </w:p>
+        </w:tc>
+      </w:tr>
+    </w:tbl>
+    <w:p>
+      <w:pPr>
+        <w:rPr>
+          <w:rFonts w:ascii="Lexend" w:cs="Lexend" w:eastAsia="Lexend" w:hAnsi="Lexend"/>
+        </w:rPr>
+      </w:pPr>
+      <w:r>
+        <w:rPr>
+          <w:rtl w:val="0"/>
+        </w:rPr>
+      </w:r>
+    </w:p>
+    <w:tbl>
+      <w:tblPr>
+        <w:tblStyle w:val="Table23"/>
+        <w:tblW w:w="9360.0" w:type="dxa"/>
+        <w:jc w:val="left"/>
+        <w:tblBorders>
+          <w:top w:color="000000" w:space="0" w:sz="8" w:val="single"/>
+          <w:left w:color="000000" w:space="0" w:sz="8" w:val="single"/>
+          <w:bottom w:color="000000" w:space="0" w:sz="8" w:val="single"/>
+          <w:right w:color="000000" w:space="0" w:sz="8" w:val="single"/>
+          <w:insideH w:color="000000" w:space="0" w:sz="8" w:val="single"/>
+          <w:insideV w:color="000000" w:space="0" w:sz="8" w:val="single"/>
+        </w:tblBorders>
+        <w:tblLayout w:type="fixed"/>
+        <w:tblLook w:val="0600"/>
+      </w:tblPr>
+      <w:tblGrid>
+        <w:gridCol w:w="3135"/>
+        <w:gridCol w:w="1275"/>
+        <w:gridCol w:w="1860"/>
+        <w:gridCol w:w="3090"/>
+        <w:tblGridChange w:id="0">
+          <w:tblGrid>
+            <w:gridCol w:w="3135"/>
+            <w:gridCol w:w="1275"/>
+            <w:gridCol w:w="1860"/>
+            <w:gridCol w:w="3090"/>
+          </w:tblGrid>
+        </w:tblGridChange>
+      </w:tblGrid>
+      <w:tr>
+        <w:trPr>
+          <w:cantSplit w:val="0"/>
+          <w:trHeight w:val="440" w:hRule="atLeast"/>
+          <w:tblHeader w:val="0"/>
+        </w:trPr>
+        <w:tc>
+          <w:tcPr>
+            <w:gridSpan w:val="2"/>
+            <w:shd w:fill="b4a7d6" w:val="clear"/>
+            <w:tcMar>
+              <w:top w:w="100.0" w:type="dxa"/>
+              <w:left w:w="100.0" w:type="dxa"/>
+              <w:bottom w:w="100.0" w:type="dxa"/>
+              <w:right w:w="100.0" w:type="dxa"/>
+            </w:tcMar>
+            <w:vAlign w:val="top"/>
+          </w:tcPr>
+          <w:p>
+            <w:pPr>
+              <w:widowControl w:val="0"/>
+              <w:spacing w:line="240" w:lineRule="auto"/>
+              <w:jc w:val="center"/>
+              <w:rPr>
+                <w:rFonts w:ascii="Lexend" w:cs="Lexend" w:eastAsia="Lexend" w:hAnsi="Lexend"/>
+                <w:b w:val="1"/>
+                <w:bCs w:val="1"/>
+                <w:sz w:val="26"/>
+                <w:szCs w:val="26"/>
+              </w:rPr>
+            </w:pPr>
+            <w:r>
+              <w:rPr>
+                <w:rFonts w:ascii="Lexend" w:cs="Lexend" w:eastAsia="Lexend" w:hAnsi="Lexend"/>
+                <w:b w:val="1"/>
+                <w:bCs w:val="1"/>
+                <w:sz w:val="26"/>
+                <w:szCs w:val="26"/>
+                <w:rtl w:val="0"/>
+              </w:rPr>
+              <w:t xml:space="preserve">Agenda</w:t>
+            </w:r>
+          </w:p>
+        </w:tc>
+        <w:tc>
+          <w:tcPr>
+            <w:gridSpan w:val="2"/>
+            <w:shd w:fill="b4a7d6" w:val="clear"/>
+            <w:tcMar>
+              <w:top w:w="100.0" w:type="dxa"/>
+              <w:left w:w="100.0" w:type="dxa"/>
+              <w:bottom w:w="100.0" w:type="dxa"/>
+              <w:right w:w="100.0" w:type="dxa"/>
+            </w:tcMar>
+            <w:vAlign w:val="top"/>
+          </w:tcPr>
+          <w:p>
+            <w:pPr>
+              <w:widowControl w:val="0"/>
+              <w:spacing w:line="240" w:lineRule="auto"/>
+              <w:jc w:val="center"/>
+              <w:rPr>
+                <w:rFonts w:ascii="Lexend" w:cs="Lexend" w:eastAsia="Lexend" w:hAnsi="Lexend"/>
+                <w:b w:val="1"/>
+                <w:bCs w:val="1"/>
+                <w:sz w:val="26"/>
+                <w:szCs w:val="26"/>
+              </w:rPr>
+            </w:pPr>
+            <w:r>
+              <w:rPr>
+                <w:rFonts w:ascii="Lexend" w:cs="Lexend" w:eastAsia="Lexend" w:hAnsi="Lexend"/>
+                <w:b w:val="1"/>
+                <w:bCs w:val="1"/>
+                <w:sz w:val="26"/>
+                <w:szCs w:val="26"/>
+                <w:rtl w:val="0"/>
+              </w:rPr>
+              <w:t xml:space="preserve">Notes</w:t>
+            </w:r>
+          </w:p>
+        </w:tc>
+      </w:tr>
+      <w:tr>
+        <w:trPr>
+          <w:cantSplit w:val="0"/>
+          <w:trHeight w:val="440" w:hRule="atLeast"/>
+          <w:tblHeader w:val="0"/>
+        </w:trPr>
+        <w:tc>
+          <w:tcPr>
+            <w:gridSpan w:val="2"/>
+            <w:shd w:fill="d9d2e9" w:val="clear"/>
+            <w:tcMar>
+              <w:top w:w="100.0" w:type="dxa"/>
+              <w:left w:w="100.0" w:type="dxa"/>
+              <w:bottom w:w="100.0" w:type="dxa"/>
+              <w:right w:w="100.0" w:type="dxa"/>
+            </w:tcMar>
+            <w:vAlign w:val="top"/>
+          </w:tcPr>
+          <w:p>
+            <w:pPr>
+              <w:widowControl w:val="0"/>
+              <w:spacing w:line="240" w:lineRule="auto"/>
+              <w:rPr>
+                <w:rFonts w:ascii="Lexend" w:cs="Lexend" w:eastAsia="Lexend" w:hAnsi="Lexend"/>
+              </w:rPr>
+            </w:pPr>
+            <w:r>
+              <w:rPr>
+                <w:rFonts w:ascii="Lexend" w:cs="Lexend" w:eastAsia="Lexend" w:hAnsi="Lexend"/>
+                <w:rtl w:val="0"/>
+              </w:rPr>
+              <w:t xml:space="preserve">Sequence Diagrams</w:t>
+            </w:r>
+          </w:p>
+        </w:tc>
+        <w:tc>
+          <w:tcPr>
+            <w:gridSpan w:val="2"/>
+            <w:shd w:fill="d9d2e9" w:val="clear"/>
+            <w:tcMar>
+              <w:top w:w="100.0" w:type="dxa"/>
+              <w:left w:w="100.0" w:type="dxa"/>
+              <w:bottom w:w="100.0" w:type="dxa"/>
+              <w:right w:w="100.0" w:type="dxa"/>
+            </w:tcMar>
+            <w:vAlign w:val="top"/>
+          </w:tcPr>
+          <w:p>
+            <w:pPr>
+              <w:widowControl w:val="0"/>
+              <w:spacing w:line="240" w:lineRule="auto"/>
+              <w:rPr>
+                <w:rFonts w:ascii="Lexend" w:cs="Lexend" w:eastAsia="Lexend" w:hAnsi="Lexend"/>
+              </w:rPr>
+            </w:pPr>
+            <w:r>
+              <w:rPr>
+                <w:rFonts w:ascii="Lexend" w:cs="Lexend" w:eastAsia="Lexend" w:hAnsi="Lexend"/>
+                <w:rtl w:val="0"/>
+              </w:rPr>
+              <w:t xml:space="preserve">Sequence Diagrams to work on: </w:t>
+            </w:r>
+          </w:p>
+          <w:p>
+            <w:pPr>
+              <w:widowControl w:val="0"/>
+              <w:numPr>
+                <w:ilvl w:val="0"/>
+                <w:numId w:val="2"/>
+              </w:numPr>
+              <w:spacing w:line="240" w:lineRule="auto"/>
+              <w:ind w:left="720" w:hanging="360"/>
+              <w:rPr>
+                <w:rFonts w:ascii="Lexend" w:cs="Lexend" w:eastAsia="Lexend" w:hAnsi="Lexend"/>
+                <w:u w:val="none"/>
+              </w:rPr>
+            </w:pPr>
+            <w:r>
+              <w:rPr>
+                <w:rFonts w:ascii="Lexend" w:cs="Lexend" w:eastAsia="Lexend" w:hAnsi="Lexend"/>
+                <w:rtl w:val="0"/>
+              </w:rPr>
+              <w:t xml:space="preserve">Sign Up/Login</w:t>
+            </w:r>
+          </w:p>
+          <w:p>
+            <w:pPr>
+              <w:widowControl w:val="0"/>
+              <w:numPr>
+                <w:ilvl w:val="0"/>
+                <w:numId w:val="2"/>
+              </w:numPr>
+              <w:spacing w:line="240" w:lineRule="auto"/>
+              <w:ind w:left="720" w:hanging="360"/>
+              <w:rPr>
+                <w:rFonts w:ascii="Lexend" w:cs="Lexend" w:eastAsia="Lexend" w:hAnsi="Lexend"/>
+                <w:u w:val="none"/>
+              </w:rPr>
+            </w:pPr>
+            <w:r>
+              <w:rPr>
+                <w:rFonts w:ascii="Lexend" w:cs="Lexend" w:eastAsia="Lexend" w:hAnsi="Lexend"/>
+                <w:rtl w:val="0"/>
+              </w:rPr>
+              <w:t xml:space="preserve">Turn Order</w:t>
+            </w:r>
+          </w:p>
+          <w:p>
+            <w:pPr>
+              <w:widowControl w:val="0"/>
+              <w:numPr>
+                <w:ilvl w:val="0"/>
+                <w:numId w:val="2"/>
+              </w:numPr>
+              <w:spacing w:line="240" w:lineRule="auto"/>
+              <w:ind w:left="720" w:hanging="360"/>
+              <w:rPr>
+                <w:rFonts w:ascii="Lexend" w:cs="Lexend" w:eastAsia="Lexend" w:hAnsi="Lexend"/>
+                <w:u w:val="none"/>
+              </w:rPr>
+            </w:pPr>
+            <w:r>
+              <w:rPr>
+                <w:rFonts w:ascii="Lexend" w:cs="Lexend" w:eastAsia="Lexend" w:hAnsi="Lexend"/>
+                <w:rtl w:val="0"/>
+              </w:rPr>
+              <w:t xml:space="preserve">Player Action Stand</w:t>
+            </w:r>
+          </w:p>
+          <w:p>
+            <w:pPr>
+              <w:widowControl w:val="0"/>
+              <w:numPr>
+                <w:ilvl w:val="0"/>
+                <w:numId w:val="2"/>
+              </w:numPr>
+              <w:spacing w:line="240" w:lineRule="auto"/>
+              <w:ind w:left="720" w:hanging="360"/>
+              <w:rPr>
+                <w:rFonts w:ascii="Lexend" w:cs="Lexend" w:eastAsia="Lexend" w:hAnsi="Lexend"/>
+                <w:u w:val="none"/>
+              </w:rPr>
+            </w:pPr>
+            <w:r>
+              <w:rPr>
+                <w:rFonts w:ascii="Lexend" w:cs="Lexend" w:eastAsia="Lexend" w:hAnsi="Lexend"/>
+                <w:rtl w:val="0"/>
+              </w:rPr>
+              <w:t xml:space="preserve">Player Action Fold</w:t>
+            </w:r>
+          </w:p>
+          <w:p>
+            <w:pPr>
+              <w:widowControl w:val="0"/>
+              <w:numPr>
+                <w:ilvl w:val="0"/>
+                <w:numId w:val="2"/>
+              </w:numPr>
+              <w:spacing w:line="240" w:lineRule="auto"/>
+              <w:ind w:left="720" w:hanging="360"/>
+              <w:rPr>
+                <w:rFonts w:ascii="Lexend" w:cs="Lexend" w:eastAsia="Lexend" w:hAnsi="Lexend"/>
+                <w:u w:val="none"/>
+              </w:rPr>
+            </w:pPr>
+            <w:r>
+              <w:rPr>
+                <w:rFonts w:ascii="Lexend" w:cs="Lexend" w:eastAsia="Lexend" w:hAnsi="Lexend"/>
+                <w:rtl w:val="0"/>
+              </w:rPr>
+              <w:t xml:space="preserve">Cashout</w:t>
+            </w:r>
+          </w:p>
+          <w:p>
+            <w:pPr>
+              <w:widowControl w:val="0"/>
+              <w:numPr>
+                <w:ilvl w:val="0"/>
+                <w:numId w:val="2"/>
+              </w:numPr>
+              <w:spacing w:line="240" w:lineRule="auto"/>
+              <w:ind w:left="720" w:hanging="360"/>
+              <w:rPr>
+                <w:rFonts w:ascii="Lexend" w:cs="Lexend" w:eastAsia="Lexend" w:hAnsi="Lexend"/>
+                <w:u w:val="none"/>
+              </w:rPr>
+            </w:pPr>
+            <w:r>
+              <w:rPr>
+                <w:rFonts w:ascii="Lexend" w:cs="Lexend" w:eastAsia="Lexend" w:hAnsi="Lexend"/>
+                <w:rtl w:val="0"/>
+              </w:rPr>
+              <w:t xml:space="preserve">Join Table</w:t>
+            </w:r>
+          </w:p>
+        </w:tc>
+      </w:tr>
+      <w:tr>
+        <w:trPr>
+          <w:cantSplit w:val="0"/>
+          <w:trHeight w:val="440" w:hRule="atLeast"/>
+          <w:tblHeader w:val="0"/>
+        </w:trPr>
+        <w:tc>
+          <w:tcPr>
+            <w:gridSpan w:val="2"/>
+            <w:shd w:fill="d9d2e9" w:val="clear"/>
+            <w:tcMar>
+              <w:top w:w="100.0" w:type="dxa"/>
+              <w:left w:w="100.0" w:type="dxa"/>
+              <w:bottom w:w="100.0" w:type="dxa"/>
+              <w:right w:w="100.0" w:type="dxa"/>
+            </w:tcMar>
+            <w:vAlign w:val="top"/>
+          </w:tcPr>
+          <w:p>
+            <w:pPr>
+              <w:widowControl w:val="0"/>
+              <w:spacing w:line="240" w:lineRule="auto"/>
+              <w:rPr>
+                <w:rFonts w:ascii="Lexend" w:cs="Lexend" w:eastAsia="Lexend" w:hAnsi="Lexend"/>
+              </w:rPr>
+            </w:pPr>
+            <w:r>
+              <w:rPr>
+                <w:rFonts w:ascii="Lexend" w:cs="Lexend" w:eastAsia="Lexend" w:hAnsi="Lexend"/>
+                <w:rtl w:val="0"/>
+              </w:rPr>
+              <w:t xml:space="preserve">Class Candidates</w:t>
+            </w:r>
+          </w:p>
+        </w:tc>
+        <w:tc>
+          <w:tcPr>
+            <w:gridSpan w:val="2"/>
+            <w:shd w:fill="d9d2e9" w:val="clear"/>
+            <w:tcMar>
+              <w:top w:w="100.0" w:type="dxa"/>
+              <w:left w:w="100.0" w:type="dxa"/>
+              <w:bottom w:w="100.0" w:type="dxa"/>
+              <w:right w:w="100.0" w:type="dxa"/>
+            </w:tcMar>
+            <w:vAlign w:val="top"/>
+          </w:tcPr>
+          <w:p>
+            <w:pPr>
+              <w:widowControl w:val="0"/>
+              <w:spacing w:line="240" w:lineRule="auto"/>
+              <w:rPr>
+                <w:rFonts w:ascii="Lexend" w:cs="Lexend" w:eastAsia="Lexend" w:hAnsi="Lexend"/>
+              </w:rPr>
+            </w:pPr>
+            <w:r>
+              <w:rPr>
+                <w:rFonts w:ascii="Lexend" w:cs="Lexend" w:eastAsia="Lexend" w:hAnsi="Lexend"/>
+                <w:rtl w:val="0"/>
+              </w:rPr>
+              <w:t xml:space="preserve">Sadhvik will add in associations with each class in UML Diagram</w:t>
+            </w:r>
+          </w:p>
+        </w:tc>
+      </w:tr>
+      <w:tr>
+        <w:trPr>
+          <w:cantSplit w:val="0"/>
+          <w:trHeight w:val="440" w:hRule="atLeast"/>
+          <w:tblHeader w:val="0"/>
+        </w:trPr>
+        <w:tc>
+          <w:tcPr>
+            <w:gridSpan w:val="2"/>
+            <w:shd w:fill="d9d2e9" w:val="clear"/>
+            <w:tcMar>
+              <w:top w:w="100.0" w:type="dxa"/>
+              <w:left w:w="100.0" w:type="dxa"/>
+              <w:bottom w:w="100.0" w:type="dxa"/>
+              <w:right w:w="100.0" w:type="dxa"/>
+            </w:tcMar>
+            <w:vAlign w:val="top"/>
+          </w:tcPr>
+          <w:p>
+            <w:pPr>
+              <w:widowControl w:val="0"/>
+              <w:spacing w:line="240" w:lineRule="auto"/>
+              <w:rPr>
+                <w:rFonts w:ascii="Lexend" w:cs="Lexend" w:eastAsia="Lexend" w:hAnsi="Lexend"/>
+              </w:rPr>
+            </w:pPr>
+            <w:r>
+              <w:rPr>
+                <w:rFonts w:ascii="Lexend" w:cs="Lexend" w:eastAsia="Lexend" w:hAnsi="Lexend"/>
+                <w:rtl w:val="0"/>
+              </w:rPr>
+              <w:t xml:space="preserve">Interface</w:t>
+            </w:r>
+          </w:p>
+        </w:tc>
+        <w:tc>
+          <w:tcPr>
+            <w:gridSpan w:val="2"/>
+            <w:shd w:fill="d9d2e9" w:val="clear"/>
+            <w:tcMar>
+              <w:top w:w="100.0" w:type="dxa"/>
+              <w:left w:w="100.0" w:type="dxa"/>
+              <w:bottom w:w="100.0" w:type="dxa"/>
+              <w:right w:w="100.0" w:type="dxa"/>
+            </w:tcMar>
+            <w:vAlign w:val="top"/>
+          </w:tcPr>
+          <w:p>
+            <w:pPr>
+              <w:widowControl w:val="0"/>
+              <w:spacing w:line="240" w:lineRule="auto"/>
+              <w:rPr>
+                <w:rFonts w:ascii="Lexend" w:cs="Lexend" w:eastAsia="Lexend" w:hAnsi="Lexend"/>
+              </w:rPr>
+            </w:pPr>
+            <w:r>
+              <w:rPr>
+                <w:rFonts w:ascii="Lexend" w:cs="Lexend" w:eastAsia="Lexend" w:hAnsi="Lexend"/>
+                <w:rtl w:val="0"/>
+              </w:rPr>
+              <w:t xml:space="preserve">Tochi will draw a layout of the GUI </w:t>
+            </w:r>
+          </w:p>
+        </w:tc>
+      </w:tr>
+      <w:tr>
+        <w:trPr>
+          <w:cantSplit w:val="0"/>
+          <w:trHeight w:val="440" w:hRule="atLeast"/>
+          <w:tblHeader w:val="0"/>
+        </w:trPr>
+        <w:tc>
+          <w:tcPr>
+            <w:gridSpan w:val="2"/>
+            <w:shd w:fill="d9d2e9" w:val="clear"/>
+            <w:tcMar>
+              <w:top w:w="100.0" w:type="dxa"/>
+              <w:left w:w="100.0" w:type="dxa"/>
+              <w:bottom w:w="100.0" w:type="dxa"/>
+              <w:right w:w="100.0" w:type="dxa"/>
+            </w:tcMar>
+            <w:vAlign w:val="top"/>
+          </w:tcPr>
+          <w:p>
+            <w:pPr>
+              <w:widowControl w:val="0"/>
+              <w:spacing w:line="240" w:lineRule="auto"/>
+              <w:rPr>
+                <w:rFonts w:ascii="Lexend" w:cs="Lexend" w:eastAsia="Lexend" w:hAnsi="Lexend"/>
+              </w:rPr>
+            </w:pPr>
+            <w:r>
+              <w:rPr>
+                <w:rFonts w:ascii="Lexend" w:cs="Lexend" w:eastAsia="Lexend" w:hAnsi="Lexend"/>
+                <w:rtl w:val="0"/>
+              </w:rPr>
+              <w:t xml:space="preserve">Use Cases</w:t>
+            </w:r>
+          </w:p>
+        </w:tc>
+        <w:tc>
+          <w:tcPr>
+            <w:gridSpan w:val="2"/>
+            <w:shd w:fill="d9d2e9" w:val="clear"/>
+            <w:tcMar>
+              <w:top w:w="100.0" w:type="dxa"/>
+              <w:left w:w="100.0" w:type="dxa"/>
+              <w:bottom w:w="100.0" w:type="dxa"/>
+              <w:right w:w="100.0" w:type="dxa"/>
+            </w:tcMar>
+            <w:vAlign w:val="top"/>
+          </w:tcPr>
+          <w:p>
+            <w:pPr>
+              <w:widowControl w:val="0"/>
+              <w:spacing w:line="240" w:lineRule="auto"/>
+              <w:rPr>
+                <w:rFonts w:ascii="Lexend" w:cs="Lexend" w:eastAsia="Lexend" w:hAnsi="Lexend"/>
+              </w:rPr>
+            </w:pPr>
+            <w:r>
+              <w:rPr>
+                <w:rFonts w:ascii="Lexend" w:cs="Lexend" w:eastAsia="Lexend" w:hAnsi="Lexend"/>
+                <w:rtl w:val="0"/>
+              </w:rPr>
+              <w:t xml:space="preserve">The amount that we had seemed sufficient </w:t>
+            </w:r>
+          </w:p>
+        </w:tc>
+      </w:tr>
+    </w:tbl>
+    <w:p>
+      <w:pPr>
+        <w:rPr>
+          <w:rFonts w:ascii="Lexend" w:cs="Lexend" w:eastAsia="Lexend" w:hAnsi="Lexend"/>
+        </w:rPr>
+      </w:pPr>
+      <w:r>
+        <w:rPr>
+          <w:rtl w:val="0"/>
+        </w:rPr>
+      </w:r>
+    </w:p>
+    <w:tbl>
+      <w:tblPr>
+        <w:tblStyle w:val="Table24"/>
+        <w:tblW w:w="9360.0" w:type="dxa"/>
+        <w:jc w:val="left"/>
+        <w:tblBorders>
+          <w:top w:color="000000" w:space="0" w:sz="8" w:val="single"/>
+          <w:left w:color="000000" w:space="0" w:sz="8" w:val="single"/>
+          <w:bottom w:color="000000" w:space="0" w:sz="8" w:val="single"/>
+          <w:right w:color="000000" w:space="0" w:sz="8" w:val="single"/>
+          <w:insideH w:color="000000" w:space="0" w:sz="8" w:val="single"/>
+          <w:insideV w:color="000000" w:space="0" w:sz="8" w:val="single"/>
+        </w:tblBorders>
+        <w:tblLayout w:type="fixed"/>
+        <w:tblLook w:val="0600"/>
+      </w:tblPr>
+      <w:tblGrid>
+        <w:gridCol w:w="3120"/>
+        <w:gridCol w:w="3120"/>
+        <w:gridCol w:w="3120"/>
+        <w:tblGridChange w:id="0">
+          <w:tblGrid>
+            <w:gridCol w:w="3120"/>
+            <w:gridCol w:w="3120"/>
+            <w:gridCol w:w="3120"/>
+          </w:tblGrid>
+        </w:tblGridChange>
+      </w:tblGrid>
+      <w:tr>
+        <w:trPr>
+          <w:cantSplit w:val="0"/>
+          <w:tblHeader w:val="0"/>
+        </w:trPr>
+        <w:tc>
+          <w:tcPr>
+            <w:shd w:fill="b4a7d6" w:val="clear"/>
+            <w:tcMar>
+              <w:top w:w="100.0" w:type="dxa"/>
+              <w:left w:w="100.0" w:type="dxa"/>
+              <w:bottom w:w="100.0" w:type="dxa"/>
+              <w:right w:w="100.0" w:type="dxa"/>
+            </w:tcMar>
+            <w:vAlign w:val="top"/>
+          </w:tcPr>
+          <w:p>
+            <w:pPr>
+              <w:widowControl w:val="0"/>
+              <w:spacing w:line="240" w:lineRule="auto"/>
+              <w:jc w:val="center"/>
+              <w:rPr>
+                <w:rFonts w:ascii="Lexend" w:cs="Lexend" w:eastAsia="Lexend" w:hAnsi="Lexend"/>
+                <w:b w:val="1"/>
+                <w:bCs w:val="1"/>
+                <w:sz w:val="24"/>
+                <w:szCs w:val="24"/>
+              </w:rPr>
+            </w:pPr>
+            <w:r>
+              <w:rPr>
+                <w:rFonts w:ascii="Lexend" w:cs="Lexend" w:eastAsia="Lexend" w:hAnsi="Lexend"/>
+                <w:b w:val="1"/>
+                <w:bCs w:val="1"/>
+                <w:sz w:val="24"/>
+                <w:szCs w:val="24"/>
+                <w:rtl w:val="0"/>
+              </w:rPr>
+              <w:t xml:space="preserve">Action</w:t>
+            </w:r>
+          </w:p>
+        </w:tc>
+        <w:tc>
+          <w:tcPr>
+            <w:shd w:fill="b4a7d6" w:val="clear"/>
+            <w:tcMar>
+              <w:top w:w="100.0" w:type="dxa"/>
+              <w:left w:w="100.0" w:type="dxa"/>
+              <w:bottom w:w="100.0" w:type="dxa"/>
+              <w:right w:w="100.0" w:type="dxa"/>
+            </w:tcMar>
+            <w:vAlign w:val="top"/>
+          </w:tcPr>
+          <w:p>
+            <w:pPr>
+              <w:widowControl w:val="0"/>
+              <w:spacing w:line="240" w:lineRule="auto"/>
+              <w:jc w:val="center"/>
+              <w:rPr>
+                <w:rFonts w:ascii="Lexend" w:cs="Lexend" w:eastAsia="Lexend" w:hAnsi="Lexend"/>
+                <w:b w:val="1"/>
+                <w:bCs w:val="1"/>
+                <w:sz w:val="24"/>
+                <w:szCs w:val="24"/>
+              </w:rPr>
+            </w:pPr>
+            <w:r>
+              <w:rPr>
+                <w:rFonts w:ascii="Lexend" w:cs="Lexend" w:eastAsia="Lexend" w:hAnsi="Lexend"/>
+                <w:b w:val="1"/>
+                <w:bCs w:val="1"/>
+                <w:sz w:val="24"/>
+                <w:szCs w:val="24"/>
+                <w:rtl w:val="0"/>
+              </w:rPr>
+              <w:t xml:space="preserve">Assigned To</w:t>
+            </w:r>
+          </w:p>
+        </w:tc>
+        <w:tc>
+          <w:tcPr>
+            <w:shd w:fill="b4a7d6" w:val="clear"/>
+            <w:tcMar>
+              <w:top w:w="100.0" w:type="dxa"/>
+              <w:left w:w="100.0" w:type="dxa"/>
+              <w:bottom w:w="100.0" w:type="dxa"/>
+              <w:right w:w="100.0" w:type="dxa"/>
+            </w:tcMar>
+            <w:vAlign w:val="top"/>
+          </w:tcPr>
+          <w:p>
+            <w:pPr>
+              <w:widowControl w:val="0"/>
+              <w:spacing w:line="240" w:lineRule="auto"/>
+              <w:jc w:val="center"/>
+              <w:rPr>
+                <w:rFonts w:ascii="Lexend" w:cs="Lexend" w:eastAsia="Lexend" w:hAnsi="Lexend"/>
+                <w:b w:val="1"/>
+                <w:bCs w:val="1"/>
+                <w:sz w:val="24"/>
+                <w:szCs w:val="24"/>
+              </w:rPr>
+            </w:pPr>
+            <w:r>
+              <w:rPr>
+                <w:rFonts w:ascii="Lexend" w:cs="Lexend" w:eastAsia="Lexend" w:hAnsi="Lexend"/>
+                <w:b w:val="1"/>
+                <w:bCs w:val="1"/>
+                <w:sz w:val="24"/>
+                <w:szCs w:val="24"/>
+                <w:rtl w:val="0"/>
+              </w:rPr>
+              <w:t xml:space="preserve">Due Date</w:t>
+            </w:r>
+          </w:p>
+        </w:tc>
+      </w:tr>
+      <w:tr>
+        <w:trPr>
+          <w:cantSplit w:val="0"/>
+          <w:tblHeader w:val="0"/>
+        </w:trPr>
+        <w:tc>
+          <w:tcPr>
+            <w:shd w:fill="d9d2e9" w:val="clear"/>
+            <w:tcMar>
+              <w:top w:w="100.0" w:type="dxa"/>
+              <w:left w:w="100.0" w:type="dxa"/>
+              <w:bottom w:w="100.0" w:type="dxa"/>
+              <w:right w:w="100.0" w:type="dxa"/>
+            </w:tcMar>
+            <w:vAlign w:val="top"/>
+          </w:tcPr>
+          <w:p>
+            <w:pPr>
+              <w:widowControl w:val="0"/>
+              <w:spacing w:line="240" w:lineRule="auto"/>
+              <w:jc w:val="center"/>
+              <w:rPr>
+                <w:rFonts w:ascii="Lexend" w:cs="Lexend" w:eastAsia="Lexend" w:hAnsi="Lexend"/>
+              </w:rPr>
+            </w:pPr>
+            <w:r>
+              <w:rPr>
+                <w:rFonts w:ascii="Lexend" w:cs="Lexend" w:eastAsia="Lexend" w:hAnsi="Lexend"/>
+                <w:rtl w:val="0"/>
+              </w:rPr>
+              <w:t xml:space="preserve">Work on Class Diagram</w:t>
+            </w:r>
+          </w:p>
+        </w:tc>
+        <w:tc>
+          <w:tcPr>
+            <w:shd w:fill="d9d2e9" w:val="clear"/>
+            <w:tcMar>
+              <w:top w:w="100.0" w:type="dxa"/>
+              <w:left w:w="100.0" w:type="dxa"/>
+              <w:bottom w:w="100.0" w:type="dxa"/>
+              <w:right w:w="100.0" w:type="dxa"/>
+            </w:tcMar>
+            <w:vAlign w:val="top"/>
+          </w:tcPr>
+          <w:p>
+            <w:pPr>
+              <w:widowControl w:val="0"/>
+              <w:spacing w:line="240" w:lineRule="auto"/>
+              <w:jc w:val="center"/>
+              <w:rPr>
+                <w:rFonts w:ascii="Lexend" w:cs="Lexend" w:eastAsia="Lexend" w:hAnsi="Lexend"/>
+              </w:rPr>
+            </w:pPr>
+            <w:r>
+              <w:rPr>
+                <w:rFonts w:ascii="Lexend" w:cs="Lexend" w:eastAsia="Lexend" w:hAnsi="Lexend"/>
+                <w:rtl w:val="0"/>
+              </w:rPr>
+              <w:t xml:space="preserve">Sadhvik</w:t>
+            </w:r>
+          </w:p>
+        </w:tc>
+        <w:tc>
+          <w:tcPr>
+            <w:shd w:fill="d9d2e9" w:val="clear"/>
+            <w:tcMar>
+              <w:top w:w="100.0" w:type="dxa"/>
+              <w:left w:w="100.0" w:type="dxa"/>
+              <w:bottom w:w="100.0" w:type="dxa"/>
+              <w:right w:w="100.0" w:type="dxa"/>
+            </w:tcMar>
+            <w:vAlign w:val="top"/>
+          </w:tcPr>
+          <w:p>
+            <w:pPr>
+              <w:widowControl w:val="0"/>
+              <w:spacing w:line="240" w:lineRule="auto"/>
+              <w:jc w:val="center"/>
+              <w:rPr>
+                <w:rFonts w:ascii="Lexend" w:cs="Lexend" w:eastAsia="Lexend" w:hAnsi="Lexend"/>
+              </w:rPr>
+            </w:pPr>
+            <w:r>
+              <w:rPr>
+                <w:rFonts w:ascii="Lexend" w:cs="Lexend" w:eastAsia="Lexend" w:hAnsi="Lexend"/>
+                <w:rtl w:val="0"/>
+              </w:rPr>
+              <w:t xml:space="preserve">04/02/26</w:t>
+            </w:r>
+          </w:p>
+        </w:tc>
+      </w:tr>
+      <w:tr>
+        <w:trPr>
+          <w:cantSplit w:val="0"/>
+          <w:tblHeader w:val="0"/>
+        </w:trPr>
+        <w:tc>
+          <w:tcPr>
+            <w:shd w:fill="d9d2e9" w:val="clear"/>
+            <w:tcMar>
+              <w:top w:w="100.0" w:type="dxa"/>
+              <w:left w:w="100.0" w:type="dxa"/>
+              <w:bottom w:w="100.0" w:type="dxa"/>
+              <w:right w:w="100.0" w:type="dxa"/>
+            </w:tcMar>
+            <w:vAlign w:val="top"/>
+          </w:tcPr>
+          <w:p>
+            <w:pPr>
+              <w:widowControl w:val="0"/>
+              <w:spacing w:line="240" w:lineRule="auto"/>
+              <w:jc w:val="center"/>
+              <w:rPr>
+                <w:rFonts w:ascii="Lexend" w:cs="Lexend" w:eastAsia="Lexend" w:hAnsi="Lexend"/>
+              </w:rPr>
+            </w:pPr>
+            <w:r>
+              <w:rPr>
+                <w:rFonts w:ascii="Lexend" w:cs="Lexend" w:eastAsia="Lexend" w:hAnsi="Lexend"/>
+                <w:rtl w:val="0"/>
+              </w:rPr>
+              <w:t xml:space="preserve">Work on Sequence Diagrams</w:t>
+            </w:r>
+          </w:p>
+        </w:tc>
+        <w:tc>
+          <w:tcPr>
+            <w:shd w:fill="d9d2e9" w:val="clear"/>
+            <w:tcMar>
+              <w:top w:w="100.0" w:type="dxa"/>
+              <w:left w:w="100.0" w:type="dxa"/>
+              <w:bottom w:w="100.0" w:type="dxa"/>
+              <w:right w:w="100.0" w:type="dxa"/>
+            </w:tcMar>
+            <w:vAlign w:val="top"/>
+          </w:tcPr>
+          <w:p>
+            <w:pPr>
+              <w:widowControl w:val="0"/>
+              <w:spacing w:line="240" w:lineRule="auto"/>
+              <w:jc w:val="center"/>
+              <w:rPr>
+                <w:rFonts w:ascii="Lexend" w:cs="Lexend" w:eastAsia="Lexend" w:hAnsi="Lexend"/>
+              </w:rPr>
+            </w:pPr>
+            <w:r>
+              <w:rPr>
+                <w:rFonts w:ascii="Lexend" w:cs="Lexend" w:eastAsia="Lexend" w:hAnsi="Lexend"/>
+                <w:rtl w:val="0"/>
+              </w:rPr>
+              <w:t xml:space="preserve">Tochi, Monisha, Daniel</w:t>
+            </w:r>
+          </w:p>
+        </w:tc>
+        <w:tc>
+          <w:tcPr>
+            <w:shd w:fill="d9d2e9" w:val="clear"/>
+            <w:tcMar>
+              <w:top w:w="100.0" w:type="dxa"/>
+              <w:left w:w="100.0" w:type="dxa"/>
+              <w:bottom w:w="100.0" w:type="dxa"/>
+              <w:right w:w="100.0" w:type="dxa"/>
+            </w:tcMar>
+            <w:vAlign w:val="top"/>
+          </w:tcPr>
+          <w:p>
+            <w:pPr>
+              <w:widowControl w:val="0"/>
+              <w:spacing w:line="240" w:lineRule="auto"/>
+              <w:jc w:val="center"/>
+              <w:rPr>
+                <w:rFonts w:ascii="Lexend" w:cs="Lexend" w:eastAsia="Lexend" w:hAnsi="Lexend"/>
+              </w:rPr>
+            </w:pPr>
+            <w:r>
+              <w:rPr>
+                <w:rFonts w:ascii="Lexend" w:cs="Lexend" w:eastAsia="Lexend" w:hAnsi="Lexend"/>
+                <w:rtl w:val="0"/>
+              </w:rPr>
+              <w:t xml:space="preserve">04/08/26</w:t>
+            </w:r>
+          </w:p>
+        </w:tc>
+      </w:tr>
+      <w:tr>
+        <w:trPr>
+          <w:cantSplit w:val="0"/>
+          <w:tblHeader w:val="0"/>
+        </w:trPr>
+        <w:tc>
+          <w:tcPr>
+            <w:shd w:fill="d9d2e9" w:val="clear"/>
+            <w:tcMar>
+              <w:top w:w="100.0" w:type="dxa"/>
+              <w:left w:w="100.0" w:type="dxa"/>
+              <w:bottom w:w="100.0" w:type="dxa"/>
+              <w:right w:w="100.0" w:type="dxa"/>
+            </w:tcMar>
+            <w:vAlign w:val="top"/>
+          </w:tcPr>
+          <w:p>
+            <w:pPr>
+              <w:widowControl w:val="0"/>
+              <w:spacing w:line="240" w:lineRule="auto"/>
+              <w:jc w:val="center"/>
+              <w:rPr>
+                <w:rFonts w:ascii="Lexend" w:cs="Lexend" w:eastAsia="Lexend" w:hAnsi="Lexend"/>
+              </w:rPr>
+            </w:pPr>
+            <w:r>
+              <w:rPr>
+                <w:rFonts w:ascii="Lexend" w:cs="Lexend" w:eastAsia="Lexend" w:hAnsi="Lexend"/>
+                <w:rtl w:val="0"/>
+              </w:rPr>
+              <w:t xml:space="preserve">Meeting Minutes, Workload, Gantt Chart</w:t>
+            </w:r>
+          </w:p>
+        </w:tc>
+        <w:tc>
+          <w:tcPr>
+            <w:shd w:fill="d9d2e9" w:val="clear"/>
+            <w:tcMar>
+              <w:top w:w="100.0" w:type="dxa"/>
+              <w:left w:w="100.0" w:type="dxa"/>
+              <w:bottom w:w="100.0" w:type="dxa"/>
+              <w:right w:w="100.0" w:type="dxa"/>
+            </w:tcMar>
+            <w:vAlign w:val="top"/>
+          </w:tcPr>
+          <w:p>
+            <w:pPr>
+              <w:widowControl w:val="0"/>
+              <w:spacing w:line="240" w:lineRule="auto"/>
+              <w:jc w:val="center"/>
+              <w:rPr>
+                <w:rFonts w:ascii="Lexend" w:cs="Lexend" w:eastAsia="Lexend" w:hAnsi="Lexend"/>
+              </w:rPr>
+            </w:pPr>
+            <w:r>
+              <w:rPr>
+                <w:rFonts w:ascii="Lexend" w:cs="Lexend" w:eastAsia="Lexend" w:hAnsi="Lexend"/>
+                <w:rtl w:val="0"/>
+              </w:rPr>
+              <w:t xml:space="preserve">Nikki</w:t>
+            </w:r>
+          </w:p>
+        </w:tc>
+        <w:tc>
+          <w:tcPr>
+            <w:shd w:fill="d9d2e9" w:val="clear"/>
+            <w:tcMar>
+              <w:top w:w="100.0" w:type="dxa"/>
+              <w:left w:w="100.0" w:type="dxa"/>
+              <w:bottom w:w="100.0" w:type="dxa"/>
+              <w:right w:w="100.0" w:type="dxa"/>
+            </w:tcMar>
+            <w:vAlign w:val="top"/>
+          </w:tcPr>
+          <w:p>
+            <w:pPr>
+              <w:widowControl w:val="0"/>
+              <w:spacing w:line="240" w:lineRule="auto"/>
+              <w:jc w:val="center"/>
+              <w:rPr>
+                <w:rFonts w:ascii="Lexend" w:cs="Lexend" w:eastAsia="Lexend" w:hAnsi="Lexend"/>
+              </w:rPr>
+            </w:pPr>
+            <w:r>
+              <w:rPr>
+                <w:rFonts w:ascii="Lexend" w:cs="Lexend" w:eastAsia="Lexend" w:hAnsi="Lexend"/>
+                <w:rtl w:val="0"/>
+              </w:rPr>
+              <w:t xml:space="preserve">04/08/26</w:t>
+            </w:r>
+          </w:p>
+        </w:tc>
+      </w:tr>
+      <w:tr>
+        <w:trPr>
+          <w:cantSplit w:val="0"/>
+          <w:tblHeader w:val="0"/>
+        </w:trPr>
+        <w:tc>
+          <w:tcPr>
+            <w:shd w:fill="d9d2e9" w:val="clear"/>
+            <w:tcMar>
+              <w:top w:w="100.0" w:type="dxa"/>
+              <w:left w:w="100.0" w:type="dxa"/>
+              <w:bottom w:w="100.0" w:type="dxa"/>
+              <w:right w:w="100.0" w:type="dxa"/>
+            </w:tcMar>
+            <w:vAlign w:val="top"/>
+          </w:tcPr>
+          <w:p>
+            <w:pPr>
+              <w:widowControl w:val="0"/>
+              <w:spacing w:line="240" w:lineRule="auto"/>
+              <w:jc w:val="center"/>
+              <w:rPr>
+                <w:rFonts w:ascii="Lexend" w:cs="Lexend" w:eastAsia="Lexend" w:hAnsi="Lexend"/>
+              </w:rPr>
+            </w:pPr>
+            <w:r>
+              <w:rPr>
+                <w:rFonts w:ascii="Lexend" w:cs="Lexend" w:eastAsia="Lexend" w:hAnsi="Lexend"/>
+                <w:rtl w:val="0"/>
+              </w:rPr>
+              <w:t xml:space="preserve">UI Design Draft</w:t>
+            </w:r>
+          </w:p>
+        </w:tc>
+        <w:tc>
+          <w:tcPr>
+            <w:shd w:fill="d9d2e9" w:val="clear"/>
+            <w:tcMar>
+              <w:top w:w="100.0" w:type="dxa"/>
+              <w:left w:w="100.0" w:type="dxa"/>
+              <w:bottom w:w="100.0" w:type="dxa"/>
+              <w:right w:w="100.0" w:type="dxa"/>
+            </w:tcMar>
+            <w:vAlign w:val="top"/>
+          </w:tcPr>
+          <w:p>
+            <w:pPr>
+              <w:widowControl w:val="0"/>
+              <w:spacing w:line="240" w:lineRule="auto"/>
+              <w:jc w:val="center"/>
+              <w:rPr>
+                <w:rFonts w:ascii="Lexend" w:cs="Lexend" w:eastAsia="Lexend" w:hAnsi="Lexend"/>
+              </w:rPr>
+            </w:pPr>
+            <w:r>
+              <w:rPr>
+                <w:rFonts w:ascii="Lexend" w:cs="Lexend" w:eastAsia="Lexend" w:hAnsi="Lexend"/>
+                <w:rtl w:val="0"/>
+              </w:rPr>
+              <w:t xml:space="preserve">Tochi</w:t>
+            </w:r>
+          </w:p>
+        </w:tc>
+        <w:tc>
+          <w:tcPr>
+            <w:shd w:fill="d9d2e9" w:val="clear"/>
+            <w:tcMar>
+              <w:top w:w="100.0" w:type="dxa"/>
+              <w:left w:w="100.0" w:type="dxa"/>
+              <w:bottom w:w="100.0" w:type="dxa"/>
+              <w:right w:w="100.0" w:type="dxa"/>
+            </w:tcMar>
+            <w:vAlign w:val="top"/>
+          </w:tcPr>
+          <w:p>
+            <w:pPr>
+              <w:widowControl w:val="0"/>
+              <w:spacing w:line="240" w:lineRule="auto"/>
+              <w:jc w:val="center"/>
+              <w:rPr>
+                <w:rFonts w:ascii="Lexend" w:cs="Lexend" w:eastAsia="Lexend" w:hAnsi="Lexend"/>
+              </w:rPr>
+            </w:pPr>
+            <w:r>
+              <w:rPr>
+                <w:rFonts w:ascii="Lexend" w:cs="Lexend" w:eastAsia="Lexend" w:hAnsi="Lexend"/>
+                <w:rtl w:val="0"/>
+              </w:rPr>
+              <w:t xml:space="preserve">04/08/26</w:t>
             </w:r>
           </w:p>
         </w:tc>
@@ -9914,8 +11416,121 @@
       </w:rPr>
     </w:lvl>
   </w:abstractNum>
+  <w:abstractNum w:abstractNumId="2">
+    <w:lvl w:ilvl="0">
+      <w:start w:val="1"/>
+      <w:numFmt w:val="bullet"/>
+      <w:lvlText w:val="-"/>
+      <w:lvlJc w:val="left"/>
+      <w:pPr>
+        <w:ind w:left="720" w:hanging="360"/>
+      </w:pPr>
+      <w:rPr>
+        <w:u w:val="none"/>
+      </w:rPr>
+    </w:lvl>
+    <w:lvl w:ilvl="1">
+      <w:start w:val="1"/>
+      <w:numFmt w:val="bullet"/>
+      <w:lvlText w:val="-"/>
+      <w:lvlJc w:val="left"/>
+      <w:pPr>
+        <w:ind w:left="1440" w:hanging="360"/>
+      </w:pPr>
+      <w:rPr>
+        <w:u w:val="none"/>
+      </w:rPr>
+    </w:lvl>
+    <w:lvl w:ilvl="2">
+      <w:start w:val="1"/>
+      <w:numFmt w:val="bullet"/>
+      <w:lvlText w:val="-"/>
+      <w:lvlJc w:val="left"/>
+      <w:pPr>
+        <w:ind w:left="2160" w:hanging="360"/>
+      </w:pPr>
+      <w:rPr>
+        <w:u w:val="none"/>
+      </w:rPr>
+    </w:lvl>
+    <w:lvl w:ilvl="3">
+      <w:start w:val="1"/>
+      <w:numFmt w:val="bullet"/>
+      <w:lvlText w:val="-"/>
+      <w:lvlJc w:val="left"/>
+      <w:pPr>
+        <w:ind w:left="2880" w:hanging="360"/>
+      </w:pPr>
+      <w:rPr>
+        <w:u w:val="none"/>
+      </w:rPr>
+    </w:lvl>
+    <w:lvl w:ilvl="4">
+      <w:start w:val="1"/>
+      <w:numFmt w:val="bullet"/>
+      <w:lvlText w:val="-"/>
+      <w:lvlJc w:val="left"/>
+      <w:pPr>
+        <w:ind w:left="3600" w:hanging="360"/>
+      </w:pPr>
+      <w:rPr>
+        <w:u w:val="none"/>
+      </w:rPr>
+    </w:lvl>
+    <w:lvl w:ilvl="5">
+      <w:start w:val="1"/>
+      <w:numFmt w:val="bullet"/>
+      <w:lvlText w:val="-"/>
+      <w:lvlJc w:val="left"/>
+      <w:pPr>
+        <w:ind w:left="4320" w:hanging="360"/>
+      </w:pPr>
+      <w:rPr>
+        <w:u w:val="none"/>
+      </w:rPr>
+    </w:lvl>
+    <w:lvl w:ilvl="6">
+      <w:start w:val="1"/>
+      <w:numFmt w:val="bullet"/>
+      <w:lvlText w:val="-"/>
+      <w:lvlJc w:val="left"/>
+      <w:pPr>
+        <w:ind w:left="5040" w:hanging="360"/>
+      </w:pPr>
+      <w:rPr>
+        <w:u w:val="none"/>
+      </w:rPr>
+    </w:lvl>
+    <w:lvl w:ilvl="7">
+      <w:start w:val="1"/>
+      <w:numFmt w:val="bullet"/>
+      <w:lvlText w:val="-"/>
+      <w:lvlJc w:val="left"/>
+      <w:pPr>
+        <w:ind w:left="5760" w:hanging="360"/>
+      </w:pPr>
+      <w:rPr>
+        <w:u w:val="none"/>
+      </w:rPr>
+    </w:lvl>
+    <w:lvl w:ilvl="8">
+      <w:start w:val="1"/>
+      <w:numFmt w:val="bullet"/>
+      <w:lvlText w:val="-"/>
+      <w:lvlJc w:val="left"/>
+      <w:pPr>
+        <w:ind w:left="6480" w:hanging="360"/>
+      </w:pPr>
+      <w:rPr>
+        <w:u w:val="none"/>
+      </w:rPr>
+    </w:lvl>
+  </w:abstractNum>
   <w:num w:numId="1">
     <w:abstractNumId w:val="1"/>
+  </w:num>
+  <w:num w:numId="2">
+    <w:abstractNumId w:val="2"/>
   </w:num>
 </w:numbering>
 </file>
@@ -10226,6 +11841,27 @@
     </w:tblPr>
   </w:style>
   <w:style w:type="table" w:styleId="Table21">
+    <w:basedOn w:val="TableNormal"/>
+    <w:tblPr>
+      <w:tblStyleRowBandSize w:val="1"/>
+      <w:tblStyleColBandSize w:val="1"/>
+    </w:tblPr>
+  </w:style>
+  <w:style w:type="table" w:styleId="Table22">
+    <w:basedOn w:val="TableNormal"/>
+    <w:tblPr>
+      <w:tblStyleRowBandSize w:val="1"/>
+      <w:tblStyleColBandSize w:val="1"/>
+    </w:tblPr>
+  </w:style>
+  <w:style w:type="table" w:styleId="Table23">
+    <w:basedOn w:val="TableNormal"/>
+    <w:tblPr>
+      <w:tblStyleRowBandSize w:val="1"/>
+      <w:tblStyleColBandSize w:val="1"/>
+    </w:tblPr>
+  </w:style>
+  <w:style w:type="table" w:styleId="Table24">
     <w:basedOn w:val="TableNormal"/>
     <w:tblPr>
       <w:tblStyleRowBandSize w:val="1"/>

--- a/Project-Planning/Meeting Minutes.docx
+++ b/Project-Planning/Meeting Minutes.docx
@@ -945,6 +945,49 @@
         <w:tab/>
         <w:tab/>
         <w:t xml:space="preserve">10</w:t>
+      </w:r>
+    </w:p>
+    <w:p>
+      <w:pPr>
+        <w:numPr>
+          <w:ilvl w:val="0"/>
+          <w:numId w:val="1"/>
+        </w:numPr>
+        <w:ind w:left="720" w:hanging="360"/>
+        <w:rPr>
+          <w:rFonts w:ascii="Lexend Light" w:cs="Lexend Light" w:eastAsia="Lexend Light" w:hAnsi="Lexend Light"/>
+          <w:sz w:val="30"/>
+          <w:szCs w:val="30"/>
+        </w:rPr>
+      </w:pPr>
+      <w:hyperlink w:anchor="kix.dzfkf84mxdm">
+        <w:r>
+          <w:rPr>
+            <w:rFonts w:ascii="Lexend Light" w:cs="Lexend Light" w:eastAsia="Lexend Light" w:hAnsi="Lexend Light"/>
+            <w:color w:val="1155cc"/>
+            <w:sz w:val="30"/>
+            <w:szCs w:val="30"/>
+            <w:u w:val="single"/>
+            <w:rtl w:val="0"/>
+          </w:rPr>
+          <w:t xml:space="preserve">Meeting 04/07/26</w:t>
+        </w:r>
+      </w:hyperlink>
+      <w:r>
+        <w:rPr>
+          <w:rFonts w:ascii="Lexend Light" w:cs="Lexend Light" w:eastAsia="Lexend Light" w:hAnsi="Lexend Light"/>
+          <w:sz w:val="30"/>
+          <w:szCs w:val="30"/>
+          <w:rtl w:val="0"/>
+        </w:rPr>
+        <w:tab/>
+        <w:tab/>
+        <w:tab/>
+        <w:tab/>
+        <w:tab/>
+        <w:tab/>
+        <w:tab/>
+        <w:t xml:space="preserve">    11-12</w:t>
       </w:r>
     </w:p>
     <w:p>
@@ -10396,7 +10439,7 @@
                 <w:rFonts w:ascii="Lexend" w:cs="Lexend" w:eastAsia="Lexend" w:hAnsi="Lexend"/>
                 <w:rtl w:val="0"/>
               </w:rPr>
-              <w:t xml:space="preserve">Sign Up/Login</w:t>
+              <w:t xml:space="preserve">Sign Up/Login (Tochi)</w:t>
             </w:r>
           </w:p>
           <w:p>
@@ -10418,7 +10461,7 @@
                 <w:rFonts w:ascii="Lexend" w:cs="Lexend" w:eastAsia="Lexend" w:hAnsi="Lexend"/>
                 <w:rtl w:val="0"/>
               </w:rPr>
-              <w:t xml:space="preserve">Turn Order</w:t>
+              <w:t xml:space="preserve">Turn Order (Tochi)</w:t>
             </w:r>
           </w:p>
           <w:p>
@@ -10440,7 +10483,7 @@
                 <w:rFonts w:ascii="Lexend" w:cs="Lexend" w:eastAsia="Lexend" w:hAnsi="Lexend"/>
                 <w:rtl w:val="0"/>
               </w:rPr>
-              <w:t xml:space="preserve">Player Action Stand</w:t>
+              <w:t xml:space="preserve">Player Action Stand (Daniel)</w:t>
             </w:r>
           </w:p>
           <w:p>
@@ -10462,7 +10505,7 @@
                 <w:rFonts w:ascii="Lexend" w:cs="Lexend" w:eastAsia="Lexend" w:hAnsi="Lexend"/>
                 <w:rtl w:val="0"/>
               </w:rPr>
-              <w:t xml:space="preserve">Player Action Fold</w:t>
+              <w:t xml:space="preserve">Player Action Fold (Daniel)</w:t>
             </w:r>
           </w:p>
           <w:p>
@@ -10484,7 +10527,7 @@
                 <w:rFonts w:ascii="Lexend" w:cs="Lexend" w:eastAsia="Lexend" w:hAnsi="Lexend"/>
                 <w:rtl w:val="0"/>
               </w:rPr>
-              <w:t xml:space="preserve">Cashout</w:t>
+              <w:t xml:space="preserve">Cashout (Monisha)</w:t>
             </w:r>
           </w:p>
           <w:p>
@@ -10506,7 +10549,7 @@
                 <w:rFonts w:ascii="Lexend" w:cs="Lexend" w:eastAsia="Lexend" w:hAnsi="Lexend"/>
                 <w:rtl w:val="0"/>
               </w:rPr>
-              <w:t xml:space="preserve">Join Table</w:t>
+              <w:t xml:space="preserve">Join Table (Monisha)</w:t>
             </w:r>
           </w:p>
         </w:tc>
@@ -11237,6 +11280,1565 @@
         </w:tc>
       </w:tr>
     </w:tbl>
+    <w:p>
+      <w:pPr>
+        <w:rPr>
+          <w:rFonts w:ascii="Times New Roman" w:cs="Times New Roman" w:eastAsia="Times New Roman" w:hAnsi="Times New Roman"/>
+          <w:sz w:val="24"/>
+          <w:szCs w:val="24"/>
+        </w:rPr>
+      </w:pPr>
+      <w:r>
+        <w:rPr>
+          <w:rtl w:val="0"/>
+        </w:rPr>
+      </w:r>
+    </w:p>
+    <w:p>
+      <w:pPr>
+        <w:rPr>
+          <w:rFonts w:ascii="Times New Roman" w:cs="Times New Roman" w:eastAsia="Times New Roman" w:hAnsi="Times New Roman"/>
+          <w:sz w:val="24"/>
+          <w:szCs w:val="24"/>
+        </w:rPr>
+      </w:pPr>
+      <w:r>
+        <w:rPr>
+          <w:rtl w:val="0"/>
+        </w:rPr>
+      </w:r>
+    </w:p>
+    <w:p>
+      <w:pPr>
+        <w:rPr>
+          <w:rFonts w:ascii="Times New Roman" w:cs="Times New Roman" w:eastAsia="Times New Roman" w:hAnsi="Times New Roman"/>
+          <w:sz w:val="24"/>
+          <w:szCs w:val="24"/>
+        </w:rPr>
+      </w:pPr>
+      <w:r>
+        <w:rPr>
+          <w:rtl w:val="0"/>
+        </w:rPr>
+      </w:r>
+    </w:p>
+    <w:p>
+      <w:pPr>
+        <w:rPr>
+          <w:rFonts w:ascii="Times New Roman" w:cs="Times New Roman" w:eastAsia="Times New Roman" w:hAnsi="Times New Roman"/>
+          <w:sz w:val="24"/>
+          <w:szCs w:val="24"/>
+        </w:rPr>
+      </w:pPr>
+      <w:r>
+        <w:rPr>
+          <w:rtl w:val="0"/>
+        </w:rPr>
+      </w:r>
+    </w:p>
+    <w:p>
+      <w:pPr>
+        <w:rPr>
+          <w:rFonts w:ascii="Times New Roman" w:cs="Times New Roman" w:eastAsia="Times New Roman" w:hAnsi="Times New Roman"/>
+          <w:sz w:val="24"/>
+          <w:szCs w:val="24"/>
+        </w:rPr>
+      </w:pPr>
+      <w:r>
+        <w:rPr>
+          <w:rtl w:val="0"/>
+        </w:rPr>
+      </w:r>
+    </w:p>
+    <w:p>
+      <w:pPr>
+        <w:rPr>
+          <w:rFonts w:ascii="Times New Roman" w:cs="Times New Roman" w:eastAsia="Times New Roman" w:hAnsi="Times New Roman"/>
+          <w:sz w:val="24"/>
+          <w:szCs w:val="24"/>
+        </w:rPr>
+      </w:pPr>
+      <w:r>
+        <w:rPr>
+          <w:rtl w:val="0"/>
+        </w:rPr>
+      </w:r>
+    </w:p>
+    <w:tbl>
+      <w:tblPr>
+        <w:tblStyle w:val="Table25"/>
+        <w:tblW w:w="9360.0" w:type="dxa"/>
+        <w:jc w:val="left"/>
+        <w:tblBorders>
+          <w:top w:color="000000" w:space="0" w:sz="8" w:val="single"/>
+          <w:left w:color="000000" w:space="0" w:sz="8" w:val="single"/>
+          <w:bottom w:color="000000" w:space="0" w:sz="8" w:val="single"/>
+          <w:right w:color="000000" w:space="0" w:sz="8" w:val="single"/>
+          <w:insideH w:color="000000" w:space="0" w:sz="8" w:val="single"/>
+          <w:insideV w:color="000000" w:space="0" w:sz="8" w:val="single"/>
+        </w:tblBorders>
+        <w:tblLayout w:type="fixed"/>
+        <w:tblLook w:val="0600"/>
+      </w:tblPr>
+      <w:tblGrid>
+        <w:gridCol w:w="3135"/>
+        <w:gridCol w:w="2820"/>
+        <w:gridCol w:w="315"/>
+        <w:gridCol w:w="3090"/>
+        <w:tblGridChange w:id="0">
+          <w:tblGrid>
+            <w:gridCol w:w="3135"/>
+            <w:gridCol w:w="2820"/>
+            <w:gridCol w:w="315"/>
+            <w:gridCol w:w="3090"/>
+          </w:tblGrid>
+        </w:tblGridChange>
+      </w:tblGrid>
+      <w:tr>
+        <w:trPr>
+          <w:cantSplit w:val="0"/>
+          <w:trHeight w:val="440" w:hRule="atLeast"/>
+          <w:tblHeader w:val="0"/>
+        </w:trPr>
+        <w:tc>
+          <w:tcPr>
+            <w:gridSpan w:val="4"/>
+            <w:shd w:fill="b4a7d6" w:val="clear"/>
+            <w:tcMar>
+              <w:top w:w="100.0" w:type="dxa"/>
+              <w:left w:w="100.0" w:type="dxa"/>
+              <w:bottom w:w="100.0" w:type="dxa"/>
+              <w:right w:w="100.0" w:type="dxa"/>
+            </w:tcMar>
+            <w:vAlign w:val="top"/>
+          </w:tcPr>
+          <w:bookmarkStart w:colFirst="0" w:colLast="0" w:name="kix.dzfkf84mxdm" w:id="8"/>
+          <w:bookmarkEnd w:id="8"/>
+          <w:p>
+            <w:pPr>
+              <w:widowControl w:val="0"/>
+              <w:spacing w:line="240" w:lineRule="auto"/>
+              <w:jc w:val="center"/>
+              <w:rPr>
+                <w:rFonts w:ascii="Lexend" w:cs="Lexend" w:eastAsia="Lexend" w:hAnsi="Lexend"/>
+                <w:b w:val="1"/>
+                <w:bCs w:val="1"/>
+                <w:sz w:val="26"/>
+                <w:szCs w:val="26"/>
+              </w:rPr>
+            </w:pPr>
+            <w:r>
+              <w:rPr>
+                <w:rFonts w:ascii="Lexend" w:cs="Lexend" w:eastAsia="Lexend" w:hAnsi="Lexend"/>
+                <w:b w:val="1"/>
+                <w:bCs w:val="1"/>
+                <w:sz w:val="26"/>
+                <w:szCs w:val="26"/>
+                <w:rtl w:val="0"/>
+              </w:rPr>
+              <w:t xml:space="preserve">Meeting Details</w:t>
+            </w:r>
+          </w:p>
+        </w:tc>
+      </w:tr>
+      <w:tr>
+        <w:trPr>
+          <w:cantSplit w:val="0"/>
+          <w:trHeight w:val="440" w:hRule="atLeast"/>
+          <w:tblHeader w:val="0"/>
+        </w:trPr>
+        <w:tc>
+          <w:tcPr>
+            <w:gridSpan w:val="4"/>
+            <w:shd w:fill="d9d2e9" w:val="clear"/>
+            <w:tcMar>
+              <w:top w:w="100.0" w:type="dxa"/>
+              <w:left w:w="100.0" w:type="dxa"/>
+              <w:bottom w:w="100.0" w:type="dxa"/>
+              <w:right w:w="100.0" w:type="dxa"/>
+            </w:tcMar>
+            <w:vAlign w:val="top"/>
+          </w:tcPr>
+          <w:p>
+            <w:pPr>
+              <w:widowControl w:val="0"/>
+              <w:spacing w:line="240" w:lineRule="auto"/>
+              <w:rPr>
+                <w:rFonts w:ascii="Lexend" w:cs="Lexend" w:eastAsia="Lexend" w:hAnsi="Lexend"/>
+              </w:rPr>
+            </w:pPr>
+            <w:r>
+              <w:rPr>
+                <w:rFonts w:ascii="Lexend" w:cs="Lexend" w:eastAsia="Lexend" w:hAnsi="Lexend"/>
+                <w:b w:val="1"/>
+                <w:bCs w:val="1"/>
+                <w:rtl w:val="0"/>
+              </w:rPr>
+              <w:t xml:space="preserve">Meeting Objective:</w:t>
+            </w:r>
+            <w:r>
+              <w:rPr>
+                <w:rFonts w:ascii="Lexend" w:cs="Lexend" w:eastAsia="Lexend" w:hAnsi="Lexend"/>
+                <w:rtl w:val="0"/>
+              </w:rPr>
+              <w:t xml:space="preserve"> Finalizing DSD</w:t>
+            </w:r>
+          </w:p>
+        </w:tc>
+      </w:tr>
+      <w:tr>
+        <w:trPr>
+          <w:cantSplit w:val="0"/>
+          <w:trHeight w:val="440" w:hRule="atLeast"/>
+          <w:tblHeader w:val="0"/>
+        </w:trPr>
+        <w:tc>
+          <w:tcPr>
+            <w:shd w:fill="d9d2e9" w:val="clear"/>
+            <w:tcMar>
+              <w:top w:w="100.0" w:type="dxa"/>
+              <w:left w:w="100.0" w:type="dxa"/>
+              <w:bottom w:w="100.0" w:type="dxa"/>
+              <w:right w:w="100.0" w:type="dxa"/>
+            </w:tcMar>
+            <w:vAlign w:val="top"/>
+          </w:tcPr>
+          <w:p>
+            <w:pPr>
+              <w:widowControl w:val="0"/>
+              <w:spacing w:line="240" w:lineRule="auto"/>
+              <w:rPr>
+                <w:rFonts w:ascii="Lexend" w:cs="Lexend" w:eastAsia="Lexend" w:hAnsi="Lexend"/>
+              </w:rPr>
+            </w:pPr>
+            <w:r>
+              <w:rPr>
+                <w:rFonts w:ascii="Lexend" w:cs="Lexend" w:eastAsia="Lexend" w:hAnsi="Lexend"/>
+                <w:b w:val="1"/>
+                <w:bCs w:val="1"/>
+                <w:rtl w:val="0"/>
+              </w:rPr>
+              <w:t xml:space="preserve">Date:</w:t>
+            </w:r>
+            <w:r>
+              <w:rPr>
+                <w:rFonts w:ascii="Lexend" w:cs="Lexend" w:eastAsia="Lexend" w:hAnsi="Lexend"/>
+                <w:rtl w:val="0"/>
+              </w:rPr>
+              <w:t xml:space="preserve"> 04/07/26</w:t>
+            </w:r>
+          </w:p>
+        </w:tc>
+        <w:tc>
+          <w:tcPr>
+            <w:shd w:fill="d9d2e9" w:val="clear"/>
+            <w:tcMar>
+              <w:top w:w="100.0" w:type="dxa"/>
+              <w:left w:w="100.0" w:type="dxa"/>
+              <w:bottom w:w="100.0" w:type="dxa"/>
+              <w:right w:w="100.0" w:type="dxa"/>
+            </w:tcMar>
+            <w:vAlign w:val="top"/>
+          </w:tcPr>
+          <w:p>
+            <w:pPr>
+              <w:widowControl w:val="0"/>
+              <w:spacing w:line="240" w:lineRule="auto"/>
+              <w:rPr>
+                <w:rFonts w:ascii="Lexend" w:cs="Lexend" w:eastAsia="Lexend" w:hAnsi="Lexend"/>
+              </w:rPr>
+            </w:pPr>
+            <w:r>
+              <w:rPr>
+                <w:rFonts w:ascii="Lexend" w:cs="Lexend" w:eastAsia="Lexend" w:hAnsi="Lexend"/>
+                <w:b w:val="1"/>
+                <w:bCs w:val="1"/>
+                <w:rtl w:val="0"/>
+              </w:rPr>
+              <w:t xml:space="preserve">Time: </w:t>
+            </w:r>
+            <w:r>
+              <w:rPr>
+                <w:rFonts w:ascii="Lexend" w:cs="Lexend" w:eastAsia="Lexend" w:hAnsi="Lexend"/>
+                <w:rtl w:val="0"/>
+              </w:rPr>
+              <w:t xml:space="preserve">9</w:t>
+            </w:r>
+            <w:r>
+              <w:rPr>
+                <w:rFonts w:ascii="Lexend" w:cs="Lexend" w:eastAsia="Lexend" w:hAnsi="Lexend"/>
+                <w:rtl w:val="0"/>
+              </w:rPr>
+              <w:t xml:space="preserve">:30pm</w:t>
+            </w:r>
+          </w:p>
+        </w:tc>
+        <w:tc>
+          <w:tcPr>
+            <w:gridSpan w:val="2"/>
+            <w:shd w:fill="d9d2e9" w:val="clear"/>
+            <w:tcMar>
+              <w:top w:w="100.0" w:type="dxa"/>
+              <w:left w:w="100.0" w:type="dxa"/>
+              <w:bottom w:w="100.0" w:type="dxa"/>
+              <w:right w:w="100.0" w:type="dxa"/>
+            </w:tcMar>
+            <w:vAlign w:val="top"/>
+          </w:tcPr>
+          <w:p>
+            <w:pPr>
+              <w:widowControl w:val="0"/>
+              <w:spacing w:line="240" w:lineRule="auto"/>
+              <w:rPr>
+                <w:rFonts w:ascii="Lexend" w:cs="Lexend" w:eastAsia="Lexend" w:hAnsi="Lexend"/>
+              </w:rPr>
+            </w:pPr>
+            <w:r>
+              <w:rPr>
+                <w:rFonts w:ascii="Lexend" w:cs="Lexend" w:eastAsia="Lexend" w:hAnsi="Lexend"/>
+                <w:b w:val="1"/>
+                <w:bCs w:val="1"/>
+                <w:rtl w:val="0"/>
+              </w:rPr>
+              <w:t xml:space="preserve">Location:</w:t>
+            </w:r>
+            <w:r>
+              <w:rPr>
+                <w:rFonts w:ascii="Lexend" w:cs="Lexend" w:eastAsia="Lexend" w:hAnsi="Lexend"/>
+                <w:rtl w:val="0"/>
+              </w:rPr>
+              <w:t xml:space="preserve"> Discord Call</w:t>
+            </w:r>
+          </w:p>
+        </w:tc>
+      </w:tr>
+      <w:tr>
+        <w:trPr>
+          <w:cantSplit w:val="0"/>
+          <w:trHeight w:val="440" w:hRule="atLeast"/>
+          <w:tblHeader w:val="0"/>
+        </w:trPr>
+        <w:tc>
+          <w:tcPr>
+            <w:gridSpan w:val="4"/>
+            <w:shd w:fill="d9d2e9" w:val="clear"/>
+            <w:tcMar>
+              <w:top w:w="100.0" w:type="dxa"/>
+              <w:left w:w="100.0" w:type="dxa"/>
+              <w:bottom w:w="100.0" w:type="dxa"/>
+              <w:right w:w="100.0" w:type="dxa"/>
+            </w:tcMar>
+            <w:vAlign w:val="top"/>
+          </w:tcPr>
+          <w:p>
+            <w:pPr>
+              <w:widowControl w:val="0"/>
+              <w:spacing w:line="240" w:lineRule="auto"/>
+              <w:rPr>
+                <w:rFonts w:ascii="Lexend" w:cs="Lexend" w:eastAsia="Lexend" w:hAnsi="Lexend"/>
+              </w:rPr>
+            </w:pPr>
+            <w:r>
+              <w:rPr>
+                <w:rFonts w:ascii="Lexend" w:cs="Lexend" w:eastAsia="Lexend" w:hAnsi="Lexend"/>
+                <w:b w:val="1"/>
+                <w:bCs w:val="1"/>
+                <w:rtl w:val="0"/>
+              </w:rPr>
+              <w:t xml:space="preserve">Attendees:</w:t>
+            </w:r>
+            <w:r>
+              <w:rPr>
+                <w:rFonts w:ascii="Lexend" w:cs="Lexend" w:eastAsia="Lexend" w:hAnsi="Lexend"/>
+                <w:rtl w:val="0"/>
+              </w:rPr>
+              <w:t xml:space="preserve"> Nikki, Sadhvik, Daniel, Monisha</w:t>
+            </w:r>
+          </w:p>
+        </w:tc>
+      </w:tr>
+      <w:tr>
+        <w:trPr>
+          <w:cantSplit w:val="0"/>
+          <w:trHeight w:val="440" w:hRule="atLeast"/>
+          <w:tblHeader w:val="0"/>
+        </w:trPr>
+        <w:tc>
+          <w:tcPr>
+            <w:gridSpan w:val="4"/>
+            <w:shd w:fill="d9d2e9" w:val="clear"/>
+            <w:tcMar>
+              <w:top w:w="100.0" w:type="dxa"/>
+              <w:left w:w="100.0" w:type="dxa"/>
+              <w:bottom w:w="100.0" w:type="dxa"/>
+              <w:right w:w="100.0" w:type="dxa"/>
+            </w:tcMar>
+            <w:vAlign w:val="top"/>
+          </w:tcPr>
+          <w:p>
+            <w:pPr>
+              <w:widowControl w:val="0"/>
+              <w:spacing w:line="240" w:lineRule="auto"/>
+              <w:rPr>
+                <w:rFonts w:ascii="Lexend" w:cs="Lexend" w:eastAsia="Lexend" w:hAnsi="Lexend"/>
+              </w:rPr>
+            </w:pPr>
+            <w:r>
+              <w:rPr>
+                <w:rFonts w:ascii="Lexend" w:cs="Lexend" w:eastAsia="Lexend" w:hAnsi="Lexend"/>
+                <w:b w:val="1"/>
+                <w:bCs w:val="1"/>
+                <w:rtl w:val="0"/>
+              </w:rPr>
+              <w:t xml:space="preserve">Absentees:</w:t>
+            </w:r>
+            <w:r>
+              <w:rPr>
+                <w:rFonts w:ascii="Lexend" w:cs="Lexend" w:eastAsia="Lexend" w:hAnsi="Lexend"/>
+                <w:rtl w:val="0"/>
+              </w:rPr>
+              <w:t xml:space="preserve"> Tochi</w:t>
+            </w:r>
+            <w:r>
+              <w:rPr>
+                <w:rtl w:val="0"/>
+              </w:rPr>
+            </w:r>
+          </w:p>
+        </w:tc>
+      </w:tr>
+    </w:tbl>
+    <w:p>
+      <w:pPr>
+        <w:rPr>
+          <w:rFonts w:ascii="Lexend" w:cs="Lexend" w:eastAsia="Lexend" w:hAnsi="Lexend"/>
+        </w:rPr>
+      </w:pPr>
+      <w:r>
+        <w:rPr>
+          <w:rtl w:val="0"/>
+        </w:rPr>
+      </w:r>
+    </w:p>
+    <w:tbl>
+      <w:tblPr>
+        <w:tblStyle w:val="Table26"/>
+        <w:tblW w:w="9360.0" w:type="dxa"/>
+        <w:jc w:val="left"/>
+        <w:tblBorders>
+          <w:top w:color="000000" w:space="0" w:sz="8" w:val="single"/>
+          <w:left w:color="000000" w:space="0" w:sz="8" w:val="single"/>
+          <w:bottom w:color="000000" w:space="0" w:sz="8" w:val="single"/>
+          <w:right w:color="000000" w:space="0" w:sz="8" w:val="single"/>
+          <w:insideH w:color="000000" w:space="0" w:sz="8" w:val="single"/>
+          <w:insideV w:color="000000" w:space="0" w:sz="8" w:val="single"/>
+        </w:tblBorders>
+        <w:tblLayout w:type="fixed"/>
+        <w:tblLook w:val="0600"/>
+      </w:tblPr>
+      <w:tblGrid>
+        <w:gridCol w:w="3135"/>
+        <w:gridCol w:w="1275"/>
+        <w:gridCol w:w="1860"/>
+        <w:gridCol w:w="3090"/>
+        <w:tblGridChange w:id="0">
+          <w:tblGrid>
+            <w:gridCol w:w="3135"/>
+            <w:gridCol w:w="1275"/>
+            <w:gridCol w:w="1860"/>
+            <w:gridCol w:w="3090"/>
+          </w:tblGrid>
+        </w:tblGridChange>
+      </w:tblGrid>
+      <w:tr>
+        <w:trPr>
+          <w:cantSplit w:val="0"/>
+          <w:trHeight w:val="440" w:hRule="atLeast"/>
+          <w:tblHeader w:val="0"/>
+        </w:trPr>
+        <w:tc>
+          <w:tcPr>
+            <w:gridSpan w:val="2"/>
+            <w:shd w:fill="b4a7d6" w:val="clear"/>
+            <w:tcMar>
+              <w:top w:w="100.0" w:type="dxa"/>
+              <w:left w:w="100.0" w:type="dxa"/>
+              <w:bottom w:w="100.0" w:type="dxa"/>
+              <w:right w:w="100.0" w:type="dxa"/>
+            </w:tcMar>
+            <w:vAlign w:val="top"/>
+          </w:tcPr>
+          <w:p>
+            <w:pPr>
+              <w:widowControl w:val="0"/>
+              <w:spacing w:line="240" w:lineRule="auto"/>
+              <w:jc w:val="center"/>
+              <w:rPr>
+                <w:rFonts w:ascii="Lexend" w:cs="Lexend" w:eastAsia="Lexend" w:hAnsi="Lexend"/>
+                <w:b w:val="1"/>
+                <w:bCs w:val="1"/>
+                <w:sz w:val="26"/>
+                <w:szCs w:val="26"/>
+              </w:rPr>
+            </w:pPr>
+            <w:r>
+              <w:rPr>
+                <w:rFonts w:ascii="Lexend" w:cs="Lexend" w:eastAsia="Lexend" w:hAnsi="Lexend"/>
+                <w:b w:val="1"/>
+                <w:bCs w:val="1"/>
+                <w:sz w:val="26"/>
+                <w:szCs w:val="26"/>
+                <w:rtl w:val="0"/>
+              </w:rPr>
+              <w:t xml:space="preserve">Agenda</w:t>
+            </w:r>
+          </w:p>
+        </w:tc>
+        <w:tc>
+          <w:tcPr>
+            <w:gridSpan w:val="2"/>
+            <w:shd w:fill="b4a7d6" w:val="clear"/>
+            <w:tcMar>
+              <w:top w:w="100.0" w:type="dxa"/>
+              <w:left w:w="100.0" w:type="dxa"/>
+              <w:bottom w:w="100.0" w:type="dxa"/>
+              <w:right w:w="100.0" w:type="dxa"/>
+            </w:tcMar>
+            <w:vAlign w:val="top"/>
+          </w:tcPr>
+          <w:p>
+            <w:pPr>
+              <w:widowControl w:val="0"/>
+              <w:spacing w:line="240" w:lineRule="auto"/>
+              <w:jc w:val="center"/>
+              <w:rPr>
+                <w:rFonts w:ascii="Lexend" w:cs="Lexend" w:eastAsia="Lexend" w:hAnsi="Lexend"/>
+                <w:b w:val="1"/>
+                <w:bCs w:val="1"/>
+                <w:sz w:val="26"/>
+                <w:szCs w:val="26"/>
+              </w:rPr>
+            </w:pPr>
+            <w:r>
+              <w:rPr>
+                <w:rFonts w:ascii="Lexend" w:cs="Lexend" w:eastAsia="Lexend" w:hAnsi="Lexend"/>
+                <w:b w:val="1"/>
+                <w:bCs w:val="1"/>
+                <w:sz w:val="26"/>
+                <w:szCs w:val="26"/>
+                <w:rtl w:val="0"/>
+              </w:rPr>
+              <w:t xml:space="preserve">Notes</w:t>
+            </w:r>
+          </w:p>
+        </w:tc>
+      </w:tr>
+      <w:tr>
+        <w:trPr>
+          <w:cantSplit w:val="0"/>
+          <w:trHeight w:val="440" w:hRule="atLeast"/>
+          <w:tblHeader w:val="0"/>
+        </w:trPr>
+        <w:tc>
+          <w:tcPr>
+            <w:gridSpan w:val="2"/>
+            <w:shd w:fill="d9d2e9" w:val="clear"/>
+            <w:tcMar>
+              <w:top w:w="100.0" w:type="dxa"/>
+              <w:left w:w="100.0" w:type="dxa"/>
+              <w:bottom w:w="100.0" w:type="dxa"/>
+              <w:right w:w="100.0" w:type="dxa"/>
+            </w:tcMar>
+            <w:vAlign w:val="top"/>
+          </w:tcPr>
+          <w:p>
+            <w:pPr>
+              <w:widowControl w:val="0"/>
+              <w:spacing w:line="240" w:lineRule="auto"/>
+              <w:rPr>
+                <w:rFonts w:ascii="Lexend" w:cs="Lexend" w:eastAsia="Lexend" w:hAnsi="Lexend"/>
+              </w:rPr>
+            </w:pPr>
+            <w:r>
+              <w:rPr>
+                <w:rFonts w:ascii="Lexend" w:cs="Lexend" w:eastAsia="Lexend" w:hAnsi="Lexend"/>
+                <w:rtl w:val="0"/>
+              </w:rPr>
+              <w:t xml:space="preserve">Sequence Diagrams</w:t>
+            </w:r>
+          </w:p>
+        </w:tc>
+        <w:tc>
+          <w:tcPr>
+            <w:gridSpan w:val="2"/>
+            <w:shd w:fill="d9d2e9" w:val="clear"/>
+            <w:tcMar>
+              <w:top w:w="100.0" w:type="dxa"/>
+              <w:left w:w="100.0" w:type="dxa"/>
+              <w:bottom w:w="100.0" w:type="dxa"/>
+              <w:right w:w="100.0" w:type="dxa"/>
+            </w:tcMar>
+            <w:vAlign w:val="top"/>
+          </w:tcPr>
+          <w:p>
+            <w:pPr>
+              <w:widowControl w:val="0"/>
+              <w:spacing w:line="240" w:lineRule="auto"/>
+              <w:rPr>
+                <w:rFonts w:ascii="Lexend" w:cs="Lexend" w:eastAsia="Lexend" w:hAnsi="Lexend"/>
+              </w:rPr>
+            </w:pPr>
+            <w:r>
+              <w:rPr>
+                <w:rFonts w:ascii="Lexend" w:cs="Lexend" w:eastAsia="Lexend" w:hAnsi="Lexend"/>
+                <w:rtl w:val="0"/>
+              </w:rPr>
+              <w:t xml:space="preserve">Monisha added Sequence Diagrams 002,004,005,010,011</w:t>
+            </w:r>
+          </w:p>
+          <w:p>
+            <w:pPr>
+              <w:widowControl w:val="0"/>
+              <w:spacing w:line="240" w:lineRule="auto"/>
+              <w:rPr>
+                <w:rFonts w:ascii="Lexend" w:cs="Lexend" w:eastAsia="Lexend" w:hAnsi="Lexend"/>
+              </w:rPr>
+            </w:pPr>
+            <w:r>
+              <w:rPr>
+                <w:rtl w:val="0"/>
+              </w:rPr>
+            </w:r>
+          </w:p>
+          <w:p>
+            <w:pPr>
+              <w:widowControl w:val="0"/>
+              <w:spacing w:line="240" w:lineRule="auto"/>
+              <w:rPr>
+                <w:rFonts w:ascii="Lexend" w:cs="Lexend" w:eastAsia="Lexend" w:hAnsi="Lexend"/>
+              </w:rPr>
+            </w:pPr>
+            <w:r>
+              <w:rPr>
+                <w:rFonts w:ascii="Lexend" w:cs="Lexend" w:eastAsia="Lexend" w:hAnsi="Lexend"/>
+                <w:rtl w:val="0"/>
+              </w:rPr>
+              <w:t xml:space="preserve">Sequence Diagrams to work on: </w:t>
+            </w:r>
+          </w:p>
+          <w:p>
+            <w:pPr>
+              <w:widowControl w:val="0"/>
+              <w:numPr>
+                <w:ilvl w:val="0"/>
+                <w:numId w:val="2"/>
+              </w:numPr>
+              <w:spacing w:line="240" w:lineRule="auto"/>
+              <w:ind w:left="720" w:hanging="360"/>
+              <w:rPr>
+                <w:rFonts w:ascii="Lexend" w:cs="Lexend" w:eastAsia="Lexend" w:hAnsi="Lexend"/>
+              </w:rPr>
+            </w:pPr>
+            <w:r>
+              <w:rPr>
+                <w:rFonts w:ascii="Lexend" w:cs="Lexend" w:eastAsia="Lexend" w:hAnsi="Lexend"/>
+                <w:rtl w:val="0"/>
+              </w:rPr>
+              <w:t xml:space="preserve">001 : Create Account </w:t>
+            </w:r>
+          </w:p>
+          <w:p>
+            <w:pPr>
+              <w:widowControl w:val="0"/>
+              <w:numPr>
+                <w:ilvl w:val="0"/>
+                <w:numId w:val="2"/>
+              </w:numPr>
+              <w:spacing w:line="240" w:lineRule="auto"/>
+              <w:ind w:left="720" w:hanging="360"/>
+              <w:rPr>
+                <w:rFonts w:ascii="Lexend" w:cs="Lexend" w:eastAsia="Lexend" w:hAnsi="Lexend"/>
+              </w:rPr>
+            </w:pPr>
+            <w:r>
+              <w:rPr>
+                <w:rFonts w:ascii="Lexend" w:cs="Lexend" w:eastAsia="Lexend" w:hAnsi="Lexend"/>
+                <w:rtl w:val="0"/>
+              </w:rPr>
+              <w:t xml:space="preserve">003 :Deposit Funds</w:t>
+            </w:r>
+          </w:p>
+          <w:p>
+            <w:pPr>
+              <w:widowControl w:val="0"/>
+              <w:numPr>
+                <w:ilvl w:val="0"/>
+                <w:numId w:val="2"/>
+              </w:numPr>
+              <w:spacing w:line="240" w:lineRule="auto"/>
+              <w:ind w:left="720" w:hanging="360"/>
+              <w:rPr>
+                <w:rFonts w:ascii="Lexend" w:cs="Lexend" w:eastAsia="Lexend" w:hAnsi="Lexend"/>
+              </w:rPr>
+            </w:pPr>
+            <w:r>
+              <w:rPr>
+                <w:rFonts w:ascii="Lexend" w:cs="Lexend" w:eastAsia="Lexend" w:hAnsi="Lexend"/>
+                <w:rtl w:val="0"/>
+              </w:rPr>
+              <w:t xml:space="preserve">006 : Create New Table</w:t>
+            </w:r>
+          </w:p>
+          <w:p>
+            <w:pPr>
+              <w:widowControl w:val="0"/>
+              <w:numPr>
+                <w:ilvl w:val="0"/>
+                <w:numId w:val="2"/>
+              </w:numPr>
+              <w:spacing w:line="240" w:lineRule="auto"/>
+              <w:ind w:left="720" w:hanging="360"/>
+              <w:rPr>
+                <w:rFonts w:ascii="Lexend" w:cs="Lexend" w:eastAsia="Lexend" w:hAnsi="Lexend"/>
+              </w:rPr>
+            </w:pPr>
+            <w:r>
+              <w:rPr>
+                <w:rFonts w:ascii="Lexend" w:cs="Lexend" w:eastAsia="Lexend" w:hAnsi="Lexend"/>
+                <w:rtl w:val="0"/>
+              </w:rPr>
+              <w:t xml:space="preserve">007 : Place Bet</w:t>
+            </w:r>
+          </w:p>
+          <w:p>
+            <w:pPr>
+              <w:widowControl w:val="0"/>
+              <w:numPr>
+                <w:ilvl w:val="0"/>
+                <w:numId w:val="2"/>
+              </w:numPr>
+              <w:spacing w:line="240" w:lineRule="auto"/>
+              <w:ind w:left="720" w:hanging="360"/>
+              <w:rPr>
+                <w:rFonts w:ascii="Lexend" w:cs="Lexend" w:eastAsia="Lexend" w:hAnsi="Lexend"/>
+              </w:rPr>
+            </w:pPr>
+            <w:r>
+              <w:rPr>
+                <w:rFonts w:ascii="Lexend" w:cs="Lexend" w:eastAsia="Lexend" w:hAnsi="Lexend"/>
+                <w:rtl w:val="0"/>
+              </w:rPr>
+              <w:t xml:space="preserve">008 : Start Round(Dealer Begins Game)</w:t>
+            </w:r>
+          </w:p>
+          <w:p>
+            <w:pPr>
+              <w:widowControl w:val="0"/>
+              <w:numPr>
+                <w:ilvl w:val="0"/>
+                <w:numId w:val="2"/>
+              </w:numPr>
+              <w:spacing w:line="240" w:lineRule="auto"/>
+              <w:ind w:left="720" w:hanging="360"/>
+              <w:rPr>
+                <w:rFonts w:ascii="Lexend" w:cs="Lexend" w:eastAsia="Lexend" w:hAnsi="Lexend"/>
+              </w:rPr>
+            </w:pPr>
+            <w:r>
+              <w:rPr>
+                <w:rFonts w:ascii="Lexend" w:cs="Lexend" w:eastAsia="Lexend" w:hAnsi="Lexend"/>
+                <w:rtl w:val="0"/>
+              </w:rPr>
+              <w:t xml:space="preserve">009 : Deal Initial Cards</w:t>
+            </w:r>
+          </w:p>
+          <w:p>
+            <w:pPr>
+              <w:widowControl w:val="0"/>
+              <w:numPr>
+                <w:ilvl w:val="0"/>
+                <w:numId w:val="2"/>
+              </w:numPr>
+              <w:spacing w:line="240" w:lineRule="auto"/>
+              <w:ind w:left="720" w:hanging="360"/>
+              <w:rPr>
+                <w:rFonts w:ascii="Lexend" w:cs="Lexend" w:eastAsia="Lexend" w:hAnsi="Lexend"/>
+              </w:rPr>
+            </w:pPr>
+            <w:r>
+              <w:rPr>
+                <w:rFonts w:ascii="Lexend" w:cs="Lexend" w:eastAsia="Lexend" w:hAnsi="Lexend"/>
+                <w:rtl w:val="0"/>
+              </w:rPr>
+              <w:t xml:space="preserve">012 : Determine Winner/Payout</w:t>
+            </w:r>
+          </w:p>
+          <w:p>
+            <w:pPr>
+              <w:widowControl w:val="0"/>
+              <w:numPr>
+                <w:ilvl w:val="0"/>
+                <w:numId w:val="2"/>
+              </w:numPr>
+              <w:spacing w:line="240" w:lineRule="auto"/>
+              <w:ind w:left="720" w:hanging="360"/>
+              <w:rPr>
+                <w:rFonts w:ascii="Lexend" w:cs="Lexend" w:eastAsia="Lexend" w:hAnsi="Lexend"/>
+              </w:rPr>
+            </w:pPr>
+            <w:r>
+              <w:rPr>
+                <w:rFonts w:ascii="Lexend" w:cs="Lexend" w:eastAsia="Lexend" w:hAnsi="Lexend"/>
+                <w:rtl w:val="0"/>
+              </w:rPr>
+              <w:t xml:space="preserve">013 : Replay Round/ Return Menu</w:t>
+            </w:r>
+          </w:p>
+          <w:p>
+            <w:pPr>
+              <w:widowControl w:val="0"/>
+              <w:numPr>
+                <w:ilvl w:val="0"/>
+                <w:numId w:val="2"/>
+              </w:numPr>
+              <w:spacing w:line="240" w:lineRule="auto"/>
+              <w:ind w:left="720" w:hanging="360"/>
+              <w:rPr>
+                <w:rFonts w:ascii="Lexend" w:cs="Lexend" w:eastAsia="Lexend" w:hAnsi="Lexend"/>
+              </w:rPr>
+            </w:pPr>
+            <w:r>
+              <w:rPr>
+                <w:rFonts w:ascii="Lexend" w:cs="Lexend" w:eastAsia="Lexend" w:hAnsi="Lexend"/>
+                <w:rtl w:val="0"/>
+              </w:rPr>
+              <w:t xml:space="preserve">014 : Handle Player/Dealer Disconnect</w:t>
+            </w:r>
+          </w:p>
+        </w:tc>
+      </w:tr>
+      <w:tr>
+        <w:trPr>
+          <w:cantSplit w:val="0"/>
+          <w:trHeight w:val="440" w:hRule="atLeast"/>
+          <w:tblHeader w:val="0"/>
+        </w:trPr>
+        <w:tc>
+          <w:tcPr>
+            <w:gridSpan w:val="2"/>
+            <w:shd w:fill="d9d2e9" w:val="clear"/>
+            <w:tcMar>
+              <w:top w:w="100.0" w:type="dxa"/>
+              <w:left w:w="100.0" w:type="dxa"/>
+              <w:bottom w:w="100.0" w:type="dxa"/>
+              <w:right w:w="100.0" w:type="dxa"/>
+            </w:tcMar>
+            <w:vAlign w:val="top"/>
+          </w:tcPr>
+          <w:p>
+            <w:pPr>
+              <w:widowControl w:val="0"/>
+              <w:spacing w:line="240" w:lineRule="auto"/>
+              <w:rPr>
+                <w:rFonts w:ascii="Lexend" w:cs="Lexend" w:eastAsia="Lexend" w:hAnsi="Lexend"/>
+              </w:rPr>
+            </w:pPr>
+            <w:r>
+              <w:rPr>
+                <w:rFonts w:ascii="Lexend" w:cs="Lexend" w:eastAsia="Lexend" w:hAnsi="Lexend"/>
+                <w:rtl w:val="0"/>
+              </w:rPr>
+              <w:t xml:space="preserve">Class Candidates/ Diagram</w:t>
+            </w:r>
+          </w:p>
+        </w:tc>
+        <w:tc>
+          <w:tcPr>
+            <w:gridSpan w:val="2"/>
+            <w:shd w:fill="d9d2e9" w:val="clear"/>
+            <w:tcMar>
+              <w:top w:w="100.0" w:type="dxa"/>
+              <w:left w:w="100.0" w:type="dxa"/>
+              <w:bottom w:w="100.0" w:type="dxa"/>
+              <w:right w:w="100.0" w:type="dxa"/>
+            </w:tcMar>
+            <w:vAlign w:val="top"/>
+          </w:tcPr>
+          <w:p>
+            <w:pPr>
+              <w:widowControl w:val="0"/>
+              <w:spacing w:line="240" w:lineRule="auto"/>
+              <w:rPr>
+                <w:rFonts w:ascii="Lexend" w:cs="Lexend" w:eastAsia="Lexend" w:hAnsi="Lexend"/>
+              </w:rPr>
+            </w:pPr>
+            <w:r>
+              <w:rPr>
+                <w:rFonts w:ascii="Lexend" w:cs="Lexend" w:eastAsia="Lexend" w:hAnsi="Lexend"/>
+                <w:rtl w:val="0"/>
+              </w:rPr>
+              <w:t xml:space="preserve">Sadhvik made GUI classes</w:t>
+            </w:r>
+          </w:p>
+        </w:tc>
+      </w:tr>
+      <w:tr>
+        <w:trPr>
+          <w:cantSplit w:val="0"/>
+          <w:trHeight w:val="440" w:hRule="atLeast"/>
+          <w:tblHeader w:val="0"/>
+        </w:trPr>
+        <w:tc>
+          <w:tcPr>
+            <w:gridSpan w:val="2"/>
+            <w:shd w:fill="d9d2e9" w:val="clear"/>
+            <w:tcMar>
+              <w:top w:w="100.0" w:type="dxa"/>
+              <w:left w:w="100.0" w:type="dxa"/>
+              <w:bottom w:w="100.0" w:type="dxa"/>
+              <w:right w:w="100.0" w:type="dxa"/>
+            </w:tcMar>
+            <w:vAlign w:val="top"/>
+          </w:tcPr>
+          <w:p>
+            <w:pPr>
+              <w:widowControl w:val="0"/>
+              <w:spacing w:line="240" w:lineRule="auto"/>
+              <w:rPr>
+                <w:rFonts w:ascii="Lexend" w:cs="Lexend" w:eastAsia="Lexend" w:hAnsi="Lexend"/>
+              </w:rPr>
+            </w:pPr>
+            <w:r>
+              <w:rPr>
+                <w:rFonts w:ascii="Lexend" w:cs="Lexend" w:eastAsia="Lexend" w:hAnsi="Lexend"/>
+                <w:rtl w:val="0"/>
+              </w:rPr>
+              <w:t xml:space="preserve">Slides</w:t>
+            </w:r>
+          </w:p>
+        </w:tc>
+        <w:tc>
+          <w:tcPr>
+            <w:gridSpan w:val="2"/>
+            <w:shd w:fill="d9d2e9" w:val="clear"/>
+            <w:tcMar>
+              <w:top w:w="100.0" w:type="dxa"/>
+              <w:left w:w="100.0" w:type="dxa"/>
+              <w:bottom w:w="100.0" w:type="dxa"/>
+              <w:right w:w="100.0" w:type="dxa"/>
+            </w:tcMar>
+            <w:vAlign w:val="top"/>
+          </w:tcPr>
+          <w:p>
+            <w:pPr>
+              <w:widowControl w:val="0"/>
+              <w:spacing w:line="240" w:lineRule="auto"/>
+              <w:rPr>
+                <w:rFonts w:ascii="Lexend" w:cs="Lexend" w:eastAsia="Lexend" w:hAnsi="Lexend"/>
+              </w:rPr>
+            </w:pPr>
+            <w:r>
+              <w:rPr>
+                <w:rFonts w:ascii="Lexend" w:cs="Lexend" w:eastAsia="Lexend" w:hAnsi="Lexend"/>
+                <w:rtl w:val="0"/>
+              </w:rPr>
+              <w:t xml:space="preserve">We all discussed to input Class Diagram and zoom to each part for slides</w:t>
+            </w:r>
+          </w:p>
+          <w:p>
+            <w:pPr>
+              <w:widowControl w:val="0"/>
+              <w:spacing w:line="240" w:lineRule="auto"/>
+              <w:rPr>
+                <w:rFonts w:ascii="Lexend" w:cs="Lexend" w:eastAsia="Lexend" w:hAnsi="Lexend"/>
+              </w:rPr>
+            </w:pPr>
+            <w:r>
+              <w:rPr>
+                <w:rtl w:val="0"/>
+              </w:rPr>
+            </w:r>
+          </w:p>
+          <w:p>
+            <w:pPr>
+              <w:widowControl w:val="0"/>
+              <w:spacing w:line="240" w:lineRule="auto"/>
+              <w:rPr>
+                <w:rFonts w:ascii="Lexend" w:cs="Lexend" w:eastAsia="Lexend" w:hAnsi="Lexend"/>
+              </w:rPr>
+            </w:pPr>
+            <w:r>
+              <w:rPr>
+                <w:rFonts w:ascii="Lexend" w:cs="Lexend" w:eastAsia="Lexend" w:hAnsi="Lexend"/>
+                <w:rtl w:val="0"/>
+              </w:rPr>
+              <w:t xml:space="preserve">Continue discussion in next meeting for finalizing slides</w:t>
+            </w:r>
+          </w:p>
+        </w:tc>
+      </w:tr>
+    </w:tbl>
+    <w:p>
+      <w:pPr>
+        <w:rPr>
+          <w:rFonts w:ascii="Lexend" w:cs="Lexend" w:eastAsia="Lexend" w:hAnsi="Lexend"/>
+        </w:rPr>
+      </w:pPr>
+      <w:r>
+        <w:rPr>
+          <w:rtl w:val="0"/>
+        </w:rPr>
+      </w:r>
+    </w:p>
+    <w:tbl>
+      <w:tblPr>
+        <w:tblStyle w:val="Table27"/>
+        <w:tblW w:w="9360.0" w:type="dxa"/>
+        <w:jc w:val="left"/>
+        <w:tblBorders>
+          <w:top w:color="000000" w:space="0" w:sz="8" w:val="single"/>
+          <w:left w:color="000000" w:space="0" w:sz="8" w:val="single"/>
+          <w:bottom w:color="000000" w:space="0" w:sz="8" w:val="single"/>
+          <w:right w:color="000000" w:space="0" w:sz="8" w:val="single"/>
+          <w:insideH w:color="000000" w:space="0" w:sz="8" w:val="single"/>
+          <w:insideV w:color="000000" w:space="0" w:sz="8" w:val="single"/>
+        </w:tblBorders>
+        <w:tblLayout w:type="fixed"/>
+        <w:tblLook w:val="0600"/>
+      </w:tblPr>
+      <w:tblGrid>
+        <w:gridCol w:w="3120"/>
+        <w:gridCol w:w="3120"/>
+        <w:gridCol w:w="3120"/>
+        <w:tblGridChange w:id="0">
+          <w:tblGrid>
+            <w:gridCol w:w="3120"/>
+            <w:gridCol w:w="3120"/>
+            <w:gridCol w:w="3120"/>
+          </w:tblGrid>
+        </w:tblGridChange>
+      </w:tblGrid>
+      <w:tr>
+        <w:trPr>
+          <w:cantSplit w:val="0"/>
+          <w:tblHeader w:val="0"/>
+        </w:trPr>
+        <w:tc>
+          <w:tcPr>
+            <w:shd w:fill="b4a7d6" w:val="clear"/>
+            <w:tcMar>
+              <w:top w:w="100.0" w:type="dxa"/>
+              <w:left w:w="100.0" w:type="dxa"/>
+              <w:bottom w:w="100.0" w:type="dxa"/>
+              <w:right w:w="100.0" w:type="dxa"/>
+            </w:tcMar>
+            <w:vAlign w:val="top"/>
+          </w:tcPr>
+          <w:p>
+            <w:pPr>
+              <w:widowControl w:val="0"/>
+              <w:spacing w:line="240" w:lineRule="auto"/>
+              <w:jc w:val="center"/>
+              <w:rPr>
+                <w:rFonts w:ascii="Lexend" w:cs="Lexend" w:eastAsia="Lexend" w:hAnsi="Lexend"/>
+                <w:b w:val="1"/>
+                <w:bCs w:val="1"/>
+                <w:sz w:val="24"/>
+                <w:szCs w:val="24"/>
+              </w:rPr>
+            </w:pPr>
+            <w:r>
+              <w:rPr>
+                <w:rFonts w:ascii="Lexend" w:cs="Lexend" w:eastAsia="Lexend" w:hAnsi="Lexend"/>
+                <w:b w:val="1"/>
+                <w:bCs w:val="1"/>
+                <w:sz w:val="24"/>
+                <w:szCs w:val="24"/>
+                <w:rtl w:val="0"/>
+              </w:rPr>
+              <w:t xml:space="preserve">Action</w:t>
+            </w:r>
+          </w:p>
+        </w:tc>
+        <w:tc>
+          <w:tcPr>
+            <w:shd w:fill="b4a7d6" w:val="clear"/>
+            <w:tcMar>
+              <w:top w:w="100.0" w:type="dxa"/>
+              <w:left w:w="100.0" w:type="dxa"/>
+              <w:bottom w:w="100.0" w:type="dxa"/>
+              <w:right w:w="100.0" w:type="dxa"/>
+            </w:tcMar>
+            <w:vAlign w:val="top"/>
+          </w:tcPr>
+          <w:p>
+            <w:pPr>
+              <w:widowControl w:val="0"/>
+              <w:spacing w:line="240" w:lineRule="auto"/>
+              <w:jc w:val="center"/>
+              <w:rPr>
+                <w:rFonts w:ascii="Lexend" w:cs="Lexend" w:eastAsia="Lexend" w:hAnsi="Lexend"/>
+                <w:b w:val="1"/>
+                <w:bCs w:val="1"/>
+                <w:sz w:val="24"/>
+                <w:szCs w:val="24"/>
+              </w:rPr>
+            </w:pPr>
+            <w:r>
+              <w:rPr>
+                <w:rFonts w:ascii="Lexend" w:cs="Lexend" w:eastAsia="Lexend" w:hAnsi="Lexend"/>
+                <w:b w:val="1"/>
+                <w:bCs w:val="1"/>
+                <w:sz w:val="24"/>
+                <w:szCs w:val="24"/>
+                <w:rtl w:val="0"/>
+              </w:rPr>
+              <w:t xml:space="preserve">Assigned To</w:t>
+            </w:r>
+          </w:p>
+        </w:tc>
+        <w:tc>
+          <w:tcPr>
+            <w:shd w:fill="b4a7d6" w:val="clear"/>
+            <w:tcMar>
+              <w:top w:w="100.0" w:type="dxa"/>
+              <w:left w:w="100.0" w:type="dxa"/>
+              <w:bottom w:w="100.0" w:type="dxa"/>
+              <w:right w:w="100.0" w:type="dxa"/>
+            </w:tcMar>
+            <w:vAlign w:val="top"/>
+          </w:tcPr>
+          <w:p>
+            <w:pPr>
+              <w:widowControl w:val="0"/>
+              <w:spacing w:line="240" w:lineRule="auto"/>
+              <w:jc w:val="center"/>
+              <w:rPr>
+                <w:rFonts w:ascii="Lexend" w:cs="Lexend" w:eastAsia="Lexend" w:hAnsi="Lexend"/>
+                <w:b w:val="1"/>
+                <w:bCs w:val="1"/>
+                <w:sz w:val="24"/>
+                <w:szCs w:val="24"/>
+              </w:rPr>
+            </w:pPr>
+            <w:r>
+              <w:rPr>
+                <w:rFonts w:ascii="Lexend" w:cs="Lexend" w:eastAsia="Lexend" w:hAnsi="Lexend"/>
+                <w:b w:val="1"/>
+                <w:bCs w:val="1"/>
+                <w:sz w:val="24"/>
+                <w:szCs w:val="24"/>
+                <w:rtl w:val="0"/>
+              </w:rPr>
+              <w:t xml:space="preserve">Due Date</w:t>
+            </w:r>
+          </w:p>
+        </w:tc>
+      </w:tr>
+      <w:tr>
+        <w:trPr>
+          <w:cantSplit w:val="0"/>
+          <w:tblHeader w:val="0"/>
+        </w:trPr>
+        <w:tc>
+          <w:tcPr>
+            <w:shd w:fill="d9d2e9" w:val="clear"/>
+            <w:tcMar>
+              <w:top w:w="100.0" w:type="dxa"/>
+              <w:left w:w="100.0" w:type="dxa"/>
+              <w:bottom w:w="100.0" w:type="dxa"/>
+              <w:right w:w="100.0" w:type="dxa"/>
+            </w:tcMar>
+            <w:vAlign w:val="top"/>
+          </w:tcPr>
+          <w:p>
+            <w:pPr>
+              <w:widowControl w:val="0"/>
+              <w:spacing w:line="240" w:lineRule="auto"/>
+              <w:jc w:val="center"/>
+              <w:rPr>
+                <w:rFonts w:ascii="Lexend" w:cs="Lexend" w:eastAsia="Lexend" w:hAnsi="Lexend"/>
+              </w:rPr>
+            </w:pPr>
+            <w:r>
+              <w:rPr>
+                <w:rFonts w:ascii="Lexend" w:cs="Lexend" w:eastAsia="Lexend" w:hAnsi="Lexend"/>
+                <w:rtl w:val="0"/>
+              </w:rPr>
+              <w:t xml:space="preserve">Sequence Diagrams: 001, 003, 006</w:t>
+            </w:r>
+          </w:p>
+        </w:tc>
+        <w:tc>
+          <w:tcPr>
+            <w:shd w:fill="d9d2e9" w:val="clear"/>
+            <w:tcMar>
+              <w:top w:w="100.0" w:type="dxa"/>
+              <w:left w:w="100.0" w:type="dxa"/>
+              <w:bottom w:w="100.0" w:type="dxa"/>
+              <w:right w:w="100.0" w:type="dxa"/>
+            </w:tcMar>
+            <w:vAlign w:val="top"/>
+          </w:tcPr>
+          <w:p>
+            <w:pPr>
+              <w:widowControl w:val="0"/>
+              <w:spacing w:line="240" w:lineRule="auto"/>
+              <w:jc w:val="center"/>
+              <w:rPr>
+                <w:rFonts w:ascii="Lexend" w:cs="Lexend" w:eastAsia="Lexend" w:hAnsi="Lexend"/>
+              </w:rPr>
+            </w:pPr>
+            <w:r>
+              <w:rPr>
+                <w:rFonts w:ascii="Lexend" w:cs="Lexend" w:eastAsia="Lexend" w:hAnsi="Lexend"/>
+                <w:rtl w:val="0"/>
+              </w:rPr>
+              <w:t xml:space="preserve">Daniel</w:t>
+            </w:r>
+          </w:p>
+        </w:tc>
+        <w:tc>
+          <w:tcPr>
+            <w:shd w:fill="d9d2e9" w:val="clear"/>
+            <w:tcMar>
+              <w:top w:w="100.0" w:type="dxa"/>
+              <w:left w:w="100.0" w:type="dxa"/>
+              <w:bottom w:w="100.0" w:type="dxa"/>
+              <w:right w:w="100.0" w:type="dxa"/>
+            </w:tcMar>
+            <w:vAlign w:val="top"/>
+          </w:tcPr>
+          <w:p>
+            <w:pPr>
+              <w:widowControl w:val="0"/>
+              <w:spacing w:line="240" w:lineRule="auto"/>
+              <w:jc w:val="center"/>
+              <w:rPr>
+                <w:rFonts w:ascii="Lexend" w:cs="Lexend" w:eastAsia="Lexend" w:hAnsi="Lexend"/>
+              </w:rPr>
+            </w:pPr>
+            <w:r>
+              <w:rPr>
+                <w:rFonts w:ascii="Lexend" w:cs="Lexend" w:eastAsia="Lexend" w:hAnsi="Lexend"/>
+                <w:rtl w:val="0"/>
+              </w:rPr>
+              <w:t xml:space="preserve">04/09/26</w:t>
+            </w:r>
+          </w:p>
+        </w:tc>
+      </w:tr>
+      <w:tr>
+        <w:trPr>
+          <w:cantSplit w:val="0"/>
+          <w:tblHeader w:val="0"/>
+        </w:trPr>
+        <w:tc>
+          <w:tcPr>
+            <w:shd w:fill="d9d2e9" w:val="clear"/>
+            <w:tcMar>
+              <w:top w:w="100.0" w:type="dxa"/>
+              <w:left w:w="100.0" w:type="dxa"/>
+              <w:bottom w:w="100.0" w:type="dxa"/>
+              <w:right w:w="100.0" w:type="dxa"/>
+            </w:tcMar>
+            <w:vAlign w:val="top"/>
+          </w:tcPr>
+          <w:p>
+            <w:pPr>
+              <w:widowControl w:val="0"/>
+              <w:spacing w:line="240" w:lineRule="auto"/>
+              <w:jc w:val="center"/>
+              <w:rPr>
+                <w:rFonts w:ascii="Lexend" w:cs="Lexend" w:eastAsia="Lexend" w:hAnsi="Lexend"/>
+              </w:rPr>
+            </w:pPr>
+            <w:r>
+              <w:rPr>
+                <w:rFonts w:ascii="Lexend" w:cs="Lexend" w:eastAsia="Lexend" w:hAnsi="Lexend"/>
+                <w:rtl w:val="0"/>
+              </w:rPr>
+              <w:t xml:space="preserve">Sequence Diagrams: 007, 008 +</w:t>
+            </w:r>
+          </w:p>
+          <w:p>
+            <w:pPr>
+              <w:widowControl w:val="0"/>
+              <w:spacing w:line="240" w:lineRule="auto"/>
+              <w:jc w:val="center"/>
+              <w:rPr>
+                <w:rFonts w:ascii="Lexend" w:cs="Lexend" w:eastAsia="Lexend" w:hAnsi="Lexend"/>
+              </w:rPr>
+            </w:pPr>
+            <w:r>
+              <w:rPr>
+                <w:rFonts w:ascii="Lexend" w:cs="Lexend" w:eastAsia="Lexend" w:hAnsi="Lexend"/>
+                <w:rtl w:val="0"/>
+              </w:rPr>
+              <w:t xml:space="preserve">Add GUI classes into Diagram + Gantt</w:t>
+            </w:r>
+          </w:p>
+        </w:tc>
+        <w:tc>
+          <w:tcPr>
+            <w:shd w:fill="d9d2e9" w:val="clear"/>
+            <w:tcMar>
+              <w:top w:w="100.0" w:type="dxa"/>
+              <w:left w:w="100.0" w:type="dxa"/>
+              <w:bottom w:w="100.0" w:type="dxa"/>
+              <w:right w:w="100.0" w:type="dxa"/>
+            </w:tcMar>
+            <w:vAlign w:val="top"/>
+          </w:tcPr>
+          <w:p>
+            <w:pPr>
+              <w:widowControl w:val="0"/>
+              <w:spacing w:line="240" w:lineRule="auto"/>
+              <w:jc w:val="center"/>
+              <w:rPr>
+                <w:rFonts w:ascii="Lexend" w:cs="Lexend" w:eastAsia="Lexend" w:hAnsi="Lexend"/>
+              </w:rPr>
+            </w:pPr>
+            <w:r>
+              <w:rPr>
+                <w:rFonts w:ascii="Lexend" w:cs="Lexend" w:eastAsia="Lexend" w:hAnsi="Lexend"/>
+                <w:rtl w:val="0"/>
+              </w:rPr>
+              <w:t xml:space="preserve">Nikki</w:t>
+            </w:r>
+          </w:p>
+        </w:tc>
+        <w:tc>
+          <w:tcPr>
+            <w:shd w:fill="d9d2e9" w:val="clear"/>
+            <w:tcMar>
+              <w:top w:w="100.0" w:type="dxa"/>
+              <w:left w:w="100.0" w:type="dxa"/>
+              <w:bottom w:w="100.0" w:type="dxa"/>
+              <w:right w:w="100.0" w:type="dxa"/>
+            </w:tcMar>
+            <w:vAlign w:val="top"/>
+          </w:tcPr>
+          <w:p>
+            <w:pPr>
+              <w:widowControl w:val="0"/>
+              <w:spacing w:line="240" w:lineRule="auto"/>
+              <w:jc w:val="center"/>
+              <w:rPr>
+                <w:rFonts w:ascii="Lexend" w:cs="Lexend" w:eastAsia="Lexend" w:hAnsi="Lexend"/>
+              </w:rPr>
+            </w:pPr>
+            <w:r>
+              <w:rPr>
+                <w:rFonts w:ascii="Lexend" w:cs="Lexend" w:eastAsia="Lexend" w:hAnsi="Lexend"/>
+                <w:rtl w:val="0"/>
+              </w:rPr>
+              <w:t xml:space="preserve">04/09/26</w:t>
+            </w:r>
+          </w:p>
+        </w:tc>
+      </w:tr>
+      <w:tr>
+        <w:trPr>
+          <w:cantSplit w:val="0"/>
+          <w:tblHeader w:val="0"/>
+        </w:trPr>
+        <w:tc>
+          <w:tcPr>
+            <w:shd w:fill="d9d2e9" w:val="clear"/>
+            <w:tcMar>
+              <w:top w:w="100.0" w:type="dxa"/>
+              <w:left w:w="100.0" w:type="dxa"/>
+              <w:bottom w:w="100.0" w:type="dxa"/>
+              <w:right w:w="100.0" w:type="dxa"/>
+            </w:tcMar>
+            <w:vAlign w:val="top"/>
+          </w:tcPr>
+          <w:p>
+            <w:pPr>
+              <w:widowControl w:val="0"/>
+              <w:spacing w:line="240" w:lineRule="auto"/>
+              <w:jc w:val="center"/>
+              <w:rPr>
+                <w:rFonts w:ascii="Lexend" w:cs="Lexend" w:eastAsia="Lexend" w:hAnsi="Lexend"/>
+              </w:rPr>
+            </w:pPr>
+            <w:r>
+              <w:rPr>
+                <w:rFonts w:ascii="Lexend" w:cs="Lexend" w:eastAsia="Lexend" w:hAnsi="Lexend"/>
+                <w:rtl w:val="0"/>
+              </w:rPr>
+              <w:t xml:space="preserve">Sequence Diagrams: 013,014</w:t>
+            </w:r>
+          </w:p>
+        </w:tc>
+        <w:tc>
+          <w:tcPr>
+            <w:shd w:fill="d9d2e9" w:val="clear"/>
+            <w:tcMar>
+              <w:top w:w="100.0" w:type="dxa"/>
+              <w:left w:w="100.0" w:type="dxa"/>
+              <w:bottom w:w="100.0" w:type="dxa"/>
+              <w:right w:w="100.0" w:type="dxa"/>
+            </w:tcMar>
+            <w:vAlign w:val="top"/>
+          </w:tcPr>
+          <w:p>
+            <w:pPr>
+              <w:widowControl w:val="0"/>
+              <w:spacing w:line="240" w:lineRule="auto"/>
+              <w:jc w:val="center"/>
+              <w:rPr>
+                <w:rFonts w:ascii="Lexend" w:cs="Lexend" w:eastAsia="Lexend" w:hAnsi="Lexend"/>
+              </w:rPr>
+            </w:pPr>
+            <w:r>
+              <w:rPr>
+                <w:rFonts w:ascii="Lexend" w:cs="Lexend" w:eastAsia="Lexend" w:hAnsi="Lexend"/>
+                <w:rtl w:val="0"/>
+              </w:rPr>
+              <w:t xml:space="preserve">Sadhvik</w:t>
+            </w:r>
+          </w:p>
+        </w:tc>
+        <w:tc>
+          <w:tcPr>
+            <w:shd w:fill="d9d2e9" w:val="clear"/>
+            <w:tcMar>
+              <w:top w:w="100.0" w:type="dxa"/>
+              <w:left w:w="100.0" w:type="dxa"/>
+              <w:bottom w:w="100.0" w:type="dxa"/>
+              <w:right w:w="100.0" w:type="dxa"/>
+            </w:tcMar>
+            <w:vAlign w:val="top"/>
+          </w:tcPr>
+          <w:p>
+            <w:pPr>
+              <w:widowControl w:val="0"/>
+              <w:spacing w:line="240" w:lineRule="auto"/>
+              <w:jc w:val="center"/>
+              <w:rPr>
+                <w:rFonts w:ascii="Lexend" w:cs="Lexend" w:eastAsia="Lexend" w:hAnsi="Lexend"/>
+              </w:rPr>
+            </w:pPr>
+            <w:r>
+              <w:rPr>
+                <w:rFonts w:ascii="Lexend" w:cs="Lexend" w:eastAsia="Lexend" w:hAnsi="Lexend"/>
+                <w:rtl w:val="0"/>
+              </w:rPr>
+              <w:t xml:space="preserve">04/09/26</w:t>
+            </w:r>
+          </w:p>
+        </w:tc>
+      </w:tr>
+      <w:tr>
+        <w:trPr>
+          <w:cantSplit w:val="0"/>
+          <w:tblHeader w:val="0"/>
+        </w:trPr>
+        <w:tc>
+          <w:tcPr>
+            <w:shd w:fill="d9d2e9" w:val="clear"/>
+            <w:tcMar>
+              <w:top w:w="100.0" w:type="dxa"/>
+              <w:left w:w="100.0" w:type="dxa"/>
+              <w:bottom w:w="100.0" w:type="dxa"/>
+              <w:right w:w="100.0" w:type="dxa"/>
+            </w:tcMar>
+            <w:vAlign w:val="top"/>
+          </w:tcPr>
+          <w:p>
+            <w:pPr>
+              <w:widowControl w:val="0"/>
+              <w:spacing w:line="240" w:lineRule="auto"/>
+              <w:jc w:val="center"/>
+              <w:rPr>
+                <w:rFonts w:ascii="Lexend" w:cs="Lexend" w:eastAsia="Lexend" w:hAnsi="Lexend"/>
+              </w:rPr>
+            </w:pPr>
+            <w:r>
+              <w:rPr>
+                <w:rFonts w:ascii="Lexend" w:cs="Lexend" w:eastAsia="Lexend" w:hAnsi="Lexend"/>
+                <w:rtl w:val="0"/>
+              </w:rPr>
+              <w:t xml:space="preserve">Sequence Diagrams: 009,012</w:t>
+            </w:r>
+          </w:p>
+        </w:tc>
+        <w:tc>
+          <w:tcPr>
+            <w:shd w:fill="d9d2e9" w:val="clear"/>
+            <w:tcMar>
+              <w:top w:w="100.0" w:type="dxa"/>
+              <w:left w:w="100.0" w:type="dxa"/>
+              <w:bottom w:w="100.0" w:type="dxa"/>
+              <w:right w:w="100.0" w:type="dxa"/>
+            </w:tcMar>
+            <w:vAlign w:val="top"/>
+          </w:tcPr>
+          <w:p>
+            <w:pPr>
+              <w:widowControl w:val="0"/>
+              <w:spacing w:line="240" w:lineRule="auto"/>
+              <w:jc w:val="center"/>
+              <w:rPr>
+                <w:rFonts w:ascii="Lexend" w:cs="Lexend" w:eastAsia="Lexend" w:hAnsi="Lexend"/>
+              </w:rPr>
+            </w:pPr>
+            <w:r>
+              <w:rPr>
+                <w:rFonts w:ascii="Lexend" w:cs="Lexend" w:eastAsia="Lexend" w:hAnsi="Lexend"/>
+                <w:rtl w:val="0"/>
+              </w:rPr>
+              <w:t xml:space="preserve">Tochi</w:t>
+            </w:r>
+          </w:p>
+        </w:tc>
+        <w:tc>
+          <w:tcPr>
+            <w:shd w:fill="d9d2e9" w:val="clear"/>
+            <w:tcMar>
+              <w:top w:w="100.0" w:type="dxa"/>
+              <w:left w:w="100.0" w:type="dxa"/>
+              <w:bottom w:w="100.0" w:type="dxa"/>
+              <w:right w:w="100.0" w:type="dxa"/>
+            </w:tcMar>
+            <w:vAlign w:val="top"/>
+          </w:tcPr>
+          <w:p>
+            <w:pPr>
+              <w:widowControl w:val="0"/>
+              <w:spacing w:line="240" w:lineRule="auto"/>
+              <w:jc w:val="center"/>
+              <w:rPr>
+                <w:rFonts w:ascii="Lexend" w:cs="Lexend" w:eastAsia="Lexend" w:hAnsi="Lexend"/>
+              </w:rPr>
+            </w:pPr>
+            <w:r>
+              <w:rPr>
+                <w:rFonts w:ascii="Lexend" w:cs="Lexend" w:eastAsia="Lexend" w:hAnsi="Lexend"/>
+                <w:rtl w:val="0"/>
+              </w:rPr>
+              <w:t xml:space="preserve">04/09/26</w:t>
+            </w:r>
+          </w:p>
+        </w:tc>
+      </w:tr>
+    </w:tbl>
+    <w:p>
+      <w:pPr>
+        <w:rPr>
+          <w:rFonts w:ascii="Times New Roman" w:cs="Times New Roman" w:eastAsia="Times New Roman" w:hAnsi="Times New Roman"/>
+          <w:sz w:val="24"/>
+          <w:szCs w:val="24"/>
+        </w:rPr>
+      </w:pPr>
+      <w:r>
+        <w:rPr>
+          <w:rtl w:val="0"/>
+        </w:rPr>
+      </w:r>
+    </w:p>
     <w:p>
       <w:pPr>
         <w:rPr>
@@ -11862,6 +13464,27 @@
     </w:tblPr>
   </w:style>
   <w:style w:type="table" w:styleId="Table24">
+    <w:basedOn w:val="TableNormal"/>
+    <w:tblPr>
+      <w:tblStyleRowBandSize w:val="1"/>
+      <w:tblStyleColBandSize w:val="1"/>
+    </w:tblPr>
+  </w:style>
+  <w:style w:type="table" w:styleId="Table25">
+    <w:basedOn w:val="TableNormal"/>
+    <w:tblPr>
+      <w:tblStyleRowBandSize w:val="1"/>
+      <w:tblStyleColBandSize w:val="1"/>
+    </w:tblPr>
+  </w:style>
+  <w:style w:type="table" w:styleId="Table26">
+    <w:basedOn w:val="TableNormal"/>
+    <w:tblPr>
+      <w:tblStyleRowBandSize w:val="1"/>
+      <w:tblStyleColBandSize w:val="1"/>
+    </w:tblPr>
+  </w:style>
+  <w:style w:type="table" w:styleId="Table27">
     <w:basedOn w:val="TableNormal"/>
     <w:tblPr>
       <w:tblStyleRowBandSize w:val="1"/>

--- a/Project-Planning/Meeting Minutes.docx
+++ b/Project-Planning/Meeting Minutes.docx
@@ -597,7 +597,7 @@
       <w:pPr>
         <w:numPr>
           <w:ilvl w:val="0"/>
-          <w:numId w:val="1"/>
+          <w:numId w:val="2"/>
         </w:numPr>
         <w:ind w:left="720" w:hanging="360"/>
         <w:rPr>
@@ -642,7 +642,7 @@
       <w:pPr>
         <w:numPr>
           <w:ilvl w:val="0"/>
-          <w:numId w:val="1"/>
+          <w:numId w:val="2"/>
         </w:numPr>
         <w:ind w:left="720" w:hanging="360"/>
         <w:rPr>
@@ -686,7 +686,7 @@
       <w:pPr>
         <w:numPr>
           <w:ilvl w:val="0"/>
-          <w:numId w:val="1"/>
+          <w:numId w:val="2"/>
         </w:numPr>
         <w:ind w:left="720" w:hanging="360"/>
         <w:rPr>
@@ -730,7 +730,7 @@
       <w:pPr>
         <w:numPr>
           <w:ilvl w:val="0"/>
-          <w:numId w:val="1"/>
+          <w:numId w:val="2"/>
         </w:numPr>
         <w:ind w:left="720" w:hanging="360"/>
         <w:rPr>
@@ -774,7 +774,7 @@
       <w:pPr>
         <w:numPr>
           <w:ilvl w:val="0"/>
-          <w:numId w:val="1"/>
+          <w:numId w:val="2"/>
         </w:numPr>
         <w:ind w:left="720" w:hanging="360"/>
         <w:rPr>
@@ -818,7 +818,7 @@
       <w:pPr>
         <w:numPr>
           <w:ilvl w:val="0"/>
-          <w:numId w:val="1"/>
+          <w:numId w:val="2"/>
         </w:numPr>
         <w:ind w:left="720" w:hanging="360"/>
         <w:rPr>
@@ -862,7 +862,7 @@
       <w:pPr>
         <w:numPr>
           <w:ilvl w:val="0"/>
-          <w:numId w:val="1"/>
+          <w:numId w:val="2"/>
         </w:numPr>
         <w:ind w:left="720" w:hanging="360"/>
         <w:rPr>
@@ -906,7 +906,7 @@
       <w:pPr>
         <w:numPr>
           <w:ilvl w:val="0"/>
-          <w:numId w:val="1"/>
+          <w:numId w:val="2"/>
         </w:numPr>
         <w:ind w:left="720" w:hanging="360"/>
         <w:rPr>
@@ -951,7 +951,7 @@
       <w:pPr>
         <w:numPr>
           <w:ilvl w:val="0"/>
-          <w:numId w:val="1"/>
+          <w:numId w:val="2"/>
         </w:numPr>
         <w:ind w:left="720" w:hanging="360"/>
         <w:rPr>
@@ -989,19 +989,52 @@
         <w:tab/>
         <w:t xml:space="preserve">    11-12</w:t>
       </w:r>
+      <w:r>
+        <w:rPr>
+          <w:rtl w:val="0"/>
+        </w:rPr>
+      </w:r>
     </w:p>
     <w:p>
       <w:pPr>
-        <w:rPr>
-          <w:rFonts w:ascii="Times New Roman" w:cs="Times New Roman" w:eastAsia="Times New Roman" w:hAnsi="Times New Roman"/>
-          <w:sz w:val="24"/>
-          <w:szCs w:val="24"/>
-        </w:rPr>
-      </w:pPr>
+        <w:numPr>
+          <w:ilvl w:val="0"/>
+          <w:numId w:val="2"/>
+        </w:numPr>
+        <w:ind w:left="720" w:hanging="360"/>
+        <w:rPr>
+          <w:rFonts w:ascii="Lexend Light" w:cs="Lexend Light" w:eastAsia="Lexend Light" w:hAnsi="Lexend Light"/>
+          <w:sz w:val="30"/>
+          <w:szCs w:val="30"/>
+        </w:rPr>
+      </w:pPr>
+      <w:hyperlink w:anchor="kix.b9ou0zjg771">
+        <w:r>
+          <w:rPr>
+            <w:rFonts w:ascii="Lexend Light" w:cs="Lexend Light" w:eastAsia="Lexend Light" w:hAnsi="Lexend Light"/>
+            <w:color w:val="1155cc"/>
+            <w:sz w:val="30"/>
+            <w:szCs w:val="30"/>
+            <w:u w:val="single"/>
+            <w:rtl w:val="0"/>
+          </w:rPr>
+          <w:t xml:space="preserve">Meeting 04/08/26</w:t>
+        </w:r>
+      </w:hyperlink>
       <w:r>
         <w:rPr>
+          <w:rFonts w:ascii="Lexend Light" w:cs="Lexend Light" w:eastAsia="Lexend Light" w:hAnsi="Lexend Light"/>
+          <w:sz w:val="30"/>
+          <w:szCs w:val="30"/>
           <w:rtl w:val="0"/>
         </w:rPr>
+        <w:tab/>
+        <w:tab/>
+        <w:tab/>
+        <w:tab/>
+        <w:tab/>
+        <w:tab/>
+        <w:t xml:space="preserve">    13-14</w:t>
       </w:r>
     </w:p>
     <w:p>
@@ -10425,7 +10458,7 @@
               <w:widowControl w:val="0"/>
               <w:numPr>
                 <w:ilvl w:val="0"/>
-                <w:numId w:val="2"/>
+                <w:numId w:val="4"/>
               </w:numPr>
               <w:spacing w:line="240" w:lineRule="auto"/>
               <w:ind w:left="720" w:hanging="360"/>
@@ -10447,7 +10480,7 @@
               <w:widowControl w:val="0"/>
               <w:numPr>
                 <w:ilvl w:val="0"/>
-                <w:numId w:val="2"/>
+                <w:numId w:val="4"/>
               </w:numPr>
               <w:spacing w:line="240" w:lineRule="auto"/>
               <w:ind w:left="720" w:hanging="360"/>
@@ -10469,7 +10502,7 @@
               <w:widowControl w:val="0"/>
               <w:numPr>
                 <w:ilvl w:val="0"/>
-                <w:numId w:val="2"/>
+                <w:numId w:val="4"/>
               </w:numPr>
               <w:spacing w:line="240" w:lineRule="auto"/>
               <w:ind w:left="720" w:hanging="360"/>
@@ -10491,7 +10524,7 @@
               <w:widowControl w:val="0"/>
               <w:numPr>
                 <w:ilvl w:val="0"/>
-                <w:numId w:val="2"/>
+                <w:numId w:val="4"/>
               </w:numPr>
               <w:spacing w:line="240" w:lineRule="auto"/>
               <w:ind w:left="720" w:hanging="360"/>
@@ -10513,7 +10546,7 @@
               <w:widowControl w:val="0"/>
               <w:numPr>
                 <w:ilvl w:val="0"/>
-                <w:numId w:val="2"/>
+                <w:numId w:val="4"/>
               </w:numPr>
               <w:spacing w:line="240" w:lineRule="auto"/>
               <w:ind w:left="720" w:hanging="360"/>
@@ -10535,7 +10568,7 @@
               <w:widowControl w:val="0"/>
               <w:numPr>
                 <w:ilvl w:val="0"/>
-                <w:numId w:val="2"/>
+                <w:numId w:val="4"/>
               </w:numPr>
               <w:spacing w:line="240" w:lineRule="auto"/>
               <w:ind w:left="720" w:hanging="360"/>
@@ -11931,7 +11964,7 @@
               <w:widowControl w:val="0"/>
               <w:numPr>
                 <w:ilvl w:val="0"/>
-                <w:numId w:val="2"/>
+                <w:numId w:val="4"/>
               </w:numPr>
               <w:spacing w:line="240" w:lineRule="auto"/>
               <w:ind w:left="720" w:hanging="360"/>
@@ -11952,7 +11985,7 @@
               <w:widowControl w:val="0"/>
               <w:numPr>
                 <w:ilvl w:val="0"/>
-                <w:numId w:val="2"/>
+                <w:numId w:val="4"/>
               </w:numPr>
               <w:spacing w:line="240" w:lineRule="auto"/>
               <w:ind w:left="720" w:hanging="360"/>
@@ -11973,7 +12006,7 @@
               <w:widowControl w:val="0"/>
               <w:numPr>
                 <w:ilvl w:val="0"/>
-                <w:numId w:val="2"/>
+                <w:numId w:val="4"/>
               </w:numPr>
               <w:spacing w:line="240" w:lineRule="auto"/>
               <w:ind w:left="720" w:hanging="360"/>
@@ -11994,7 +12027,7 @@
               <w:widowControl w:val="0"/>
               <w:numPr>
                 <w:ilvl w:val="0"/>
-                <w:numId w:val="2"/>
+                <w:numId w:val="4"/>
               </w:numPr>
               <w:spacing w:line="240" w:lineRule="auto"/>
               <w:ind w:left="720" w:hanging="360"/>
@@ -12015,7 +12048,7 @@
               <w:widowControl w:val="0"/>
               <w:numPr>
                 <w:ilvl w:val="0"/>
-                <w:numId w:val="2"/>
+                <w:numId w:val="4"/>
               </w:numPr>
               <w:spacing w:line="240" w:lineRule="auto"/>
               <w:ind w:left="720" w:hanging="360"/>
@@ -12036,7 +12069,7 @@
               <w:widowControl w:val="0"/>
               <w:numPr>
                 <w:ilvl w:val="0"/>
-                <w:numId w:val="2"/>
+                <w:numId w:val="4"/>
               </w:numPr>
               <w:spacing w:line="240" w:lineRule="auto"/>
               <w:ind w:left="720" w:hanging="360"/>
@@ -12057,7 +12090,7 @@
               <w:widowControl w:val="0"/>
               <w:numPr>
                 <w:ilvl w:val="0"/>
-                <w:numId w:val="2"/>
+                <w:numId w:val="4"/>
               </w:numPr>
               <w:spacing w:line="240" w:lineRule="auto"/>
               <w:ind w:left="720" w:hanging="360"/>
@@ -12078,7 +12111,7 @@
               <w:widowControl w:val="0"/>
               <w:numPr>
                 <w:ilvl w:val="0"/>
-                <w:numId w:val="2"/>
+                <w:numId w:val="4"/>
               </w:numPr>
               <w:spacing w:line="240" w:lineRule="auto"/>
               <w:ind w:left="720" w:hanging="360"/>
@@ -12099,7 +12132,7 @@
               <w:widowControl w:val="0"/>
               <w:numPr>
                 <w:ilvl w:val="0"/>
-                <w:numId w:val="2"/>
+                <w:numId w:val="4"/>
               </w:numPr>
               <w:spacing w:line="240" w:lineRule="auto"/>
               <w:ind w:left="720" w:hanging="360"/>
@@ -12839,6 +12872,1917 @@
         </w:rPr>
       </w:r>
     </w:p>
+    <w:p>
+      <w:pPr>
+        <w:rPr>
+          <w:rFonts w:ascii="Times New Roman" w:cs="Times New Roman" w:eastAsia="Times New Roman" w:hAnsi="Times New Roman"/>
+          <w:sz w:val="24"/>
+          <w:szCs w:val="24"/>
+        </w:rPr>
+      </w:pPr>
+      <w:r>
+        <w:rPr>
+          <w:rtl w:val="0"/>
+        </w:rPr>
+      </w:r>
+    </w:p>
+    <w:p>
+      <w:pPr>
+        <w:rPr>
+          <w:rFonts w:ascii="Times New Roman" w:cs="Times New Roman" w:eastAsia="Times New Roman" w:hAnsi="Times New Roman"/>
+          <w:sz w:val="24"/>
+          <w:szCs w:val="24"/>
+        </w:rPr>
+      </w:pPr>
+      <w:r>
+        <w:rPr>
+          <w:rtl w:val="0"/>
+        </w:rPr>
+      </w:r>
+    </w:p>
+    <w:p>
+      <w:pPr>
+        <w:rPr>
+          <w:rFonts w:ascii="Times New Roman" w:cs="Times New Roman" w:eastAsia="Times New Roman" w:hAnsi="Times New Roman"/>
+          <w:sz w:val="24"/>
+          <w:szCs w:val="24"/>
+        </w:rPr>
+      </w:pPr>
+      <w:r>
+        <w:rPr>
+          <w:rtl w:val="0"/>
+        </w:rPr>
+      </w:r>
+    </w:p>
+    <w:p>
+      <w:pPr>
+        <w:rPr>
+          <w:rFonts w:ascii="Times New Roman" w:cs="Times New Roman" w:eastAsia="Times New Roman" w:hAnsi="Times New Roman"/>
+          <w:sz w:val="24"/>
+          <w:szCs w:val="24"/>
+        </w:rPr>
+      </w:pPr>
+      <w:r>
+        <w:rPr>
+          <w:rtl w:val="0"/>
+        </w:rPr>
+      </w:r>
+    </w:p>
+    <w:p>
+      <w:pPr>
+        <w:rPr>
+          <w:rFonts w:ascii="Times New Roman" w:cs="Times New Roman" w:eastAsia="Times New Roman" w:hAnsi="Times New Roman"/>
+          <w:sz w:val="24"/>
+          <w:szCs w:val="24"/>
+        </w:rPr>
+      </w:pPr>
+      <w:r>
+        <w:rPr>
+          <w:rtl w:val="0"/>
+        </w:rPr>
+      </w:r>
+    </w:p>
+    <w:p>
+      <w:pPr>
+        <w:rPr>
+          <w:rFonts w:ascii="Times New Roman" w:cs="Times New Roman" w:eastAsia="Times New Roman" w:hAnsi="Times New Roman"/>
+          <w:sz w:val="24"/>
+          <w:szCs w:val="24"/>
+        </w:rPr>
+      </w:pPr>
+      <w:r>
+        <w:rPr>
+          <w:rtl w:val="0"/>
+        </w:rPr>
+      </w:r>
+    </w:p>
+    <w:p>
+      <w:pPr>
+        <w:rPr>
+          <w:rFonts w:ascii="Times New Roman" w:cs="Times New Roman" w:eastAsia="Times New Roman" w:hAnsi="Times New Roman"/>
+          <w:sz w:val="24"/>
+          <w:szCs w:val="24"/>
+        </w:rPr>
+      </w:pPr>
+      <w:r>
+        <w:rPr>
+          <w:rtl w:val="0"/>
+        </w:rPr>
+      </w:r>
+    </w:p>
+    <w:p>
+      <w:pPr>
+        <w:rPr>
+          <w:rFonts w:ascii="Times New Roman" w:cs="Times New Roman" w:eastAsia="Times New Roman" w:hAnsi="Times New Roman"/>
+          <w:sz w:val="24"/>
+          <w:szCs w:val="24"/>
+        </w:rPr>
+      </w:pPr>
+      <w:r>
+        <w:rPr>
+          <w:rtl w:val="0"/>
+        </w:rPr>
+      </w:r>
+    </w:p>
+    <w:p>
+      <w:pPr>
+        <w:rPr>
+          <w:rFonts w:ascii="Times New Roman" w:cs="Times New Roman" w:eastAsia="Times New Roman" w:hAnsi="Times New Roman"/>
+          <w:sz w:val="24"/>
+          <w:szCs w:val="24"/>
+        </w:rPr>
+      </w:pPr>
+      <w:r>
+        <w:rPr>
+          <w:rtl w:val="0"/>
+        </w:rPr>
+      </w:r>
+    </w:p>
+    <w:p>
+      <w:pPr>
+        <w:rPr>
+          <w:rFonts w:ascii="Times New Roman" w:cs="Times New Roman" w:eastAsia="Times New Roman" w:hAnsi="Times New Roman"/>
+          <w:sz w:val="24"/>
+          <w:szCs w:val="24"/>
+        </w:rPr>
+      </w:pPr>
+      <w:r>
+        <w:rPr>
+          <w:rtl w:val="0"/>
+        </w:rPr>
+      </w:r>
+    </w:p>
+    <w:p>
+      <w:pPr>
+        <w:rPr>
+          <w:rFonts w:ascii="Times New Roman" w:cs="Times New Roman" w:eastAsia="Times New Roman" w:hAnsi="Times New Roman"/>
+          <w:sz w:val="24"/>
+          <w:szCs w:val="24"/>
+        </w:rPr>
+      </w:pPr>
+      <w:r>
+        <w:rPr>
+          <w:rtl w:val="0"/>
+        </w:rPr>
+      </w:r>
+    </w:p>
+    <w:p>
+      <w:pPr>
+        <w:rPr>
+          <w:rFonts w:ascii="Times New Roman" w:cs="Times New Roman" w:eastAsia="Times New Roman" w:hAnsi="Times New Roman"/>
+          <w:sz w:val="24"/>
+          <w:szCs w:val="24"/>
+        </w:rPr>
+      </w:pPr>
+      <w:r>
+        <w:rPr>
+          <w:rtl w:val="0"/>
+        </w:rPr>
+      </w:r>
+    </w:p>
+    <w:p>
+      <w:pPr>
+        <w:rPr>
+          <w:rFonts w:ascii="Times New Roman" w:cs="Times New Roman" w:eastAsia="Times New Roman" w:hAnsi="Times New Roman"/>
+          <w:sz w:val="24"/>
+          <w:szCs w:val="24"/>
+        </w:rPr>
+      </w:pPr>
+      <w:r>
+        <w:rPr>
+          <w:rtl w:val="0"/>
+        </w:rPr>
+      </w:r>
+    </w:p>
+    <w:p>
+      <w:pPr>
+        <w:rPr>
+          <w:rFonts w:ascii="Times New Roman" w:cs="Times New Roman" w:eastAsia="Times New Roman" w:hAnsi="Times New Roman"/>
+          <w:sz w:val="24"/>
+          <w:szCs w:val="24"/>
+        </w:rPr>
+      </w:pPr>
+      <w:r>
+        <w:rPr>
+          <w:rtl w:val="0"/>
+        </w:rPr>
+      </w:r>
+    </w:p>
+    <w:p>
+      <w:pPr>
+        <w:rPr>
+          <w:rFonts w:ascii="Times New Roman" w:cs="Times New Roman" w:eastAsia="Times New Roman" w:hAnsi="Times New Roman"/>
+          <w:sz w:val="24"/>
+          <w:szCs w:val="24"/>
+        </w:rPr>
+      </w:pPr>
+      <w:r>
+        <w:rPr>
+          <w:rtl w:val="0"/>
+        </w:rPr>
+      </w:r>
+    </w:p>
+    <w:p>
+      <w:pPr>
+        <w:rPr>
+          <w:rFonts w:ascii="Times New Roman" w:cs="Times New Roman" w:eastAsia="Times New Roman" w:hAnsi="Times New Roman"/>
+          <w:sz w:val="24"/>
+          <w:szCs w:val="24"/>
+        </w:rPr>
+      </w:pPr>
+      <w:r>
+        <w:rPr>
+          <w:rtl w:val="0"/>
+        </w:rPr>
+      </w:r>
+    </w:p>
+    <w:p>
+      <w:pPr>
+        <w:rPr>
+          <w:rFonts w:ascii="Times New Roman" w:cs="Times New Roman" w:eastAsia="Times New Roman" w:hAnsi="Times New Roman"/>
+          <w:sz w:val="24"/>
+          <w:szCs w:val="24"/>
+        </w:rPr>
+      </w:pPr>
+      <w:r>
+        <w:rPr>
+          <w:rtl w:val="0"/>
+        </w:rPr>
+      </w:r>
+    </w:p>
+    <w:p>
+      <w:pPr>
+        <w:rPr>
+          <w:rFonts w:ascii="Times New Roman" w:cs="Times New Roman" w:eastAsia="Times New Roman" w:hAnsi="Times New Roman"/>
+          <w:sz w:val="24"/>
+          <w:szCs w:val="24"/>
+        </w:rPr>
+      </w:pPr>
+      <w:r>
+        <w:rPr>
+          <w:rtl w:val="0"/>
+        </w:rPr>
+      </w:r>
+    </w:p>
+    <w:p>
+      <w:pPr>
+        <w:rPr>
+          <w:rFonts w:ascii="Times New Roman" w:cs="Times New Roman" w:eastAsia="Times New Roman" w:hAnsi="Times New Roman"/>
+          <w:sz w:val="24"/>
+          <w:szCs w:val="24"/>
+        </w:rPr>
+      </w:pPr>
+      <w:r>
+        <w:rPr>
+          <w:rtl w:val="0"/>
+        </w:rPr>
+      </w:r>
+    </w:p>
+    <w:p>
+      <w:pPr>
+        <w:rPr>
+          <w:rFonts w:ascii="Times New Roman" w:cs="Times New Roman" w:eastAsia="Times New Roman" w:hAnsi="Times New Roman"/>
+          <w:sz w:val="24"/>
+          <w:szCs w:val="24"/>
+        </w:rPr>
+      </w:pPr>
+      <w:r>
+        <w:rPr>
+          <w:rtl w:val="0"/>
+        </w:rPr>
+      </w:r>
+    </w:p>
+    <w:p>
+      <w:pPr>
+        <w:rPr>
+          <w:rFonts w:ascii="Times New Roman" w:cs="Times New Roman" w:eastAsia="Times New Roman" w:hAnsi="Times New Roman"/>
+          <w:sz w:val="24"/>
+          <w:szCs w:val="24"/>
+        </w:rPr>
+      </w:pPr>
+      <w:r>
+        <w:rPr>
+          <w:rtl w:val="0"/>
+        </w:rPr>
+      </w:r>
+    </w:p>
+    <w:p>
+      <w:pPr>
+        <w:rPr>
+          <w:rFonts w:ascii="Times New Roman" w:cs="Times New Roman" w:eastAsia="Times New Roman" w:hAnsi="Times New Roman"/>
+          <w:sz w:val="24"/>
+          <w:szCs w:val="24"/>
+        </w:rPr>
+      </w:pPr>
+      <w:r>
+        <w:rPr>
+          <w:rtl w:val="0"/>
+        </w:rPr>
+      </w:r>
+    </w:p>
+    <w:p>
+      <w:pPr>
+        <w:rPr>
+          <w:rFonts w:ascii="Times New Roman" w:cs="Times New Roman" w:eastAsia="Times New Roman" w:hAnsi="Times New Roman"/>
+          <w:sz w:val="24"/>
+          <w:szCs w:val="24"/>
+        </w:rPr>
+      </w:pPr>
+      <w:r>
+        <w:rPr>
+          <w:rtl w:val="0"/>
+        </w:rPr>
+      </w:r>
+    </w:p>
+    <w:p>
+      <w:pPr>
+        <w:rPr>
+          <w:rFonts w:ascii="Times New Roman" w:cs="Times New Roman" w:eastAsia="Times New Roman" w:hAnsi="Times New Roman"/>
+          <w:sz w:val="24"/>
+          <w:szCs w:val="24"/>
+        </w:rPr>
+      </w:pPr>
+      <w:r>
+        <w:rPr>
+          <w:rtl w:val="0"/>
+        </w:rPr>
+      </w:r>
+    </w:p>
+    <w:p>
+      <w:pPr>
+        <w:rPr>
+          <w:rFonts w:ascii="Times New Roman" w:cs="Times New Roman" w:eastAsia="Times New Roman" w:hAnsi="Times New Roman"/>
+          <w:sz w:val="24"/>
+          <w:szCs w:val="24"/>
+        </w:rPr>
+      </w:pPr>
+      <w:r>
+        <w:rPr>
+          <w:rtl w:val="0"/>
+        </w:rPr>
+      </w:r>
+    </w:p>
+    <w:p>
+      <w:pPr>
+        <w:rPr>
+          <w:rFonts w:ascii="Times New Roman" w:cs="Times New Roman" w:eastAsia="Times New Roman" w:hAnsi="Times New Roman"/>
+          <w:sz w:val="24"/>
+          <w:szCs w:val="24"/>
+        </w:rPr>
+      </w:pPr>
+      <w:r>
+        <w:rPr>
+          <w:rtl w:val="0"/>
+        </w:rPr>
+      </w:r>
+    </w:p>
+    <w:p>
+      <w:pPr>
+        <w:rPr>
+          <w:rFonts w:ascii="Times New Roman" w:cs="Times New Roman" w:eastAsia="Times New Roman" w:hAnsi="Times New Roman"/>
+          <w:sz w:val="24"/>
+          <w:szCs w:val="24"/>
+        </w:rPr>
+      </w:pPr>
+      <w:r>
+        <w:rPr>
+          <w:rtl w:val="0"/>
+        </w:rPr>
+      </w:r>
+    </w:p>
+    <w:p>
+      <w:pPr>
+        <w:rPr>
+          <w:rFonts w:ascii="Times New Roman" w:cs="Times New Roman" w:eastAsia="Times New Roman" w:hAnsi="Times New Roman"/>
+          <w:sz w:val="24"/>
+          <w:szCs w:val="24"/>
+        </w:rPr>
+      </w:pPr>
+      <w:r>
+        <w:rPr>
+          <w:rtl w:val="0"/>
+        </w:rPr>
+      </w:r>
+    </w:p>
+    <w:p>
+      <w:pPr>
+        <w:rPr>
+          <w:rFonts w:ascii="Times New Roman" w:cs="Times New Roman" w:eastAsia="Times New Roman" w:hAnsi="Times New Roman"/>
+          <w:sz w:val="24"/>
+          <w:szCs w:val="24"/>
+        </w:rPr>
+      </w:pPr>
+      <w:r>
+        <w:rPr>
+          <w:rtl w:val="0"/>
+        </w:rPr>
+      </w:r>
+    </w:p>
+    <w:p>
+      <w:pPr>
+        <w:rPr>
+          <w:rFonts w:ascii="Times New Roman" w:cs="Times New Roman" w:eastAsia="Times New Roman" w:hAnsi="Times New Roman"/>
+          <w:sz w:val="24"/>
+          <w:szCs w:val="24"/>
+        </w:rPr>
+      </w:pPr>
+      <w:r>
+        <w:rPr>
+          <w:rtl w:val="0"/>
+        </w:rPr>
+      </w:r>
+    </w:p>
+    <w:p>
+      <w:pPr>
+        <w:rPr>
+          <w:rFonts w:ascii="Times New Roman" w:cs="Times New Roman" w:eastAsia="Times New Roman" w:hAnsi="Times New Roman"/>
+          <w:sz w:val="24"/>
+          <w:szCs w:val="24"/>
+        </w:rPr>
+      </w:pPr>
+      <w:r>
+        <w:rPr>
+          <w:rtl w:val="0"/>
+        </w:rPr>
+      </w:r>
+    </w:p>
+    <w:p>
+      <w:pPr>
+        <w:rPr>
+          <w:rFonts w:ascii="Times New Roman" w:cs="Times New Roman" w:eastAsia="Times New Roman" w:hAnsi="Times New Roman"/>
+          <w:sz w:val="24"/>
+          <w:szCs w:val="24"/>
+        </w:rPr>
+      </w:pPr>
+      <w:r>
+        <w:rPr>
+          <w:rtl w:val="0"/>
+        </w:rPr>
+      </w:r>
+    </w:p>
+    <w:p>
+      <w:pPr>
+        <w:rPr>
+          <w:rFonts w:ascii="Times New Roman" w:cs="Times New Roman" w:eastAsia="Times New Roman" w:hAnsi="Times New Roman"/>
+          <w:sz w:val="24"/>
+          <w:szCs w:val="24"/>
+        </w:rPr>
+      </w:pPr>
+      <w:r>
+        <w:rPr>
+          <w:rtl w:val="0"/>
+        </w:rPr>
+      </w:r>
+    </w:p>
+    <w:p>
+      <w:pPr>
+        <w:rPr>
+          <w:rFonts w:ascii="Times New Roman" w:cs="Times New Roman" w:eastAsia="Times New Roman" w:hAnsi="Times New Roman"/>
+          <w:sz w:val="24"/>
+          <w:szCs w:val="24"/>
+        </w:rPr>
+      </w:pPr>
+      <w:r>
+        <w:rPr>
+          <w:rtl w:val="0"/>
+        </w:rPr>
+      </w:r>
+    </w:p>
+    <w:tbl>
+      <w:tblPr>
+        <w:tblStyle w:val="Table28"/>
+        <w:tblW w:w="9360.0" w:type="dxa"/>
+        <w:jc w:val="left"/>
+        <w:tblBorders>
+          <w:top w:color="000000" w:space="0" w:sz="8" w:val="single"/>
+          <w:left w:color="000000" w:space="0" w:sz="8" w:val="single"/>
+          <w:bottom w:color="000000" w:space="0" w:sz="8" w:val="single"/>
+          <w:right w:color="000000" w:space="0" w:sz="8" w:val="single"/>
+          <w:insideH w:color="000000" w:space="0" w:sz="8" w:val="single"/>
+          <w:insideV w:color="000000" w:space="0" w:sz="8" w:val="single"/>
+        </w:tblBorders>
+        <w:tblLayout w:type="fixed"/>
+        <w:tblLook w:val="0600"/>
+      </w:tblPr>
+      <w:tblGrid>
+        <w:gridCol w:w="3135"/>
+        <w:gridCol w:w="2820"/>
+        <w:gridCol w:w="315"/>
+        <w:gridCol w:w="3090"/>
+        <w:tblGridChange w:id="0">
+          <w:tblGrid>
+            <w:gridCol w:w="3135"/>
+            <w:gridCol w:w="2820"/>
+            <w:gridCol w:w="315"/>
+            <w:gridCol w:w="3090"/>
+          </w:tblGrid>
+        </w:tblGridChange>
+      </w:tblGrid>
+      <w:tr>
+        <w:trPr>
+          <w:cantSplit w:val="0"/>
+          <w:trHeight w:val="440" w:hRule="atLeast"/>
+          <w:tblHeader w:val="0"/>
+        </w:trPr>
+        <w:tc>
+          <w:tcPr>
+            <w:gridSpan w:val="4"/>
+            <w:shd w:fill="b4a7d6" w:val="clear"/>
+            <w:tcMar>
+              <w:top w:w="100.0" w:type="dxa"/>
+              <w:left w:w="100.0" w:type="dxa"/>
+              <w:bottom w:w="100.0" w:type="dxa"/>
+              <w:right w:w="100.0" w:type="dxa"/>
+            </w:tcMar>
+            <w:vAlign w:val="top"/>
+          </w:tcPr>
+          <w:bookmarkStart w:colFirst="0" w:colLast="0" w:name="kix.b9ou0zjg771" w:id="9"/>
+          <w:bookmarkEnd w:id="9"/>
+          <w:p>
+            <w:pPr>
+              <w:widowControl w:val="0"/>
+              <w:spacing w:line="240" w:lineRule="auto"/>
+              <w:jc w:val="center"/>
+              <w:rPr>
+                <w:rFonts w:ascii="Lexend" w:cs="Lexend" w:eastAsia="Lexend" w:hAnsi="Lexend"/>
+                <w:b w:val="1"/>
+                <w:bCs w:val="1"/>
+                <w:sz w:val="26"/>
+                <w:szCs w:val="26"/>
+              </w:rPr>
+            </w:pPr>
+            <w:r>
+              <w:rPr>
+                <w:rFonts w:ascii="Lexend" w:cs="Lexend" w:eastAsia="Lexend" w:hAnsi="Lexend"/>
+                <w:b w:val="1"/>
+                <w:bCs w:val="1"/>
+                <w:sz w:val="26"/>
+                <w:szCs w:val="26"/>
+                <w:rtl w:val="0"/>
+              </w:rPr>
+              <w:t xml:space="preserve">Meeting Details</w:t>
+            </w:r>
+          </w:p>
+        </w:tc>
+      </w:tr>
+      <w:tr>
+        <w:trPr>
+          <w:cantSplit w:val="0"/>
+          <w:trHeight w:val="440" w:hRule="atLeast"/>
+          <w:tblHeader w:val="0"/>
+        </w:trPr>
+        <w:tc>
+          <w:tcPr>
+            <w:gridSpan w:val="4"/>
+            <w:shd w:fill="d9d2e9" w:val="clear"/>
+            <w:tcMar>
+              <w:top w:w="100.0" w:type="dxa"/>
+              <w:left w:w="100.0" w:type="dxa"/>
+              <w:bottom w:w="100.0" w:type="dxa"/>
+              <w:right w:w="100.0" w:type="dxa"/>
+            </w:tcMar>
+            <w:vAlign w:val="top"/>
+          </w:tcPr>
+          <w:p>
+            <w:pPr>
+              <w:widowControl w:val="0"/>
+              <w:spacing w:line="240" w:lineRule="auto"/>
+              <w:rPr>
+                <w:rFonts w:ascii="Lexend" w:cs="Lexend" w:eastAsia="Lexend" w:hAnsi="Lexend"/>
+              </w:rPr>
+            </w:pPr>
+            <w:r>
+              <w:rPr>
+                <w:rFonts w:ascii="Lexend" w:cs="Lexend" w:eastAsia="Lexend" w:hAnsi="Lexend"/>
+                <w:b w:val="1"/>
+                <w:bCs w:val="1"/>
+                <w:rtl w:val="0"/>
+              </w:rPr>
+              <w:t xml:space="preserve">Meeting Objective:</w:t>
+            </w:r>
+            <w:r>
+              <w:rPr>
+                <w:rFonts w:ascii="Lexend" w:cs="Lexend" w:eastAsia="Lexend" w:hAnsi="Lexend"/>
+                <w:rtl w:val="0"/>
+              </w:rPr>
+              <w:t xml:space="preserve"> Slides Presentation + Update on Sequence/Class Diagrams </w:t>
+            </w:r>
+          </w:p>
+        </w:tc>
+      </w:tr>
+      <w:tr>
+        <w:trPr>
+          <w:cantSplit w:val="0"/>
+          <w:trHeight w:val="440" w:hRule="atLeast"/>
+          <w:tblHeader w:val="0"/>
+        </w:trPr>
+        <w:tc>
+          <w:tcPr>
+            <w:shd w:fill="d9d2e9" w:val="clear"/>
+            <w:tcMar>
+              <w:top w:w="100.0" w:type="dxa"/>
+              <w:left w:w="100.0" w:type="dxa"/>
+              <w:bottom w:w="100.0" w:type="dxa"/>
+              <w:right w:w="100.0" w:type="dxa"/>
+            </w:tcMar>
+            <w:vAlign w:val="top"/>
+          </w:tcPr>
+          <w:p>
+            <w:pPr>
+              <w:widowControl w:val="0"/>
+              <w:spacing w:line="240" w:lineRule="auto"/>
+              <w:rPr>
+                <w:rFonts w:ascii="Lexend" w:cs="Lexend" w:eastAsia="Lexend" w:hAnsi="Lexend"/>
+              </w:rPr>
+            </w:pPr>
+            <w:r>
+              <w:rPr>
+                <w:rFonts w:ascii="Lexend" w:cs="Lexend" w:eastAsia="Lexend" w:hAnsi="Lexend"/>
+                <w:b w:val="1"/>
+                <w:bCs w:val="1"/>
+                <w:rtl w:val="0"/>
+              </w:rPr>
+              <w:t xml:space="preserve">Date:</w:t>
+            </w:r>
+            <w:r>
+              <w:rPr>
+                <w:rFonts w:ascii="Lexend" w:cs="Lexend" w:eastAsia="Lexend" w:hAnsi="Lexend"/>
+                <w:rtl w:val="0"/>
+              </w:rPr>
+              <w:t xml:space="preserve"> 04/08/26</w:t>
+            </w:r>
+          </w:p>
+        </w:tc>
+        <w:tc>
+          <w:tcPr>
+            <w:shd w:fill="d9d2e9" w:val="clear"/>
+            <w:tcMar>
+              <w:top w:w="100.0" w:type="dxa"/>
+              <w:left w:w="100.0" w:type="dxa"/>
+              <w:bottom w:w="100.0" w:type="dxa"/>
+              <w:right w:w="100.0" w:type="dxa"/>
+            </w:tcMar>
+            <w:vAlign w:val="top"/>
+          </w:tcPr>
+          <w:p>
+            <w:pPr>
+              <w:widowControl w:val="0"/>
+              <w:spacing w:line="240" w:lineRule="auto"/>
+              <w:rPr>
+                <w:rFonts w:ascii="Lexend" w:cs="Lexend" w:eastAsia="Lexend" w:hAnsi="Lexend"/>
+              </w:rPr>
+            </w:pPr>
+            <w:r>
+              <w:rPr>
+                <w:rFonts w:ascii="Lexend" w:cs="Lexend" w:eastAsia="Lexend" w:hAnsi="Lexend"/>
+                <w:b w:val="1"/>
+                <w:bCs w:val="1"/>
+                <w:rtl w:val="0"/>
+              </w:rPr>
+              <w:t xml:space="preserve">Time: </w:t>
+            </w:r>
+            <w:r>
+              <w:rPr>
+                <w:rFonts w:ascii="Lexend" w:cs="Lexend" w:eastAsia="Lexend" w:hAnsi="Lexend"/>
+                <w:rtl w:val="0"/>
+              </w:rPr>
+              <w:t xml:space="preserve">9:30pm</w:t>
+            </w:r>
+          </w:p>
+        </w:tc>
+        <w:tc>
+          <w:tcPr>
+            <w:gridSpan w:val="2"/>
+            <w:shd w:fill="d9d2e9" w:val="clear"/>
+            <w:tcMar>
+              <w:top w:w="100.0" w:type="dxa"/>
+              <w:left w:w="100.0" w:type="dxa"/>
+              <w:bottom w:w="100.0" w:type="dxa"/>
+              <w:right w:w="100.0" w:type="dxa"/>
+            </w:tcMar>
+            <w:vAlign w:val="top"/>
+          </w:tcPr>
+          <w:p>
+            <w:pPr>
+              <w:widowControl w:val="0"/>
+              <w:spacing w:line="240" w:lineRule="auto"/>
+              <w:rPr>
+                <w:rFonts w:ascii="Lexend" w:cs="Lexend" w:eastAsia="Lexend" w:hAnsi="Lexend"/>
+              </w:rPr>
+            </w:pPr>
+            <w:r>
+              <w:rPr>
+                <w:rFonts w:ascii="Lexend" w:cs="Lexend" w:eastAsia="Lexend" w:hAnsi="Lexend"/>
+                <w:b w:val="1"/>
+                <w:bCs w:val="1"/>
+                <w:rtl w:val="0"/>
+              </w:rPr>
+              <w:t xml:space="preserve">Location:</w:t>
+            </w:r>
+            <w:r>
+              <w:rPr>
+                <w:rFonts w:ascii="Lexend" w:cs="Lexend" w:eastAsia="Lexend" w:hAnsi="Lexend"/>
+                <w:rtl w:val="0"/>
+              </w:rPr>
+              <w:t xml:space="preserve"> Discord Call</w:t>
+            </w:r>
+          </w:p>
+        </w:tc>
+      </w:tr>
+      <w:tr>
+        <w:trPr>
+          <w:cantSplit w:val="0"/>
+          <w:trHeight w:val="440" w:hRule="atLeast"/>
+          <w:tblHeader w:val="0"/>
+        </w:trPr>
+        <w:tc>
+          <w:tcPr>
+            <w:gridSpan w:val="4"/>
+            <w:shd w:fill="d9d2e9" w:val="clear"/>
+            <w:tcMar>
+              <w:top w:w="100.0" w:type="dxa"/>
+              <w:left w:w="100.0" w:type="dxa"/>
+              <w:bottom w:w="100.0" w:type="dxa"/>
+              <w:right w:w="100.0" w:type="dxa"/>
+            </w:tcMar>
+            <w:vAlign w:val="top"/>
+          </w:tcPr>
+          <w:p>
+            <w:pPr>
+              <w:widowControl w:val="0"/>
+              <w:spacing w:line="240" w:lineRule="auto"/>
+              <w:rPr>
+                <w:rFonts w:ascii="Lexend" w:cs="Lexend" w:eastAsia="Lexend" w:hAnsi="Lexend"/>
+              </w:rPr>
+            </w:pPr>
+            <w:r>
+              <w:rPr>
+                <w:rFonts w:ascii="Lexend" w:cs="Lexend" w:eastAsia="Lexend" w:hAnsi="Lexend"/>
+                <w:b w:val="1"/>
+                <w:bCs w:val="1"/>
+                <w:rtl w:val="0"/>
+              </w:rPr>
+              <w:t xml:space="preserve">Attendees:</w:t>
+            </w:r>
+            <w:r>
+              <w:rPr>
+                <w:rFonts w:ascii="Lexend" w:cs="Lexend" w:eastAsia="Lexend" w:hAnsi="Lexend"/>
+                <w:rtl w:val="0"/>
+              </w:rPr>
+              <w:t xml:space="preserve"> Nikki, Daniel, Monisha, Sadhvik (joined late)</w:t>
+            </w:r>
+          </w:p>
+        </w:tc>
+      </w:tr>
+      <w:tr>
+        <w:trPr>
+          <w:cantSplit w:val="0"/>
+          <w:trHeight w:val="440" w:hRule="atLeast"/>
+          <w:tblHeader w:val="0"/>
+        </w:trPr>
+        <w:tc>
+          <w:tcPr>
+            <w:gridSpan w:val="4"/>
+            <w:shd w:fill="d9d2e9" w:val="clear"/>
+            <w:tcMar>
+              <w:top w:w="100.0" w:type="dxa"/>
+              <w:left w:w="100.0" w:type="dxa"/>
+              <w:bottom w:w="100.0" w:type="dxa"/>
+              <w:right w:w="100.0" w:type="dxa"/>
+            </w:tcMar>
+            <w:vAlign w:val="top"/>
+          </w:tcPr>
+          <w:p>
+            <w:pPr>
+              <w:widowControl w:val="0"/>
+              <w:spacing w:line="240" w:lineRule="auto"/>
+              <w:rPr>
+                <w:rFonts w:ascii="Lexend" w:cs="Lexend" w:eastAsia="Lexend" w:hAnsi="Lexend"/>
+              </w:rPr>
+            </w:pPr>
+            <w:r>
+              <w:rPr>
+                <w:rFonts w:ascii="Lexend" w:cs="Lexend" w:eastAsia="Lexend" w:hAnsi="Lexend"/>
+                <w:b w:val="1"/>
+                <w:bCs w:val="1"/>
+                <w:rtl w:val="0"/>
+              </w:rPr>
+              <w:t xml:space="preserve">Absentees: </w:t>
+            </w:r>
+            <w:r>
+              <w:rPr>
+                <w:rFonts w:ascii="Lexend" w:cs="Lexend" w:eastAsia="Lexend" w:hAnsi="Lexend"/>
+                <w:rtl w:val="0"/>
+              </w:rPr>
+              <w:t xml:space="preserve">Tochi</w:t>
+            </w:r>
+          </w:p>
+        </w:tc>
+      </w:tr>
+    </w:tbl>
+    <w:p>
+      <w:pPr>
+        <w:rPr>
+          <w:rFonts w:ascii="Lexend" w:cs="Lexend" w:eastAsia="Lexend" w:hAnsi="Lexend"/>
+        </w:rPr>
+      </w:pPr>
+      <w:r>
+        <w:rPr>
+          <w:rtl w:val="0"/>
+        </w:rPr>
+      </w:r>
+    </w:p>
+    <w:tbl>
+      <w:tblPr>
+        <w:tblStyle w:val="Table29"/>
+        <w:tblW w:w="9360.0" w:type="dxa"/>
+        <w:jc w:val="left"/>
+        <w:tblBorders>
+          <w:top w:color="000000" w:space="0" w:sz="8" w:val="single"/>
+          <w:left w:color="000000" w:space="0" w:sz="8" w:val="single"/>
+          <w:bottom w:color="000000" w:space="0" w:sz="8" w:val="single"/>
+          <w:right w:color="000000" w:space="0" w:sz="8" w:val="single"/>
+          <w:insideH w:color="000000" w:space="0" w:sz="8" w:val="single"/>
+          <w:insideV w:color="000000" w:space="0" w:sz="8" w:val="single"/>
+        </w:tblBorders>
+        <w:tblLayout w:type="fixed"/>
+        <w:tblLook w:val="0600"/>
+      </w:tblPr>
+      <w:tblGrid>
+        <w:gridCol w:w="3135"/>
+        <w:gridCol w:w="1275"/>
+        <w:gridCol w:w="1860"/>
+        <w:gridCol w:w="3090"/>
+        <w:tblGridChange w:id="0">
+          <w:tblGrid>
+            <w:gridCol w:w="3135"/>
+            <w:gridCol w:w="1275"/>
+            <w:gridCol w:w="1860"/>
+            <w:gridCol w:w="3090"/>
+          </w:tblGrid>
+        </w:tblGridChange>
+      </w:tblGrid>
+      <w:tr>
+        <w:trPr>
+          <w:cantSplit w:val="0"/>
+          <w:trHeight w:val="440" w:hRule="atLeast"/>
+          <w:tblHeader w:val="0"/>
+        </w:trPr>
+        <w:tc>
+          <w:tcPr>
+            <w:gridSpan w:val="2"/>
+            <w:shd w:fill="b4a7d6" w:val="clear"/>
+            <w:tcMar>
+              <w:top w:w="100.0" w:type="dxa"/>
+              <w:left w:w="100.0" w:type="dxa"/>
+              <w:bottom w:w="100.0" w:type="dxa"/>
+              <w:right w:w="100.0" w:type="dxa"/>
+            </w:tcMar>
+            <w:vAlign w:val="top"/>
+          </w:tcPr>
+          <w:p>
+            <w:pPr>
+              <w:widowControl w:val="0"/>
+              <w:spacing w:line="240" w:lineRule="auto"/>
+              <w:jc w:val="center"/>
+              <w:rPr>
+                <w:rFonts w:ascii="Lexend" w:cs="Lexend" w:eastAsia="Lexend" w:hAnsi="Lexend"/>
+                <w:b w:val="1"/>
+                <w:bCs w:val="1"/>
+                <w:sz w:val="26"/>
+                <w:szCs w:val="26"/>
+              </w:rPr>
+            </w:pPr>
+            <w:r>
+              <w:rPr>
+                <w:rFonts w:ascii="Lexend" w:cs="Lexend" w:eastAsia="Lexend" w:hAnsi="Lexend"/>
+                <w:b w:val="1"/>
+                <w:bCs w:val="1"/>
+                <w:sz w:val="26"/>
+                <w:szCs w:val="26"/>
+                <w:rtl w:val="0"/>
+              </w:rPr>
+              <w:t xml:space="preserve">Agenda</w:t>
+            </w:r>
+          </w:p>
+        </w:tc>
+        <w:tc>
+          <w:tcPr>
+            <w:gridSpan w:val="2"/>
+            <w:shd w:fill="b4a7d6" w:val="clear"/>
+            <w:tcMar>
+              <w:top w:w="100.0" w:type="dxa"/>
+              <w:left w:w="100.0" w:type="dxa"/>
+              <w:bottom w:w="100.0" w:type="dxa"/>
+              <w:right w:w="100.0" w:type="dxa"/>
+            </w:tcMar>
+            <w:vAlign w:val="top"/>
+          </w:tcPr>
+          <w:p>
+            <w:pPr>
+              <w:widowControl w:val="0"/>
+              <w:spacing w:line="240" w:lineRule="auto"/>
+              <w:jc w:val="center"/>
+              <w:rPr>
+                <w:rFonts w:ascii="Lexend" w:cs="Lexend" w:eastAsia="Lexend" w:hAnsi="Lexend"/>
+                <w:b w:val="1"/>
+                <w:bCs w:val="1"/>
+                <w:sz w:val="26"/>
+                <w:szCs w:val="26"/>
+              </w:rPr>
+            </w:pPr>
+            <w:r>
+              <w:rPr>
+                <w:rFonts w:ascii="Lexend" w:cs="Lexend" w:eastAsia="Lexend" w:hAnsi="Lexend"/>
+                <w:b w:val="1"/>
+                <w:bCs w:val="1"/>
+                <w:sz w:val="26"/>
+                <w:szCs w:val="26"/>
+                <w:rtl w:val="0"/>
+              </w:rPr>
+              <w:t xml:space="preserve">Notes</w:t>
+            </w:r>
+          </w:p>
+        </w:tc>
+      </w:tr>
+      <w:tr>
+        <w:trPr>
+          <w:cantSplit w:val="0"/>
+          <w:trHeight w:val="440" w:hRule="atLeast"/>
+          <w:tblHeader w:val="0"/>
+        </w:trPr>
+        <w:tc>
+          <w:tcPr>
+            <w:gridSpan w:val="2"/>
+            <w:shd w:fill="d9d2e9" w:val="clear"/>
+            <w:tcMar>
+              <w:top w:w="100.0" w:type="dxa"/>
+              <w:left w:w="100.0" w:type="dxa"/>
+              <w:bottom w:w="100.0" w:type="dxa"/>
+              <w:right w:w="100.0" w:type="dxa"/>
+            </w:tcMar>
+            <w:vAlign w:val="top"/>
+          </w:tcPr>
+          <w:p>
+            <w:pPr>
+              <w:widowControl w:val="0"/>
+              <w:spacing w:line="240" w:lineRule="auto"/>
+              <w:rPr>
+                <w:rFonts w:ascii="Lexend" w:cs="Lexend" w:eastAsia="Lexend" w:hAnsi="Lexend"/>
+              </w:rPr>
+            </w:pPr>
+            <w:r>
+              <w:rPr>
+                <w:rFonts w:ascii="Lexend" w:cs="Lexend" w:eastAsia="Lexend" w:hAnsi="Lexend"/>
+                <w:rtl w:val="0"/>
+              </w:rPr>
+              <w:t xml:space="preserve">Sequence Diagrams</w:t>
+            </w:r>
+          </w:p>
+        </w:tc>
+        <w:tc>
+          <w:tcPr>
+            <w:gridSpan w:val="2"/>
+            <w:shd w:fill="d9d2e9" w:val="clear"/>
+            <w:tcMar>
+              <w:top w:w="100.0" w:type="dxa"/>
+              <w:left w:w="100.0" w:type="dxa"/>
+              <w:bottom w:w="100.0" w:type="dxa"/>
+              <w:right w:w="100.0" w:type="dxa"/>
+            </w:tcMar>
+            <w:vAlign w:val="top"/>
+          </w:tcPr>
+          <w:p>
+            <w:pPr>
+              <w:widowControl w:val="0"/>
+              <w:numPr>
+                <w:ilvl w:val="0"/>
+                <w:numId w:val="3"/>
+              </w:numPr>
+              <w:spacing w:line="240" w:lineRule="auto"/>
+              <w:ind w:left="720" w:hanging="360"/>
+              <w:rPr>
+                <w:rFonts w:ascii="Lexend" w:cs="Lexend" w:eastAsia="Lexend" w:hAnsi="Lexend"/>
+                <w:u w:val="none"/>
+              </w:rPr>
+            </w:pPr>
+            <w:r>
+              <w:rPr>
+                <w:rFonts w:ascii="Lexend" w:cs="Lexend" w:eastAsia="Lexend" w:hAnsi="Lexend"/>
+                <w:rtl w:val="0"/>
+              </w:rPr>
+              <w:t xml:space="preserve">Daniel took over Sadhvik’s last action item (sequence diagrams: 013,014) + has drawn them out and just has to draw online + add to DSD</w:t>
+            </w:r>
+          </w:p>
+          <w:p>
+            <w:pPr>
+              <w:widowControl w:val="0"/>
+              <w:numPr>
+                <w:ilvl w:val="0"/>
+                <w:numId w:val="3"/>
+              </w:numPr>
+              <w:spacing w:line="240" w:lineRule="auto"/>
+              <w:ind w:left="720" w:hanging="360"/>
+              <w:rPr>
+                <w:rFonts w:ascii="Lexend" w:cs="Lexend" w:eastAsia="Lexend" w:hAnsi="Lexend"/>
+                <w:u w:val="none"/>
+              </w:rPr>
+            </w:pPr>
+            <w:r>
+              <w:rPr>
+                <w:rFonts w:ascii="Lexend" w:cs="Lexend" w:eastAsia="Lexend" w:hAnsi="Lexend"/>
+                <w:rtl w:val="0"/>
+              </w:rPr>
+              <w:t xml:space="preserve">Prior to meeting, Monisha, Tochi, Nikki added in their sequence diagrams</w:t>
+            </w:r>
+          </w:p>
+        </w:tc>
+      </w:tr>
+      <w:tr>
+        <w:trPr>
+          <w:cantSplit w:val="0"/>
+          <w:trHeight w:val="440" w:hRule="atLeast"/>
+          <w:tblHeader w:val="0"/>
+        </w:trPr>
+        <w:tc>
+          <w:tcPr>
+            <w:gridSpan w:val="2"/>
+            <w:shd w:fill="d9d2e9" w:val="clear"/>
+            <w:tcMar>
+              <w:top w:w="100.0" w:type="dxa"/>
+              <w:left w:w="100.0" w:type="dxa"/>
+              <w:bottom w:w="100.0" w:type="dxa"/>
+              <w:right w:w="100.0" w:type="dxa"/>
+            </w:tcMar>
+            <w:vAlign w:val="top"/>
+          </w:tcPr>
+          <w:p>
+            <w:pPr>
+              <w:widowControl w:val="0"/>
+              <w:spacing w:line="240" w:lineRule="auto"/>
+              <w:rPr>
+                <w:rFonts w:ascii="Lexend" w:cs="Lexend" w:eastAsia="Lexend" w:hAnsi="Lexend"/>
+              </w:rPr>
+            </w:pPr>
+            <w:r>
+              <w:rPr>
+                <w:rFonts w:ascii="Lexend" w:cs="Lexend" w:eastAsia="Lexend" w:hAnsi="Lexend"/>
+                <w:rtl w:val="0"/>
+              </w:rPr>
+              <w:t xml:space="preserve">Class Candidates/ Diagram</w:t>
+            </w:r>
+          </w:p>
+        </w:tc>
+        <w:tc>
+          <w:tcPr>
+            <w:gridSpan w:val="2"/>
+            <w:shd w:fill="d9d2e9" w:val="clear"/>
+            <w:tcMar>
+              <w:top w:w="100.0" w:type="dxa"/>
+              <w:left w:w="100.0" w:type="dxa"/>
+              <w:bottom w:w="100.0" w:type="dxa"/>
+              <w:right w:w="100.0" w:type="dxa"/>
+            </w:tcMar>
+            <w:vAlign w:val="top"/>
+          </w:tcPr>
+          <w:p>
+            <w:pPr>
+              <w:widowControl w:val="0"/>
+              <w:numPr>
+                <w:ilvl w:val="0"/>
+                <w:numId w:val="1"/>
+              </w:numPr>
+              <w:spacing w:line="240" w:lineRule="auto"/>
+              <w:ind w:left="720" w:hanging="360"/>
+              <w:rPr>
+                <w:rFonts w:ascii="Lexend" w:cs="Lexend" w:eastAsia="Lexend" w:hAnsi="Lexend"/>
+                <w:u w:val="none"/>
+              </w:rPr>
+            </w:pPr>
+            <w:r>
+              <w:rPr>
+                <w:rFonts w:ascii="Lexend" w:cs="Lexend" w:eastAsia="Lexend" w:hAnsi="Lexend"/>
+                <w:rtl w:val="0"/>
+              </w:rPr>
+              <w:t xml:space="preserve">Sadhvik is actively editing the class diagram tonight (message class, adjusting client class + GUIs) and will message us when he has completed them</w:t>
+            </w:r>
+          </w:p>
+          <w:p>
+            <w:pPr>
+              <w:widowControl w:val="0"/>
+              <w:numPr>
+                <w:ilvl w:val="0"/>
+                <w:numId w:val="1"/>
+              </w:numPr>
+              <w:spacing w:line="240" w:lineRule="auto"/>
+              <w:ind w:left="720" w:hanging="360"/>
+              <w:rPr>
+                <w:rFonts w:ascii="Lexend" w:cs="Lexend" w:eastAsia="Lexend" w:hAnsi="Lexend"/>
+              </w:rPr>
+            </w:pPr>
+            <w:r>
+              <w:rPr>
+                <w:rFonts w:ascii="Lexend" w:cs="Lexend" w:eastAsia="Lexend" w:hAnsi="Lexend"/>
+                <w:rtl w:val="0"/>
+              </w:rPr>
+              <w:t xml:space="preserve">When Sadhvik joined, he explained the problem with Client duplicating Player object so he is fixing that</w:t>
+            </w:r>
+          </w:p>
+        </w:tc>
+      </w:tr>
+      <w:tr>
+        <w:trPr>
+          <w:cantSplit w:val="0"/>
+          <w:trHeight w:val="440" w:hRule="atLeast"/>
+          <w:tblHeader w:val="0"/>
+        </w:trPr>
+        <w:tc>
+          <w:tcPr>
+            <w:gridSpan w:val="2"/>
+            <w:shd w:fill="d9d2e9" w:val="clear"/>
+            <w:tcMar>
+              <w:top w:w="100.0" w:type="dxa"/>
+              <w:left w:w="100.0" w:type="dxa"/>
+              <w:bottom w:w="100.0" w:type="dxa"/>
+              <w:right w:w="100.0" w:type="dxa"/>
+            </w:tcMar>
+            <w:vAlign w:val="top"/>
+          </w:tcPr>
+          <w:p>
+            <w:pPr>
+              <w:widowControl w:val="0"/>
+              <w:spacing w:line="240" w:lineRule="auto"/>
+              <w:rPr>
+                <w:rFonts w:ascii="Lexend" w:cs="Lexend" w:eastAsia="Lexend" w:hAnsi="Lexend"/>
+              </w:rPr>
+            </w:pPr>
+            <w:r>
+              <w:rPr>
+                <w:rFonts w:ascii="Lexend" w:cs="Lexend" w:eastAsia="Lexend" w:hAnsi="Lexend"/>
+                <w:rtl w:val="0"/>
+              </w:rPr>
+              <w:t xml:space="preserve">Slides</w:t>
+            </w:r>
+          </w:p>
+        </w:tc>
+        <w:tc>
+          <w:tcPr>
+            <w:gridSpan w:val="2"/>
+            <w:shd w:fill="d9d2e9" w:val="clear"/>
+            <w:tcMar>
+              <w:top w:w="100.0" w:type="dxa"/>
+              <w:left w:w="100.0" w:type="dxa"/>
+              <w:bottom w:w="100.0" w:type="dxa"/>
+              <w:right w:w="100.0" w:type="dxa"/>
+            </w:tcMar>
+            <w:vAlign w:val="top"/>
+          </w:tcPr>
+          <w:p>
+            <w:pPr>
+              <w:widowControl w:val="0"/>
+              <w:numPr>
+                <w:ilvl w:val="0"/>
+                <w:numId w:val="5"/>
+              </w:numPr>
+              <w:spacing w:line="240" w:lineRule="auto"/>
+              <w:ind w:left="720" w:hanging="360"/>
+              <w:rPr>
+                <w:rFonts w:ascii="Lexend" w:cs="Lexend" w:eastAsia="Lexend" w:hAnsi="Lexend"/>
+                <w:u w:val="none"/>
+              </w:rPr>
+            </w:pPr>
+            <w:r>
+              <w:rPr>
+                <w:rFonts w:ascii="Lexend" w:cs="Lexend" w:eastAsia="Lexend" w:hAnsi="Lexend"/>
+                <w:rtl w:val="0"/>
+              </w:rPr>
+              <w:t xml:space="preserve">Monisha suggested a layout for the slides</w:t>
+            </w:r>
+          </w:p>
+          <w:p>
+            <w:pPr>
+              <w:widowControl w:val="0"/>
+              <w:numPr>
+                <w:ilvl w:val="0"/>
+                <w:numId w:val="5"/>
+              </w:numPr>
+              <w:spacing w:line="240" w:lineRule="auto"/>
+              <w:ind w:left="720" w:hanging="360"/>
+              <w:rPr>
+                <w:rFonts w:ascii="Lexend" w:cs="Lexend" w:eastAsia="Lexend" w:hAnsi="Lexend"/>
+                <w:u w:val="none"/>
+              </w:rPr>
+            </w:pPr>
+            <w:r>
+              <w:rPr>
+                <w:rFonts w:ascii="Lexend" w:cs="Lexend" w:eastAsia="Lexend" w:hAnsi="Lexend"/>
+                <w:rtl w:val="0"/>
+              </w:rPr>
+              <w:t xml:space="preserve">Daniel + Nikki edited it out to the suggestion</w:t>
+            </w:r>
+          </w:p>
+          <w:p>
+            <w:pPr>
+              <w:widowControl w:val="0"/>
+              <w:numPr>
+                <w:ilvl w:val="0"/>
+                <w:numId w:val="5"/>
+              </w:numPr>
+              <w:spacing w:line="240" w:lineRule="auto"/>
+              <w:ind w:left="720" w:hanging="360"/>
+              <w:rPr>
+                <w:rFonts w:ascii="Lexend" w:cs="Lexend" w:eastAsia="Lexend" w:hAnsi="Lexend"/>
+                <w:u w:val="none"/>
+              </w:rPr>
+            </w:pPr>
+            <w:r>
+              <w:rPr>
+                <w:rFonts w:ascii="Lexend" w:cs="Lexend" w:eastAsia="Lexend" w:hAnsi="Lexend"/>
+                <w:rtl w:val="0"/>
+              </w:rPr>
+              <w:t xml:space="preserve">Daniel edited the design format of it all</w:t>
+            </w:r>
+          </w:p>
+          <w:p>
+            <w:pPr>
+              <w:widowControl w:val="0"/>
+              <w:numPr>
+                <w:ilvl w:val="0"/>
+                <w:numId w:val="5"/>
+              </w:numPr>
+              <w:spacing w:line="240" w:lineRule="auto"/>
+              <w:ind w:left="720" w:hanging="360"/>
+              <w:rPr>
+                <w:rFonts w:ascii="Lexend" w:cs="Lexend" w:eastAsia="Lexend" w:hAnsi="Lexend"/>
+                <w:u w:val="none"/>
+              </w:rPr>
+            </w:pPr>
+            <w:r>
+              <w:rPr>
+                <w:rFonts w:ascii="Lexend" w:cs="Lexend" w:eastAsia="Lexend" w:hAnsi="Lexend"/>
+                <w:rtl w:val="0"/>
+              </w:rPr>
+              <w:t xml:space="preserve">Nikki made zoomed in mini class diagrams for: Table, GameMangement, Client/Server (will add message later once diagram is done)</w:t>
+            </w:r>
+          </w:p>
+          <w:p>
+            <w:pPr>
+              <w:widowControl w:val="0"/>
+              <w:numPr>
+                <w:ilvl w:val="0"/>
+                <w:numId w:val="5"/>
+              </w:numPr>
+              <w:spacing w:line="240" w:lineRule="auto"/>
+              <w:ind w:left="720" w:hanging="360"/>
+              <w:rPr>
+                <w:rFonts w:ascii="Lexend" w:cs="Lexend" w:eastAsia="Lexend" w:hAnsi="Lexend"/>
+                <w:u w:val="none"/>
+              </w:rPr>
+            </w:pPr>
+            <w:r>
+              <w:rPr>
+                <w:rFonts w:ascii="Lexend" w:cs="Lexend" w:eastAsia="Lexend" w:hAnsi="Lexend"/>
+                <w:rtl w:val="0"/>
+              </w:rPr>
+              <w:t xml:space="preserve">Sadhvik suggested to share the the relationships between table + gameManagement</w:t>
+            </w:r>
+          </w:p>
+          <w:p>
+            <w:pPr>
+              <w:widowControl w:val="0"/>
+              <w:spacing w:line="240" w:lineRule="auto"/>
+              <w:rPr>
+                <w:rFonts w:ascii="Lexend" w:cs="Lexend" w:eastAsia="Lexend" w:hAnsi="Lexend"/>
+              </w:rPr>
+            </w:pPr>
+            <w:r>
+              <w:rPr>
+                <w:rtl w:val="0"/>
+              </w:rPr>
+            </w:r>
+          </w:p>
+          <w:p>
+            <w:pPr>
+              <w:widowControl w:val="0"/>
+              <w:spacing w:line="240" w:lineRule="auto"/>
+              <w:rPr>
+                <w:rFonts w:ascii="Lexend" w:cs="Lexend" w:eastAsia="Lexend" w:hAnsi="Lexend"/>
+              </w:rPr>
+            </w:pPr>
+            <w:r>
+              <w:rPr>
+                <w:rtl w:val="0"/>
+              </w:rPr>
+            </w:r>
+          </w:p>
+          <w:p>
+            <w:pPr>
+              <w:widowControl w:val="0"/>
+              <w:spacing w:line="240" w:lineRule="auto"/>
+              <w:rPr>
+                <w:rFonts w:ascii="Lexend" w:cs="Lexend" w:eastAsia="Lexend" w:hAnsi="Lexend"/>
+              </w:rPr>
+            </w:pPr>
+            <w:r>
+              <w:rPr>
+                <w:rtl w:val="0"/>
+              </w:rPr>
+            </w:r>
+          </w:p>
+          <w:p>
+            <w:pPr>
+              <w:widowControl w:val="0"/>
+              <w:numPr>
+                <w:ilvl w:val="0"/>
+                <w:numId w:val="5"/>
+              </w:numPr>
+              <w:spacing w:line="240" w:lineRule="auto"/>
+              <w:ind w:left="720" w:hanging="360"/>
+              <w:rPr>
+                <w:rFonts w:ascii="Lexend" w:cs="Lexend" w:eastAsia="Lexend" w:hAnsi="Lexend"/>
+                <w:u w:val="none"/>
+              </w:rPr>
+            </w:pPr>
+            <w:r>
+              <w:rPr>
+                <w:rFonts w:ascii="Lexend" w:cs="Lexend" w:eastAsia="Lexend" w:hAnsi="Lexend"/>
+                <w:rtl w:val="0"/>
+              </w:rPr>
+              <w:t xml:space="preserve">Slide Presenting:</w:t>
+            </w:r>
+          </w:p>
+          <w:p>
+            <w:pPr>
+              <w:widowControl w:val="0"/>
+              <w:numPr>
+                <w:ilvl w:val="1"/>
+                <w:numId w:val="5"/>
+              </w:numPr>
+              <w:spacing w:line="240" w:lineRule="auto"/>
+              <w:ind w:left="1440" w:hanging="360"/>
+              <w:rPr>
+                <w:rFonts w:ascii="Lexend" w:cs="Lexend" w:eastAsia="Lexend" w:hAnsi="Lexend"/>
+                <w:u w:val="none"/>
+              </w:rPr>
+            </w:pPr>
+            <w:r>
+              <w:rPr>
+                <w:rFonts w:ascii="Lexend" w:cs="Lexend" w:eastAsia="Lexend" w:hAnsi="Lexend"/>
+                <w:rtl w:val="0"/>
+              </w:rPr>
+              <w:t xml:space="preserve">Overview of Class Diagram - Sadhvik</w:t>
+            </w:r>
+          </w:p>
+          <w:p>
+            <w:pPr>
+              <w:widowControl w:val="0"/>
+              <w:numPr>
+                <w:ilvl w:val="1"/>
+                <w:numId w:val="5"/>
+              </w:numPr>
+              <w:spacing w:line="240" w:lineRule="auto"/>
+              <w:ind w:left="1440" w:hanging="360"/>
+              <w:rPr>
+                <w:rFonts w:ascii="Lexend" w:cs="Lexend" w:eastAsia="Lexend" w:hAnsi="Lexend"/>
+                <w:u w:val="none"/>
+              </w:rPr>
+            </w:pPr>
+            <w:r>
+              <w:rPr>
+                <w:rFonts w:ascii="Lexend" w:cs="Lexend" w:eastAsia="Lexend" w:hAnsi="Lexend"/>
+                <w:rtl w:val="0"/>
+              </w:rPr>
+              <w:t xml:space="preserve">Client/Message/Server - Sadhvik</w:t>
+            </w:r>
+          </w:p>
+          <w:p>
+            <w:pPr>
+              <w:widowControl w:val="0"/>
+              <w:numPr>
+                <w:ilvl w:val="1"/>
+                <w:numId w:val="5"/>
+              </w:numPr>
+              <w:spacing w:line="240" w:lineRule="auto"/>
+              <w:ind w:left="1440" w:hanging="360"/>
+              <w:rPr>
+                <w:rFonts w:ascii="Lexend" w:cs="Lexend" w:eastAsia="Lexend" w:hAnsi="Lexend"/>
+                <w:u w:val="none"/>
+              </w:rPr>
+            </w:pPr>
+            <w:r>
+              <w:rPr>
+                <w:rFonts w:ascii="Lexend" w:cs="Lexend" w:eastAsia="Lexend" w:hAnsi="Lexend"/>
+                <w:rtl w:val="0"/>
+              </w:rPr>
+              <w:t xml:space="preserve">Table - Daniel</w:t>
+            </w:r>
+          </w:p>
+          <w:p>
+            <w:pPr>
+              <w:widowControl w:val="0"/>
+              <w:numPr>
+                <w:ilvl w:val="1"/>
+                <w:numId w:val="5"/>
+              </w:numPr>
+              <w:spacing w:line="240" w:lineRule="auto"/>
+              <w:ind w:left="1440" w:hanging="360"/>
+              <w:rPr>
+                <w:rFonts w:ascii="Lexend" w:cs="Lexend" w:eastAsia="Lexend" w:hAnsi="Lexend"/>
+                <w:u w:val="none"/>
+              </w:rPr>
+            </w:pPr>
+            <w:r>
+              <w:rPr>
+                <w:rFonts w:ascii="Lexend" w:cs="Lexend" w:eastAsia="Lexend" w:hAnsi="Lexend"/>
+                <w:rtl w:val="0"/>
+              </w:rPr>
+              <w:t xml:space="preserve">Relationship GameMngmt+Table - Tochi (if absent: Daniel)</w:t>
+            </w:r>
+          </w:p>
+          <w:p>
+            <w:pPr>
+              <w:widowControl w:val="0"/>
+              <w:numPr>
+                <w:ilvl w:val="1"/>
+                <w:numId w:val="5"/>
+              </w:numPr>
+              <w:spacing w:line="240" w:lineRule="auto"/>
+              <w:ind w:left="1440" w:hanging="360"/>
+              <w:rPr>
+                <w:rFonts w:ascii="Lexend" w:cs="Lexend" w:eastAsia="Lexend" w:hAnsi="Lexend"/>
+                <w:u w:val="none"/>
+              </w:rPr>
+            </w:pPr>
+            <w:r>
+              <w:rPr>
+                <w:rFonts w:ascii="Lexend" w:cs="Lexend" w:eastAsia="Lexend" w:hAnsi="Lexend"/>
+                <w:rtl w:val="0"/>
+              </w:rPr>
+              <w:t xml:space="preserve">Use Case Diagram - Nikki</w:t>
+            </w:r>
+          </w:p>
+          <w:p>
+            <w:pPr>
+              <w:widowControl w:val="0"/>
+              <w:numPr>
+                <w:ilvl w:val="1"/>
+                <w:numId w:val="5"/>
+              </w:numPr>
+              <w:spacing w:line="240" w:lineRule="auto"/>
+              <w:ind w:left="1440" w:hanging="360"/>
+              <w:rPr>
+                <w:rFonts w:ascii="Lexend" w:cs="Lexend" w:eastAsia="Lexend" w:hAnsi="Lexend"/>
+                <w:u w:val="none"/>
+              </w:rPr>
+            </w:pPr>
+            <w:r>
+              <w:rPr>
+                <w:rFonts w:ascii="Lexend" w:cs="Lexend" w:eastAsia="Lexend" w:hAnsi="Lexend"/>
+                <w:rtl w:val="0"/>
+              </w:rPr>
+              <w:t xml:space="preserve">Sequence - Monisha </w:t>
+            </w:r>
+          </w:p>
+        </w:tc>
+      </w:tr>
+    </w:tbl>
+    <w:p>
+      <w:pPr>
+        <w:rPr>
+          <w:rFonts w:ascii="Lexend" w:cs="Lexend" w:eastAsia="Lexend" w:hAnsi="Lexend"/>
+        </w:rPr>
+      </w:pPr>
+      <w:r>
+        <w:rPr>
+          <w:rtl w:val="0"/>
+        </w:rPr>
+      </w:r>
+    </w:p>
+    <w:tbl>
+      <w:tblPr>
+        <w:tblStyle w:val="Table30"/>
+        <w:tblW w:w="9360.0" w:type="dxa"/>
+        <w:jc w:val="left"/>
+        <w:tblBorders>
+          <w:top w:color="000000" w:space="0" w:sz="8" w:val="single"/>
+          <w:left w:color="000000" w:space="0" w:sz="8" w:val="single"/>
+          <w:bottom w:color="000000" w:space="0" w:sz="8" w:val="single"/>
+          <w:right w:color="000000" w:space="0" w:sz="8" w:val="single"/>
+          <w:insideH w:color="000000" w:space="0" w:sz="8" w:val="single"/>
+          <w:insideV w:color="000000" w:space="0" w:sz="8" w:val="single"/>
+        </w:tblBorders>
+        <w:tblLayout w:type="fixed"/>
+        <w:tblLook w:val="0600"/>
+      </w:tblPr>
+      <w:tblGrid>
+        <w:gridCol w:w="3120"/>
+        <w:gridCol w:w="3120"/>
+        <w:gridCol w:w="3120"/>
+        <w:tblGridChange w:id="0">
+          <w:tblGrid>
+            <w:gridCol w:w="3120"/>
+            <w:gridCol w:w="3120"/>
+            <w:gridCol w:w="3120"/>
+          </w:tblGrid>
+        </w:tblGridChange>
+      </w:tblGrid>
+      <w:tr>
+        <w:trPr>
+          <w:cantSplit w:val="0"/>
+          <w:tblHeader w:val="0"/>
+        </w:trPr>
+        <w:tc>
+          <w:tcPr>
+            <w:shd w:fill="b4a7d6" w:val="clear"/>
+            <w:tcMar>
+              <w:top w:w="100.0" w:type="dxa"/>
+              <w:left w:w="100.0" w:type="dxa"/>
+              <w:bottom w:w="100.0" w:type="dxa"/>
+              <w:right w:w="100.0" w:type="dxa"/>
+            </w:tcMar>
+            <w:vAlign w:val="top"/>
+          </w:tcPr>
+          <w:p>
+            <w:pPr>
+              <w:widowControl w:val="0"/>
+              <w:spacing w:line="240" w:lineRule="auto"/>
+              <w:jc w:val="center"/>
+              <w:rPr>
+                <w:rFonts w:ascii="Lexend" w:cs="Lexend" w:eastAsia="Lexend" w:hAnsi="Lexend"/>
+                <w:b w:val="1"/>
+                <w:bCs w:val="1"/>
+                <w:sz w:val="24"/>
+                <w:szCs w:val="24"/>
+              </w:rPr>
+            </w:pPr>
+            <w:r>
+              <w:rPr>
+                <w:rFonts w:ascii="Lexend" w:cs="Lexend" w:eastAsia="Lexend" w:hAnsi="Lexend"/>
+                <w:b w:val="1"/>
+                <w:bCs w:val="1"/>
+                <w:sz w:val="24"/>
+                <w:szCs w:val="24"/>
+                <w:rtl w:val="0"/>
+              </w:rPr>
+              <w:t xml:space="preserve">Action</w:t>
+            </w:r>
+          </w:p>
+        </w:tc>
+        <w:tc>
+          <w:tcPr>
+            <w:shd w:fill="b4a7d6" w:val="clear"/>
+            <w:tcMar>
+              <w:top w:w="100.0" w:type="dxa"/>
+              <w:left w:w="100.0" w:type="dxa"/>
+              <w:bottom w:w="100.0" w:type="dxa"/>
+              <w:right w:w="100.0" w:type="dxa"/>
+            </w:tcMar>
+            <w:vAlign w:val="top"/>
+          </w:tcPr>
+          <w:p>
+            <w:pPr>
+              <w:widowControl w:val="0"/>
+              <w:spacing w:line="240" w:lineRule="auto"/>
+              <w:jc w:val="center"/>
+              <w:rPr>
+                <w:rFonts w:ascii="Lexend" w:cs="Lexend" w:eastAsia="Lexend" w:hAnsi="Lexend"/>
+                <w:b w:val="1"/>
+                <w:bCs w:val="1"/>
+                <w:sz w:val="24"/>
+                <w:szCs w:val="24"/>
+              </w:rPr>
+            </w:pPr>
+            <w:r>
+              <w:rPr>
+                <w:rFonts w:ascii="Lexend" w:cs="Lexend" w:eastAsia="Lexend" w:hAnsi="Lexend"/>
+                <w:b w:val="1"/>
+                <w:bCs w:val="1"/>
+                <w:sz w:val="24"/>
+                <w:szCs w:val="24"/>
+                <w:rtl w:val="0"/>
+              </w:rPr>
+              <w:t xml:space="preserve">Assigned To</w:t>
+            </w:r>
+          </w:p>
+        </w:tc>
+        <w:tc>
+          <w:tcPr>
+            <w:shd w:fill="b4a7d6" w:val="clear"/>
+            <w:tcMar>
+              <w:top w:w="100.0" w:type="dxa"/>
+              <w:left w:w="100.0" w:type="dxa"/>
+              <w:bottom w:w="100.0" w:type="dxa"/>
+              <w:right w:w="100.0" w:type="dxa"/>
+            </w:tcMar>
+            <w:vAlign w:val="top"/>
+          </w:tcPr>
+          <w:p>
+            <w:pPr>
+              <w:widowControl w:val="0"/>
+              <w:spacing w:line="240" w:lineRule="auto"/>
+              <w:jc w:val="center"/>
+              <w:rPr>
+                <w:rFonts w:ascii="Lexend" w:cs="Lexend" w:eastAsia="Lexend" w:hAnsi="Lexend"/>
+                <w:b w:val="1"/>
+                <w:bCs w:val="1"/>
+                <w:sz w:val="24"/>
+                <w:szCs w:val="24"/>
+              </w:rPr>
+            </w:pPr>
+            <w:r>
+              <w:rPr>
+                <w:rFonts w:ascii="Lexend" w:cs="Lexend" w:eastAsia="Lexend" w:hAnsi="Lexend"/>
+                <w:b w:val="1"/>
+                <w:bCs w:val="1"/>
+                <w:sz w:val="24"/>
+                <w:szCs w:val="24"/>
+                <w:rtl w:val="0"/>
+              </w:rPr>
+              <w:t xml:space="preserve">Due Date</w:t>
+            </w:r>
+          </w:p>
+        </w:tc>
+      </w:tr>
+      <w:tr>
+        <w:trPr>
+          <w:cantSplit w:val="0"/>
+          <w:tblHeader w:val="0"/>
+        </w:trPr>
+        <w:tc>
+          <w:tcPr>
+            <w:shd w:fill="d9d2e9" w:val="clear"/>
+            <w:tcMar>
+              <w:top w:w="100.0" w:type="dxa"/>
+              <w:left w:w="100.0" w:type="dxa"/>
+              <w:bottom w:w="100.0" w:type="dxa"/>
+              <w:right w:w="100.0" w:type="dxa"/>
+            </w:tcMar>
+            <w:vAlign w:val="top"/>
+          </w:tcPr>
+          <w:p>
+            <w:pPr>
+              <w:widowControl w:val="0"/>
+              <w:spacing w:line="240" w:lineRule="auto"/>
+              <w:jc w:val="center"/>
+              <w:rPr>
+                <w:rFonts w:ascii="Lexend" w:cs="Lexend" w:eastAsia="Lexend" w:hAnsi="Lexend"/>
+              </w:rPr>
+            </w:pPr>
+            <w:r>
+              <w:rPr>
+                <w:rFonts w:ascii="Lexend" w:cs="Lexend" w:eastAsia="Lexend" w:hAnsi="Lexend"/>
+                <w:rtl w:val="0"/>
+              </w:rPr>
+              <w:t xml:space="preserve">Edit Class Diagram + Input Keypoints for Slides</w:t>
+            </w:r>
+          </w:p>
+        </w:tc>
+        <w:tc>
+          <w:tcPr>
+            <w:shd w:fill="d9d2e9" w:val="clear"/>
+            <w:tcMar>
+              <w:top w:w="100.0" w:type="dxa"/>
+              <w:left w:w="100.0" w:type="dxa"/>
+              <w:bottom w:w="100.0" w:type="dxa"/>
+              <w:right w:w="100.0" w:type="dxa"/>
+            </w:tcMar>
+            <w:vAlign w:val="top"/>
+          </w:tcPr>
+          <w:p>
+            <w:pPr>
+              <w:widowControl w:val="0"/>
+              <w:spacing w:line="240" w:lineRule="auto"/>
+              <w:jc w:val="center"/>
+              <w:rPr>
+                <w:rFonts w:ascii="Lexend" w:cs="Lexend" w:eastAsia="Lexend" w:hAnsi="Lexend"/>
+              </w:rPr>
+            </w:pPr>
+            <w:r>
+              <w:rPr>
+                <w:rFonts w:ascii="Lexend" w:cs="Lexend" w:eastAsia="Lexend" w:hAnsi="Lexend"/>
+                <w:rtl w:val="0"/>
+              </w:rPr>
+              <w:t xml:space="preserve">Sadhvik</w:t>
+            </w:r>
+          </w:p>
+        </w:tc>
+        <w:tc>
+          <w:tcPr>
+            <w:shd w:fill="d9d2e9" w:val="clear"/>
+            <w:tcMar>
+              <w:top w:w="100.0" w:type="dxa"/>
+              <w:left w:w="100.0" w:type="dxa"/>
+              <w:bottom w:w="100.0" w:type="dxa"/>
+              <w:right w:w="100.0" w:type="dxa"/>
+            </w:tcMar>
+            <w:vAlign w:val="top"/>
+          </w:tcPr>
+          <w:p>
+            <w:pPr>
+              <w:widowControl w:val="0"/>
+              <w:spacing w:line="240" w:lineRule="auto"/>
+              <w:jc w:val="center"/>
+              <w:rPr>
+                <w:rFonts w:ascii="Lexend" w:cs="Lexend" w:eastAsia="Lexend" w:hAnsi="Lexend"/>
+              </w:rPr>
+            </w:pPr>
+            <w:r>
+              <w:rPr>
+                <w:rFonts w:ascii="Lexend" w:cs="Lexend" w:eastAsia="Lexend" w:hAnsi="Lexend"/>
+                <w:rtl w:val="0"/>
+              </w:rPr>
+              <w:t xml:space="preserve">04/09/26</w:t>
+            </w:r>
+          </w:p>
+        </w:tc>
+      </w:tr>
+      <w:tr>
+        <w:trPr>
+          <w:cantSplit w:val="0"/>
+          <w:tblHeader w:val="0"/>
+        </w:trPr>
+        <w:tc>
+          <w:tcPr>
+            <w:shd w:fill="d9d2e9" w:val="clear"/>
+            <w:tcMar>
+              <w:top w:w="100.0" w:type="dxa"/>
+              <w:left w:w="100.0" w:type="dxa"/>
+              <w:bottom w:w="100.0" w:type="dxa"/>
+              <w:right w:w="100.0" w:type="dxa"/>
+            </w:tcMar>
+            <w:vAlign w:val="top"/>
+          </w:tcPr>
+          <w:p>
+            <w:pPr>
+              <w:widowControl w:val="0"/>
+              <w:spacing w:line="240" w:lineRule="auto"/>
+              <w:jc w:val="center"/>
+              <w:rPr>
+                <w:rFonts w:ascii="Lexend" w:cs="Lexend" w:eastAsia="Lexend" w:hAnsi="Lexend"/>
+              </w:rPr>
+            </w:pPr>
+            <w:r>
+              <w:rPr>
+                <w:rFonts w:ascii="Lexend" w:cs="Lexend" w:eastAsia="Lexend" w:hAnsi="Lexend"/>
+                <w:rtl w:val="0"/>
+              </w:rPr>
+              <w:t xml:space="preserve">Edit Class Diagrams on Slides after class diagram is done + add 1 sequence diagram (008) + gantt</w:t>
+            </w:r>
+          </w:p>
+        </w:tc>
+        <w:tc>
+          <w:tcPr>
+            <w:shd w:fill="d9d2e9" w:val="clear"/>
+            <w:tcMar>
+              <w:top w:w="100.0" w:type="dxa"/>
+              <w:left w:w="100.0" w:type="dxa"/>
+              <w:bottom w:w="100.0" w:type="dxa"/>
+              <w:right w:w="100.0" w:type="dxa"/>
+            </w:tcMar>
+            <w:vAlign w:val="top"/>
+          </w:tcPr>
+          <w:p>
+            <w:pPr>
+              <w:widowControl w:val="0"/>
+              <w:spacing w:line="240" w:lineRule="auto"/>
+              <w:jc w:val="center"/>
+              <w:rPr>
+                <w:rFonts w:ascii="Lexend" w:cs="Lexend" w:eastAsia="Lexend" w:hAnsi="Lexend"/>
+              </w:rPr>
+            </w:pPr>
+            <w:r>
+              <w:rPr>
+                <w:rFonts w:ascii="Lexend" w:cs="Lexend" w:eastAsia="Lexend" w:hAnsi="Lexend"/>
+                <w:rtl w:val="0"/>
+              </w:rPr>
+              <w:t xml:space="preserve">Nikki</w:t>
+            </w:r>
+          </w:p>
+        </w:tc>
+        <w:tc>
+          <w:tcPr>
+            <w:shd w:fill="d9d2e9" w:val="clear"/>
+            <w:tcMar>
+              <w:top w:w="100.0" w:type="dxa"/>
+              <w:left w:w="100.0" w:type="dxa"/>
+              <w:bottom w:w="100.0" w:type="dxa"/>
+              <w:right w:w="100.0" w:type="dxa"/>
+            </w:tcMar>
+            <w:vAlign w:val="top"/>
+          </w:tcPr>
+          <w:p>
+            <w:pPr>
+              <w:widowControl w:val="0"/>
+              <w:spacing w:line="240" w:lineRule="auto"/>
+              <w:jc w:val="center"/>
+              <w:rPr>
+                <w:rFonts w:ascii="Lexend" w:cs="Lexend" w:eastAsia="Lexend" w:hAnsi="Lexend"/>
+              </w:rPr>
+            </w:pPr>
+            <w:r>
+              <w:rPr>
+                <w:rFonts w:ascii="Lexend" w:cs="Lexend" w:eastAsia="Lexend" w:hAnsi="Lexend"/>
+                <w:rtl w:val="0"/>
+              </w:rPr>
+              <w:t xml:space="preserve">04/09/26</w:t>
+            </w:r>
+          </w:p>
+        </w:tc>
+      </w:tr>
+      <w:tr>
+        <w:trPr>
+          <w:cantSplit w:val="0"/>
+          <w:tblHeader w:val="0"/>
+        </w:trPr>
+        <w:tc>
+          <w:tcPr>
+            <w:shd w:fill="d9d2e9" w:val="clear"/>
+            <w:tcMar>
+              <w:top w:w="100.0" w:type="dxa"/>
+              <w:left w:w="100.0" w:type="dxa"/>
+              <w:bottom w:w="100.0" w:type="dxa"/>
+              <w:right w:w="100.0" w:type="dxa"/>
+            </w:tcMar>
+            <w:vAlign w:val="top"/>
+          </w:tcPr>
+          <w:p>
+            <w:pPr>
+              <w:widowControl w:val="0"/>
+              <w:spacing w:line="240" w:lineRule="auto"/>
+              <w:jc w:val="center"/>
+              <w:rPr>
+                <w:rFonts w:ascii="Lexend" w:cs="Lexend" w:eastAsia="Lexend" w:hAnsi="Lexend"/>
+              </w:rPr>
+            </w:pPr>
+            <w:r>
+              <w:rPr>
+                <w:rFonts w:ascii="Lexend" w:cs="Lexend" w:eastAsia="Lexend" w:hAnsi="Lexend"/>
+                <w:rtl w:val="0"/>
+              </w:rPr>
+              <w:t xml:space="preserve">Add 5 assigned sequence diagrams (001,003,006,013,014)</w:t>
+            </w:r>
+          </w:p>
+        </w:tc>
+        <w:tc>
+          <w:tcPr>
+            <w:shd w:fill="d9d2e9" w:val="clear"/>
+            <w:tcMar>
+              <w:top w:w="100.0" w:type="dxa"/>
+              <w:left w:w="100.0" w:type="dxa"/>
+              <w:bottom w:w="100.0" w:type="dxa"/>
+              <w:right w:w="100.0" w:type="dxa"/>
+            </w:tcMar>
+            <w:vAlign w:val="top"/>
+          </w:tcPr>
+          <w:p>
+            <w:pPr>
+              <w:widowControl w:val="0"/>
+              <w:spacing w:line="240" w:lineRule="auto"/>
+              <w:jc w:val="center"/>
+              <w:rPr>
+                <w:rFonts w:ascii="Lexend" w:cs="Lexend" w:eastAsia="Lexend" w:hAnsi="Lexend"/>
+              </w:rPr>
+            </w:pPr>
+            <w:r>
+              <w:rPr>
+                <w:rFonts w:ascii="Lexend" w:cs="Lexend" w:eastAsia="Lexend" w:hAnsi="Lexend"/>
+                <w:rtl w:val="0"/>
+              </w:rPr>
+              <w:t xml:space="preserve">Daniel</w:t>
+            </w:r>
+          </w:p>
+        </w:tc>
+        <w:tc>
+          <w:tcPr>
+            <w:shd w:fill="d9d2e9" w:val="clear"/>
+            <w:tcMar>
+              <w:top w:w="100.0" w:type="dxa"/>
+              <w:left w:w="100.0" w:type="dxa"/>
+              <w:bottom w:w="100.0" w:type="dxa"/>
+              <w:right w:w="100.0" w:type="dxa"/>
+            </w:tcMar>
+            <w:vAlign w:val="top"/>
+          </w:tcPr>
+          <w:p>
+            <w:pPr>
+              <w:widowControl w:val="0"/>
+              <w:spacing w:line="240" w:lineRule="auto"/>
+              <w:jc w:val="center"/>
+              <w:rPr>
+                <w:rFonts w:ascii="Lexend" w:cs="Lexend" w:eastAsia="Lexend" w:hAnsi="Lexend"/>
+              </w:rPr>
+            </w:pPr>
+            <w:r>
+              <w:rPr>
+                <w:rFonts w:ascii="Lexend" w:cs="Lexend" w:eastAsia="Lexend" w:hAnsi="Lexend"/>
+                <w:rtl w:val="0"/>
+              </w:rPr>
+              <w:t xml:space="preserve">04/09/26</w:t>
+            </w:r>
+          </w:p>
+        </w:tc>
+      </w:tr>
+    </w:tbl>
     <w:p>
       <w:pPr>
         <w:rPr>
@@ -12911,6 +14855,116 @@
   <w:abstractNum w:abstractNumId="1">
     <w:lvl w:ilvl="0">
       <w:start w:val="1"/>
+      <w:numFmt w:val="bullet"/>
+      <w:lvlText w:val="-"/>
+      <w:lvlJc w:val="left"/>
+      <w:pPr>
+        <w:ind w:left="720" w:hanging="360"/>
+      </w:pPr>
+      <w:rPr>
+        <w:u w:val="none"/>
+      </w:rPr>
+    </w:lvl>
+    <w:lvl w:ilvl="1">
+      <w:start w:val="1"/>
+      <w:numFmt w:val="bullet"/>
+      <w:lvlText w:val="-"/>
+      <w:lvlJc w:val="left"/>
+      <w:pPr>
+        <w:ind w:left="1440" w:hanging="360"/>
+      </w:pPr>
+      <w:rPr>
+        <w:u w:val="none"/>
+      </w:rPr>
+    </w:lvl>
+    <w:lvl w:ilvl="2">
+      <w:start w:val="1"/>
+      <w:numFmt w:val="bullet"/>
+      <w:lvlText w:val="-"/>
+      <w:lvlJc w:val="left"/>
+      <w:pPr>
+        <w:ind w:left="2160" w:hanging="360"/>
+      </w:pPr>
+      <w:rPr>
+        <w:u w:val="none"/>
+      </w:rPr>
+    </w:lvl>
+    <w:lvl w:ilvl="3">
+      <w:start w:val="1"/>
+      <w:numFmt w:val="bullet"/>
+      <w:lvlText w:val="-"/>
+      <w:lvlJc w:val="left"/>
+      <w:pPr>
+        <w:ind w:left="2880" w:hanging="360"/>
+      </w:pPr>
+      <w:rPr>
+        <w:u w:val="none"/>
+      </w:rPr>
+    </w:lvl>
+    <w:lvl w:ilvl="4">
+      <w:start w:val="1"/>
+      <w:numFmt w:val="bullet"/>
+      <w:lvlText w:val="-"/>
+      <w:lvlJc w:val="left"/>
+      <w:pPr>
+        <w:ind w:left="3600" w:hanging="360"/>
+      </w:pPr>
+      <w:rPr>
+        <w:u w:val="none"/>
+      </w:rPr>
+    </w:lvl>
+    <w:lvl w:ilvl="5">
+      <w:start w:val="1"/>
+      <w:numFmt w:val="bullet"/>
+      <w:lvlText w:val="-"/>
+      <w:lvlJc w:val="left"/>
+      <w:pPr>
+        <w:ind w:left="4320" w:hanging="360"/>
+      </w:pPr>
+      <w:rPr>
+        <w:u w:val="none"/>
+      </w:rPr>
+    </w:lvl>
+    <w:lvl w:ilvl="6">
+      <w:start w:val="1"/>
+      <w:numFmt w:val="bullet"/>
+      <w:lvlText w:val="-"/>
+      <w:lvlJc w:val="left"/>
+      <w:pPr>
+        <w:ind w:left="5040" w:hanging="360"/>
+      </w:pPr>
+      <w:rPr>
+        <w:u w:val="none"/>
+      </w:rPr>
+    </w:lvl>
+    <w:lvl w:ilvl="7">
+      <w:start w:val="1"/>
+      <w:numFmt w:val="bullet"/>
+      <w:lvlText w:val="-"/>
+      <w:lvlJc w:val="left"/>
+      <w:pPr>
+        <w:ind w:left="5760" w:hanging="360"/>
+      </w:pPr>
+      <w:rPr>
+        <w:u w:val="none"/>
+      </w:rPr>
+    </w:lvl>
+    <w:lvl w:ilvl="8">
+      <w:start w:val="1"/>
+      <w:numFmt w:val="bullet"/>
+      <w:lvlText w:val="-"/>
+      <w:lvlJc w:val="left"/>
+      <w:pPr>
+        <w:ind w:left="6480" w:hanging="360"/>
+      </w:pPr>
+      <w:rPr>
+        <w:u w:val="none"/>
+      </w:rPr>
+    </w:lvl>
+  </w:abstractNum>
+  <w:abstractNum w:abstractNumId="2">
+    <w:lvl w:ilvl="0">
+      <w:start w:val="1"/>
       <w:numFmt w:val="decimal"/>
       <w:lvlText w:val="%1."/>
       <w:lvlJc w:val="left"/>
@@ -13018,7 +15072,227 @@
       </w:rPr>
     </w:lvl>
   </w:abstractNum>
-  <w:abstractNum w:abstractNumId="2">
+  <w:abstractNum w:abstractNumId="3">
+    <w:lvl w:ilvl="0">
+      <w:start w:val="1"/>
+      <w:numFmt w:val="bullet"/>
+      <w:lvlText w:val="-"/>
+      <w:lvlJc w:val="left"/>
+      <w:pPr>
+        <w:ind w:left="720" w:hanging="360"/>
+      </w:pPr>
+      <w:rPr>
+        <w:u w:val="none"/>
+      </w:rPr>
+    </w:lvl>
+    <w:lvl w:ilvl="1">
+      <w:start w:val="1"/>
+      <w:numFmt w:val="bullet"/>
+      <w:lvlText w:val="-"/>
+      <w:lvlJc w:val="left"/>
+      <w:pPr>
+        <w:ind w:left="1440" w:hanging="360"/>
+      </w:pPr>
+      <w:rPr>
+        <w:u w:val="none"/>
+      </w:rPr>
+    </w:lvl>
+    <w:lvl w:ilvl="2">
+      <w:start w:val="1"/>
+      <w:numFmt w:val="bullet"/>
+      <w:lvlText w:val="-"/>
+      <w:lvlJc w:val="left"/>
+      <w:pPr>
+        <w:ind w:left="2160" w:hanging="360"/>
+      </w:pPr>
+      <w:rPr>
+        <w:u w:val="none"/>
+      </w:rPr>
+    </w:lvl>
+    <w:lvl w:ilvl="3">
+      <w:start w:val="1"/>
+      <w:numFmt w:val="bullet"/>
+      <w:lvlText w:val="-"/>
+      <w:lvlJc w:val="left"/>
+      <w:pPr>
+        <w:ind w:left="2880" w:hanging="360"/>
+      </w:pPr>
+      <w:rPr>
+        <w:u w:val="none"/>
+      </w:rPr>
+    </w:lvl>
+    <w:lvl w:ilvl="4">
+      <w:start w:val="1"/>
+      <w:numFmt w:val="bullet"/>
+      <w:lvlText w:val="-"/>
+      <w:lvlJc w:val="left"/>
+      <w:pPr>
+        <w:ind w:left="3600" w:hanging="360"/>
+      </w:pPr>
+      <w:rPr>
+        <w:u w:val="none"/>
+      </w:rPr>
+    </w:lvl>
+    <w:lvl w:ilvl="5">
+      <w:start w:val="1"/>
+      <w:numFmt w:val="bullet"/>
+      <w:lvlText w:val="-"/>
+      <w:lvlJc w:val="left"/>
+      <w:pPr>
+        <w:ind w:left="4320" w:hanging="360"/>
+      </w:pPr>
+      <w:rPr>
+        <w:u w:val="none"/>
+      </w:rPr>
+    </w:lvl>
+    <w:lvl w:ilvl="6">
+      <w:start w:val="1"/>
+      <w:numFmt w:val="bullet"/>
+      <w:lvlText w:val="-"/>
+      <w:lvlJc w:val="left"/>
+      <w:pPr>
+        <w:ind w:left="5040" w:hanging="360"/>
+      </w:pPr>
+      <w:rPr>
+        <w:u w:val="none"/>
+      </w:rPr>
+    </w:lvl>
+    <w:lvl w:ilvl="7">
+      <w:start w:val="1"/>
+      <w:numFmt w:val="bullet"/>
+      <w:lvlText w:val="-"/>
+      <w:lvlJc w:val="left"/>
+      <w:pPr>
+        <w:ind w:left="5760" w:hanging="360"/>
+      </w:pPr>
+      <w:rPr>
+        <w:u w:val="none"/>
+      </w:rPr>
+    </w:lvl>
+    <w:lvl w:ilvl="8">
+      <w:start w:val="1"/>
+      <w:numFmt w:val="bullet"/>
+      <w:lvlText w:val="-"/>
+      <w:lvlJc w:val="left"/>
+      <w:pPr>
+        <w:ind w:left="6480" w:hanging="360"/>
+      </w:pPr>
+      <w:rPr>
+        <w:u w:val="none"/>
+      </w:rPr>
+    </w:lvl>
+  </w:abstractNum>
+  <w:abstractNum w:abstractNumId="4">
+    <w:lvl w:ilvl="0">
+      <w:start w:val="1"/>
+      <w:numFmt w:val="bullet"/>
+      <w:lvlText w:val="-"/>
+      <w:lvlJc w:val="left"/>
+      <w:pPr>
+        <w:ind w:left="720" w:hanging="360"/>
+      </w:pPr>
+      <w:rPr>
+        <w:u w:val="none"/>
+      </w:rPr>
+    </w:lvl>
+    <w:lvl w:ilvl="1">
+      <w:start w:val="1"/>
+      <w:numFmt w:val="bullet"/>
+      <w:lvlText w:val="-"/>
+      <w:lvlJc w:val="left"/>
+      <w:pPr>
+        <w:ind w:left="1440" w:hanging="360"/>
+      </w:pPr>
+      <w:rPr>
+        <w:u w:val="none"/>
+      </w:rPr>
+    </w:lvl>
+    <w:lvl w:ilvl="2">
+      <w:start w:val="1"/>
+      <w:numFmt w:val="bullet"/>
+      <w:lvlText w:val="-"/>
+      <w:lvlJc w:val="left"/>
+      <w:pPr>
+        <w:ind w:left="2160" w:hanging="360"/>
+      </w:pPr>
+      <w:rPr>
+        <w:u w:val="none"/>
+      </w:rPr>
+    </w:lvl>
+    <w:lvl w:ilvl="3">
+      <w:start w:val="1"/>
+      <w:numFmt w:val="bullet"/>
+      <w:lvlText w:val="-"/>
+      <w:lvlJc w:val="left"/>
+      <w:pPr>
+        <w:ind w:left="2880" w:hanging="360"/>
+      </w:pPr>
+      <w:rPr>
+        <w:u w:val="none"/>
+      </w:rPr>
+    </w:lvl>
+    <w:lvl w:ilvl="4">
+      <w:start w:val="1"/>
+      <w:numFmt w:val="bullet"/>
+      <w:lvlText w:val="-"/>
+      <w:lvlJc w:val="left"/>
+      <w:pPr>
+        <w:ind w:left="3600" w:hanging="360"/>
+      </w:pPr>
+      <w:rPr>
+        <w:u w:val="none"/>
+      </w:rPr>
+    </w:lvl>
+    <w:lvl w:ilvl="5">
+      <w:start w:val="1"/>
+      <w:numFmt w:val="bullet"/>
+      <w:lvlText w:val="-"/>
+      <w:lvlJc w:val="left"/>
+      <w:pPr>
+        <w:ind w:left="4320" w:hanging="360"/>
+      </w:pPr>
+      <w:rPr>
+        <w:u w:val="none"/>
+      </w:rPr>
+    </w:lvl>
+    <w:lvl w:ilvl="6">
+      <w:start w:val="1"/>
+      <w:numFmt w:val="bullet"/>
+      <w:lvlText w:val="-"/>
+      <w:lvlJc w:val="left"/>
+      <w:pPr>
+        <w:ind w:left="5040" w:hanging="360"/>
+      </w:pPr>
+      <w:rPr>
+        <w:u w:val="none"/>
+      </w:rPr>
+    </w:lvl>
+    <w:lvl w:ilvl="7">
+      <w:start w:val="1"/>
+      <w:numFmt w:val="bullet"/>
+      <w:lvlText w:val="-"/>
+      <w:lvlJc w:val="left"/>
+      <w:pPr>
+        <w:ind w:left="5760" w:hanging="360"/>
+      </w:pPr>
+      <w:rPr>
+        <w:u w:val="none"/>
+      </w:rPr>
+    </w:lvl>
+    <w:lvl w:ilvl="8">
+      <w:start w:val="1"/>
+      <w:numFmt w:val="bullet"/>
+      <w:lvlText w:val="-"/>
+      <w:lvlJc w:val="left"/>
+      <w:pPr>
+        <w:ind w:left="6480" w:hanging="360"/>
+      </w:pPr>
+      <w:rPr>
+        <w:u w:val="none"/>
+      </w:rPr>
+    </w:lvl>
+  </w:abstractNum>
+  <w:abstractNum w:abstractNumId="5">
     <w:lvl w:ilvl="0">
       <w:start w:val="1"/>
       <w:numFmt w:val="bullet"/>
@@ -13133,6 +15407,15 @@
   </w:num>
   <w:num w:numId="2">
     <w:abstractNumId w:val="2"/>
+  </w:num>
+  <w:num w:numId="3">
+    <w:abstractNumId w:val="3"/>
+  </w:num>
+  <w:num w:numId="4">
+    <w:abstractNumId w:val="4"/>
+  </w:num>
+  <w:num w:numId="5">
+    <w:abstractNumId w:val="5"/>
   </w:num>
 </w:numbering>
 </file>
@@ -13491,6 +15774,27 @@
       <w:tblStyleColBandSize w:val="1"/>
     </w:tblPr>
   </w:style>
+  <w:style w:type="table" w:styleId="Table28">
+    <w:basedOn w:val="TableNormal"/>
+    <w:tblPr>
+      <w:tblStyleRowBandSize w:val="1"/>
+      <w:tblStyleColBandSize w:val="1"/>
+    </w:tblPr>
+  </w:style>
+  <w:style w:type="table" w:styleId="Table29">
+    <w:basedOn w:val="TableNormal"/>
+    <w:tblPr>
+      <w:tblStyleRowBandSize w:val="1"/>
+      <w:tblStyleColBandSize w:val="1"/>
+    </w:tblPr>
+  </w:style>
+  <w:style w:type="table" w:styleId="Table30">
+    <w:basedOn w:val="TableNormal"/>
+    <w:tblPr>
+      <w:tblStyleRowBandSize w:val="1"/>
+      <w:tblStyleColBandSize w:val="1"/>
+    </w:tblPr>
+  </w:style>
 </w:styles>
 </file>
 

--- a/Project-Planning/Meeting Minutes.docx
+++ b/Project-Planning/Meeting Minutes.docx
@@ -597,7 +597,7 @@
       <w:pPr>
         <w:numPr>
           <w:ilvl w:val="0"/>
-          <w:numId w:val="2"/>
+          <w:numId w:val="4"/>
         </w:numPr>
         <w:ind w:left="720" w:hanging="360"/>
         <w:rPr>
@@ -642,7 +642,7 @@
       <w:pPr>
         <w:numPr>
           <w:ilvl w:val="0"/>
-          <w:numId w:val="2"/>
+          <w:numId w:val="4"/>
         </w:numPr>
         <w:ind w:left="720" w:hanging="360"/>
         <w:rPr>
@@ -686,7 +686,7 @@
       <w:pPr>
         <w:numPr>
           <w:ilvl w:val="0"/>
-          <w:numId w:val="2"/>
+          <w:numId w:val="4"/>
         </w:numPr>
         <w:ind w:left="720" w:hanging="360"/>
         <w:rPr>
@@ -730,7 +730,7 @@
       <w:pPr>
         <w:numPr>
           <w:ilvl w:val="0"/>
-          <w:numId w:val="2"/>
+          <w:numId w:val="4"/>
         </w:numPr>
         <w:ind w:left="720" w:hanging="360"/>
         <w:rPr>
@@ -774,7 +774,7 @@
       <w:pPr>
         <w:numPr>
           <w:ilvl w:val="0"/>
-          <w:numId w:val="2"/>
+          <w:numId w:val="4"/>
         </w:numPr>
         <w:ind w:left="720" w:hanging="360"/>
         <w:rPr>
@@ -818,7 +818,7 @@
       <w:pPr>
         <w:numPr>
           <w:ilvl w:val="0"/>
-          <w:numId w:val="2"/>
+          <w:numId w:val="4"/>
         </w:numPr>
         <w:ind w:left="720" w:hanging="360"/>
         <w:rPr>
@@ -862,7 +862,7 @@
       <w:pPr>
         <w:numPr>
           <w:ilvl w:val="0"/>
-          <w:numId w:val="2"/>
+          <w:numId w:val="4"/>
         </w:numPr>
         <w:ind w:left="720" w:hanging="360"/>
         <w:rPr>
@@ -906,7 +906,7 @@
       <w:pPr>
         <w:numPr>
           <w:ilvl w:val="0"/>
-          <w:numId w:val="2"/>
+          <w:numId w:val="4"/>
         </w:numPr>
         <w:ind w:left="720" w:hanging="360"/>
         <w:rPr>
@@ -951,7 +951,7 @@
       <w:pPr>
         <w:numPr>
           <w:ilvl w:val="0"/>
-          <w:numId w:val="2"/>
+          <w:numId w:val="4"/>
         </w:numPr>
         <w:ind w:left="720" w:hanging="360"/>
         <w:rPr>
@@ -999,7 +999,7 @@
       <w:pPr>
         <w:numPr>
           <w:ilvl w:val="0"/>
-          <w:numId w:val="2"/>
+          <w:numId w:val="4"/>
         </w:numPr>
         <w:ind w:left="720" w:hanging="360"/>
         <w:rPr>
@@ -1035,6 +1035,50 @@
         <w:tab/>
         <w:tab/>
         <w:t xml:space="preserve">    13-14</w:t>
+      </w:r>
+    </w:p>
+    <w:p>
+      <w:pPr>
+        <w:numPr>
+          <w:ilvl w:val="0"/>
+          <w:numId w:val="4"/>
+        </w:numPr>
+        <w:ind w:left="720" w:hanging="360"/>
+        <w:rPr>
+          <w:rFonts w:ascii="Lexend Light" w:cs="Lexend Light" w:eastAsia="Lexend Light" w:hAnsi="Lexend Light"/>
+          <w:sz w:val="30"/>
+          <w:szCs w:val="30"/>
+        </w:rPr>
+      </w:pPr>
+      <w:hyperlink w:anchor="kix.ga2zfxjvwg1g">
+        <w:r>
+          <w:rPr>
+            <w:rFonts w:ascii="Lexend Light" w:cs="Lexend Light" w:eastAsia="Lexend Light" w:hAnsi="Lexend Light"/>
+            <w:color w:val="1155cc"/>
+            <w:sz w:val="30"/>
+            <w:szCs w:val="30"/>
+            <w:u w:val="single"/>
+            <w:rtl w:val="0"/>
+          </w:rPr>
+          <w:t xml:space="preserve">Meeting 04/16/26</w:t>
+        </w:r>
+      </w:hyperlink>
+      <w:r>
+        <w:rPr>
+          <w:rFonts w:ascii="Lexend Light" w:cs="Lexend Light" w:eastAsia="Lexend Light" w:hAnsi="Lexend Light"/>
+          <w:sz w:val="30"/>
+          <w:szCs w:val="30"/>
+          <w:rtl w:val="0"/>
+        </w:rPr>
+        <w:tab/>
+        <w:tab/>
+        <w:tab/>
+        <w:tab/>
+        <w:tab/>
+        <w:tab/>
+        <w:t xml:space="preserve">    </w:t>
+        <w:tab/>
+        <w:t xml:space="preserve">         15</w:t>
       </w:r>
     </w:p>
     <w:p>
@@ -10458,7 +10502,7 @@
               <w:widowControl w:val="0"/>
               <w:numPr>
                 <w:ilvl w:val="0"/>
-                <w:numId w:val="4"/>
+                <w:numId w:val="6"/>
               </w:numPr>
               <w:spacing w:line="240" w:lineRule="auto"/>
               <w:ind w:left="720" w:hanging="360"/>
@@ -10480,7 +10524,7 @@
               <w:widowControl w:val="0"/>
               <w:numPr>
                 <w:ilvl w:val="0"/>
-                <w:numId w:val="4"/>
+                <w:numId w:val="6"/>
               </w:numPr>
               <w:spacing w:line="240" w:lineRule="auto"/>
               <w:ind w:left="720" w:hanging="360"/>
@@ -10502,7 +10546,7 @@
               <w:widowControl w:val="0"/>
               <w:numPr>
                 <w:ilvl w:val="0"/>
-                <w:numId w:val="4"/>
+                <w:numId w:val="6"/>
               </w:numPr>
               <w:spacing w:line="240" w:lineRule="auto"/>
               <w:ind w:left="720" w:hanging="360"/>
@@ -10524,7 +10568,7 @@
               <w:widowControl w:val="0"/>
               <w:numPr>
                 <w:ilvl w:val="0"/>
-                <w:numId w:val="4"/>
+                <w:numId w:val="6"/>
               </w:numPr>
               <w:spacing w:line="240" w:lineRule="auto"/>
               <w:ind w:left="720" w:hanging="360"/>
@@ -10546,7 +10590,7 @@
               <w:widowControl w:val="0"/>
               <w:numPr>
                 <w:ilvl w:val="0"/>
-                <w:numId w:val="4"/>
+                <w:numId w:val="6"/>
               </w:numPr>
               <w:spacing w:line="240" w:lineRule="auto"/>
               <w:ind w:left="720" w:hanging="360"/>
@@ -10568,7 +10612,7 @@
               <w:widowControl w:val="0"/>
               <w:numPr>
                 <w:ilvl w:val="0"/>
-                <w:numId w:val="4"/>
+                <w:numId w:val="6"/>
               </w:numPr>
               <w:spacing w:line="240" w:lineRule="auto"/>
               <w:ind w:left="720" w:hanging="360"/>
@@ -11964,7 +12008,7 @@
               <w:widowControl w:val="0"/>
               <w:numPr>
                 <w:ilvl w:val="0"/>
-                <w:numId w:val="4"/>
+                <w:numId w:val="6"/>
               </w:numPr>
               <w:spacing w:line="240" w:lineRule="auto"/>
               <w:ind w:left="720" w:hanging="360"/>
@@ -11985,7 +12029,7 @@
               <w:widowControl w:val="0"/>
               <w:numPr>
                 <w:ilvl w:val="0"/>
-                <w:numId w:val="4"/>
+                <w:numId w:val="6"/>
               </w:numPr>
               <w:spacing w:line="240" w:lineRule="auto"/>
               <w:ind w:left="720" w:hanging="360"/>
@@ -12006,7 +12050,7 @@
               <w:widowControl w:val="0"/>
               <w:numPr>
                 <w:ilvl w:val="0"/>
-                <w:numId w:val="4"/>
+                <w:numId w:val="6"/>
               </w:numPr>
               <w:spacing w:line="240" w:lineRule="auto"/>
               <w:ind w:left="720" w:hanging="360"/>
@@ -12027,7 +12071,7 @@
               <w:widowControl w:val="0"/>
               <w:numPr>
                 <w:ilvl w:val="0"/>
-                <w:numId w:val="4"/>
+                <w:numId w:val="6"/>
               </w:numPr>
               <w:spacing w:line="240" w:lineRule="auto"/>
               <w:ind w:left="720" w:hanging="360"/>
@@ -12048,7 +12092,7 @@
               <w:widowControl w:val="0"/>
               <w:numPr>
                 <w:ilvl w:val="0"/>
-                <w:numId w:val="4"/>
+                <w:numId w:val="6"/>
               </w:numPr>
               <w:spacing w:line="240" w:lineRule="auto"/>
               <w:ind w:left="720" w:hanging="360"/>
@@ -12069,7 +12113,7 @@
               <w:widowControl w:val="0"/>
               <w:numPr>
                 <w:ilvl w:val="0"/>
-                <w:numId w:val="4"/>
+                <w:numId w:val="6"/>
               </w:numPr>
               <w:spacing w:line="240" w:lineRule="auto"/>
               <w:ind w:left="720" w:hanging="360"/>
@@ -12090,7 +12134,7 @@
               <w:widowControl w:val="0"/>
               <w:numPr>
                 <w:ilvl w:val="0"/>
-                <w:numId w:val="4"/>
+                <w:numId w:val="6"/>
               </w:numPr>
               <w:spacing w:line="240" w:lineRule="auto"/>
               <w:ind w:left="720" w:hanging="360"/>
@@ -12111,7 +12155,7 @@
               <w:widowControl w:val="0"/>
               <w:numPr>
                 <w:ilvl w:val="0"/>
-                <w:numId w:val="4"/>
+                <w:numId w:val="6"/>
               </w:numPr>
               <w:spacing w:line="240" w:lineRule="auto"/>
               <w:ind w:left="720" w:hanging="360"/>
@@ -12132,7 +12176,7 @@
               <w:widowControl w:val="0"/>
               <w:numPr>
                 <w:ilvl w:val="0"/>
-                <w:numId w:val="4"/>
+                <w:numId w:val="6"/>
               </w:numPr>
               <w:spacing w:line="240" w:lineRule="auto"/>
               <w:ind w:left="720" w:hanging="360"/>
@@ -13857,7 +13901,7 @@
               <w:widowControl w:val="0"/>
               <w:numPr>
                 <w:ilvl w:val="0"/>
-                <w:numId w:val="3"/>
+                <w:numId w:val="5"/>
               </w:numPr>
               <w:spacing w:line="240" w:lineRule="auto"/>
               <w:ind w:left="720" w:hanging="360"/>
@@ -13879,7 +13923,7 @@
               <w:widowControl w:val="0"/>
               <w:numPr>
                 <w:ilvl w:val="0"/>
-                <w:numId w:val="3"/>
+                <w:numId w:val="5"/>
               </w:numPr>
               <w:spacing w:line="240" w:lineRule="auto"/>
               <w:ind w:left="720" w:hanging="360"/>
@@ -14042,7 +14086,7 @@
               <w:widowControl w:val="0"/>
               <w:numPr>
                 <w:ilvl w:val="0"/>
-                <w:numId w:val="5"/>
+                <w:numId w:val="7"/>
               </w:numPr>
               <w:spacing w:line="240" w:lineRule="auto"/>
               <w:ind w:left="720" w:hanging="360"/>
@@ -14064,7 +14108,7 @@
               <w:widowControl w:val="0"/>
               <w:numPr>
                 <w:ilvl w:val="0"/>
-                <w:numId w:val="5"/>
+                <w:numId w:val="7"/>
               </w:numPr>
               <w:spacing w:line="240" w:lineRule="auto"/>
               <w:ind w:left="720" w:hanging="360"/>
@@ -14086,7 +14130,7 @@
               <w:widowControl w:val="0"/>
               <w:numPr>
                 <w:ilvl w:val="0"/>
-                <w:numId w:val="5"/>
+                <w:numId w:val="7"/>
               </w:numPr>
               <w:spacing w:line="240" w:lineRule="auto"/>
               <w:ind w:left="720" w:hanging="360"/>
@@ -14108,7 +14152,7 @@
               <w:widowControl w:val="0"/>
               <w:numPr>
                 <w:ilvl w:val="0"/>
-                <w:numId w:val="5"/>
+                <w:numId w:val="7"/>
               </w:numPr>
               <w:spacing w:line="240" w:lineRule="auto"/>
               <w:ind w:left="720" w:hanging="360"/>
@@ -14130,7 +14174,7 @@
               <w:widowControl w:val="0"/>
               <w:numPr>
                 <w:ilvl w:val="0"/>
-                <w:numId w:val="5"/>
+                <w:numId w:val="7"/>
               </w:numPr>
               <w:spacing w:line="240" w:lineRule="auto"/>
               <w:ind w:left="720" w:hanging="360"/>
@@ -14194,7 +14238,7 @@
               <w:widowControl w:val="0"/>
               <w:numPr>
                 <w:ilvl w:val="0"/>
-                <w:numId w:val="5"/>
+                <w:numId w:val="7"/>
               </w:numPr>
               <w:spacing w:line="240" w:lineRule="auto"/>
               <w:ind w:left="720" w:hanging="360"/>
@@ -14216,7 +14260,7 @@
               <w:widowControl w:val="0"/>
               <w:numPr>
                 <w:ilvl w:val="1"/>
-                <w:numId w:val="5"/>
+                <w:numId w:val="7"/>
               </w:numPr>
               <w:spacing w:line="240" w:lineRule="auto"/>
               <w:ind w:left="1440" w:hanging="360"/>
@@ -14238,7 +14282,7 @@
               <w:widowControl w:val="0"/>
               <w:numPr>
                 <w:ilvl w:val="1"/>
-                <w:numId w:val="5"/>
+                <w:numId w:val="7"/>
               </w:numPr>
               <w:spacing w:line="240" w:lineRule="auto"/>
               <w:ind w:left="1440" w:hanging="360"/>
@@ -14260,7 +14304,7 @@
               <w:widowControl w:val="0"/>
               <w:numPr>
                 <w:ilvl w:val="1"/>
-                <w:numId w:val="5"/>
+                <w:numId w:val="7"/>
               </w:numPr>
               <w:spacing w:line="240" w:lineRule="auto"/>
               <w:ind w:left="1440" w:hanging="360"/>
@@ -14282,7 +14326,7 @@
               <w:widowControl w:val="0"/>
               <w:numPr>
                 <w:ilvl w:val="1"/>
-                <w:numId w:val="5"/>
+                <w:numId w:val="7"/>
               </w:numPr>
               <w:spacing w:line="240" w:lineRule="auto"/>
               <w:ind w:left="1440" w:hanging="360"/>
@@ -14304,7 +14348,7 @@
               <w:widowControl w:val="0"/>
               <w:numPr>
                 <w:ilvl w:val="1"/>
-                <w:numId w:val="5"/>
+                <w:numId w:val="7"/>
               </w:numPr>
               <w:spacing w:line="240" w:lineRule="auto"/>
               <w:ind w:left="1440" w:hanging="360"/>
@@ -14326,7 +14370,7 @@
               <w:widowControl w:val="0"/>
               <w:numPr>
                 <w:ilvl w:val="1"/>
-                <w:numId w:val="5"/>
+                <w:numId w:val="7"/>
               </w:numPr>
               <w:spacing w:line="240" w:lineRule="auto"/>
               <w:ind w:left="1440" w:hanging="360"/>
@@ -14783,6 +14827,1558 @@
         </w:tc>
       </w:tr>
     </w:tbl>
+    <w:p>
+      <w:pPr>
+        <w:rPr>
+          <w:rFonts w:ascii="Times New Roman" w:cs="Times New Roman" w:eastAsia="Times New Roman" w:hAnsi="Times New Roman"/>
+          <w:sz w:val="24"/>
+          <w:szCs w:val="24"/>
+        </w:rPr>
+      </w:pPr>
+      <w:r>
+        <w:rPr>
+          <w:rtl w:val="0"/>
+        </w:rPr>
+      </w:r>
+    </w:p>
+    <w:p>
+      <w:pPr>
+        <w:rPr>
+          <w:rFonts w:ascii="Times New Roman" w:cs="Times New Roman" w:eastAsia="Times New Roman" w:hAnsi="Times New Roman"/>
+          <w:sz w:val="24"/>
+          <w:szCs w:val="24"/>
+        </w:rPr>
+      </w:pPr>
+      <w:r>
+        <w:rPr>
+          <w:rtl w:val="0"/>
+        </w:rPr>
+      </w:r>
+    </w:p>
+    <w:p>
+      <w:pPr>
+        <w:rPr>
+          <w:rFonts w:ascii="Times New Roman" w:cs="Times New Roman" w:eastAsia="Times New Roman" w:hAnsi="Times New Roman"/>
+          <w:sz w:val="24"/>
+          <w:szCs w:val="24"/>
+        </w:rPr>
+      </w:pPr>
+      <w:r>
+        <w:rPr>
+          <w:rtl w:val="0"/>
+        </w:rPr>
+      </w:r>
+    </w:p>
+    <w:p>
+      <w:pPr>
+        <w:rPr>
+          <w:rFonts w:ascii="Times New Roman" w:cs="Times New Roman" w:eastAsia="Times New Roman" w:hAnsi="Times New Roman"/>
+          <w:sz w:val="24"/>
+          <w:szCs w:val="24"/>
+        </w:rPr>
+      </w:pPr>
+      <w:r>
+        <w:rPr>
+          <w:rtl w:val="0"/>
+        </w:rPr>
+      </w:r>
+    </w:p>
+    <w:p>
+      <w:pPr>
+        <w:rPr>
+          <w:rFonts w:ascii="Times New Roman" w:cs="Times New Roman" w:eastAsia="Times New Roman" w:hAnsi="Times New Roman"/>
+          <w:sz w:val="24"/>
+          <w:szCs w:val="24"/>
+        </w:rPr>
+      </w:pPr>
+      <w:r>
+        <w:rPr>
+          <w:rtl w:val="0"/>
+        </w:rPr>
+      </w:r>
+    </w:p>
+    <w:p>
+      <w:pPr>
+        <w:rPr>
+          <w:rFonts w:ascii="Times New Roman" w:cs="Times New Roman" w:eastAsia="Times New Roman" w:hAnsi="Times New Roman"/>
+          <w:sz w:val="24"/>
+          <w:szCs w:val="24"/>
+        </w:rPr>
+      </w:pPr>
+      <w:r>
+        <w:rPr>
+          <w:rtl w:val="0"/>
+        </w:rPr>
+      </w:r>
+    </w:p>
+    <w:p>
+      <w:pPr>
+        <w:rPr>
+          <w:rFonts w:ascii="Times New Roman" w:cs="Times New Roman" w:eastAsia="Times New Roman" w:hAnsi="Times New Roman"/>
+          <w:sz w:val="24"/>
+          <w:szCs w:val="24"/>
+        </w:rPr>
+      </w:pPr>
+      <w:r>
+        <w:rPr>
+          <w:rtl w:val="0"/>
+        </w:rPr>
+      </w:r>
+    </w:p>
+    <w:p>
+      <w:pPr>
+        <w:rPr>
+          <w:rFonts w:ascii="Times New Roman" w:cs="Times New Roman" w:eastAsia="Times New Roman" w:hAnsi="Times New Roman"/>
+          <w:sz w:val="24"/>
+          <w:szCs w:val="24"/>
+        </w:rPr>
+      </w:pPr>
+      <w:r>
+        <w:rPr>
+          <w:rtl w:val="0"/>
+        </w:rPr>
+      </w:r>
+    </w:p>
+    <w:p>
+      <w:pPr>
+        <w:rPr>
+          <w:rFonts w:ascii="Times New Roman" w:cs="Times New Roman" w:eastAsia="Times New Roman" w:hAnsi="Times New Roman"/>
+          <w:sz w:val="24"/>
+          <w:szCs w:val="24"/>
+        </w:rPr>
+      </w:pPr>
+      <w:r>
+        <w:rPr>
+          <w:rtl w:val="0"/>
+        </w:rPr>
+      </w:r>
+    </w:p>
+    <w:p>
+      <w:pPr>
+        <w:rPr>
+          <w:rFonts w:ascii="Times New Roman" w:cs="Times New Roman" w:eastAsia="Times New Roman" w:hAnsi="Times New Roman"/>
+          <w:sz w:val="24"/>
+          <w:szCs w:val="24"/>
+        </w:rPr>
+      </w:pPr>
+      <w:r>
+        <w:rPr>
+          <w:rtl w:val="0"/>
+        </w:rPr>
+      </w:r>
+    </w:p>
+    <w:p>
+      <w:pPr>
+        <w:rPr>
+          <w:rFonts w:ascii="Times New Roman" w:cs="Times New Roman" w:eastAsia="Times New Roman" w:hAnsi="Times New Roman"/>
+          <w:sz w:val="24"/>
+          <w:szCs w:val="24"/>
+        </w:rPr>
+      </w:pPr>
+      <w:r>
+        <w:rPr>
+          <w:rtl w:val="0"/>
+        </w:rPr>
+      </w:r>
+    </w:p>
+    <w:p>
+      <w:pPr>
+        <w:rPr>
+          <w:rFonts w:ascii="Times New Roman" w:cs="Times New Roman" w:eastAsia="Times New Roman" w:hAnsi="Times New Roman"/>
+          <w:sz w:val="24"/>
+          <w:szCs w:val="24"/>
+        </w:rPr>
+      </w:pPr>
+      <w:r>
+        <w:rPr>
+          <w:rtl w:val="0"/>
+        </w:rPr>
+      </w:r>
+    </w:p>
+    <w:p>
+      <w:pPr>
+        <w:rPr>
+          <w:rFonts w:ascii="Times New Roman" w:cs="Times New Roman" w:eastAsia="Times New Roman" w:hAnsi="Times New Roman"/>
+          <w:sz w:val="24"/>
+          <w:szCs w:val="24"/>
+        </w:rPr>
+      </w:pPr>
+      <w:r>
+        <w:rPr>
+          <w:rtl w:val="0"/>
+        </w:rPr>
+      </w:r>
+    </w:p>
+    <w:p>
+      <w:pPr>
+        <w:rPr>
+          <w:rFonts w:ascii="Times New Roman" w:cs="Times New Roman" w:eastAsia="Times New Roman" w:hAnsi="Times New Roman"/>
+          <w:sz w:val="24"/>
+          <w:szCs w:val="24"/>
+        </w:rPr>
+      </w:pPr>
+      <w:r>
+        <w:rPr>
+          <w:rtl w:val="0"/>
+        </w:rPr>
+      </w:r>
+    </w:p>
+    <w:p>
+      <w:pPr>
+        <w:rPr>
+          <w:rFonts w:ascii="Times New Roman" w:cs="Times New Roman" w:eastAsia="Times New Roman" w:hAnsi="Times New Roman"/>
+          <w:sz w:val="24"/>
+          <w:szCs w:val="24"/>
+        </w:rPr>
+      </w:pPr>
+      <w:r>
+        <w:rPr>
+          <w:rtl w:val="0"/>
+        </w:rPr>
+      </w:r>
+    </w:p>
+    <w:p>
+      <w:pPr>
+        <w:rPr>
+          <w:rFonts w:ascii="Times New Roman" w:cs="Times New Roman" w:eastAsia="Times New Roman" w:hAnsi="Times New Roman"/>
+          <w:sz w:val="24"/>
+          <w:szCs w:val="24"/>
+        </w:rPr>
+      </w:pPr>
+      <w:r>
+        <w:rPr>
+          <w:rtl w:val="0"/>
+        </w:rPr>
+      </w:r>
+    </w:p>
+    <w:p>
+      <w:pPr>
+        <w:rPr>
+          <w:rFonts w:ascii="Times New Roman" w:cs="Times New Roman" w:eastAsia="Times New Roman" w:hAnsi="Times New Roman"/>
+          <w:sz w:val="24"/>
+          <w:szCs w:val="24"/>
+        </w:rPr>
+      </w:pPr>
+      <w:r>
+        <w:rPr>
+          <w:rtl w:val="0"/>
+        </w:rPr>
+      </w:r>
+    </w:p>
+    <w:p>
+      <w:pPr>
+        <w:rPr>
+          <w:rFonts w:ascii="Times New Roman" w:cs="Times New Roman" w:eastAsia="Times New Roman" w:hAnsi="Times New Roman"/>
+          <w:sz w:val="24"/>
+          <w:szCs w:val="24"/>
+        </w:rPr>
+      </w:pPr>
+      <w:r>
+        <w:rPr>
+          <w:rtl w:val="0"/>
+        </w:rPr>
+      </w:r>
+    </w:p>
+    <w:p>
+      <w:pPr>
+        <w:rPr>
+          <w:rFonts w:ascii="Times New Roman" w:cs="Times New Roman" w:eastAsia="Times New Roman" w:hAnsi="Times New Roman"/>
+          <w:sz w:val="24"/>
+          <w:szCs w:val="24"/>
+        </w:rPr>
+      </w:pPr>
+      <w:r>
+        <w:rPr>
+          <w:rtl w:val="0"/>
+        </w:rPr>
+      </w:r>
+    </w:p>
+    <w:tbl>
+      <w:tblPr>
+        <w:tblStyle w:val="Table31"/>
+        <w:tblW w:w="9360.0" w:type="dxa"/>
+        <w:jc w:val="left"/>
+        <w:tblBorders>
+          <w:top w:color="000000" w:space="0" w:sz="8" w:val="single"/>
+          <w:left w:color="000000" w:space="0" w:sz="8" w:val="single"/>
+          <w:bottom w:color="000000" w:space="0" w:sz="8" w:val="single"/>
+          <w:right w:color="000000" w:space="0" w:sz="8" w:val="single"/>
+          <w:insideH w:color="000000" w:space="0" w:sz="8" w:val="single"/>
+          <w:insideV w:color="000000" w:space="0" w:sz="8" w:val="single"/>
+        </w:tblBorders>
+        <w:tblLayout w:type="fixed"/>
+        <w:tblLook w:val="0600"/>
+      </w:tblPr>
+      <w:tblGrid>
+        <w:gridCol w:w="3135"/>
+        <w:gridCol w:w="2820"/>
+        <w:gridCol w:w="315"/>
+        <w:gridCol w:w="3090"/>
+        <w:tblGridChange w:id="0">
+          <w:tblGrid>
+            <w:gridCol w:w="3135"/>
+            <w:gridCol w:w="2820"/>
+            <w:gridCol w:w="315"/>
+            <w:gridCol w:w="3090"/>
+          </w:tblGrid>
+        </w:tblGridChange>
+      </w:tblGrid>
+      <w:tr>
+        <w:trPr>
+          <w:cantSplit w:val="0"/>
+          <w:trHeight w:val="440" w:hRule="atLeast"/>
+          <w:tblHeader w:val="0"/>
+        </w:trPr>
+        <w:tc>
+          <w:tcPr>
+            <w:gridSpan w:val="4"/>
+            <w:shd w:fill="b4a7d6" w:val="clear"/>
+            <w:tcMar>
+              <w:top w:w="100.0" w:type="dxa"/>
+              <w:left w:w="100.0" w:type="dxa"/>
+              <w:bottom w:w="100.0" w:type="dxa"/>
+              <w:right w:w="100.0" w:type="dxa"/>
+            </w:tcMar>
+            <w:vAlign w:val="top"/>
+          </w:tcPr>
+          <w:bookmarkStart w:colFirst="0" w:colLast="0" w:name="kix.ga2zfxjvwg1g" w:id="10"/>
+          <w:bookmarkEnd w:id="10"/>
+          <w:p>
+            <w:pPr>
+              <w:widowControl w:val="0"/>
+              <w:spacing w:line="240" w:lineRule="auto"/>
+              <w:jc w:val="center"/>
+              <w:rPr>
+                <w:rFonts w:ascii="Lexend" w:cs="Lexend" w:eastAsia="Lexend" w:hAnsi="Lexend"/>
+                <w:b w:val="1"/>
+                <w:bCs w:val="1"/>
+                <w:sz w:val="26"/>
+                <w:szCs w:val="26"/>
+              </w:rPr>
+            </w:pPr>
+            <w:r>
+              <w:rPr>
+                <w:rFonts w:ascii="Lexend" w:cs="Lexend" w:eastAsia="Lexend" w:hAnsi="Lexend"/>
+                <w:b w:val="1"/>
+                <w:bCs w:val="1"/>
+                <w:sz w:val="26"/>
+                <w:szCs w:val="26"/>
+                <w:rtl w:val="0"/>
+              </w:rPr>
+              <w:t xml:space="preserve">Meeting Details</w:t>
+            </w:r>
+          </w:p>
+        </w:tc>
+      </w:tr>
+      <w:tr>
+        <w:trPr>
+          <w:cantSplit w:val="0"/>
+          <w:trHeight w:val="440" w:hRule="atLeast"/>
+          <w:tblHeader w:val="0"/>
+        </w:trPr>
+        <w:tc>
+          <w:tcPr>
+            <w:gridSpan w:val="4"/>
+            <w:shd w:fill="d9d2e9" w:val="clear"/>
+            <w:tcMar>
+              <w:top w:w="100.0" w:type="dxa"/>
+              <w:left w:w="100.0" w:type="dxa"/>
+              <w:bottom w:w="100.0" w:type="dxa"/>
+              <w:right w:w="100.0" w:type="dxa"/>
+            </w:tcMar>
+            <w:vAlign w:val="top"/>
+          </w:tcPr>
+          <w:p>
+            <w:pPr>
+              <w:widowControl w:val="0"/>
+              <w:spacing w:line="240" w:lineRule="auto"/>
+              <w:rPr>
+                <w:rFonts w:ascii="Lexend" w:cs="Lexend" w:eastAsia="Lexend" w:hAnsi="Lexend"/>
+              </w:rPr>
+            </w:pPr>
+            <w:r>
+              <w:rPr>
+                <w:rFonts w:ascii="Lexend" w:cs="Lexend" w:eastAsia="Lexend" w:hAnsi="Lexend"/>
+                <w:b w:val="1"/>
+                <w:bCs w:val="1"/>
+                <w:rtl w:val="0"/>
+              </w:rPr>
+              <w:t xml:space="preserve">Meeting Objective:</w:t>
+            </w:r>
+            <w:r>
+              <w:rPr>
+                <w:rFonts w:ascii="Lexend" w:cs="Lexend" w:eastAsia="Lexend" w:hAnsi="Lexend"/>
+                <w:rtl w:val="0"/>
+              </w:rPr>
+              <w:t xml:space="preserve"> Distribute Work (Implementation)</w:t>
+            </w:r>
+          </w:p>
+        </w:tc>
+      </w:tr>
+      <w:tr>
+        <w:trPr>
+          <w:cantSplit w:val="0"/>
+          <w:trHeight w:val="440" w:hRule="atLeast"/>
+          <w:tblHeader w:val="0"/>
+        </w:trPr>
+        <w:tc>
+          <w:tcPr>
+            <w:shd w:fill="d9d2e9" w:val="clear"/>
+            <w:tcMar>
+              <w:top w:w="100.0" w:type="dxa"/>
+              <w:left w:w="100.0" w:type="dxa"/>
+              <w:bottom w:w="100.0" w:type="dxa"/>
+              <w:right w:w="100.0" w:type="dxa"/>
+            </w:tcMar>
+            <w:vAlign w:val="top"/>
+          </w:tcPr>
+          <w:p>
+            <w:pPr>
+              <w:widowControl w:val="0"/>
+              <w:spacing w:line="240" w:lineRule="auto"/>
+              <w:rPr>
+                <w:rFonts w:ascii="Lexend" w:cs="Lexend" w:eastAsia="Lexend" w:hAnsi="Lexend"/>
+              </w:rPr>
+            </w:pPr>
+            <w:r>
+              <w:rPr>
+                <w:rFonts w:ascii="Lexend" w:cs="Lexend" w:eastAsia="Lexend" w:hAnsi="Lexend"/>
+                <w:b w:val="1"/>
+                <w:bCs w:val="1"/>
+                <w:rtl w:val="0"/>
+              </w:rPr>
+              <w:t xml:space="preserve">Date:</w:t>
+            </w:r>
+            <w:r>
+              <w:rPr>
+                <w:rFonts w:ascii="Lexend" w:cs="Lexend" w:eastAsia="Lexend" w:hAnsi="Lexend"/>
+                <w:rtl w:val="0"/>
+              </w:rPr>
+              <w:t xml:space="preserve"> 04/16/26</w:t>
+            </w:r>
+          </w:p>
+        </w:tc>
+        <w:tc>
+          <w:tcPr>
+            <w:shd w:fill="d9d2e9" w:val="clear"/>
+            <w:tcMar>
+              <w:top w:w="100.0" w:type="dxa"/>
+              <w:left w:w="100.0" w:type="dxa"/>
+              <w:bottom w:w="100.0" w:type="dxa"/>
+              <w:right w:w="100.0" w:type="dxa"/>
+            </w:tcMar>
+            <w:vAlign w:val="top"/>
+          </w:tcPr>
+          <w:p>
+            <w:pPr>
+              <w:widowControl w:val="0"/>
+              <w:spacing w:line="240" w:lineRule="auto"/>
+              <w:rPr>
+                <w:rFonts w:ascii="Lexend" w:cs="Lexend" w:eastAsia="Lexend" w:hAnsi="Lexend"/>
+              </w:rPr>
+            </w:pPr>
+            <w:r>
+              <w:rPr>
+                <w:rFonts w:ascii="Lexend" w:cs="Lexend" w:eastAsia="Lexend" w:hAnsi="Lexend"/>
+                <w:b w:val="1"/>
+                <w:bCs w:val="1"/>
+                <w:rtl w:val="0"/>
+              </w:rPr>
+              <w:t xml:space="preserve">Time: </w:t>
+            </w:r>
+            <w:r>
+              <w:rPr>
+                <w:rFonts w:ascii="Lexend" w:cs="Lexend" w:eastAsia="Lexend" w:hAnsi="Lexend"/>
+                <w:rtl w:val="0"/>
+              </w:rPr>
+              <w:t xml:space="preserve">9:30pm</w:t>
+            </w:r>
+          </w:p>
+        </w:tc>
+        <w:tc>
+          <w:tcPr>
+            <w:gridSpan w:val="2"/>
+            <w:shd w:fill="d9d2e9" w:val="clear"/>
+            <w:tcMar>
+              <w:top w:w="100.0" w:type="dxa"/>
+              <w:left w:w="100.0" w:type="dxa"/>
+              <w:bottom w:w="100.0" w:type="dxa"/>
+              <w:right w:w="100.0" w:type="dxa"/>
+            </w:tcMar>
+            <w:vAlign w:val="top"/>
+          </w:tcPr>
+          <w:p>
+            <w:pPr>
+              <w:widowControl w:val="0"/>
+              <w:spacing w:line="240" w:lineRule="auto"/>
+              <w:rPr>
+                <w:rFonts w:ascii="Lexend" w:cs="Lexend" w:eastAsia="Lexend" w:hAnsi="Lexend"/>
+              </w:rPr>
+            </w:pPr>
+            <w:r>
+              <w:rPr>
+                <w:rFonts w:ascii="Lexend" w:cs="Lexend" w:eastAsia="Lexend" w:hAnsi="Lexend"/>
+                <w:b w:val="1"/>
+                <w:bCs w:val="1"/>
+                <w:rtl w:val="0"/>
+              </w:rPr>
+              <w:t xml:space="preserve">Location:</w:t>
+            </w:r>
+            <w:r>
+              <w:rPr>
+                <w:rFonts w:ascii="Lexend" w:cs="Lexend" w:eastAsia="Lexend" w:hAnsi="Lexend"/>
+                <w:rtl w:val="0"/>
+              </w:rPr>
+              <w:t xml:space="preserve"> Discord Call</w:t>
+            </w:r>
+          </w:p>
+        </w:tc>
+      </w:tr>
+      <w:tr>
+        <w:trPr>
+          <w:cantSplit w:val="0"/>
+          <w:trHeight w:val="440" w:hRule="atLeast"/>
+          <w:tblHeader w:val="0"/>
+        </w:trPr>
+        <w:tc>
+          <w:tcPr>
+            <w:gridSpan w:val="4"/>
+            <w:shd w:fill="d9d2e9" w:val="clear"/>
+            <w:tcMar>
+              <w:top w:w="100.0" w:type="dxa"/>
+              <w:left w:w="100.0" w:type="dxa"/>
+              <w:bottom w:w="100.0" w:type="dxa"/>
+              <w:right w:w="100.0" w:type="dxa"/>
+            </w:tcMar>
+            <w:vAlign w:val="top"/>
+          </w:tcPr>
+          <w:p>
+            <w:pPr>
+              <w:widowControl w:val="0"/>
+              <w:spacing w:line="240" w:lineRule="auto"/>
+              <w:rPr>
+                <w:rFonts w:ascii="Lexend" w:cs="Lexend" w:eastAsia="Lexend" w:hAnsi="Lexend"/>
+              </w:rPr>
+            </w:pPr>
+            <w:r>
+              <w:rPr>
+                <w:rFonts w:ascii="Lexend" w:cs="Lexend" w:eastAsia="Lexend" w:hAnsi="Lexend"/>
+                <w:b w:val="1"/>
+                <w:bCs w:val="1"/>
+                <w:rtl w:val="0"/>
+              </w:rPr>
+              <w:t xml:space="preserve">Attendees:</w:t>
+            </w:r>
+            <w:r>
+              <w:rPr>
+                <w:rFonts w:ascii="Lexend" w:cs="Lexend" w:eastAsia="Lexend" w:hAnsi="Lexend"/>
+                <w:rtl w:val="0"/>
+              </w:rPr>
+              <w:t xml:space="preserve"> Nikki, Daniel, Monisha, Tochi</w:t>
+            </w:r>
+          </w:p>
+        </w:tc>
+      </w:tr>
+      <w:tr>
+        <w:trPr>
+          <w:cantSplit w:val="0"/>
+          <w:trHeight w:val="440" w:hRule="atLeast"/>
+          <w:tblHeader w:val="0"/>
+        </w:trPr>
+        <w:tc>
+          <w:tcPr>
+            <w:gridSpan w:val="4"/>
+            <w:shd w:fill="d9d2e9" w:val="clear"/>
+            <w:tcMar>
+              <w:top w:w="100.0" w:type="dxa"/>
+              <w:left w:w="100.0" w:type="dxa"/>
+              <w:bottom w:w="100.0" w:type="dxa"/>
+              <w:right w:w="100.0" w:type="dxa"/>
+            </w:tcMar>
+            <w:vAlign w:val="top"/>
+          </w:tcPr>
+          <w:p>
+            <w:pPr>
+              <w:widowControl w:val="0"/>
+              <w:spacing w:line="240" w:lineRule="auto"/>
+              <w:rPr>
+                <w:rFonts w:ascii="Lexend" w:cs="Lexend" w:eastAsia="Lexend" w:hAnsi="Lexend"/>
+              </w:rPr>
+            </w:pPr>
+            <w:r>
+              <w:rPr>
+                <w:rFonts w:ascii="Lexend" w:cs="Lexend" w:eastAsia="Lexend" w:hAnsi="Lexend"/>
+                <w:b w:val="1"/>
+                <w:bCs w:val="1"/>
+                <w:rtl w:val="0"/>
+              </w:rPr>
+              <w:t xml:space="preserve">Absentees: </w:t>
+            </w:r>
+            <w:r>
+              <w:rPr>
+                <w:rFonts w:ascii="Lexend" w:cs="Lexend" w:eastAsia="Lexend" w:hAnsi="Lexend"/>
+                <w:rtl w:val="0"/>
+              </w:rPr>
+              <w:t xml:space="preserve">Sadhvik</w:t>
+            </w:r>
+            <w:r>
+              <w:rPr>
+                <w:rtl w:val="0"/>
+              </w:rPr>
+            </w:r>
+          </w:p>
+        </w:tc>
+      </w:tr>
+    </w:tbl>
+    <w:p>
+      <w:pPr>
+        <w:rPr>
+          <w:rFonts w:ascii="Lexend" w:cs="Lexend" w:eastAsia="Lexend" w:hAnsi="Lexend"/>
+        </w:rPr>
+      </w:pPr>
+      <w:r>
+        <w:rPr>
+          <w:rtl w:val="0"/>
+        </w:rPr>
+      </w:r>
+    </w:p>
+    <w:tbl>
+      <w:tblPr>
+        <w:tblStyle w:val="Table32"/>
+        <w:tblW w:w="9360.0" w:type="dxa"/>
+        <w:jc w:val="left"/>
+        <w:tblBorders>
+          <w:top w:color="000000" w:space="0" w:sz="8" w:val="single"/>
+          <w:left w:color="000000" w:space="0" w:sz="8" w:val="single"/>
+          <w:bottom w:color="000000" w:space="0" w:sz="8" w:val="single"/>
+          <w:right w:color="000000" w:space="0" w:sz="8" w:val="single"/>
+          <w:insideH w:color="000000" w:space="0" w:sz="8" w:val="single"/>
+          <w:insideV w:color="000000" w:space="0" w:sz="8" w:val="single"/>
+        </w:tblBorders>
+        <w:tblLayout w:type="fixed"/>
+        <w:tblLook w:val="0600"/>
+      </w:tblPr>
+      <w:tblGrid>
+        <w:gridCol w:w="3135"/>
+        <w:gridCol w:w="1275"/>
+        <w:gridCol w:w="1860"/>
+        <w:gridCol w:w="3090"/>
+        <w:tblGridChange w:id="0">
+          <w:tblGrid>
+            <w:gridCol w:w="3135"/>
+            <w:gridCol w:w="1275"/>
+            <w:gridCol w:w="1860"/>
+            <w:gridCol w:w="3090"/>
+          </w:tblGrid>
+        </w:tblGridChange>
+      </w:tblGrid>
+      <w:tr>
+        <w:trPr>
+          <w:cantSplit w:val="0"/>
+          <w:trHeight w:val="440" w:hRule="atLeast"/>
+          <w:tblHeader w:val="0"/>
+        </w:trPr>
+        <w:tc>
+          <w:tcPr>
+            <w:gridSpan w:val="2"/>
+            <w:shd w:fill="b4a7d6" w:val="clear"/>
+            <w:tcMar>
+              <w:top w:w="100.0" w:type="dxa"/>
+              <w:left w:w="100.0" w:type="dxa"/>
+              <w:bottom w:w="100.0" w:type="dxa"/>
+              <w:right w:w="100.0" w:type="dxa"/>
+            </w:tcMar>
+            <w:vAlign w:val="top"/>
+          </w:tcPr>
+          <w:p>
+            <w:pPr>
+              <w:widowControl w:val="0"/>
+              <w:spacing w:line="240" w:lineRule="auto"/>
+              <w:jc w:val="center"/>
+              <w:rPr>
+                <w:rFonts w:ascii="Lexend" w:cs="Lexend" w:eastAsia="Lexend" w:hAnsi="Lexend"/>
+                <w:b w:val="1"/>
+                <w:bCs w:val="1"/>
+                <w:sz w:val="26"/>
+                <w:szCs w:val="26"/>
+              </w:rPr>
+            </w:pPr>
+            <w:r>
+              <w:rPr>
+                <w:rFonts w:ascii="Lexend" w:cs="Lexend" w:eastAsia="Lexend" w:hAnsi="Lexend"/>
+                <w:b w:val="1"/>
+                <w:bCs w:val="1"/>
+                <w:sz w:val="26"/>
+                <w:szCs w:val="26"/>
+                <w:rtl w:val="0"/>
+              </w:rPr>
+              <w:t xml:space="preserve">Agenda</w:t>
+            </w:r>
+          </w:p>
+        </w:tc>
+        <w:tc>
+          <w:tcPr>
+            <w:gridSpan w:val="2"/>
+            <w:shd w:fill="b4a7d6" w:val="clear"/>
+            <w:tcMar>
+              <w:top w:w="100.0" w:type="dxa"/>
+              <w:left w:w="100.0" w:type="dxa"/>
+              <w:bottom w:w="100.0" w:type="dxa"/>
+              <w:right w:w="100.0" w:type="dxa"/>
+            </w:tcMar>
+            <w:vAlign w:val="top"/>
+          </w:tcPr>
+          <w:p>
+            <w:pPr>
+              <w:widowControl w:val="0"/>
+              <w:spacing w:line="240" w:lineRule="auto"/>
+              <w:jc w:val="center"/>
+              <w:rPr>
+                <w:rFonts w:ascii="Lexend" w:cs="Lexend" w:eastAsia="Lexend" w:hAnsi="Lexend"/>
+                <w:b w:val="1"/>
+                <w:bCs w:val="1"/>
+                <w:sz w:val="26"/>
+                <w:szCs w:val="26"/>
+              </w:rPr>
+            </w:pPr>
+            <w:r>
+              <w:rPr>
+                <w:rFonts w:ascii="Lexend" w:cs="Lexend" w:eastAsia="Lexend" w:hAnsi="Lexend"/>
+                <w:b w:val="1"/>
+                <w:bCs w:val="1"/>
+                <w:sz w:val="26"/>
+                <w:szCs w:val="26"/>
+                <w:rtl w:val="0"/>
+              </w:rPr>
+              <w:t xml:space="preserve">Notes</w:t>
+            </w:r>
+          </w:p>
+        </w:tc>
+      </w:tr>
+      <w:tr>
+        <w:trPr>
+          <w:cantSplit w:val="0"/>
+          <w:trHeight w:val="440" w:hRule="atLeast"/>
+          <w:tblHeader w:val="0"/>
+        </w:trPr>
+        <w:tc>
+          <w:tcPr>
+            <w:gridSpan w:val="2"/>
+            <w:shd w:fill="d9d2e9" w:val="clear"/>
+            <w:tcMar>
+              <w:top w:w="100.0" w:type="dxa"/>
+              <w:left w:w="100.0" w:type="dxa"/>
+              <w:bottom w:w="100.0" w:type="dxa"/>
+              <w:right w:w="100.0" w:type="dxa"/>
+            </w:tcMar>
+            <w:vAlign w:val="top"/>
+          </w:tcPr>
+          <w:p>
+            <w:pPr>
+              <w:widowControl w:val="0"/>
+              <w:spacing w:line="240" w:lineRule="auto"/>
+              <w:rPr>
+                <w:rFonts w:ascii="Lexend" w:cs="Lexend" w:eastAsia="Lexend" w:hAnsi="Lexend"/>
+              </w:rPr>
+            </w:pPr>
+            <w:r>
+              <w:rPr>
+                <w:rFonts w:ascii="Lexend" w:cs="Lexend" w:eastAsia="Lexend" w:hAnsi="Lexend"/>
+                <w:rtl w:val="0"/>
+              </w:rPr>
+              <w:t xml:space="preserve">Implementation Distribution</w:t>
+            </w:r>
+          </w:p>
+        </w:tc>
+        <w:tc>
+          <w:tcPr>
+            <w:gridSpan w:val="2"/>
+            <w:shd w:fill="d9d2e9" w:val="clear"/>
+            <w:tcMar>
+              <w:top w:w="100.0" w:type="dxa"/>
+              <w:left w:w="100.0" w:type="dxa"/>
+              <w:bottom w:w="100.0" w:type="dxa"/>
+              <w:right w:w="100.0" w:type="dxa"/>
+            </w:tcMar>
+            <w:vAlign w:val="top"/>
+          </w:tcPr>
+          <w:p>
+            <w:pPr>
+              <w:widowControl w:val="0"/>
+              <w:numPr>
+                <w:ilvl w:val="0"/>
+                <w:numId w:val="2"/>
+              </w:numPr>
+              <w:spacing w:line="240" w:lineRule="auto"/>
+              <w:ind w:left="720" w:hanging="360"/>
+              <w:rPr>
+                <w:rFonts w:ascii="Lexend" w:cs="Lexend" w:eastAsia="Lexend" w:hAnsi="Lexend"/>
+                <w:u w:val="none"/>
+              </w:rPr>
+            </w:pPr>
+            <w:r>
+              <w:rPr>
+                <w:rFonts w:ascii="Lexend" w:cs="Lexend" w:eastAsia="Lexend" w:hAnsi="Lexend"/>
+                <w:rtl w:val="0"/>
+              </w:rPr>
+              <w:t xml:space="preserve">GUI + help with others (1 person)</w:t>
+            </w:r>
+          </w:p>
+          <w:p>
+            <w:pPr>
+              <w:widowControl w:val="0"/>
+              <w:numPr>
+                <w:ilvl w:val="0"/>
+                <w:numId w:val="2"/>
+              </w:numPr>
+              <w:spacing w:line="240" w:lineRule="auto"/>
+              <w:ind w:left="720" w:hanging="360"/>
+              <w:rPr>
+                <w:rFonts w:ascii="Lexend" w:cs="Lexend" w:eastAsia="Lexend" w:hAnsi="Lexend"/>
+                <w:u w:val="none"/>
+              </w:rPr>
+            </w:pPr>
+            <w:r>
+              <w:rPr>
+                <w:rFonts w:ascii="Lexend" w:cs="Lexend" w:eastAsia="Lexend" w:hAnsi="Lexend"/>
+                <w:rtl w:val="0"/>
+              </w:rPr>
+              <w:t xml:space="preserve">Server/Client/Message (2 people)</w:t>
+            </w:r>
+          </w:p>
+          <w:p>
+            <w:pPr>
+              <w:widowControl w:val="0"/>
+              <w:numPr>
+                <w:ilvl w:val="0"/>
+                <w:numId w:val="2"/>
+              </w:numPr>
+              <w:spacing w:line="240" w:lineRule="auto"/>
+              <w:ind w:left="720" w:hanging="360"/>
+              <w:rPr>
+                <w:rFonts w:ascii="Lexend" w:cs="Lexend" w:eastAsia="Lexend" w:hAnsi="Lexend"/>
+                <w:u w:val="none"/>
+              </w:rPr>
+            </w:pPr>
+            <w:r>
+              <w:rPr>
+                <w:rFonts w:ascii="Lexend" w:cs="Lexend" w:eastAsia="Lexend" w:hAnsi="Lexend"/>
+                <w:rtl w:val="0"/>
+              </w:rPr>
+              <w:t xml:space="preserve">Backend Classes (2 people)</w:t>
+            </w:r>
+          </w:p>
+        </w:tc>
+      </w:tr>
+      <w:tr>
+        <w:trPr>
+          <w:cantSplit w:val="0"/>
+          <w:trHeight w:val="440" w:hRule="atLeast"/>
+          <w:tblHeader w:val="0"/>
+        </w:trPr>
+        <w:tc>
+          <w:tcPr>
+            <w:gridSpan w:val="2"/>
+            <w:shd w:fill="d9d2e9" w:val="clear"/>
+            <w:tcMar>
+              <w:top w:w="100.0" w:type="dxa"/>
+              <w:left w:w="100.0" w:type="dxa"/>
+              <w:bottom w:w="100.0" w:type="dxa"/>
+              <w:right w:w="100.0" w:type="dxa"/>
+            </w:tcMar>
+            <w:vAlign w:val="top"/>
+          </w:tcPr>
+          <w:p>
+            <w:pPr>
+              <w:widowControl w:val="0"/>
+              <w:spacing w:line="240" w:lineRule="auto"/>
+              <w:rPr>
+                <w:rFonts w:ascii="Lexend" w:cs="Lexend" w:eastAsia="Lexend" w:hAnsi="Lexend"/>
+              </w:rPr>
+            </w:pPr>
+            <w:r>
+              <w:rPr>
+                <w:rFonts w:ascii="Lexend" w:cs="Lexend" w:eastAsia="Lexend" w:hAnsi="Lexend"/>
+                <w:rtl w:val="0"/>
+              </w:rPr>
+              <w:t xml:space="preserve">Testing</w:t>
+            </w:r>
+          </w:p>
+        </w:tc>
+        <w:tc>
+          <w:tcPr>
+            <w:gridSpan w:val="2"/>
+            <w:shd w:fill="d9d2e9" w:val="clear"/>
+            <w:tcMar>
+              <w:top w:w="100.0" w:type="dxa"/>
+              <w:left w:w="100.0" w:type="dxa"/>
+              <w:bottom w:w="100.0" w:type="dxa"/>
+              <w:right w:w="100.0" w:type="dxa"/>
+            </w:tcMar>
+            <w:vAlign w:val="top"/>
+          </w:tcPr>
+          <w:p>
+            <w:pPr>
+              <w:widowControl w:val="0"/>
+              <w:numPr>
+                <w:ilvl w:val="0"/>
+                <w:numId w:val="3"/>
+              </w:numPr>
+              <w:spacing w:line="240" w:lineRule="auto"/>
+              <w:ind w:left="720" w:hanging="360"/>
+              <w:rPr>
+                <w:rFonts w:ascii="Lexend" w:cs="Lexend" w:eastAsia="Lexend" w:hAnsi="Lexend"/>
+                <w:u w:val="none"/>
+              </w:rPr>
+            </w:pPr>
+            <w:r>
+              <w:rPr>
+                <w:rFonts w:ascii="Lexend" w:cs="Lexend" w:eastAsia="Lexend" w:hAnsi="Lexend"/>
+                <w:rtl w:val="0"/>
+              </w:rPr>
+              <w:t xml:space="preserve">Make JUnit testing for specific classes each is assigned to + help with backend</w:t>
+            </w:r>
+          </w:p>
+        </w:tc>
+      </w:tr>
+    </w:tbl>
+    <w:p>
+      <w:pPr>
+        <w:rPr>
+          <w:rFonts w:ascii="Lexend" w:cs="Lexend" w:eastAsia="Lexend" w:hAnsi="Lexend"/>
+        </w:rPr>
+      </w:pPr>
+      <w:r>
+        <w:rPr>
+          <w:rtl w:val="0"/>
+        </w:rPr>
+      </w:r>
+    </w:p>
+    <w:tbl>
+      <w:tblPr>
+        <w:tblStyle w:val="Table33"/>
+        <w:tblW w:w="9360.0" w:type="dxa"/>
+        <w:jc w:val="left"/>
+        <w:tblBorders>
+          <w:top w:color="000000" w:space="0" w:sz="8" w:val="single"/>
+          <w:left w:color="000000" w:space="0" w:sz="8" w:val="single"/>
+          <w:bottom w:color="000000" w:space="0" w:sz="8" w:val="single"/>
+          <w:right w:color="000000" w:space="0" w:sz="8" w:val="single"/>
+          <w:insideH w:color="000000" w:space="0" w:sz="8" w:val="single"/>
+          <w:insideV w:color="000000" w:space="0" w:sz="8" w:val="single"/>
+        </w:tblBorders>
+        <w:tblLayout w:type="fixed"/>
+        <w:tblLook w:val="0600"/>
+      </w:tblPr>
+      <w:tblGrid>
+        <w:gridCol w:w="3120"/>
+        <w:gridCol w:w="3120"/>
+        <w:gridCol w:w="3120"/>
+        <w:tblGridChange w:id="0">
+          <w:tblGrid>
+            <w:gridCol w:w="3120"/>
+            <w:gridCol w:w="3120"/>
+            <w:gridCol w:w="3120"/>
+          </w:tblGrid>
+        </w:tblGridChange>
+      </w:tblGrid>
+      <w:tr>
+        <w:trPr>
+          <w:cantSplit w:val="0"/>
+          <w:tblHeader w:val="0"/>
+        </w:trPr>
+        <w:tc>
+          <w:tcPr>
+            <w:shd w:fill="b4a7d6" w:val="clear"/>
+            <w:tcMar>
+              <w:top w:w="100.0" w:type="dxa"/>
+              <w:left w:w="100.0" w:type="dxa"/>
+              <w:bottom w:w="100.0" w:type="dxa"/>
+              <w:right w:w="100.0" w:type="dxa"/>
+            </w:tcMar>
+            <w:vAlign w:val="top"/>
+          </w:tcPr>
+          <w:p>
+            <w:pPr>
+              <w:widowControl w:val="0"/>
+              <w:spacing w:line="240" w:lineRule="auto"/>
+              <w:jc w:val="center"/>
+              <w:rPr>
+                <w:rFonts w:ascii="Lexend" w:cs="Lexend" w:eastAsia="Lexend" w:hAnsi="Lexend"/>
+                <w:b w:val="1"/>
+                <w:bCs w:val="1"/>
+                <w:sz w:val="24"/>
+                <w:szCs w:val="24"/>
+              </w:rPr>
+            </w:pPr>
+            <w:r>
+              <w:rPr>
+                <w:rFonts w:ascii="Lexend" w:cs="Lexend" w:eastAsia="Lexend" w:hAnsi="Lexend"/>
+                <w:b w:val="1"/>
+                <w:bCs w:val="1"/>
+                <w:sz w:val="24"/>
+                <w:szCs w:val="24"/>
+                <w:rtl w:val="0"/>
+              </w:rPr>
+              <w:t xml:space="preserve">Action</w:t>
+            </w:r>
+          </w:p>
+        </w:tc>
+        <w:tc>
+          <w:tcPr>
+            <w:shd w:fill="b4a7d6" w:val="clear"/>
+            <w:tcMar>
+              <w:top w:w="100.0" w:type="dxa"/>
+              <w:left w:w="100.0" w:type="dxa"/>
+              <w:bottom w:w="100.0" w:type="dxa"/>
+              <w:right w:w="100.0" w:type="dxa"/>
+            </w:tcMar>
+            <w:vAlign w:val="top"/>
+          </w:tcPr>
+          <w:p>
+            <w:pPr>
+              <w:widowControl w:val="0"/>
+              <w:spacing w:line="240" w:lineRule="auto"/>
+              <w:jc w:val="center"/>
+              <w:rPr>
+                <w:rFonts w:ascii="Lexend" w:cs="Lexend" w:eastAsia="Lexend" w:hAnsi="Lexend"/>
+                <w:b w:val="1"/>
+                <w:bCs w:val="1"/>
+                <w:sz w:val="24"/>
+                <w:szCs w:val="24"/>
+              </w:rPr>
+            </w:pPr>
+            <w:r>
+              <w:rPr>
+                <w:rFonts w:ascii="Lexend" w:cs="Lexend" w:eastAsia="Lexend" w:hAnsi="Lexend"/>
+                <w:b w:val="1"/>
+                <w:bCs w:val="1"/>
+                <w:sz w:val="24"/>
+                <w:szCs w:val="24"/>
+                <w:rtl w:val="0"/>
+              </w:rPr>
+              <w:t xml:space="preserve">Assigned To</w:t>
+            </w:r>
+          </w:p>
+        </w:tc>
+        <w:tc>
+          <w:tcPr>
+            <w:shd w:fill="b4a7d6" w:val="clear"/>
+            <w:tcMar>
+              <w:top w:w="100.0" w:type="dxa"/>
+              <w:left w:w="100.0" w:type="dxa"/>
+              <w:bottom w:w="100.0" w:type="dxa"/>
+              <w:right w:w="100.0" w:type="dxa"/>
+            </w:tcMar>
+            <w:vAlign w:val="top"/>
+          </w:tcPr>
+          <w:p>
+            <w:pPr>
+              <w:widowControl w:val="0"/>
+              <w:spacing w:line="240" w:lineRule="auto"/>
+              <w:jc w:val="center"/>
+              <w:rPr>
+                <w:rFonts w:ascii="Lexend" w:cs="Lexend" w:eastAsia="Lexend" w:hAnsi="Lexend"/>
+                <w:b w:val="1"/>
+                <w:bCs w:val="1"/>
+                <w:sz w:val="24"/>
+                <w:szCs w:val="24"/>
+              </w:rPr>
+            </w:pPr>
+            <w:r>
+              <w:rPr>
+                <w:rFonts w:ascii="Lexend" w:cs="Lexend" w:eastAsia="Lexend" w:hAnsi="Lexend"/>
+                <w:b w:val="1"/>
+                <w:bCs w:val="1"/>
+                <w:sz w:val="24"/>
+                <w:szCs w:val="24"/>
+                <w:rtl w:val="0"/>
+              </w:rPr>
+              <w:t xml:space="preserve">Due Date</w:t>
+            </w:r>
+          </w:p>
+        </w:tc>
+      </w:tr>
+      <w:tr>
+        <w:trPr>
+          <w:cantSplit w:val="0"/>
+          <w:tblHeader w:val="0"/>
+        </w:trPr>
+        <w:tc>
+          <w:tcPr>
+            <w:shd w:fill="d9d2e9" w:val="clear"/>
+            <w:tcMar>
+              <w:top w:w="100.0" w:type="dxa"/>
+              <w:left w:w="100.0" w:type="dxa"/>
+              <w:bottom w:w="100.0" w:type="dxa"/>
+              <w:right w:w="100.0" w:type="dxa"/>
+            </w:tcMar>
+            <w:vAlign w:val="top"/>
+          </w:tcPr>
+          <w:p>
+            <w:pPr>
+              <w:widowControl w:val="0"/>
+              <w:spacing w:line="240" w:lineRule="auto"/>
+              <w:jc w:val="center"/>
+              <w:rPr>
+                <w:rFonts w:ascii="Lexend" w:cs="Lexend" w:eastAsia="Lexend" w:hAnsi="Lexend"/>
+              </w:rPr>
+            </w:pPr>
+            <w:r>
+              <w:rPr>
+                <w:rFonts w:ascii="Lexend" w:cs="Lexend" w:eastAsia="Lexend" w:hAnsi="Lexend"/>
+                <w:rtl w:val="0"/>
+              </w:rPr>
+              <w:t xml:space="preserve">Client + Message + Junit Testing</w:t>
+            </w:r>
+          </w:p>
+        </w:tc>
+        <w:tc>
+          <w:tcPr>
+            <w:shd w:fill="d9d2e9" w:val="clear"/>
+            <w:tcMar>
+              <w:top w:w="100.0" w:type="dxa"/>
+              <w:left w:w="100.0" w:type="dxa"/>
+              <w:bottom w:w="100.0" w:type="dxa"/>
+              <w:right w:w="100.0" w:type="dxa"/>
+            </w:tcMar>
+            <w:vAlign w:val="top"/>
+          </w:tcPr>
+          <w:p>
+            <w:pPr>
+              <w:widowControl w:val="0"/>
+              <w:spacing w:line="240" w:lineRule="auto"/>
+              <w:jc w:val="center"/>
+              <w:rPr>
+                <w:rFonts w:ascii="Lexend" w:cs="Lexend" w:eastAsia="Lexend" w:hAnsi="Lexend"/>
+              </w:rPr>
+            </w:pPr>
+            <w:r>
+              <w:rPr>
+                <w:rFonts w:ascii="Lexend" w:cs="Lexend" w:eastAsia="Lexend" w:hAnsi="Lexend"/>
+                <w:rtl w:val="0"/>
+              </w:rPr>
+              <w:t xml:space="preserve">Tochi</w:t>
+            </w:r>
+          </w:p>
+        </w:tc>
+        <w:tc>
+          <w:tcPr>
+            <w:shd w:fill="d9d2e9" w:val="clear"/>
+            <w:tcMar>
+              <w:top w:w="100.0" w:type="dxa"/>
+              <w:left w:w="100.0" w:type="dxa"/>
+              <w:bottom w:w="100.0" w:type="dxa"/>
+              <w:right w:w="100.0" w:type="dxa"/>
+            </w:tcMar>
+            <w:vAlign w:val="top"/>
+          </w:tcPr>
+          <w:p>
+            <w:pPr>
+              <w:widowControl w:val="0"/>
+              <w:spacing w:line="240" w:lineRule="auto"/>
+              <w:jc w:val="center"/>
+              <w:rPr>
+                <w:rFonts w:ascii="Lexend" w:cs="Lexend" w:eastAsia="Lexend" w:hAnsi="Lexend"/>
+              </w:rPr>
+            </w:pPr>
+            <w:r>
+              <w:rPr>
+                <w:rFonts w:ascii="Lexend" w:cs="Lexend" w:eastAsia="Lexend" w:hAnsi="Lexend"/>
+                <w:rtl w:val="0"/>
+              </w:rPr>
+              <w:t xml:space="preserve">05/05/26</w:t>
+            </w:r>
+          </w:p>
+        </w:tc>
+      </w:tr>
+      <w:tr>
+        <w:trPr>
+          <w:cantSplit w:val="0"/>
+          <w:tblHeader w:val="0"/>
+        </w:trPr>
+        <w:tc>
+          <w:tcPr>
+            <w:shd w:fill="d9d2e9" w:val="clear"/>
+            <w:tcMar>
+              <w:top w:w="100.0" w:type="dxa"/>
+              <w:left w:w="100.0" w:type="dxa"/>
+              <w:bottom w:w="100.0" w:type="dxa"/>
+              <w:right w:w="100.0" w:type="dxa"/>
+            </w:tcMar>
+            <w:vAlign w:val="top"/>
+          </w:tcPr>
+          <w:p>
+            <w:pPr>
+              <w:widowControl w:val="0"/>
+              <w:spacing w:line="240" w:lineRule="auto"/>
+              <w:jc w:val="center"/>
+              <w:rPr>
+                <w:rFonts w:ascii="Lexend" w:cs="Lexend" w:eastAsia="Lexend" w:hAnsi="Lexend"/>
+              </w:rPr>
+            </w:pPr>
+            <w:r>
+              <w:rPr>
+                <w:rFonts w:ascii="Lexend" w:cs="Lexend" w:eastAsia="Lexend" w:hAnsi="Lexend"/>
+                <w:rtl w:val="0"/>
+              </w:rPr>
+              <w:t xml:space="preserve">Backend + Junit testing</w:t>
+            </w:r>
+          </w:p>
+        </w:tc>
+        <w:tc>
+          <w:tcPr>
+            <w:shd w:fill="d9d2e9" w:val="clear"/>
+            <w:tcMar>
+              <w:top w:w="100.0" w:type="dxa"/>
+              <w:left w:w="100.0" w:type="dxa"/>
+              <w:bottom w:w="100.0" w:type="dxa"/>
+              <w:right w:w="100.0" w:type="dxa"/>
+            </w:tcMar>
+            <w:vAlign w:val="top"/>
+          </w:tcPr>
+          <w:p>
+            <w:pPr>
+              <w:widowControl w:val="0"/>
+              <w:spacing w:line="240" w:lineRule="auto"/>
+              <w:jc w:val="center"/>
+              <w:rPr>
+                <w:rFonts w:ascii="Lexend" w:cs="Lexend" w:eastAsia="Lexend" w:hAnsi="Lexend"/>
+              </w:rPr>
+            </w:pPr>
+            <w:r>
+              <w:rPr>
+                <w:rFonts w:ascii="Lexend" w:cs="Lexend" w:eastAsia="Lexend" w:hAnsi="Lexend"/>
+                <w:rtl w:val="0"/>
+              </w:rPr>
+              <w:t xml:space="preserve">Daniel</w:t>
+            </w:r>
+          </w:p>
+        </w:tc>
+        <w:tc>
+          <w:tcPr>
+            <w:shd w:fill="d9d2e9" w:val="clear"/>
+            <w:tcMar>
+              <w:top w:w="100.0" w:type="dxa"/>
+              <w:left w:w="100.0" w:type="dxa"/>
+              <w:bottom w:w="100.0" w:type="dxa"/>
+              <w:right w:w="100.0" w:type="dxa"/>
+            </w:tcMar>
+            <w:vAlign w:val="top"/>
+          </w:tcPr>
+          <w:p>
+            <w:pPr>
+              <w:widowControl w:val="0"/>
+              <w:spacing w:line="240" w:lineRule="auto"/>
+              <w:jc w:val="center"/>
+              <w:rPr>
+                <w:rFonts w:ascii="Lexend" w:cs="Lexend" w:eastAsia="Lexend" w:hAnsi="Lexend"/>
+              </w:rPr>
+            </w:pPr>
+            <w:r>
+              <w:rPr>
+                <w:rFonts w:ascii="Lexend" w:cs="Lexend" w:eastAsia="Lexend" w:hAnsi="Lexend"/>
+                <w:rtl w:val="0"/>
+              </w:rPr>
+              <w:t xml:space="preserve">05/05/26</w:t>
+            </w:r>
+          </w:p>
+        </w:tc>
+      </w:tr>
+      <w:tr>
+        <w:trPr>
+          <w:cantSplit w:val="0"/>
+          <w:tblHeader w:val="0"/>
+        </w:trPr>
+        <w:tc>
+          <w:tcPr>
+            <w:shd w:fill="d9d2e9" w:val="clear"/>
+            <w:tcMar>
+              <w:top w:w="100.0" w:type="dxa"/>
+              <w:left w:w="100.0" w:type="dxa"/>
+              <w:bottom w:w="100.0" w:type="dxa"/>
+              <w:right w:w="100.0" w:type="dxa"/>
+            </w:tcMar>
+            <w:vAlign w:val="top"/>
+          </w:tcPr>
+          <w:p>
+            <w:pPr>
+              <w:widowControl w:val="0"/>
+              <w:spacing w:line="240" w:lineRule="auto"/>
+              <w:jc w:val="center"/>
+              <w:rPr>
+                <w:rFonts w:ascii="Lexend" w:cs="Lexend" w:eastAsia="Lexend" w:hAnsi="Lexend"/>
+              </w:rPr>
+            </w:pPr>
+            <w:r>
+              <w:rPr>
+                <w:rFonts w:ascii="Lexend" w:cs="Lexend" w:eastAsia="Lexend" w:hAnsi="Lexend"/>
+                <w:rtl w:val="0"/>
+              </w:rPr>
+              <w:t xml:space="preserve">Backend + Junit testing</w:t>
+            </w:r>
+          </w:p>
+        </w:tc>
+        <w:tc>
+          <w:tcPr>
+            <w:shd w:fill="d9d2e9" w:val="clear"/>
+            <w:tcMar>
+              <w:top w:w="100.0" w:type="dxa"/>
+              <w:left w:w="100.0" w:type="dxa"/>
+              <w:bottom w:w="100.0" w:type="dxa"/>
+              <w:right w:w="100.0" w:type="dxa"/>
+            </w:tcMar>
+            <w:vAlign w:val="top"/>
+          </w:tcPr>
+          <w:p>
+            <w:pPr>
+              <w:widowControl w:val="0"/>
+              <w:spacing w:line="240" w:lineRule="auto"/>
+              <w:jc w:val="center"/>
+              <w:rPr>
+                <w:rFonts w:ascii="Lexend" w:cs="Lexend" w:eastAsia="Lexend" w:hAnsi="Lexend"/>
+              </w:rPr>
+            </w:pPr>
+            <w:r>
+              <w:rPr>
+                <w:rFonts w:ascii="Lexend" w:cs="Lexend" w:eastAsia="Lexend" w:hAnsi="Lexend"/>
+                <w:rtl w:val="0"/>
+              </w:rPr>
+              <w:t xml:space="preserve">Monisha</w:t>
+            </w:r>
+          </w:p>
+        </w:tc>
+        <w:tc>
+          <w:tcPr>
+            <w:shd w:fill="d9d2e9" w:val="clear"/>
+            <w:tcMar>
+              <w:top w:w="100.0" w:type="dxa"/>
+              <w:left w:w="100.0" w:type="dxa"/>
+              <w:bottom w:w="100.0" w:type="dxa"/>
+              <w:right w:w="100.0" w:type="dxa"/>
+            </w:tcMar>
+            <w:vAlign w:val="top"/>
+          </w:tcPr>
+          <w:p>
+            <w:pPr>
+              <w:widowControl w:val="0"/>
+              <w:spacing w:line="240" w:lineRule="auto"/>
+              <w:jc w:val="center"/>
+              <w:rPr>
+                <w:rFonts w:ascii="Lexend" w:cs="Lexend" w:eastAsia="Lexend" w:hAnsi="Lexend"/>
+              </w:rPr>
+            </w:pPr>
+            <w:r>
+              <w:rPr>
+                <w:rFonts w:ascii="Lexend" w:cs="Lexend" w:eastAsia="Lexend" w:hAnsi="Lexend"/>
+                <w:rtl w:val="0"/>
+              </w:rPr>
+              <w:t xml:space="preserve">05/05/26</w:t>
+            </w:r>
+          </w:p>
+        </w:tc>
+      </w:tr>
+      <w:tr>
+        <w:trPr>
+          <w:cantSplit w:val="0"/>
+          <w:tblHeader w:val="0"/>
+        </w:trPr>
+        <w:tc>
+          <w:tcPr>
+            <w:shd w:fill="d9d2e9" w:val="clear"/>
+            <w:tcMar>
+              <w:top w:w="100.0" w:type="dxa"/>
+              <w:left w:w="100.0" w:type="dxa"/>
+              <w:bottom w:w="100.0" w:type="dxa"/>
+              <w:right w:w="100.0" w:type="dxa"/>
+            </w:tcMar>
+            <w:vAlign w:val="top"/>
+          </w:tcPr>
+          <w:p>
+            <w:pPr>
+              <w:widowControl w:val="0"/>
+              <w:spacing w:line="240" w:lineRule="auto"/>
+              <w:jc w:val="center"/>
+              <w:rPr>
+                <w:rFonts w:ascii="Lexend" w:cs="Lexend" w:eastAsia="Lexend" w:hAnsi="Lexend"/>
+              </w:rPr>
+            </w:pPr>
+            <w:r>
+              <w:rPr>
+                <w:rFonts w:ascii="Lexend" w:cs="Lexend" w:eastAsia="Lexend" w:hAnsi="Lexend"/>
+                <w:rtl w:val="0"/>
+              </w:rPr>
+              <w:t xml:space="preserve">GUI + smaller classes + help with any other + JUnit testing</w:t>
+            </w:r>
+          </w:p>
+        </w:tc>
+        <w:tc>
+          <w:tcPr>
+            <w:shd w:fill="d9d2e9" w:val="clear"/>
+            <w:tcMar>
+              <w:top w:w="100.0" w:type="dxa"/>
+              <w:left w:w="100.0" w:type="dxa"/>
+              <w:bottom w:w="100.0" w:type="dxa"/>
+              <w:right w:w="100.0" w:type="dxa"/>
+            </w:tcMar>
+            <w:vAlign w:val="top"/>
+          </w:tcPr>
+          <w:p>
+            <w:pPr>
+              <w:widowControl w:val="0"/>
+              <w:spacing w:line="240" w:lineRule="auto"/>
+              <w:jc w:val="center"/>
+              <w:rPr>
+                <w:rFonts w:ascii="Lexend" w:cs="Lexend" w:eastAsia="Lexend" w:hAnsi="Lexend"/>
+              </w:rPr>
+            </w:pPr>
+            <w:r>
+              <w:rPr>
+                <w:rFonts w:ascii="Lexend" w:cs="Lexend" w:eastAsia="Lexend" w:hAnsi="Lexend"/>
+                <w:rtl w:val="0"/>
+              </w:rPr>
+              <w:t xml:space="preserve">Nikki</w:t>
+            </w:r>
+          </w:p>
+        </w:tc>
+        <w:tc>
+          <w:tcPr>
+            <w:shd w:fill="d9d2e9" w:val="clear"/>
+            <w:tcMar>
+              <w:top w:w="100.0" w:type="dxa"/>
+              <w:left w:w="100.0" w:type="dxa"/>
+              <w:bottom w:w="100.0" w:type="dxa"/>
+              <w:right w:w="100.0" w:type="dxa"/>
+            </w:tcMar>
+            <w:vAlign w:val="top"/>
+          </w:tcPr>
+          <w:p>
+            <w:pPr>
+              <w:widowControl w:val="0"/>
+              <w:spacing w:line="240" w:lineRule="auto"/>
+              <w:jc w:val="center"/>
+              <w:rPr>
+                <w:rFonts w:ascii="Lexend" w:cs="Lexend" w:eastAsia="Lexend" w:hAnsi="Lexend"/>
+              </w:rPr>
+            </w:pPr>
+            <w:r>
+              <w:rPr>
+                <w:rFonts w:ascii="Lexend" w:cs="Lexend" w:eastAsia="Lexend" w:hAnsi="Lexend"/>
+                <w:rtl w:val="0"/>
+              </w:rPr>
+              <w:t xml:space="preserve">05/05/26</w:t>
+            </w:r>
+          </w:p>
+        </w:tc>
+      </w:tr>
+      <w:tr>
+        <w:trPr>
+          <w:cantSplit w:val="0"/>
+          <w:tblHeader w:val="0"/>
+        </w:trPr>
+        <w:tc>
+          <w:tcPr>
+            <w:shd w:fill="d9d2e9" w:val="clear"/>
+            <w:tcMar>
+              <w:top w:w="100.0" w:type="dxa"/>
+              <w:left w:w="100.0" w:type="dxa"/>
+              <w:bottom w:w="100.0" w:type="dxa"/>
+              <w:right w:w="100.0" w:type="dxa"/>
+            </w:tcMar>
+            <w:vAlign w:val="top"/>
+          </w:tcPr>
+          <w:p>
+            <w:pPr>
+              <w:widowControl w:val="0"/>
+              <w:spacing w:line="240" w:lineRule="auto"/>
+              <w:jc w:val="center"/>
+              <w:rPr>
+                <w:rFonts w:ascii="Lexend" w:cs="Lexend" w:eastAsia="Lexend" w:hAnsi="Lexend"/>
+              </w:rPr>
+            </w:pPr>
+            <w:r>
+              <w:rPr>
+                <w:rFonts w:ascii="Lexend" w:cs="Lexend" w:eastAsia="Lexend" w:hAnsi="Lexend"/>
+                <w:rtl w:val="0"/>
+              </w:rPr>
+              <w:t xml:space="preserve">Server + JUnit testing</w:t>
+            </w:r>
+          </w:p>
+        </w:tc>
+        <w:tc>
+          <w:tcPr>
+            <w:shd w:fill="d9d2e9" w:val="clear"/>
+            <w:tcMar>
+              <w:top w:w="100.0" w:type="dxa"/>
+              <w:left w:w="100.0" w:type="dxa"/>
+              <w:bottom w:w="100.0" w:type="dxa"/>
+              <w:right w:w="100.0" w:type="dxa"/>
+            </w:tcMar>
+            <w:vAlign w:val="top"/>
+          </w:tcPr>
+          <w:p>
+            <w:pPr>
+              <w:widowControl w:val="0"/>
+              <w:spacing w:line="240" w:lineRule="auto"/>
+              <w:jc w:val="center"/>
+              <w:rPr>
+                <w:rFonts w:ascii="Lexend" w:cs="Lexend" w:eastAsia="Lexend" w:hAnsi="Lexend"/>
+              </w:rPr>
+            </w:pPr>
+            <w:r>
+              <w:rPr>
+                <w:rFonts w:ascii="Lexend" w:cs="Lexend" w:eastAsia="Lexend" w:hAnsi="Lexend"/>
+                <w:rtl w:val="0"/>
+              </w:rPr>
+              <w:t xml:space="preserve">Sadhvik</w:t>
+            </w:r>
+          </w:p>
+        </w:tc>
+        <w:tc>
+          <w:tcPr>
+            <w:shd w:fill="d9d2e9" w:val="clear"/>
+            <w:tcMar>
+              <w:top w:w="100.0" w:type="dxa"/>
+              <w:left w:w="100.0" w:type="dxa"/>
+              <w:bottom w:w="100.0" w:type="dxa"/>
+              <w:right w:w="100.0" w:type="dxa"/>
+            </w:tcMar>
+            <w:vAlign w:val="top"/>
+          </w:tcPr>
+          <w:p>
+            <w:pPr>
+              <w:widowControl w:val="0"/>
+              <w:spacing w:line="240" w:lineRule="auto"/>
+              <w:jc w:val="center"/>
+              <w:rPr>
+                <w:rFonts w:ascii="Lexend" w:cs="Lexend" w:eastAsia="Lexend" w:hAnsi="Lexend"/>
+              </w:rPr>
+            </w:pPr>
+            <w:r>
+              <w:rPr>
+                <w:rFonts w:ascii="Lexend" w:cs="Lexend" w:eastAsia="Lexend" w:hAnsi="Lexend"/>
+                <w:rtl w:val="0"/>
+              </w:rPr>
+              <w:t xml:space="preserve">05/05/26</w:t>
+            </w:r>
+          </w:p>
+        </w:tc>
+      </w:tr>
+    </w:tbl>
+    <w:p>
+      <w:pPr>
+        <w:rPr>
+          <w:rFonts w:ascii="Times New Roman" w:cs="Times New Roman" w:eastAsia="Times New Roman" w:hAnsi="Times New Roman"/>
+          <w:sz w:val="24"/>
+          <w:szCs w:val="24"/>
+        </w:rPr>
+      </w:pPr>
+      <w:r>
+        <w:rPr>
+          <w:rtl w:val="0"/>
+        </w:rPr>
+      </w:r>
+    </w:p>
     <w:p>
       <w:pPr>
         <w:rPr>
@@ -14965,8 +16561,8 @@
   <w:abstractNum w:abstractNumId="2">
     <w:lvl w:ilvl="0">
       <w:start w:val="1"/>
-      <w:numFmt w:val="decimal"/>
-      <w:lvlText w:val="%1."/>
+      <w:numFmt w:val="bullet"/>
+      <w:lvlText w:val="-"/>
       <w:lvlJc w:val="left"/>
       <w:pPr>
         <w:ind w:left="720" w:hanging="360"/>
@@ -14977,8 +16573,8 @@
     </w:lvl>
     <w:lvl w:ilvl="1">
       <w:start w:val="1"/>
-      <w:numFmt w:val="lowerLetter"/>
-      <w:lvlText w:val="%2."/>
+      <w:numFmt w:val="bullet"/>
+      <w:lvlText w:val="-"/>
       <w:lvlJc w:val="left"/>
       <w:pPr>
         <w:ind w:left="1440" w:hanging="360"/>
@@ -14989,9 +16585,9 @@
     </w:lvl>
     <w:lvl w:ilvl="2">
       <w:start w:val="1"/>
-      <w:numFmt w:val="lowerRoman"/>
-      <w:lvlText w:val="%3."/>
-      <w:lvlJc w:val="right"/>
+      <w:numFmt w:val="bullet"/>
+      <w:lvlText w:val="-"/>
+      <w:lvlJc w:val="left"/>
       <w:pPr>
         <w:ind w:left="2160" w:hanging="360"/>
       </w:pPr>
@@ -15001,8 +16597,8 @@
     </w:lvl>
     <w:lvl w:ilvl="3">
       <w:start w:val="1"/>
-      <w:numFmt w:val="decimal"/>
-      <w:lvlText w:val="%4."/>
+      <w:numFmt w:val="bullet"/>
+      <w:lvlText w:val="-"/>
       <w:lvlJc w:val="left"/>
       <w:pPr>
         <w:ind w:left="2880" w:hanging="360"/>
@@ -15013,8 +16609,8 @@
     </w:lvl>
     <w:lvl w:ilvl="4">
       <w:start w:val="1"/>
-      <w:numFmt w:val="lowerLetter"/>
-      <w:lvlText w:val="%5."/>
+      <w:numFmt w:val="bullet"/>
+      <w:lvlText w:val="-"/>
       <w:lvlJc w:val="left"/>
       <w:pPr>
         <w:ind w:left="3600" w:hanging="360"/>
@@ -15025,9 +16621,9 @@
     </w:lvl>
     <w:lvl w:ilvl="5">
       <w:start w:val="1"/>
-      <w:numFmt w:val="lowerRoman"/>
-      <w:lvlText w:val="%6."/>
-      <w:lvlJc w:val="right"/>
+      <w:numFmt w:val="bullet"/>
+      <w:lvlText w:val="-"/>
+      <w:lvlJc w:val="left"/>
       <w:pPr>
         <w:ind w:left="4320" w:hanging="360"/>
       </w:pPr>
@@ -15037,8 +16633,8 @@
     </w:lvl>
     <w:lvl w:ilvl="6">
       <w:start w:val="1"/>
-      <w:numFmt w:val="decimal"/>
-      <w:lvlText w:val="%7."/>
+      <w:numFmt w:val="bullet"/>
+      <w:lvlText w:val="-"/>
       <w:lvlJc w:val="left"/>
       <w:pPr>
         <w:ind w:left="5040" w:hanging="360"/>
@@ -15049,8 +16645,8 @@
     </w:lvl>
     <w:lvl w:ilvl="7">
       <w:start w:val="1"/>
-      <w:numFmt w:val="lowerLetter"/>
-      <w:lvlText w:val="%8."/>
+      <w:numFmt w:val="bullet"/>
+      <w:lvlText w:val="-"/>
       <w:lvlJc w:val="left"/>
       <w:pPr>
         <w:ind w:left="5760" w:hanging="360"/>
@@ -15061,9 +16657,9 @@
     </w:lvl>
     <w:lvl w:ilvl="8">
       <w:start w:val="1"/>
-      <w:numFmt w:val="lowerRoman"/>
-      <w:lvlText w:val="%9."/>
-      <w:lvlJc w:val="right"/>
+      <w:numFmt w:val="bullet"/>
+      <w:lvlText w:val="-"/>
+      <w:lvlJc w:val="left"/>
       <w:pPr>
         <w:ind w:left="6480" w:hanging="360"/>
       </w:pPr>
@@ -15185,6 +16781,116 @@
   <w:abstractNum w:abstractNumId="4">
     <w:lvl w:ilvl="0">
       <w:start w:val="1"/>
+      <w:numFmt w:val="decimal"/>
+      <w:lvlText w:val="%1."/>
+      <w:lvlJc w:val="left"/>
+      <w:pPr>
+        <w:ind w:left="720" w:hanging="360"/>
+      </w:pPr>
+      <w:rPr>
+        <w:u w:val="none"/>
+      </w:rPr>
+    </w:lvl>
+    <w:lvl w:ilvl="1">
+      <w:start w:val="1"/>
+      <w:numFmt w:val="lowerLetter"/>
+      <w:lvlText w:val="%2."/>
+      <w:lvlJc w:val="left"/>
+      <w:pPr>
+        <w:ind w:left="1440" w:hanging="360"/>
+      </w:pPr>
+      <w:rPr>
+        <w:u w:val="none"/>
+      </w:rPr>
+    </w:lvl>
+    <w:lvl w:ilvl="2">
+      <w:start w:val="1"/>
+      <w:numFmt w:val="lowerRoman"/>
+      <w:lvlText w:val="%3."/>
+      <w:lvlJc w:val="right"/>
+      <w:pPr>
+        <w:ind w:left="2160" w:hanging="360"/>
+      </w:pPr>
+      <w:rPr>
+        <w:u w:val="none"/>
+      </w:rPr>
+    </w:lvl>
+    <w:lvl w:ilvl="3">
+      <w:start w:val="1"/>
+      <w:numFmt w:val="decimal"/>
+      <w:lvlText w:val="%4."/>
+      <w:lvlJc w:val="left"/>
+      <w:pPr>
+        <w:ind w:left="2880" w:hanging="360"/>
+      </w:pPr>
+      <w:rPr>
+        <w:u w:val="none"/>
+      </w:rPr>
+    </w:lvl>
+    <w:lvl w:ilvl="4">
+      <w:start w:val="1"/>
+      <w:numFmt w:val="lowerLetter"/>
+      <w:lvlText w:val="%5."/>
+      <w:lvlJc w:val="left"/>
+      <w:pPr>
+        <w:ind w:left="3600" w:hanging="360"/>
+      </w:pPr>
+      <w:rPr>
+        <w:u w:val="none"/>
+      </w:rPr>
+    </w:lvl>
+    <w:lvl w:ilvl="5">
+      <w:start w:val="1"/>
+      <w:numFmt w:val="lowerRoman"/>
+      <w:lvlText w:val="%6."/>
+      <w:lvlJc w:val="right"/>
+      <w:pPr>
+        <w:ind w:left="4320" w:hanging="360"/>
+      </w:pPr>
+      <w:rPr>
+        <w:u w:val="none"/>
+      </w:rPr>
+    </w:lvl>
+    <w:lvl w:ilvl="6">
+      <w:start w:val="1"/>
+      <w:numFmt w:val="decimal"/>
+      <w:lvlText w:val="%7."/>
+      <w:lvlJc w:val="left"/>
+      <w:pPr>
+        <w:ind w:left="5040" w:hanging="360"/>
+      </w:pPr>
+      <w:rPr>
+        <w:u w:val="none"/>
+      </w:rPr>
+    </w:lvl>
+    <w:lvl w:ilvl="7">
+      <w:start w:val="1"/>
+      <w:numFmt w:val="lowerLetter"/>
+      <w:lvlText w:val="%8."/>
+      <w:lvlJc w:val="left"/>
+      <w:pPr>
+        <w:ind w:left="5760" w:hanging="360"/>
+      </w:pPr>
+      <w:rPr>
+        <w:u w:val="none"/>
+      </w:rPr>
+    </w:lvl>
+    <w:lvl w:ilvl="8">
+      <w:start w:val="1"/>
+      <w:numFmt w:val="lowerRoman"/>
+      <w:lvlText w:val="%9."/>
+      <w:lvlJc w:val="right"/>
+      <w:pPr>
+        <w:ind w:left="6480" w:hanging="360"/>
+      </w:pPr>
+      <w:rPr>
+        <w:u w:val="none"/>
+      </w:rPr>
+    </w:lvl>
+  </w:abstractNum>
+  <w:abstractNum w:abstractNumId="5">
+    <w:lvl w:ilvl="0">
+      <w:start w:val="1"/>
       <w:numFmt w:val="bullet"/>
       <w:lvlText w:val="-"/>
       <w:lvlJc w:val="left"/>
@@ -15292,7 +16998,117 @@
       </w:rPr>
     </w:lvl>
   </w:abstractNum>
-  <w:abstractNum w:abstractNumId="5">
+  <w:abstractNum w:abstractNumId="6">
+    <w:lvl w:ilvl="0">
+      <w:start w:val="1"/>
+      <w:numFmt w:val="bullet"/>
+      <w:lvlText w:val="-"/>
+      <w:lvlJc w:val="left"/>
+      <w:pPr>
+        <w:ind w:left="720" w:hanging="360"/>
+      </w:pPr>
+      <w:rPr>
+        <w:u w:val="none"/>
+      </w:rPr>
+    </w:lvl>
+    <w:lvl w:ilvl="1">
+      <w:start w:val="1"/>
+      <w:numFmt w:val="bullet"/>
+      <w:lvlText w:val="-"/>
+      <w:lvlJc w:val="left"/>
+      <w:pPr>
+        <w:ind w:left="1440" w:hanging="360"/>
+      </w:pPr>
+      <w:rPr>
+        <w:u w:val="none"/>
+      </w:rPr>
+    </w:lvl>
+    <w:lvl w:ilvl="2">
+      <w:start w:val="1"/>
+      <w:numFmt w:val="bullet"/>
+      <w:lvlText w:val="-"/>
+      <w:lvlJc w:val="left"/>
+      <w:pPr>
+        <w:ind w:left="2160" w:hanging="360"/>
+      </w:pPr>
+      <w:rPr>
+        <w:u w:val="none"/>
+      </w:rPr>
+    </w:lvl>
+    <w:lvl w:ilvl="3">
+      <w:start w:val="1"/>
+      <w:numFmt w:val="bullet"/>
+      <w:lvlText w:val="-"/>
+      <w:lvlJc w:val="left"/>
+      <w:pPr>
+        <w:ind w:left="2880" w:hanging="360"/>
+      </w:pPr>
+      <w:rPr>
+        <w:u w:val="none"/>
+      </w:rPr>
+    </w:lvl>
+    <w:lvl w:ilvl="4">
+      <w:start w:val="1"/>
+      <w:numFmt w:val="bullet"/>
+      <w:lvlText w:val="-"/>
+      <w:lvlJc w:val="left"/>
+      <w:pPr>
+        <w:ind w:left="3600" w:hanging="360"/>
+      </w:pPr>
+      <w:rPr>
+        <w:u w:val="none"/>
+      </w:rPr>
+    </w:lvl>
+    <w:lvl w:ilvl="5">
+      <w:start w:val="1"/>
+      <w:numFmt w:val="bullet"/>
+      <w:lvlText w:val="-"/>
+      <w:lvlJc w:val="left"/>
+      <w:pPr>
+        <w:ind w:left="4320" w:hanging="360"/>
+      </w:pPr>
+      <w:rPr>
+        <w:u w:val="none"/>
+      </w:rPr>
+    </w:lvl>
+    <w:lvl w:ilvl="6">
+      <w:start w:val="1"/>
+      <w:numFmt w:val="bullet"/>
+      <w:lvlText w:val="-"/>
+      <w:lvlJc w:val="left"/>
+      <w:pPr>
+        <w:ind w:left="5040" w:hanging="360"/>
+      </w:pPr>
+      <w:rPr>
+        <w:u w:val="none"/>
+      </w:rPr>
+    </w:lvl>
+    <w:lvl w:ilvl="7">
+      <w:start w:val="1"/>
+      <w:numFmt w:val="bullet"/>
+      <w:lvlText w:val="-"/>
+      <w:lvlJc w:val="left"/>
+      <w:pPr>
+        <w:ind w:left="5760" w:hanging="360"/>
+      </w:pPr>
+      <w:rPr>
+        <w:u w:val="none"/>
+      </w:rPr>
+    </w:lvl>
+    <w:lvl w:ilvl="8">
+      <w:start w:val="1"/>
+      <w:numFmt w:val="bullet"/>
+      <w:lvlText w:val="-"/>
+      <w:lvlJc w:val="left"/>
+      <w:pPr>
+        <w:ind w:left="6480" w:hanging="360"/>
+      </w:pPr>
+      <w:rPr>
+        <w:u w:val="none"/>
+      </w:rPr>
+    </w:lvl>
+  </w:abstractNum>
+  <w:abstractNum w:abstractNumId="7">
     <w:lvl w:ilvl="0">
       <w:start w:val="1"/>
       <w:numFmt w:val="bullet"/>
@@ -15416,6 +17232,12 @@
   </w:num>
   <w:num w:numId="5">
     <w:abstractNumId w:val="5"/>
+  </w:num>
+  <w:num w:numId="6">
+    <w:abstractNumId w:val="6"/>
+  </w:num>
+  <w:num w:numId="7">
+    <w:abstractNumId w:val="7"/>
   </w:num>
 </w:numbering>
 </file>
@@ -15795,6 +17617,27 @@
       <w:tblStyleColBandSize w:val="1"/>
     </w:tblPr>
   </w:style>
+  <w:style w:type="table" w:styleId="Table31">
+    <w:basedOn w:val="TableNormal"/>
+    <w:tblPr>
+      <w:tblStyleRowBandSize w:val="1"/>
+      <w:tblStyleColBandSize w:val="1"/>
+    </w:tblPr>
+  </w:style>
+  <w:style w:type="table" w:styleId="Table32">
+    <w:basedOn w:val="TableNormal"/>
+    <w:tblPr>
+      <w:tblStyleRowBandSize w:val="1"/>
+      <w:tblStyleColBandSize w:val="1"/>
+    </w:tblPr>
+  </w:style>
+  <w:style w:type="table" w:styleId="Table33">
+    <w:basedOn w:val="TableNormal"/>
+    <w:tblPr>
+      <w:tblStyleRowBandSize w:val="1"/>
+      <w:tblStyleColBandSize w:val="1"/>
+    </w:tblPr>
+  </w:style>
 </w:styles>
 </file>
 

--- a/Project-Planning/Meeting Minutes.docx
+++ b/Project-Planning/Meeting Minutes.docx
@@ -1083,72 +1083,44 @@
     </w:p>
     <w:p>
       <w:pPr>
-        <w:rPr>
-          <w:rFonts w:ascii="Times New Roman" w:cs="Times New Roman" w:eastAsia="Times New Roman" w:hAnsi="Times New Roman"/>
-          <w:sz w:val="24"/>
-          <w:szCs w:val="24"/>
-        </w:rPr>
-      </w:pPr>
+        <w:numPr>
+          <w:ilvl w:val="0"/>
+          <w:numId w:val="4"/>
+        </w:numPr>
+        <w:ind w:left="720" w:hanging="360"/>
+        <w:rPr>
+          <w:rFonts w:ascii="Lexend Light" w:cs="Lexend Light" w:eastAsia="Lexend Light" w:hAnsi="Lexend Light"/>
+          <w:sz w:val="30"/>
+          <w:szCs w:val="30"/>
+        </w:rPr>
+      </w:pPr>
+      <w:hyperlink w:anchor="kix.u1oaqp4rr6sr">
+        <w:r>
+          <w:rPr>
+            <w:rFonts w:ascii="Lexend Light" w:cs="Lexend Light" w:eastAsia="Lexend Light" w:hAnsi="Lexend Light"/>
+            <w:color w:val="1155cc"/>
+            <w:sz w:val="30"/>
+            <w:szCs w:val="30"/>
+            <w:u w:val="single"/>
+            <w:rtl w:val="0"/>
+          </w:rPr>
+          <w:t xml:space="preserve">Meeting 04/30/26</w:t>
+        </w:r>
+      </w:hyperlink>
       <w:r>
         <w:rPr>
+          <w:rFonts w:ascii="Lexend Light" w:cs="Lexend Light" w:eastAsia="Lexend Light" w:hAnsi="Lexend Light"/>
+          <w:sz w:val="30"/>
+          <w:szCs w:val="30"/>
           <w:rtl w:val="0"/>
         </w:rPr>
-      </w:r>
-    </w:p>
-    <w:p>
-      <w:pPr>
-        <w:rPr>
-          <w:rFonts w:ascii="Times New Roman" w:cs="Times New Roman" w:eastAsia="Times New Roman" w:hAnsi="Times New Roman"/>
-          <w:sz w:val="24"/>
-          <w:szCs w:val="24"/>
-        </w:rPr>
-      </w:pPr>
-      <w:r>
-        <w:rPr>
-          <w:rtl w:val="0"/>
-        </w:rPr>
-      </w:r>
-    </w:p>
-    <w:p>
-      <w:pPr>
-        <w:rPr>
-          <w:rFonts w:ascii="Times New Roman" w:cs="Times New Roman" w:eastAsia="Times New Roman" w:hAnsi="Times New Roman"/>
-          <w:sz w:val="24"/>
-          <w:szCs w:val="24"/>
-        </w:rPr>
-      </w:pPr>
-      <w:r>
-        <w:rPr>
-          <w:rtl w:val="0"/>
-        </w:rPr>
-      </w:r>
-    </w:p>
-    <w:p>
-      <w:pPr>
-        <w:rPr>
-          <w:rFonts w:ascii="Times New Roman" w:cs="Times New Roman" w:eastAsia="Times New Roman" w:hAnsi="Times New Roman"/>
-          <w:sz w:val="24"/>
-          <w:szCs w:val="24"/>
-        </w:rPr>
-      </w:pPr>
-      <w:r>
-        <w:rPr>
-          <w:rtl w:val="0"/>
-        </w:rPr>
-      </w:r>
-    </w:p>
-    <w:p>
-      <w:pPr>
-        <w:rPr>
-          <w:rFonts w:ascii="Times New Roman" w:cs="Times New Roman" w:eastAsia="Times New Roman" w:hAnsi="Times New Roman"/>
-          <w:sz w:val="24"/>
-          <w:szCs w:val="24"/>
-        </w:rPr>
-      </w:pPr>
-      <w:r>
-        <w:rPr>
-          <w:rtl w:val="0"/>
-        </w:rPr>
+        <w:tab/>
+        <w:tab/>
+        <w:tab/>
+        <w:tab/>
+        <w:tab/>
+        <w:tab/>
+        <w:t xml:space="preserve">    16-17</w:t>
       </w:r>
     </w:p>
     <w:p>
@@ -10502,7 +10474,7 @@
               <w:widowControl w:val="0"/>
               <w:numPr>
                 <w:ilvl w:val="0"/>
-                <w:numId w:val="6"/>
+                <w:numId w:val="7"/>
               </w:numPr>
               <w:spacing w:line="240" w:lineRule="auto"/>
               <w:ind w:left="720" w:hanging="360"/>
@@ -10524,7 +10496,7 @@
               <w:widowControl w:val="0"/>
               <w:numPr>
                 <w:ilvl w:val="0"/>
-                <w:numId w:val="6"/>
+                <w:numId w:val="7"/>
               </w:numPr>
               <w:spacing w:line="240" w:lineRule="auto"/>
               <w:ind w:left="720" w:hanging="360"/>
@@ -10546,7 +10518,7 @@
               <w:widowControl w:val="0"/>
               <w:numPr>
                 <w:ilvl w:val="0"/>
-                <w:numId w:val="6"/>
+                <w:numId w:val="7"/>
               </w:numPr>
               <w:spacing w:line="240" w:lineRule="auto"/>
               <w:ind w:left="720" w:hanging="360"/>
@@ -10568,7 +10540,7 @@
               <w:widowControl w:val="0"/>
               <w:numPr>
                 <w:ilvl w:val="0"/>
-                <w:numId w:val="6"/>
+                <w:numId w:val="7"/>
               </w:numPr>
               <w:spacing w:line="240" w:lineRule="auto"/>
               <w:ind w:left="720" w:hanging="360"/>
@@ -10590,7 +10562,7 @@
               <w:widowControl w:val="0"/>
               <w:numPr>
                 <w:ilvl w:val="0"/>
-                <w:numId w:val="6"/>
+                <w:numId w:val="7"/>
               </w:numPr>
               <w:spacing w:line="240" w:lineRule="auto"/>
               <w:ind w:left="720" w:hanging="360"/>
@@ -10612,7 +10584,7 @@
               <w:widowControl w:val="0"/>
               <w:numPr>
                 <w:ilvl w:val="0"/>
-                <w:numId w:val="6"/>
+                <w:numId w:val="7"/>
               </w:numPr>
               <w:spacing w:line="240" w:lineRule="auto"/>
               <w:ind w:left="720" w:hanging="360"/>
@@ -12008,7 +11980,7 @@
               <w:widowControl w:val="0"/>
               <w:numPr>
                 <w:ilvl w:val="0"/>
-                <w:numId w:val="6"/>
+                <w:numId w:val="7"/>
               </w:numPr>
               <w:spacing w:line="240" w:lineRule="auto"/>
               <w:ind w:left="720" w:hanging="360"/>
@@ -12029,7 +12001,7 @@
               <w:widowControl w:val="0"/>
               <w:numPr>
                 <w:ilvl w:val="0"/>
-                <w:numId w:val="6"/>
+                <w:numId w:val="7"/>
               </w:numPr>
               <w:spacing w:line="240" w:lineRule="auto"/>
               <w:ind w:left="720" w:hanging="360"/>
@@ -12050,7 +12022,7 @@
               <w:widowControl w:val="0"/>
               <w:numPr>
                 <w:ilvl w:val="0"/>
-                <w:numId w:val="6"/>
+                <w:numId w:val="7"/>
               </w:numPr>
               <w:spacing w:line="240" w:lineRule="auto"/>
               <w:ind w:left="720" w:hanging="360"/>
@@ -12071,7 +12043,7 @@
               <w:widowControl w:val="0"/>
               <w:numPr>
                 <w:ilvl w:val="0"/>
-                <w:numId w:val="6"/>
+                <w:numId w:val="7"/>
               </w:numPr>
               <w:spacing w:line="240" w:lineRule="auto"/>
               <w:ind w:left="720" w:hanging="360"/>
@@ -12092,7 +12064,7 @@
               <w:widowControl w:val="0"/>
               <w:numPr>
                 <w:ilvl w:val="0"/>
-                <w:numId w:val="6"/>
+                <w:numId w:val="7"/>
               </w:numPr>
               <w:spacing w:line="240" w:lineRule="auto"/>
               <w:ind w:left="720" w:hanging="360"/>
@@ -12113,7 +12085,7 @@
               <w:widowControl w:val="0"/>
               <w:numPr>
                 <w:ilvl w:val="0"/>
-                <w:numId w:val="6"/>
+                <w:numId w:val="7"/>
               </w:numPr>
               <w:spacing w:line="240" w:lineRule="auto"/>
               <w:ind w:left="720" w:hanging="360"/>
@@ -12134,7 +12106,7 @@
               <w:widowControl w:val="0"/>
               <w:numPr>
                 <w:ilvl w:val="0"/>
-                <w:numId w:val="6"/>
+                <w:numId w:val="7"/>
               </w:numPr>
               <w:spacing w:line="240" w:lineRule="auto"/>
               <w:ind w:left="720" w:hanging="360"/>
@@ -12155,7 +12127,7 @@
               <w:widowControl w:val="0"/>
               <w:numPr>
                 <w:ilvl w:val="0"/>
-                <w:numId w:val="6"/>
+                <w:numId w:val="7"/>
               </w:numPr>
               <w:spacing w:line="240" w:lineRule="auto"/>
               <w:ind w:left="720" w:hanging="360"/>
@@ -12176,7 +12148,7 @@
               <w:widowControl w:val="0"/>
               <w:numPr>
                 <w:ilvl w:val="0"/>
-                <w:numId w:val="6"/>
+                <w:numId w:val="7"/>
               </w:numPr>
               <w:spacing w:line="240" w:lineRule="auto"/>
               <w:ind w:left="720" w:hanging="360"/>
@@ -14086,7 +14058,7 @@
               <w:widowControl w:val="0"/>
               <w:numPr>
                 <w:ilvl w:val="0"/>
-                <w:numId w:val="7"/>
+                <w:numId w:val="8"/>
               </w:numPr>
               <w:spacing w:line="240" w:lineRule="auto"/>
               <w:ind w:left="720" w:hanging="360"/>
@@ -14108,7 +14080,7 @@
               <w:widowControl w:val="0"/>
               <w:numPr>
                 <w:ilvl w:val="0"/>
-                <w:numId w:val="7"/>
+                <w:numId w:val="8"/>
               </w:numPr>
               <w:spacing w:line="240" w:lineRule="auto"/>
               <w:ind w:left="720" w:hanging="360"/>
@@ -14130,7 +14102,7 @@
               <w:widowControl w:val="0"/>
               <w:numPr>
                 <w:ilvl w:val="0"/>
-                <w:numId w:val="7"/>
+                <w:numId w:val="8"/>
               </w:numPr>
               <w:spacing w:line="240" w:lineRule="auto"/>
               <w:ind w:left="720" w:hanging="360"/>
@@ -14152,7 +14124,7 @@
               <w:widowControl w:val="0"/>
               <w:numPr>
                 <w:ilvl w:val="0"/>
-                <w:numId w:val="7"/>
+                <w:numId w:val="8"/>
               </w:numPr>
               <w:spacing w:line="240" w:lineRule="auto"/>
               <w:ind w:left="720" w:hanging="360"/>
@@ -14174,7 +14146,7 @@
               <w:widowControl w:val="0"/>
               <w:numPr>
                 <w:ilvl w:val="0"/>
-                <w:numId w:val="7"/>
+                <w:numId w:val="8"/>
               </w:numPr>
               <w:spacing w:line="240" w:lineRule="auto"/>
               <w:ind w:left="720" w:hanging="360"/>
@@ -14238,7 +14210,7 @@
               <w:widowControl w:val="0"/>
               <w:numPr>
                 <w:ilvl w:val="0"/>
-                <w:numId w:val="7"/>
+                <w:numId w:val="8"/>
               </w:numPr>
               <w:spacing w:line="240" w:lineRule="auto"/>
               <w:ind w:left="720" w:hanging="360"/>
@@ -14260,7 +14232,7 @@
               <w:widowControl w:val="0"/>
               <w:numPr>
                 <w:ilvl w:val="1"/>
-                <w:numId w:val="7"/>
+                <w:numId w:val="8"/>
               </w:numPr>
               <w:spacing w:line="240" w:lineRule="auto"/>
               <w:ind w:left="1440" w:hanging="360"/>
@@ -14282,7 +14254,7 @@
               <w:widowControl w:val="0"/>
               <w:numPr>
                 <w:ilvl w:val="1"/>
-                <w:numId w:val="7"/>
+                <w:numId w:val="8"/>
               </w:numPr>
               <w:spacing w:line="240" w:lineRule="auto"/>
               <w:ind w:left="1440" w:hanging="360"/>
@@ -14304,7 +14276,7 @@
               <w:widowControl w:val="0"/>
               <w:numPr>
                 <w:ilvl w:val="1"/>
-                <w:numId w:val="7"/>
+                <w:numId w:val="8"/>
               </w:numPr>
               <w:spacing w:line="240" w:lineRule="auto"/>
               <w:ind w:left="1440" w:hanging="360"/>
@@ -14326,7 +14298,7 @@
               <w:widowControl w:val="0"/>
               <w:numPr>
                 <w:ilvl w:val="1"/>
-                <w:numId w:val="7"/>
+                <w:numId w:val="8"/>
               </w:numPr>
               <w:spacing w:line="240" w:lineRule="auto"/>
               <w:ind w:left="1440" w:hanging="360"/>
@@ -14348,7 +14320,7 @@
               <w:widowControl w:val="0"/>
               <w:numPr>
                 <w:ilvl w:val="1"/>
-                <w:numId w:val="7"/>
+                <w:numId w:val="8"/>
               </w:numPr>
               <w:spacing w:line="240" w:lineRule="auto"/>
               <w:ind w:left="1440" w:hanging="360"/>
@@ -14370,7 +14342,7 @@
               <w:widowControl w:val="0"/>
               <w:numPr>
                 <w:ilvl w:val="1"/>
-                <w:numId w:val="7"/>
+                <w:numId w:val="8"/>
               </w:numPr>
               <w:spacing w:line="240" w:lineRule="auto"/>
               <w:ind w:left="1440" w:hanging="360"/>
@@ -16365,6 +16337,1561 @@
         </w:tc>
       </w:tr>
     </w:tbl>
+    <w:p>
+      <w:pPr>
+        <w:rPr>
+          <w:rFonts w:ascii="Times New Roman" w:cs="Times New Roman" w:eastAsia="Times New Roman" w:hAnsi="Times New Roman"/>
+          <w:sz w:val="24"/>
+          <w:szCs w:val="24"/>
+        </w:rPr>
+      </w:pPr>
+      <w:r>
+        <w:rPr>
+          <w:rtl w:val="0"/>
+        </w:rPr>
+      </w:r>
+    </w:p>
+    <w:p>
+      <w:pPr>
+        <w:rPr>
+          <w:rFonts w:ascii="Times New Roman" w:cs="Times New Roman" w:eastAsia="Times New Roman" w:hAnsi="Times New Roman"/>
+          <w:sz w:val="24"/>
+          <w:szCs w:val="24"/>
+        </w:rPr>
+      </w:pPr>
+      <w:r>
+        <w:rPr>
+          <w:rtl w:val="0"/>
+        </w:rPr>
+      </w:r>
+    </w:p>
+    <w:p>
+      <w:pPr>
+        <w:rPr>
+          <w:rFonts w:ascii="Times New Roman" w:cs="Times New Roman" w:eastAsia="Times New Roman" w:hAnsi="Times New Roman"/>
+          <w:sz w:val="24"/>
+          <w:szCs w:val="24"/>
+        </w:rPr>
+      </w:pPr>
+      <w:r>
+        <w:rPr>
+          <w:rtl w:val="0"/>
+        </w:rPr>
+      </w:r>
+    </w:p>
+    <w:p>
+      <w:pPr>
+        <w:rPr>
+          <w:rFonts w:ascii="Times New Roman" w:cs="Times New Roman" w:eastAsia="Times New Roman" w:hAnsi="Times New Roman"/>
+          <w:sz w:val="24"/>
+          <w:szCs w:val="24"/>
+        </w:rPr>
+      </w:pPr>
+      <w:r>
+        <w:rPr>
+          <w:rtl w:val="0"/>
+        </w:rPr>
+      </w:r>
+    </w:p>
+    <w:p>
+      <w:pPr>
+        <w:rPr>
+          <w:rFonts w:ascii="Times New Roman" w:cs="Times New Roman" w:eastAsia="Times New Roman" w:hAnsi="Times New Roman"/>
+          <w:sz w:val="24"/>
+          <w:szCs w:val="24"/>
+        </w:rPr>
+      </w:pPr>
+      <w:r>
+        <w:rPr>
+          <w:rtl w:val="0"/>
+        </w:rPr>
+      </w:r>
+    </w:p>
+    <w:p>
+      <w:pPr>
+        <w:rPr>
+          <w:rFonts w:ascii="Times New Roman" w:cs="Times New Roman" w:eastAsia="Times New Roman" w:hAnsi="Times New Roman"/>
+          <w:sz w:val="24"/>
+          <w:szCs w:val="24"/>
+        </w:rPr>
+      </w:pPr>
+      <w:r>
+        <w:rPr>
+          <w:rtl w:val="0"/>
+        </w:rPr>
+      </w:r>
+    </w:p>
+    <w:p>
+      <w:pPr>
+        <w:rPr>
+          <w:rFonts w:ascii="Times New Roman" w:cs="Times New Roman" w:eastAsia="Times New Roman" w:hAnsi="Times New Roman"/>
+          <w:sz w:val="24"/>
+          <w:szCs w:val="24"/>
+        </w:rPr>
+      </w:pPr>
+      <w:r>
+        <w:rPr>
+          <w:rtl w:val="0"/>
+        </w:rPr>
+      </w:r>
+    </w:p>
+    <w:p>
+      <w:pPr>
+        <w:rPr>
+          <w:rFonts w:ascii="Times New Roman" w:cs="Times New Roman" w:eastAsia="Times New Roman" w:hAnsi="Times New Roman"/>
+          <w:sz w:val="24"/>
+          <w:szCs w:val="24"/>
+        </w:rPr>
+      </w:pPr>
+      <w:r>
+        <w:rPr>
+          <w:rtl w:val="0"/>
+        </w:rPr>
+      </w:r>
+    </w:p>
+    <w:tbl>
+      <w:tblPr>
+        <w:tblStyle w:val="Table34"/>
+        <w:tblW w:w="9360.0" w:type="dxa"/>
+        <w:jc w:val="left"/>
+        <w:tblBorders>
+          <w:top w:color="000000" w:space="0" w:sz="8" w:val="single"/>
+          <w:left w:color="000000" w:space="0" w:sz="8" w:val="single"/>
+          <w:bottom w:color="000000" w:space="0" w:sz="8" w:val="single"/>
+          <w:right w:color="000000" w:space="0" w:sz="8" w:val="single"/>
+          <w:insideH w:color="000000" w:space="0" w:sz="8" w:val="single"/>
+          <w:insideV w:color="000000" w:space="0" w:sz="8" w:val="single"/>
+        </w:tblBorders>
+        <w:tblLayout w:type="fixed"/>
+        <w:tblLook w:val="0600"/>
+      </w:tblPr>
+      <w:tblGrid>
+        <w:gridCol w:w="3135"/>
+        <w:gridCol w:w="2820"/>
+        <w:gridCol w:w="315"/>
+        <w:gridCol w:w="3090"/>
+        <w:tblGridChange w:id="0">
+          <w:tblGrid>
+            <w:gridCol w:w="3135"/>
+            <w:gridCol w:w="2820"/>
+            <w:gridCol w:w="315"/>
+            <w:gridCol w:w="3090"/>
+          </w:tblGrid>
+        </w:tblGridChange>
+      </w:tblGrid>
+      <w:tr>
+        <w:trPr>
+          <w:cantSplit w:val="0"/>
+          <w:trHeight w:val="440" w:hRule="atLeast"/>
+          <w:tblHeader w:val="0"/>
+        </w:trPr>
+        <w:tc>
+          <w:tcPr>
+            <w:gridSpan w:val="4"/>
+            <w:shd w:fill="b4a7d6" w:val="clear"/>
+            <w:tcMar>
+              <w:top w:w="100.0" w:type="dxa"/>
+              <w:left w:w="100.0" w:type="dxa"/>
+              <w:bottom w:w="100.0" w:type="dxa"/>
+              <w:right w:w="100.0" w:type="dxa"/>
+            </w:tcMar>
+            <w:vAlign w:val="top"/>
+          </w:tcPr>
+          <w:bookmarkStart w:colFirst="0" w:colLast="0" w:name="kix.u1oaqp4rr6sr" w:id="11"/>
+          <w:bookmarkEnd w:id="11"/>
+          <w:p>
+            <w:pPr>
+              <w:widowControl w:val="0"/>
+              <w:spacing w:line="240" w:lineRule="auto"/>
+              <w:jc w:val="center"/>
+              <w:rPr>
+                <w:rFonts w:ascii="Lexend" w:cs="Lexend" w:eastAsia="Lexend" w:hAnsi="Lexend"/>
+                <w:b w:val="1"/>
+                <w:bCs w:val="1"/>
+                <w:sz w:val="26"/>
+                <w:szCs w:val="26"/>
+              </w:rPr>
+            </w:pPr>
+            <w:r>
+              <w:rPr>
+                <w:rFonts w:ascii="Lexend" w:cs="Lexend" w:eastAsia="Lexend" w:hAnsi="Lexend"/>
+                <w:b w:val="1"/>
+                <w:bCs w:val="1"/>
+                <w:sz w:val="26"/>
+                <w:szCs w:val="26"/>
+                <w:rtl w:val="0"/>
+              </w:rPr>
+              <w:t xml:space="preserve">Meeting Details</w:t>
+            </w:r>
+          </w:p>
+        </w:tc>
+      </w:tr>
+      <w:tr>
+        <w:trPr>
+          <w:cantSplit w:val="0"/>
+          <w:trHeight w:val="440" w:hRule="atLeast"/>
+          <w:tblHeader w:val="0"/>
+        </w:trPr>
+        <w:tc>
+          <w:tcPr>
+            <w:gridSpan w:val="4"/>
+            <w:shd w:fill="d9d2e9" w:val="clear"/>
+            <w:tcMar>
+              <w:top w:w="100.0" w:type="dxa"/>
+              <w:left w:w="100.0" w:type="dxa"/>
+              <w:bottom w:w="100.0" w:type="dxa"/>
+              <w:right w:w="100.0" w:type="dxa"/>
+            </w:tcMar>
+            <w:vAlign w:val="top"/>
+          </w:tcPr>
+          <w:p>
+            <w:pPr>
+              <w:widowControl w:val="0"/>
+              <w:spacing w:line="240" w:lineRule="auto"/>
+              <w:rPr>
+                <w:rFonts w:ascii="Lexend" w:cs="Lexend" w:eastAsia="Lexend" w:hAnsi="Lexend"/>
+              </w:rPr>
+            </w:pPr>
+            <w:r>
+              <w:rPr>
+                <w:rFonts w:ascii="Lexend" w:cs="Lexend" w:eastAsia="Lexend" w:hAnsi="Lexend"/>
+                <w:b w:val="1"/>
+                <w:bCs w:val="1"/>
+                <w:rtl w:val="0"/>
+              </w:rPr>
+              <w:t xml:space="preserve">Meeting Objective:</w:t>
+            </w:r>
+            <w:r>
+              <w:rPr>
+                <w:rFonts w:ascii="Lexend" w:cs="Lexend" w:eastAsia="Lexend" w:hAnsi="Lexend"/>
+                <w:rtl w:val="0"/>
+              </w:rPr>
+              <w:t xml:space="preserve"> Check In On Implementation Progress</w:t>
+            </w:r>
+          </w:p>
+        </w:tc>
+      </w:tr>
+      <w:tr>
+        <w:trPr>
+          <w:cantSplit w:val="0"/>
+          <w:trHeight w:val="440" w:hRule="atLeast"/>
+          <w:tblHeader w:val="0"/>
+        </w:trPr>
+        <w:tc>
+          <w:tcPr>
+            <w:shd w:fill="d9d2e9" w:val="clear"/>
+            <w:tcMar>
+              <w:top w:w="100.0" w:type="dxa"/>
+              <w:left w:w="100.0" w:type="dxa"/>
+              <w:bottom w:w="100.0" w:type="dxa"/>
+              <w:right w:w="100.0" w:type="dxa"/>
+            </w:tcMar>
+            <w:vAlign w:val="top"/>
+          </w:tcPr>
+          <w:p>
+            <w:pPr>
+              <w:widowControl w:val="0"/>
+              <w:spacing w:line="240" w:lineRule="auto"/>
+              <w:rPr>
+                <w:rFonts w:ascii="Lexend" w:cs="Lexend" w:eastAsia="Lexend" w:hAnsi="Lexend"/>
+              </w:rPr>
+            </w:pPr>
+            <w:r>
+              <w:rPr>
+                <w:rFonts w:ascii="Lexend" w:cs="Lexend" w:eastAsia="Lexend" w:hAnsi="Lexend"/>
+                <w:b w:val="1"/>
+                <w:bCs w:val="1"/>
+                <w:rtl w:val="0"/>
+              </w:rPr>
+              <w:t xml:space="preserve">Date:</w:t>
+            </w:r>
+            <w:r>
+              <w:rPr>
+                <w:rFonts w:ascii="Lexend" w:cs="Lexend" w:eastAsia="Lexend" w:hAnsi="Lexend"/>
+                <w:rtl w:val="0"/>
+              </w:rPr>
+              <w:t xml:space="preserve"> 04/30/26</w:t>
+            </w:r>
+          </w:p>
+        </w:tc>
+        <w:tc>
+          <w:tcPr>
+            <w:shd w:fill="d9d2e9" w:val="clear"/>
+            <w:tcMar>
+              <w:top w:w="100.0" w:type="dxa"/>
+              <w:left w:w="100.0" w:type="dxa"/>
+              <w:bottom w:w="100.0" w:type="dxa"/>
+              <w:right w:w="100.0" w:type="dxa"/>
+            </w:tcMar>
+            <w:vAlign w:val="top"/>
+          </w:tcPr>
+          <w:p>
+            <w:pPr>
+              <w:widowControl w:val="0"/>
+              <w:spacing w:line="240" w:lineRule="auto"/>
+              <w:rPr>
+                <w:rFonts w:ascii="Lexend" w:cs="Lexend" w:eastAsia="Lexend" w:hAnsi="Lexend"/>
+              </w:rPr>
+            </w:pPr>
+            <w:r>
+              <w:rPr>
+                <w:rFonts w:ascii="Lexend" w:cs="Lexend" w:eastAsia="Lexend" w:hAnsi="Lexend"/>
+                <w:b w:val="1"/>
+                <w:bCs w:val="1"/>
+                <w:rtl w:val="0"/>
+              </w:rPr>
+              <w:t xml:space="preserve">Time: </w:t>
+            </w:r>
+            <w:r>
+              <w:rPr>
+                <w:rFonts w:ascii="Lexend" w:cs="Lexend" w:eastAsia="Lexend" w:hAnsi="Lexend"/>
+                <w:rtl w:val="0"/>
+              </w:rPr>
+              <w:t xml:space="preserve">9:30pm</w:t>
+            </w:r>
+          </w:p>
+        </w:tc>
+        <w:tc>
+          <w:tcPr>
+            <w:gridSpan w:val="2"/>
+            <w:shd w:fill="d9d2e9" w:val="clear"/>
+            <w:tcMar>
+              <w:top w:w="100.0" w:type="dxa"/>
+              <w:left w:w="100.0" w:type="dxa"/>
+              <w:bottom w:w="100.0" w:type="dxa"/>
+              <w:right w:w="100.0" w:type="dxa"/>
+            </w:tcMar>
+            <w:vAlign w:val="top"/>
+          </w:tcPr>
+          <w:p>
+            <w:pPr>
+              <w:widowControl w:val="0"/>
+              <w:spacing w:line="240" w:lineRule="auto"/>
+              <w:rPr>
+                <w:rFonts w:ascii="Lexend" w:cs="Lexend" w:eastAsia="Lexend" w:hAnsi="Lexend"/>
+              </w:rPr>
+            </w:pPr>
+            <w:r>
+              <w:rPr>
+                <w:rFonts w:ascii="Lexend" w:cs="Lexend" w:eastAsia="Lexend" w:hAnsi="Lexend"/>
+                <w:b w:val="1"/>
+                <w:bCs w:val="1"/>
+                <w:rtl w:val="0"/>
+              </w:rPr>
+              <w:t xml:space="preserve">Location:</w:t>
+            </w:r>
+            <w:r>
+              <w:rPr>
+                <w:rFonts w:ascii="Lexend" w:cs="Lexend" w:eastAsia="Lexend" w:hAnsi="Lexend"/>
+                <w:rtl w:val="0"/>
+              </w:rPr>
+              <w:t xml:space="preserve"> Discord Call</w:t>
+            </w:r>
+          </w:p>
+        </w:tc>
+      </w:tr>
+      <w:tr>
+        <w:trPr>
+          <w:cantSplit w:val="0"/>
+          <w:trHeight w:val="440" w:hRule="atLeast"/>
+          <w:tblHeader w:val="0"/>
+        </w:trPr>
+        <w:tc>
+          <w:tcPr>
+            <w:gridSpan w:val="4"/>
+            <w:shd w:fill="d9d2e9" w:val="clear"/>
+            <w:tcMar>
+              <w:top w:w="100.0" w:type="dxa"/>
+              <w:left w:w="100.0" w:type="dxa"/>
+              <w:bottom w:w="100.0" w:type="dxa"/>
+              <w:right w:w="100.0" w:type="dxa"/>
+            </w:tcMar>
+            <w:vAlign w:val="top"/>
+          </w:tcPr>
+          <w:p>
+            <w:pPr>
+              <w:widowControl w:val="0"/>
+              <w:spacing w:line="240" w:lineRule="auto"/>
+              <w:rPr>
+                <w:rFonts w:ascii="Lexend" w:cs="Lexend" w:eastAsia="Lexend" w:hAnsi="Lexend"/>
+              </w:rPr>
+            </w:pPr>
+            <w:r>
+              <w:rPr>
+                <w:rFonts w:ascii="Lexend" w:cs="Lexend" w:eastAsia="Lexend" w:hAnsi="Lexend"/>
+                <w:b w:val="1"/>
+                <w:bCs w:val="1"/>
+                <w:rtl w:val="0"/>
+              </w:rPr>
+              <w:t xml:space="preserve">Attendees:</w:t>
+            </w:r>
+            <w:r>
+              <w:rPr>
+                <w:rFonts w:ascii="Lexend" w:cs="Lexend" w:eastAsia="Lexend" w:hAnsi="Lexend"/>
+                <w:rtl w:val="0"/>
+              </w:rPr>
+              <w:t xml:space="preserve"> Nikki, Daniel, Monisha, Tochi</w:t>
+            </w:r>
+          </w:p>
+        </w:tc>
+      </w:tr>
+      <w:tr>
+        <w:trPr>
+          <w:cantSplit w:val="0"/>
+          <w:trHeight w:val="440" w:hRule="atLeast"/>
+          <w:tblHeader w:val="0"/>
+        </w:trPr>
+        <w:tc>
+          <w:tcPr>
+            <w:gridSpan w:val="4"/>
+            <w:shd w:fill="d9d2e9" w:val="clear"/>
+            <w:tcMar>
+              <w:top w:w="100.0" w:type="dxa"/>
+              <w:left w:w="100.0" w:type="dxa"/>
+              <w:bottom w:w="100.0" w:type="dxa"/>
+              <w:right w:w="100.0" w:type="dxa"/>
+            </w:tcMar>
+            <w:vAlign w:val="top"/>
+          </w:tcPr>
+          <w:p>
+            <w:pPr>
+              <w:widowControl w:val="0"/>
+              <w:spacing w:line="240" w:lineRule="auto"/>
+              <w:rPr>
+                <w:rFonts w:ascii="Lexend" w:cs="Lexend" w:eastAsia="Lexend" w:hAnsi="Lexend"/>
+              </w:rPr>
+            </w:pPr>
+            <w:r>
+              <w:rPr>
+                <w:rFonts w:ascii="Lexend" w:cs="Lexend" w:eastAsia="Lexend" w:hAnsi="Lexend"/>
+                <w:b w:val="1"/>
+                <w:bCs w:val="1"/>
+                <w:rtl w:val="0"/>
+              </w:rPr>
+              <w:t xml:space="preserve">Absentees: </w:t>
+            </w:r>
+            <w:r>
+              <w:rPr>
+                <w:rFonts w:ascii="Lexend" w:cs="Lexend" w:eastAsia="Lexend" w:hAnsi="Lexend"/>
+                <w:rtl w:val="0"/>
+              </w:rPr>
+              <w:t xml:space="preserve">Sadhvik</w:t>
+            </w:r>
+            <w:r>
+              <w:rPr>
+                <w:rtl w:val="0"/>
+              </w:rPr>
+            </w:r>
+          </w:p>
+        </w:tc>
+      </w:tr>
+    </w:tbl>
+    <w:p>
+      <w:pPr>
+        <w:rPr>
+          <w:rFonts w:ascii="Lexend" w:cs="Lexend" w:eastAsia="Lexend" w:hAnsi="Lexend"/>
+        </w:rPr>
+      </w:pPr>
+      <w:r>
+        <w:rPr>
+          <w:rtl w:val="0"/>
+        </w:rPr>
+      </w:r>
+    </w:p>
+    <w:tbl>
+      <w:tblPr>
+        <w:tblStyle w:val="Table35"/>
+        <w:tblW w:w="9360.0" w:type="dxa"/>
+        <w:jc w:val="left"/>
+        <w:tblBorders>
+          <w:top w:color="000000" w:space="0" w:sz="8" w:val="single"/>
+          <w:left w:color="000000" w:space="0" w:sz="8" w:val="single"/>
+          <w:bottom w:color="000000" w:space="0" w:sz="8" w:val="single"/>
+          <w:right w:color="000000" w:space="0" w:sz="8" w:val="single"/>
+          <w:insideH w:color="000000" w:space="0" w:sz="8" w:val="single"/>
+          <w:insideV w:color="000000" w:space="0" w:sz="8" w:val="single"/>
+        </w:tblBorders>
+        <w:tblLayout w:type="fixed"/>
+        <w:tblLook w:val="0600"/>
+      </w:tblPr>
+      <w:tblGrid>
+        <w:gridCol w:w="3135"/>
+        <w:gridCol w:w="1275"/>
+        <w:gridCol w:w="1860"/>
+        <w:gridCol w:w="3090"/>
+        <w:tblGridChange w:id="0">
+          <w:tblGrid>
+            <w:gridCol w:w="3135"/>
+            <w:gridCol w:w="1275"/>
+            <w:gridCol w:w="1860"/>
+            <w:gridCol w:w="3090"/>
+          </w:tblGrid>
+        </w:tblGridChange>
+      </w:tblGrid>
+      <w:tr>
+        <w:trPr>
+          <w:cantSplit w:val="0"/>
+          <w:trHeight w:val="440" w:hRule="atLeast"/>
+          <w:tblHeader w:val="0"/>
+        </w:trPr>
+        <w:tc>
+          <w:tcPr>
+            <w:gridSpan w:val="2"/>
+            <w:shd w:fill="b4a7d6" w:val="clear"/>
+            <w:tcMar>
+              <w:top w:w="100.0" w:type="dxa"/>
+              <w:left w:w="100.0" w:type="dxa"/>
+              <w:bottom w:w="100.0" w:type="dxa"/>
+              <w:right w:w="100.0" w:type="dxa"/>
+            </w:tcMar>
+            <w:vAlign w:val="top"/>
+          </w:tcPr>
+          <w:p>
+            <w:pPr>
+              <w:widowControl w:val="0"/>
+              <w:spacing w:line="240" w:lineRule="auto"/>
+              <w:jc w:val="center"/>
+              <w:rPr>
+                <w:rFonts w:ascii="Lexend" w:cs="Lexend" w:eastAsia="Lexend" w:hAnsi="Lexend"/>
+                <w:b w:val="1"/>
+                <w:bCs w:val="1"/>
+                <w:sz w:val="26"/>
+                <w:szCs w:val="26"/>
+              </w:rPr>
+            </w:pPr>
+            <w:r>
+              <w:rPr>
+                <w:rFonts w:ascii="Lexend" w:cs="Lexend" w:eastAsia="Lexend" w:hAnsi="Lexend"/>
+                <w:b w:val="1"/>
+                <w:bCs w:val="1"/>
+                <w:sz w:val="26"/>
+                <w:szCs w:val="26"/>
+                <w:rtl w:val="0"/>
+              </w:rPr>
+              <w:t xml:space="preserve">Agenda</w:t>
+            </w:r>
+          </w:p>
+        </w:tc>
+        <w:tc>
+          <w:tcPr>
+            <w:gridSpan w:val="2"/>
+            <w:shd w:fill="b4a7d6" w:val="clear"/>
+            <w:tcMar>
+              <w:top w:w="100.0" w:type="dxa"/>
+              <w:left w:w="100.0" w:type="dxa"/>
+              <w:bottom w:w="100.0" w:type="dxa"/>
+              <w:right w:w="100.0" w:type="dxa"/>
+            </w:tcMar>
+            <w:vAlign w:val="top"/>
+          </w:tcPr>
+          <w:p>
+            <w:pPr>
+              <w:widowControl w:val="0"/>
+              <w:spacing w:line="240" w:lineRule="auto"/>
+              <w:jc w:val="center"/>
+              <w:rPr>
+                <w:rFonts w:ascii="Lexend" w:cs="Lexend" w:eastAsia="Lexend" w:hAnsi="Lexend"/>
+                <w:b w:val="1"/>
+                <w:bCs w:val="1"/>
+                <w:sz w:val="26"/>
+                <w:szCs w:val="26"/>
+              </w:rPr>
+            </w:pPr>
+            <w:r>
+              <w:rPr>
+                <w:rFonts w:ascii="Lexend" w:cs="Lexend" w:eastAsia="Lexend" w:hAnsi="Lexend"/>
+                <w:b w:val="1"/>
+                <w:bCs w:val="1"/>
+                <w:sz w:val="26"/>
+                <w:szCs w:val="26"/>
+                <w:rtl w:val="0"/>
+              </w:rPr>
+              <w:t xml:space="preserve">Notes</w:t>
+            </w:r>
+          </w:p>
+        </w:tc>
+      </w:tr>
+      <w:tr>
+        <w:trPr>
+          <w:cantSplit w:val="0"/>
+          <w:trHeight w:val="440" w:hRule="atLeast"/>
+          <w:tblHeader w:val="0"/>
+        </w:trPr>
+        <w:tc>
+          <w:tcPr>
+            <w:gridSpan w:val="2"/>
+            <w:shd w:fill="d9d2e9" w:val="clear"/>
+            <w:tcMar>
+              <w:top w:w="100.0" w:type="dxa"/>
+              <w:left w:w="100.0" w:type="dxa"/>
+              <w:bottom w:w="100.0" w:type="dxa"/>
+              <w:right w:w="100.0" w:type="dxa"/>
+            </w:tcMar>
+            <w:vAlign w:val="top"/>
+          </w:tcPr>
+          <w:p>
+            <w:pPr>
+              <w:widowControl w:val="0"/>
+              <w:spacing w:line="240" w:lineRule="auto"/>
+              <w:rPr>
+                <w:rFonts w:ascii="Lexend" w:cs="Lexend" w:eastAsia="Lexend" w:hAnsi="Lexend"/>
+              </w:rPr>
+            </w:pPr>
+            <w:r>
+              <w:rPr>
+                <w:rFonts w:ascii="Lexend" w:cs="Lexend" w:eastAsia="Lexend" w:hAnsi="Lexend"/>
+                <w:rtl w:val="0"/>
+              </w:rPr>
+              <w:t xml:space="preserve">Progress On Work</w:t>
+            </w:r>
+          </w:p>
+        </w:tc>
+        <w:tc>
+          <w:tcPr>
+            <w:gridSpan w:val="2"/>
+            <w:shd w:fill="d9d2e9" w:val="clear"/>
+            <w:tcMar>
+              <w:top w:w="100.0" w:type="dxa"/>
+              <w:left w:w="100.0" w:type="dxa"/>
+              <w:bottom w:w="100.0" w:type="dxa"/>
+              <w:right w:w="100.0" w:type="dxa"/>
+            </w:tcMar>
+            <w:vAlign w:val="top"/>
+          </w:tcPr>
+          <w:p>
+            <w:pPr>
+              <w:widowControl w:val="0"/>
+              <w:numPr>
+                <w:ilvl w:val="0"/>
+                <w:numId w:val="2"/>
+              </w:numPr>
+              <w:spacing w:line="240" w:lineRule="auto"/>
+              <w:ind w:left="720" w:hanging="360"/>
+              <w:rPr>
+                <w:rFonts w:ascii="Lexend" w:cs="Lexend" w:eastAsia="Lexend" w:hAnsi="Lexend"/>
+              </w:rPr>
+            </w:pPr>
+            <w:r>
+              <w:rPr>
+                <w:rFonts w:ascii="Lexend" w:cs="Lexend" w:eastAsia="Lexend" w:hAnsi="Lexend"/>
+                <w:rtl w:val="0"/>
+              </w:rPr>
+              <w:t xml:space="preserve">Tochi has barebones of Client done</w:t>
+            </w:r>
+          </w:p>
+          <w:p>
+            <w:pPr>
+              <w:widowControl w:val="0"/>
+              <w:numPr>
+                <w:ilvl w:val="0"/>
+                <w:numId w:val="2"/>
+              </w:numPr>
+              <w:spacing w:line="240" w:lineRule="auto"/>
+              <w:ind w:left="720" w:hanging="360"/>
+              <w:rPr>
+                <w:rFonts w:ascii="Lexend" w:cs="Lexend" w:eastAsia="Lexend" w:hAnsi="Lexend"/>
+                <w:u w:val="none"/>
+              </w:rPr>
+            </w:pPr>
+            <w:r>
+              <w:rPr>
+                <w:rFonts w:ascii="Lexend" w:cs="Lexend" w:eastAsia="Lexend" w:hAnsi="Lexend"/>
+                <w:rtl w:val="0"/>
+              </w:rPr>
+              <w:t xml:space="preserve">Monisha/Daniel have a few backend classes left</w:t>
+            </w:r>
+          </w:p>
+          <w:p>
+            <w:pPr>
+              <w:widowControl w:val="0"/>
+              <w:numPr>
+                <w:ilvl w:val="0"/>
+                <w:numId w:val="2"/>
+              </w:numPr>
+              <w:spacing w:line="240" w:lineRule="auto"/>
+              <w:ind w:left="720" w:hanging="360"/>
+              <w:rPr>
+                <w:rFonts w:ascii="Lexend" w:cs="Lexend" w:eastAsia="Lexend" w:hAnsi="Lexend"/>
+                <w:u w:val="none"/>
+              </w:rPr>
+            </w:pPr>
+            <w:r>
+              <w:rPr>
+                <w:rFonts w:ascii="Lexend" w:cs="Lexend" w:eastAsia="Lexend" w:hAnsi="Lexend"/>
+                <w:rtl w:val="0"/>
+              </w:rPr>
+              <w:t xml:space="preserve">Nikki has half of GUI done</w:t>
+            </w:r>
+          </w:p>
+          <w:p>
+            <w:pPr>
+              <w:widowControl w:val="0"/>
+              <w:numPr>
+                <w:ilvl w:val="0"/>
+                <w:numId w:val="2"/>
+              </w:numPr>
+              <w:spacing w:line="240" w:lineRule="auto"/>
+              <w:ind w:left="720" w:hanging="360"/>
+              <w:rPr>
+                <w:rFonts w:ascii="Lexend" w:cs="Lexend" w:eastAsia="Lexend" w:hAnsi="Lexend"/>
+                <w:u w:val="none"/>
+              </w:rPr>
+            </w:pPr>
+            <w:r>
+              <w:rPr>
+                <w:rFonts w:ascii="Lexend" w:cs="Lexend" w:eastAsia="Lexend" w:hAnsi="Lexend"/>
+                <w:rtl w:val="0"/>
+              </w:rPr>
+              <w:t xml:space="preserve">Sadhvik has started initial Server class</w:t>
+            </w:r>
+          </w:p>
+        </w:tc>
+      </w:tr>
+      <w:tr>
+        <w:trPr>
+          <w:cantSplit w:val="0"/>
+          <w:trHeight w:val="440" w:hRule="atLeast"/>
+          <w:tblHeader w:val="0"/>
+        </w:trPr>
+        <w:tc>
+          <w:tcPr>
+            <w:gridSpan w:val="2"/>
+            <w:shd w:fill="d9d2e9" w:val="clear"/>
+            <w:tcMar>
+              <w:top w:w="100.0" w:type="dxa"/>
+              <w:left w:w="100.0" w:type="dxa"/>
+              <w:bottom w:w="100.0" w:type="dxa"/>
+              <w:right w:w="100.0" w:type="dxa"/>
+            </w:tcMar>
+            <w:vAlign w:val="top"/>
+          </w:tcPr>
+          <w:p>
+            <w:pPr>
+              <w:widowControl w:val="0"/>
+              <w:spacing w:line="240" w:lineRule="auto"/>
+              <w:rPr>
+                <w:rFonts w:ascii="Lexend" w:cs="Lexend" w:eastAsia="Lexend" w:hAnsi="Lexend"/>
+              </w:rPr>
+            </w:pPr>
+            <w:r>
+              <w:rPr>
+                <w:rFonts w:ascii="Lexend" w:cs="Lexend" w:eastAsia="Lexend" w:hAnsi="Lexend"/>
+                <w:rtl w:val="0"/>
+              </w:rPr>
+              <w:t xml:space="preserve">Clarify Details</w:t>
+            </w:r>
+          </w:p>
+        </w:tc>
+        <w:tc>
+          <w:tcPr>
+            <w:gridSpan w:val="2"/>
+            <w:shd w:fill="d9d2e9" w:val="clear"/>
+            <w:tcMar>
+              <w:top w:w="100.0" w:type="dxa"/>
+              <w:left w:w="100.0" w:type="dxa"/>
+              <w:bottom w:w="100.0" w:type="dxa"/>
+              <w:right w:w="100.0" w:type="dxa"/>
+            </w:tcMar>
+            <w:vAlign w:val="top"/>
+          </w:tcPr>
+          <w:p>
+            <w:pPr>
+              <w:widowControl w:val="0"/>
+              <w:numPr>
+                <w:ilvl w:val="0"/>
+                <w:numId w:val="6"/>
+              </w:numPr>
+              <w:spacing w:line="240" w:lineRule="auto"/>
+              <w:ind w:left="720" w:hanging="360"/>
+              <w:rPr>
+                <w:rFonts w:ascii="Lexend" w:cs="Lexend" w:eastAsia="Lexend" w:hAnsi="Lexend"/>
+                <w:u w:val="none"/>
+              </w:rPr>
+            </w:pPr>
+            <w:r>
+              <w:rPr>
+                <w:rFonts w:ascii="Lexend" w:cs="Lexend" w:eastAsia="Lexend" w:hAnsi="Lexend"/>
+                <w:rtl w:val="0"/>
+              </w:rPr>
+              <w:t xml:space="preserve">While discussing GUI:</w:t>
+            </w:r>
+          </w:p>
+          <w:p>
+            <w:pPr>
+              <w:widowControl w:val="0"/>
+              <w:numPr>
+                <w:ilvl w:val="1"/>
+                <w:numId w:val="6"/>
+              </w:numPr>
+              <w:spacing w:line="240" w:lineRule="auto"/>
+              <w:ind w:left="1440" w:hanging="360"/>
+              <w:rPr>
+                <w:rFonts w:ascii="Lexend" w:cs="Lexend" w:eastAsia="Lexend" w:hAnsi="Lexend"/>
+                <w:u w:val="none"/>
+              </w:rPr>
+            </w:pPr>
+            <w:r>
+              <w:rPr>
+                <w:rFonts w:ascii="Lexend" w:cs="Lexend" w:eastAsia="Lexend" w:hAnsi="Lexend"/>
+                <w:rtl w:val="0"/>
+              </w:rPr>
+              <w:t xml:space="preserve">List of Game Tables will start with around 5 available tables and will increase by adding a couple more at a time as tables get full</w:t>
+            </w:r>
+          </w:p>
+          <w:p>
+            <w:pPr>
+              <w:widowControl w:val="0"/>
+              <w:numPr>
+                <w:ilvl w:val="1"/>
+                <w:numId w:val="6"/>
+              </w:numPr>
+              <w:spacing w:line="240" w:lineRule="auto"/>
+              <w:ind w:left="1440" w:hanging="360"/>
+              <w:rPr>
+                <w:rFonts w:ascii="Lexend" w:cs="Lexend" w:eastAsia="Lexend" w:hAnsi="Lexend"/>
+                <w:u w:val="none"/>
+              </w:rPr>
+            </w:pPr>
+            <w:r>
+              <w:rPr>
+                <w:rFonts w:ascii="Lexend" w:cs="Lexend" w:eastAsia="Lexend" w:hAnsi="Lexend"/>
+                <w:rtl w:val="0"/>
+              </w:rPr>
+              <w:t xml:space="preserve">Dealer Operations for GUI buttons: Start game, reset round</w:t>
+            </w:r>
+          </w:p>
+          <w:p>
+            <w:pPr>
+              <w:widowControl w:val="0"/>
+              <w:numPr>
+                <w:ilvl w:val="1"/>
+                <w:numId w:val="6"/>
+              </w:numPr>
+              <w:spacing w:line="240" w:lineRule="auto"/>
+              <w:ind w:left="1440" w:hanging="360"/>
+              <w:rPr>
+                <w:rFonts w:ascii="Lexend" w:cs="Lexend" w:eastAsia="Lexend" w:hAnsi="Lexend"/>
+                <w:u w:val="none"/>
+              </w:rPr>
+            </w:pPr>
+            <w:r>
+              <w:rPr>
+                <w:rFonts w:ascii="Lexend" w:cs="Lexend" w:eastAsia="Lexend" w:hAnsi="Lexend"/>
+                <w:rtl w:val="0"/>
+              </w:rPr>
+              <w:t xml:space="preserve">Flow: Player selects table, joins table, Player at table waiting for Dealer, Dealer joins table, Dealer starts game</w:t>
+            </w:r>
+          </w:p>
+        </w:tc>
+      </w:tr>
+      <w:tr>
+        <w:trPr>
+          <w:cantSplit w:val="0"/>
+          <w:trHeight w:val="440" w:hRule="atLeast"/>
+          <w:tblHeader w:val="0"/>
+        </w:trPr>
+        <w:tc>
+          <w:tcPr>
+            <w:gridSpan w:val="2"/>
+            <w:shd w:fill="d9d2e9" w:val="clear"/>
+            <w:tcMar>
+              <w:top w:w="100.0" w:type="dxa"/>
+              <w:left w:w="100.0" w:type="dxa"/>
+              <w:bottom w:w="100.0" w:type="dxa"/>
+              <w:right w:w="100.0" w:type="dxa"/>
+            </w:tcMar>
+            <w:vAlign w:val="top"/>
+          </w:tcPr>
+          <w:p>
+            <w:pPr>
+              <w:widowControl w:val="0"/>
+              <w:spacing w:line="240" w:lineRule="auto"/>
+              <w:rPr>
+                <w:rFonts w:ascii="Lexend" w:cs="Lexend" w:eastAsia="Lexend" w:hAnsi="Lexend"/>
+              </w:rPr>
+            </w:pPr>
+            <w:r>
+              <w:rPr>
+                <w:rFonts w:ascii="Lexend" w:cs="Lexend" w:eastAsia="Lexend" w:hAnsi="Lexend"/>
+                <w:rtl w:val="0"/>
+              </w:rPr>
+              <w:t xml:space="preserve">Testdrive Game</w:t>
+            </w:r>
+          </w:p>
+        </w:tc>
+        <w:tc>
+          <w:tcPr>
+            <w:gridSpan w:val="2"/>
+            <w:shd w:fill="d9d2e9" w:val="clear"/>
+            <w:tcMar>
+              <w:top w:w="100.0" w:type="dxa"/>
+              <w:left w:w="100.0" w:type="dxa"/>
+              <w:bottom w:w="100.0" w:type="dxa"/>
+              <w:right w:w="100.0" w:type="dxa"/>
+            </w:tcMar>
+            <w:vAlign w:val="top"/>
+          </w:tcPr>
+          <w:p>
+            <w:pPr>
+              <w:widowControl w:val="0"/>
+              <w:numPr>
+                <w:ilvl w:val="0"/>
+                <w:numId w:val="3"/>
+              </w:numPr>
+              <w:spacing w:line="240" w:lineRule="auto"/>
+              <w:ind w:left="720" w:hanging="360"/>
+              <w:rPr>
+                <w:rFonts w:ascii="Lexend" w:cs="Lexend" w:eastAsia="Lexend" w:hAnsi="Lexend"/>
+              </w:rPr>
+            </w:pPr>
+            <w:r>
+              <w:rPr>
+                <w:rFonts w:ascii="Lexend" w:cs="Lexend" w:eastAsia="Lexend" w:hAnsi="Lexend"/>
+                <w:rtl w:val="0"/>
+              </w:rPr>
+              <w:t xml:space="preserve">Either meet at the library Tuesday before class and/or try to run it at home Monday</w:t>
+            </w:r>
+          </w:p>
+        </w:tc>
+      </w:tr>
+    </w:tbl>
+    <w:p>
+      <w:pPr>
+        <w:rPr>
+          <w:rFonts w:ascii="Lexend" w:cs="Lexend" w:eastAsia="Lexend" w:hAnsi="Lexend"/>
+        </w:rPr>
+      </w:pPr>
+      <w:r>
+        <w:rPr>
+          <w:rtl w:val="0"/>
+        </w:rPr>
+      </w:r>
+    </w:p>
+    <w:tbl>
+      <w:tblPr>
+        <w:tblStyle w:val="Table36"/>
+        <w:tblW w:w="9360.0" w:type="dxa"/>
+        <w:jc w:val="left"/>
+        <w:tblBorders>
+          <w:top w:color="000000" w:space="0" w:sz="8" w:val="single"/>
+          <w:left w:color="000000" w:space="0" w:sz="8" w:val="single"/>
+          <w:bottom w:color="000000" w:space="0" w:sz="8" w:val="single"/>
+          <w:right w:color="000000" w:space="0" w:sz="8" w:val="single"/>
+          <w:insideH w:color="000000" w:space="0" w:sz="8" w:val="single"/>
+          <w:insideV w:color="000000" w:space="0" w:sz="8" w:val="single"/>
+        </w:tblBorders>
+        <w:tblLayout w:type="fixed"/>
+        <w:tblLook w:val="0600"/>
+      </w:tblPr>
+      <w:tblGrid>
+        <w:gridCol w:w="3120"/>
+        <w:gridCol w:w="3120"/>
+        <w:gridCol w:w="3120"/>
+        <w:tblGridChange w:id="0">
+          <w:tblGrid>
+            <w:gridCol w:w="3120"/>
+            <w:gridCol w:w="3120"/>
+            <w:gridCol w:w="3120"/>
+          </w:tblGrid>
+        </w:tblGridChange>
+      </w:tblGrid>
+      <w:tr>
+        <w:trPr>
+          <w:cantSplit w:val="0"/>
+          <w:tblHeader w:val="0"/>
+        </w:trPr>
+        <w:tc>
+          <w:tcPr>
+            <w:shd w:fill="b4a7d6" w:val="clear"/>
+            <w:tcMar>
+              <w:top w:w="100.0" w:type="dxa"/>
+              <w:left w:w="100.0" w:type="dxa"/>
+              <w:bottom w:w="100.0" w:type="dxa"/>
+              <w:right w:w="100.0" w:type="dxa"/>
+            </w:tcMar>
+            <w:vAlign w:val="top"/>
+          </w:tcPr>
+          <w:p>
+            <w:pPr>
+              <w:widowControl w:val="0"/>
+              <w:spacing w:line="240" w:lineRule="auto"/>
+              <w:jc w:val="center"/>
+              <w:rPr>
+                <w:rFonts w:ascii="Lexend" w:cs="Lexend" w:eastAsia="Lexend" w:hAnsi="Lexend"/>
+                <w:b w:val="1"/>
+                <w:bCs w:val="1"/>
+                <w:sz w:val="24"/>
+                <w:szCs w:val="24"/>
+              </w:rPr>
+            </w:pPr>
+            <w:r>
+              <w:rPr>
+                <w:rFonts w:ascii="Lexend" w:cs="Lexend" w:eastAsia="Lexend" w:hAnsi="Lexend"/>
+                <w:b w:val="1"/>
+                <w:bCs w:val="1"/>
+                <w:sz w:val="24"/>
+                <w:szCs w:val="24"/>
+                <w:rtl w:val="0"/>
+              </w:rPr>
+              <w:t xml:space="preserve">Action</w:t>
+            </w:r>
+          </w:p>
+        </w:tc>
+        <w:tc>
+          <w:tcPr>
+            <w:shd w:fill="b4a7d6" w:val="clear"/>
+            <w:tcMar>
+              <w:top w:w="100.0" w:type="dxa"/>
+              <w:left w:w="100.0" w:type="dxa"/>
+              <w:bottom w:w="100.0" w:type="dxa"/>
+              <w:right w:w="100.0" w:type="dxa"/>
+            </w:tcMar>
+            <w:vAlign w:val="top"/>
+          </w:tcPr>
+          <w:p>
+            <w:pPr>
+              <w:widowControl w:val="0"/>
+              <w:spacing w:line="240" w:lineRule="auto"/>
+              <w:jc w:val="center"/>
+              <w:rPr>
+                <w:rFonts w:ascii="Lexend" w:cs="Lexend" w:eastAsia="Lexend" w:hAnsi="Lexend"/>
+                <w:b w:val="1"/>
+                <w:bCs w:val="1"/>
+                <w:sz w:val="24"/>
+                <w:szCs w:val="24"/>
+              </w:rPr>
+            </w:pPr>
+            <w:r>
+              <w:rPr>
+                <w:rFonts w:ascii="Lexend" w:cs="Lexend" w:eastAsia="Lexend" w:hAnsi="Lexend"/>
+                <w:b w:val="1"/>
+                <w:bCs w:val="1"/>
+                <w:sz w:val="24"/>
+                <w:szCs w:val="24"/>
+                <w:rtl w:val="0"/>
+              </w:rPr>
+              <w:t xml:space="preserve">Assigned To</w:t>
+            </w:r>
+          </w:p>
+        </w:tc>
+        <w:tc>
+          <w:tcPr>
+            <w:shd w:fill="b4a7d6" w:val="clear"/>
+            <w:tcMar>
+              <w:top w:w="100.0" w:type="dxa"/>
+              <w:left w:w="100.0" w:type="dxa"/>
+              <w:bottom w:w="100.0" w:type="dxa"/>
+              <w:right w:w="100.0" w:type="dxa"/>
+            </w:tcMar>
+            <w:vAlign w:val="top"/>
+          </w:tcPr>
+          <w:p>
+            <w:pPr>
+              <w:widowControl w:val="0"/>
+              <w:spacing w:line="240" w:lineRule="auto"/>
+              <w:jc w:val="center"/>
+              <w:rPr>
+                <w:rFonts w:ascii="Lexend" w:cs="Lexend" w:eastAsia="Lexend" w:hAnsi="Lexend"/>
+                <w:b w:val="1"/>
+                <w:bCs w:val="1"/>
+                <w:sz w:val="24"/>
+                <w:szCs w:val="24"/>
+              </w:rPr>
+            </w:pPr>
+            <w:r>
+              <w:rPr>
+                <w:rFonts w:ascii="Lexend" w:cs="Lexend" w:eastAsia="Lexend" w:hAnsi="Lexend"/>
+                <w:b w:val="1"/>
+                <w:bCs w:val="1"/>
+                <w:sz w:val="24"/>
+                <w:szCs w:val="24"/>
+                <w:rtl w:val="0"/>
+              </w:rPr>
+              <w:t xml:space="preserve">Due Date</w:t>
+            </w:r>
+          </w:p>
+        </w:tc>
+      </w:tr>
+      <w:tr>
+        <w:trPr>
+          <w:cantSplit w:val="0"/>
+          <w:tblHeader w:val="0"/>
+        </w:trPr>
+        <w:tc>
+          <w:tcPr>
+            <w:shd w:fill="d9d2e9" w:val="clear"/>
+            <w:tcMar>
+              <w:top w:w="100.0" w:type="dxa"/>
+              <w:left w:w="100.0" w:type="dxa"/>
+              <w:bottom w:w="100.0" w:type="dxa"/>
+              <w:right w:w="100.0" w:type="dxa"/>
+            </w:tcMar>
+            <w:vAlign w:val="top"/>
+          </w:tcPr>
+          <w:p>
+            <w:pPr>
+              <w:widowControl w:val="0"/>
+              <w:spacing w:line="240" w:lineRule="auto"/>
+              <w:jc w:val="center"/>
+              <w:rPr>
+                <w:rFonts w:ascii="Lexend" w:cs="Lexend" w:eastAsia="Lexend" w:hAnsi="Lexend"/>
+              </w:rPr>
+            </w:pPr>
+            <w:r>
+              <w:rPr>
+                <w:rFonts w:ascii="Lexend" w:cs="Lexend" w:eastAsia="Lexend" w:hAnsi="Lexend"/>
+                <w:rtl w:val="0"/>
+              </w:rPr>
+              <w:t xml:space="preserve">Meet up with Sadhvik to work on Client/Message/Server to get a strong connection between them</w:t>
+            </w:r>
+          </w:p>
+        </w:tc>
+        <w:tc>
+          <w:tcPr>
+            <w:shd w:fill="d9d2e9" w:val="clear"/>
+            <w:tcMar>
+              <w:top w:w="100.0" w:type="dxa"/>
+              <w:left w:w="100.0" w:type="dxa"/>
+              <w:bottom w:w="100.0" w:type="dxa"/>
+              <w:right w:w="100.0" w:type="dxa"/>
+            </w:tcMar>
+            <w:vAlign w:val="top"/>
+          </w:tcPr>
+          <w:p>
+            <w:pPr>
+              <w:widowControl w:val="0"/>
+              <w:spacing w:line="240" w:lineRule="auto"/>
+              <w:jc w:val="center"/>
+              <w:rPr>
+                <w:rFonts w:ascii="Lexend" w:cs="Lexend" w:eastAsia="Lexend" w:hAnsi="Lexend"/>
+              </w:rPr>
+            </w:pPr>
+            <w:r>
+              <w:rPr>
+                <w:rFonts w:ascii="Lexend" w:cs="Lexend" w:eastAsia="Lexend" w:hAnsi="Lexend"/>
+                <w:rtl w:val="0"/>
+              </w:rPr>
+              <w:t xml:space="preserve">Tochi</w:t>
+            </w:r>
+          </w:p>
+        </w:tc>
+        <w:tc>
+          <w:tcPr>
+            <w:shd w:fill="d9d2e9" w:val="clear"/>
+            <w:tcMar>
+              <w:top w:w="100.0" w:type="dxa"/>
+              <w:left w:w="100.0" w:type="dxa"/>
+              <w:bottom w:w="100.0" w:type="dxa"/>
+              <w:right w:w="100.0" w:type="dxa"/>
+            </w:tcMar>
+            <w:vAlign w:val="top"/>
+          </w:tcPr>
+          <w:p>
+            <w:pPr>
+              <w:widowControl w:val="0"/>
+              <w:spacing w:line="240" w:lineRule="auto"/>
+              <w:jc w:val="center"/>
+              <w:rPr>
+                <w:rFonts w:ascii="Lexend" w:cs="Lexend" w:eastAsia="Lexend" w:hAnsi="Lexend"/>
+              </w:rPr>
+            </w:pPr>
+            <w:r>
+              <w:rPr>
+                <w:rFonts w:ascii="Lexend" w:cs="Lexend" w:eastAsia="Lexend" w:hAnsi="Lexend"/>
+                <w:rtl w:val="0"/>
+              </w:rPr>
+              <w:t xml:space="preserve">05/04/26</w:t>
+            </w:r>
+          </w:p>
+        </w:tc>
+      </w:tr>
+      <w:tr>
+        <w:trPr>
+          <w:cantSplit w:val="0"/>
+          <w:tblHeader w:val="0"/>
+        </w:trPr>
+        <w:tc>
+          <w:tcPr>
+            <w:shd w:fill="d9d2e9" w:val="clear"/>
+            <w:tcMar>
+              <w:top w:w="100.0" w:type="dxa"/>
+              <w:left w:w="100.0" w:type="dxa"/>
+              <w:bottom w:w="100.0" w:type="dxa"/>
+              <w:right w:w="100.0" w:type="dxa"/>
+            </w:tcMar>
+            <w:vAlign w:val="top"/>
+          </w:tcPr>
+          <w:p>
+            <w:pPr>
+              <w:widowControl w:val="0"/>
+              <w:spacing w:line="240" w:lineRule="auto"/>
+              <w:jc w:val="center"/>
+              <w:rPr>
+                <w:rFonts w:ascii="Lexend" w:cs="Lexend" w:eastAsia="Lexend" w:hAnsi="Lexend"/>
+              </w:rPr>
+            </w:pPr>
+            <w:r>
+              <w:rPr>
+                <w:rFonts w:ascii="Lexend" w:cs="Lexend" w:eastAsia="Lexend" w:hAnsi="Lexend"/>
+                <w:rtl w:val="0"/>
+              </w:rPr>
+              <w:t xml:space="preserve">Work on Backend Classes</w:t>
+            </w:r>
+          </w:p>
+        </w:tc>
+        <w:tc>
+          <w:tcPr>
+            <w:shd w:fill="d9d2e9" w:val="clear"/>
+            <w:tcMar>
+              <w:top w:w="100.0" w:type="dxa"/>
+              <w:left w:w="100.0" w:type="dxa"/>
+              <w:bottom w:w="100.0" w:type="dxa"/>
+              <w:right w:w="100.0" w:type="dxa"/>
+            </w:tcMar>
+            <w:vAlign w:val="top"/>
+          </w:tcPr>
+          <w:p>
+            <w:pPr>
+              <w:widowControl w:val="0"/>
+              <w:spacing w:line="240" w:lineRule="auto"/>
+              <w:jc w:val="center"/>
+              <w:rPr>
+                <w:rFonts w:ascii="Lexend" w:cs="Lexend" w:eastAsia="Lexend" w:hAnsi="Lexend"/>
+              </w:rPr>
+            </w:pPr>
+            <w:r>
+              <w:rPr>
+                <w:rFonts w:ascii="Lexend" w:cs="Lexend" w:eastAsia="Lexend" w:hAnsi="Lexend"/>
+                <w:rtl w:val="0"/>
+              </w:rPr>
+              <w:t xml:space="preserve">Daniel</w:t>
+            </w:r>
+          </w:p>
+        </w:tc>
+        <w:tc>
+          <w:tcPr>
+            <w:shd w:fill="d9d2e9" w:val="clear"/>
+            <w:tcMar>
+              <w:top w:w="100.0" w:type="dxa"/>
+              <w:left w:w="100.0" w:type="dxa"/>
+              <w:bottom w:w="100.0" w:type="dxa"/>
+              <w:right w:w="100.0" w:type="dxa"/>
+            </w:tcMar>
+            <w:vAlign w:val="top"/>
+          </w:tcPr>
+          <w:p>
+            <w:pPr>
+              <w:widowControl w:val="0"/>
+              <w:spacing w:line="240" w:lineRule="auto"/>
+              <w:jc w:val="center"/>
+              <w:rPr>
+                <w:rFonts w:ascii="Lexend" w:cs="Lexend" w:eastAsia="Lexend" w:hAnsi="Lexend"/>
+              </w:rPr>
+            </w:pPr>
+            <w:r>
+              <w:rPr>
+                <w:rFonts w:ascii="Lexend" w:cs="Lexend" w:eastAsia="Lexend" w:hAnsi="Lexend"/>
+                <w:rtl w:val="0"/>
+              </w:rPr>
+              <w:t xml:space="preserve">05/04/26</w:t>
+            </w:r>
+          </w:p>
+        </w:tc>
+      </w:tr>
+      <w:tr>
+        <w:trPr>
+          <w:cantSplit w:val="0"/>
+          <w:tblHeader w:val="0"/>
+        </w:trPr>
+        <w:tc>
+          <w:tcPr>
+            <w:shd w:fill="d9d2e9" w:val="clear"/>
+            <w:tcMar>
+              <w:top w:w="100.0" w:type="dxa"/>
+              <w:left w:w="100.0" w:type="dxa"/>
+              <w:bottom w:w="100.0" w:type="dxa"/>
+              <w:right w:w="100.0" w:type="dxa"/>
+            </w:tcMar>
+            <w:vAlign w:val="top"/>
+          </w:tcPr>
+          <w:p>
+            <w:pPr>
+              <w:widowControl w:val="0"/>
+              <w:spacing w:line="240" w:lineRule="auto"/>
+              <w:jc w:val="center"/>
+              <w:rPr>
+                <w:rFonts w:ascii="Lexend" w:cs="Lexend" w:eastAsia="Lexend" w:hAnsi="Lexend"/>
+              </w:rPr>
+            </w:pPr>
+            <w:r>
+              <w:rPr>
+                <w:rFonts w:ascii="Lexend" w:cs="Lexend" w:eastAsia="Lexend" w:hAnsi="Lexend"/>
+                <w:rtl w:val="0"/>
+              </w:rPr>
+              <w:t xml:space="preserve">Work on Backend Classes</w:t>
+            </w:r>
+          </w:p>
+        </w:tc>
+        <w:tc>
+          <w:tcPr>
+            <w:shd w:fill="d9d2e9" w:val="clear"/>
+            <w:tcMar>
+              <w:top w:w="100.0" w:type="dxa"/>
+              <w:left w:w="100.0" w:type="dxa"/>
+              <w:bottom w:w="100.0" w:type="dxa"/>
+              <w:right w:w="100.0" w:type="dxa"/>
+            </w:tcMar>
+            <w:vAlign w:val="top"/>
+          </w:tcPr>
+          <w:p>
+            <w:pPr>
+              <w:widowControl w:val="0"/>
+              <w:spacing w:line="240" w:lineRule="auto"/>
+              <w:jc w:val="center"/>
+              <w:rPr>
+                <w:rFonts w:ascii="Lexend" w:cs="Lexend" w:eastAsia="Lexend" w:hAnsi="Lexend"/>
+              </w:rPr>
+            </w:pPr>
+            <w:r>
+              <w:rPr>
+                <w:rFonts w:ascii="Lexend" w:cs="Lexend" w:eastAsia="Lexend" w:hAnsi="Lexend"/>
+                <w:rtl w:val="0"/>
+              </w:rPr>
+              <w:t xml:space="preserve">Monisha</w:t>
+            </w:r>
+          </w:p>
+        </w:tc>
+        <w:tc>
+          <w:tcPr>
+            <w:shd w:fill="d9d2e9" w:val="clear"/>
+            <w:tcMar>
+              <w:top w:w="100.0" w:type="dxa"/>
+              <w:left w:w="100.0" w:type="dxa"/>
+              <w:bottom w:w="100.0" w:type="dxa"/>
+              <w:right w:w="100.0" w:type="dxa"/>
+            </w:tcMar>
+            <w:vAlign w:val="top"/>
+          </w:tcPr>
+          <w:p>
+            <w:pPr>
+              <w:widowControl w:val="0"/>
+              <w:spacing w:line="240" w:lineRule="auto"/>
+              <w:jc w:val="center"/>
+              <w:rPr>
+                <w:rFonts w:ascii="Lexend" w:cs="Lexend" w:eastAsia="Lexend" w:hAnsi="Lexend"/>
+              </w:rPr>
+            </w:pPr>
+            <w:r>
+              <w:rPr>
+                <w:rFonts w:ascii="Lexend" w:cs="Lexend" w:eastAsia="Lexend" w:hAnsi="Lexend"/>
+                <w:rtl w:val="0"/>
+              </w:rPr>
+              <w:t xml:space="preserve">05/04/26</w:t>
+            </w:r>
+          </w:p>
+        </w:tc>
+      </w:tr>
+      <w:tr>
+        <w:trPr>
+          <w:cantSplit w:val="0"/>
+          <w:tblHeader w:val="0"/>
+        </w:trPr>
+        <w:tc>
+          <w:tcPr>
+            <w:shd w:fill="d9d2e9" w:val="clear"/>
+            <w:tcMar>
+              <w:top w:w="100.0" w:type="dxa"/>
+              <w:left w:w="100.0" w:type="dxa"/>
+              <w:bottom w:w="100.0" w:type="dxa"/>
+              <w:right w:w="100.0" w:type="dxa"/>
+            </w:tcMar>
+            <w:vAlign w:val="top"/>
+          </w:tcPr>
+          <w:p>
+            <w:pPr>
+              <w:widowControl w:val="0"/>
+              <w:spacing w:line="240" w:lineRule="auto"/>
+              <w:jc w:val="center"/>
+              <w:rPr>
+                <w:rFonts w:ascii="Lexend" w:cs="Lexend" w:eastAsia="Lexend" w:hAnsi="Lexend"/>
+              </w:rPr>
+            </w:pPr>
+            <w:r>
+              <w:rPr>
+                <w:rFonts w:ascii="Lexend" w:cs="Lexend" w:eastAsia="Lexend" w:hAnsi="Lexend"/>
+                <w:rtl w:val="0"/>
+              </w:rPr>
+              <w:t xml:space="preserve">GUI + Update Class Diagram + UI Design in DSD</w:t>
+            </w:r>
+          </w:p>
+        </w:tc>
+        <w:tc>
+          <w:tcPr>
+            <w:shd w:fill="d9d2e9" w:val="clear"/>
+            <w:tcMar>
+              <w:top w:w="100.0" w:type="dxa"/>
+              <w:left w:w="100.0" w:type="dxa"/>
+              <w:bottom w:w="100.0" w:type="dxa"/>
+              <w:right w:w="100.0" w:type="dxa"/>
+            </w:tcMar>
+            <w:vAlign w:val="top"/>
+          </w:tcPr>
+          <w:p>
+            <w:pPr>
+              <w:widowControl w:val="0"/>
+              <w:spacing w:line="240" w:lineRule="auto"/>
+              <w:jc w:val="center"/>
+              <w:rPr>
+                <w:rFonts w:ascii="Lexend" w:cs="Lexend" w:eastAsia="Lexend" w:hAnsi="Lexend"/>
+              </w:rPr>
+            </w:pPr>
+            <w:r>
+              <w:rPr>
+                <w:rFonts w:ascii="Lexend" w:cs="Lexend" w:eastAsia="Lexend" w:hAnsi="Lexend"/>
+                <w:rtl w:val="0"/>
+              </w:rPr>
+              <w:t xml:space="preserve">Nikki</w:t>
+            </w:r>
+          </w:p>
+        </w:tc>
+        <w:tc>
+          <w:tcPr>
+            <w:shd w:fill="d9d2e9" w:val="clear"/>
+            <w:tcMar>
+              <w:top w:w="100.0" w:type="dxa"/>
+              <w:left w:w="100.0" w:type="dxa"/>
+              <w:bottom w:w="100.0" w:type="dxa"/>
+              <w:right w:w="100.0" w:type="dxa"/>
+            </w:tcMar>
+            <w:vAlign w:val="top"/>
+          </w:tcPr>
+          <w:p>
+            <w:pPr>
+              <w:widowControl w:val="0"/>
+              <w:spacing w:line="240" w:lineRule="auto"/>
+              <w:jc w:val="center"/>
+              <w:rPr>
+                <w:rFonts w:ascii="Lexend" w:cs="Lexend" w:eastAsia="Lexend" w:hAnsi="Lexend"/>
+              </w:rPr>
+            </w:pPr>
+            <w:r>
+              <w:rPr>
+                <w:rFonts w:ascii="Lexend" w:cs="Lexend" w:eastAsia="Lexend" w:hAnsi="Lexend"/>
+                <w:rtl w:val="0"/>
+              </w:rPr>
+              <w:t xml:space="preserve">05/04/26</w:t>
+            </w:r>
+          </w:p>
+        </w:tc>
+      </w:tr>
+      <w:tr>
+        <w:trPr>
+          <w:cantSplit w:val="0"/>
+          <w:tblHeader w:val="0"/>
+        </w:trPr>
+        <w:tc>
+          <w:tcPr>
+            <w:shd w:fill="d9d2e9" w:val="clear"/>
+            <w:tcMar>
+              <w:top w:w="100.0" w:type="dxa"/>
+              <w:left w:w="100.0" w:type="dxa"/>
+              <w:bottom w:w="100.0" w:type="dxa"/>
+              <w:right w:w="100.0" w:type="dxa"/>
+            </w:tcMar>
+            <w:vAlign w:val="top"/>
+          </w:tcPr>
+          <w:p>
+            <w:pPr>
+              <w:widowControl w:val="0"/>
+              <w:spacing w:line="240" w:lineRule="auto"/>
+              <w:jc w:val="center"/>
+              <w:rPr>
+                <w:rFonts w:ascii="Lexend" w:cs="Lexend" w:eastAsia="Lexend" w:hAnsi="Lexend"/>
+              </w:rPr>
+            </w:pPr>
+            <w:r>
+              <w:rPr>
+                <w:rFonts w:ascii="Lexend" w:cs="Lexend" w:eastAsia="Lexend" w:hAnsi="Lexend"/>
+                <w:rtl w:val="0"/>
+              </w:rPr>
+              <w:t xml:space="preserve">Work On Server</w:t>
+            </w:r>
+          </w:p>
+        </w:tc>
+        <w:tc>
+          <w:tcPr>
+            <w:shd w:fill="d9d2e9" w:val="clear"/>
+            <w:tcMar>
+              <w:top w:w="100.0" w:type="dxa"/>
+              <w:left w:w="100.0" w:type="dxa"/>
+              <w:bottom w:w="100.0" w:type="dxa"/>
+              <w:right w:w="100.0" w:type="dxa"/>
+            </w:tcMar>
+            <w:vAlign w:val="top"/>
+          </w:tcPr>
+          <w:p>
+            <w:pPr>
+              <w:widowControl w:val="0"/>
+              <w:spacing w:line="240" w:lineRule="auto"/>
+              <w:jc w:val="center"/>
+              <w:rPr>
+                <w:rFonts w:ascii="Lexend" w:cs="Lexend" w:eastAsia="Lexend" w:hAnsi="Lexend"/>
+              </w:rPr>
+            </w:pPr>
+            <w:r>
+              <w:rPr>
+                <w:rFonts w:ascii="Lexend" w:cs="Lexend" w:eastAsia="Lexend" w:hAnsi="Lexend"/>
+                <w:rtl w:val="0"/>
+              </w:rPr>
+              <w:t xml:space="preserve">Sadhvik</w:t>
+            </w:r>
+          </w:p>
+        </w:tc>
+        <w:tc>
+          <w:tcPr>
+            <w:shd w:fill="d9d2e9" w:val="clear"/>
+            <w:tcMar>
+              <w:top w:w="100.0" w:type="dxa"/>
+              <w:left w:w="100.0" w:type="dxa"/>
+              <w:bottom w:w="100.0" w:type="dxa"/>
+              <w:right w:w="100.0" w:type="dxa"/>
+            </w:tcMar>
+            <w:vAlign w:val="top"/>
+          </w:tcPr>
+          <w:p>
+            <w:pPr>
+              <w:widowControl w:val="0"/>
+              <w:spacing w:line="240" w:lineRule="auto"/>
+              <w:jc w:val="center"/>
+              <w:rPr>
+                <w:rFonts w:ascii="Lexend" w:cs="Lexend" w:eastAsia="Lexend" w:hAnsi="Lexend"/>
+              </w:rPr>
+            </w:pPr>
+            <w:r>
+              <w:rPr>
+                <w:rFonts w:ascii="Lexend" w:cs="Lexend" w:eastAsia="Lexend" w:hAnsi="Lexend"/>
+                <w:rtl w:val="0"/>
+              </w:rPr>
+              <w:t xml:space="preserve">05/04/26</w:t>
+            </w:r>
+          </w:p>
+        </w:tc>
+      </w:tr>
+    </w:tbl>
+    <w:p>
+      <w:pPr>
+        <w:rPr>
+          <w:rFonts w:ascii="Times New Roman" w:cs="Times New Roman" w:eastAsia="Times New Roman" w:hAnsi="Times New Roman"/>
+          <w:sz w:val="24"/>
+          <w:szCs w:val="24"/>
+        </w:rPr>
+      </w:pPr>
+      <w:r>
+        <w:rPr>
+          <w:rtl w:val="0"/>
+        </w:rPr>
+      </w:r>
+    </w:p>
     <w:p>
       <w:pPr>
         <w:rPr>
@@ -17218,6 +18745,116 @@
       </w:rPr>
     </w:lvl>
   </w:abstractNum>
+  <w:abstractNum w:abstractNumId="8">
+    <w:lvl w:ilvl="0">
+      <w:start w:val="1"/>
+      <w:numFmt w:val="bullet"/>
+      <w:lvlText w:val="-"/>
+      <w:lvlJc w:val="left"/>
+      <w:pPr>
+        <w:ind w:left="720" w:hanging="360"/>
+      </w:pPr>
+      <w:rPr>
+        <w:u w:val="none"/>
+      </w:rPr>
+    </w:lvl>
+    <w:lvl w:ilvl="1">
+      <w:start w:val="1"/>
+      <w:numFmt w:val="bullet"/>
+      <w:lvlText w:val="-"/>
+      <w:lvlJc w:val="left"/>
+      <w:pPr>
+        <w:ind w:left="1440" w:hanging="360"/>
+      </w:pPr>
+      <w:rPr>
+        <w:u w:val="none"/>
+      </w:rPr>
+    </w:lvl>
+    <w:lvl w:ilvl="2">
+      <w:start w:val="1"/>
+      <w:numFmt w:val="bullet"/>
+      <w:lvlText w:val="-"/>
+      <w:lvlJc w:val="left"/>
+      <w:pPr>
+        <w:ind w:left="2160" w:hanging="360"/>
+      </w:pPr>
+      <w:rPr>
+        <w:u w:val="none"/>
+      </w:rPr>
+    </w:lvl>
+    <w:lvl w:ilvl="3">
+      <w:start w:val="1"/>
+      <w:numFmt w:val="bullet"/>
+      <w:lvlText w:val="-"/>
+      <w:lvlJc w:val="left"/>
+      <w:pPr>
+        <w:ind w:left="2880" w:hanging="360"/>
+      </w:pPr>
+      <w:rPr>
+        <w:u w:val="none"/>
+      </w:rPr>
+    </w:lvl>
+    <w:lvl w:ilvl="4">
+      <w:start w:val="1"/>
+      <w:numFmt w:val="bullet"/>
+      <w:lvlText w:val="-"/>
+      <w:lvlJc w:val="left"/>
+      <w:pPr>
+        <w:ind w:left="3600" w:hanging="360"/>
+      </w:pPr>
+      <w:rPr>
+        <w:u w:val="none"/>
+      </w:rPr>
+    </w:lvl>
+    <w:lvl w:ilvl="5">
+      <w:start w:val="1"/>
+      <w:numFmt w:val="bullet"/>
+      <w:lvlText w:val="-"/>
+      <w:lvlJc w:val="left"/>
+      <w:pPr>
+        <w:ind w:left="4320" w:hanging="360"/>
+      </w:pPr>
+      <w:rPr>
+        <w:u w:val="none"/>
+      </w:rPr>
+    </w:lvl>
+    <w:lvl w:ilvl="6">
+      <w:start w:val="1"/>
+      <w:numFmt w:val="bullet"/>
+      <w:lvlText w:val="-"/>
+      <w:lvlJc w:val="left"/>
+      <w:pPr>
+        <w:ind w:left="5040" w:hanging="360"/>
+      </w:pPr>
+      <w:rPr>
+        <w:u w:val="none"/>
+      </w:rPr>
+    </w:lvl>
+    <w:lvl w:ilvl="7">
+      <w:start w:val="1"/>
+      <w:numFmt w:val="bullet"/>
+      <w:lvlText w:val="-"/>
+      <w:lvlJc w:val="left"/>
+      <w:pPr>
+        <w:ind w:left="5760" w:hanging="360"/>
+      </w:pPr>
+      <w:rPr>
+        <w:u w:val="none"/>
+      </w:rPr>
+    </w:lvl>
+    <w:lvl w:ilvl="8">
+      <w:start w:val="1"/>
+      <w:numFmt w:val="bullet"/>
+      <w:lvlText w:val="-"/>
+      <w:lvlJc w:val="left"/>
+      <w:pPr>
+        <w:ind w:left="6480" w:hanging="360"/>
+      </w:pPr>
+      <w:rPr>
+        <w:u w:val="none"/>
+      </w:rPr>
+    </w:lvl>
+  </w:abstractNum>
   <w:num w:numId="1">
     <w:abstractNumId w:val="1"/>
   </w:num>
@@ -17238,6 +18875,9 @@
   </w:num>
   <w:num w:numId="7">
     <w:abstractNumId w:val="7"/>
+  </w:num>
+  <w:num w:numId="8">
+    <w:abstractNumId w:val="8"/>
   </w:num>
 </w:numbering>
 </file>
@@ -17638,6 +19278,27 @@
       <w:tblStyleColBandSize w:val="1"/>
     </w:tblPr>
   </w:style>
+  <w:style w:type="table" w:styleId="Table34">
+    <w:basedOn w:val="TableNormal"/>
+    <w:tblPr>
+      <w:tblStyleRowBandSize w:val="1"/>
+      <w:tblStyleColBandSize w:val="1"/>
+    </w:tblPr>
+  </w:style>
+  <w:style w:type="table" w:styleId="Table35">
+    <w:basedOn w:val="TableNormal"/>
+    <w:tblPr>
+      <w:tblStyleRowBandSize w:val="1"/>
+      <w:tblStyleColBandSize w:val="1"/>
+    </w:tblPr>
+  </w:style>
+  <w:style w:type="table" w:styleId="Table36">
+    <w:basedOn w:val="TableNormal"/>
+    <w:tblPr>
+      <w:tblStyleRowBandSize w:val="1"/>
+      <w:tblStyleColBandSize w:val="1"/>
+    </w:tblPr>
+  </w:style>
 </w:styles>
 </file>
 

--- a/Project-Planning/Meeting Minutes.docx
+++ b/Project-Planning/Meeting Minutes.docx
@@ -1083,44 +1083,72 @@
     </w:p>
     <w:p>
       <w:pPr>
-        <w:numPr>
-          <w:ilvl w:val="0"/>
-          <w:numId w:val="4"/>
-        </w:numPr>
-        <w:ind w:left="720" w:hanging="360"/>
-        <w:rPr>
-          <w:rFonts w:ascii="Lexend Light" w:cs="Lexend Light" w:eastAsia="Lexend Light" w:hAnsi="Lexend Light"/>
-          <w:sz w:val="30"/>
-          <w:szCs w:val="30"/>
-        </w:rPr>
-      </w:pPr>
-      <w:hyperlink w:anchor="kix.u1oaqp4rr6sr">
-        <w:r>
-          <w:rPr>
-            <w:rFonts w:ascii="Lexend Light" w:cs="Lexend Light" w:eastAsia="Lexend Light" w:hAnsi="Lexend Light"/>
-            <w:color w:val="1155cc"/>
-            <w:sz w:val="30"/>
-            <w:szCs w:val="30"/>
-            <w:u w:val="single"/>
-            <w:rtl w:val="0"/>
-          </w:rPr>
-          <w:t xml:space="preserve">Meeting 04/30/26</w:t>
-        </w:r>
-      </w:hyperlink>
-      <w:r>
-        <w:rPr>
-          <w:rFonts w:ascii="Lexend Light" w:cs="Lexend Light" w:eastAsia="Lexend Light" w:hAnsi="Lexend Light"/>
-          <w:sz w:val="30"/>
-          <w:szCs w:val="30"/>
-          <w:rtl w:val="0"/>
-        </w:rPr>
-        <w:tab/>
-        <w:tab/>
-        <w:tab/>
-        <w:tab/>
-        <w:tab/>
-        <w:tab/>
-        <w:t xml:space="preserve">    16-17</w:t>
+        <w:rPr>
+          <w:rFonts w:ascii="Times New Roman" w:cs="Times New Roman" w:eastAsia="Times New Roman" w:hAnsi="Times New Roman"/>
+          <w:sz w:val="24"/>
+          <w:szCs w:val="24"/>
+        </w:rPr>
+      </w:pPr>
+      <w:r>
+        <w:rPr>
+          <w:rtl w:val="0"/>
+        </w:rPr>
+      </w:r>
+    </w:p>
+    <w:p>
+      <w:pPr>
+        <w:rPr>
+          <w:rFonts w:ascii="Times New Roman" w:cs="Times New Roman" w:eastAsia="Times New Roman" w:hAnsi="Times New Roman"/>
+          <w:sz w:val="24"/>
+          <w:szCs w:val="24"/>
+        </w:rPr>
+      </w:pPr>
+      <w:r>
+        <w:rPr>
+          <w:rtl w:val="0"/>
+        </w:rPr>
+      </w:r>
+    </w:p>
+    <w:p>
+      <w:pPr>
+        <w:rPr>
+          <w:rFonts w:ascii="Times New Roman" w:cs="Times New Roman" w:eastAsia="Times New Roman" w:hAnsi="Times New Roman"/>
+          <w:sz w:val="24"/>
+          <w:szCs w:val="24"/>
+        </w:rPr>
+      </w:pPr>
+      <w:r>
+        <w:rPr>
+          <w:rtl w:val="0"/>
+        </w:rPr>
+      </w:r>
+    </w:p>
+    <w:p>
+      <w:pPr>
+        <w:rPr>
+          <w:rFonts w:ascii="Times New Roman" w:cs="Times New Roman" w:eastAsia="Times New Roman" w:hAnsi="Times New Roman"/>
+          <w:sz w:val="24"/>
+          <w:szCs w:val="24"/>
+        </w:rPr>
+      </w:pPr>
+      <w:r>
+        <w:rPr>
+          <w:rtl w:val="0"/>
+        </w:rPr>
+      </w:r>
+    </w:p>
+    <w:p>
+      <w:pPr>
+        <w:rPr>
+          <w:rFonts w:ascii="Times New Roman" w:cs="Times New Roman" w:eastAsia="Times New Roman" w:hAnsi="Times New Roman"/>
+          <w:sz w:val="24"/>
+          <w:szCs w:val="24"/>
+        </w:rPr>
+      </w:pPr>
+      <w:r>
+        <w:rPr>
+          <w:rtl w:val="0"/>
+        </w:rPr>
       </w:r>
     </w:p>
     <w:p>
@@ -10474,7 +10502,7 @@
               <w:widowControl w:val="0"/>
               <w:numPr>
                 <w:ilvl w:val="0"/>
-                <w:numId w:val="7"/>
+                <w:numId w:val="6"/>
               </w:numPr>
               <w:spacing w:line="240" w:lineRule="auto"/>
               <w:ind w:left="720" w:hanging="360"/>
@@ -10496,7 +10524,7 @@
               <w:widowControl w:val="0"/>
               <w:numPr>
                 <w:ilvl w:val="0"/>
-                <w:numId w:val="7"/>
+                <w:numId w:val="6"/>
               </w:numPr>
               <w:spacing w:line="240" w:lineRule="auto"/>
               <w:ind w:left="720" w:hanging="360"/>
@@ -10518,7 +10546,7 @@
               <w:widowControl w:val="0"/>
               <w:numPr>
                 <w:ilvl w:val="0"/>
-                <w:numId w:val="7"/>
+                <w:numId w:val="6"/>
               </w:numPr>
               <w:spacing w:line="240" w:lineRule="auto"/>
               <w:ind w:left="720" w:hanging="360"/>
@@ -10540,7 +10568,7 @@
               <w:widowControl w:val="0"/>
               <w:numPr>
                 <w:ilvl w:val="0"/>
-                <w:numId w:val="7"/>
+                <w:numId w:val="6"/>
               </w:numPr>
               <w:spacing w:line="240" w:lineRule="auto"/>
               <w:ind w:left="720" w:hanging="360"/>
@@ -10562,7 +10590,7 @@
               <w:widowControl w:val="0"/>
               <w:numPr>
                 <w:ilvl w:val="0"/>
-                <w:numId w:val="7"/>
+                <w:numId w:val="6"/>
               </w:numPr>
               <w:spacing w:line="240" w:lineRule="auto"/>
               <w:ind w:left="720" w:hanging="360"/>
@@ -10584,7 +10612,7 @@
               <w:widowControl w:val="0"/>
               <w:numPr>
                 <w:ilvl w:val="0"/>
-                <w:numId w:val="7"/>
+                <w:numId w:val="6"/>
               </w:numPr>
               <w:spacing w:line="240" w:lineRule="auto"/>
               <w:ind w:left="720" w:hanging="360"/>
@@ -11980,7 +12008,7 @@
               <w:widowControl w:val="0"/>
               <w:numPr>
                 <w:ilvl w:val="0"/>
-                <w:numId w:val="7"/>
+                <w:numId w:val="6"/>
               </w:numPr>
               <w:spacing w:line="240" w:lineRule="auto"/>
               <w:ind w:left="720" w:hanging="360"/>
@@ -12001,7 +12029,7 @@
               <w:widowControl w:val="0"/>
               <w:numPr>
                 <w:ilvl w:val="0"/>
-                <w:numId w:val="7"/>
+                <w:numId w:val="6"/>
               </w:numPr>
               <w:spacing w:line="240" w:lineRule="auto"/>
               <w:ind w:left="720" w:hanging="360"/>
@@ -12022,7 +12050,7 @@
               <w:widowControl w:val="0"/>
               <w:numPr>
                 <w:ilvl w:val="0"/>
-                <w:numId w:val="7"/>
+                <w:numId w:val="6"/>
               </w:numPr>
               <w:spacing w:line="240" w:lineRule="auto"/>
               <w:ind w:left="720" w:hanging="360"/>
@@ -12043,7 +12071,7 @@
               <w:widowControl w:val="0"/>
               <w:numPr>
                 <w:ilvl w:val="0"/>
-                <w:numId w:val="7"/>
+                <w:numId w:val="6"/>
               </w:numPr>
               <w:spacing w:line="240" w:lineRule="auto"/>
               <w:ind w:left="720" w:hanging="360"/>
@@ -12064,7 +12092,7 @@
               <w:widowControl w:val="0"/>
               <w:numPr>
                 <w:ilvl w:val="0"/>
-                <w:numId w:val="7"/>
+                <w:numId w:val="6"/>
               </w:numPr>
               <w:spacing w:line="240" w:lineRule="auto"/>
               <w:ind w:left="720" w:hanging="360"/>
@@ -12085,7 +12113,7 @@
               <w:widowControl w:val="0"/>
               <w:numPr>
                 <w:ilvl w:val="0"/>
-                <w:numId w:val="7"/>
+                <w:numId w:val="6"/>
               </w:numPr>
               <w:spacing w:line="240" w:lineRule="auto"/>
               <w:ind w:left="720" w:hanging="360"/>
@@ -12106,7 +12134,7 @@
               <w:widowControl w:val="0"/>
               <w:numPr>
                 <w:ilvl w:val="0"/>
-                <w:numId w:val="7"/>
+                <w:numId w:val="6"/>
               </w:numPr>
               <w:spacing w:line="240" w:lineRule="auto"/>
               <w:ind w:left="720" w:hanging="360"/>
@@ -12127,7 +12155,7 @@
               <w:widowControl w:val="0"/>
               <w:numPr>
                 <w:ilvl w:val="0"/>
-                <w:numId w:val="7"/>
+                <w:numId w:val="6"/>
               </w:numPr>
               <w:spacing w:line="240" w:lineRule="auto"/>
               <w:ind w:left="720" w:hanging="360"/>
@@ -12148,7 +12176,7 @@
               <w:widowControl w:val="0"/>
               <w:numPr>
                 <w:ilvl w:val="0"/>
-                <w:numId w:val="7"/>
+                <w:numId w:val="6"/>
               </w:numPr>
               <w:spacing w:line="240" w:lineRule="auto"/>
               <w:ind w:left="720" w:hanging="360"/>
@@ -14058,7 +14086,7 @@
               <w:widowControl w:val="0"/>
               <w:numPr>
                 <w:ilvl w:val="0"/>
-                <w:numId w:val="8"/>
+                <w:numId w:val="7"/>
               </w:numPr>
               <w:spacing w:line="240" w:lineRule="auto"/>
               <w:ind w:left="720" w:hanging="360"/>
@@ -14080,7 +14108,7 @@
               <w:widowControl w:val="0"/>
               <w:numPr>
                 <w:ilvl w:val="0"/>
-                <w:numId w:val="8"/>
+                <w:numId w:val="7"/>
               </w:numPr>
               <w:spacing w:line="240" w:lineRule="auto"/>
               <w:ind w:left="720" w:hanging="360"/>
@@ -14102,7 +14130,7 @@
               <w:widowControl w:val="0"/>
               <w:numPr>
                 <w:ilvl w:val="0"/>
-                <w:numId w:val="8"/>
+                <w:numId w:val="7"/>
               </w:numPr>
               <w:spacing w:line="240" w:lineRule="auto"/>
               <w:ind w:left="720" w:hanging="360"/>
@@ -14124,7 +14152,7 @@
               <w:widowControl w:val="0"/>
               <w:numPr>
                 <w:ilvl w:val="0"/>
-                <w:numId w:val="8"/>
+                <w:numId w:val="7"/>
               </w:numPr>
               <w:spacing w:line="240" w:lineRule="auto"/>
               <w:ind w:left="720" w:hanging="360"/>
@@ -14146,7 +14174,7 @@
               <w:widowControl w:val="0"/>
               <w:numPr>
                 <w:ilvl w:val="0"/>
-                <w:numId w:val="8"/>
+                <w:numId w:val="7"/>
               </w:numPr>
               <w:spacing w:line="240" w:lineRule="auto"/>
               <w:ind w:left="720" w:hanging="360"/>
@@ -14210,7 +14238,7 @@
               <w:widowControl w:val="0"/>
               <w:numPr>
                 <w:ilvl w:val="0"/>
-                <w:numId w:val="8"/>
+                <w:numId w:val="7"/>
               </w:numPr>
               <w:spacing w:line="240" w:lineRule="auto"/>
               <w:ind w:left="720" w:hanging="360"/>
@@ -14232,7 +14260,7 @@
               <w:widowControl w:val="0"/>
               <w:numPr>
                 <w:ilvl w:val="1"/>
-                <w:numId w:val="8"/>
+                <w:numId w:val="7"/>
               </w:numPr>
               <w:spacing w:line="240" w:lineRule="auto"/>
               <w:ind w:left="1440" w:hanging="360"/>
@@ -14254,7 +14282,7 @@
               <w:widowControl w:val="0"/>
               <w:numPr>
                 <w:ilvl w:val="1"/>
-                <w:numId w:val="8"/>
+                <w:numId w:val="7"/>
               </w:numPr>
               <w:spacing w:line="240" w:lineRule="auto"/>
               <w:ind w:left="1440" w:hanging="360"/>
@@ -14276,7 +14304,7 @@
               <w:widowControl w:val="0"/>
               <w:numPr>
                 <w:ilvl w:val="1"/>
-                <w:numId w:val="8"/>
+                <w:numId w:val="7"/>
               </w:numPr>
               <w:spacing w:line="240" w:lineRule="auto"/>
               <w:ind w:left="1440" w:hanging="360"/>
@@ -14298,7 +14326,7 @@
               <w:widowControl w:val="0"/>
               <w:numPr>
                 <w:ilvl w:val="1"/>
-                <w:numId w:val="8"/>
+                <w:numId w:val="7"/>
               </w:numPr>
               <w:spacing w:line="240" w:lineRule="auto"/>
               <w:ind w:left="1440" w:hanging="360"/>
@@ -14320,7 +14348,7 @@
               <w:widowControl w:val="0"/>
               <w:numPr>
                 <w:ilvl w:val="1"/>
-                <w:numId w:val="8"/>
+                <w:numId w:val="7"/>
               </w:numPr>
               <w:spacing w:line="240" w:lineRule="auto"/>
               <w:ind w:left="1440" w:hanging="360"/>
@@ -14342,7 +14370,7 @@
               <w:widowControl w:val="0"/>
               <w:numPr>
                 <w:ilvl w:val="1"/>
-                <w:numId w:val="8"/>
+                <w:numId w:val="7"/>
               </w:numPr>
               <w:spacing w:line="240" w:lineRule="auto"/>
               <w:ind w:left="1440" w:hanging="360"/>
@@ -16337,1561 +16365,6 @@
         </w:tc>
       </w:tr>
     </w:tbl>
-    <w:p>
-      <w:pPr>
-        <w:rPr>
-          <w:rFonts w:ascii="Times New Roman" w:cs="Times New Roman" w:eastAsia="Times New Roman" w:hAnsi="Times New Roman"/>
-          <w:sz w:val="24"/>
-          <w:szCs w:val="24"/>
-        </w:rPr>
-      </w:pPr>
-      <w:r>
-        <w:rPr>
-          <w:rtl w:val="0"/>
-        </w:rPr>
-      </w:r>
-    </w:p>
-    <w:p>
-      <w:pPr>
-        <w:rPr>
-          <w:rFonts w:ascii="Times New Roman" w:cs="Times New Roman" w:eastAsia="Times New Roman" w:hAnsi="Times New Roman"/>
-          <w:sz w:val="24"/>
-          <w:szCs w:val="24"/>
-        </w:rPr>
-      </w:pPr>
-      <w:r>
-        <w:rPr>
-          <w:rtl w:val="0"/>
-        </w:rPr>
-      </w:r>
-    </w:p>
-    <w:p>
-      <w:pPr>
-        <w:rPr>
-          <w:rFonts w:ascii="Times New Roman" w:cs="Times New Roman" w:eastAsia="Times New Roman" w:hAnsi="Times New Roman"/>
-          <w:sz w:val="24"/>
-          <w:szCs w:val="24"/>
-        </w:rPr>
-      </w:pPr>
-      <w:r>
-        <w:rPr>
-          <w:rtl w:val="0"/>
-        </w:rPr>
-      </w:r>
-    </w:p>
-    <w:p>
-      <w:pPr>
-        <w:rPr>
-          <w:rFonts w:ascii="Times New Roman" w:cs="Times New Roman" w:eastAsia="Times New Roman" w:hAnsi="Times New Roman"/>
-          <w:sz w:val="24"/>
-          <w:szCs w:val="24"/>
-        </w:rPr>
-      </w:pPr>
-      <w:r>
-        <w:rPr>
-          <w:rtl w:val="0"/>
-        </w:rPr>
-      </w:r>
-    </w:p>
-    <w:p>
-      <w:pPr>
-        <w:rPr>
-          <w:rFonts w:ascii="Times New Roman" w:cs="Times New Roman" w:eastAsia="Times New Roman" w:hAnsi="Times New Roman"/>
-          <w:sz w:val="24"/>
-          <w:szCs w:val="24"/>
-        </w:rPr>
-      </w:pPr>
-      <w:r>
-        <w:rPr>
-          <w:rtl w:val="0"/>
-        </w:rPr>
-      </w:r>
-    </w:p>
-    <w:p>
-      <w:pPr>
-        <w:rPr>
-          <w:rFonts w:ascii="Times New Roman" w:cs="Times New Roman" w:eastAsia="Times New Roman" w:hAnsi="Times New Roman"/>
-          <w:sz w:val="24"/>
-          <w:szCs w:val="24"/>
-        </w:rPr>
-      </w:pPr>
-      <w:r>
-        <w:rPr>
-          <w:rtl w:val="0"/>
-        </w:rPr>
-      </w:r>
-    </w:p>
-    <w:p>
-      <w:pPr>
-        <w:rPr>
-          <w:rFonts w:ascii="Times New Roman" w:cs="Times New Roman" w:eastAsia="Times New Roman" w:hAnsi="Times New Roman"/>
-          <w:sz w:val="24"/>
-          <w:szCs w:val="24"/>
-        </w:rPr>
-      </w:pPr>
-      <w:r>
-        <w:rPr>
-          <w:rtl w:val="0"/>
-        </w:rPr>
-      </w:r>
-    </w:p>
-    <w:p>
-      <w:pPr>
-        <w:rPr>
-          <w:rFonts w:ascii="Times New Roman" w:cs="Times New Roman" w:eastAsia="Times New Roman" w:hAnsi="Times New Roman"/>
-          <w:sz w:val="24"/>
-          <w:szCs w:val="24"/>
-        </w:rPr>
-      </w:pPr>
-      <w:r>
-        <w:rPr>
-          <w:rtl w:val="0"/>
-        </w:rPr>
-      </w:r>
-    </w:p>
-    <w:tbl>
-      <w:tblPr>
-        <w:tblStyle w:val="Table34"/>
-        <w:tblW w:w="9360.0" w:type="dxa"/>
-        <w:jc w:val="left"/>
-        <w:tblBorders>
-          <w:top w:color="000000" w:space="0" w:sz="8" w:val="single"/>
-          <w:left w:color="000000" w:space="0" w:sz="8" w:val="single"/>
-          <w:bottom w:color="000000" w:space="0" w:sz="8" w:val="single"/>
-          <w:right w:color="000000" w:space="0" w:sz="8" w:val="single"/>
-          <w:insideH w:color="000000" w:space="0" w:sz="8" w:val="single"/>
-          <w:insideV w:color="000000" w:space="0" w:sz="8" w:val="single"/>
-        </w:tblBorders>
-        <w:tblLayout w:type="fixed"/>
-        <w:tblLook w:val="0600"/>
-      </w:tblPr>
-      <w:tblGrid>
-        <w:gridCol w:w="3135"/>
-        <w:gridCol w:w="2820"/>
-        <w:gridCol w:w="315"/>
-        <w:gridCol w:w="3090"/>
-        <w:tblGridChange w:id="0">
-          <w:tblGrid>
-            <w:gridCol w:w="3135"/>
-            <w:gridCol w:w="2820"/>
-            <w:gridCol w:w="315"/>
-            <w:gridCol w:w="3090"/>
-          </w:tblGrid>
-        </w:tblGridChange>
-      </w:tblGrid>
-      <w:tr>
-        <w:trPr>
-          <w:cantSplit w:val="0"/>
-          <w:trHeight w:val="440" w:hRule="atLeast"/>
-          <w:tblHeader w:val="0"/>
-        </w:trPr>
-        <w:tc>
-          <w:tcPr>
-            <w:gridSpan w:val="4"/>
-            <w:shd w:fill="b4a7d6" w:val="clear"/>
-            <w:tcMar>
-              <w:top w:w="100.0" w:type="dxa"/>
-              <w:left w:w="100.0" w:type="dxa"/>
-              <w:bottom w:w="100.0" w:type="dxa"/>
-              <w:right w:w="100.0" w:type="dxa"/>
-            </w:tcMar>
-            <w:vAlign w:val="top"/>
-          </w:tcPr>
-          <w:bookmarkStart w:colFirst="0" w:colLast="0" w:name="kix.u1oaqp4rr6sr" w:id="11"/>
-          <w:bookmarkEnd w:id="11"/>
-          <w:p>
-            <w:pPr>
-              <w:widowControl w:val="0"/>
-              <w:spacing w:line="240" w:lineRule="auto"/>
-              <w:jc w:val="center"/>
-              <w:rPr>
-                <w:rFonts w:ascii="Lexend" w:cs="Lexend" w:eastAsia="Lexend" w:hAnsi="Lexend"/>
-                <w:b w:val="1"/>
-                <w:bCs w:val="1"/>
-                <w:sz w:val="26"/>
-                <w:szCs w:val="26"/>
-              </w:rPr>
-            </w:pPr>
-            <w:r>
-              <w:rPr>
-                <w:rFonts w:ascii="Lexend" w:cs="Lexend" w:eastAsia="Lexend" w:hAnsi="Lexend"/>
-                <w:b w:val="1"/>
-                <w:bCs w:val="1"/>
-                <w:sz w:val="26"/>
-                <w:szCs w:val="26"/>
-                <w:rtl w:val="0"/>
-              </w:rPr>
-              <w:t xml:space="preserve">Meeting Details</w:t>
-            </w:r>
-          </w:p>
-        </w:tc>
-      </w:tr>
-      <w:tr>
-        <w:trPr>
-          <w:cantSplit w:val="0"/>
-          <w:trHeight w:val="440" w:hRule="atLeast"/>
-          <w:tblHeader w:val="0"/>
-        </w:trPr>
-        <w:tc>
-          <w:tcPr>
-            <w:gridSpan w:val="4"/>
-            <w:shd w:fill="d9d2e9" w:val="clear"/>
-            <w:tcMar>
-              <w:top w:w="100.0" w:type="dxa"/>
-              <w:left w:w="100.0" w:type="dxa"/>
-              <w:bottom w:w="100.0" w:type="dxa"/>
-              <w:right w:w="100.0" w:type="dxa"/>
-            </w:tcMar>
-            <w:vAlign w:val="top"/>
-          </w:tcPr>
-          <w:p>
-            <w:pPr>
-              <w:widowControl w:val="0"/>
-              <w:spacing w:line="240" w:lineRule="auto"/>
-              <w:rPr>
-                <w:rFonts w:ascii="Lexend" w:cs="Lexend" w:eastAsia="Lexend" w:hAnsi="Lexend"/>
-              </w:rPr>
-            </w:pPr>
-            <w:r>
-              <w:rPr>
-                <w:rFonts w:ascii="Lexend" w:cs="Lexend" w:eastAsia="Lexend" w:hAnsi="Lexend"/>
-                <w:b w:val="1"/>
-                <w:bCs w:val="1"/>
-                <w:rtl w:val="0"/>
-              </w:rPr>
-              <w:t xml:space="preserve">Meeting Objective:</w:t>
-            </w:r>
-            <w:r>
-              <w:rPr>
-                <w:rFonts w:ascii="Lexend" w:cs="Lexend" w:eastAsia="Lexend" w:hAnsi="Lexend"/>
-                <w:rtl w:val="0"/>
-              </w:rPr>
-              <w:t xml:space="preserve"> Check In On Implementation Progress</w:t>
-            </w:r>
-          </w:p>
-        </w:tc>
-      </w:tr>
-      <w:tr>
-        <w:trPr>
-          <w:cantSplit w:val="0"/>
-          <w:trHeight w:val="440" w:hRule="atLeast"/>
-          <w:tblHeader w:val="0"/>
-        </w:trPr>
-        <w:tc>
-          <w:tcPr>
-            <w:shd w:fill="d9d2e9" w:val="clear"/>
-            <w:tcMar>
-              <w:top w:w="100.0" w:type="dxa"/>
-              <w:left w:w="100.0" w:type="dxa"/>
-              <w:bottom w:w="100.0" w:type="dxa"/>
-              <w:right w:w="100.0" w:type="dxa"/>
-            </w:tcMar>
-            <w:vAlign w:val="top"/>
-          </w:tcPr>
-          <w:p>
-            <w:pPr>
-              <w:widowControl w:val="0"/>
-              <w:spacing w:line="240" w:lineRule="auto"/>
-              <w:rPr>
-                <w:rFonts w:ascii="Lexend" w:cs="Lexend" w:eastAsia="Lexend" w:hAnsi="Lexend"/>
-              </w:rPr>
-            </w:pPr>
-            <w:r>
-              <w:rPr>
-                <w:rFonts w:ascii="Lexend" w:cs="Lexend" w:eastAsia="Lexend" w:hAnsi="Lexend"/>
-                <w:b w:val="1"/>
-                <w:bCs w:val="1"/>
-                <w:rtl w:val="0"/>
-              </w:rPr>
-              <w:t xml:space="preserve">Date:</w:t>
-            </w:r>
-            <w:r>
-              <w:rPr>
-                <w:rFonts w:ascii="Lexend" w:cs="Lexend" w:eastAsia="Lexend" w:hAnsi="Lexend"/>
-                <w:rtl w:val="0"/>
-              </w:rPr>
-              <w:t xml:space="preserve"> 04/30/26</w:t>
-            </w:r>
-          </w:p>
-        </w:tc>
-        <w:tc>
-          <w:tcPr>
-            <w:shd w:fill="d9d2e9" w:val="clear"/>
-            <w:tcMar>
-              <w:top w:w="100.0" w:type="dxa"/>
-              <w:left w:w="100.0" w:type="dxa"/>
-              <w:bottom w:w="100.0" w:type="dxa"/>
-              <w:right w:w="100.0" w:type="dxa"/>
-            </w:tcMar>
-            <w:vAlign w:val="top"/>
-          </w:tcPr>
-          <w:p>
-            <w:pPr>
-              <w:widowControl w:val="0"/>
-              <w:spacing w:line="240" w:lineRule="auto"/>
-              <w:rPr>
-                <w:rFonts w:ascii="Lexend" w:cs="Lexend" w:eastAsia="Lexend" w:hAnsi="Lexend"/>
-              </w:rPr>
-            </w:pPr>
-            <w:r>
-              <w:rPr>
-                <w:rFonts w:ascii="Lexend" w:cs="Lexend" w:eastAsia="Lexend" w:hAnsi="Lexend"/>
-                <w:b w:val="1"/>
-                <w:bCs w:val="1"/>
-                <w:rtl w:val="0"/>
-              </w:rPr>
-              <w:t xml:space="preserve">Time: </w:t>
-            </w:r>
-            <w:r>
-              <w:rPr>
-                <w:rFonts w:ascii="Lexend" w:cs="Lexend" w:eastAsia="Lexend" w:hAnsi="Lexend"/>
-                <w:rtl w:val="0"/>
-              </w:rPr>
-              <w:t xml:space="preserve">9:30pm</w:t>
-            </w:r>
-          </w:p>
-        </w:tc>
-        <w:tc>
-          <w:tcPr>
-            <w:gridSpan w:val="2"/>
-            <w:shd w:fill="d9d2e9" w:val="clear"/>
-            <w:tcMar>
-              <w:top w:w="100.0" w:type="dxa"/>
-              <w:left w:w="100.0" w:type="dxa"/>
-              <w:bottom w:w="100.0" w:type="dxa"/>
-              <w:right w:w="100.0" w:type="dxa"/>
-            </w:tcMar>
-            <w:vAlign w:val="top"/>
-          </w:tcPr>
-          <w:p>
-            <w:pPr>
-              <w:widowControl w:val="0"/>
-              <w:spacing w:line="240" w:lineRule="auto"/>
-              <w:rPr>
-                <w:rFonts w:ascii="Lexend" w:cs="Lexend" w:eastAsia="Lexend" w:hAnsi="Lexend"/>
-              </w:rPr>
-            </w:pPr>
-            <w:r>
-              <w:rPr>
-                <w:rFonts w:ascii="Lexend" w:cs="Lexend" w:eastAsia="Lexend" w:hAnsi="Lexend"/>
-                <w:b w:val="1"/>
-                <w:bCs w:val="1"/>
-                <w:rtl w:val="0"/>
-              </w:rPr>
-              <w:t xml:space="preserve">Location:</w:t>
-            </w:r>
-            <w:r>
-              <w:rPr>
-                <w:rFonts w:ascii="Lexend" w:cs="Lexend" w:eastAsia="Lexend" w:hAnsi="Lexend"/>
-                <w:rtl w:val="0"/>
-              </w:rPr>
-              <w:t xml:space="preserve"> Discord Call</w:t>
-            </w:r>
-          </w:p>
-        </w:tc>
-      </w:tr>
-      <w:tr>
-        <w:trPr>
-          <w:cantSplit w:val="0"/>
-          <w:trHeight w:val="440" w:hRule="atLeast"/>
-          <w:tblHeader w:val="0"/>
-        </w:trPr>
-        <w:tc>
-          <w:tcPr>
-            <w:gridSpan w:val="4"/>
-            <w:shd w:fill="d9d2e9" w:val="clear"/>
-            <w:tcMar>
-              <w:top w:w="100.0" w:type="dxa"/>
-              <w:left w:w="100.0" w:type="dxa"/>
-              <w:bottom w:w="100.0" w:type="dxa"/>
-              <w:right w:w="100.0" w:type="dxa"/>
-            </w:tcMar>
-            <w:vAlign w:val="top"/>
-          </w:tcPr>
-          <w:p>
-            <w:pPr>
-              <w:widowControl w:val="0"/>
-              <w:spacing w:line="240" w:lineRule="auto"/>
-              <w:rPr>
-                <w:rFonts w:ascii="Lexend" w:cs="Lexend" w:eastAsia="Lexend" w:hAnsi="Lexend"/>
-              </w:rPr>
-            </w:pPr>
-            <w:r>
-              <w:rPr>
-                <w:rFonts w:ascii="Lexend" w:cs="Lexend" w:eastAsia="Lexend" w:hAnsi="Lexend"/>
-                <w:b w:val="1"/>
-                <w:bCs w:val="1"/>
-                <w:rtl w:val="0"/>
-              </w:rPr>
-              <w:t xml:space="preserve">Attendees:</w:t>
-            </w:r>
-            <w:r>
-              <w:rPr>
-                <w:rFonts w:ascii="Lexend" w:cs="Lexend" w:eastAsia="Lexend" w:hAnsi="Lexend"/>
-                <w:rtl w:val="0"/>
-              </w:rPr>
-              <w:t xml:space="preserve"> Nikki, Daniel, Monisha, Tochi</w:t>
-            </w:r>
-          </w:p>
-        </w:tc>
-      </w:tr>
-      <w:tr>
-        <w:trPr>
-          <w:cantSplit w:val="0"/>
-          <w:trHeight w:val="440" w:hRule="atLeast"/>
-          <w:tblHeader w:val="0"/>
-        </w:trPr>
-        <w:tc>
-          <w:tcPr>
-            <w:gridSpan w:val="4"/>
-            <w:shd w:fill="d9d2e9" w:val="clear"/>
-            <w:tcMar>
-              <w:top w:w="100.0" w:type="dxa"/>
-              <w:left w:w="100.0" w:type="dxa"/>
-              <w:bottom w:w="100.0" w:type="dxa"/>
-              <w:right w:w="100.0" w:type="dxa"/>
-            </w:tcMar>
-            <w:vAlign w:val="top"/>
-          </w:tcPr>
-          <w:p>
-            <w:pPr>
-              <w:widowControl w:val="0"/>
-              <w:spacing w:line="240" w:lineRule="auto"/>
-              <w:rPr>
-                <w:rFonts w:ascii="Lexend" w:cs="Lexend" w:eastAsia="Lexend" w:hAnsi="Lexend"/>
-              </w:rPr>
-            </w:pPr>
-            <w:r>
-              <w:rPr>
-                <w:rFonts w:ascii="Lexend" w:cs="Lexend" w:eastAsia="Lexend" w:hAnsi="Lexend"/>
-                <w:b w:val="1"/>
-                <w:bCs w:val="1"/>
-                <w:rtl w:val="0"/>
-              </w:rPr>
-              <w:t xml:space="preserve">Absentees: </w:t>
-            </w:r>
-            <w:r>
-              <w:rPr>
-                <w:rFonts w:ascii="Lexend" w:cs="Lexend" w:eastAsia="Lexend" w:hAnsi="Lexend"/>
-                <w:rtl w:val="0"/>
-              </w:rPr>
-              <w:t xml:space="preserve">Sadhvik</w:t>
-            </w:r>
-            <w:r>
-              <w:rPr>
-                <w:rtl w:val="0"/>
-              </w:rPr>
-            </w:r>
-          </w:p>
-        </w:tc>
-      </w:tr>
-    </w:tbl>
-    <w:p>
-      <w:pPr>
-        <w:rPr>
-          <w:rFonts w:ascii="Lexend" w:cs="Lexend" w:eastAsia="Lexend" w:hAnsi="Lexend"/>
-        </w:rPr>
-      </w:pPr>
-      <w:r>
-        <w:rPr>
-          <w:rtl w:val="0"/>
-        </w:rPr>
-      </w:r>
-    </w:p>
-    <w:tbl>
-      <w:tblPr>
-        <w:tblStyle w:val="Table35"/>
-        <w:tblW w:w="9360.0" w:type="dxa"/>
-        <w:jc w:val="left"/>
-        <w:tblBorders>
-          <w:top w:color="000000" w:space="0" w:sz="8" w:val="single"/>
-          <w:left w:color="000000" w:space="0" w:sz="8" w:val="single"/>
-          <w:bottom w:color="000000" w:space="0" w:sz="8" w:val="single"/>
-          <w:right w:color="000000" w:space="0" w:sz="8" w:val="single"/>
-          <w:insideH w:color="000000" w:space="0" w:sz="8" w:val="single"/>
-          <w:insideV w:color="000000" w:space="0" w:sz="8" w:val="single"/>
-        </w:tblBorders>
-        <w:tblLayout w:type="fixed"/>
-        <w:tblLook w:val="0600"/>
-      </w:tblPr>
-      <w:tblGrid>
-        <w:gridCol w:w="3135"/>
-        <w:gridCol w:w="1275"/>
-        <w:gridCol w:w="1860"/>
-        <w:gridCol w:w="3090"/>
-        <w:tblGridChange w:id="0">
-          <w:tblGrid>
-            <w:gridCol w:w="3135"/>
-            <w:gridCol w:w="1275"/>
-            <w:gridCol w:w="1860"/>
-            <w:gridCol w:w="3090"/>
-          </w:tblGrid>
-        </w:tblGridChange>
-      </w:tblGrid>
-      <w:tr>
-        <w:trPr>
-          <w:cantSplit w:val="0"/>
-          <w:trHeight w:val="440" w:hRule="atLeast"/>
-          <w:tblHeader w:val="0"/>
-        </w:trPr>
-        <w:tc>
-          <w:tcPr>
-            <w:gridSpan w:val="2"/>
-            <w:shd w:fill="b4a7d6" w:val="clear"/>
-            <w:tcMar>
-              <w:top w:w="100.0" w:type="dxa"/>
-              <w:left w:w="100.0" w:type="dxa"/>
-              <w:bottom w:w="100.0" w:type="dxa"/>
-              <w:right w:w="100.0" w:type="dxa"/>
-            </w:tcMar>
-            <w:vAlign w:val="top"/>
-          </w:tcPr>
-          <w:p>
-            <w:pPr>
-              <w:widowControl w:val="0"/>
-              <w:spacing w:line="240" w:lineRule="auto"/>
-              <w:jc w:val="center"/>
-              <w:rPr>
-                <w:rFonts w:ascii="Lexend" w:cs="Lexend" w:eastAsia="Lexend" w:hAnsi="Lexend"/>
-                <w:b w:val="1"/>
-                <w:bCs w:val="1"/>
-                <w:sz w:val="26"/>
-                <w:szCs w:val="26"/>
-              </w:rPr>
-            </w:pPr>
-            <w:r>
-              <w:rPr>
-                <w:rFonts w:ascii="Lexend" w:cs="Lexend" w:eastAsia="Lexend" w:hAnsi="Lexend"/>
-                <w:b w:val="1"/>
-                <w:bCs w:val="1"/>
-                <w:sz w:val="26"/>
-                <w:szCs w:val="26"/>
-                <w:rtl w:val="0"/>
-              </w:rPr>
-              <w:t xml:space="preserve">Agenda</w:t>
-            </w:r>
-          </w:p>
-        </w:tc>
-        <w:tc>
-          <w:tcPr>
-            <w:gridSpan w:val="2"/>
-            <w:shd w:fill="b4a7d6" w:val="clear"/>
-            <w:tcMar>
-              <w:top w:w="100.0" w:type="dxa"/>
-              <w:left w:w="100.0" w:type="dxa"/>
-              <w:bottom w:w="100.0" w:type="dxa"/>
-              <w:right w:w="100.0" w:type="dxa"/>
-            </w:tcMar>
-            <w:vAlign w:val="top"/>
-          </w:tcPr>
-          <w:p>
-            <w:pPr>
-              <w:widowControl w:val="0"/>
-              <w:spacing w:line="240" w:lineRule="auto"/>
-              <w:jc w:val="center"/>
-              <w:rPr>
-                <w:rFonts w:ascii="Lexend" w:cs="Lexend" w:eastAsia="Lexend" w:hAnsi="Lexend"/>
-                <w:b w:val="1"/>
-                <w:bCs w:val="1"/>
-                <w:sz w:val="26"/>
-                <w:szCs w:val="26"/>
-              </w:rPr>
-            </w:pPr>
-            <w:r>
-              <w:rPr>
-                <w:rFonts w:ascii="Lexend" w:cs="Lexend" w:eastAsia="Lexend" w:hAnsi="Lexend"/>
-                <w:b w:val="1"/>
-                <w:bCs w:val="1"/>
-                <w:sz w:val="26"/>
-                <w:szCs w:val="26"/>
-                <w:rtl w:val="0"/>
-              </w:rPr>
-              <w:t xml:space="preserve">Notes</w:t>
-            </w:r>
-          </w:p>
-        </w:tc>
-      </w:tr>
-      <w:tr>
-        <w:trPr>
-          <w:cantSplit w:val="0"/>
-          <w:trHeight w:val="440" w:hRule="atLeast"/>
-          <w:tblHeader w:val="0"/>
-        </w:trPr>
-        <w:tc>
-          <w:tcPr>
-            <w:gridSpan w:val="2"/>
-            <w:shd w:fill="d9d2e9" w:val="clear"/>
-            <w:tcMar>
-              <w:top w:w="100.0" w:type="dxa"/>
-              <w:left w:w="100.0" w:type="dxa"/>
-              <w:bottom w:w="100.0" w:type="dxa"/>
-              <w:right w:w="100.0" w:type="dxa"/>
-            </w:tcMar>
-            <w:vAlign w:val="top"/>
-          </w:tcPr>
-          <w:p>
-            <w:pPr>
-              <w:widowControl w:val="0"/>
-              <w:spacing w:line="240" w:lineRule="auto"/>
-              <w:rPr>
-                <w:rFonts w:ascii="Lexend" w:cs="Lexend" w:eastAsia="Lexend" w:hAnsi="Lexend"/>
-              </w:rPr>
-            </w:pPr>
-            <w:r>
-              <w:rPr>
-                <w:rFonts w:ascii="Lexend" w:cs="Lexend" w:eastAsia="Lexend" w:hAnsi="Lexend"/>
-                <w:rtl w:val="0"/>
-              </w:rPr>
-              <w:t xml:space="preserve">Progress On Work</w:t>
-            </w:r>
-          </w:p>
-        </w:tc>
-        <w:tc>
-          <w:tcPr>
-            <w:gridSpan w:val="2"/>
-            <w:shd w:fill="d9d2e9" w:val="clear"/>
-            <w:tcMar>
-              <w:top w:w="100.0" w:type="dxa"/>
-              <w:left w:w="100.0" w:type="dxa"/>
-              <w:bottom w:w="100.0" w:type="dxa"/>
-              <w:right w:w="100.0" w:type="dxa"/>
-            </w:tcMar>
-            <w:vAlign w:val="top"/>
-          </w:tcPr>
-          <w:p>
-            <w:pPr>
-              <w:widowControl w:val="0"/>
-              <w:numPr>
-                <w:ilvl w:val="0"/>
-                <w:numId w:val="2"/>
-              </w:numPr>
-              <w:spacing w:line="240" w:lineRule="auto"/>
-              <w:ind w:left="720" w:hanging="360"/>
-              <w:rPr>
-                <w:rFonts w:ascii="Lexend" w:cs="Lexend" w:eastAsia="Lexend" w:hAnsi="Lexend"/>
-              </w:rPr>
-            </w:pPr>
-            <w:r>
-              <w:rPr>
-                <w:rFonts w:ascii="Lexend" w:cs="Lexend" w:eastAsia="Lexend" w:hAnsi="Lexend"/>
-                <w:rtl w:val="0"/>
-              </w:rPr>
-              <w:t xml:space="preserve">Tochi has barebones of Client done</w:t>
-            </w:r>
-          </w:p>
-          <w:p>
-            <w:pPr>
-              <w:widowControl w:val="0"/>
-              <w:numPr>
-                <w:ilvl w:val="0"/>
-                <w:numId w:val="2"/>
-              </w:numPr>
-              <w:spacing w:line="240" w:lineRule="auto"/>
-              <w:ind w:left="720" w:hanging="360"/>
-              <w:rPr>
-                <w:rFonts w:ascii="Lexend" w:cs="Lexend" w:eastAsia="Lexend" w:hAnsi="Lexend"/>
-                <w:u w:val="none"/>
-              </w:rPr>
-            </w:pPr>
-            <w:r>
-              <w:rPr>
-                <w:rFonts w:ascii="Lexend" w:cs="Lexend" w:eastAsia="Lexend" w:hAnsi="Lexend"/>
-                <w:rtl w:val="0"/>
-              </w:rPr>
-              <w:t xml:space="preserve">Monisha/Daniel have a few backend classes left</w:t>
-            </w:r>
-          </w:p>
-          <w:p>
-            <w:pPr>
-              <w:widowControl w:val="0"/>
-              <w:numPr>
-                <w:ilvl w:val="0"/>
-                <w:numId w:val="2"/>
-              </w:numPr>
-              <w:spacing w:line="240" w:lineRule="auto"/>
-              <w:ind w:left="720" w:hanging="360"/>
-              <w:rPr>
-                <w:rFonts w:ascii="Lexend" w:cs="Lexend" w:eastAsia="Lexend" w:hAnsi="Lexend"/>
-                <w:u w:val="none"/>
-              </w:rPr>
-            </w:pPr>
-            <w:r>
-              <w:rPr>
-                <w:rFonts w:ascii="Lexend" w:cs="Lexend" w:eastAsia="Lexend" w:hAnsi="Lexend"/>
-                <w:rtl w:val="0"/>
-              </w:rPr>
-              <w:t xml:space="preserve">Nikki has half of GUI done</w:t>
-            </w:r>
-          </w:p>
-          <w:p>
-            <w:pPr>
-              <w:widowControl w:val="0"/>
-              <w:numPr>
-                <w:ilvl w:val="0"/>
-                <w:numId w:val="2"/>
-              </w:numPr>
-              <w:spacing w:line="240" w:lineRule="auto"/>
-              <w:ind w:left="720" w:hanging="360"/>
-              <w:rPr>
-                <w:rFonts w:ascii="Lexend" w:cs="Lexend" w:eastAsia="Lexend" w:hAnsi="Lexend"/>
-                <w:u w:val="none"/>
-              </w:rPr>
-            </w:pPr>
-            <w:r>
-              <w:rPr>
-                <w:rFonts w:ascii="Lexend" w:cs="Lexend" w:eastAsia="Lexend" w:hAnsi="Lexend"/>
-                <w:rtl w:val="0"/>
-              </w:rPr>
-              <w:t xml:space="preserve">Sadhvik has started initial Server class</w:t>
-            </w:r>
-          </w:p>
-        </w:tc>
-      </w:tr>
-      <w:tr>
-        <w:trPr>
-          <w:cantSplit w:val="0"/>
-          <w:trHeight w:val="440" w:hRule="atLeast"/>
-          <w:tblHeader w:val="0"/>
-        </w:trPr>
-        <w:tc>
-          <w:tcPr>
-            <w:gridSpan w:val="2"/>
-            <w:shd w:fill="d9d2e9" w:val="clear"/>
-            <w:tcMar>
-              <w:top w:w="100.0" w:type="dxa"/>
-              <w:left w:w="100.0" w:type="dxa"/>
-              <w:bottom w:w="100.0" w:type="dxa"/>
-              <w:right w:w="100.0" w:type="dxa"/>
-            </w:tcMar>
-            <w:vAlign w:val="top"/>
-          </w:tcPr>
-          <w:p>
-            <w:pPr>
-              <w:widowControl w:val="0"/>
-              <w:spacing w:line="240" w:lineRule="auto"/>
-              <w:rPr>
-                <w:rFonts w:ascii="Lexend" w:cs="Lexend" w:eastAsia="Lexend" w:hAnsi="Lexend"/>
-              </w:rPr>
-            </w:pPr>
-            <w:r>
-              <w:rPr>
-                <w:rFonts w:ascii="Lexend" w:cs="Lexend" w:eastAsia="Lexend" w:hAnsi="Lexend"/>
-                <w:rtl w:val="0"/>
-              </w:rPr>
-              <w:t xml:space="preserve">Clarify Details</w:t>
-            </w:r>
-          </w:p>
-        </w:tc>
-        <w:tc>
-          <w:tcPr>
-            <w:gridSpan w:val="2"/>
-            <w:shd w:fill="d9d2e9" w:val="clear"/>
-            <w:tcMar>
-              <w:top w:w="100.0" w:type="dxa"/>
-              <w:left w:w="100.0" w:type="dxa"/>
-              <w:bottom w:w="100.0" w:type="dxa"/>
-              <w:right w:w="100.0" w:type="dxa"/>
-            </w:tcMar>
-            <w:vAlign w:val="top"/>
-          </w:tcPr>
-          <w:p>
-            <w:pPr>
-              <w:widowControl w:val="0"/>
-              <w:numPr>
-                <w:ilvl w:val="0"/>
-                <w:numId w:val="6"/>
-              </w:numPr>
-              <w:spacing w:line="240" w:lineRule="auto"/>
-              <w:ind w:left="720" w:hanging="360"/>
-              <w:rPr>
-                <w:rFonts w:ascii="Lexend" w:cs="Lexend" w:eastAsia="Lexend" w:hAnsi="Lexend"/>
-                <w:u w:val="none"/>
-              </w:rPr>
-            </w:pPr>
-            <w:r>
-              <w:rPr>
-                <w:rFonts w:ascii="Lexend" w:cs="Lexend" w:eastAsia="Lexend" w:hAnsi="Lexend"/>
-                <w:rtl w:val="0"/>
-              </w:rPr>
-              <w:t xml:space="preserve">While discussing GUI:</w:t>
-            </w:r>
-          </w:p>
-          <w:p>
-            <w:pPr>
-              <w:widowControl w:val="0"/>
-              <w:numPr>
-                <w:ilvl w:val="1"/>
-                <w:numId w:val="6"/>
-              </w:numPr>
-              <w:spacing w:line="240" w:lineRule="auto"/>
-              <w:ind w:left="1440" w:hanging="360"/>
-              <w:rPr>
-                <w:rFonts w:ascii="Lexend" w:cs="Lexend" w:eastAsia="Lexend" w:hAnsi="Lexend"/>
-                <w:u w:val="none"/>
-              </w:rPr>
-            </w:pPr>
-            <w:r>
-              <w:rPr>
-                <w:rFonts w:ascii="Lexend" w:cs="Lexend" w:eastAsia="Lexend" w:hAnsi="Lexend"/>
-                <w:rtl w:val="0"/>
-              </w:rPr>
-              <w:t xml:space="preserve">List of Game Tables will start with around 5 available tables and will increase by adding a couple more at a time as tables get full</w:t>
-            </w:r>
-          </w:p>
-          <w:p>
-            <w:pPr>
-              <w:widowControl w:val="0"/>
-              <w:numPr>
-                <w:ilvl w:val="1"/>
-                <w:numId w:val="6"/>
-              </w:numPr>
-              <w:spacing w:line="240" w:lineRule="auto"/>
-              <w:ind w:left="1440" w:hanging="360"/>
-              <w:rPr>
-                <w:rFonts w:ascii="Lexend" w:cs="Lexend" w:eastAsia="Lexend" w:hAnsi="Lexend"/>
-                <w:u w:val="none"/>
-              </w:rPr>
-            </w:pPr>
-            <w:r>
-              <w:rPr>
-                <w:rFonts w:ascii="Lexend" w:cs="Lexend" w:eastAsia="Lexend" w:hAnsi="Lexend"/>
-                <w:rtl w:val="0"/>
-              </w:rPr>
-              <w:t xml:space="preserve">Dealer Operations for GUI buttons: Start game, reset round</w:t>
-            </w:r>
-          </w:p>
-          <w:p>
-            <w:pPr>
-              <w:widowControl w:val="0"/>
-              <w:numPr>
-                <w:ilvl w:val="1"/>
-                <w:numId w:val="6"/>
-              </w:numPr>
-              <w:spacing w:line="240" w:lineRule="auto"/>
-              <w:ind w:left="1440" w:hanging="360"/>
-              <w:rPr>
-                <w:rFonts w:ascii="Lexend" w:cs="Lexend" w:eastAsia="Lexend" w:hAnsi="Lexend"/>
-                <w:u w:val="none"/>
-              </w:rPr>
-            </w:pPr>
-            <w:r>
-              <w:rPr>
-                <w:rFonts w:ascii="Lexend" w:cs="Lexend" w:eastAsia="Lexend" w:hAnsi="Lexend"/>
-                <w:rtl w:val="0"/>
-              </w:rPr>
-              <w:t xml:space="preserve">Flow: Player selects table, joins table, Player at table waiting for Dealer, Dealer joins table, Dealer starts game</w:t>
-            </w:r>
-          </w:p>
-        </w:tc>
-      </w:tr>
-      <w:tr>
-        <w:trPr>
-          <w:cantSplit w:val="0"/>
-          <w:trHeight w:val="440" w:hRule="atLeast"/>
-          <w:tblHeader w:val="0"/>
-        </w:trPr>
-        <w:tc>
-          <w:tcPr>
-            <w:gridSpan w:val="2"/>
-            <w:shd w:fill="d9d2e9" w:val="clear"/>
-            <w:tcMar>
-              <w:top w:w="100.0" w:type="dxa"/>
-              <w:left w:w="100.0" w:type="dxa"/>
-              <w:bottom w:w="100.0" w:type="dxa"/>
-              <w:right w:w="100.0" w:type="dxa"/>
-            </w:tcMar>
-            <w:vAlign w:val="top"/>
-          </w:tcPr>
-          <w:p>
-            <w:pPr>
-              <w:widowControl w:val="0"/>
-              <w:spacing w:line="240" w:lineRule="auto"/>
-              <w:rPr>
-                <w:rFonts w:ascii="Lexend" w:cs="Lexend" w:eastAsia="Lexend" w:hAnsi="Lexend"/>
-              </w:rPr>
-            </w:pPr>
-            <w:r>
-              <w:rPr>
-                <w:rFonts w:ascii="Lexend" w:cs="Lexend" w:eastAsia="Lexend" w:hAnsi="Lexend"/>
-                <w:rtl w:val="0"/>
-              </w:rPr>
-              <w:t xml:space="preserve">Testdrive Game</w:t>
-            </w:r>
-          </w:p>
-        </w:tc>
-        <w:tc>
-          <w:tcPr>
-            <w:gridSpan w:val="2"/>
-            <w:shd w:fill="d9d2e9" w:val="clear"/>
-            <w:tcMar>
-              <w:top w:w="100.0" w:type="dxa"/>
-              <w:left w:w="100.0" w:type="dxa"/>
-              <w:bottom w:w="100.0" w:type="dxa"/>
-              <w:right w:w="100.0" w:type="dxa"/>
-            </w:tcMar>
-            <w:vAlign w:val="top"/>
-          </w:tcPr>
-          <w:p>
-            <w:pPr>
-              <w:widowControl w:val="0"/>
-              <w:numPr>
-                <w:ilvl w:val="0"/>
-                <w:numId w:val="3"/>
-              </w:numPr>
-              <w:spacing w:line="240" w:lineRule="auto"/>
-              <w:ind w:left="720" w:hanging="360"/>
-              <w:rPr>
-                <w:rFonts w:ascii="Lexend" w:cs="Lexend" w:eastAsia="Lexend" w:hAnsi="Lexend"/>
-              </w:rPr>
-            </w:pPr>
-            <w:r>
-              <w:rPr>
-                <w:rFonts w:ascii="Lexend" w:cs="Lexend" w:eastAsia="Lexend" w:hAnsi="Lexend"/>
-                <w:rtl w:val="0"/>
-              </w:rPr>
-              <w:t xml:space="preserve">Either meet at the library Tuesday before class and/or try to run it at home Monday</w:t>
-            </w:r>
-          </w:p>
-        </w:tc>
-      </w:tr>
-    </w:tbl>
-    <w:p>
-      <w:pPr>
-        <w:rPr>
-          <w:rFonts w:ascii="Lexend" w:cs="Lexend" w:eastAsia="Lexend" w:hAnsi="Lexend"/>
-        </w:rPr>
-      </w:pPr>
-      <w:r>
-        <w:rPr>
-          <w:rtl w:val="0"/>
-        </w:rPr>
-      </w:r>
-    </w:p>
-    <w:tbl>
-      <w:tblPr>
-        <w:tblStyle w:val="Table36"/>
-        <w:tblW w:w="9360.0" w:type="dxa"/>
-        <w:jc w:val="left"/>
-        <w:tblBorders>
-          <w:top w:color="000000" w:space="0" w:sz="8" w:val="single"/>
-          <w:left w:color="000000" w:space="0" w:sz="8" w:val="single"/>
-          <w:bottom w:color="000000" w:space="0" w:sz="8" w:val="single"/>
-          <w:right w:color="000000" w:space="0" w:sz="8" w:val="single"/>
-          <w:insideH w:color="000000" w:space="0" w:sz="8" w:val="single"/>
-          <w:insideV w:color="000000" w:space="0" w:sz="8" w:val="single"/>
-        </w:tblBorders>
-        <w:tblLayout w:type="fixed"/>
-        <w:tblLook w:val="0600"/>
-      </w:tblPr>
-      <w:tblGrid>
-        <w:gridCol w:w="3120"/>
-        <w:gridCol w:w="3120"/>
-        <w:gridCol w:w="3120"/>
-        <w:tblGridChange w:id="0">
-          <w:tblGrid>
-            <w:gridCol w:w="3120"/>
-            <w:gridCol w:w="3120"/>
-            <w:gridCol w:w="3120"/>
-          </w:tblGrid>
-        </w:tblGridChange>
-      </w:tblGrid>
-      <w:tr>
-        <w:trPr>
-          <w:cantSplit w:val="0"/>
-          <w:tblHeader w:val="0"/>
-        </w:trPr>
-        <w:tc>
-          <w:tcPr>
-            <w:shd w:fill="b4a7d6" w:val="clear"/>
-            <w:tcMar>
-              <w:top w:w="100.0" w:type="dxa"/>
-              <w:left w:w="100.0" w:type="dxa"/>
-              <w:bottom w:w="100.0" w:type="dxa"/>
-              <w:right w:w="100.0" w:type="dxa"/>
-            </w:tcMar>
-            <w:vAlign w:val="top"/>
-          </w:tcPr>
-          <w:p>
-            <w:pPr>
-              <w:widowControl w:val="0"/>
-              <w:spacing w:line="240" w:lineRule="auto"/>
-              <w:jc w:val="center"/>
-              <w:rPr>
-                <w:rFonts w:ascii="Lexend" w:cs="Lexend" w:eastAsia="Lexend" w:hAnsi="Lexend"/>
-                <w:b w:val="1"/>
-                <w:bCs w:val="1"/>
-                <w:sz w:val="24"/>
-                <w:szCs w:val="24"/>
-              </w:rPr>
-            </w:pPr>
-            <w:r>
-              <w:rPr>
-                <w:rFonts w:ascii="Lexend" w:cs="Lexend" w:eastAsia="Lexend" w:hAnsi="Lexend"/>
-                <w:b w:val="1"/>
-                <w:bCs w:val="1"/>
-                <w:sz w:val="24"/>
-                <w:szCs w:val="24"/>
-                <w:rtl w:val="0"/>
-              </w:rPr>
-              <w:t xml:space="preserve">Action</w:t>
-            </w:r>
-          </w:p>
-        </w:tc>
-        <w:tc>
-          <w:tcPr>
-            <w:shd w:fill="b4a7d6" w:val="clear"/>
-            <w:tcMar>
-              <w:top w:w="100.0" w:type="dxa"/>
-              <w:left w:w="100.0" w:type="dxa"/>
-              <w:bottom w:w="100.0" w:type="dxa"/>
-              <w:right w:w="100.0" w:type="dxa"/>
-            </w:tcMar>
-            <w:vAlign w:val="top"/>
-          </w:tcPr>
-          <w:p>
-            <w:pPr>
-              <w:widowControl w:val="0"/>
-              <w:spacing w:line="240" w:lineRule="auto"/>
-              <w:jc w:val="center"/>
-              <w:rPr>
-                <w:rFonts w:ascii="Lexend" w:cs="Lexend" w:eastAsia="Lexend" w:hAnsi="Lexend"/>
-                <w:b w:val="1"/>
-                <w:bCs w:val="1"/>
-                <w:sz w:val="24"/>
-                <w:szCs w:val="24"/>
-              </w:rPr>
-            </w:pPr>
-            <w:r>
-              <w:rPr>
-                <w:rFonts w:ascii="Lexend" w:cs="Lexend" w:eastAsia="Lexend" w:hAnsi="Lexend"/>
-                <w:b w:val="1"/>
-                <w:bCs w:val="1"/>
-                <w:sz w:val="24"/>
-                <w:szCs w:val="24"/>
-                <w:rtl w:val="0"/>
-              </w:rPr>
-              <w:t xml:space="preserve">Assigned To</w:t>
-            </w:r>
-          </w:p>
-        </w:tc>
-        <w:tc>
-          <w:tcPr>
-            <w:shd w:fill="b4a7d6" w:val="clear"/>
-            <w:tcMar>
-              <w:top w:w="100.0" w:type="dxa"/>
-              <w:left w:w="100.0" w:type="dxa"/>
-              <w:bottom w:w="100.0" w:type="dxa"/>
-              <w:right w:w="100.0" w:type="dxa"/>
-            </w:tcMar>
-            <w:vAlign w:val="top"/>
-          </w:tcPr>
-          <w:p>
-            <w:pPr>
-              <w:widowControl w:val="0"/>
-              <w:spacing w:line="240" w:lineRule="auto"/>
-              <w:jc w:val="center"/>
-              <w:rPr>
-                <w:rFonts w:ascii="Lexend" w:cs="Lexend" w:eastAsia="Lexend" w:hAnsi="Lexend"/>
-                <w:b w:val="1"/>
-                <w:bCs w:val="1"/>
-                <w:sz w:val="24"/>
-                <w:szCs w:val="24"/>
-              </w:rPr>
-            </w:pPr>
-            <w:r>
-              <w:rPr>
-                <w:rFonts w:ascii="Lexend" w:cs="Lexend" w:eastAsia="Lexend" w:hAnsi="Lexend"/>
-                <w:b w:val="1"/>
-                <w:bCs w:val="1"/>
-                <w:sz w:val="24"/>
-                <w:szCs w:val="24"/>
-                <w:rtl w:val="0"/>
-              </w:rPr>
-              <w:t xml:space="preserve">Due Date</w:t>
-            </w:r>
-          </w:p>
-        </w:tc>
-      </w:tr>
-      <w:tr>
-        <w:trPr>
-          <w:cantSplit w:val="0"/>
-          <w:tblHeader w:val="0"/>
-        </w:trPr>
-        <w:tc>
-          <w:tcPr>
-            <w:shd w:fill="d9d2e9" w:val="clear"/>
-            <w:tcMar>
-              <w:top w:w="100.0" w:type="dxa"/>
-              <w:left w:w="100.0" w:type="dxa"/>
-              <w:bottom w:w="100.0" w:type="dxa"/>
-              <w:right w:w="100.0" w:type="dxa"/>
-            </w:tcMar>
-            <w:vAlign w:val="top"/>
-          </w:tcPr>
-          <w:p>
-            <w:pPr>
-              <w:widowControl w:val="0"/>
-              <w:spacing w:line="240" w:lineRule="auto"/>
-              <w:jc w:val="center"/>
-              <w:rPr>
-                <w:rFonts w:ascii="Lexend" w:cs="Lexend" w:eastAsia="Lexend" w:hAnsi="Lexend"/>
-              </w:rPr>
-            </w:pPr>
-            <w:r>
-              <w:rPr>
-                <w:rFonts w:ascii="Lexend" w:cs="Lexend" w:eastAsia="Lexend" w:hAnsi="Lexend"/>
-                <w:rtl w:val="0"/>
-              </w:rPr>
-              <w:t xml:space="preserve">Meet up with Sadhvik to work on Client/Message/Server to get a strong connection between them</w:t>
-            </w:r>
-          </w:p>
-        </w:tc>
-        <w:tc>
-          <w:tcPr>
-            <w:shd w:fill="d9d2e9" w:val="clear"/>
-            <w:tcMar>
-              <w:top w:w="100.0" w:type="dxa"/>
-              <w:left w:w="100.0" w:type="dxa"/>
-              <w:bottom w:w="100.0" w:type="dxa"/>
-              <w:right w:w="100.0" w:type="dxa"/>
-            </w:tcMar>
-            <w:vAlign w:val="top"/>
-          </w:tcPr>
-          <w:p>
-            <w:pPr>
-              <w:widowControl w:val="0"/>
-              <w:spacing w:line="240" w:lineRule="auto"/>
-              <w:jc w:val="center"/>
-              <w:rPr>
-                <w:rFonts w:ascii="Lexend" w:cs="Lexend" w:eastAsia="Lexend" w:hAnsi="Lexend"/>
-              </w:rPr>
-            </w:pPr>
-            <w:r>
-              <w:rPr>
-                <w:rFonts w:ascii="Lexend" w:cs="Lexend" w:eastAsia="Lexend" w:hAnsi="Lexend"/>
-                <w:rtl w:val="0"/>
-              </w:rPr>
-              <w:t xml:space="preserve">Tochi</w:t>
-            </w:r>
-          </w:p>
-        </w:tc>
-        <w:tc>
-          <w:tcPr>
-            <w:shd w:fill="d9d2e9" w:val="clear"/>
-            <w:tcMar>
-              <w:top w:w="100.0" w:type="dxa"/>
-              <w:left w:w="100.0" w:type="dxa"/>
-              <w:bottom w:w="100.0" w:type="dxa"/>
-              <w:right w:w="100.0" w:type="dxa"/>
-            </w:tcMar>
-            <w:vAlign w:val="top"/>
-          </w:tcPr>
-          <w:p>
-            <w:pPr>
-              <w:widowControl w:val="0"/>
-              <w:spacing w:line="240" w:lineRule="auto"/>
-              <w:jc w:val="center"/>
-              <w:rPr>
-                <w:rFonts w:ascii="Lexend" w:cs="Lexend" w:eastAsia="Lexend" w:hAnsi="Lexend"/>
-              </w:rPr>
-            </w:pPr>
-            <w:r>
-              <w:rPr>
-                <w:rFonts w:ascii="Lexend" w:cs="Lexend" w:eastAsia="Lexend" w:hAnsi="Lexend"/>
-                <w:rtl w:val="0"/>
-              </w:rPr>
-              <w:t xml:space="preserve">05/04/26</w:t>
-            </w:r>
-          </w:p>
-        </w:tc>
-      </w:tr>
-      <w:tr>
-        <w:trPr>
-          <w:cantSplit w:val="0"/>
-          <w:tblHeader w:val="0"/>
-        </w:trPr>
-        <w:tc>
-          <w:tcPr>
-            <w:shd w:fill="d9d2e9" w:val="clear"/>
-            <w:tcMar>
-              <w:top w:w="100.0" w:type="dxa"/>
-              <w:left w:w="100.0" w:type="dxa"/>
-              <w:bottom w:w="100.0" w:type="dxa"/>
-              <w:right w:w="100.0" w:type="dxa"/>
-            </w:tcMar>
-            <w:vAlign w:val="top"/>
-          </w:tcPr>
-          <w:p>
-            <w:pPr>
-              <w:widowControl w:val="0"/>
-              <w:spacing w:line="240" w:lineRule="auto"/>
-              <w:jc w:val="center"/>
-              <w:rPr>
-                <w:rFonts w:ascii="Lexend" w:cs="Lexend" w:eastAsia="Lexend" w:hAnsi="Lexend"/>
-              </w:rPr>
-            </w:pPr>
-            <w:r>
-              <w:rPr>
-                <w:rFonts w:ascii="Lexend" w:cs="Lexend" w:eastAsia="Lexend" w:hAnsi="Lexend"/>
-                <w:rtl w:val="0"/>
-              </w:rPr>
-              <w:t xml:space="preserve">Work on Backend Classes</w:t>
-            </w:r>
-          </w:p>
-        </w:tc>
-        <w:tc>
-          <w:tcPr>
-            <w:shd w:fill="d9d2e9" w:val="clear"/>
-            <w:tcMar>
-              <w:top w:w="100.0" w:type="dxa"/>
-              <w:left w:w="100.0" w:type="dxa"/>
-              <w:bottom w:w="100.0" w:type="dxa"/>
-              <w:right w:w="100.0" w:type="dxa"/>
-            </w:tcMar>
-            <w:vAlign w:val="top"/>
-          </w:tcPr>
-          <w:p>
-            <w:pPr>
-              <w:widowControl w:val="0"/>
-              <w:spacing w:line="240" w:lineRule="auto"/>
-              <w:jc w:val="center"/>
-              <w:rPr>
-                <w:rFonts w:ascii="Lexend" w:cs="Lexend" w:eastAsia="Lexend" w:hAnsi="Lexend"/>
-              </w:rPr>
-            </w:pPr>
-            <w:r>
-              <w:rPr>
-                <w:rFonts w:ascii="Lexend" w:cs="Lexend" w:eastAsia="Lexend" w:hAnsi="Lexend"/>
-                <w:rtl w:val="0"/>
-              </w:rPr>
-              <w:t xml:space="preserve">Daniel</w:t>
-            </w:r>
-          </w:p>
-        </w:tc>
-        <w:tc>
-          <w:tcPr>
-            <w:shd w:fill="d9d2e9" w:val="clear"/>
-            <w:tcMar>
-              <w:top w:w="100.0" w:type="dxa"/>
-              <w:left w:w="100.0" w:type="dxa"/>
-              <w:bottom w:w="100.0" w:type="dxa"/>
-              <w:right w:w="100.0" w:type="dxa"/>
-            </w:tcMar>
-            <w:vAlign w:val="top"/>
-          </w:tcPr>
-          <w:p>
-            <w:pPr>
-              <w:widowControl w:val="0"/>
-              <w:spacing w:line="240" w:lineRule="auto"/>
-              <w:jc w:val="center"/>
-              <w:rPr>
-                <w:rFonts w:ascii="Lexend" w:cs="Lexend" w:eastAsia="Lexend" w:hAnsi="Lexend"/>
-              </w:rPr>
-            </w:pPr>
-            <w:r>
-              <w:rPr>
-                <w:rFonts w:ascii="Lexend" w:cs="Lexend" w:eastAsia="Lexend" w:hAnsi="Lexend"/>
-                <w:rtl w:val="0"/>
-              </w:rPr>
-              <w:t xml:space="preserve">05/04/26</w:t>
-            </w:r>
-          </w:p>
-        </w:tc>
-      </w:tr>
-      <w:tr>
-        <w:trPr>
-          <w:cantSplit w:val="0"/>
-          <w:tblHeader w:val="0"/>
-        </w:trPr>
-        <w:tc>
-          <w:tcPr>
-            <w:shd w:fill="d9d2e9" w:val="clear"/>
-            <w:tcMar>
-              <w:top w:w="100.0" w:type="dxa"/>
-              <w:left w:w="100.0" w:type="dxa"/>
-              <w:bottom w:w="100.0" w:type="dxa"/>
-              <w:right w:w="100.0" w:type="dxa"/>
-            </w:tcMar>
-            <w:vAlign w:val="top"/>
-          </w:tcPr>
-          <w:p>
-            <w:pPr>
-              <w:widowControl w:val="0"/>
-              <w:spacing w:line="240" w:lineRule="auto"/>
-              <w:jc w:val="center"/>
-              <w:rPr>
-                <w:rFonts w:ascii="Lexend" w:cs="Lexend" w:eastAsia="Lexend" w:hAnsi="Lexend"/>
-              </w:rPr>
-            </w:pPr>
-            <w:r>
-              <w:rPr>
-                <w:rFonts w:ascii="Lexend" w:cs="Lexend" w:eastAsia="Lexend" w:hAnsi="Lexend"/>
-                <w:rtl w:val="0"/>
-              </w:rPr>
-              <w:t xml:space="preserve">Work on Backend Classes</w:t>
-            </w:r>
-          </w:p>
-        </w:tc>
-        <w:tc>
-          <w:tcPr>
-            <w:shd w:fill="d9d2e9" w:val="clear"/>
-            <w:tcMar>
-              <w:top w:w="100.0" w:type="dxa"/>
-              <w:left w:w="100.0" w:type="dxa"/>
-              <w:bottom w:w="100.0" w:type="dxa"/>
-              <w:right w:w="100.0" w:type="dxa"/>
-            </w:tcMar>
-            <w:vAlign w:val="top"/>
-          </w:tcPr>
-          <w:p>
-            <w:pPr>
-              <w:widowControl w:val="0"/>
-              <w:spacing w:line="240" w:lineRule="auto"/>
-              <w:jc w:val="center"/>
-              <w:rPr>
-                <w:rFonts w:ascii="Lexend" w:cs="Lexend" w:eastAsia="Lexend" w:hAnsi="Lexend"/>
-              </w:rPr>
-            </w:pPr>
-            <w:r>
-              <w:rPr>
-                <w:rFonts w:ascii="Lexend" w:cs="Lexend" w:eastAsia="Lexend" w:hAnsi="Lexend"/>
-                <w:rtl w:val="0"/>
-              </w:rPr>
-              <w:t xml:space="preserve">Monisha</w:t>
-            </w:r>
-          </w:p>
-        </w:tc>
-        <w:tc>
-          <w:tcPr>
-            <w:shd w:fill="d9d2e9" w:val="clear"/>
-            <w:tcMar>
-              <w:top w:w="100.0" w:type="dxa"/>
-              <w:left w:w="100.0" w:type="dxa"/>
-              <w:bottom w:w="100.0" w:type="dxa"/>
-              <w:right w:w="100.0" w:type="dxa"/>
-            </w:tcMar>
-            <w:vAlign w:val="top"/>
-          </w:tcPr>
-          <w:p>
-            <w:pPr>
-              <w:widowControl w:val="0"/>
-              <w:spacing w:line="240" w:lineRule="auto"/>
-              <w:jc w:val="center"/>
-              <w:rPr>
-                <w:rFonts w:ascii="Lexend" w:cs="Lexend" w:eastAsia="Lexend" w:hAnsi="Lexend"/>
-              </w:rPr>
-            </w:pPr>
-            <w:r>
-              <w:rPr>
-                <w:rFonts w:ascii="Lexend" w:cs="Lexend" w:eastAsia="Lexend" w:hAnsi="Lexend"/>
-                <w:rtl w:val="0"/>
-              </w:rPr>
-              <w:t xml:space="preserve">05/04/26</w:t>
-            </w:r>
-          </w:p>
-        </w:tc>
-      </w:tr>
-      <w:tr>
-        <w:trPr>
-          <w:cantSplit w:val="0"/>
-          <w:tblHeader w:val="0"/>
-        </w:trPr>
-        <w:tc>
-          <w:tcPr>
-            <w:shd w:fill="d9d2e9" w:val="clear"/>
-            <w:tcMar>
-              <w:top w:w="100.0" w:type="dxa"/>
-              <w:left w:w="100.0" w:type="dxa"/>
-              <w:bottom w:w="100.0" w:type="dxa"/>
-              <w:right w:w="100.0" w:type="dxa"/>
-            </w:tcMar>
-            <w:vAlign w:val="top"/>
-          </w:tcPr>
-          <w:p>
-            <w:pPr>
-              <w:widowControl w:val="0"/>
-              <w:spacing w:line="240" w:lineRule="auto"/>
-              <w:jc w:val="center"/>
-              <w:rPr>
-                <w:rFonts w:ascii="Lexend" w:cs="Lexend" w:eastAsia="Lexend" w:hAnsi="Lexend"/>
-              </w:rPr>
-            </w:pPr>
-            <w:r>
-              <w:rPr>
-                <w:rFonts w:ascii="Lexend" w:cs="Lexend" w:eastAsia="Lexend" w:hAnsi="Lexend"/>
-                <w:rtl w:val="0"/>
-              </w:rPr>
-              <w:t xml:space="preserve">GUI + Update Class Diagram + UI Design in DSD</w:t>
-            </w:r>
-          </w:p>
-        </w:tc>
-        <w:tc>
-          <w:tcPr>
-            <w:shd w:fill="d9d2e9" w:val="clear"/>
-            <w:tcMar>
-              <w:top w:w="100.0" w:type="dxa"/>
-              <w:left w:w="100.0" w:type="dxa"/>
-              <w:bottom w:w="100.0" w:type="dxa"/>
-              <w:right w:w="100.0" w:type="dxa"/>
-            </w:tcMar>
-            <w:vAlign w:val="top"/>
-          </w:tcPr>
-          <w:p>
-            <w:pPr>
-              <w:widowControl w:val="0"/>
-              <w:spacing w:line="240" w:lineRule="auto"/>
-              <w:jc w:val="center"/>
-              <w:rPr>
-                <w:rFonts w:ascii="Lexend" w:cs="Lexend" w:eastAsia="Lexend" w:hAnsi="Lexend"/>
-              </w:rPr>
-            </w:pPr>
-            <w:r>
-              <w:rPr>
-                <w:rFonts w:ascii="Lexend" w:cs="Lexend" w:eastAsia="Lexend" w:hAnsi="Lexend"/>
-                <w:rtl w:val="0"/>
-              </w:rPr>
-              <w:t xml:space="preserve">Nikki</w:t>
-            </w:r>
-          </w:p>
-        </w:tc>
-        <w:tc>
-          <w:tcPr>
-            <w:shd w:fill="d9d2e9" w:val="clear"/>
-            <w:tcMar>
-              <w:top w:w="100.0" w:type="dxa"/>
-              <w:left w:w="100.0" w:type="dxa"/>
-              <w:bottom w:w="100.0" w:type="dxa"/>
-              <w:right w:w="100.0" w:type="dxa"/>
-            </w:tcMar>
-            <w:vAlign w:val="top"/>
-          </w:tcPr>
-          <w:p>
-            <w:pPr>
-              <w:widowControl w:val="0"/>
-              <w:spacing w:line="240" w:lineRule="auto"/>
-              <w:jc w:val="center"/>
-              <w:rPr>
-                <w:rFonts w:ascii="Lexend" w:cs="Lexend" w:eastAsia="Lexend" w:hAnsi="Lexend"/>
-              </w:rPr>
-            </w:pPr>
-            <w:r>
-              <w:rPr>
-                <w:rFonts w:ascii="Lexend" w:cs="Lexend" w:eastAsia="Lexend" w:hAnsi="Lexend"/>
-                <w:rtl w:val="0"/>
-              </w:rPr>
-              <w:t xml:space="preserve">05/04/26</w:t>
-            </w:r>
-          </w:p>
-        </w:tc>
-      </w:tr>
-      <w:tr>
-        <w:trPr>
-          <w:cantSplit w:val="0"/>
-          <w:tblHeader w:val="0"/>
-        </w:trPr>
-        <w:tc>
-          <w:tcPr>
-            <w:shd w:fill="d9d2e9" w:val="clear"/>
-            <w:tcMar>
-              <w:top w:w="100.0" w:type="dxa"/>
-              <w:left w:w="100.0" w:type="dxa"/>
-              <w:bottom w:w="100.0" w:type="dxa"/>
-              <w:right w:w="100.0" w:type="dxa"/>
-            </w:tcMar>
-            <w:vAlign w:val="top"/>
-          </w:tcPr>
-          <w:p>
-            <w:pPr>
-              <w:widowControl w:val="0"/>
-              <w:spacing w:line="240" w:lineRule="auto"/>
-              <w:jc w:val="center"/>
-              <w:rPr>
-                <w:rFonts w:ascii="Lexend" w:cs="Lexend" w:eastAsia="Lexend" w:hAnsi="Lexend"/>
-              </w:rPr>
-            </w:pPr>
-            <w:r>
-              <w:rPr>
-                <w:rFonts w:ascii="Lexend" w:cs="Lexend" w:eastAsia="Lexend" w:hAnsi="Lexend"/>
-                <w:rtl w:val="0"/>
-              </w:rPr>
-              <w:t xml:space="preserve">Work On Server</w:t>
-            </w:r>
-          </w:p>
-        </w:tc>
-        <w:tc>
-          <w:tcPr>
-            <w:shd w:fill="d9d2e9" w:val="clear"/>
-            <w:tcMar>
-              <w:top w:w="100.0" w:type="dxa"/>
-              <w:left w:w="100.0" w:type="dxa"/>
-              <w:bottom w:w="100.0" w:type="dxa"/>
-              <w:right w:w="100.0" w:type="dxa"/>
-            </w:tcMar>
-            <w:vAlign w:val="top"/>
-          </w:tcPr>
-          <w:p>
-            <w:pPr>
-              <w:widowControl w:val="0"/>
-              <w:spacing w:line="240" w:lineRule="auto"/>
-              <w:jc w:val="center"/>
-              <w:rPr>
-                <w:rFonts w:ascii="Lexend" w:cs="Lexend" w:eastAsia="Lexend" w:hAnsi="Lexend"/>
-              </w:rPr>
-            </w:pPr>
-            <w:r>
-              <w:rPr>
-                <w:rFonts w:ascii="Lexend" w:cs="Lexend" w:eastAsia="Lexend" w:hAnsi="Lexend"/>
-                <w:rtl w:val="0"/>
-              </w:rPr>
-              <w:t xml:space="preserve">Sadhvik</w:t>
-            </w:r>
-          </w:p>
-        </w:tc>
-        <w:tc>
-          <w:tcPr>
-            <w:shd w:fill="d9d2e9" w:val="clear"/>
-            <w:tcMar>
-              <w:top w:w="100.0" w:type="dxa"/>
-              <w:left w:w="100.0" w:type="dxa"/>
-              <w:bottom w:w="100.0" w:type="dxa"/>
-              <w:right w:w="100.0" w:type="dxa"/>
-            </w:tcMar>
-            <w:vAlign w:val="top"/>
-          </w:tcPr>
-          <w:p>
-            <w:pPr>
-              <w:widowControl w:val="0"/>
-              <w:spacing w:line="240" w:lineRule="auto"/>
-              <w:jc w:val="center"/>
-              <w:rPr>
-                <w:rFonts w:ascii="Lexend" w:cs="Lexend" w:eastAsia="Lexend" w:hAnsi="Lexend"/>
-              </w:rPr>
-            </w:pPr>
-            <w:r>
-              <w:rPr>
-                <w:rFonts w:ascii="Lexend" w:cs="Lexend" w:eastAsia="Lexend" w:hAnsi="Lexend"/>
-                <w:rtl w:val="0"/>
-              </w:rPr>
-              <w:t xml:space="preserve">05/04/26</w:t>
-            </w:r>
-          </w:p>
-        </w:tc>
-      </w:tr>
-    </w:tbl>
-    <w:p>
-      <w:pPr>
-        <w:rPr>
-          <w:rFonts w:ascii="Times New Roman" w:cs="Times New Roman" w:eastAsia="Times New Roman" w:hAnsi="Times New Roman"/>
-          <w:sz w:val="24"/>
-          <w:szCs w:val="24"/>
-        </w:rPr>
-      </w:pPr>
-      <w:r>
-        <w:rPr>
-          <w:rtl w:val="0"/>
-        </w:rPr>
-      </w:r>
-    </w:p>
     <w:p>
       <w:pPr>
         <w:rPr>
@@ -18745,116 +17218,6 @@
       </w:rPr>
     </w:lvl>
   </w:abstractNum>
-  <w:abstractNum w:abstractNumId="8">
-    <w:lvl w:ilvl="0">
-      <w:start w:val="1"/>
-      <w:numFmt w:val="bullet"/>
-      <w:lvlText w:val="-"/>
-      <w:lvlJc w:val="left"/>
-      <w:pPr>
-        <w:ind w:left="720" w:hanging="360"/>
-      </w:pPr>
-      <w:rPr>
-        <w:u w:val="none"/>
-      </w:rPr>
-    </w:lvl>
-    <w:lvl w:ilvl="1">
-      <w:start w:val="1"/>
-      <w:numFmt w:val="bullet"/>
-      <w:lvlText w:val="-"/>
-      <w:lvlJc w:val="left"/>
-      <w:pPr>
-        <w:ind w:left="1440" w:hanging="360"/>
-      </w:pPr>
-      <w:rPr>
-        <w:u w:val="none"/>
-      </w:rPr>
-    </w:lvl>
-    <w:lvl w:ilvl="2">
-      <w:start w:val="1"/>
-      <w:numFmt w:val="bullet"/>
-      <w:lvlText w:val="-"/>
-      <w:lvlJc w:val="left"/>
-      <w:pPr>
-        <w:ind w:left="2160" w:hanging="360"/>
-      </w:pPr>
-      <w:rPr>
-        <w:u w:val="none"/>
-      </w:rPr>
-    </w:lvl>
-    <w:lvl w:ilvl="3">
-      <w:start w:val="1"/>
-      <w:numFmt w:val="bullet"/>
-      <w:lvlText w:val="-"/>
-      <w:lvlJc w:val="left"/>
-      <w:pPr>
-        <w:ind w:left="2880" w:hanging="360"/>
-      </w:pPr>
-      <w:rPr>
-        <w:u w:val="none"/>
-      </w:rPr>
-    </w:lvl>
-    <w:lvl w:ilvl="4">
-      <w:start w:val="1"/>
-      <w:numFmt w:val="bullet"/>
-      <w:lvlText w:val="-"/>
-      <w:lvlJc w:val="left"/>
-      <w:pPr>
-        <w:ind w:left="3600" w:hanging="360"/>
-      </w:pPr>
-      <w:rPr>
-        <w:u w:val="none"/>
-      </w:rPr>
-    </w:lvl>
-    <w:lvl w:ilvl="5">
-      <w:start w:val="1"/>
-      <w:numFmt w:val="bullet"/>
-      <w:lvlText w:val="-"/>
-      <w:lvlJc w:val="left"/>
-      <w:pPr>
-        <w:ind w:left="4320" w:hanging="360"/>
-      </w:pPr>
-      <w:rPr>
-        <w:u w:val="none"/>
-      </w:rPr>
-    </w:lvl>
-    <w:lvl w:ilvl="6">
-      <w:start w:val="1"/>
-      <w:numFmt w:val="bullet"/>
-      <w:lvlText w:val="-"/>
-      <w:lvlJc w:val="left"/>
-      <w:pPr>
-        <w:ind w:left="5040" w:hanging="360"/>
-      </w:pPr>
-      <w:rPr>
-        <w:u w:val="none"/>
-      </w:rPr>
-    </w:lvl>
-    <w:lvl w:ilvl="7">
-      <w:start w:val="1"/>
-      <w:numFmt w:val="bullet"/>
-      <w:lvlText w:val="-"/>
-      <w:lvlJc w:val="left"/>
-      <w:pPr>
-        <w:ind w:left="5760" w:hanging="360"/>
-      </w:pPr>
-      <w:rPr>
-        <w:u w:val="none"/>
-      </w:rPr>
-    </w:lvl>
-    <w:lvl w:ilvl="8">
-      <w:start w:val="1"/>
-      <w:numFmt w:val="bullet"/>
-      <w:lvlText w:val="-"/>
-      <w:lvlJc w:val="left"/>
-      <w:pPr>
-        <w:ind w:left="6480" w:hanging="360"/>
-      </w:pPr>
-      <w:rPr>
-        <w:u w:val="none"/>
-      </w:rPr>
-    </w:lvl>
-  </w:abstractNum>
   <w:num w:numId="1">
     <w:abstractNumId w:val="1"/>
   </w:num>
@@ -18875,9 +17238,6 @@
   </w:num>
   <w:num w:numId="7">
     <w:abstractNumId w:val="7"/>
-  </w:num>
-  <w:num w:numId="8">
-    <w:abstractNumId w:val="8"/>
   </w:num>
 </w:numbering>
 </file>
@@ -19278,27 +17638,6 @@
       <w:tblStyleColBandSize w:val="1"/>
     </w:tblPr>
   </w:style>
-  <w:style w:type="table" w:styleId="Table34">
-    <w:basedOn w:val="TableNormal"/>
-    <w:tblPr>
-      <w:tblStyleRowBandSize w:val="1"/>
-      <w:tblStyleColBandSize w:val="1"/>
-    </w:tblPr>
-  </w:style>
-  <w:style w:type="table" w:styleId="Table35">
-    <w:basedOn w:val="TableNormal"/>
-    <w:tblPr>
-      <w:tblStyleRowBandSize w:val="1"/>
-      <w:tblStyleColBandSize w:val="1"/>
-    </w:tblPr>
-  </w:style>
-  <w:style w:type="table" w:styleId="Table36">
-    <w:basedOn w:val="TableNormal"/>
-    <w:tblPr>
-      <w:tblStyleRowBandSize w:val="1"/>
-      <w:tblStyleColBandSize w:val="1"/>
-    </w:tblPr>
-  </w:style>
 </w:styles>
 </file>
 
